--- a/templates/CEK/Hindu.docx
+++ b/templates/CEK/Hindu.docx
@@ -10,7 +10,7 @@
         <w:ind w:left="60"/>
         <w:rPr>
           <w:rStyle w:val="MSGENFONTSTYLENAMETEMPLATEROLENUMBERMSGENFONTSTYLENAMEBYROLETEXT2"/>
-          <w:rFonts w:ascii="Tahoma" w:hAnsi="Tahoma" w:cs="Tahoma"/>
+          <w:rFonts w:ascii="Tahoma" w:hAnsi="Tahoma"/>
           <w:b/>
           <w:sz w:val="32"/>
           <w:szCs w:val="32"/>
@@ -55,7 +55,7 @@
         <w:ind w:left="60"/>
         <w:rPr>
           <w:rStyle w:val="MSGENFONTSTYLENAMETEMPLATEROLENUMBERMSGENFONTSTYLENAMEBYROLETEXT2"/>
-          <w:rFonts w:ascii="Tahoma" w:hAnsi="Tahoma" w:cs="Tahoma"/>
+          <w:rFonts w:ascii="Tahoma" w:hAnsi="Tahoma"/>
           <w:b/>
           <w:sz w:val="4"/>
           <w:szCs w:val="4"/>
@@ -70,14 +70,14 @@
         <w:spacing w:before="0" w:line="360" w:lineRule="auto"/>
         <w:ind w:left="60"/>
         <w:rPr>
-          <w:rFonts w:ascii="Tahoma" w:hAnsi="Tahoma" w:cs="Tahoma"/>
+          <w:rFonts w:ascii="Tahoma" w:hAnsi="Tahoma"/>
           <w:b/>
         </w:rPr>
       </w:pPr>
       <w:r>
         <w:rPr>
           <w:rStyle w:val="MSGENFONTSTYLENAMETEMPLATEROLENUMBERMSGENFONTSTYLENAMEBYROLETEXT2"/>
-          <w:rFonts w:ascii="Tahoma" w:hAnsi="Tahoma" w:cs="Tahoma"/>
+          <w:rFonts w:ascii="Tahoma" w:hAnsi="Tahoma"/>
           <w:b/>
           <w:lang w:val="en-US"/>
         </w:rPr>
@@ -86,7 +86,7 @@
       <w:r>
         <w:rPr>
           <w:rStyle w:val="MSGENFONTSTYLENAMETEMPLATEROLENUMBERMSGENFONTSTYLENAMEBYROLETEXT2"/>
-          <w:rFonts w:ascii="Tahoma" w:hAnsi="Tahoma" w:cs="Tahoma"/>
+          <w:rFonts w:ascii="Tahoma" w:hAnsi="Tahoma"/>
           <w:b/>
         </w:rPr>
         <w:t>ERITA ACARA</w:t>
@@ -100,13 +100,13 @@
         <w:ind w:left="60"/>
         <w:rPr>
           <w:rStyle w:val="MSGENFONTSTYLENAMETEMPLATEROLENUMBERMSGENFONTSTYLENAMEBYROLETEXT2"/>
-          <w:rFonts w:ascii="Tahoma" w:hAnsi="Tahoma" w:cs="Tahoma"/>
+          <w:rFonts w:ascii="Tahoma" w:hAnsi="Tahoma"/>
         </w:rPr>
       </w:pPr>
       <w:r>
         <w:rPr>
           <w:rStyle w:val="MSGENFONTSTYLENAMETEMPLATEROLENUMBERMSGENFONTSTYLENAMEBYROLETEXT2"/>
-          <w:rFonts w:ascii="Tahoma" w:hAnsi="Tahoma" w:cs="Tahoma"/>
+          <w:rFonts w:ascii="Tahoma" w:hAnsi="Tahoma"/>
           <w:b/>
         </w:rPr>
         <w:t>PENGAMBILAN SUMPAH PEGAWAI NEGERI SIPIL</w:t>
@@ -120,21 +120,21 @@
         <w:ind w:left="60"/>
         <w:rPr>
           <w:rStyle w:val="MSGENFONTSTYLENAMETEMPLATEROLENUMBERMSGENFONTSTYLENAMEBYROLETEXT2"/>
-          <w:rFonts w:ascii="Tahoma" w:hAnsi="Tahoma" w:cs="Tahoma"/>
+          <w:rFonts w:ascii="Tahoma" w:hAnsi="Tahoma"/>
           <w:lang w:val="en-US"/>
         </w:rPr>
       </w:pPr>
       <w:r>
         <w:rPr>
           <w:rStyle w:val="MSGENFONTSTYLENAMETEMPLATEROLENUMBERMSGENFONTSTYLENAMEBYROLETEXT2"/>
-          <w:rFonts w:ascii="Tahoma" w:hAnsi="Tahoma" w:cs="Tahoma"/>
+          <w:rFonts w:ascii="Tahoma" w:hAnsi="Tahoma"/>
         </w:rPr>
         <w:t>NOMOR : 8</w:t>
       </w:r>
       <w:r>
         <w:rPr>
           <w:rStyle w:val="MSGENFONTSTYLENAMETEMPLATEROLENUMBERMSGENFONTSTYLENAMEBYROLETEXT2"/>
-          <w:rFonts w:ascii="Tahoma" w:hAnsi="Tahoma" w:cs="Tahoma"/>
+          <w:rFonts w:ascii="Tahoma" w:hAnsi="Tahoma"/>
           <w:lang w:val="en-US"/>
         </w:rPr>
         <w:t>77</w:t>
@@ -142,14 +142,14 @@
       <w:r>
         <w:rPr>
           <w:rStyle w:val="MSGENFONTSTYLENAMETEMPLATEROLENUMBERMSGENFONTSTYLENAMEBYROLETEXT2"/>
-          <w:rFonts w:ascii="Tahoma" w:hAnsi="Tahoma" w:cs="Tahoma"/>
+          <w:rFonts w:ascii="Tahoma" w:hAnsi="Tahoma"/>
         </w:rPr>
         <w:t>/</w:t>
       </w:r>
       <w:r>
         <w:rPr>
           <w:rStyle w:val="MSGENFONTSTYLENAMETEMPLATEROLENUMBERMSGENFONTSTYLENAMEBYROLETEXT2"/>
-          <w:rFonts w:ascii="Tahoma" w:hAnsi="Tahoma" w:cs="Tahoma"/>
+          <w:rFonts w:ascii="Tahoma" w:hAnsi="Tahoma"/>
           <w:lang w:val="en-US"/>
         </w:rPr>
         <w:t xml:space="preserve">         </w:t>
@@ -157,14 +157,14 @@
       <w:r>
         <w:rPr>
           <w:rStyle w:val="MSGENFONTSTYLENAMETEMPLATEROLENUMBERMSGENFONTSTYLENAMEBYROLETEXT2"/>
-          <w:rFonts w:ascii="Tahoma" w:hAnsi="Tahoma" w:cs="Tahoma"/>
+          <w:rFonts w:ascii="Tahoma" w:hAnsi="Tahoma"/>
         </w:rPr>
         <w:t>/204.3/202</w:t>
       </w:r>
       <w:r>
         <w:rPr>
           <w:rStyle w:val="MSGENFONTSTYLENAMETEMPLATEROLENUMBERMSGENFONTSTYLENAMEBYROLETEXT2"/>
-          <w:rFonts w:ascii="Tahoma" w:hAnsi="Tahoma" w:cs="Tahoma"/>
+          <w:rFonts w:ascii="Tahoma" w:hAnsi="Tahoma"/>
           <w:lang w:val="en-US"/>
         </w:rPr>
         <w:t>6</w:t>
@@ -178,7 +178,7 @@
         <w:ind w:left="60"/>
         <w:rPr>
           <w:rStyle w:val="MSGENFONTSTYLENAMETEMPLATEROLENUMBERMSGENFONTSTYLENAMEBYROLETEXT2"/>
-          <w:rFonts w:ascii="Tahoma" w:hAnsi="Tahoma" w:cs="Tahoma"/>
+          <w:rFonts w:ascii="Tahoma" w:hAnsi="Tahoma"/>
           <w:lang w:val="en-US"/>
         </w:rPr>
       </w:pPr>
@@ -195,7 +195,7 @@
         <w:jc w:val="both"/>
         <w:rPr>
           <w:rStyle w:val="MSGENFONTSTYLENAMETEMPLATEROLENUMBERMSGENFONTSTYLENAMEBYROLETEXT2"/>
-          <w:rFonts w:ascii="Tahoma" w:hAnsi="Tahoma" w:cs="Tahoma"/>
+          <w:rFonts w:ascii="Tahoma" w:hAnsi="Tahoma"/>
           <w:sz w:val="22"/>
           <w:szCs w:val="22"/>
           <w:lang w:val="en-US"/>
@@ -205,7 +205,7 @@
       <w:r>
         <w:rPr>
           <w:rStyle w:val="MSGENFONTSTYLENAMETEMPLATEROLENUMBERMSGENFONTSTYLENAMEBYROLETEXT2"/>
-          <w:rFonts w:ascii="Tahoma" w:hAnsi="Tahoma" w:cs="Tahoma"/>
+          <w:rFonts w:ascii="Tahoma" w:hAnsi="Tahoma"/>
           <w:sz w:val="22"/>
           <w:szCs w:val="22"/>
         </w:rPr>
@@ -214,7 +214,7 @@
       <w:r>
         <w:rPr>
           <w:rStyle w:val="MSGENFONTSTYLENAMETEMPLATEROLENUMBERMSGENFONTSTYLENAMEBYROLETEXT2"/>
-          <w:rFonts w:ascii="Tahoma" w:hAnsi="Tahoma" w:cs="Tahoma"/>
+          <w:rFonts w:ascii="Tahoma" w:hAnsi="Tahoma"/>
           <w:sz w:val="22"/>
           <w:szCs w:val="22"/>
           <w:lang w:val="en-AU"/>
@@ -224,7 +224,7 @@
       <w:r>
         <w:rPr>
           <w:rStyle w:val="MSGENFONTSTYLENAMETEMPLATEROLENUMBERMSGENFONTSTYLENAMEBYROLETEXT2"/>
-          <w:rFonts w:ascii="Tahoma" w:hAnsi="Tahoma" w:cs="Tahoma"/>
+          <w:rFonts w:ascii="Tahoma" w:hAnsi="Tahoma"/>
           <w:sz w:val="22"/>
           <w:szCs w:val="22"/>
         </w:rPr>
@@ -233,7 +233,7 @@
       <w:r>
         <w:rPr>
           <w:rStyle w:val="MSGENFONTSTYLENAMETEMPLATEROLENUMBERMSGENFONTSTYLENAMEBYROLETEXT2"/>
-          <w:rFonts w:ascii="Tahoma" w:hAnsi="Tahoma" w:cs="Tahoma"/>
+          <w:rFonts w:ascii="Tahoma" w:hAnsi="Tahoma"/>
           <w:sz w:val="22"/>
           <w:szCs w:val="22"/>
           <w:lang w:val="en-GB"/>
@@ -243,7 +243,7 @@
       <w:r>
         <w:rPr>
           <w:rStyle w:val="MSGENFONTSTYLENAMETEMPLATEROLENUMBERMSGENFONTSTYLENAMEBYROLETEXT2"/>
-          <w:rFonts w:ascii="Tahoma" w:hAnsi="Tahoma" w:cs="Tahoma"/>
+          <w:rFonts w:ascii="Tahoma" w:hAnsi="Tahoma"/>
           <w:sz w:val="22"/>
           <w:szCs w:val="22"/>
         </w:rPr>
@@ -252,7 +252,7 @@
       <w:r>
         <w:rPr>
           <w:rStyle w:val="MSGENFONTSTYLENAMETEMPLATEROLENUMBERMSGENFONTSTYLENAMEBYROLETEXT2"/>
-          <w:rFonts w:ascii="Tahoma" w:hAnsi="Tahoma" w:cs="Tahoma"/>
+          <w:rFonts w:ascii="Tahoma" w:hAnsi="Tahoma"/>
           <w:sz w:val="22"/>
           <w:szCs w:val="22"/>
           <w:lang w:val="en-GB"/>
@@ -262,7 +262,7 @@
       <w:r>
         <w:rPr>
           <w:rStyle w:val="MSGENFONTSTYLENAMETEMPLATEROLENUMBERMSGENFONTSTYLENAMEBYROLETEXT2"/>
-          <w:rFonts w:ascii="Tahoma" w:hAnsi="Tahoma" w:cs="Tahoma"/>
+          <w:rFonts w:ascii="Tahoma" w:hAnsi="Tahoma"/>
           <w:sz w:val="22"/>
           <w:szCs w:val="22"/>
         </w:rPr>
@@ -271,7 +271,7 @@
       <w:r>
         <w:rPr>
           <w:rStyle w:val="MSGENFONTSTYLENAMETEMPLATEROLENUMBERMSGENFONTSTYLENAMEBYROLETEXT2"/>
-          <w:rFonts w:ascii="Tahoma" w:hAnsi="Tahoma" w:cs="Tahoma"/>
+          <w:rFonts w:ascii="Tahoma" w:hAnsi="Tahoma"/>
           <w:sz w:val="22"/>
           <w:szCs w:val="22"/>
           <w:lang w:val="en-GB"/>
@@ -281,7 +281,7 @@
       <w:r>
         <w:rPr>
           <w:rStyle w:val="MSGENFONTSTYLENAMETEMPLATEROLENUMBERMSGENFONTSTYLENAMEBYROLETEXT2"/>
-          <w:rFonts w:ascii="Tahoma" w:hAnsi="Tahoma" w:cs="Tahoma"/>
+          <w:rFonts w:ascii="Tahoma" w:hAnsi="Tahoma"/>
           <w:sz w:val="22"/>
           <w:szCs w:val="22"/>
         </w:rPr>
@@ -290,7 +290,7 @@
       <w:r>
         <w:rPr>
           <w:rStyle w:val="MSGENFONTSTYLENAMETEMPLATEROLENUMBERMSGENFONTSTYLENAMEBYROLETEXT2"/>
-          <w:rFonts w:ascii="Tahoma" w:hAnsi="Tahoma" w:cs="Tahoma"/>
+          <w:rFonts w:ascii="Tahoma" w:hAnsi="Tahoma"/>
           <w:sz w:val="22"/>
           <w:szCs w:val="22"/>
           <w:lang w:val="en-US"/>
@@ -300,7 +300,7 @@
       <w:r>
         <w:rPr>
           <w:rStyle w:val="MSGENFONTSTYLENAMETEMPLATEROLENUMBERMSGENFONTSTYLENAMEBYROLETEXT2"/>
-          <w:rFonts w:ascii="Tahoma" w:hAnsi="Tahoma" w:cs="Tahoma"/>
+          <w:rFonts w:ascii="Tahoma" w:hAnsi="Tahoma"/>
           <w:sz w:val="22"/>
           <w:szCs w:val="22"/>
         </w:rPr>
@@ -309,7 +309,7 @@
       <w:r>
         <w:rPr>
           <w:rStyle w:val="MSGENFONTSTYLENAMETEMPLATEROLENUMBERMSGENFONTSTYLENAMEBYROLETEXT2"/>
-          <w:rFonts w:ascii="Tahoma" w:hAnsi="Tahoma" w:cs="Tahoma"/>
+          <w:rFonts w:ascii="Tahoma" w:hAnsi="Tahoma"/>
           <w:sz w:val="22"/>
           <w:szCs w:val="22"/>
           <w:lang w:val="en-US"/>
@@ -318,7 +318,7 @@
       </w:r>
       <w:r>
         <w:rPr>
-          <w:rFonts w:ascii="Tahoma" w:hAnsi="Tahoma" w:cs="Tahoma"/>
+          <w:rFonts w:ascii="Tahoma" w:hAnsi="Tahoma"/>
           <w:sz w:val="22"/>
           <w:szCs w:val="22"/>
         </w:rPr>
@@ -327,7 +327,7 @@
       <w:r>
         <w:rPr>
           <w:rStyle w:val="MSGENFONTSTYLENAMETEMPLATEROLENUMBERMSGENFONTSTYLENAMEBYROLETEXT2"/>
-          <w:rFonts w:ascii="Tahoma" w:hAnsi="Tahoma" w:cs="Tahoma"/>
+          <w:rFonts w:ascii="Tahoma" w:hAnsi="Tahoma"/>
           <w:sz w:val="22"/>
           <w:szCs w:val="22"/>
         </w:rPr>
@@ -336,7 +336,7 @@
       <w:r>
         <w:rPr>
           <w:rStyle w:val="MSGENFONTSTYLENAMETEMPLATEROLENUMBERMSGENFONTSTYLENAMEBYROLETEXT2"/>
-          <w:rFonts w:ascii="Tahoma" w:hAnsi="Tahoma" w:cs="Tahoma"/>
+          <w:rFonts w:ascii="Tahoma" w:hAnsi="Tahoma"/>
           <w:sz w:val="22"/>
           <w:szCs w:val="22"/>
           <w:lang w:val="en-US"/>
@@ -345,7 +345,7 @@
       </w:r>
       <w:r>
         <w:rPr>
-          <w:rFonts w:ascii="Tahoma" w:hAnsi="Tahoma" w:cs="Tahoma"/>
+          <w:rFonts w:ascii="Tahoma" w:hAnsi="Tahoma"/>
           <w:sz w:val="22"/>
           <w:szCs w:val="22"/>
           <w:shd w:val="clear" w:color="auto" w:fill="FFFFFF"/>
@@ -357,7 +357,7 @@
       <w:r>
         <w:rPr>
           <w:rStyle w:val="MSGENFONTSTYLENAMETEMPLATEROLENUMBERMSGENFONTSTYLENAMEBYROLETEXT2"/>
-          <w:rFonts w:ascii="Tahoma" w:hAnsi="Tahoma" w:cs="Tahoma"/>
+          <w:rFonts w:ascii="Tahoma" w:hAnsi="Tahoma"/>
           <w:sz w:val="22"/>
           <w:szCs w:val="22"/>
         </w:rPr>
@@ -366,7 +366,7 @@
       <w:r>
         <w:rPr>
           <w:rStyle w:val="MSGENFONTSTYLENAMETEMPLATEROLENUMBERMSGENFONTSTYLENAMEBYROLETEXT2"/>
-          <w:rFonts w:ascii="Tahoma" w:hAnsi="Tahoma" w:cs="Tahoma"/>
+          <w:rFonts w:ascii="Tahoma" w:hAnsi="Tahoma"/>
           <w:sz w:val="22"/>
           <w:szCs w:val="22"/>
           <w:lang w:val="en-US"/>
@@ -376,7 +376,7 @@
       <w:r>
         <w:rPr>
           <w:rStyle w:val="MSGENFONTSTYLENAMETEMPLATEROLENUMBERMSGENFONTSTYLENAMEBYROLETEXT2"/>
-          <w:rFonts w:ascii="Tahoma" w:hAnsi="Tahoma" w:cs="Tahoma"/>
+          <w:rFonts w:ascii="Tahoma" w:hAnsi="Tahoma"/>
           <w:sz w:val="22"/>
           <w:szCs w:val="22"/>
         </w:rPr>
@@ -385,7 +385,7 @@
       <w:r>
         <w:rPr>
           <w:rStyle w:val="MSGENFONTSTYLENAMETEMPLATEROLENUMBERMSGENFONTSTYLENAMEBYROLETEXT2"/>
-          <w:rFonts w:ascii="Tahoma" w:hAnsi="Tahoma" w:cs="Tahoma"/>
+          <w:rFonts w:ascii="Tahoma" w:hAnsi="Tahoma"/>
           <w:sz w:val="22"/>
           <w:szCs w:val="22"/>
           <w:lang w:val="en-US"/>
@@ -395,7 +395,7 @@
       <w:r>
         <w:rPr>
           <w:rStyle w:val="MSGENFONTSTYLENAMETEMPLATEROLENUMBERMSGENFONTSTYLENAMEBYROLETEXT2"/>
-          <w:rFonts w:ascii="Tahoma" w:hAnsi="Tahoma" w:cs="Tahoma"/>
+          <w:rFonts w:ascii="Tahoma" w:hAnsi="Tahoma"/>
           <w:sz w:val="22"/>
           <w:szCs w:val="22"/>
         </w:rPr>
@@ -404,7 +404,7 @@
       <w:r>
         <w:rPr>
           <w:rStyle w:val="MSGENFONTSTYLENAMETEMPLATEROLENUMBERMSGENFONTSTYLENAMEBYROLETEXT2"/>
-          <w:rFonts w:ascii="Tahoma" w:hAnsi="Tahoma" w:cs="Tahoma"/>
+          <w:rFonts w:ascii="Tahoma" w:hAnsi="Tahoma"/>
           <w:sz w:val="22"/>
           <w:szCs w:val="22"/>
           <w:lang w:val="en-US"/>
@@ -414,7 +414,7 @@
       <w:r>
         <w:rPr>
           <w:rStyle w:val="MSGENFONTSTYLENAMETEMPLATEROLENUMBERMSGENFONTSTYLENAMEBYROLETEXT2"/>
-          <w:rFonts w:ascii="Tahoma" w:hAnsi="Tahoma" w:cs="Tahoma"/>
+          <w:rFonts w:ascii="Tahoma" w:hAnsi="Tahoma"/>
           <w:sz w:val="22"/>
           <w:szCs w:val="22"/>
         </w:rPr>
@@ -423,7 +423,7 @@
       <w:r>
         <w:rPr>
           <w:rStyle w:val="MSGENFONTSTYLENAMETEMPLATEROLENUMBERMSGENFONTSTYLENAMEBYROLETEXT2"/>
-          <w:rFonts w:ascii="Tahoma" w:hAnsi="Tahoma" w:cs="Tahoma"/>
+          <w:rFonts w:ascii="Tahoma" w:hAnsi="Tahoma"/>
           <w:sz w:val="22"/>
           <w:szCs w:val="22"/>
           <w:lang w:val="en-US"/>
@@ -433,7 +433,7 @@
       <w:r>
         <w:rPr>
           <w:rStyle w:val="MSGENFONTSTYLENAMETEMPLATEROLENUMBERMSGENFONTSTYLENAMEBYROLETEXT2"/>
-          <w:rFonts w:ascii="Tahoma" w:hAnsi="Tahoma" w:cs="Tahoma"/>
+          <w:rFonts w:ascii="Tahoma" w:hAnsi="Tahoma"/>
           <w:sz w:val="22"/>
           <w:szCs w:val="22"/>
         </w:rPr>
@@ -454,14 +454,14 @@
         <w:ind w:left="142" w:right="46"/>
         <w:jc w:val="both"/>
         <w:rPr>
-          <w:rFonts w:ascii="Tahoma" w:hAnsi="Tahoma" w:cs="Tahoma"/>
+          <w:rFonts w:ascii="Tahoma" w:hAnsi="Tahoma"/>
           <w:sz w:val="22"/>
           <w:szCs w:val="22"/>
         </w:rPr>
       </w:pPr>
       <w:r>
         <w:rPr>
-          <w:rFonts w:ascii="Tahoma" w:hAnsi="Tahoma" w:cs="Tahoma"/>
+          <w:rFonts w:ascii="Tahoma" w:hAnsi="Tahoma"/>
           <w:sz w:val="22"/>
           <w:szCs w:val="22"/>
           <w:lang w:val="en-US"/>
@@ -470,7 +470,7 @@
       </w:r>
       <w:r>
         <w:rPr>
-          <w:rFonts w:ascii="Tahoma" w:hAnsi="Tahoma" w:cs="Tahoma"/>
+          <w:rFonts w:ascii="Tahoma" w:hAnsi="Tahoma"/>
           <w:sz w:val="22"/>
           <w:szCs w:val="22"/>
           <w:shd w:val="clear" w:color="auto" w:fill="FFFFFF"/>
@@ -481,7 +481,7 @@
       <w:r>
         <w:rPr>
           <w:rStyle w:val="MSGENFONTSTYLENAMETEMPLATEROLENUMBERMSGENFONTSTYLENAMEBYROLETEXT2"/>
-          <w:rFonts w:ascii="Tahoma" w:hAnsi="Tahoma" w:cs="Tahoma"/>
+          <w:rFonts w:ascii="Tahoma" w:hAnsi="Tahoma"/>
           <w:sz w:val="22"/>
           <w:szCs w:val="22"/>
         </w:rPr>
@@ -490,7 +490,7 @@
       <w:r>
         <w:rPr>
           <w:rStyle w:val="MSGENFONTSTYLENAMETEMPLATEROLENUMBERMSGENFONTSTYLENAMEBYROLETEXT2"/>
-          <w:rFonts w:ascii="Tahoma" w:hAnsi="Tahoma" w:cs="Tahoma"/>
+          <w:rFonts w:ascii="Tahoma" w:hAnsi="Tahoma"/>
           <w:sz w:val="22"/>
           <w:szCs w:val="22"/>
           <w:lang w:val="en-US"/>
@@ -499,7 +499,7 @@
       </w:r>
       <w:r>
         <w:rPr>
-          <w:rFonts w:ascii="Tahoma" w:hAnsi="Tahoma" w:cs="Tahoma"/>
+          <w:rFonts w:ascii="Tahoma" w:hAnsi="Tahoma"/>
           <w:sz w:val="22"/>
           <w:szCs w:val="22"/>
           <w:shd w:val="clear" w:color="auto" w:fill="FFFFFF"/>
@@ -509,7 +509,7 @@
       </w:r>
       <w:r>
         <w:rPr>
-          <w:rFonts w:ascii="Tahoma" w:hAnsi="Tahoma" w:cs="Tahoma"/>
+          <w:rFonts w:ascii="Tahoma" w:hAnsi="Tahoma"/>
           <w:sz w:val="22"/>
           <w:szCs w:val="22"/>
           <w:shd w:val="clear" w:color="auto" w:fill="FFFFFF"/>
@@ -520,7 +520,7 @@
       <w:r>
         <w:rPr>
           <w:rStyle w:val="MSGENFONTSTYLENAMETEMPLATEROLENUMBERMSGENFONTSTYLENAMEBYROLETEXT2"/>
-          <w:rFonts w:ascii="Tahoma" w:hAnsi="Tahoma" w:cs="Tahoma"/>
+          <w:rFonts w:ascii="Tahoma" w:hAnsi="Tahoma"/>
           <w:sz w:val="22"/>
           <w:szCs w:val="22"/>
         </w:rPr>
@@ -529,7 +529,7 @@
       <w:r>
         <w:rPr>
           <w:rStyle w:val="MSGENFONTSTYLENAMETEMPLATEROLENUMBERMSGENFONTSTYLENAMEBYROLETEXT2"/>
-          <w:rFonts w:ascii="Tahoma" w:hAnsi="Tahoma" w:cs="Tahoma"/>
+          <w:rFonts w:ascii="Tahoma" w:hAnsi="Tahoma"/>
           <w:sz w:val="22"/>
           <w:szCs w:val="22"/>
           <w:lang w:val="en-US"/>
@@ -539,7 +539,7 @@
       <w:r>
         <w:rPr>
           <w:rStyle w:val="MSGENFONTSTYLENAMETEMPLATEROLENUMBERMSGENFONTSTYLENAMEBYROLETEXT2"/>
-          <w:rFonts w:ascii="Tahoma" w:hAnsi="Tahoma" w:cs="Tahoma"/>
+          <w:rFonts w:ascii="Tahoma" w:hAnsi="Tahoma"/>
           <w:sz w:val="22"/>
           <w:szCs w:val="22"/>
         </w:rPr>
@@ -547,7 +547,7 @@
       </w:r>
       <w:r>
         <w:rPr>
-          <w:rFonts w:ascii="Tahoma" w:hAnsi="Tahoma" w:cs="Tahoma"/>
+          <w:rFonts w:ascii="Tahoma" w:hAnsi="Tahoma"/>
           <w:sz w:val="22"/>
           <w:szCs w:val="22"/>
           <w:shd w:val="clear" w:color="auto" w:fill="FFFFFF"/>
@@ -570,7 +570,7 @@
         <w:ind w:left="142" w:right="45"/>
         <w:jc w:val="both"/>
         <w:rPr>
-          <w:rFonts w:ascii="Tahoma" w:hAnsi="Tahoma" w:cs="Tahoma"/>
+          <w:rFonts w:ascii="Tahoma" w:hAnsi="Tahoma"/>
           <w:sz w:val="22"/>
           <w:szCs w:val="22"/>
           <w:lang w:val="en-US"/>
@@ -578,7 +578,7 @@
       </w:pPr>
       <w:r>
         <w:rPr>
-          <w:rFonts w:ascii="Tahoma" w:hAnsi="Tahoma" w:cs="Tahoma"/>
+          <w:rFonts w:ascii="Tahoma" w:hAnsi="Tahoma"/>
           <w:sz w:val="22"/>
           <w:szCs w:val="22"/>
           <w:lang w:val="en-US"/>
@@ -587,7 +587,7 @@
       </w:r>
       <w:r>
         <w:rPr>
-          <w:rFonts w:ascii="Tahoma" w:hAnsi="Tahoma" w:cs="Tahoma"/>
+          <w:rFonts w:ascii="Tahoma" w:hAnsi="Tahoma"/>
           <w:sz w:val="22"/>
           <w:szCs w:val="22"/>
         </w:rPr>
@@ -596,7 +596,7 @@
       <w:r>
         <w:rPr>
           <w:rStyle w:val="MSGENFONTSTYLENAMETEMPLATEROLENUMBERMSGENFONTSTYLENAMEBYROLETEXT2"/>
-          <w:rFonts w:ascii="Tahoma" w:hAnsi="Tahoma" w:cs="Tahoma"/>
+          <w:rFonts w:ascii="Tahoma" w:hAnsi="Tahoma"/>
           <w:sz w:val="22"/>
           <w:szCs w:val="22"/>
           <w:lang w:val="en-US"/>
@@ -606,7 +606,7 @@
       <w:r>
         <w:rPr>
           <w:rStyle w:val="MSGENFONTSTYLENAMETEMPLATEROLENUMBERMSGENFONTSTYLENAMEBYROLETEXT2"/>
-          <w:rFonts w:ascii="Tahoma" w:hAnsi="Tahoma" w:cs="Tahoma"/>
+          <w:rFonts w:ascii="Tahoma" w:hAnsi="Tahoma"/>
           <w:sz w:val="22"/>
           <w:szCs w:val="22"/>
         </w:rPr>
@@ -615,7 +615,7 @@
       <w:r>
         <w:rPr>
           <w:rStyle w:val="MSGENFONTSTYLENAMETEMPLATEROLENUMBERMSGENFONTSTYLENAMEBYROLETEXT2"/>
-          <w:rFonts w:ascii="Tahoma" w:hAnsi="Tahoma" w:cs="Tahoma"/>
+          <w:rFonts w:ascii="Tahoma" w:hAnsi="Tahoma"/>
           <w:sz w:val="22"/>
           <w:szCs w:val="22"/>
           <w:lang w:val="en-US"/>
@@ -624,7 +624,7 @@
       </w:r>
       <w:r>
         <w:rPr>
-          <w:rFonts w:ascii="Tahoma" w:hAnsi="Tahoma" w:cs="Tahoma"/>
+          <w:rFonts w:ascii="Tahoma" w:hAnsi="Tahoma"/>
           <w:sz w:val="22"/>
           <w:szCs w:val="22"/>
           <w:shd w:val="clear" w:color="auto" w:fill="FFFFFF"/>
@@ -635,7 +635,7 @@
       <w:r>
         <w:rPr>
           <w:rStyle w:val="MSGENFONTSTYLENAMETEMPLATEROLENUMBERMSGENFONTSTYLENAMEBYROLETEXT2"/>
-          <w:rFonts w:ascii="Tahoma" w:hAnsi="Tahoma" w:cs="Tahoma"/>
+          <w:rFonts w:ascii="Tahoma" w:hAnsi="Tahoma"/>
           <w:sz w:val="22"/>
           <w:szCs w:val="22"/>
           <w:lang w:val="en-US"/>
@@ -645,7 +645,7 @@
       <w:r>
         <w:rPr>
           <w:rStyle w:val="MSGENFONTSTYLENAMETEMPLATEROLENUMBERMSGENFONTSTYLENAMEBYROLETEXT2"/>
-          <w:rFonts w:ascii="Tahoma" w:hAnsi="Tahoma" w:cs="Tahoma"/>
+          <w:rFonts w:ascii="Tahoma" w:hAnsi="Tahoma"/>
           <w:sz w:val="22"/>
           <w:szCs w:val="22"/>
           <w:lang w:val="en-US"/>
@@ -655,7 +655,7 @@
       <w:r>
         <w:rPr>
           <w:rStyle w:val="MSGENFONTSTYLENAMETEMPLATEROLENUMBERMSGENFONTSTYLENAMEBYROLETEXT2"/>
-          <w:rFonts w:ascii="Tahoma" w:hAnsi="Tahoma" w:cs="Tahoma"/>
+          <w:rFonts w:ascii="Tahoma" w:hAnsi="Tahoma"/>
           <w:sz w:val="22"/>
           <w:szCs w:val="22"/>
         </w:rPr>
@@ -664,7 +664,7 @@
       <w:r>
         <w:rPr>
           <w:rStyle w:val="MSGENFONTSTYLENAMETEMPLATEROLENUMBERMSGENFONTSTYLENAMEBYROLETEXT2"/>
-          <w:rFonts w:ascii="Tahoma" w:hAnsi="Tahoma" w:cs="Tahoma"/>
+          <w:rFonts w:ascii="Tahoma" w:hAnsi="Tahoma"/>
           <w:sz w:val="22"/>
           <w:szCs w:val="22"/>
           <w:lang w:val="en-US"/>
@@ -674,7 +674,7 @@
       <w:r>
         <w:rPr>
           <w:rStyle w:val="MSGENFONTSTYLENAMETEMPLATEROLENUMBERMSGENFONTSTYLENAMEBYROLETEXT2"/>
-          <w:rFonts w:ascii="Tahoma" w:hAnsi="Tahoma" w:cs="Tahoma"/>
+          <w:rFonts w:ascii="Tahoma" w:hAnsi="Tahoma"/>
           <w:sz w:val="22"/>
           <w:szCs w:val="22"/>
         </w:rPr>
@@ -682,7 +682,7 @@
       </w:r>
       <w:r>
         <w:rPr>
-          <w:rFonts w:ascii="Tahoma" w:hAnsi="Tahoma" w:cs="Tahoma"/>
+          <w:rFonts w:ascii="Tahoma" w:hAnsi="Tahoma"/>
           <w:sz w:val="22"/>
           <w:szCs w:val="22"/>
           <w:shd w:val="clear" w:color="auto" w:fill="FFFFFF"/>
@@ -691,7 +691,7 @@
       </w:r>
       <w:r>
         <w:rPr>
-          <w:rFonts w:ascii="Tahoma" w:hAnsi="Tahoma" w:cs="Tahoma"/>
+          <w:rFonts w:ascii="Tahoma" w:hAnsi="Tahoma"/>
           <w:sz w:val="22"/>
           <w:szCs w:val="22"/>
           <w:shd w:val="clear" w:color="auto" w:fill="FFFFFF"/>
@@ -701,7 +701,7 @@
       </w:r>
       <w:r>
         <w:rPr>
-          <w:rFonts w:ascii="Tahoma" w:hAnsi="Tahoma" w:cs="Tahoma"/>
+          <w:rFonts w:ascii="Tahoma" w:hAnsi="Tahoma"/>
           <w:sz w:val="22"/>
           <w:szCs w:val="22"/>
           <w:shd w:val="clear" w:color="auto" w:fill="FFFFFF"/>
@@ -710,7 +710,7 @@
       </w:r>
       <w:r>
         <w:rPr>
-          <w:rFonts w:ascii="Tahoma" w:hAnsi="Tahoma" w:cs="Tahoma"/>
+          <w:rFonts w:ascii="Tahoma" w:hAnsi="Tahoma"/>
           <w:sz w:val="22"/>
           <w:szCs w:val="22"/>
           <w:shd w:val="clear" w:color="auto" w:fill="FFFFFF"/>
@@ -720,7 +720,7 @@
       </w:r>
       <w:r>
         <w:rPr>
-          <w:rFonts w:ascii="Tahoma" w:hAnsi="Tahoma" w:cs="Tahoma"/>
+          <w:rFonts w:ascii="Tahoma" w:hAnsi="Tahoma"/>
           <w:sz w:val="22"/>
           <w:szCs w:val="22"/>
           <w:shd w:val="clear" w:color="auto" w:fill="FFFFFF"/>
@@ -729,7 +729,7 @@
       </w:r>
       <w:r>
         <w:rPr>
-          <w:rFonts w:ascii="Tahoma" w:hAnsi="Tahoma" w:cs="Tahoma"/>
+          <w:rFonts w:ascii="Tahoma" w:hAnsi="Tahoma"/>
           <w:sz w:val="22"/>
           <w:szCs w:val="22"/>
           <w:shd w:val="clear" w:color="auto" w:fill="FFFFFF"/>
@@ -739,7 +739,7 @@
       </w:r>
       <w:r>
         <w:rPr>
-          <w:rFonts w:ascii="Tahoma" w:hAnsi="Tahoma" w:cs="Tahoma"/>
+          <w:rFonts w:ascii="Tahoma" w:hAnsi="Tahoma"/>
           <w:sz w:val="22"/>
           <w:szCs w:val="22"/>
           <w:shd w:val="clear" w:color="auto" w:fill="FFFFFF"/>
@@ -760,7 +760,7 @@
         <w:ind w:left="142" w:right="46"/>
         <w:jc w:val="both"/>
         <w:rPr>
-          <w:rFonts w:ascii="Tahoma" w:hAnsi="Tahoma" w:cs="Tahoma"/>
+          <w:rFonts w:ascii="Tahoma" w:hAnsi="Tahoma"/>
           <w:sz w:val="22"/>
           <w:szCs w:val="22"/>
           <w:shd w:val="clear" w:color="auto" w:fill="FFFFFF"/>
@@ -770,7 +770,7 @@
       <w:r>
         <w:rPr>
           <w:rStyle w:val="MSGENFONTSTYLENAMETEMPLATEROLENUMBERMSGENFONTSTYLENAMEBYROLETEXT2"/>
-          <w:rFonts w:ascii="Tahoma" w:hAnsi="Tahoma" w:cs="Tahoma"/>
+          <w:rFonts w:ascii="Tahoma" w:hAnsi="Tahoma"/>
           <w:sz w:val="22"/>
           <w:szCs w:val="22"/>
           <w:lang w:val="en-US"/>
@@ -780,7 +780,7 @@
       <w:r>
         <w:rPr>
           <w:rStyle w:val="MSGENFONTSTYLENAMETEMPLATEROLENUMBERMSGENFONTSTYLENAMEBYROLETEXT2"/>
-          <w:rFonts w:ascii="Tahoma" w:hAnsi="Tahoma" w:cs="Tahoma"/>
+          <w:rFonts w:ascii="Tahoma" w:hAnsi="Tahoma"/>
           <w:sz w:val="22"/>
           <w:szCs w:val="22"/>
         </w:rPr>
@@ -789,7 +789,7 @@
       <w:r>
         <w:rPr>
           <w:rStyle w:val="MSGENFONTSTYLENAMETEMPLATEROLENUMBERMSGENFONTSTYLENAMEBYROLETEXT2"/>
-          <w:rFonts w:ascii="Tahoma" w:hAnsi="Tahoma" w:cs="Tahoma"/>
+          <w:rFonts w:ascii="Tahoma" w:hAnsi="Tahoma"/>
           <w:sz w:val="22"/>
           <w:szCs w:val="22"/>
           <w:lang w:val="en-US"/>
@@ -799,7 +799,7 @@
       <w:r>
         <w:rPr>
           <w:rStyle w:val="MSGENFONTSTYLENAMETEMPLATEROLENUMBERMSGENFONTSTYLENAMEBYROLETEXT2"/>
-          <w:rFonts w:ascii="Tahoma" w:hAnsi="Tahoma" w:cs="Tahoma"/>
+          <w:rFonts w:ascii="Tahoma" w:hAnsi="Tahoma"/>
           <w:sz w:val="22"/>
           <w:szCs w:val="22"/>
         </w:rPr>
@@ -808,7 +808,7 @@
       <w:r>
         <w:rPr>
           <w:rStyle w:val="MSGENFONTSTYLENAMETEMPLATEROLENUMBERMSGENFONTSTYLENAMEBYROLETEXT2"/>
-          <w:rFonts w:ascii="Tahoma" w:hAnsi="Tahoma" w:cs="Tahoma"/>
+          <w:rFonts w:ascii="Tahoma" w:hAnsi="Tahoma"/>
           <w:sz w:val="22"/>
           <w:szCs w:val="22"/>
           <w:lang w:val="en-US"/>
@@ -818,7 +818,7 @@
       <w:r>
         <w:rPr>
           <w:rStyle w:val="MSGENFONTSTYLENAMETEMPLATEROLENUMBERMSGENFONTSTYLENAMEBYROLETEXT2"/>
-          <w:rFonts w:ascii="Tahoma" w:hAnsi="Tahoma" w:cs="Tahoma"/>
+          <w:rFonts w:ascii="Tahoma" w:hAnsi="Tahoma"/>
           <w:sz w:val="22"/>
           <w:szCs w:val="22"/>
         </w:rPr>
@@ -827,7 +827,7 @@
       <w:r>
         <w:rPr>
           <w:rStyle w:val="MSGENFONTSTYLENAMETEMPLATEROLENUMBERMSGENFONTSTYLENAMEBYROLETEXT2"/>
-          <w:rFonts w:ascii="Tahoma" w:hAnsi="Tahoma" w:cs="Tahoma"/>
+          <w:rFonts w:ascii="Tahoma" w:hAnsi="Tahoma"/>
           <w:sz w:val="22"/>
           <w:szCs w:val="22"/>
           <w:lang w:val="en-US"/>
@@ -837,7 +837,7 @@
       <w:r>
         <w:rPr>
           <w:rStyle w:val="MSGENFONTSTYLENAMETEMPLATEROLENUMBERMSGENFONTSTYLENAMEBYROLETEXT2"/>
-          <w:rFonts w:ascii="Tahoma" w:hAnsi="Tahoma" w:cs="Tahoma"/>
+          <w:rFonts w:ascii="Tahoma" w:hAnsi="Tahoma"/>
           <w:sz w:val="22"/>
           <w:szCs w:val="22"/>
         </w:rPr>
@@ -846,7 +846,7 @@
       <w:r>
         <w:rPr>
           <w:rStyle w:val="MSGENFONTSTYLENAMETEMPLATEROLENUMBERMSGENFONTSTYLENAMEBYROLETEXT2"/>
-          <w:rFonts w:ascii="Tahoma" w:hAnsi="Tahoma" w:cs="Tahoma"/>
+          <w:rFonts w:ascii="Tahoma" w:hAnsi="Tahoma"/>
           <w:sz w:val="22"/>
           <w:szCs w:val="22"/>
           <w:lang w:val="en-US"/>
@@ -856,7 +856,7 @@
       <w:r>
         <w:rPr>
           <w:rStyle w:val="MSGENFONTSTYLENAMETEMPLATEROLENUMBERMSGENFONTSTYLENAMEBYROLETEXT2"/>
-          <w:rFonts w:ascii="Tahoma" w:hAnsi="Tahoma" w:cs="Tahoma"/>
+          <w:rFonts w:ascii="Tahoma" w:hAnsi="Tahoma"/>
           <w:sz w:val="22"/>
           <w:szCs w:val="22"/>
         </w:rPr>
@@ -865,7 +865,7 @@
       <w:r>
         <w:rPr>
           <w:rStyle w:val="MSGENFONTSTYLENAMETEMPLATEROLENUMBERMSGENFONTSTYLENAMEBYROLETEXT2"/>
-          <w:rFonts w:ascii="Tahoma" w:hAnsi="Tahoma" w:cs="Tahoma"/>
+          <w:rFonts w:ascii="Tahoma" w:hAnsi="Tahoma"/>
           <w:sz w:val="22"/>
           <w:szCs w:val="22"/>
           <w:lang w:val="en-US"/>
@@ -875,7 +875,7 @@
       <w:r>
         <w:rPr>
           <w:rStyle w:val="MSGENFONTSTYLENAMETEMPLATEROLENUMBERMSGENFONTSTYLENAMEBYROLETEXT2"/>
-          <w:rFonts w:ascii="Tahoma" w:hAnsi="Tahoma" w:cs="Tahoma"/>
+          <w:rFonts w:ascii="Tahoma" w:hAnsi="Tahoma"/>
           <w:sz w:val="22"/>
           <w:szCs w:val="22"/>
         </w:rPr>
@@ -884,7 +884,7 @@
       <w:r>
         <w:rPr>
           <w:rStyle w:val="MSGENFONTSTYLENAMETEMPLATEROLENUMBERMSGENFONTSTYLENAMEBYROLETEXT2"/>
-          <w:rFonts w:ascii="Tahoma" w:hAnsi="Tahoma" w:cs="Tahoma"/>
+          <w:rFonts w:ascii="Tahoma" w:hAnsi="Tahoma"/>
           <w:sz w:val="22"/>
           <w:szCs w:val="22"/>
           <w:lang w:val="en-US"/>
@@ -893,7 +893,7 @@
       </w:r>
       <w:r>
         <w:rPr>
-          <w:rFonts w:ascii="Tahoma" w:hAnsi="Tahoma" w:cs="Tahoma"/>
+          <w:rFonts w:ascii="Tahoma" w:hAnsi="Tahoma"/>
           <w:sz w:val="22"/>
           <w:szCs w:val="22"/>
           <w:shd w:val="clear" w:color="auto" w:fill="FFFFFF"/>
@@ -902,7 +902,7 @@
       </w:r>
       <w:r>
         <w:rPr>
-          <w:rFonts w:ascii="Tahoma" w:hAnsi="Tahoma" w:cs="Tahoma"/>
+          <w:rFonts w:ascii="Tahoma" w:hAnsi="Tahoma"/>
           <w:sz w:val="22"/>
           <w:szCs w:val="22"/>
           <w:lang w:val="en-US"/>
@@ -912,7 +912,7 @@
       <w:r>
         <w:rPr>
           <w:rStyle w:val="MSGENFONTSTYLENAMETEMPLATEROLENUMBERMSGENFONTSTYLENAMEBYROLETEXT2"/>
-          <w:rFonts w:ascii="Tahoma" w:hAnsi="Tahoma" w:cs="Tahoma"/>
+          <w:rFonts w:ascii="Tahoma" w:hAnsi="Tahoma"/>
           <w:sz w:val="22"/>
           <w:szCs w:val="22"/>
         </w:rPr>
@@ -921,7 +921,7 @@
       <w:r>
         <w:rPr>
           <w:rStyle w:val="MSGENFONTSTYLENAMETEMPLATEROLENUMBERMSGENFONTSTYLENAMEBYROLETEXT2"/>
-          <w:rFonts w:ascii="Tahoma" w:hAnsi="Tahoma" w:cs="Tahoma"/>
+          <w:rFonts w:ascii="Tahoma" w:hAnsi="Tahoma"/>
           <w:sz w:val="22"/>
           <w:szCs w:val="22"/>
           <w:lang w:val="en-US"/>
@@ -930,7 +930,7 @@
       </w:r>
       <w:r>
         <w:rPr>
-          <w:rFonts w:ascii="Tahoma" w:hAnsi="Tahoma" w:cs="Tahoma"/>
+          <w:rFonts w:ascii="Tahoma" w:hAnsi="Tahoma"/>
           <w:sz w:val="22"/>
           <w:szCs w:val="22"/>
           <w:shd w:val="clear" w:color="auto" w:fill="FFFFFF"/>
@@ -939,7 +939,7 @@
       </w:r>
       <w:r>
         <w:rPr>
-          <w:rFonts w:ascii="Tahoma" w:hAnsi="Tahoma" w:cs="Tahoma"/>
+          <w:rFonts w:ascii="Tahoma" w:hAnsi="Tahoma"/>
           <w:sz w:val="22"/>
           <w:szCs w:val="22"/>
           <w:shd w:val="clear" w:color="auto" w:fill="FFFFFF"/>
@@ -950,7 +950,7 @@
       <w:r>
         <w:rPr>
           <w:rStyle w:val="MSGENFONTSTYLENAMETEMPLATEROLENUMBERMSGENFONTSTYLENAMEBYROLETEXT2"/>
-          <w:rFonts w:ascii="Tahoma" w:hAnsi="Tahoma" w:cs="Tahoma"/>
+          <w:rFonts w:ascii="Tahoma" w:hAnsi="Tahoma"/>
           <w:sz w:val="22"/>
           <w:szCs w:val="22"/>
         </w:rPr>
@@ -959,7 +959,7 @@
       <w:r>
         <w:rPr>
           <w:rStyle w:val="MSGENFONTSTYLENAMETEMPLATEROLENUMBERMSGENFONTSTYLENAMEBYROLETEXT2"/>
-          <w:rFonts w:ascii="Tahoma" w:hAnsi="Tahoma" w:cs="Tahoma"/>
+          <w:rFonts w:ascii="Tahoma" w:hAnsi="Tahoma"/>
           <w:sz w:val="22"/>
           <w:szCs w:val="22"/>
           <w:lang w:val="en-US"/>
@@ -969,7 +969,7 @@
       <w:r>
         <w:rPr>
           <w:rStyle w:val="MSGENFONTSTYLENAMETEMPLATEROLENUMBERMSGENFONTSTYLENAMEBYROLETEXT2"/>
-          <w:rFonts w:ascii="Tahoma" w:hAnsi="Tahoma" w:cs="Tahoma"/>
+          <w:rFonts w:ascii="Tahoma" w:hAnsi="Tahoma"/>
           <w:sz w:val="22"/>
           <w:szCs w:val="22"/>
         </w:rPr>
@@ -978,7 +978,7 @@
       <w:r>
         <w:rPr>
           <w:rStyle w:val="MSGENFONTSTYLENAMETEMPLATEROLENUMBERMSGENFONTSTYLENAMEBYROLETEXT2"/>
-          <w:rFonts w:ascii="Tahoma" w:hAnsi="Tahoma" w:cs="Tahoma"/>
+          <w:rFonts w:ascii="Tahoma" w:hAnsi="Tahoma"/>
           <w:sz w:val="22"/>
           <w:szCs w:val="22"/>
           <w:lang w:val="en-US"/>
@@ -987,7 +987,7 @@
       </w:r>
       <w:r>
         <w:rPr>
-          <w:rFonts w:ascii="Tahoma" w:hAnsi="Tahoma" w:cs="Tahoma"/>
+          <w:rFonts w:ascii="Tahoma" w:hAnsi="Tahoma"/>
           <w:sz w:val="22"/>
           <w:szCs w:val="22"/>
           <w:shd w:val="clear" w:color="auto" w:fill="FFFFFF"/>
@@ -1007,7 +1007,7 @@
         <w:ind w:left="142" w:right="10"/>
         <w:jc w:val="both"/>
         <w:rPr>
-          <w:rFonts w:ascii="Tahoma" w:hAnsi="Tahoma" w:cs="Tahoma"/>
+          <w:rFonts w:ascii="Tahoma" w:hAnsi="Tahoma"/>
           <w:sz w:val="22"/>
           <w:szCs w:val="22"/>
           <w:shd w:val="clear" w:color="auto" w:fill="FFFFFF"/>
@@ -1017,7 +1017,7 @@
       <w:r>
         <w:rPr>
           <w:rStyle w:val="MSGENFONTSTYLENAMETEMPLATEROLENUMBERMSGENFONTSTYLENAMEBYROLETEXT2"/>
-          <w:rFonts w:ascii="Tahoma" w:hAnsi="Tahoma" w:cs="Tahoma"/>
+          <w:rFonts w:ascii="Tahoma" w:hAnsi="Tahoma"/>
           <w:sz w:val="22"/>
           <w:szCs w:val="22"/>
         </w:rPr>
@@ -1026,7 +1026,7 @@
       <w:r>
         <w:rPr>
           <w:rStyle w:val="MSGENFONTSTYLENAMETEMPLATEROLENUMBERMSGENFONTSTYLENAMEBYROLETEXT2"/>
-          <w:rFonts w:ascii="Tahoma" w:hAnsi="Tahoma" w:cs="Tahoma"/>
+          <w:rFonts w:ascii="Tahoma" w:hAnsi="Tahoma"/>
           <w:sz w:val="22"/>
           <w:szCs w:val="22"/>
           <w:lang w:val="en-US"/>
@@ -1036,7 +1036,7 @@
       <w:r>
         <w:rPr>
           <w:rStyle w:val="MSGENFONTSTYLENAMETEMPLATEROLENUMBERMSGENFONTSTYLENAMEBYROLETEXT2"/>
-          <w:rFonts w:ascii="Tahoma" w:hAnsi="Tahoma" w:cs="Tahoma"/>
+          <w:rFonts w:ascii="Tahoma" w:hAnsi="Tahoma"/>
           <w:sz w:val="22"/>
           <w:szCs w:val="22"/>
         </w:rPr>
@@ -1045,7 +1045,7 @@
       <w:r>
         <w:rPr>
           <w:rStyle w:val="MSGENFONTSTYLENAMETEMPLATEROLENUMBERMSGENFONTSTYLENAMEBYROLETEXT2"/>
-          <w:rFonts w:ascii="Tahoma" w:hAnsi="Tahoma" w:cs="Tahoma"/>
+          <w:rFonts w:ascii="Tahoma" w:hAnsi="Tahoma"/>
           <w:sz w:val="22"/>
           <w:szCs w:val="22"/>
           <w:lang w:val="en-US"/>
@@ -1055,7 +1055,7 @@
       <w:r>
         <w:rPr>
           <w:rStyle w:val="MSGENFONTSTYLENAMETEMPLATEROLENUMBERMSGENFONTSTYLENAMEBYROLETEXT2"/>
-          <w:rFonts w:ascii="Tahoma" w:hAnsi="Tahoma" w:cs="Tahoma"/>
+          <w:rFonts w:ascii="Tahoma" w:hAnsi="Tahoma"/>
           <w:sz w:val="22"/>
           <w:szCs w:val="22"/>
         </w:rPr>
@@ -1063,7 +1063,7 @@
       </w:r>
       <w:r>
         <w:rPr>
-          <w:rFonts w:ascii="Tahoma" w:hAnsi="Tahoma" w:cs="Tahoma"/>
+          <w:rFonts w:ascii="Tahoma" w:hAnsi="Tahoma"/>
           <w:sz w:val="22"/>
           <w:szCs w:val="22"/>
           <w:shd w:val="clear" w:color="auto" w:fill="FFFFFF"/>
@@ -1073,7 +1073,7 @@
       </w:r>
       <w:r>
         <w:rPr>
-          <w:rFonts w:ascii="Tahoma" w:hAnsi="Tahoma" w:cs="Tahoma"/>
+          <w:rFonts w:ascii="Tahoma" w:hAnsi="Tahoma"/>
           <w:sz w:val="22"/>
           <w:szCs w:val="22"/>
           <w:shd w:val="clear" w:color="auto" w:fill="FFFFFF"/>
@@ -1091,7 +1091,7 @@
         <w:jc w:val="both"/>
         <w:rPr>
           <w:rStyle w:val="MSGENFONTSTYLENAMETEMPLATEROLENUMBERMSGENFONTSTYLENAMEBYROLETEXT2"/>
-          <w:rFonts w:ascii="Tahoma" w:hAnsi="Tahoma" w:cs="Tahoma"/>
+          <w:rFonts w:ascii="Tahoma" w:hAnsi="Tahoma"/>
           <w:sz w:val="22"/>
           <w:szCs w:val="22"/>
           <w:lang w:val="en-US"/>
@@ -1100,7 +1100,7 @@
       <w:r>
         <w:rPr>
           <w:rStyle w:val="MSGENFONTSTYLENAMETEMPLATEROLENUMBERMSGENFONTSTYLENAMEBYROLETEXT2"/>
-          <w:rFonts w:ascii="Tahoma" w:hAnsi="Tahoma" w:cs="Tahoma"/>
+          <w:rFonts w:ascii="Tahoma" w:hAnsi="Tahoma"/>
           <w:sz w:val="22"/>
           <w:szCs w:val="22"/>
         </w:rPr>
@@ -1116,7 +1116,7 @@
         <w:jc w:val="both"/>
         <w:rPr>
           <w:rStyle w:val="MSGENFONTSTYLENAMETEMPLATEROLENUMBERMSGENFONTSTYLENAMEBYROLETEXT2"/>
-          <w:rFonts w:ascii="Tahoma" w:hAnsi="Tahoma" w:cs="Tahoma"/>
+          <w:rFonts w:ascii="Tahoma" w:hAnsi="Tahoma"/>
           <w:sz w:val="22"/>
           <w:szCs w:val="22"/>
           <w:lang w:val="en-US"/>
@@ -1131,7 +1131,7 @@
         <w:ind w:right="-176" w:firstLine="142"/>
         <w:rPr>
           <w:rStyle w:val="MSGENFONTSTYLENAMETEMPLATEROLENUMBERMSGENFONTSTYLENAMEBYROLETEXT3"/>
-          <w:rFonts w:ascii="Tahoma" w:hAnsi="Tahoma" w:cs="Tahoma"/>
+          <w:rFonts w:ascii="Tahoma" w:hAnsi="Tahoma"/>
           <w:b/>
           <w:bCs/>
           <w:i/>
@@ -1144,7 +1144,7 @@
       <w:r>
         <w:rPr>
           <w:rStyle w:val="MSGENFONTSTYLENAMETEMPLATEROLENUMBERMSGENFONTSTYLENAMEBYROLETEXT3"/>
-          <w:rFonts w:ascii="Tahoma" w:hAnsi="Tahoma" w:cs="Tahoma"/>
+          <w:rFonts w:ascii="Tahoma" w:hAnsi="Tahoma"/>
           <w:b/>
           <w:bCs/>
           <w:i/>
@@ -1158,7 +1158,7 @@
       <w:r>
         <w:rPr>
           <w:rStyle w:val="MSGENFONTSTYLENAMETEMPLATEROLENUMBERMSGENFONTSTYLENAMEBYROLETEXT3"/>
-          <w:rFonts w:ascii="Tahoma" w:hAnsi="Tahoma" w:cs="Tahoma"/>
+          <w:rFonts w:ascii="Tahoma" w:hAnsi="Tahoma"/>
           <w:b/>
           <w:bCs/>
           <w:i/>
@@ -1177,7 +1177,7 @@
         <w:ind w:left="142" w:right="46"/>
         <w:rPr>
           <w:rStyle w:val="MSGENFONTSTYLENAMETEMPLATEROLENUMBERMSGENFONTSTYLENAMEBYROLETEXT3"/>
-          <w:rFonts w:ascii="Tahoma" w:hAnsi="Tahoma" w:cs="Tahoma"/>
+          <w:rFonts w:ascii="Tahoma" w:hAnsi="Tahoma"/>
           <w:b/>
           <w:bCs/>
           <w:i/>
@@ -1196,7 +1196,7 @@
         <w:ind w:left="142" w:right="46"/>
         <w:rPr>
           <w:rStyle w:val="MSGENFONTSTYLENAMETEMPLATEROLENUMBERMSGENFONTSTYLENAMEBYROLETEXT3"/>
-          <w:rFonts w:ascii="Tahoma" w:hAnsi="Tahoma" w:cs="Tahoma"/>
+          <w:rFonts w:ascii="Tahoma" w:hAnsi="Tahoma"/>
           <w:b/>
           <w:bCs/>
           <w:i/>
@@ -1209,7 +1209,7 @@
       <w:r>
         <w:rPr>
           <w:rStyle w:val="MSGENFONTSTYLENAMETEMPLATEROLENUMBERMSGENFONTSTYLENAMEBYROLETEXT3"/>
-          <w:rFonts w:ascii="Tahoma" w:hAnsi="Tahoma" w:cs="Tahoma"/>
+          <w:rFonts w:ascii="Tahoma" w:hAnsi="Tahoma"/>
           <w:b/>
           <w:bCs/>
           <w:i/>
@@ -1223,7 +1223,7 @@
       <w:r>
         <w:rPr>
           <w:rStyle w:val="MSGENFONTSTYLENAMETEMPLATEROLENUMBERMSGENFONTSTYLENAMEBYROLETEXT3"/>
-          <w:rFonts w:ascii="Tahoma" w:hAnsi="Tahoma" w:cs="Tahoma"/>
+          <w:rFonts w:ascii="Tahoma" w:hAnsi="Tahoma"/>
           <w:b/>
           <w:bCs/>
           <w:i/>
@@ -1236,7 +1236,7 @@
       <w:r>
         <w:rPr>
           <w:rStyle w:val="MSGENFONTSTYLENAMETEMPLATEROLENUMBERMSGENFONTSTYLENAMEBYROLETEXT3"/>
-          <w:rFonts w:ascii="Tahoma" w:hAnsi="Tahoma" w:cs="Tahoma"/>
+          <w:rFonts w:ascii="Tahoma" w:hAnsi="Tahoma"/>
           <w:b/>
           <w:bCs/>
           <w:i/>
@@ -1250,7 +1250,7 @@
       <w:r>
         <w:rPr>
           <w:rStyle w:val="MSGENFONTSTYLENAMETEMPLATEROLENUMBERMSGENFONTSTYLENAMEBYROLETEXT3"/>
-          <w:rFonts w:ascii="Tahoma" w:hAnsi="Tahoma" w:cs="Tahoma"/>
+          <w:rFonts w:ascii="Tahoma" w:hAnsi="Tahoma"/>
           <w:b/>
           <w:bCs/>
           <w:i/>
@@ -1263,7 +1263,7 @@
       <w:r>
         <w:rPr>
           <w:rStyle w:val="MSGENFONTSTYLENAMETEMPLATEROLENUMBERMSGENFONTSTYLENAMEBYROLETEXT3"/>
-          <w:rFonts w:ascii="Tahoma" w:hAnsi="Tahoma" w:cs="Tahoma"/>
+          <w:rFonts w:ascii="Tahoma" w:hAnsi="Tahoma"/>
           <w:b/>
           <w:bCs/>
           <w:i/>
@@ -1277,7 +1277,7 @@
       <w:r>
         <w:rPr>
           <w:rStyle w:val="MSGENFONTSTYLENAMETEMPLATEROLENUMBERMSGENFONTSTYLENAMEBYROLETEXT3"/>
-          <w:rFonts w:ascii="Tahoma" w:hAnsi="Tahoma" w:cs="Tahoma"/>
+          <w:rFonts w:ascii="Tahoma" w:hAnsi="Tahoma"/>
           <w:b/>
           <w:bCs/>
           <w:i/>
@@ -1296,7 +1296,7 @@
         <w:ind w:left="142" w:right="46"/>
         <w:rPr>
           <w:rStyle w:val="MSGENFONTSTYLENAMETEMPLATEROLENUMBERMSGENFONTSTYLENAMEBYROLETEXT3"/>
-          <w:rFonts w:ascii="Tahoma" w:hAnsi="Tahoma" w:cs="Tahoma"/>
+          <w:rFonts w:ascii="Tahoma" w:hAnsi="Tahoma"/>
           <w:b/>
           <w:bCs/>
           <w:i/>
@@ -1315,7 +1315,7 @@
         <w:ind w:left="142" w:right="46"/>
         <w:rPr>
           <w:rStyle w:val="MSGENFONTSTYLENAMETEMPLATEROLENUMBERMSGENFONTSTYLENAMEBYROLETEXT3"/>
-          <w:rFonts w:ascii="Tahoma" w:hAnsi="Tahoma" w:cs="Tahoma"/>
+          <w:rFonts w:ascii="Tahoma" w:hAnsi="Tahoma"/>
           <w:b/>
           <w:bCs/>
           <w:i/>
@@ -1328,7 +1328,7 @@
       <w:r>
         <w:rPr>
           <w:rStyle w:val="MSGENFONTSTYLENAMETEMPLATEROLENUMBERMSGENFONTSTYLENAMEBYROLETEXT3"/>
-          <w:rFonts w:ascii="Tahoma" w:hAnsi="Tahoma" w:cs="Tahoma"/>
+          <w:rFonts w:ascii="Tahoma" w:hAnsi="Tahoma"/>
           <w:b/>
           <w:bCs/>
           <w:i/>
@@ -1341,7 +1341,7 @@
       <w:r>
         <w:rPr>
           <w:rStyle w:val="MSGENFONTSTYLENAMETEMPLATEROLENUMBERMSGENFONTSTYLENAMEBYROLETEXT3"/>
-          <w:rFonts w:ascii="Tahoma" w:hAnsi="Tahoma" w:cs="Tahoma"/>
+          <w:rFonts w:ascii="Tahoma" w:hAnsi="Tahoma"/>
           <w:b/>
           <w:bCs/>
           <w:i/>
@@ -1355,7 +1355,7 @@
       <w:r>
         <w:rPr>
           <w:rStyle w:val="MSGENFONTSTYLENAMETEMPLATEROLENUMBERMSGENFONTSTYLENAMEBYROLETEXT3"/>
-          <w:rFonts w:ascii="Tahoma" w:hAnsi="Tahoma" w:cs="Tahoma"/>
+          <w:rFonts w:ascii="Tahoma" w:hAnsi="Tahoma"/>
           <w:b/>
           <w:bCs/>
           <w:i/>
@@ -1368,7 +1368,7 @@
       <w:r>
         <w:rPr>
           <w:rStyle w:val="MSGENFONTSTYLENAMETEMPLATEROLENUMBERMSGENFONTSTYLENAMEBYROLETEXT3"/>
-          <w:rFonts w:ascii="Tahoma" w:hAnsi="Tahoma" w:cs="Tahoma"/>
+          <w:rFonts w:ascii="Tahoma" w:hAnsi="Tahoma"/>
           <w:b/>
           <w:bCs/>
           <w:i/>
@@ -1382,7 +1382,7 @@
       <w:r>
         <w:rPr>
           <w:rStyle w:val="MSGENFONTSTYLENAMETEMPLATEROLENUMBERMSGENFONTSTYLENAMEBYROLETEXT3"/>
-          <w:rFonts w:ascii="Tahoma" w:hAnsi="Tahoma" w:cs="Tahoma"/>
+          <w:rFonts w:ascii="Tahoma" w:hAnsi="Tahoma"/>
           <w:b/>
           <w:bCs/>
           <w:i/>
@@ -1395,7 +1395,7 @@
       <w:r>
         <w:rPr>
           <w:rStyle w:val="MSGENFONTSTYLENAMETEMPLATEROLENUMBERMSGENFONTSTYLENAMEBYROLETEXT3"/>
-          <w:rFonts w:ascii="Tahoma" w:hAnsi="Tahoma" w:cs="Tahoma"/>
+          <w:rFonts w:ascii="Tahoma" w:hAnsi="Tahoma"/>
           <w:b/>
           <w:bCs/>
           <w:i/>
@@ -1409,7 +1409,7 @@
       <w:r>
         <w:rPr>
           <w:rStyle w:val="MSGENFONTSTYLENAMETEMPLATEROLENUMBERMSGENFONTSTYLENAMEBYROLETEXT3"/>
-          <w:rFonts w:ascii="Tahoma" w:hAnsi="Tahoma" w:cs="Tahoma"/>
+          <w:rFonts w:ascii="Tahoma" w:hAnsi="Tahoma"/>
           <w:b/>
           <w:bCs/>
           <w:i/>
@@ -1422,7 +1422,7 @@
       <w:r>
         <w:rPr>
           <w:rStyle w:val="MSGENFONTSTYLENAMETEMPLATEROLENUMBERMSGENFONTSTYLENAMEBYROLETEXT3"/>
-          <w:rFonts w:ascii="Tahoma" w:hAnsi="Tahoma" w:cs="Tahoma"/>
+          <w:rFonts w:ascii="Tahoma" w:hAnsi="Tahoma"/>
           <w:b/>
           <w:bCs/>
           <w:i/>
@@ -1436,7 +1436,7 @@
       <w:r>
         <w:rPr>
           <w:rStyle w:val="MSGENFONTSTYLENAMETEMPLATEROLENUMBERMSGENFONTSTYLENAMEBYROLETEXT3"/>
-          <w:rFonts w:ascii="Tahoma" w:hAnsi="Tahoma" w:cs="Tahoma"/>
+          <w:rFonts w:ascii="Tahoma" w:hAnsi="Tahoma"/>
           <w:b/>
           <w:bCs/>
           <w:i/>
@@ -1455,7 +1455,7 @@
         <w:ind w:left="142" w:right="46"/>
         <w:rPr>
           <w:rStyle w:val="MSGENFONTSTYLENAMETEMPLATEROLENUMBERMSGENFONTSTYLENAMEBYROLETEXT3"/>
-          <w:rFonts w:ascii="Tahoma" w:hAnsi="Tahoma" w:cs="Tahoma"/>
+          <w:rFonts w:ascii="Tahoma" w:hAnsi="Tahoma"/>
           <w:b/>
           <w:bCs/>
           <w:i/>
@@ -1474,7 +1474,7 @@
         <w:ind w:left="142" w:right="46"/>
         <w:rPr>
           <w:rStyle w:val="MSGENFONTSTYLENAMETEMPLATEROLENUMBERMSGENFONTSTYLENAMEBYROLETEXT3"/>
-          <w:rFonts w:ascii="Tahoma" w:hAnsi="Tahoma" w:cs="Tahoma"/>
+          <w:rFonts w:ascii="Tahoma" w:hAnsi="Tahoma"/>
           <w:b/>
           <w:bCs/>
           <w:i/>
@@ -1487,7 +1487,7 @@
       <w:r>
         <w:rPr>
           <w:rStyle w:val="MSGENFONTSTYLENAMETEMPLATEROLENUMBERMSGENFONTSTYLENAMEBYROLETEXT3"/>
-          <w:rFonts w:ascii="Tahoma" w:hAnsi="Tahoma" w:cs="Tahoma"/>
+          <w:rFonts w:ascii="Tahoma" w:hAnsi="Tahoma"/>
           <w:b/>
           <w:bCs/>
           <w:i/>
@@ -1500,7 +1500,7 @@
       <w:r>
         <w:rPr>
           <w:rStyle w:val="MSGENFONTSTYLENAMETEMPLATEROLENUMBERMSGENFONTSTYLENAMEBYROLETEXT3"/>
-          <w:rFonts w:ascii="Tahoma" w:hAnsi="Tahoma" w:cs="Tahoma"/>
+          <w:rFonts w:ascii="Tahoma" w:hAnsi="Tahoma"/>
           <w:b/>
           <w:bCs/>
           <w:i/>
@@ -1514,7 +1514,7 @@
       <w:r>
         <w:rPr>
           <w:rStyle w:val="MSGENFONTSTYLENAMETEMPLATEROLENUMBERMSGENFONTSTYLENAMEBYROLETEXT3"/>
-          <w:rFonts w:ascii="Tahoma" w:hAnsi="Tahoma" w:cs="Tahoma"/>
+          <w:rFonts w:ascii="Tahoma" w:hAnsi="Tahoma"/>
           <w:b/>
           <w:bCs/>
           <w:i/>
@@ -1527,7 +1527,7 @@
       <w:r>
         <w:rPr>
           <w:rStyle w:val="MSGENFONTSTYLENAMETEMPLATEROLENUMBERMSGENFONTSTYLENAMEBYROLETEXT3"/>
-          <w:rFonts w:ascii="Tahoma" w:hAnsi="Tahoma" w:cs="Tahoma"/>
+          <w:rFonts w:ascii="Tahoma" w:hAnsi="Tahoma"/>
           <w:b/>
           <w:bCs/>
           <w:i/>
@@ -1541,7 +1541,7 @@
       <w:r>
         <w:rPr>
           <w:rStyle w:val="MSGENFONTSTYLENAMETEMPLATEROLENUMBERMSGENFONTSTYLENAMEBYROLETEXT3"/>
-          <w:rFonts w:ascii="Tahoma" w:hAnsi="Tahoma" w:cs="Tahoma"/>
+          <w:rFonts w:ascii="Tahoma" w:hAnsi="Tahoma"/>
           <w:b/>
           <w:bCs/>
           <w:i/>
@@ -1554,7 +1554,7 @@
       <w:r>
         <w:rPr>
           <w:rStyle w:val="MSGENFONTSTYLENAMETEMPLATEROLENUMBERMSGENFONTSTYLENAMEBYROLETEXT3"/>
-          <w:rFonts w:ascii="Tahoma" w:hAnsi="Tahoma" w:cs="Tahoma"/>
+          <w:rFonts w:ascii="Tahoma" w:hAnsi="Tahoma"/>
           <w:b/>
           <w:bCs/>
           <w:i/>
@@ -1568,7 +1568,7 @@
       <w:r>
         <w:rPr>
           <w:rStyle w:val="MSGENFONTSTYLENAMETEMPLATEROLENUMBERMSGENFONTSTYLENAMEBYROLETEXT3"/>
-          <w:rFonts w:ascii="Tahoma" w:hAnsi="Tahoma" w:cs="Tahoma"/>
+          <w:rFonts w:ascii="Tahoma" w:hAnsi="Tahoma"/>
           <w:b/>
           <w:bCs/>
           <w:i/>
@@ -1587,7 +1587,7 @@
         <w:ind w:left="142" w:right="46"/>
         <w:rPr>
           <w:rStyle w:val="MSGENFONTSTYLENAMETEMPLATEROLENUMBERMSGENFONTSTYLENAMEBYROLETEXT3"/>
-          <w:rFonts w:ascii="Tahoma" w:hAnsi="Tahoma" w:cs="Tahoma"/>
+          <w:rFonts w:ascii="Tahoma" w:hAnsi="Tahoma"/>
           <w:b/>
           <w:bCs/>
           <w:i/>
@@ -1606,7 +1606,7 @@
         <w:ind w:left="142" w:right="46"/>
         <w:rPr>
           <w:rStyle w:val="MSGENFONTSTYLENAMETEMPLATEROLENUMBERMSGENFONTSTYLENAMEBYROLETEXT3"/>
-          <w:rFonts w:ascii="Tahoma" w:hAnsi="Tahoma" w:cs="Tahoma"/>
+          <w:rFonts w:ascii="Tahoma" w:hAnsi="Tahoma"/>
           <w:b/>
           <w:bCs/>
           <w:i/>
@@ -1619,7 +1619,7 @@
       <w:r>
         <w:rPr>
           <w:rStyle w:val="MSGENFONTSTYLENAMETEMPLATEROLENUMBERMSGENFONTSTYLENAMEBYROLETEXT3"/>
-          <w:rFonts w:ascii="Tahoma" w:hAnsi="Tahoma" w:cs="Tahoma"/>
+          <w:rFonts w:ascii="Tahoma" w:hAnsi="Tahoma"/>
           <w:b/>
           <w:bCs/>
           <w:i/>
@@ -1638,7 +1638,7 @@
         <w:ind w:left="142" w:right="46"/>
         <w:rPr>
           <w:rStyle w:val="MSGENFONTSTYLENAMETEMPLATEROLENUMBERMSGENFONTSTYLENAMEBYROLETEXT3"/>
-          <w:rFonts w:ascii="Tahoma" w:hAnsi="Tahoma" w:cs="Tahoma"/>
+          <w:rFonts w:ascii="Tahoma" w:hAnsi="Tahoma"/>
           <w:b/>
           <w:bCs/>
           <w:i/>
@@ -1657,7 +1657,7 @@
         <w:ind w:left="142" w:right="46"/>
         <w:rPr>
           <w:rStyle w:val="MSGENFONTSTYLENAMETEMPLATEROLENUMBERMSGENFONTSTYLENAMEBYROLETEXT3"/>
-          <w:rFonts w:ascii="Tahoma" w:hAnsi="Tahoma" w:cs="Tahoma"/>
+          <w:rFonts w:ascii="Tahoma" w:hAnsi="Tahoma"/>
           <w:sz w:val="22"/>
           <w:szCs w:val="22"/>
           <w:lang w:val="en-US"/>
@@ -1666,7 +1666,7 @@
       <w:r>
         <w:rPr>
           <w:rStyle w:val="MSGENFONTSTYLENAMETEMPLATEROLENUMBERMSGENFONTSTYLENAMEBYROLETEXT3"/>
-          <w:rFonts w:ascii="Tahoma" w:hAnsi="Tahoma" w:cs="Tahoma"/>
+          <w:rFonts w:ascii="Tahoma" w:hAnsi="Tahoma"/>
           <w:b/>
           <w:bCs/>
           <w:i/>
@@ -1679,7 +1679,7 @@
       <w:r>
         <w:rPr>
           <w:rStyle w:val="MSGENFONTSTYLENAMETEMPLATEROLENUMBERMSGENFONTSTYLENAMEBYROLETEXT3"/>
-          <w:rFonts w:ascii="Tahoma" w:hAnsi="Tahoma" w:cs="Tahoma"/>
+          <w:rFonts w:ascii="Tahoma" w:hAnsi="Tahoma"/>
           <w:b/>
           <w:bCs/>
           <w:i/>
@@ -1693,7 +1693,7 @@
       <w:r>
         <w:rPr>
           <w:rStyle w:val="MSGENFONTSTYLENAMETEMPLATEROLENUMBERMSGENFONTSTYLENAMEBYROLETEXT3"/>
-          <w:rFonts w:ascii="Tahoma" w:hAnsi="Tahoma" w:cs="Tahoma"/>
+          <w:rFonts w:ascii="Tahoma" w:hAnsi="Tahoma"/>
           <w:sz w:val="22"/>
           <w:szCs w:val="22"/>
           <w:lang w:val="en-US" w:eastAsia="en-US"/>
@@ -1702,7 +1702,7 @@
       </w:r>
       <w:r>
         <w:rPr>
-          <w:rFonts w:ascii="Tahoma" w:hAnsi="Tahoma" w:cs="Tahoma"/>
+          <w:rFonts w:ascii="Tahoma" w:hAnsi="Tahoma"/>
           <w:sz w:val="22"/>
           <w:szCs w:val="22"/>
           <w:shd w:val="clear" w:color="auto" w:fill="FFFFFF"/>
@@ -1712,7 +1712,7 @@
       </w:r>
       <w:r>
         <w:rPr>
-          <w:rFonts w:ascii="Tahoma" w:hAnsi="Tahoma" w:cs="Tahoma"/>
+          <w:rFonts w:ascii="Tahoma" w:hAnsi="Tahoma"/>
           <w:sz w:val="22"/>
           <w:szCs w:val="22"/>
           <w:shd w:val="clear" w:color="auto" w:fill="FFFFFF"/>
@@ -1722,7 +1722,7 @@
       </w:r>
       <w:r>
         <w:rPr>
-          <w:rFonts w:ascii="Tahoma" w:hAnsi="Tahoma" w:cs="Tahoma"/>
+          <w:rFonts w:ascii="Tahoma" w:hAnsi="Tahoma"/>
           <w:sz w:val="22"/>
           <w:szCs w:val="22"/>
           <w:shd w:val="clear" w:color="auto" w:fill="FFFFFF"/>
@@ -1739,7 +1739,7 @@
         <w:ind w:left="142" w:right="46"/>
         <w:rPr>
           <w:rStyle w:val="MSGENFONTSTYLENAMETEMPLATEROLEMSGENFONTSTYLENAMEBYROLEPICTURECAPTION"/>
-          <w:rFonts w:ascii="Tahoma" w:hAnsi="Tahoma" w:cs="Tahoma"/>
+          <w:rFonts w:ascii="Tahoma" w:hAnsi="Tahoma"/>
           <w:b/>
           <w:bCs/>
           <w:i/>
@@ -1763,7 +1763,7 @@
       <w:r>
         <w:rPr>
           <w:rStyle w:val="MSGENFONTSTYLENAMETEMPLATEROLEMSGENFONTSTYLENAMEBYROLEPICTURECAPTION"/>
-          <w:rFonts w:ascii="Tahoma" w:hAnsi="Tahoma" w:cs="Tahoma"/>
+          <w:rFonts w:ascii="Tahoma" w:hAnsi="Tahoma"/>
           <w:sz w:val="22"/>
           <w:szCs w:val="22"/>
         </w:rPr>
@@ -1795,7 +1795,7 @@
               <w:snapToGrid w:val="0"/>
               <w:jc w:val="center"/>
               <w:rPr>
-                <w:rFonts w:ascii="Tahoma" w:hAnsi="Tahoma" w:cs="Tahoma"/>
+                <w:rFonts w:ascii="Tahoma" w:hAnsi="Tahoma"/>
                 <w:sz w:val="22"/>
                 <w:szCs w:val="22"/>
                 <w:lang w:val="id-ID"/>
@@ -1806,7 +1806,7 @@
             <w:pPr>
               <w:jc w:val="center"/>
               <w:rPr>
-                <w:rFonts w:ascii="Tahoma" w:hAnsi="Tahoma" w:cs="Tahoma"/>
+                <w:rFonts w:ascii="Tahoma" w:hAnsi="Tahoma"/>
                 <w:sz w:val="22"/>
                 <w:szCs w:val="22"/>
                 <w:lang w:val="id-ID"/>
@@ -1817,7 +1817,7 @@
             <w:pPr>
               <w:jc w:val="center"/>
               <w:rPr>
-                <w:rFonts w:ascii="Tahoma" w:hAnsi="Tahoma" w:cs="Tahoma"/>
+                <w:rFonts w:ascii="Tahoma" w:hAnsi="Tahoma"/>
                 <w:sz w:val="22"/>
                 <w:szCs w:val="22"/>
                 <w:lang w:val="id-ID"/>
@@ -1825,7 +1825,7 @@
             </w:pPr>
             <w:r>
               <w:rPr>
-                <w:rFonts w:ascii="Tahoma" w:hAnsi="Tahoma" w:cs="Tahoma"/>
+                <w:rFonts w:ascii="Tahoma" w:hAnsi="Tahoma"/>
                 <w:sz w:val="22"/>
                 <w:szCs w:val="22"/>
                 <w:lang w:val="id-ID"/>
@@ -1839,7 +1839,7 @@
             </w:pPr>
             <w:r>
               <w:rPr>
-                <w:rFonts w:ascii="Tahoma" w:hAnsi="Tahoma" w:cs="Tahoma"/>
+                <w:rFonts w:ascii="Tahoma" w:hAnsi="Tahoma"/>
                 <w:sz w:val="22"/>
                 <w:szCs w:val="22"/>
                 <w:lang w:val="id-ID"/>
@@ -1848,7 +1848,7 @@
             </w:r>
             <w:r>
               <w:rPr>
-                <w:rFonts w:ascii="Tahoma" w:hAnsi="Tahoma" w:cs="Tahoma"/>
+                <w:rFonts w:ascii="Tahoma" w:hAnsi="Tahoma"/>
                 <w:sz w:val="22"/>
                 <w:szCs w:val="22"/>
                 <w:lang w:val="en-AU"/>
@@ -1860,7 +1860,7 @@
             <w:pPr>
               <w:jc w:val="center"/>
               <w:rPr>
-                <w:rFonts w:ascii="Tahoma" w:hAnsi="Tahoma" w:cs="Tahoma"/>
+                <w:rFonts w:ascii="Tahoma" w:hAnsi="Tahoma"/>
                 <w:sz w:val="22"/>
                 <w:szCs w:val="22"/>
                 <w:lang w:val="en-AU"/>
@@ -1870,35 +1870,35 @@
           <w:p>
             <w:pPr>
               <w:rPr>
-                <w:rFonts w:ascii="Tahoma" w:hAnsi="Tahoma" w:cs="Tahoma"/>
-                <w:sz w:val="22"/>
-                <w:szCs w:val="22"/>
-              </w:rPr>
-            </w:pPr>
-          </w:p>
-          <w:p>
-            <w:pPr>
-              <w:rPr>
-                <w:rFonts w:ascii="Tahoma" w:hAnsi="Tahoma" w:cs="Tahoma"/>
-                <w:sz w:val="22"/>
-                <w:szCs w:val="22"/>
-              </w:rPr>
-            </w:pPr>
-          </w:p>
-          <w:p>
-            <w:pPr>
-              <w:rPr>
-                <w:rFonts w:ascii="Tahoma" w:hAnsi="Tahoma" w:cs="Tahoma"/>
-                <w:sz w:val="22"/>
-                <w:szCs w:val="22"/>
-              </w:rPr>
-            </w:pPr>
-          </w:p>
-          <w:p>
-            <w:pPr>
-              <w:jc w:val="center"/>
-              <w:rPr>
-                <w:rFonts w:ascii="Tahoma" w:hAnsi="Tahoma" w:cs="Tahoma"/>
+                <w:rFonts w:ascii="Tahoma" w:hAnsi="Tahoma"/>
+                <w:sz w:val="22"/>
+                <w:szCs w:val="22"/>
+              </w:rPr>
+            </w:pPr>
+          </w:p>
+          <w:p>
+            <w:pPr>
+              <w:rPr>
+                <w:rFonts w:ascii="Tahoma" w:hAnsi="Tahoma"/>
+                <w:sz w:val="22"/>
+                <w:szCs w:val="22"/>
+              </w:rPr>
+            </w:pPr>
+          </w:p>
+          <w:p>
+            <w:pPr>
+              <w:rPr>
+                <w:rFonts w:ascii="Tahoma" w:hAnsi="Tahoma"/>
+                <w:sz w:val="22"/>
+                <w:szCs w:val="22"/>
+              </w:rPr>
+            </w:pPr>
+          </w:p>
+          <w:p>
+            <w:pPr>
+              <w:jc w:val="center"/>
+              <w:rPr>
+                <w:rFonts w:ascii="Tahoma" w:hAnsi="Tahoma"/>
                 <w:sz w:val="22"/>
                 <w:szCs w:val="22"/>
                 <w:u w:val="single"/>
@@ -1907,7 +1907,7 @@
             </w:pPr>
             <w:r>
               <w:rPr>
-                <w:rFonts w:ascii="Tahoma" w:hAnsi="Tahoma" w:cs="Tahoma"/>
+                <w:rFonts w:ascii="Tahoma" w:hAnsi="Tahoma"/>
                 <w:sz w:val="22"/>
                 <w:szCs w:val="22"/>
                 <w:u w:val="single"/>
@@ -1920,14 +1920,14 @@
             <w:pPr>
               <w:jc w:val="center"/>
               <w:rPr>
-                <w:rFonts w:ascii="Tahoma" w:hAnsi="Tahoma" w:cs="Tahoma"/>
-                <w:sz w:val="22"/>
-                <w:szCs w:val="22"/>
-              </w:rPr>
-            </w:pPr>
-            <w:r>
-              <w:rPr>
-                <w:rFonts w:ascii="Tahoma" w:hAnsi="Tahoma" w:cs="Tahoma"/>
+                <w:rFonts w:ascii="Tahoma" w:hAnsi="Tahoma"/>
+                <w:sz w:val="22"/>
+                <w:szCs w:val="22"/>
+              </w:rPr>
+            </w:pPr>
+            <w:r>
+              <w:rPr>
+                <w:rFonts w:ascii="Tahoma" w:hAnsi="Tahoma"/>
                 <w:sz w:val="22"/>
                 <w:szCs w:val="22"/>
                 <w:lang w:val="id-ID"/>
@@ -1936,7 +1936,7 @@
             </w:r>
             <w:r>
               <w:rPr>
-                <w:rFonts w:ascii="Tahoma" w:hAnsi="Tahoma" w:cs="Tahoma"/>
+                <w:rFonts w:ascii="Tahoma" w:hAnsi="Tahoma"/>
                 <w:sz w:val="22"/>
                 <w:szCs w:val="22"/>
               </w:rPr>
@@ -1944,7 +1944,7 @@
             </w:r>
             <w:r>
               <w:rPr>
-                <w:rFonts w:ascii="Tahoma" w:hAnsi="Tahoma" w:cs="Tahoma"/>
+                <w:rFonts w:ascii="Tahoma" w:hAnsi="Tahoma"/>
                 <w:sz w:val="22"/>
                 <w:szCs w:val="22"/>
                 <w:lang w:val="id-ID"/>
@@ -1953,7 +1953,7 @@
             </w:r>
             <w:r>
               <w:rPr>
-                <w:rFonts w:ascii="Tahoma" w:hAnsi="Tahoma" w:cs="Tahoma"/>
+                <w:rFonts w:ascii="Tahoma" w:hAnsi="Tahoma"/>
                 <w:sz w:val="22"/>
                 <w:szCs w:val="22"/>
               </w:rPr>
@@ -1961,7 +1961,7 @@
             </w:r>
             <w:r>
               <w:rPr>
-                <w:rFonts w:ascii="Tahoma" w:hAnsi="Tahoma" w:cs="Tahoma"/>
+                <w:rFonts w:ascii="Tahoma" w:hAnsi="Tahoma"/>
                 <w:sz w:val="22"/>
                 <w:szCs w:val="22"/>
                 <w:shd w:val="clear" w:color="auto" w:fill="FFFFFF"/>
@@ -1978,7 +1978,7 @@
             <w:pPr>
               <w:jc w:val="center"/>
               <w:rPr>
-                <w:rFonts w:ascii="Tahoma" w:hAnsi="Tahoma" w:cs="Tahoma"/>
+                <w:rFonts w:ascii="Tahoma" w:hAnsi="Tahoma"/>
                 <w:sz w:val="22"/>
                 <w:szCs w:val="22"/>
                 <w:lang w:val="id-ID"/>
@@ -1986,7 +1986,7 @@
             </w:pPr>
             <w:r>
               <w:rPr>
-                <w:rFonts w:ascii="Tahoma" w:hAnsi="Tahoma" w:cs="Tahoma"/>
+                <w:rFonts w:ascii="Tahoma" w:hAnsi="Tahoma"/>
                 <w:sz w:val="22"/>
                 <w:szCs w:val="22"/>
                 <w:lang w:val="id-ID"/>
@@ -2000,7 +2000,7 @@
             </w:pPr>
             <w:r>
               <w:rPr>
-                <w:rFonts w:ascii="Tahoma" w:hAnsi="Tahoma" w:cs="Tahoma"/>
+                <w:rFonts w:ascii="Tahoma" w:hAnsi="Tahoma"/>
                 <w:sz w:val="22"/>
                 <w:szCs w:val="22"/>
                 <w:lang w:val="id-ID"/>
@@ -2009,7 +2009,7 @@
             </w:r>
             <w:r>
               <w:rPr>
-                <w:rFonts w:ascii="Tahoma" w:hAnsi="Tahoma" w:cs="Tahoma"/>
+                <w:rFonts w:ascii="Tahoma" w:hAnsi="Tahoma"/>
                 <w:sz w:val="22"/>
                 <w:szCs w:val="22"/>
                 <w:lang w:val="en-AU"/>
@@ -2021,7 +2021,7 @@
             <w:pPr>
               <w:jc w:val="center"/>
               <w:rPr>
-                <w:rFonts w:ascii="Tahoma" w:hAnsi="Tahoma" w:cs="Tahoma"/>
+                <w:rFonts w:ascii="Tahoma" w:hAnsi="Tahoma"/>
                 <w:sz w:val="22"/>
                 <w:szCs w:val="22"/>
                 <w:lang w:val="en-AU"/>
@@ -2029,7 +2029,7 @@
             </w:pPr>
             <w:r>
               <w:rPr>
-                <w:rFonts w:ascii="Tahoma" w:hAnsi="Tahoma" w:cs="Tahoma"/>
+                <w:rFonts w:ascii="Tahoma" w:hAnsi="Tahoma"/>
                 <w:sz w:val="22"/>
                 <w:szCs w:val="22"/>
                 <w:lang w:val="en-AU"/>
@@ -2041,7 +2041,7 @@
             <w:pPr>
               <w:jc w:val="center"/>
               <w:rPr>
-                <w:rFonts w:ascii="Tahoma" w:hAnsi="Tahoma" w:cs="Tahoma"/>
+                <w:rFonts w:ascii="Tahoma" w:hAnsi="Tahoma"/>
                 <w:sz w:val="22"/>
                 <w:szCs w:val="22"/>
                 <w:lang w:eastAsia="en-US"/>
@@ -2049,7 +2049,7 @@
             </w:pPr>
             <w:r>
               <w:rPr>
-                <w:rFonts w:ascii="Tahoma" w:hAnsi="Tahoma" w:cs="Tahoma"/>
+                <w:rFonts w:ascii="Tahoma" w:hAnsi="Tahoma"/>
                 <w:sz w:val="22"/>
                 <w:szCs w:val="22"/>
                 <w:lang w:val="en-AU"/>
@@ -2061,7 +2061,7 @@
             <w:pPr>
               <w:jc w:val="center"/>
               <w:rPr>
-                <w:rFonts w:ascii="Tahoma" w:hAnsi="Tahoma" w:cs="Tahoma"/>
+                <w:rFonts w:ascii="Tahoma" w:hAnsi="Tahoma"/>
                 <w:sz w:val="22"/>
                 <w:szCs w:val="22"/>
                 <w:lang w:eastAsia="en-US"/>
@@ -2103,7 +2103,7 @@
               <w:jc w:val="center"/>
               <w:rPr>
                 <w:rStyle w:val="MSGENFONTSTYLENAMETEMPLATEROLENUMBERMSGENFONTSTYLENAMEBYROLETEXT2"/>
-                <w:rFonts w:ascii="Tahoma" w:hAnsi="Tahoma" w:cs="Tahoma"/>
+                <w:rFonts w:ascii="Tahoma" w:hAnsi="Tahoma"/>
                 <w:sz w:val="22"/>
                 <w:szCs w:val="22"/>
                 <w:u w:val="single"/>
@@ -2111,7 +2111,7 @@
             </w:pPr>
             <w:r>
               <w:rPr>
-                <w:rFonts w:ascii="Tahoma" w:hAnsi="Tahoma" w:cs="Tahoma"/>
+                <w:rFonts w:ascii="Tahoma" w:hAnsi="Tahoma"/>
                 <w:sz w:val="22"/>
                 <w:szCs w:val="22"/>
                 <w:u w:val="single"/>
@@ -2123,7 +2123,7 @@
             <w:pPr>
               <w:jc w:val="center"/>
               <w:rPr>
-                <w:rFonts w:ascii="Tahoma" w:hAnsi="Tahoma" w:cs="Tahoma"/>
+                <w:rFonts w:ascii="Tahoma" w:hAnsi="Tahoma"/>
                 <w:sz w:val="22"/>
                 <w:szCs w:val="22"/>
                 <w:u w:val="single"/>
@@ -2131,7 +2131,7 @@
             </w:pPr>
             <w:r>
               <w:rPr>
-                <w:rFonts w:ascii="Tahoma" w:hAnsi="Tahoma" w:cs="Tahoma"/>
+                <w:rFonts w:ascii="Tahoma" w:hAnsi="Tahoma"/>
                 <w:sz w:val="22"/>
                 <w:szCs w:val="22"/>
                 <w:lang w:val="id-ID"/>
@@ -2140,7 +2140,7 @@
             </w:r>
             <w:r>
               <w:rPr>
-                <w:rFonts w:ascii="Tahoma" w:hAnsi="Tahoma" w:cs="Tahoma"/>
+                <w:rFonts w:ascii="Tahoma" w:hAnsi="Tahoma"/>
                 <w:sz w:val="22"/>
                 <w:szCs w:val="22"/>
               </w:rPr>
@@ -2148,7 +2148,7 @@
             </w:r>
             <w:r>
               <w:rPr>
-                <w:rFonts w:ascii="Tahoma" w:hAnsi="Tahoma" w:cs="Tahoma"/>
+                <w:rFonts w:ascii="Tahoma" w:hAnsi="Tahoma"/>
                 <w:sz w:val="22"/>
                 <w:szCs w:val="22"/>
                 <w:shd w:val="clear" w:color="auto" w:fill="FFFFFF"/>
@@ -2160,7 +2160,7 @@
             <w:pPr>
               <w:jc w:val="center"/>
               <w:rPr>
-                <w:rFonts w:ascii="Tahoma" w:hAnsi="Tahoma" w:cs="Tahoma"/>
+                <w:rFonts w:ascii="Tahoma" w:hAnsi="Tahoma"/>
                 <w:sz w:val="22"/>
                 <w:szCs w:val="22"/>
                 <w:u w:val="single"/>
@@ -2177,7 +2177,7 @@
             <w:pPr>
               <w:jc w:val="center"/>
               <w:rPr>
-                <w:rFonts w:ascii="Tahoma" w:hAnsi="Tahoma" w:cs="Tahoma"/>
+                <w:rFonts w:ascii="Tahoma" w:hAnsi="Tahoma"/>
                 <w:sz w:val="22"/>
                 <w:szCs w:val="22"/>
                 <w:lang w:val="id-ID"/>
@@ -2185,7 +2185,7 @@
             </w:pPr>
             <w:r>
               <w:rPr>
-                <w:rFonts w:ascii="Tahoma" w:hAnsi="Tahoma" w:cs="Tahoma"/>
+                <w:rFonts w:ascii="Tahoma" w:hAnsi="Tahoma"/>
                 <w:sz w:val="22"/>
                 <w:szCs w:val="22"/>
                 <w:lang w:val="id-ID"/>
@@ -2199,7 +2199,7 @@
             </w:pPr>
             <w:r>
               <w:rPr>
-                <w:rFonts w:ascii="Tahoma" w:hAnsi="Tahoma" w:cs="Tahoma"/>
+                <w:rFonts w:ascii="Tahoma" w:hAnsi="Tahoma"/>
                 <w:sz w:val="22"/>
                 <w:szCs w:val="22"/>
                 <w:lang w:val="id-ID"/>
@@ -2208,7 +2208,7 @@
             </w:r>
             <w:r>
               <w:rPr>
-                <w:rFonts w:ascii="Tahoma" w:hAnsi="Tahoma" w:cs="Tahoma"/>
+                <w:rFonts w:ascii="Tahoma" w:hAnsi="Tahoma"/>
                 <w:sz w:val="22"/>
                 <w:szCs w:val="22"/>
                 <w:lang w:val="en-AU"/>
@@ -2220,7 +2220,7 @@
             <w:pPr>
               <w:jc w:val="center"/>
               <w:rPr>
-                <w:rFonts w:ascii="Tahoma" w:hAnsi="Tahoma" w:cs="Tahoma"/>
+                <w:rFonts w:ascii="Tahoma" w:hAnsi="Tahoma"/>
                 <w:sz w:val="22"/>
                 <w:szCs w:val="22"/>
                 <w:lang w:val="en-AU"/>
@@ -2228,7 +2228,7 @@
             </w:pPr>
             <w:r>
               <w:rPr>
-                <w:rFonts w:ascii="Tahoma" w:hAnsi="Tahoma" w:cs="Tahoma"/>
+                <w:rFonts w:ascii="Tahoma" w:hAnsi="Tahoma"/>
                 <w:sz w:val="22"/>
                 <w:szCs w:val="22"/>
                 <w:lang w:val="en-AU"/>
@@ -2240,7 +2240,7 @@
             <w:pPr>
               <w:jc w:val="center"/>
               <w:rPr>
-                <w:rFonts w:ascii="Tahoma" w:hAnsi="Tahoma" w:cs="Tahoma"/>
+                <w:rFonts w:ascii="Tahoma" w:hAnsi="Tahoma"/>
                 <w:sz w:val="22"/>
                 <w:szCs w:val="22"/>
                 <w:lang w:eastAsia="en-US"/>
@@ -2261,7 +2261,7 @@
             <w:pPr>
               <w:jc w:val="center"/>
               <w:rPr>
-                <w:rFonts w:ascii="Tahoma" w:hAnsi="Tahoma" w:cs="Tahoma"/>
+                <w:rFonts w:ascii="Tahoma" w:hAnsi="Tahoma"/>
                 <w:sz w:val="22"/>
                 <w:szCs w:val="22"/>
                 <w:lang w:eastAsia="en-US"/>
@@ -2272,7 +2272,7 @@
             <w:pPr>
               <w:jc w:val="center"/>
               <w:rPr>
-                <w:rFonts w:ascii="Tahoma" w:hAnsi="Tahoma" w:cs="Tahoma"/>
+                <w:rFonts w:ascii="Tahoma" w:hAnsi="Tahoma"/>
                 <w:sz w:val="22"/>
                 <w:szCs w:val="22"/>
                 <w:u w:val="single"/>
@@ -2280,7 +2280,7 @@
             </w:pPr>
             <w:r>
               <w:rPr>
-                <w:rFonts w:ascii="Tahoma" w:hAnsi="Tahoma" w:cs="Tahoma"/>
+                <w:rFonts w:ascii="Tahoma" w:hAnsi="Tahoma"/>
                 <w:sz w:val="22"/>
                 <w:szCs w:val="22"/>
                 <w:u w:val="single"/>
@@ -2292,14 +2292,14 @@
             <w:pPr>
               <w:jc w:val="center"/>
               <w:rPr>
-                <w:rFonts w:ascii="Tahoma" w:hAnsi="Tahoma" w:cs="Tahoma"/>
-                <w:sz w:val="22"/>
-                <w:szCs w:val="22"/>
-              </w:rPr>
-            </w:pPr>
-            <w:r>
-              <w:rPr>
-                <w:rFonts w:ascii="Tahoma" w:hAnsi="Tahoma" w:cs="Tahoma"/>
+                <w:rFonts w:ascii="Tahoma" w:hAnsi="Tahoma"/>
+                <w:sz w:val="22"/>
+                <w:szCs w:val="22"/>
+              </w:rPr>
+            </w:pPr>
+            <w:r>
+              <w:rPr>
+                <w:rFonts w:ascii="Tahoma" w:hAnsi="Tahoma"/>
                 <w:sz w:val="22"/>
                 <w:szCs w:val="22"/>
               </w:rPr>
@@ -2319,7 +2319,7 @@
             <w:pPr>
               <w:snapToGrid w:val="0"/>
               <w:rPr>
-                <w:rFonts w:ascii="Tahoma" w:hAnsi="Tahoma" w:cs="Tahoma"/>
+                <w:rFonts w:ascii="Tahoma" w:hAnsi="Tahoma"/>
                 <w:sz w:val="22"/>
                 <w:szCs w:val="22"/>
               </w:rPr>
@@ -2340,14 +2340,14 @@
                 <w:tab w:val="left" w:pos="8265"/>
               </w:tabs>
               <w:rPr>
-                <w:rFonts w:ascii="Tahoma" w:hAnsi="Tahoma" w:cs="Tahoma"/>
-                <w:sz w:val="22"/>
-                <w:szCs w:val="22"/>
-              </w:rPr>
-            </w:pPr>
-            <w:r>
-              <w:rPr>
-                <w:rFonts w:ascii="Tahoma" w:hAnsi="Tahoma" w:cs="Tahoma"/>
+                <w:rFonts w:ascii="Tahoma" w:hAnsi="Tahoma"/>
+                <w:sz w:val="22"/>
+                <w:szCs w:val="22"/>
+              </w:rPr>
+            </w:pPr>
+            <w:r>
+              <w:rPr>
+                <w:rFonts w:ascii="Tahoma" w:hAnsi="Tahoma"/>
                 <w:sz w:val="22"/>
                 <w:szCs w:val="22"/>
               </w:rPr>
@@ -2356,7 +2356,7 @@
             </w:r>
             <w:r>
               <w:rPr>
-                <w:rFonts w:ascii="Tahoma" w:hAnsi="Tahoma" w:cs="Tahoma"/>
+                <w:rFonts w:ascii="Tahoma" w:hAnsi="Tahoma"/>
                 <w:sz w:val="22"/>
                 <w:szCs w:val="22"/>
               </w:rPr>
@@ -2376,14 +2376,14 @@
                 <w:tab w:val="left" w:pos="8265"/>
               </w:tabs>
               <w:rPr>
-                <w:rFonts w:ascii="Tahoma" w:hAnsi="Tahoma" w:cs="Tahoma"/>
-                <w:sz w:val="22"/>
-                <w:szCs w:val="22"/>
-              </w:rPr>
-            </w:pPr>
-            <w:r>
-              <w:rPr>
-                <w:rFonts w:ascii="Tahoma" w:hAnsi="Tahoma" w:cs="Tahoma"/>
+                <w:rFonts w:ascii="Tahoma" w:hAnsi="Tahoma"/>
+                <w:sz w:val="22"/>
+                <w:szCs w:val="22"/>
+              </w:rPr>
+            </w:pPr>
+            <w:r>
+              <w:rPr>
+                <w:rFonts w:ascii="Tahoma" w:hAnsi="Tahoma"/>
                 <w:sz w:val="22"/>
                 <w:szCs w:val="22"/>
               </w:rPr>
@@ -2392,7 +2392,7 @@
             </w:r>
             <w:r>
               <w:rPr>
-                <w:rFonts w:ascii="Tahoma" w:hAnsi="Tahoma" w:cs="Tahoma"/>
+                <w:rFonts w:ascii="Tahoma" w:hAnsi="Tahoma"/>
                 <w:sz w:val="22"/>
                 <w:szCs w:val="22"/>
               </w:rPr>
@@ -2414,7 +2414,7 @@
               <w:snapToGrid w:val="0"/>
               <w:ind w:firstLine="993"/>
               <w:rPr>
-                <w:rFonts w:ascii="Tahoma" w:hAnsi="Tahoma" w:cs="Tahoma"/>
+                <w:rFonts w:ascii="Tahoma" w:hAnsi="Tahoma"/>
                 <w:sz w:val="22"/>
                 <w:szCs w:val="22"/>
                 <w:lang w:eastAsia="en-US"/>
@@ -2455,7 +2455,7 @@
             <w:pPr>
               <w:jc w:val="center"/>
               <w:rPr>
-                <w:rFonts w:ascii="Tahoma" w:hAnsi="Tahoma" w:cs="Tahoma"/>
+                <w:rFonts w:ascii="Tahoma" w:hAnsi="Tahoma"/>
                 <w:sz w:val="22"/>
                 <w:szCs w:val="22"/>
                 <w:lang w:val="id-ID"/>
@@ -2463,7 +2463,7 @@
             </w:pPr>
             <w:r>
               <w:rPr>
-                <w:rFonts w:ascii="Tahoma" w:hAnsi="Tahoma" w:cs="Tahoma"/>
+                <w:rFonts w:ascii="Tahoma" w:hAnsi="Tahoma"/>
                 <w:sz w:val="22"/>
                 <w:szCs w:val="22"/>
                 <w:u w:val="single"/>
@@ -2474,7 +2474,7 @@
             </w:r>
             <w:r>
               <w:rPr>
-                <w:rFonts w:ascii="Tahoma" w:hAnsi="Tahoma" w:cs="Tahoma"/>
+                <w:rFonts w:ascii="Tahoma" w:hAnsi="Tahoma"/>
                 <w:sz w:val="22"/>
                 <w:szCs w:val="22"/>
                 <w:lang w:val="id-ID"/>
@@ -2486,7 +2486,7 @@
             <w:pPr>
               <w:jc w:val="center"/>
               <w:rPr>
-                <w:rFonts w:ascii="Tahoma" w:hAnsi="Tahoma" w:cs="Tahoma"/>
+                <w:rFonts w:ascii="Tahoma" w:hAnsi="Tahoma"/>
                 <w:sz w:val="22"/>
                 <w:szCs w:val="22"/>
                 <w:lang w:val="en-GB"/>
@@ -2494,7 +2494,7 @@
             </w:pPr>
             <w:r>
               <w:rPr>
-                <w:rFonts w:ascii="Tahoma" w:hAnsi="Tahoma" w:cs="Tahoma"/>
+                <w:rFonts w:ascii="Tahoma" w:hAnsi="Tahoma"/>
                 <w:sz w:val="22"/>
                 <w:szCs w:val="22"/>
                 <w:lang w:val="id-ID"/>
@@ -2503,7 +2503,7 @@
             </w:r>
             <w:r>
               <w:rPr>
-                <w:rFonts w:ascii="Tahoma" w:hAnsi="Tahoma" w:cs="Tahoma"/>
+                <w:rFonts w:ascii="Tahoma" w:hAnsi="Tahoma"/>
                 <w:sz w:val="22"/>
                 <w:szCs w:val="22"/>
               </w:rPr>
@@ -2511,7 +2511,7 @@
             </w:r>
             <w:r>
               <w:rPr>
-                <w:rFonts w:ascii="Tahoma" w:hAnsi="Tahoma" w:cs="Tahoma"/>
+                <w:rFonts w:ascii="Tahoma" w:hAnsi="Tahoma"/>
                 <w:sz w:val="22"/>
                 <w:szCs w:val="22"/>
                 <w:lang w:val="id-ID"/>
@@ -2520,7 +2520,7 @@
             </w:r>
             <w:r>
               <w:rPr>
-                <w:rFonts w:ascii="Tahoma" w:hAnsi="Tahoma" w:cs="Tahoma"/>
+                <w:rFonts w:ascii="Tahoma" w:hAnsi="Tahoma"/>
                 <w:sz w:val="22"/>
                 <w:szCs w:val="22"/>
                 <w:shd w:val="clear" w:color="auto" w:fill="FFFFFF"/>
@@ -2539,7 +2539,7 @@
               <w:snapToGrid w:val="0"/>
               <w:jc w:val="center"/>
               <w:rPr>
-                <w:rFonts w:ascii="Tahoma" w:hAnsi="Tahoma" w:cs="Tahoma"/>
+                <w:rFonts w:ascii="Tahoma" w:hAnsi="Tahoma"/>
                 <w:sz w:val="22"/>
                 <w:szCs w:val="22"/>
                 <w:lang w:eastAsia="en-US"/>
@@ -2580,7 +2580,7 @@
             <w:pPr>
               <w:jc w:val="center"/>
               <w:rPr>
-                <w:rFonts w:ascii="Tahoma" w:hAnsi="Tahoma" w:cs="Tahoma"/>
+                <w:rFonts w:ascii="Tahoma" w:hAnsi="Tahoma"/>
                 <w:sz w:val="22"/>
                 <w:szCs w:val="22"/>
                 <w:u w:val="single"/>
@@ -2590,7 +2590,7 @@
             </w:pPr>
             <w:r>
               <w:rPr>
-                <w:rFonts w:ascii="Tahoma" w:hAnsi="Tahoma" w:cs="Tahoma"/>
+                <w:rFonts w:ascii="Tahoma" w:hAnsi="Tahoma"/>
                 <w:sz w:val="22"/>
                 <w:szCs w:val="22"/>
                 <w:u w:val="single"/>
@@ -2609,7 +2609,7 @@
             </w:pPr>
             <w:r>
               <w:rPr>
-                <w:rFonts w:ascii="Tahoma" w:hAnsi="Tahoma" w:cs="Tahoma"/>
+                <w:rFonts w:ascii="Tahoma" w:hAnsi="Tahoma"/>
                 <w:sz w:val="22"/>
                 <w:szCs w:val="22"/>
                 <w:lang w:val="id-ID"/>
@@ -2618,7 +2618,7 @@
             </w:r>
             <w:r>
               <w:rPr>
-                <w:rFonts w:ascii="Tahoma" w:hAnsi="Tahoma" w:cs="Tahoma"/>
+                <w:rFonts w:ascii="Tahoma" w:hAnsi="Tahoma"/>
                 <w:sz w:val="22"/>
                 <w:szCs w:val="22"/>
               </w:rPr>
@@ -2626,7 +2626,7 @@
             </w:r>
             <w:r>
               <w:rPr>
-                <w:rFonts w:ascii="Tahoma" w:hAnsi="Tahoma" w:cs="Tahoma"/>
+                <w:rFonts w:ascii="Tahoma" w:hAnsi="Tahoma"/>
                 <w:sz w:val="22"/>
                 <w:szCs w:val="22"/>
                 <w:lang w:val="id-ID"/>
@@ -2635,7 +2635,7 @@
             </w:r>
             <w:r>
               <w:rPr>
-                <w:rFonts w:ascii="Tahoma" w:hAnsi="Tahoma" w:cs="Tahoma"/>
+                <w:rFonts w:ascii="Tahoma" w:hAnsi="Tahoma"/>
                 <w:sz w:val="22"/>
                 <w:szCs w:val="22"/>
                 <w:shd w:val="clear" w:color="auto" w:fill="FFFFFF"/>
@@ -2683,7 +2683,7 @@
             <w:pPr>
               <w:jc w:val="center"/>
               <w:rPr>
-                <w:rFonts w:ascii="Tahoma" w:hAnsi="Tahoma" w:cs="Tahoma"/>
+                <w:rFonts w:ascii="Tahoma" w:hAnsi="Tahoma"/>
                 <w:sz w:val="22"/>
                 <w:szCs w:val="22"/>
                 <w:lang w:eastAsia="en-US"/>
@@ -2694,7 +2694,7 @@
             <w:pPr>
               <w:jc w:val="center"/>
               <w:rPr>
-                <w:rFonts w:ascii="Tahoma" w:hAnsi="Tahoma" w:cs="Tahoma"/>
+                <w:rFonts w:ascii="Tahoma" w:hAnsi="Tahoma"/>
                 <w:sz w:val="22"/>
                 <w:szCs w:val="22"/>
                 <w:u w:val="single"/>
@@ -2702,7 +2702,7 @@
             </w:pPr>
             <w:r>
               <w:rPr>
-                <w:rFonts w:ascii="Tahoma" w:hAnsi="Tahoma" w:cs="Tahoma"/>
+                <w:rFonts w:ascii="Tahoma" w:hAnsi="Tahoma"/>
                 <w:sz w:val="22"/>
                 <w:szCs w:val="22"/>
                 <w:u w:val="single"/>
@@ -2712,7 +2712,7 @@
             </w:r>
             <w:r>
               <w:rPr>
-                <w:rFonts w:ascii="Tahoma" w:hAnsi="Tahoma" w:cs="Tahoma"/>
+                <w:rFonts w:ascii="Tahoma" w:hAnsi="Tahoma"/>
                 <w:sz w:val="22"/>
                 <w:szCs w:val="22"/>
                 <w:u w:val="single"/>
@@ -2722,7 +2722,7 @@
             </w:r>
             <w:r>
               <w:rPr>
-                <w:rFonts w:ascii="Tahoma" w:hAnsi="Tahoma" w:cs="Tahoma"/>
+                <w:rFonts w:ascii="Tahoma" w:hAnsi="Tahoma"/>
                 <w:sz w:val="22"/>
                 <w:szCs w:val="22"/>
                 <w:u w:val="single"/>
@@ -2735,14 +2735,14 @@
             <w:pPr>
               <w:jc w:val="center"/>
               <w:rPr>
-                <w:rFonts w:ascii="Tahoma" w:hAnsi="Tahoma" w:cs="Tahoma"/>
-                <w:sz w:val="22"/>
-                <w:szCs w:val="22"/>
-              </w:rPr>
-            </w:pPr>
-            <w:r>
-              <w:rPr>
-                <w:rFonts w:ascii="Tahoma" w:hAnsi="Tahoma" w:cs="Tahoma"/>
+                <w:rFonts w:ascii="Tahoma" w:hAnsi="Tahoma"/>
+                <w:sz w:val="22"/>
+                <w:szCs w:val="22"/>
+              </w:rPr>
+            </w:pPr>
+            <w:r>
+              <w:rPr>
+                <w:rFonts w:ascii="Tahoma" w:hAnsi="Tahoma"/>
                 <w:sz w:val="22"/>
                 <w:szCs w:val="22"/>
                 <w:lang w:val="id-ID"/>
@@ -2751,7 +2751,7 @@
             </w:r>
             <w:r>
               <w:rPr>
-                <w:rFonts w:ascii="Tahoma" w:hAnsi="Tahoma" w:cs="Tahoma"/>
+                <w:rFonts w:ascii="Tahoma" w:hAnsi="Tahoma"/>
                 <w:sz w:val="22"/>
                 <w:szCs w:val="22"/>
               </w:rPr>
@@ -2759,7 +2759,7 @@
             </w:r>
             <w:r>
               <w:rPr>
-                <w:rFonts w:ascii="Tahoma" w:hAnsi="Tahoma" w:cs="Tahoma"/>
+                <w:rFonts w:ascii="Tahoma" w:hAnsi="Tahoma"/>
                 <w:sz w:val="22"/>
                 <w:szCs w:val="22"/>
                 <w:lang w:val="id-ID"/>
@@ -2768,7 +2768,7 @@
             </w:r>
             <w:r>
               <w:rPr>
-                <w:rFonts w:ascii="Tahoma" w:hAnsi="Tahoma" w:cs="Tahoma"/>
+                <w:rFonts w:ascii="Tahoma" w:hAnsi="Tahoma"/>
                 <w:sz w:val="22"/>
                 <w:szCs w:val="22"/>
                 <w:lang w:val="id-ID" w:eastAsia="en-US"/>
@@ -2777,7 +2777,7 @@
             </w:r>
             <w:r>
               <w:rPr>
-                <w:rFonts w:ascii="Tahoma" w:hAnsi="Tahoma" w:cs="Tahoma"/>
+                <w:rFonts w:ascii="Tahoma" w:hAnsi="Tahoma"/>
                 <w:sz w:val="22"/>
                 <w:szCs w:val="22"/>
                 <w:lang w:eastAsia="en-US"/>
@@ -2798,7 +2798,7 @@
             <w:pPr>
               <w:snapToGrid w:val="0"/>
               <w:rPr>
-                <w:rFonts w:ascii="Tahoma" w:hAnsi="Tahoma" w:cs="Tahoma"/>
+                <w:rFonts w:ascii="Tahoma" w:hAnsi="Tahoma"/>
                 <w:sz w:val="22"/>
                 <w:szCs w:val="22"/>
               </w:rPr>
@@ -2835,7 +2835,7 @@
   <w:docDefaults>
     <w:rPrDefault>
       <w:rPr>
-        <w:rFonts w:ascii="Liberation Serif" w:eastAsia="Noto Serif CJK SC" w:hAnsi="Liberation Serif" w:cs="FreeSans"/>
+        <w:rFonts w:ascii="Tahoma" w:hAnsi="Tahoma"/>
         <w:lang w:val="en-US" w:eastAsia="zh-CN" w:bidi="ar-SA"/>
       </w:rPr>
     </w:rPrDefault>
@@ -3227,7 +3227,7 @@
       <w:suppressAutoHyphens/>
     </w:pPr>
     <w:rPr>
-      <w:rFonts w:ascii="Times New Roman" w:eastAsia="Times New Roman" w:hAnsi="Times New Roman" w:cs="Times New Roman"/>
+      <w:rFonts w:ascii="Tahoma" w:hAnsi="Tahoma"/>
       <w:color w:val="000000"/>
       <w:sz w:val="24"/>
       <w:szCs w:val="24"/>
@@ -3264,7 +3264,7 @@
     <w:name w:val="WW8Num1z0"/>
     <w:qFormat/>
     <w:rPr>
-      <w:rFonts w:ascii="Arial" w:hAnsi="Arial" w:cs="Arial"/>
+      <w:rFonts w:ascii="Tahoma" w:hAnsi="Tahoma"/>
       <w:b w:val="0"/>
       <w:bCs w:val="0"/>
       <w:i w:val="0"/>
@@ -3287,7 +3287,7 @@
     <w:name w:val="MSG_EN_FONT_STYLE_NAME_TEMPLATE_ROLE_NUMBER MSG_EN_FONT_STYLE_NAME_BY_ROLE_TEXT 2_"/>
     <w:qFormat/>
     <w:rPr>
-      <w:rFonts w:ascii="Arial" w:hAnsi="Arial" w:cs="Arial"/>
+      <w:rFonts w:ascii="Tahoma" w:hAnsi="Tahoma"/>
       <w:sz w:val="21"/>
       <w:szCs w:val="21"/>
       <w:shd w:val="clear" w:color="auto" w:fill="FFFFFF"/>
@@ -3297,7 +3297,7 @@
     <w:name w:val="MSG_EN_FONT_STYLE_NAME_TEMPLATE_ROLE_NUMBER MSG_EN_FONT_STYLE_NAME_BY_ROLE_TEXT 3_"/>
     <w:qFormat/>
     <w:rPr>
-      <w:rFonts w:ascii="Arial" w:hAnsi="Arial" w:cs="Arial"/>
+      <w:rFonts w:ascii="Tahoma" w:hAnsi="Tahoma"/>
       <w:b/>
       <w:bCs/>
       <w:i/>
@@ -3311,7 +3311,7 @@
     <w:name w:val="MSG_EN_FONT_STYLE_NAME_TEMPLATE_ROLE_NUMBER MSG_EN_FONT_STYLE_NAME_BY_ROLE_TEXT 3 + MSG_EN_FONT_STYLE_MODIFER_SIZE 5"/>
     <w:qFormat/>
     <w:rPr>
-      <w:rFonts w:ascii="Arial" w:hAnsi="Arial" w:cs="Arial"/>
+      <w:rFonts w:ascii="Tahoma" w:hAnsi="Tahoma"/>
       <w:b w:val="0"/>
       <w:bCs w:val="0"/>
       <w:i w:val="0"/>
@@ -3325,7 +3325,7 @@
     <w:name w:val="MSG_EN_FONT_STYLE_NAME_TEMPLATE_ROLE MSG_EN_FONT_STYLE_NAME_BY_ROLE_PICTURE_CAPTION_"/>
     <w:qFormat/>
     <w:rPr>
-      <w:rFonts w:ascii="Arial" w:hAnsi="Arial" w:cs="Arial"/>
+      <w:rFonts w:ascii="Tahoma" w:hAnsi="Tahoma"/>
       <w:sz w:val="21"/>
       <w:szCs w:val="21"/>
       <w:shd w:val="clear" w:color="auto" w:fill="FFFFFF"/>
@@ -3335,7 +3335,7 @@
     <w:name w:val="MSG_EN_FONT_STYLE_NAME_TEMPLATE_ROLE MSG_EN_FONT_STYLE_NAME_BY_ROLE_PICTURE_CAPTION"/>
     <w:qFormat/>
     <w:rPr>
-      <w:rFonts w:ascii="Arial" w:hAnsi="Arial" w:cs="Arial"/>
+      <w:rFonts w:ascii="Tahoma" w:hAnsi="Tahoma"/>
       <w:sz w:val="21"/>
       <w:szCs w:val="21"/>
       <w:u w:val="single"/>
@@ -3346,7 +3346,7 @@
     <w:name w:val="Balloon Text Char"/>
     <w:qFormat/>
     <w:rPr>
-      <w:rFonts w:ascii="Tahoma" w:eastAsia="Times New Roman" w:hAnsi="Tahoma" w:cs="Tahoma"/>
+      <w:rFonts w:ascii="Tahoma" w:hAnsi="Tahoma"/>
       <w:color w:val="000000"/>
       <w:sz w:val="16"/>
       <w:szCs w:val="16"/>
@@ -3357,7 +3357,7 @@
     <w:name w:val="Header Char"/>
     <w:qFormat/>
     <w:rPr>
-      <w:rFonts w:ascii="Times New Roman" w:eastAsia="Times New Roman" w:hAnsi="Times New Roman" w:cs="Times New Roman"/>
+      <w:rFonts w:ascii="Tahoma" w:hAnsi="Tahoma"/>
       <w:color w:val="000000"/>
       <w:sz w:val="24"/>
       <w:szCs w:val="24"/>
@@ -3368,7 +3368,7 @@
     <w:name w:val="Footer Char"/>
     <w:qFormat/>
     <w:rPr>
-      <w:rFonts w:ascii="Times New Roman" w:eastAsia="Times New Roman" w:hAnsi="Times New Roman" w:cs="Times New Roman"/>
+      <w:rFonts w:ascii="Tahoma" w:hAnsi="Tahoma"/>
       <w:color w:val="000000"/>
       <w:sz w:val="24"/>
       <w:szCs w:val="24"/>
@@ -3385,7 +3385,7 @@
       <w:spacing w:before="240" w:after="120"/>
     </w:pPr>
     <w:rPr>
-      <w:rFonts w:ascii="Liberation Sans" w:eastAsia="Noto Sans CJK SC" w:hAnsi="Liberation Sans" w:cs="FreeSans"/>
+      <w:rFonts w:ascii="Tahoma" w:hAnsi="Tahoma"/>
       <w:sz w:val="28"/>
       <w:szCs w:val="28"/>
     </w:rPr>
@@ -3401,7 +3401,7 @@
     <w:name w:val="List"/>
     <w:basedOn w:val="BodyText"/>
     <w:rPr>
-      <w:rFonts w:cs="FreeSans"/>
+      <w:rFonts w:ascii="Tahoma" w:hAnsi="Tahoma" w:cs="Tahoma"/>
     </w:rPr>
   </w:style>
   <w:style w:type="paragraph" w:styleId="Caption">
@@ -3413,7 +3413,7 @@
       <w:spacing w:before="120" w:after="120"/>
     </w:pPr>
     <w:rPr>
-      <w:rFonts w:cs="FreeSans"/>
+      <w:rFonts w:ascii="Tahoma" w:hAnsi="Tahoma" w:cs="Tahoma"/>
       <w:i/>
       <w:iCs/>
     </w:rPr>
@@ -3426,7 +3426,7 @@
       <w:suppressLineNumbers/>
     </w:pPr>
     <w:rPr>
-      <w:rFonts w:cs="FreeSans"/>
+      <w:rFonts w:ascii="Tahoma" w:hAnsi="Tahoma" w:cs="Tahoma"/>
     </w:rPr>
   </w:style>
   <w:style w:type="paragraph" w:customStyle="1" w:styleId="MSGENFONTSTYLENAMETEMPLATEROLENUMBERMSGENFONTSTYLENAMEBYROLETEXT20">
@@ -3439,7 +3439,7 @@
       <w:jc w:val="center"/>
     </w:pPr>
     <w:rPr>
-      <w:rFonts w:ascii="Arial" w:eastAsia="Calibri" w:hAnsi="Arial" w:cs="Arial"/>
+      <w:rFonts w:ascii="Tahoma" w:hAnsi="Tahoma"/>
       <w:sz w:val="21"/>
       <w:szCs w:val="21"/>
       <w:lang w:val="id-ID"/>
@@ -3455,7 +3455,7 @@
       <w:jc w:val="both"/>
     </w:pPr>
     <w:rPr>
-      <w:rFonts w:ascii="Arial" w:eastAsia="Calibri" w:hAnsi="Arial" w:cs="Arial"/>
+      <w:rFonts w:ascii="Tahoma" w:hAnsi="Tahoma"/>
       <w:b/>
       <w:bCs/>
       <w:i/>
@@ -3474,7 +3474,7 @@
       <w:spacing w:line="278" w:lineRule="exact"/>
     </w:pPr>
     <w:rPr>
-      <w:rFonts w:ascii="Arial" w:eastAsia="Calibri" w:hAnsi="Arial" w:cs="Arial"/>
+      <w:rFonts w:ascii="Tahoma" w:hAnsi="Tahoma"/>
       <w:sz w:val="21"/>
       <w:szCs w:val="21"/>
       <w:lang w:val="id-ID"/>
@@ -3485,7 +3485,7 @@
     <w:basedOn w:val="Normal"/>
     <w:qFormat/>
     <w:rPr>
-      <w:rFonts w:ascii="Tahoma" w:hAnsi="Tahoma" w:cs="Tahoma"/>
+      <w:rFonts w:ascii="Tahoma" w:hAnsi="Tahoma"/>
       <w:sz w:val="16"/>
       <w:szCs w:val="16"/>
     </w:rPr>
@@ -3518,7 +3518,7 @@
       <w:suppressAutoHyphens/>
     </w:pPr>
     <w:rPr>
-      <w:rFonts w:ascii="Times New Roman" w:eastAsia="Times New Roman" w:hAnsi="Times New Roman" w:cs="Times New Roman"/>
+      <w:rFonts w:ascii="Tahoma" w:hAnsi="Tahoma"/>
       <w:color w:val="000000"/>
       <w:sz w:val="24"/>
       <w:szCs w:val="24"/>

--- a/templates/CEK/Hindu.docx
+++ b/templates/CEK/Hindu.docx
@@ -3401,7 +3401,7 @@
     <w:name w:val="List"/>
     <w:basedOn w:val="BodyText"/>
     <w:rPr>
-      <w:rFonts w:ascii="Tahoma" w:hAnsi="Tahoma" w:cs="Tahoma"/>
+      <w:rFonts w:ascii="Tahoma" w:hAnsi="Tahoma"/>
     </w:rPr>
   </w:style>
   <w:style w:type="paragraph" w:styleId="Caption">
@@ -3413,7 +3413,7 @@
       <w:spacing w:before="120" w:after="120"/>
     </w:pPr>
     <w:rPr>
-      <w:rFonts w:ascii="Tahoma" w:hAnsi="Tahoma" w:cs="Tahoma"/>
+      <w:rFonts w:ascii="Tahoma" w:hAnsi="Tahoma"/>
       <w:i/>
       <w:iCs/>
     </w:rPr>
@@ -3426,7 +3426,7 @@
       <w:suppressLineNumbers/>
     </w:pPr>
     <w:rPr>
-      <w:rFonts w:ascii="Tahoma" w:hAnsi="Tahoma" w:cs="Tahoma"/>
+      <w:rFonts w:ascii="Tahoma" w:hAnsi="Tahoma"/>
     </w:rPr>
   </w:style>
   <w:style w:type="paragraph" w:customStyle="1" w:styleId="MSGENFONTSTYLENAMETEMPLATEROLENUMBERMSGENFONTSTYLENAMEBYROLETEXT20">

--- a/templates/CEK/Hindu.docx
+++ b/templates/CEK/Hindu.docx
@@ -10,7 +10,7 @@
         <w:ind w:left="60"/>
         <w:rPr>
           <w:rStyle w:val="MSGENFONTSTYLENAMETEMPLATEROLENUMBERMSGENFONTSTYLENAMEBYROLETEXT2"/>
-          <w:rFonts w:ascii="Tahoma" w:hAnsi="Tahoma"/>
+          <w:rFonts w:ascii="Tahoma" w:hAnsi="Tahoma" w:cs="Tahoma"/>
           <w:b/>
           <w:sz w:val="32"/>
           <w:szCs w:val="32"/>
@@ -55,7 +55,7 @@
         <w:ind w:left="60"/>
         <w:rPr>
           <w:rStyle w:val="MSGENFONTSTYLENAMETEMPLATEROLENUMBERMSGENFONTSTYLENAMEBYROLETEXT2"/>
-          <w:rFonts w:ascii="Tahoma" w:hAnsi="Tahoma"/>
+          <w:rFonts w:ascii="Tahoma" w:hAnsi="Tahoma" w:cs="Tahoma"/>
           <w:b/>
           <w:sz w:val="4"/>
           <w:szCs w:val="4"/>
@@ -70,14 +70,14 @@
         <w:spacing w:before="0" w:line="360" w:lineRule="auto"/>
         <w:ind w:left="60"/>
         <w:rPr>
-          <w:rFonts w:ascii="Tahoma" w:hAnsi="Tahoma"/>
+          <w:rFonts w:ascii="Tahoma" w:hAnsi="Tahoma" w:cs="Tahoma"/>
           <w:b/>
         </w:rPr>
       </w:pPr>
       <w:r>
         <w:rPr>
           <w:rStyle w:val="MSGENFONTSTYLENAMETEMPLATEROLENUMBERMSGENFONTSTYLENAMEBYROLETEXT2"/>
-          <w:rFonts w:ascii="Tahoma" w:hAnsi="Tahoma"/>
+          <w:rFonts w:ascii="Tahoma" w:hAnsi="Tahoma" w:cs="Tahoma"/>
           <w:b/>
           <w:lang w:val="en-US"/>
         </w:rPr>
@@ -86,7 +86,7 @@
       <w:r>
         <w:rPr>
           <w:rStyle w:val="MSGENFONTSTYLENAMETEMPLATEROLENUMBERMSGENFONTSTYLENAMEBYROLETEXT2"/>
-          <w:rFonts w:ascii="Tahoma" w:hAnsi="Tahoma"/>
+          <w:rFonts w:ascii="Tahoma" w:hAnsi="Tahoma" w:cs="Tahoma"/>
           <w:b/>
         </w:rPr>
         <w:t>ERITA ACARA</w:t>
@@ -100,13 +100,13 @@
         <w:ind w:left="60"/>
         <w:rPr>
           <w:rStyle w:val="MSGENFONTSTYLENAMETEMPLATEROLENUMBERMSGENFONTSTYLENAMEBYROLETEXT2"/>
-          <w:rFonts w:ascii="Tahoma" w:hAnsi="Tahoma"/>
+          <w:rFonts w:ascii="Tahoma" w:hAnsi="Tahoma" w:cs="Tahoma"/>
         </w:rPr>
       </w:pPr>
       <w:r>
         <w:rPr>
           <w:rStyle w:val="MSGENFONTSTYLENAMETEMPLATEROLENUMBERMSGENFONTSTYLENAMEBYROLETEXT2"/>
-          <w:rFonts w:ascii="Tahoma" w:hAnsi="Tahoma"/>
+          <w:rFonts w:ascii="Tahoma" w:hAnsi="Tahoma" w:cs="Tahoma"/>
           <w:b/>
         </w:rPr>
         <w:t>PENGAMBILAN SUMPAH PEGAWAI NEGERI SIPIL</w:t>
@@ -120,21 +120,21 @@
         <w:ind w:left="60"/>
         <w:rPr>
           <w:rStyle w:val="MSGENFONTSTYLENAMETEMPLATEROLENUMBERMSGENFONTSTYLENAMEBYROLETEXT2"/>
-          <w:rFonts w:ascii="Tahoma" w:hAnsi="Tahoma"/>
+          <w:rFonts w:ascii="Tahoma" w:hAnsi="Tahoma" w:cs="Tahoma"/>
           <w:lang w:val="en-US"/>
         </w:rPr>
       </w:pPr>
       <w:r>
         <w:rPr>
           <w:rStyle w:val="MSGENFONTSTYLENAMETEMPLATEROLENUMBERMSGENFONTSTYLENAMEBYROLETEXT2"/>
-          <w:rFonts w:ascii="Tahoma" w:hAnsi="Tahoma"/>
+          <w:rFonts w:ascii="Tahoma" w:hAnsi="Tahoma" w:cs="Tahoma"/>
         </w:rPr>
         <w:t>NOMOR : 8</w:t>
       </w:r>
       <w:r>
         <w:rPr>
           <w:rStyle w:val="MSGENFONTSTYLENAMETEMPLATEROLENUMBERMSGENFONTSTYLENAMEBYROLETEXT2"/>
-          <w:rFonts w:ascii="Tahoma" w:hAnsi="Tahoma"/>
+          <w:rFonts w:ascii="Tahoma" w:hAnsi="Tahoma" w:cs="Tahoma"/>
           <w:lang w:val="en-US"/>
         </w:rPr>
         <w:t>77</w:t>
@@ -142,14 +142,14 @@
       <w:r>
         <w:rPr>
           <w:rStyle w:val="MSGENFONTSTYLENAMETEMPLATEROLENUMBERMSGENFONTSTYLENAMEBYROLETEXT2"/>
-          <w:rFonts w:ascii="Tahoma" w:hAnsi="Tahoma"/>
+          <w:rFonts w:ascii="Tahoma" w:hAnsi="Tahoma" w:cs="Tahoma"/>
         </w:rPr>
         <w:t>/</w:t>
       </w:r>
       <w:r>
         <w:rPr>
           <w:rStyle w:val="MSGENFONTSTYLENAMETEMPLATEROLENUMBERMSGENFONTSTYLENAMEBYROLETEXT2"/>
-          <w:rFonts w:ascii="Tahoma" w:hAnsi="Tahoma"/>
+          <w:rFonts w:ascii="Tahoma" w:hAnsi="Tahoma" w:cs="Tahoma"/>
           <w:lang w:val="en-US"/>
         </w:rPr>
         <w:t xml:space="preserve">         </w:t>
@@ -157,14 +157,14 @@
       <w:r>
         <w:rPr>
           <w:rStyle w:val="MSGENFONTSTYLENAMETEMPLATEROLENUMBERMSGENFONTSTYLENAMEBYROLETEXT2"/>
-          <w:rFonts w:ascii="Tahoma" w:hAnsi="Tahoma"/>
+          <w:rFonts w:ascii="Tahoma" w:hAnsi="Tahoma" w:cs="Tahoma"/>
         </w:rPr>
         <w:t>/204.3/202</w:t>
       </w:r>
       <w:r>
         <w:rPr>
           <w:rStyle w:val="MSGENFONTSTYLENAMETEMPLATEROLENUMBERMSGENFONTSTYLENAMEBYROLETEXT2"/>
-          <w:rFonts w:ascii="Tahoma" w:hAnsi="Tahoma"/>
+          <w:rFonts w:ascii="Tahoma" w:hAnsi="Tahoma" w:cs="Tahoma"/>
           <w:lang w:val="en-US"/>
         </w:rPr>
         <w:t>6</w:t>
@@ -178,7 +178,7 @@
         <w:ind w:left="60"/>
         <w:rPr>
           <w:rStyle w:val="MSGENFONTSTYLENAMETEMPLATEROLENUMBERMSGENFONTSTYLENAMEBYROLETEXT2"/>
-          <w:rFonts w:ascii="Tahoma" w:hAnsi="Tahoma"/>
+          <w:rFonts w:ascii="Tahoma" w:hAnsi="Tahoma" w:cs="Tahoma"/>
           <w:lang w:val="en-US"/>
         </w:rPr>
       </w:pPr>
@@ -195,7 +195,7 @@
         <w:jc w:val="both"/>
         <w:rPr>
           <w:rStyle w:val="MSGENFONTSTYLENAMETEMPLATEROLENUMBERMSGENFONTSTYLENAMEBYROLETEXT2"/>
-          <w:rFonts w:ascii="Tahoma" w:hAnsi="Tahoma"/>
+          <w:rFonts w:ascii="Tahoma" w:hAnsi="Tahoma" w:cs="Tahoma"/>
           <w:sz w:val="22"/>
           <w:szCs w:val="22"/>
           <w:lang w:val="en-US"/>
@@ -205,7 +205,7 @@
       <w:r>
         <w:rPr>
           <w:rStyle w:val="MSGENFONTSTYLENAMETEMPLATEROLENUMBERMSGENFONTSTYLENAMEBYROLETEXT2"/>
-          <w:rFonts w:ascii="Tahoma" w:hAnsi="Tahoma"/>
+          <w:rFonts w:ascii="Tahoma" w:hAnsi="Tahoma" w:cs="Tahoma"/>
           <w:sz w:val="22"/>
           <w:szCs w:val="22"/>
         </w:rPr>
@@ -214,7 +214,7 @@
       <w:r>
         <w:rPr>
           <w:rStyle w:val="MSGENFONTSTYLENAMETEMPLATEROLENUMBERMSGENFONTSTYLENAMEBYROLETEXT2"/>
-          <w:rFonts w:ascii="Tahoma" w:hAnsi="Tahoma"/>
+          <w:rFonts w:ascii="Tahoma" w:hAnsi="Tahoma" w:cs="Tahoma"/>
           <w:sz w:val="22"/>
           <w:szCs w:val="22"/>
           <w:lang w:val="en-AU"/>
@@ -224,7 +224,7 @@
       <w:r>
         <w:rPr>
           <w:rStyle w:val="MSGENFONTSTYLENAMETEMPLATEROLENUMBERMSGENFONTSTYLENAMEBYROLETEXT2"/>
-          <w:rFonts w:ascii="Tahoma" w:hAnsi="Tahoma"/>
+          <w:rFonts w:ascii="Tahoma" w:hAnsi="Tahoma" w:cs="Tahoma"/>
           <w:sz w:val="22"/>
           <w:szCs w:val="22"/>
         </w:rPr>
@@ -233,7 +233,7 @@
       <w:r>
         <w:rPr>
           <w:rStyle w:val="MSGENFONTSTYLENAMETEMPLATEROLENUMBERMSGENFONTSTYLENAMEBYROLETEXT2"/>
-          <w:rFonts w:ascii="Tahoma" w:hAnsi="Tahoma"/>
+          <w:rFonts w:ascii="Tahoma" w:hAnsi="Tahoma" w:cs="Tahoma"/>
           <w:sz w:val="22"/>
           <w:szCs w:val="22"/>
           <w:lang w:val="en-GB"/>
@@ -243,7 +243,7 @@
       <w:r>
         <w:rPr>
           <w:rStyle w:val="MSGENFONTSTYLENAMETEMPLATEROLENUMBERMSGENFONTSTYLENAMEBYROLETEXT2"/>
-          <w:rFonts w:ascii="Tahoma" w:hAnsi="Tahoma"/>
+          <w:rFonts w:ascii="Tahoma" w:hAnsi="Tahoma" w:cs="Tahoma"/>
           <w:sz w:val="22"/>
           <w:szCs w:val="22"/>
         </w:rPr>
@@ -252,7 +252,7 @@
       <w:r>
         <w:rPr>
           <w:rStyle w:val="MSGENFONTSTYLENAMETEMPLATEROLENUMBERMSGENFONTSTYLENAMEBYROLETEXT2"/>
-          <w:rFonts w:ascii="Tahoma" w:hAnsi="Tahoma"/>
+          <w:rFonts w:ascii="Tahoma" w:hAnsi="Tahoma" w:cs="Tahoma"/>
           <w:sz w:val="22"/>
           <w:szCs w:val="22"/>
           <w:lang w:val="en-GB"/>
@@ -262,7 +262,7 @@
       <w:r>
         <w:rPr>
           <w:rStyle w:val="MSGENFONTSTYLENAMETEMPLATEROLENUMBERMSGENFONTSTYLENAMEBYROLETEXT2"/>
-          <w:rFonts w:ascii="Tahoma" w:hAnsi="Tahoma"/>
+          <w:rFonts w:ascii="Tahoma" w:hAnsi="Tahoma" w:cs="Tahoma"/>
           <w:sz w:val="22"/>
           <w:szCs w:val="22"/>
         </w:rPr>
@@ -271,7 +271,7 @@
       <w:r>
         <w:rPr>
           <w:rStyle w:val="MSGENFONTSTYLENAMETEMPLATEROLENUMBERMSGENFONTSTYLENAMEBYROLETEXT2"/>
-          <w:rFonts w:ascii="Tahoma" w:hAnsi="Tahoma"/>
+          <w:rFonts w:ascii="Tahoma" w:hAnsi="Tahoma" w:cs="Tahoma"/>
           <w:sz w:val="22"/>
           <w:szCs w:val="22"/>
           <w:lang w:val="en-GB"/>
@@ -281,7 +281,7 @@
       <w:r>
         <w:rPr>
           <w:rStyle w:val="MSGENFONTSTYLENAMETEMPLATEROLENUMBERMSGENFONTSTYLENAMEBYROLETEXT2"/>
-          <w:rFonts w:ascii="Tahoma" w:hAnsi="Tahoma"/>
+          <w:rFonts w:ascii="Tahoma" w:hAnsi="Tahoma" w:cs="Tahoma"/>
           <w:sz w:val="22"/>
           <w:szCs w:val="22"/>
         </w:rPr>
@@ -290,7 +290,7 @@
       <w:r>
         <w:rPr>
           <w:rStyle w:val="MSGENFONTSTYLENAMETEMPLATEROLENUMBERMSGENFONTSTYLENAMEBYROLETEXT2"/>
-          <w:rFonts w:ascii="Tahoma" w:hAnsi="Tahoma"/>
+          <w:rFonts w:ascii="Tahoma" w:hAnsi="Tahoma" w:cs="Tahoma"/>
           <w:sz w:val="22"/>
           <w:szCs w:val="22"/>
           <w:lang w:val="en-US"/>
@@ -300,7 +300,7 @@
       <w:r>
         <w:rPr>
           <w:rStyle w:val="MSGENFONTSTYLENAMETEMPLATEROLENUMBERMSGENFONTSTYLENAMEBYROLETEXT2"/>
-          <w:rFonts w:ascii="Tahoma" w:hAnsi="Tahoma"/>
+          <w:rFonts w:ascii="Tahoma" w:hAnsi="Tahoma" w:cs="Tahoma"/>
           <w:sz w:val="22"/>
           <w:szCs w:val="22"/>
         </w:rPr>
@@ -309,7 +309,7 @@
       <w:r>
         <w:rPr>
           <w:rStyle w:val="MSGENFONTSTYLENAMETEMPLATEROLENUMBERMSGENFONTSTYLENAMEBYROLETEXT2"/>
-          <w:rFonts w:ascii="Tahoma" w:hAnsi="Tahoma"/>
+          <w:rFonts w:ascii="Tahoma" w:hAnsi="Tahoma" w:cs="Tahoma"/>
           <w:sz w:val="22"/>
           <w:szCs w:val="22"/>
           <w:lang w:val="en-US"/>
@@ -318,7 +318,7 @@
       </w:r>
       <w:r>
         <w:rPr>
-          <w:rFonts w:ascii="Tahoma" w:hAnsi="Tahoma"/>
+          <w:rFonts w:ascii="Tahoma" w:hAnsi="Tahoma" w:cs="Tahoma"/>
           <w:sz w:val="22"/>
           <w:szCs w:val="22"/>
         </w:rPr>
@@ -327,7 +327,7 @@
       <w:r>
         <w:rPr>
           <w:rStyle w:val="MSGENFONTSTYLENAMETEMPLATEROLENUMBERMSGENFONTSTYLENAMEBYROLETEXT2"/>
-          <w:rFonts w:ascii="Tahoma" w:hAnsi="Tahoma"/>
+          <w:rFonts w:ascii="Tahoma" w:hAnsi="Tahoma" w:cs="Tahoma"/>
           <w:sz w:val="22"/>
           <w:szCs w:val="22"/>
         </w:rPr>
@@ -336,7 +336,7 @@
       <w:r>
         <w:rPr>
           <w:rStyle w:val="MSGENFONTSTYLENAMETEMPLATEROLENUMBERMSGENFONTSTYLENAMEBYROLETEXT2"/>
-          <w:rFonts w:ascii="Tahoma" w:hAnsi="Tahoma"/>
+          <w:rFonts w:ascii="Tahoma" w:hAnsi="Tahoma" w:cs="Tahoma"/>
           <w:sz w:val="22"/>
           <w:szCs w:val="22"/>
           <w:lang w:val="en-US"/>
@@ -345,7 +345,7 @@
       </w:r>
       <w:r>
         <w:rPr>
-          <w:rFonts w:ascii="Tahoma" w:hAnsi="Tahoma"/>
+          <w:rFonts w:ascii="Tahoma" w:hAnsi="Tahoma" w:cs="Tahoma"/>
           <w:sz w:val="22"/>
           <w:szCs w:val="22"/>
           <w:shd w:val="clear" w:color="auto" w:fill="FFFFFF"/>
@@ -357,7 +357,7 @@
       <w:r>
         <w:rPr>
           <w:rStyle w:val="MSGENFONTSTYLENAMETEMPLATEROLENUMBERMSGENFONTSTYLENAMEBYROLETEXT2"/>
-          <w:rFonts w:ascii="Tahoma" w:hAnsi="Tahoma"/>
+          <w:rFonts w:ascii="Tahoma" w:hAnsi="Tahoma" w:cs="Tahoma"/>
           <w:sz w:val="22"/>
           <w:szCs w:val="22"/>
         </w:rPr>
@@ -366,7 +366,7 @@
       <w:r>
         <w:rPr>
           <w:rStyle w:val="MSGENFONTSTYLENAMETEMPLATEROLENUMBERMSGENFONTSTYLENAMEBYROLETEXT2"/>
-          <w:rFonts w:ascii="Tahoma" w:hAnsi="Tahoma"/>
+          <w:rFonts w:ascii="Tahoma" w:hAnsi="Tahoma" w:cs="Tahoma"/>
           <w:sz w:val="22"/>
           <w:szCs w:val="22"/>
           <w:lang w:val="en-US"/>
@@ -376,7 +376,7 @@
       <w:r>
         <w:rPr>
           <w:rStyle w:val="MSGENFONTSTYLENAMETEMPLATEROLENUMBERMSGENFONTSTYLENAMEBYROLETEXT2"/>
-          <w:rFonts w:ascii="Tahoma" w:hAnsi="Tahoma"/>
+          <w:rFonts w:ascii="Tahoma" w:hAnsi="Tahoma" w:cs="Tahoma"/>
           <w:sz w:val="22"/>
           <w:szCs w:val="22"/>
         </w:rPr>
@@ -385,7 +385,7 @@
       <w:r>
         <w:rPr>
           <w:rStyle w:val="MSGENFONTSTYLENAMETEMPLATEROLENUMBERMSGENFONTSTYLENAMEBYROLETEXT2"/>
-          <w:rFonts w:ascii="Tahoma" w:hAnsi="Tahoma"/>
+          <w:rFonts w:ascii="Tahoma" w:hAnsi="Tahoma" w:cs="Tahoma"/>
           <w:sz w:val="22"/>
           <w:szCs w:val="22"/>
           <w:lang w:val="en-US"/>
@@ -395,7 +395,7 @@
       <w:r>
         <w:rPr>
           <w:rStyle w:val="MSGENFONTSTYLENAMETEMPLATEROLENUMBERMSGENFONTSTYLENAMEBYROLETEXT2"/>
-          <w:rFonts w:ascii="Tahoma" w:hAnsi="Tahoma"/>
+          <w:rFonts w:ascii="Tahoma" w:hAnsi="Tahoma" w:cs="Tahoma"/>
           <w:sz w:val="22"/>
           <w:szCs w:val="22"/>
         </w:rPr>
@@ -404,7 +404,7 @@
       <w:r>
         <w:rPr>
           <w:rStyle w:val="MSGENFONTSTYLENAMETEMPLATEROLENUMBERMSGENFONTSTYLENAMEBYROLETEXT2"/>
-          <w:rFonts w:ascii="Tahoma" w:hAnsi="Tahoma"/>
+          <w:rFonts w:ascii="Tahoma" w:hAnsi="Tahoma" w:cs="Tahoma"/>
           <w:sz w:val="22"/>
           <w:szCs w:val="22"/>
           <w:lang w:val="en-US"/>
@@ -414,7 +414,7 @@
       <w:r>
         <w:rPr>
           <w:rStyle w:val="MSGENFONTSTYLENAMETEMPLATEROLENUMBERMSGENFONTSTYLENAMEBYROLETEXT2"/>
-          <w:rFonts w:ascii="Tahoma" w:hAnsi="Tahoma"/>
+          <w:rFonts w:ascii="Tahoma" w:hAnsi="Tahoma" w:cs="Tahoma"/>
           <w:sz w:val="22"/>
           <w:szCs w:val="22"/>
         </w:rPr>
@@ -423,7 +423,7 @@
       <w:r>
         <w:rPr>
           <w:rStyle w:val="MSGENFONTSTYLENAMETEMPLATEROLENUMBERMSGENFONTSTYLENAMEBYROLETEXT2"/>
-          <w:rFonts w:ascii="Tahoma" w:hAnsi="Tahoma"/>
+          <w:rFonts w:ascii="Tahoma" w:hAnsi="Tahoma" w:cs="Tahoma"/>
           <w:sz w:val="22"/>
           <w:szCs w:val="22"/>
           <w:lang w:val="en-US"/>
@@ -433,7 +433,7 @@
       <w:r>
         <w:rPr>
           <w:rStyle w:val="MSGENFONTSTYLENAMETEMPLATEROLENUMBERMSGENFONTSTYLENAMEBYROLETEXT2"/>
-          <w:rFonts w:ascii="Tahoma" w:hAnsi="Tahoma"/>
+          <w:rFonts w:ascii="Tahoma" w:hAnsi="Tahoma" w:cs="Tahoma"/>
           <w:sz w:val="22"/>
           <w:szCs w:val="22"/>
         </w:rPr>
@@ -454,14 +454,14 @@
         <w:ind w:left="142" w:right="46"/>
         <w:jc w:val="both"/>
         <w:rPr>
-          <w:rFonts w:ascii="Tahoma" w:hAnsi="Tahoma"/>
+          <w:rFonts w:ascii="Tahoma" w:hAnsi="Tahoma" w:cs="Tahoma"/>
           <w:sz w:val="22"/>
           <w:szCs w:val="22"/>
         </w:rPr>
       </w:pPr>
       <w:r>
         <w:rPr>
-          <w:rFonts w:ascii="Tahoma" w:hAnsi="Tahoma"/>
+          <w:rFonts w:ascii="Tahoma" w:hAnsi="Tahoma" w:cs="Tahoma"/>
           <w:sz w:val="22"/>
           <w:szCs w:val="22"/>
           <w:lang w:val="en-US"/>
@@ -470,7 +470,7 @@
       </w:r>
       <w:r>
         <w:rPr>
-          <w:rFonts w:ascii="Tahoma" w:hAnsi="Tahoma"/>
+          <w:rFonts w:ascii="Tahoma" w:hAnsi="Tahoma" w:cs="Tahoma"/>
           <w:sz w:val="22"/>
           <w:szCs w:val="22"/>
           <w:shd w:val="clear" w:color="auto" w:fill="FFFFFF"/>
@@ -481,7 +481,7 @@
       <w:r>
         <w:rPr>
           <w:rStyle w:val="MSGENFONTSTYLENAMETEMPLATEROLENUMBERMSGENFONTSTYLENAMEBYROLETEXT2"/>
-          <w:rFonts w:ascii="Tahoma" w:hAnsi="Tahoma"/>
+          <w:rFonts w:ascii="Tahoma" w:hAnsi="Tahoma" w:cs="Tahoma"/>
           <w:sz w:val="22"/>
           <w:szCs w:val="22"/>
         </w:rPr>
@@ -490,7 +490,7 @@
       <w:r>
         <w:rPr>
           <w:rStyle w:val="MSGENFONTSTYLENAMETEMPLATEROLENUMBERMSGENFONTSTYLENAMEBYROLETEXT2"/>
-          <w:rFonts w:ascii="Tahoma" w:hAnsi="Tahoma"/>
+          <w:rFonts w:ascii="Tahoma" w:hAnsi="Tahoma" w:cs="Tahoma"/>
           <w:sz w:val="22"/>
           <w:szCs w:val="22"/>
           <w:lang w:val="en-US"/>
@@ -499,7 +499,7 @@
       </w:r>
       <w:r>
         <w:rPr>
-          <w:rFonts w:ascii="Tahoma" w:hAnsi="Tahoma"/>
+          <w:rFonts w:ascii="Tahoma" w:hAnsi="Tahoma" w:cs="Tahoma"/>
           <w:sz w:val="22"/>
           <w:szCs w:val="22"/>
           <w:shd w:val="clear" w:color="auto" w:fill="FFFFFF"/>
@@ -509,7 +509,7 @@
       </w:r>
       <w:r>
         <w:rPr>
-          <w:rFonts w:ascii="Tahoma" w:hAnsi="Tahoma"/>
+          <w:rFonts w:ascii="Tahoma" w:hAnsi="Tahoma" w:cs="Tahoma"/>
           <w:sz w:val="22"/>
           <w:szCs w:val="22"/>
           <w:shd w:val="clear" w:color="auto" w:fill="FFFFFF"/>
@@ -520,7 +520,7 @@
       <w:r>
         <w:rPr>
           <w:rStyle w:val="MSGENFONTSTYLENAMETEMPLATEROLENUMBERMSGENFONTSTYLENAMEBYROLETEXT2"/>
-          <w:rFonts w:ascii="Tahoma" w:hAnsi="Tahoma"/>
+          <w:rFonts w:ascii="Tahoma" w:hAnsi="Tahoma" w:cs="Tahoma"/>
           <w:sz w:val="22"/>
           <w:szCs w:val="22"/>
         </w:rPr>
@@ -529,7 +529,7 @@
       <w:r>
         <w:rPr>
           <w:rStyle w:val="MSGENFONTSTYLENAMETEMPLATEROLENUMBERMSGENFONTSTYLENAMEBYROLETEXT2"/>
-          <w:rFonts w:ascii="Tahoma" w:hAnsi="Tahoma"/>
+          <w:rFonts w:ascii="Tahoma" w:hAnsi="Tahoma" w:cs="Tahoma"/>
           <w:sz w:val="22"/>
           <w:szCs w:val="22"/>
           <w:lang w:val="en-US"/>
@@ -539,7 +539,7 @@
       <w:r>
         <w:rPr>
           <w:rStyle w:val="MSGENFONTSTYLENAMETEMPLATEROLENUMBERMSGENFONTSTYLENAMEBYROLETEXT2"/>
-          <w:rFonts w:ascii="Tahoma" w:hAnsi="Tahoma"/>
+          <w:rFonts w:ascii="Tahoma" w:hAnsi="Tahoma" w:cs="Tahoma"/>
           <w:sz w:val="22"/>
           <w:szCs w:val="22"/>
         </w:rPr>
@@ -547,7 +547,7 @@
       </w:r>
       <w:r>
         <w:rPr>
-          <w:rFonts w:ascii="Tahoma" w:hAnsi="Tahoma"/>
+          <w:rFonts w:ascii="Tahoma" w:hAnsi="Tahoma" w:cs="Tahoma"/>
           <w:sz w:val="22"/>
           <w:szCs w:val="22"/>
           <w:shd w:val="clear" w:color="auto" w:fill="FFFFFF"/>
@@ -570,7 +570,7 @@
         <w:ind w:left="142" w:right="45"/>
         <w:jc w:val="both"/>
         <w:rPr>
-          <w:rFonts w:ascii="Tahoma" w:hAnsi="Tahoma"/>
+          <w:rFonts w:ascii="Tahoma" w:hAnsi="Tahoma" w:cs="Tahoma"/>
           <w:sz w:val="22"/>
           <w:szCs w:val="22"/>
           <w:lang w:val="en-US"/>
@@ -578,7 +578,7 @@
       </w:pPr>
       <w:r>
         <w:rPr>
-          <w:rFonts w:ascii="Tahoma" w:hAnsi="Tahoma"/>
+          <w:rFonts w:ascii="Tahoma" w:hAnsi="Tahoma" w:cs="Tahoma"/>
           <w:sz w:val="22"/>
           <w:szCs w:val="22"/>
           <w:lang w:val="en-US"/>
@@ -587,7 +587,7 @@
       </w:r>
       <w:r>
         <w:rPr>
-          <w:rFonts w:ascii="Tahoma" w:hAnsi="Tahoma"/>
+          <w:rFonts w:ascii="Tahoma" w:hAnsi="Tahoma" w:cs="Tahoma"/>
           <w:sz w:val="22"/>
           <w:szCs w:val="22"/>
         </w:rPr>
@@ -596,7 +596,7 @@
       <w:r>
         <w:rPr>
           <w:rStyle w:val="MSGENFONTSTYLENAMETEMPLATEROLENUMBERMSGENFONTSTYLENAMEBYROLETEXT2"/>
-          <w:rFonts w:ascii="Tahoma" w:hAnsi="Tahoma"/>
+          <w:rFonts w:ascii="Tahoma" w:hAnsi="Tahoma" w:cs="Tahoma"/>
           <w:sz w:val="22"/>
           <w:szCs w:val="22"/>
           <w:lang w:val="en-US"/>
@@ -606,7 +606,7 @@
       <w:r>
         <w:rPr>
           <w:rStyle w:val="MSGENFONTSTYLENAMETEMPLATEROLENUMBERMSGENFONTSTYLENAMEBYROLETEXT2"/>
-          <w:rFonts w:ascii="Tahoma" w:hAnsi="Tahoma"/>
+          <w:rFonts w:ascii="Tahoma" w:hAnsi="Tahoma" w:cs="Tahoma"/>
           <w:sz w:val="22"/>
           <w:szCs w:val="22"/>
         </w:rPr>
@@ -615,7 +615,7 @@
       <w:r>
         <w:rPr>
           <w:rStyle w:val="MSGENFONTSTYLENAMETEMPLATEROLENUMBERMSGENFONTSTYLENAMEBYROLETEXT2"/>
-          <w:rFonts w:ascii="Tahoma" w:hAnsi="Tahoma"/>
+          <w:rFonts w:ascii="Tahoma" w:hAnsi="Tahoma" w:cs="Tahoma"/>
           <w:sz w:val="22"/>
           <w:szCs w:val="22"/>
           <w:lang w:val="en-US"/>
@@ -624,7 +624,7 @@
       </w:r>
       <w:r>
         <w:rPr>
-          <w:rFonts w:ascii="Tahoma" w:hAnsi="Tahoma"/>
+          <w:rFonts w:ascii="Tahoma" w:hAnsi="Tahoma" w:cs="Tahoma"/>
           <w:sz w:val="22"/>
           <w:szCs w:val="22"/>
           <w:shd w:val="clear" w:color="auto" w:fill="FFFFFF"/>
@@ -635,7 +635,7 @@
       <w:r>
         <w:rPr>
           <w:rStyle w:val="MSGENFONTSTYLENAMETEMPLATEROLENUMBERMSGENFONTSTYLENAMEBYROLETEXT2"/>
-          <w:rFonts w:ascii="Tahoma" w:hAnsi="Tahoma"/>
+          <w:rFonts w:ascii="Tahoma" w:hAnsi="Tahoma" w:cs="Tahoma"/>
           <w:sz w:val="22"/>
           <w:szCs w:val="22"/>
           <w:lang w:val="en-US"/>
@@ -645,7 +645,7 @@
       <w:r>
         <w:rPr>
           <w:rStyle w:val="MSGENFONTSTYLENAMETEMPLATEROLENUMBERMSGENFONTSTYLENAMEBYROLETEXT2"/>
-          <w:rFonts w:ascii="Tahoma" w:hAnsi="Tahoma"/>
+          <w:rFonts w:ascii="Tahoma" w:hAnsi="Tahoma" w:cs="Tahoma"/>
           <w:sz w:val="22"/>
           <w:szCs w:val="22"/>
           <w:lang w:val="en-US"/>
@@ -655,7 +655,7 @@
       <w:r>
         <w:rPr>
           <w:rStyle w:val="MSGENFONTSTYLENAMETEMPLATEROLENUMBERMSGENFONTSTYLENAMEBYROLETEXT2"/>
-          <w:rFonts w:ascii="Tahoma" w:hAnsi="Tahoma"/>
+          <w:rFonts w:ascii="Tahoma" w:hAnsi="Tahoma" w:cs="Tahoma"/>
           <w:sz w:val="22"/>
           <w:szCs w:val="22"/>
         </w:rPr>
@@ -664,7 +664,7 @@
       <w:r>
         <w:rPr>
           <w:rStyle w:val="MSGENFONTSTYLENAMETEMPLATEROLENUMBERMSGENFONTSTYLENAMEBYROLETEXT2"/>
-          <w:rFonts w:ascii="Tahoma" w:hAnsi="Tahoma"/>
+          <w:rFonts w:ascii="Tahoma" w:hAnsi="Tahoma" w:cs="Tahoma"/>
           <w:sz w:val="22"/>
           <w:szCs w:val="22"/>
           <w:lang w:val="en-US"/>
@@ -674,7 +674,7 @@
       <w:r>
         <w:rPr>
           <w:rStyle w:val="MSGENFONTSTYLENAMETEMPLATEROLENUMBERMSGENFONTSTYLENAMEBYROLETEXT2"/>
-          <w:rFonts w:ascii="Tahoma" w:hAnsi="Tahoma"/>
+          <w:rFonts w:ascii="Tahoma" w:hAnsi="Tahoma" w:cs="Tahoma"/>
           <w:sz w:val="22"/>
           <w:szCs w:val="22"/>
         </w:rPr>
@@ -682,7 +682,7 @@
       </w:r>
       <w:r>
         <w:rPr>
-          <w:rFonts w:ascii="Tahoma" w:hAnsi="Tahoma"/>
+          <w:rFonts w:ascii="Tahoma" w:hAnsi="Tahoma" w:cs="Tahoma"/>
           <w:sz w:val="22"/>
           <w:szCs w:val="22"/>
           <w:shd w:val="clear" w:color="auto" w:fill="FFFFFF"/>
@@ -691,7 +691,7 @@
       </w:r>
       <w:r>
         <w:rPr>
-          <w:rFonts w:ascii="Tahoma" w:hAnsi="Tahoma"/>
+          <w:rFonts w:ascii="Tahoma" w:hAnsi="Tahoma" w:cs="Tahoma"/>
           <w:sz w:val="22"/>
           <w:szCs w:val="22"/>
           <w:shd w:val="clear" w:color="auto" w:fill="FFFFFF"/>
@@ -701,7 +701,7 @@
       </w:r>
       <w:r>
         <w:rPr>
-          <w:rFonts w:ascii="Tahoma" w:hAnsi="Tahoma"/>
+          <w:rFonts w:ascii="Tahoma" w:hAnsi="Tahoma" w:cs="Tahoma"/>
           <w:sz w:val="22"/>
           <w:szCs w:val="22"/>
           <w:shd w:val="clear" w:color="auto" w:fill="FFFFFF"/>
@@ -710,7 +710,7 @@
       </w:r>
       <w:r>
         <w:rPr>
-          <w:rFonts w:ascii="Tahoma" w:hAnsi="Tahoma"/>
+          <w:rFonts w:ascii="Tahoma" w:hAnsi="Tahoma" w:cs="Tahoma"/>
           <w:sz w:val="22"/>
           <w:szCs w:val="22"/>
           <w:shd w:val="clear" w:color="auto" w:fill="FFFFFF"/>
@@ -720,7 +720,7 @@
       </w:r>
       <w:r>
         <w:rPr>
-          <w:rFonts w:ascii="Tahoma" w:hAnsi="Tahoma"/>
+          <w:rFonts w:ascii="Tahoma" w:hAnsi="Tahoma" w:cs="Tahoma"/>
           <w:sz w:val="22"/>
           <w:szCs w:val="22"/>
           <w:shd w:val="clear" w:color="auto" w:fill="FFFFFF"/>
@@ -729,7 +729,7 @@
       </w:r>
       <w:r>
         <w:rPr>
-          <w:rFonts w:ascii="Tahoma" w:hAnsi="Tahoma"/>
+          <w:rFonts w:ascii="Tahoma" w:hAnsi="Tahoma" w:cs="Tahoma"/>
           <w:sz w:val="22"/>
           <w:szCs w:val="22"/>
           <w:shd w:val="clear" w:color="auto" w:fill="FFFFFF"/>
@@ -739,7 +739,7 @@
       </w:r>
       <w:r>
         <w:rPr>
-          <w:rFonts w:ascii="Tahoma" w:hAnsi="Tahoma"/>
+          <w:rFonts w:ascii="Tahoma" w:hAnsi="Tahoma" w:cs="Tahoma"/>
           <w:sz w:val="22"/>
           <w:szCs w:val="22"/>
           <w:shd w:val="clear" w:color="auto" w:fill="FFFFFF"/>
@@ -760,7 +760,7 @@
         <w:ind w:left="142" w:right="46"/>
         <w:jc w:val="both"/>
         <w:rPr>
-          <w:rFonts w:ascii="Tahoma" w:hAnsi="Tahoma"/>
+          <w:rFonts w:ascii="Tahoma" w:hAnsi="Tahoma" w:cs="Tahoma"/>
           <w:sz w:val="22"/>
           <w:szCs w:val="22"/>
           <w:shd w:val="clear" w:color="auto" w:fill="FFFFFF"/>
@@ -770,7 +770,7 @@
       <w:r>
         <w:rPr>
           <w:rStyle w:val="MSGENFONTSTYLENAMETEMPLATEROLENUMBERMSGENFONTSTYLENAMEBYROLETEXT2"/>
-          <w:rFonts w:ascii="Tahoma" w:hAnsi="Tahoma"/>
+          <w:rFonts w:ascii="Tahoma" w:hAnsi="Tahoma" w:cs="Tahoma"/>
           <w:sz w:val="22"/>
           <w:szCs w:val="22"/>
           <w:lang w:val="en-US"/>
@@ -780,7 +780,7 @@
       <w:r>
         <w:rPr>
           <w:rStyle w:val="MSGENFONTSTYLENAMETEMPLATEROLENUMBERMSGENFONTSTYLENAMEBYROLETEXT2"/>
-          <w:rFonts w:ascii="Tahoma" w:hAnsi="Tahoma"/>
+          <w:rFonts w:ascii="Tahoma" w:hAnsi="Tahoma" w:cs="Tahoma"/>
           <w:sz w:val="22"/>
           <w:szCs w:val="22"/>
         </w:rPr>
@@ -789,7 +789,7 @@
       <w:r>
         <w:rPr>
           <w:rStyle w:val="MSGENFONTSTYLENAMETEMPLATEROLENUMBERMSGENFONTSTYLENAMEBYROLETEXT2"/>
-          <w:rFonts w:ascii="Tahoma" w:hAnsi="Tahoma"/>
+          <w:rFonts w:ascii="Tahoma" w:hAnsi="Tahoma" w:cs="Tahoma"/>
           <w:sz w:val="22"/>
           <w:szCs w:val="22"/>
           <w:lang w:val="en-US"/>
@@ -799,7 +799,7 @@
       <w:r>
         <w:rPr>
           <w:rStyle w:val="MSGENFONTSTYLENAMETEMPLATEROLENUMBERMSGENFONTSTYLENAMEBYROLETEXT2"/>
-          <w:rFonts w:ascii="Tahoma" w:hAnsi="Tahoma"/>
+          <w:rFonts w:ascii="Tahoma" w:hAnsi="Tahoma" w:cs="Tahoma"/>
           <w:sz w:val="22"/>
           <w:szCs w:val="22"/>
         </w:rPr>
@@ -808,7 +808,7 @@
       <w:r>
         <w:rPr>
           <w:rStyle w:val="MSGENFONTSTYLENAMETEMPLATEROLENUMBERMSGENFONTSTYLENAMEBYROLETEXT2"/>
-          <w:rFonts w:ascii="Tahoma" w:hAnsi="Tahoma"/>
+          <w:rFonts w:ascii="Tahoma" w:hAnsi="Tahoma" w:cs="Tahoma"/>
           <w:sz w:val="22"/>
           <w:szCs w:val="22"/>
           <w:lang w:val="en-US"/>
@@ -818,7 +818,7 @@
       <w:r>
         <w:rPr>
           <w:rStyle w:val="MSGENFONTSTYLENAMETEMPLATEROLENUMBERMSGENFONTSTYLENAMEBYROLETEXT2"/>
-          <w:rFonts w:ascii="Tahoma" w:hAnsi="Tahoma"/>
+          <w:rFonts w:ascii="Tahoma" w:hAnsi="Tahoma" w:cs="Tahoma"/>
           <w:sz w:val="22"/>
           <w:szCs w:val="22"/>
         </w:rPr>
@@ -827,7 +827,7 @@
       <w:r>
         <w:rPr>
           <w:rStyle w:val="MSGENFONTSTYLENAMETEMPLATEROLENUMBERMSGENFONTSTYLENAMEBYROLETEXT2"/>
-          <w:rFonts w:ascii="Tahoma" w:hAnsi="Tahoma"/>
+          <w:rFonts w:ascii="Tahoma" w:hAnsi="Tahoma" w:cs="Tahoma"/>
           <w:sz w:val="22"/>
           <w:szCs w:val="22"/>
           <w:lang w:val="en-US"/>
@@ -837,7 +837,7 @@
       <w:r>
         <w:rPr>
           <w:rStyle w:val="MSGENFONTSTYLENAMETEMPLATEROLENUMBERMSGENFONTSTYLENAMEBYROLETEXT2"/>
-          <w:rFonts w:ascii="Tahoma" w:hAnsi="Tahoma"/>
+          <w:rFonts w:ascii="Tahoma" w:hAnsi="Tahoma" w:cs="Tahoma"/>
           <w:sz w:val="22"/>
           <w:szCs w:val="22"/>
         </w:rPr>
@@ -846,7 +846,7 @@
       <w:r>
         <w:rPr>
           <w:rStyle w:val="MSGENFONTSTYLENAMETEMPLATEROLENUMBERMSGENFONTSTYLENAMEBYROLETEXT2"/>
-          <w:rFonts w:ascii="Tahoma" w:hAnsi="Tahoma"/>
+          <w:rFonts w:ascii="Tahoma" w:hAnsi="Tahoma" w:cs="Tahoma"/>
           <w:sz w:val="22"/>
           <w:szCs w:val="22"/>
           <w:lang w:val="en-US"/>
@@ -856,7 +856,7 @@
       <w:r>
         <w:rPr>
           <w:rStyle w:val="MSGENFONTSTYLENAMETEMPLATEROLENUMBERMSGENFONTSTYLENAMEBYROLETEXT2"/>
-          <w:rFonts w:ascii="Tahoma" w:hAnsi="Tahoma"/>
+          <w:rFonts w:ascii="Tahoma" w:hAnsi="Tahoma" w:cs="Tahoma"/>
           <w:sz w:val="22"/>
           <w:szCs w:val="22"/>
         </w:rPr>
@@ -865,7 +865,7 @@
       <w:r>
         <w:rPr>
           <w:rStyle w:val="MSGENFONTSTYLENAMETEMPLATEROLENUMBERMSGENFONTSTYLENAMEBYROLETEXT2"/>
-          <w:rFonts w:ascii="Tahoma" w:hAnsi="Tahoma"/>
+          <w:rFonts w:ascii="Tahoma" w:hAnsi="Tahoma" w:cs="Tahoma"/>
           <w:sz w:val="22"/>
           <w:szCs w:val="22"/>
           <w:lang w:val="en-US"/>
@@ -875,7 +875,7 @@
       <w:r>
         <w:rPr>
           <w:rStyle w:val="MSGENFONTSTYLENAMETEMPLATEROLENUMBERMSGENFONTSTYLENAMEBYROLETEXT2"/>
-          <w:rFonts w:ascii="Tahoma" w:hAnsi="Tahoma"/>
+          <w:rFonts w:ascii="Tahoma" w:hAnsi="Tahoma" w:cs="Tahoma"/>
           <w:sz w:val="22"/>
           <w:szCs w:val="22"/>
         </w:rPr>
@@ -884,7 +884,7 @@
       <w:r>
         <w:rPr>
           <w:rStyle w:val="MSGENFONTSTYLENAMETEMPLATEROLENUMBERMSGENFONTSTYLENAMEBYROLETEXT2"/>
-          <w:rFonts w:ascii="Tahoma" w:hAnsi="Tahoma"/>
+          <w:rFonts w:ascii="Tahoma" w:hAnsi="Tahoma" w:cs="Tahoma"/>
           <w:sz w:val="22"/>
           <w:szCs w:val="22"/>
           <w:lang w:val="en-US"/>
@@ -893,7 +893,7 @@
       </w:r>
       <w:r>
         <w:rPr>
-          <w:rFonts w:ascii="Tahoma" w:hAnsi="Tahoma"/>
+          <w:rFonts w:ascii="Tahoma" w:hAnsi="Tahoma" w:cs="Tahoma"/>
           <w:sz w:val="22"/>
           <w:szCs w:val="22"/>
           <w:shd w:val="clear" w:color="auto" w:fill="FFFFFF"/>
@@ -902,7 +902,7 @@
       </w:r>
       <w:r>
         <w:rPr>
-          <w:rFonts w:ascii="Tahoma" w:hAnsi="Tahoma"/>
+          <w:rFonts w:ascii="Tahoma" w:hAnsi="Tahoma" w:cs="Tahoma"/>
           <w:sz w:val="22"/>
           <w:szCs w:val="22"/>
           <w:lang w:val="en-US"/>
@@ -912,7 +912,7 @@
       <w:r>
         <w:rPr>
           <w:rStyle w:val="MSGENFONTSTYLENAMETEMPLATEROLENUMBERMSGENFONTSTYLENAMEBYROLETEXT2"/>
-          <w:rFonts w:ascii="Tahoma" w:hAnsi="Tahoma"/>
+          <w:rFonts w:ascii="Tahoma" w:hAnsi="Tahoma" w:cs="Tahoma"/>
           <w:sz w:val="22"/>
           <w:szCs w:val="22"/>
         </w:rPr>
@@ -921,7 +921,7 @@
       <w:r>
         <w:rPr>
           <w:rStyle w:val="MSGENFONTSTYLENAMETEMPLATEROLENUMBERMSGENFONTSTYLENAMEBYROLETEXT2"/>
-          <w:rFonts w:ascii="Tahoma" w:hAnsi="Tahoma"/>
+          <w:rFonts w:ascii="Tahoma" w:hAnsi="Tahoma" w:cs="Tahoma"/>
           <w:sz w:val="22"/>
           <w:szCs w:val="22"/>
           <w:lang w:val="en-US"/>
@@ -930,7 +930,7 @@
       </w:r>
       <w:r>
         <w:rPr>
-          <w:rFonts w:ascii="Tahoma" w:hAnsi="Tahoma"/>
+          <w:rFonts w:ascii="Tahoma" w:hAnsi="Tahoma" w:cs="Tahoma"/>
           <w:sz w:val="22"/>
           <w:szCs w:val="22"/>
           <w:shd w:val="clear" w:color="auto" w:fill="FFFFFF"/>
@@ -939,7 +939,7 @@
       </w:r>
       <w:r>
         <w:rPr>
-          <w:rFonts w:ascii="Tahoma" w:hAnsi="Tahoma"/>
+          <w:rFonts w:ascii="Tahoma" w:hAnsi="Tahoma" w:cs="Tahoma"/>
           <w:sz w:val="22"/>
           <w:szCs w:val="22"/>
           <w:shd w:val="clear" w:color="auto" w:fill="FFFFFF"/>
@@ -950,7 +950,7 @@
       <w:r>
         <w:rPr>
           <w:rStyle w:val="MSGENFONTSTYLENAMETEMPLATEROLENUMBERMSGENFONTSTYLENAMEBYROLETEXT2"/>
-          <w:rFonts w:ascii="Tahoma" w:hAnsi="Tahoma"/>
+          <w:rFonts w:ascii="Tahoma" w:hAnsi="Tahoma" w:cs="Tahoma"/>
           <w:sz w:val="22"/>
           <w:szCs w:val="22"/>
         </w:rPr>
@@ -959,7 +959,7 @@
       <w:r>
         <w:rPr>
           <w:rStyle w:val="MSGENFONTSTYLENAMETEMPLATEROLENUMBERMSGENFONTSTYLENAMEBYROLETEXT2"/>
-          <w:rFonts w:ascii="Tahoma" w:hAnsi="Tahoma"/>
+          <w:rFonts w:ascii="Tahoma" w:hAnsi="Tahoma" w:cs="Tahoma"/>
           <w:sz w:val="22"/>
           <w:szCs w:val="22"/>
           <w:lang w:val="en-US"/>
@@ -969,7 +969,7 @@
       <w:r>
         <w:rPr>
           <w:rStyle w:val="MSGENFONTSTYLENAMETEMPLATEROLENUMBERMSGENFONTSTYLENAMEBYROLETEXT2"/>
-          <w:rFonts w:ascii="Tahoma" w:hAnsi="Tahoma"/>
+          <w:rFonts w:ascii="Tahoma" w:hAnsi="Tahoma" w:cs="Tahoma"/>
           <w:sz w:val="22"/>
           <w:szCs w:val="22"/>
         </w:rPr>
@@ -978,7 +978,7 @@
       <w:r>
         <w:rPr>
           <w:rStyle w:val="MSGENFONTSTYLENAMETEMPLATEROLENUMBERMSGENFONTSTYLENAMEBYROLETEXT2"/>
-          <w:rFonts w:ascii="Tahoma" w:hAnsi="Tahoma"/>
+          <w:rFonts w:ascii="Tahoma" w:hAnsi="Tahoma" w:cs="Tahoma"/>
           <w:sz w:val="22"/>
           <w:szCs w:val="22"/>
           <w:lang w:val="en-US"/>
@@ -987,7 +987,7 @@
       </w:r>
       <w:r>
         <w:rPr>
-          <w:rFonts w:ascii="Tahoma" w:hAnsi="Tahoma"/>
+          <w:rFonts w:ascii="Tahoma" w:hAnsi="Tahoma" w:cs="Tahoma"/>
           <w:sz w:val="22"/>
           <w:szCs w:val="22"/>
           <w:shd w:val="clear" w:color="auto" w:fill="FFFFFF"/>
@@ -1007,7 +1007,7 @@
         <w:ind w:left="142" w:right="10"/>
         <w:jc w:val="both"/>
         <w:rPr>
-          <w:rFonts w:ascii="Tahoma" w:hAnsi="Tahoma"/>
+          <w:rFonts w:ascii="Tahoma" w:hAnsi="Tahoma" w:cs="Tahoma"/>
           <w:sz w:val="22"/>
           <w:szCs w:val="22"/>
           <w:shd w:val="clear" w:color="auto" w:fill="FFFFFF"/>
@@ -1017,7 +1017,7 @@
       <w:r>
         <w:rPr>
           <w:rStyle w:val="MSGENFONTSTYLENAMETEMPLATEROLENUMBERMSGENFONTSTYLENAMEBYROLETEXT2"/>
-          <w:rFonts w:ascii="Tahoma" w:hAnsi="Tahoma"/>
+          <w:rFonts w:ascii="Tahoma" w:hAnsi="Tahoma" w:cs="Tahoma"/>
           <w:sz w:val="22"/>
           <w:szCs w:val="22"/>
         </w:rPr>
@@ -1026,7 +1026,7 @@
       <w:r>
         <w:rPr>
           <w:rStyle w:val="MSGENFONTSTYLENAMETEMPLATEROLENUMBERMSGENFONTSTYLENAMEBYROLETEXT2"/>
-          <w:rFonts w:ascii="Tahoma" w:hAnsi="Tahoma"/>
+          <w:rFonts w:ascii="Tahoma" w:hAnsi="Tahoma" w:cs="Tahoma"/>
           <w:sz w:val="22"/>
           <w:szCs w:val="22"/>
           <w:lang w:val="en-US"/>
@@ -1036,7 +1036,7 @@
       <w:r>
         <w:rPr>
           <w:rStyle w:val="MSGENFONTSTYLENAMETEMPLATEROLENUMBERMSGENFONTSTYLENAMEBYROLETEXT2"/>
-          <w:rFonts w:ascii="Tahoma" w:hAnsi="Tahoma"/>
+          <w:rFonts w:ascii="Tahoma" w:hAnsi="Tahoma" w:cs="Tahoma"/>
           <w:sz w:val="22"/>
           <w:szCs w:val="22"/>
         </w:rPr>
@@ -1045,7 +1045,7 @@
       <w:r>
         <w:rPr>
           <w:rStyle w:val="MSGENFONTSTYLENAMETEMPLATEROLENUMBERMSGENFONTSTYLENAMEBYROLETEXT2"/>
-          <w:rFonts w:ascii="Tahoma" w:hAnsi="Tahoma"/>
+          <w:rFonts w:ascii="Tahoma" w:hAnsi="Tahoma" w:cs="Tahoma"/>
           <w:sz w:val="22"/>
           <w:szCs w:val="22"/>
           <w:lang w:val="en-US"/>
@@ -1055,7 +1055,7 @@
       <w:r>
         <w:rPr>
           <w:rStyle w:val="MSGENFONTSTYLENAMETEMPLATEROLENUMBERMSGENFONTSTYLENAMEBYROLETEXT2"/>
-          <w:rFonts w:ascii="Tahoma" w:hAnsi="Tahoma"/>
+          <w:rFonts w:ascii="Tahoma" w:hAnsi="Tahoma" w:cs="Tahoma"/>
           <w:sz w:val="22"/>
           <w:szCs w:val="22"/>
         </w:rPr>
@@ -1063,7 +1063,7 @@
       </w:r>
       <w:r>
         <w:rPr>
-          <w:rFonts w:ascii="Tahoma" w:hAnsi="Tahoma"/>
+          <w:rFonts w:ascii="Tahoma" w:hAnsi="Tahoma" w:cs="Tahoma"/>
           <w:sz w:val="22"/>
           <w:szCs w:val="22"/>
           <w:shd w:val="clear" w:color="auto" w:fill="FFFFFF"/>
@@ -1073,7 +1073,7 @@
       </w:r>
       <w:r>
         <w:rPr>
-          <w:rFonts w:ascii="Tahoma" w:hAnsi="Tahoma"/>
+          <w:rFonts w:ascii="Tahoma" w:hAnsi="Tahoma" w:cs="Tahoma"/>
           <w:sz w:val="22"/>
           <w:szCs w:val="22"/>
           <w:shd w:val="clear" w:color="auto" w:fill="FFFFFF"/>
@@ -1091,7 +1091,7 @@
         <w:jc w:val="both"/>
         <w:rPr>
           <w:rStyle w:val="MSGENFONTSTYLENAMETEMPLATEROLENUMBERMSGENFONTSTYLENAMEBYROLETEXT2"/>
-          <w:rFonts w:ascii="Tahoma" w:hAnsi="Tahoma"/>
+          <w:rFonts w:ascii="Tahoma" w:hAnsi="Tahoma" w:cs="Tahoma"/>
           <w:sz w:val="22"/>
           <w:szCs w:val="22"/>
           <w:lang w:val="en-US"/>
@@ -1100,7 +1100,7 @@
       <w:r>
         <w:rPr>
           <w:rStyle w:val="MSGENFONTSTYLENAMETEMPLATEROLENUMBERMSGENFONTSTYLENAMEBYROLETEXT2"/>
-          <w:rFonts w:ascii="Tahoma" w:hAnsi="Tahoma"/>
+          <w:rFonts w:ascii="Tahoma" w:hAnsi="Tahoma" w:cs="Tahoma"/>
           <w:sz w:val="22"/>
           <w:szCs w:val="22"/>
         </w:rPr>
@@ -1116,7 +1116,7 @@
         <w:jc w:val="both"/>
         <w:rPr>
           <w:rStyle w:val="MSGENFONTSTYLENAMETEMPLATEROLENUMBERMSGENFONTSTYLENAMEBYROLETEXT2"/>
-          <w:rFonts w:ascii="Tahoma" w:hAnsi="Tahoma"/>
+          <w:rFonts w:ascii="Tahoma" w:hAnsi="Tahoma" w:cs="Tahoma"/>
           <w:sz w:val="22"/>
           <w:szCs w:val="22"/>
           <w:lang w:val="en-US"/>
@@ -1131,7 +1131,7 @@
         <w:ind w:right="-176" w:firstLine="142"/>
         <w:rPr>
           <w:rStyle w:val="MSGENFONTSTYLENAMETEMPLATEROLENUMBERMSGENFONTSTYLENAMEBYROLETEXT3"/>
-          <w:rFonts w:ascii="Tahoma" w:hAnsi="Tahoma"/>
+          <w:rFonts w:ascii="Tahoma" w:hAnsi="Tahoma" w:cs="Tahoma"/>
           <w:b/>
           <w:bCs/>
           <w:i/>
@@ -1144,7 +1144,7 @@
       <w:r>
         <w:rPr>
           <w:rStyle w:val="MSGENFONTSTYLENAMETEMPLATEROLENUMBERMSGENFONTSTYLENAMEBYROLETEXT3"/>
-          <w:rFonts w:ascii="Tahoma" w:hAnsi="Tahoma"/>
+          <w:rFonts w:ascii="Tahoma" w:hAnsi="Tahoma" w:cs="Tahoma"/>
           <w:b/>
           <w:bCs/>
           <w:i/>
@@ -1158,7 +1158,7 @@
       <w:r>
         <w:rPr>
           <w:rStyle w:val="MSGENFONTSTYLENAMETEMPLATEROLENUMBERMSGENFONTSTYLENAMEBYROLETEXT3"/>
-          <w:rFonts w:ascii="Tahoma" w:hAnsi="Tahoma"/>
+          <w:rFonts w:ascii="Tahoma" w:hAnsi="Tahoma" w:cs="Tahoma"/>
           <w:b/>
           <w:bCs/>
           <w:i/>
@@ -1177,7 +1177,7 @@
         <w:ind w:left="142" w:right="46"/>
         <w:rPr>
           <w:rStyle w:val="MSGENFONTSTYLENAMETEMPLATEROLENUMBERMSGENFONTSTYLENAMEBYROLETEXT3"/>
-          <w:rFonts w:ascii="Tahoma" w:hAnsi="Tahoma"/>
+          <w:rFonts w:ascii="Tahoma" w:hAnsi="Tahoma" w:cs="Tahoma"/>
           <w:b/>
           <w:bCs/>
           <w:i/>
@@ -1196,7 +1196,7 @@
         <w:ind w:left="142" w:right="46"/>
         <w:rPr>
           <w:rStyle w:val="MSGENFONTSTYLENAMETEMPLATEROLENUMBERMSGENFONTSTYLENAMEBYROLETEXT3"/>
-          <w:rFonts w:ascii="Tahoma" w:hAnsi="Tahoma"/>
+          <w:rFonts w:ascii="Tahoma" w:hAnsi="Tahoma" w:cs="Tahoma"/>
           <w:b/>
           <w:bCs/>
           <w:i/>
@@ -1209,7 +1209,7 @@
       <w:r>
         <w:rPr>
           <w:rStyle w:val="MSGENFONTSTYLENAMETEMPLATEROLENUMBERMSGENFONTSTYLENAMEBYROLETEXT3"/>
-          <w:rFonts w:ascii="Tahoma" w:hAnsi="Tahoma"/>
+          <w:rFonts w:ascii="Tahoma" w:hAnsi="Tahoma" w:cs="Tahoma"/>
           <w:b/>
           <w:bCs/>
           <w:i/>
@@ -1223,7 +1223,7 @@
       <w:r>
         <w:rPr>
           <w:rStyle w:val="MSGENFONTSTYLENAMETEMPLATEROLENUMBERMSGENFONTSTYLENAMEBYROLETEXT3"/>
-          <w:rFonts w:ascii="Tahoma" w:hAnsi="Tahoma"/>
+          <w:rFonts w:ascii="Tahoma" w:hAnsi="Tahoma" w:cs="Tahoma"/>
           <w:b/>
           <w:bCs/>
           <w:i/>
@@ -1236,7 +1236,7 @@
       <w:r>
         <w:rPr>
           <w:rStyle w:val="MSGENFONTSTYLENAMETEMPLATEROLENUMBERMSGENFONTSTYLENAMEBYROLETEXT3"/>
-          <w:rFonts w:ascii="Tahoma" w:hAnsi="Tahoma"/>
+          <w:rFonts w:ascii="Tahoma" w:hAnsi="Tahoma" w:cs="Tahoma"/>
           <w:b/>
           <w:bCs/>
           <w:i/>
@@ -1250,7 +1250,7 @@
       <w:r>
         <w:rPr>
           <w:rStyle w:val="MSGENFONTSTYLENAMETEMPLATEROLENUMBERMSGENFONTSTYLENAMEBYROLETEXT3"/>
-          <w:rFonts w:ascii="Tahoma" w:hAnsi="Tahoma"/>
+          <w:rFonts w:ascii="Tahoma" w:hAnsi="Tahoma" w:cs="Tahoma"/>
           <w:b/>
           <w:bCs/>
           <w:i/>
@@ -1263,7 +1263,7 @@
       <w:r>
         <w:rPr>
           <w:rStyle w:val="MSGENFONTSTYLENAMETEMPLATEROLENUMBERMSGENFONTSTYLENAMEBYROLETEXT3"/>
-          <w:rFonts w:ascii="Tahoma" w:hAnsi="Tahoma"/>
+          <w:rFonts w:ascii="Tahoma" w:hAnsi="Tahoma" w:cs="Tahoma"/>
           <w:b/>
           <w:bCs/>
           <w:i/>
@@ -1277,7 +1277,7 @@
       <w:r>
         <w:rPr>
           <w:rStyle w:val="MSGENFONTSTYLENAMETEMPLATEROLENUMBERMSGENFONTSTYLENAMEBYROLETEXT3"/>
-          <w:rFonts w:ascii="Tahoma" w:hAnsi="Tahoma"/>
+          <w:rFonts w:ascii="Tahoma" w:hAnsi="Tahoma" w:cs="Tahoma"/>
           <w:b/>
           <w:bCs/>
           <w:i/>
@@ -1296,7 +1296,7 @@
         <w:ind w:left="142" w:right="46"/>
         <w:rPr>
           <w:rStyle w:val="MSGENFONTSTYLENAMETEMPLATEROLENUMBERMSGENFONTSTYLENAMEBYROLETEXT3"/>
-          <w:rFonts w:ascii="Tahoma" w:hAnsi="Tahoma"/>
+          <w:rFonts w:ascii="Tahoma" w:hAnsi="Tahoma" w:cs="Tahoma"/>
           <w:b/>
           <w:bCs/>
           <w:i/>
@@ -1315,7 +1315,7 @@
         <w:ind w:left="142" w:right="46"/>
         <w:rPr>
           <w:rStyle w:val="MSGENFONTSTYLENAMETEMPLATEROLENUMBERMSGENFONTSTYLENAMEBYROLETEXT3"/>
-          <w:rFonts w:ascii="Tahoma" w:hAnsi="Tahoma"/>
+          <w:rFonts w:ascii="Tahoma" w:hAnsi="Tahoma" w:cs="Tahoma"/>
           <w:b/>
           <w:bCs/>
           <w:i/>
@@ -1328,7 +1328,7 @@
       <w:r>
         <w:rPr>
           <w:rStyle w:val="MSGENFONTSTYLENAMETEMPLATEROLENUMBERMSGENFONTSTYLENAMEBYROLETEXT3"/>
-          <w:rFonts w:ascii="Tahoma" w:hAnsi="Tahoma"/>
+          <w:rFonts w:ascii="Tahoma" w:hAnsi="Tahoma" w:cs="Tahoma"/>
           <w:b/>
           <w:bCs/>
           <w:i/>
@@ -1341,7 +1341,7 @@
       <w:r>
         <w:rPr>
           <w:rStyle w:val="MSGENFONTSTYLENAMETEMPLATEROLENUMBERMSGENFONTSTYLENAMEBYROLETEXT3"/>
-          <w:rFonts w:ascii="Tahoma" w:hAnsi="Tahoma"/>
+          <w:rFonts w:ascii="Tahoma" w:hAnsi="Tahoma" w:cs="Tahoma"/>
           <w:b/>
           <w:bCs/>
           <w:i/>
@@ -1355,7 +1355,7 @@
       <w:r>
         <w:rPr>
           <w:rStyle w:val="MSGENFONTSTYLENAMETEMPLATEROLENUMBERMSGENFONTSTYLENAMEBYROLETEXT3"/>
-          <w:rFonts w:ascii="Tahoma" w:hAnsi="Tahoma"/>
+          <w:rFonts w:ascii="Tahoma" w:hAnsi="Tahoma" w:cs="Tahoma"/>
           <w:b/>
           <w:bCs/>
           <w:i/>
@@ -1368,7 +1368,7 @@
       <w:r>
         <w:rPr>
           <w:rStyle w:val="MSGENFONTSTYLENAMETEMPLATEROLENUMBERMSGENFONTSTYLENAMEBYROLETEXT3"/>
-          <w:rFonts w:ascii="Tahoma" w:hAnsi="Tahoma"/>
+          <w:rFonts w:ascii="Tahoma" w:hAnsi="Tahoma" w:cs="Tahoma"/>
           <w:b/>
           <w:bCs/>
           <w:i/>
@@ -1382,7 +1382,7 @@
       <w:r>
         <w:rPr>
           <w:rStyle w:val="MSGENFONTSTYLENAMETEMPLATEROLENUMBERMSGENFONTSTYLENAMEBYROLETEXT3"/>
-          <w:rFonts w:ascii="Tahoma" w:hAnsi="Tahoma"/>
+          <w:rFonts w:ascii="Tahoma" w:hAnsi="Tahoma" w:cs="Tahoma"/>
           <w:b/>
           <w:bCs/>
           <w:i/>
@@ -1395,7 +1395,7 @@
       <w:r>
         <w:rPr>
           <w:rStyle w:val="MSGENFONTSTYLENAMETEMPLATEROLENUMBERMSGENFONTSTYLENAMEBYROLETEXT3"/>
-          <w:rFonts w:ascii="Tahoma" w:hAnsi="Tahoma"/>
+          <w:rFonts w:ascii="Tahoma" w:hAnsi="Tahoma" w:cs="Tahoma"/>
           <w:b/>
           <w:bCs/>
           <w:i/>
@@ -1409,7 +1409,7 @@
       <w:r>
         <w:rPr>
           <w:rStyle w:val="MSGENFONTSTYLENAMETEMPLATEROLENUMBERMSGENFONTSTYLENAMEBYROLETEXT3"/>
-          <w:rFonts w:ascii="Tahoma" w:hAnsi="Tahoma"/>
+          <w:rFonts w:ascii="Tahoma" w:hAnsi="Tahoma" w:cs="Tahoma"/>
           <w:b/>
           <w:bCs/>
           <w:i/>
@@ -1422,7 +1422,7 @@
       <w:r>
         <w:rPr>
           <w:rStyle w:val="MSGENFONTSTYLENAMETEMPLATEROLENUMBERMSGENFONTSTYLENAMEBYROLETEXT3"/>
-          <w:rFonts w:ascii="Tahoma" w:hAnsi="Tahoma"/>
+          <w:rFonts w:ascii="Tahoma" w:hAnsi="Tahoma" w:cs="Tahoma"/>
           <w:b/>
           <w:bCs/>
           <w:i/>
@@ -1436,7 +1436,7 @@
       <w:r>
         <w:rPr>
           <w:rStyle w:val="MSGENFONTSTYLENAMETEMPLATEROLENUMBERMSGENFONTSTYLENAMEBYROLETEXT3"/>
-          <w:rFonts w:ascii="Tahoma" w:hAnsi="Tahoma"/>
+          <w:rFonts w:ascii="Tahoma" w:hAnsi="Tahoma" w:cs="Tahoma"/>
           <w:b/>
           <w:bCs/>
           <w:i/>
@@ -1455,7 +1455,7 @@
         <w:ind w:left="142" w:right="46"/>
         <w:rPr>
           <w:rStyle w:val="MSGENFONTSTYLENAMETEMPLATEROLENUMBERMSGENFONTSTYLENAMEBYROLETEXT3"/>
-          <w:rFonts w:ascii="Tahoma" w:hAnsi="Tahoma"/>
+          <w:rFonts w:ascii="Tahoma" w:hAnsi="Tahoma" w:cs="Tahoma"/>
           <w:b/>
           <w:bCs/>
           <w:i/>
@@ -1474,7 +1474,7 @@
         <w:ind w:left="142" w:right="46"/>
         <w:rPr>
           <w:rStyle w:val="MSGENFONTSTYLENAMETEMPLATEROLENUMBERMSGENFONTSTYLENAMEBYROLETEXT3"/>
-          <w:rFonts w:ascii="Tahoma" w:hAnsi="Tahoma"/>
+          <w:rFonts w:ascii="Tahoma" w:hAnsi="Tahoma" w:cs="Tahoma"/>
           <w:b/>
           <w:bCs/>
           <w:i/>
@@ -1487,7 +1487,7 @@
       <w:r>
         <w:rPr>
           <w:rStyle w:val="MSGENFONTSTYLENAMETEMPLATEROLENUMBERMSGENFONTSTYLENAMEBYROLETEXT3"/>
-          <w:rFonts w:ascii="Tahoma" w:hAnsi="Tahoma"/>
+          <w:rFonts w:ascii="Tahoma" w:hAnsi="Tahoma" w:cs="Tahoma"/>
           <w:b/>
           <w:bCs/>
           <w:i/>
@@ -1500,7 +1500,7 @@
       <w:r>
         <w:rPr>
           <w:rStyle w:val="MSGENFONTSTYLENAMETEMPLATEROLENUMBERMSGENFONTSTYLENAMEBYROLETEXT3"/>
-          <w:rFonts w:ascii="Tahoma" w:hAnsi="Tahoma"/>
+          <w:rFonts w:ascii="Tahoma" w:hAnsi="Tahoma" w:cs="Tahoma"/>
           <w:b/>
           <w:bCs/>
           <w:i/>
@@ -1514,7 +1514,7 @@
       <w:r>
         <w:rPr>
           <w:rStyle w:val="MSGENFONTSTYLENAMETEMPLATEROLENUMBERMSGENFONTSTYLENAMEBYROLETEXT3"/>
-          <w:rFonts w:ascii="Tahoma" w:hAnsi="Tahoma"/>
+          <w:rFonts w:ascii="Tahoma" w:hAnsi="Tahoma" w:cs="Tahoma"/>
           <w:b/>
           <w:bCs/>
           <w:i/>
@@ -1527,7 +1527,7 @@
       <w:r>
         <w:rPr>
           <w:rStyle w:val="MSGENFONTSTYLENAMETEMPLATEROLENUMBERMSGENFONTSTYLENAMEBYROLETEXT3"/>
-          <w:rFonts w:ascii="Tahoma" w:hAnsi="Tahoma"/>
+          <w:rFonts w:ascii="Tahoma" w:hAnsi="Tahoma" w:cs="Tahoma"/>
           <w:b/>
           <w:bCs/>
           <w:i/>
@@ -1541,7 +1541,7 @@
       <w:r>
         <w:rPr>
           <w:rStyle w:val="MSGENFONTSTYLENAMETEMPLATEROLENUMBERMSGENFONTSTYLENAMEBYROLETEXT3"/>
-          <w:rFonts w:ascii="Tahoma" w:hAnsi="Tahoma"/>
+          <w:rFonts w:ascii="Tahoma" w:hAnsi="Tahoma" w:cs="Tahoma"/>
           <w:b/>
           <w:bCs/>
           <w:i/>
@@ -1554,7 +1554,7 @@
       <w:r>
         <w:rPr>
           <w:rStyle w:val="MSGENFONTSTYLENAMETEMPLATEROLENUMBERMSGENFONTSTYLENAMEBYROLETEXT3"/>
-          <w:rFonts w:ascii="Tahoma" w:hAnsi="Tahoma"/>
+          <w:rFonts w:ascii="Tahoma" w:hAnsi="Tahoma" w:cs="Tahoma"/>
           <w:b/>
           <w:bCs/>
           <w:i/>
@@ -1568,7 +1568,7 @@
       <w:r>
         <w:rPr>
           <w:rStyle w:val="MSGENFONTSTYLENAMETEMPLATEROLENUMBERMSGENFONTSTYLENAMEBYROLETEXT3"/>
-          <w:rFonts w:ascii="Tahoma" w:hAnsi="Tahoma"/>
+          <w:rFonts w:ascii="Tahoma" w:hAnsi="Tahoma" w:cs="Tahoma"/>
           <w:b/>
           <w:bCs/>
           <w:i/>
@@ -1587,7 +1587,7 @@
         <w:ind w:left="142" w:right="46"/>
         <w:rPr>
           <w:rStyle w:val="MSGENFONTSTYLENAMETEMPLATEROLENUMBERMSGENFONTSTYLENAMEBYROLETEXT3"/>
-          <w:rFonts w:ascii="Tahoma" w:hAnsi="Tahoma"/>
+          <w:rFonts w:ascii="Tahoma" w:hAnsi="Tahoma" w:cs="Tahoma"/>
           <w:b/>
           <w:bCs/>
           <w:i/>
@@ -1606,7 +1606,7 @@
         <w:ind w:left="142" w:right="46"/>
         <w:rPr>
           <w:rStyle w:val="MSGENFONTSTYLENAMETEMPLATEROLENUMBERMSGENFONTSTYLENAMEBYROLETEXT3"/>
-          <w:rFonts w:ascii="Tahoma" w:hAnsi="Tahoma"/>
+          <w:rFonts w:ascii="Tahoma" w:hAnsi="Tahoma" w:cs="Tahoma"/>
           <w:b/>
           <w:bCs/>
           <w:i/>
@@ -1619,7 +1619,7 @@
       <w:r>
         <w:rPr>
           <w:rStyle w:val="MSGENFONTSTYLENAMETEMPLATEROLENUMBERMSGENFONTSTYLENAMEBYROLETEXT3"/>
-          <w:rFonts w:ascii="Tahoma" w:hAnsi="Tahoma"/>
+          <w:rFonts w:ascii="Tahoma" w:hAnsi="Tahoma" w:cs="Tahoma"/>
           <w:b/>
           <w:bCs/>
           <w:i/>
@@ -1638,7 +1638,7 @@
         <w:ind w:left="142" w:right="46"/>
         <w:rPr>
           <w:rStyle w:val="MSGENFONTSTYLENAMETEMPLATEROLENUMBERMSGENFONTSTYLENAMEBYROLETEXT3"/>
-          <w:rFonts w:ascii="Tahoma" w:hAnsi="Tahoma"/>
+          <w:rFonts w:ascii="Tahoma" w:hAnsi="Tahoma" w:cs="Tahoma"/>
           <w:b/>
           <w:bCs/>
           <w:i/>
@@ -1657,7 +1657,7 @@
         <w:ind w:left="142" w:right="46"/>
         <w:rPr>
           <w:rStyle w:val="MSGENFONTSTYLENAMETEMPLATEROLENUMBERMSGENFONTSTYLENAMEBYROLETEXT3"/>
-          <w:rFonts w:ascii="Tahoma" w:hAnsi="Tahoma"/>
+          <w:rFonts w:ascii="Tahoma" w:hAnsi="Tahoma" w:cs="Tahoma"/>
           <w:sz w:val="22"/>
           <w:szCs w:val="22"/>
           <w:lang w:val="en-US"/>
@@ -1666,7 +1666,7 @@
       <w:r>
         <w:rPr>
           <w:rStyle w:val="MSGENFONTSTYLENAMETEMPLATEROLENUMBERMSGENFONTSTYLENAMEBYROLETEXT3"/>
-          <w:rFonts w:ascii="Tahoma" w:hAnsi="Tahoma"/>
+          <w:rFonts w:ascii="Tahoma" w:hAnsi="Tahoma" w:cs="Tahoma"/>
           <w:b/>
           <w:bCs/>
           <w:i/>
@@ -1679,7 +1679,7 @@
       <w:r>
         <w:rPr>
           <w:rStyle w:val="MSGENFONTSTYLENAMETEMPLATEROLENUMBERMSGENFONTSTYLENAMEBYROLETEXT3"/>
-          <w:rFonts w:ascii="Tahoma" w:hAnsi="Tahoma"/>
+          <w:rFonts w:ascii="Tahoma" w:hAnsi="Tahoma" w:cs="Tahoma"/>
           <w:b/>
           <w:bCs/>
           <w:i/>
@@ -1693,7 +1693,7 @@
       <w:r>
         <w:rPr>
           <w:rStyle w:val="MSGENFONTSTYLENAMETEMPLATEROLENUMBERMSGENFONTSTYLENAMEBYROLETEXT3"/>
-          <w:rFonts w:ascii="Tahoma" w:hAnsi="Tahoma"/>
+          <w:rFonts w:ascii="Tahoma" w:hAnsi="Tahoma" w:cs="Tahoma"/>
           <w:sz w:val="22"/>
           <w:szCs w:val="22"/>
           <w:lang w:val="en-US" w:eastAsia="en-US"/>
@@ -1702,7 +1702,7 @@
       </w:r>
       <w:r>
         <w:rPr>
-          <w:rFonts w:ascii="Tahoma" w:hAnsi="Tahoma"/>
+          <w:rFonts w:ascii="Tahoma" w:hAnsi="Tahoma" w:cs="Tahoma"/>
           <w:sz w:val="22"/>
           <w:szCs w:val="22"/>
           <w:shd w:val="clear" w:color="auto" w:fill="FFFFFF"/>
@@ -1712,7 +1712,7 @@
       </w:r>
       <w:r>
         <w:rPr>
-          <w:rFonts w:ascii="Tahoma" w:hAnsi="Tahoma"/>
+          <w:rFonts w:ascii="Tahoma" w:hAnsi="Tahoma" w:cs="Tahoma"/>
           <w:sz w:val="22"/>
           <w:szCs w:val="22"/>
           <w:shd w:val="clear" w:color="auto" w:fill="FFFFFF"/>
@@ -1722,7 +1722,7 @@
       </w:r>
       <w:r>
         <w:rPr>
-          <w:rFonts w:ascii="Tahoma" w:hAnsi="Tahoma"/>
+          <w:rFonts w:ascii="Tahoma" w:hAnsi="Tahoma" w:cs="Tahoma"/>
           <w:sz w:val="22"/>
           <w:szCs w:val="22"/>
           <w:shd w:val="clear" w:color="auto" w:fill="FFFFFF"/>
@@ -1739,7 +1739,7 @@
         <w:ind w:left="142" w:right="46"/>
         <w:rPr>
           <w:rStyle w:val="MSGENFONTSTYLENAMETEMPLATEROLEMSGENFONTSTYLENAMEBYROLEPICTURECAPTION"/>
-          <w:rFonts w:ascii="Tahoma" w:hAnsi="Tahoma"/>
+          <w:rFonts w:ascii="Tahoma" w:hAnsi="Tahoma" w:cs="Tahoma"/>
           <w:b/>
           <w:bCs/>
           <w:i/>
@@ -1763,7 +1763,7 @@
       <w:r>
         <w:rPr>
           <w:rStyle w:val="MSGENFONTSTYLENAMETEMPLATEROLEMSGENFONTSTYLENAMEBYROLEPICTURECAPTION"/>
-          <w:rFonts w:ascii="Tahoma" w:hAnsi="Tahoma"/>
+          <w:rFonts w:ascii="Tahoma" w:hAnsi="Tahoma" w:cs="Tahoma"/>
           <w:sz w:val="22"/>
           <w:szCs w:val="22"/>
         </w:rPr>
@@ -1795,7 +1795,7 @@
               <w:snapToGrid w:val="0"/>
               <w:jc w:val="center"/>
               <w:rPr>
-                <w:rFonts w:ascii="Tahoma" w:hAnsi="Tahoma"/>
+                <w:rFonts w:ascii="Tahoma" w:hAnsi="Tahoma" w:cs="Tahoma"/>
                 <w:sz w:val="22"/>
                 <w:szCs w:val="22"/>
                 <w:lang w:val="id-ID"/>
@@ -1806,7 +1806,7 @@
             <w:pPr>
               <w:jc w:val="center"/>
               <w:rPr>
-                <w:rFonts w:ascii="Tahoma" w:hAnsi="Tahoma"/>
+                <w:rFonts w:ascii="Tahoma" w:hAnsi="Tahoma" w:cs="Tahoma"/>
                 <w:sz w:val="22"/>
                 <w:szCs w:val="22"/>
                 <w:lang w:val="id-ID"/>
@@ -1817,7 +1817,7 @@
             <w:pPr>
               <w:jc w:val="center"/>
               <w:rPr>
-                <w:rFonts w:ascii="Tahoma" w:hAnsi="Tahoma"/>
+                <w:rFonts w:ascii="Tahoma" w:hAnsi="Tahoma" w:cs="Tahoma"/>
                 <w:sz w:val="22"/>
                 <w:szCs w:val="22"/>
                 <w:lang w:val="id-ID"/>
@@ -1825,7 +1825,7 @@
             </w:pPr>
             <w:r>
               <w:rPr>
-                <w:rFonts w:ascii="Tahoma" w:hAnsi="Tahoma"/>
+                <w:rFonts w:ascii="Tahoma" w:hAnsi="Tahoma" w:cs="Tahoma"/>
                 <w:sz w:val="22"/>
                 <w:szCs w:val="22"/>
                 <w:lang w:val="id-ID"/>
@@ -1839,7 +1839,7 @@
             </w:pPr>
             <w:r>
               <w:rPr>
-                <w:rFonts w:ascii="Tahoma" w:hAnsi="Tahoma"/>
+                <w:rFonts w:ascii="Tahoma" w:hAnsi="Tahoma" w:cs="Tahoma"/>
                 <w:sz w:val="22"/>
                 <w:szCs w:val="22"/>
                 <w:lang w:val="id-ID"/>
@@ -1848,7 +1848,7 @@
             </w:r>
             <w:r>
               <w:rPr>
-                <w:rFonts w:ascii="Tahoma" w:hAnsi="Tahoma"/>
+                <w:rFonts w:ascii="Tahoma" w:hAnsi="Tahoma" w:cs="Tahoma"/>
                 <w:sz w:val="22"/>
                 <w:szCs w:val="22"/>
                 <w:lang w:val="en-AU"/>
@@ -1860,7 +1860,7 @@
             <w:pPr>
               <w:jc w:val="center"/>
               <w:rPr>
-                <w:rFonts w:ascii="Tahoma" w:hAnsi="Tahoma"/>
+                <w:rFonts w:ascii="Tahoma" w:hAnsi="Tahoma" w:cs="Tahoma"/>
                 <w:sz w:val="22"/>
                 <w:szCs w:val="22"/>
                 <w:lang w:val="en-AU"/>
@@ -1870,35 +1870,35 @@
           <w:p>
             <w:pPr>
               <w:rPr>
-                <w:rFonts w:ascii="Tahoma" w:hAnsi="Tahoma"/>
-                <w:sz w:val="22"/>
-                <w:szCs w:val="22"/>
-              </w:rPr>
-            </w:pPr>
-          </w:p>
-          <w:p>
-            <w:pPr>
-              <w:rPr>
-                <w:rFonts w:ascii="Tahoma" w:hAnsi="Tahoma"/>
-                <w:sz w:val="22"/>
-                <w:szCs w:val="22"/>
-              </w:rPr>
-            </w:pPr>
-          </w:p>
-          <w:p>
-            <w:pPr>
-              <w:rPr>
-                <w:rFonts w:ascii="Tahoma" w:hAnsi="Tahoma"/>
-                <w:sz w:val="22"/>
-                <w:szCs w:val="22"/>
-              </w:rPr>
-            </w:pPr>
-          </w:p>
-          <w:p>
-            <w:pPr>
-              <w:jc w:val="center"/>
-              <w:rPr>
-                <w:rFonts w:ascii="Tahoma" w:hAnsi="Tahoma"/>
+                <w:rFonts w:ascii="Tahoma" w:hAnsi="Tahoma" w:cs="Tahoma"/>
+                <w:sz w:val="22"/>
+                <w:szCs w:val="22"/>
+              </w:rPr>
+            </w:pPr>
+          </w:p>
+          <w:p>
+            <w:pPr>
+              <w:rPr>
+                <w:rFonts w:ascii="Tahoma" w:hAnsi="Tahoma" w:cs="Tahoma"/>
+                <w:sz w:val="22"/>
+                <w:szCs w:val="22"/>
+              </w:rPr>
+            </w:pPr>
+          </w:p>
+          <w:p>
+            <w:pPr>
+              <w:rPr>
+                <w:rFonts w:ascii="Tahoma" w:hAnsi="Tahoma" w:cs="Tahoma"/>
+                <w:sz w:val="22"/>
+                <w:szCs w:val="22"/>
+              </w:rPr>
+            </w:pPr>
+          </w:p>
+          <w:p>
+            <w:pPr>
+              <w:jc w:val="center"/>
+              <w:rPr>
+                <w:rFonts w:ascii="Tahoma" w:hAnsi="Tahoma" w:cs="Tahoma"/>
                 <w:sz w:val="22"/>
                 <w:szCs w:val="22"/>
                 <w:u w:val="single"/>
@@ -1907,7 +1907,7 @@
             </w:pPr>
             <w:r>
               <w:rPr>
-                <w:rFonts w:ascii="Tahoma" w:hAnsi="Tahoma"/>
+                <w:rFonts w:ascii="Tahoma" w:hAnsi="Tahoma" w:cs="Tahoma"/>
                 <w:sz w:val="22"/>
                 <w:szCs w:val="22"/>
                 <w:u w:val="single"/>
@@ -1920,14 +1920,14 @@
             <w:pPr>
               <w:jc w:val="center"/>
               <w:rPr>
-                <w:rFonts w:ascii="Tahoma" w:hAnsi="Tahoma"/>
-                <w:sz w:val="22"/>
-                <w:szCs w:val="22"/>
-              </w:rPr>
-            </w:pPr>
-            <w:r>
-              <w:rPr>
-                <w:rFonts w:ascii="Tahoma" w:hAnsi="Tahoma"/>
+                <w:rFonts w:ascii="Tahoma" w:hAnsi="Tahoma" w:cs="Tahoma"/>
+                <w:sz w:val="22"/>
+                <w:szCs w:val="22"/>
+              </w:rPr>
+            </w:pPr>
+            <w:r>
+              <w:rPr>
+                <w:rFonts w:ascii="Tahoma" w:hAnsi="Tahoma" w:cs="Tahoma"/>
                 <w:sz w:val="22"/>
                 <w:szCs w:val="22"/>
                 <w:lang w:val="id-ID"/>
@@ -1936,7 +1936,7 @@
             </w:r>
             <w:r>
               <w:rPr>
-                <w:rFonts w:ascii="Tahoma" w:hAnsi="Tahoma"/>
+                <w:rFonts w:ascii="Tahoma" w:hAnsi="Tahoma" w:cs="Tahoma"/>
                 <w:sz w:val="22"/>
                 <w:szCs w:val="22"/>
               </w:rPr>
@@ -1944,7 +1944,7 @@
             </w:r>
             <w:r>
               <w:rPr>
-                <w:rFonts w:ascii="Tahoma" w:hAnsi="Tahoma"/>
+                <w:rFonts w:ascii="Tahoma" w:hAnsi="Tahoma" w:cs="Tahoma"/>
                 <w:sz w:val="22"/>
                 <w:szCs w:val="22"/>
                 <w:lang w:val="id-ID"/>
@@ -1953,7 +1953,7 @@
             </w:r>
             <w:r>
               <w:rPr>
-                <w:rFonts w:ascii="Tahoma" w:hAnsi="Tahoma"/>
+                <w:rFonts w:ascii="Tahoma" w:hAnsi="Tahoma" w:cs="Tahoma"/>
                 <w:sz w:val="22"/>
                 <w:szCs w:val="22"/>
               </w:rPr>
@@ -1961,7 +1961,7 @@
             </w:r>
             <w:r>
               <w:rPr>
-                <w:rFonts w:ascii="Tahoma" w:hAnsi="Tahoma"/>
+                <w:rFonts w:ascii="Tahoma" w:hAnsi="Tahoma" w:cs="Tahoma"/>
                 <w:sz w:val="22"/>
                 <w:szCs w:val="22"/>
                 <w:shd w:val="clear" w:color="auto" w:fill="FFFFFF"/>
@@ -1978,7 +1978,7 @@
             <w:pPr>
               <w:jc w:val="center"/>
               <w:rPr>
-                <w:rFonts w:ascii="Tahoma" w:hAnsi="Tahoma"/>
+                <w:rFonts w:ascii="Tahoma" w:hAnsi="Tahoma" w:cs="Tahoma"/>
                 <w:sz w:val="22"/>
                 <w:szCs w:val="22"/>
                 <w:lang w:val="id-ID"/>
@@ -1986,7 +1986,7 @@
             </w:pPr>
             <w:r>
               <w:rPr>
-                <w:rFonts w:ascii="Tahoma" w:hAnsi="Tahoma"/>
+                <w:rFonts w:ascii="Tahoma" w:hAnsi="Tahoma" w:cs="Tahoma"/>
                 <w:sz w:val="22"/>
                 <w:szCs w:val="22"/>
                 <w:lang w:val="id-ID"/>
@@ -2000,7 +2000,7 @@
             </w:pPr>
             <w:r>
               <w:rPr>
-                <w:rFonts w:ascii="Tahoma" w:hAnsi="Tahoma"/>
+                <w:rFonts w:ascii="Tahoma" w:hAnsi="Tahoma" w:cs="Tahoma"/>
                 <w:sz w:val="22"/>
                 <w:szCs w:val="22"/>
                 <w:lang w:val="id-ID"/>
@@ -2009,7 +2009,7 @@
             </w:r>
             <w:r>
               <w:rPr>
-                <w:rFonts w:ascii="Tahoma" w:hAnsi="Tahoma"/>
+                <w:rFonts w:ascii="Tahoma" w:hAnsi="Tahoma" w:cs="Tahoma"/>
                 <w:sz w:val="22"/>
                 <w:szCs w:val="22"/>
                 <w:lang w:val="en-AU"/>
@@ -2021,7 +2021,7 @@
             <w:pPr>
               <w:jc w:val="center"/>
               <w:rPr>
-                <w:rFonts w:ascii="Tahoma" w:hAnsi="Tahoma"/>
+                <w:rFonts w:ascii="Tahoma" w:hAnsi="Tahoma" w:cs="Tahoma"/>
                 <w:sz w:val="22"/>
                 <w:szCs w:val="22"/>
                 <w:lang w:val="en-AU"/>
@@ -2029,7 +2029,7 @@
             </w:pPr>
             <w:r>
               <w:rPr>
-                <w:rFonts w:ascii="Tahoma" w:hAnsi="Tahoma"/>
+                <w:rFonts w:ascii="Tahoma" w:hAnsi="Tahoma" w:cs="Tahoma"/>
                 <w:sz w:val="22"/>
                 <w:szCs w:val="22"/>
                 <w:lang w:val="en-AU"/>
@@ -2041,7 +2041,7 @@
             <w:pPr>
               <w:jc w:val="center"/>
               <w:rPr>
-                <w:rFonts w:ascii="Tahoma" w:hAnsi="Tahoma"/>
+                <w:rFonts w:ascii="Tahoma" w:hAnsi="Tahoma" w:cs="Tahoma"/>
                 <w:sz w:val="22"/>
                 <w:szCs w:val="22"/>
                 <w:lang w:eastAsia="en-US"/>
@@ -2049,7 +2049,7 @@
             </w:pPr>
             <w:r>
               <w:rPr>
-                <w:rFonts w:ascii="Tahoma" w:hAnsi="Tahoma"/>
+                <w:rFonts w:ascii="Tahoma" w:hAnsi="Tahoma" w:cs="Tahoma"/>
                 <w:sz w:val="22"/>
                 <w:szCs w:val="22"/>
                 <w:lang w:val="en-AU"/>
@@ -2061,7 +2061,7 @@
             <w:pPr>
               <w:jc w:val="center"/>
               <w:rPr>
-                <w:rFonts w:ascii="Tahoma" w:hAnsi="Tahoma"/>
+                <w:rFonts w:ascii="Tahoma" w:hAnsi="Tahoma" w:cs="Tahoma"/>
                 <w:sz w:val="22"/>
                 <w:szCs w:val="22"/>
                 <w:lang w:eastAsia="en-US"/>
@@ -2103,7 +2103,7 @@
               <w:jc w:val="center"/>
               <w:rPr>
                 <w:rStyle w:val="MSGENFONTSTYLENAMETEMPLATEROLENUMBERMSGENFONTSTYLENAMEBYROLETEXT2"/>
-                <w:rFonts w:ascii="Tahoma" w:hAnsi="Tahoma"/>
+                <w:rFonts w:ascii="Tahoma" w:hAnsi="Tahoma" w:cs="Tahoma"/>
                 <w:sz w:val="22"/>
                 <w:szCs w:val="22"/>
                 <w:u w:val="single"/>
@@ -2111,7 +2111,7 @@
             </w:pPr>
             <w:r>
               <w:rPr>
-                <w:rFonts w:ascii="Tahoma" w:hAnsi="Tahoma"/>
+                <w:rFonts w:ascii="Tahoma" w:hAnsi="Tahoma" w:cs="Tahoma"/>
                 <w:sz w:val="22"/>
                 <w:szCs w:val="22"/>
                 <w:u w:val="single"/>
@@ -2123,7 +2123,7 @@
             <w:pPr>
               <w:jc w:val="center"/>
               <w:rPr>
-                <w:rFonts w:ascii="Tahoma" w:hAnsi="Tahoma"/>
+                <w:rFonts w:ascii="Tahoma" w:hAnsi="Tahoma" w:cs="Tahoma"/>
                 <w:sz w:val="22"/>
                 <w:szCs w:val="22"/>
                 <w:u w:val="single"/>
@@ -2131,7 +2131,7 @@
             </w:pPr>
             <w:r>
               <w:rPr>
-                <w:rFonts w:ascii="Tahoma" w:hAnsi="Tahoma"/>
+                <w:rFonts w:ascii="Tahoma" w:hAnsi="Tahoma" w:cs="Tahoma"/>
                 <w:sz w:val="22"/>
                 <w:szCs w:val="22"/>
                 <w:lang w:val="id-ID"/>
@@ -2140,7 +2140,7 @@
             </w:r>
             <w:r>
               <w:rPr>
-                <w:rFonts w:ascii="Tahoma" w:hAnsi="Tahoma"/>
+                <w:rFonts w:ascii="Tahoma" w:hAnsi="Tahoma" w:cs="Tahoma"/>
                 <w:sz w:val="22"/>
                 <w:szCs w:val="22"/>
               </w:rPr>
@@ -2148,7 +2148,7 @@
             </w:r>
             <w:r>
               <w:rPr>
-                <w:rFonts w:ascii="Tahoma" w:hAnsi="Tahoma"/>
+                <w:rFonts w:ascii="Tahoma" w:hAnsi="Tahoma" w:cs="Tahoma"/>
                 <w:sz w:val="22"/>
                 <w:szCs w:val="22"/>
                 <w:shd w:val="clear" w:color="auto" w:fill="FFFFFF"/>
@@ -2160,7 +2160,7 @@
             <w:pPr>
               <w:jc w:val="center"/>
               <w:rPr>
-                <w:rFonts w:ascii="Tahoma" w:hAnsi="Tahoma"/>
+                <w:rFonts w:ascii="Tahoma" w:hAnsi="Tahoma" w:cs="Tahoma"/>
                 <w:sz w:val="22"/>
                 <w:szCs w:val="22"/>
                 <w:u w:val="single"/>
@@ -2177,7 +2177,7 @@
             <w:pPr>
               <w:jc w:val="center"/>
               <w:rPr>
-                <w:rFonts w:ascii="Tahoma" w:hAnsi="Tahoma"/>
+                <w:rFonts w:ascii="Tahoma" w:hAnsi="Tahoma" w:cs="Tahoma"/>
                 <w:sz w:val="22"/>
                 <w:szCs w:val="22"/>
                 <w:lang w:val="id-ID"/>
@@ -2185,7 +2185,7 @@
             </w:pPr>
             <w:r>
               <w:rPr>
-                <w:rFonts w:ascii="Tahoma" w:hAnsi="Tahoma"/>
+                <w:rFonts w:ascii="Tahoma" w:hAnsi="Tahoma" w:cs="Tahoma"/>
                 <w:sz w:val="22"/>
                 <w:szCs w:val="22"/>
                 <w:lang w:val="id-ID"/>
@@ -2199,7 +2199,7 @@
             </w:pPr>
             <w:r>
               <w:rPr>
-                <w:rFonts w:ascii="Tahoma" w:hAnsi="Tahoma"/>
+                <w:rFonts w:ascii="Tahoma" w:hAnsi="Tahoma" w:cs="Tahoma"/>
                 <w:sz w:val="22"/>
                 <w:szCs w:val="22"/>
                 <w:lang w:val="id-ID"/>
@@ -2208,7 +2208,7 @@
             </w:r>
             <w:r>
               <w:rPr>
-                <w:rFonts w:ascii="Tahoma" w:hAnsi="Tahoma"/>
+                <w:rFonts w:ascii="Tahoma" w:hAnsi="Tahoma" w:cs="Tahoma"/>
                 <w:sz w:val="22"/>
                 <w:szCs w:val="22"/>
                 <w:lang w:val="en-AU"/>
@@ -2220,7 +2220,7 @@
             <w:pPr>
               <w:jc w:val="center"/>
               <w:rPr>
-                <w:rFonts w:ascii="Tahoma" w:hAnsi="Tahoma"/>
+                <w:rFonts w:ascii="Tahoma" w:hAnsi="Tahoma" w:cs="Tahoma"/>
                 <w:sz w:val="22"/>
                 <w:szCs w:val="22"/>
                 <w:lang w:val="en-AU"/>
@@ -2228,7 +2228,7 @@
             </w:pPr>
             <w:r>
               <w:rPr>
-                <w:rFonts w:ascii="Tahoma" w:hAnsi="Tahoma"/>
+                <w:rFonts w:ascii="Tahoma" w:hAnsi="Tahoma" w:cs="Tahoma"/>
                 <w:sz w:val="22"/>
                 <w:szCs w:val="22"/>
                 <w:lang w:val="en-AU"/>
@@ -2240,7 +2240,7 @@
             <w:pPr>
               <w:jc w:val="center"/>
               <w:rPr>
-                <w:rFonts w:ascii="Tahoma" w:hAnsi="Tahoma"/>
+                <w:rFonts w:ascii="Tahoma" w:hAnsi="Tahoma" w:cs="Tahoma"/>
                 <w:sz w:val="22"/>
                 <w:szCs w:val="22"/>
                 <w:lang w:eastAsia="en-US"/>
@@ -2261,7 +2261,7 @@
             <w:pPr>
               <w:jc w:val="center"/>
               <w:rPr>
-                <w:rFonts w:ascii="Tahoma" w:hAnsi="Tahoma"/>
+                <w:rFonts w:ascii="Tahoma" w:hAnsi="Tahoma" w:cs="Tahoma"/>
                 <w:sz w:val="22"/>
                 <w:szCs w:val="22"/>
                 <w:lang w:eastAsia="en-US"/>
@@ -2272,7 +2272,7 @@
             <w:pPr>
               <w:jc w:val="center"/>
               <w:rPr>
-                <w:rFonts w:ascii="Tahoma" w:hAnsi="Tahoma"/>
+                <w:rFonts w:ascii="Tahoma" w:hAnsi="Tahoma" w:cs="Tahoma"/>
                 <w:sz w:val="22"/>
                 <w:szCs w:val="22"/>
                 <w:u w:val="single"/>
@@ -2280,7 +2280,7 @@
             </w:pPr>
             <w:r>
               <w:rPr>
-                <w:rFonts w:ascii="Tahoma" w:hAnsi="Tahoma"/>
+                <w:rFonts w:ascii="Tahoma" w:hAnsi="Tahoma" w:cs="Tahoma"/>
                 <w:sz w:val="22"/>
                 <w:szCs w:val="22"/>
                 <w:u w:val="single"/>
@@ -2292,14 +2292,14 @@
             <w:pPr>
               <w:jc w:val="center"/>
               <w:rPr>
-                <w:rFonts w:ascii="Tahoma" w:hAnsi="Tahoma"/>
-                <w:sz w:val="22"/>
-                <w:szCs w:val="22"/>
-              </w:rPr>
-            </w:pPr>
-            <w:r>
-              <w:rPr>
-                <w:rFonts w:ascii="Tahoma" w:hAnsi="Tahoma"/>
+                <w:rFonts w:ascii="Tahoma" w:hAnsi="Tahoma" w:cs="Tahoma"/>
+                <w:sz w:val="22"/>
+                <w:szCs w:val="22"/>
+              </w:rPr>
+            </w:pPr>
+            <w:r>
+              <w:rPr>
+                <w:rFonts w:ascii="Tahoma" w:hAnsi="Tahoma" w:cs="Tahoma"/>
                 <w:sz w:val="22"/>
                 <w:szCs w:val="22"/>
               </w:rPr>
@@ -2319,7 +2319,7 @@
             <w:pPr>
               <w:snapToGrid w:val="0"/>
               <w:rPr>
-                <w:rFonts w:ascii="Tahoma" w:hAnsi="Tahoma"/>
+                <w:rFonts w:ascii="Tahoma" w:hAnsi="Tahoma" w:cs="Tahoma"/>
                 <w:sz w:val="22"/>
                 <w:szCs w:val="22"/>
               </w:rPr>
@@ -2340,14 +2340,14 @@
                 <w:tab w:val="left" w:pos="8265"/>
               </w:tabs>
               <w:rPr>
-                <w:rFonts w:ascii="Tahoma" w:hAnsi="Tahoma"/>
-                <w:sz w:val="22"/>
-                <w:szCs w:val="22"/>
-              </w:rPr>
-            </w:pPr>
-            <w:r>
-              <w:rPr>
-                <w:rFonts w:ascii="Tahoma" w:hAnsi="Tahoma"/>
+                <w:rFonts w:ascii="Tahoma" w:hAnsi="Tahoma" w:cs="Tahoma"/>
+                <w:sz w:val="22"/>
+                <w:szCs w:val="22"/>
+              </w:rPr>
+            </w:pPr>
+            <w:r>
+              <w:rPr>
+                <w:rFonts w:ascii="Tahoma" w:hAnsi="Tahoma" w:cs="Tahoma"/>
                 <w:sz w:val="22"/>
                 <w:szCs w:val="22"/>
               </w:rPr>
@@ -2356,7 +2356,7 @@
             </w:r>
             <w:r>
               <w:rPr>
-                <w:rFonts w:ascii="Tahoma" w:hAnsi="Tahoma"/>
+                <w:rFonts w:ascii="Tahoma" w:hAnsi="Tahoma" w:cs="Tahoma"/>
                 <w:sz w:val="22"/>
                 <w:szCs w:val="22"/>
               </w:rPr>
@@ -2376,14 +2376,14 @@
                 <w:tab w:val="left" w:pos="8265"/>
               </w:tabs>
               <w:rPr>
-                <w:rFonts w:ascii="Tahoma" w:hAnsi="Tahoma"/>
-                <w:sz w:val="22"/>
-                <w:szCs w:val="22"/>
-              </w:rPr>
-            </w:pPr>
-            <w:r>
-              <w:rPr>
-                <w:rFonts w:ascii="Tahoma" w:hAnsi="Tahoma"/>
+                <w:rFonts w:ascii="Tahoma" w:hAnsi="Tahoma" w:cs="Tahoma"/>
+                <w:sz w:val="22"/>
+                <w:szCs w:val="22"/>
+              </w:rPr>
+            </w:pPr>
+            <w:r>
+              <w:rPr>
+                <w:rFonts w:ascii="Tahoma" w:hAnsi="Tahoma" w:cs="Tahoma"/>
                 <w:sz w:val="22"/>
                 <w:szCs w:val="22"/>
               </w:rPr>
@@ -2392,7 +2392,7 @@
             </w:r>
             <w:r>
               <w:rPr>
-                <w:rFonts w:ascii="Tahoma" w:hAnsi="Tahoma"/>
+                <w:rFonts w:ascii="Tahoma" w:hAnsi="Tahoma" w:cs="Tahoma"/>
                 <w:sz w:val="22"/>
                 <w:szCs w:val="22"/>
               </w:rPr>
@@ -2414,7 +2414,7 @@
               <w:snapToGrid w:val="0"/>
               <w:ind w:firstLine="993"/>
               <w:rPr>
-                <w:rFonts w:ascii="Tahoma" w:hAnsi="Tahoma"/>
+                <w:rFonts w:ascii="Tahoma" w:hAnsi="Tahoma" w:cs="Tahoma"/>
                 <w:sz w:val="22"/>
                 <w:szCs w:val="22"/>
                 <w:lang w:eastAsia="en-US"/>
@@ -2455,7 +2455,7 @@
             <w:pPr>
               <w:jc w:val="center"/>
               <w:rPr>
-                <w:rFonts w:ascii="Tahoma" w:hAnsi="Tahoma"/>
+                <w:rFonts w:ascii="Tahoma" w:hAnsi="Tahoma" w:cs="Tahoma"/>
                 <w:sz w:val="22"/>
                 <w:szCs w:val="22"/>
                 <w:lang w:val="id-ID"/>
@@ -2463,7 +2463,7 @@
             </w:pPr>
             <w:r>
               <w:rPr>
-                <w:rFonts w:ascii="Tahoma" w:hAnsi="Tahoma"/>
+                <w:rFonts w:ascii="Tahoma" w:hAnsi="Tahoma" w:cs="Tahoma"/>
                 <w:sz w:val="22"/>
                 <w:szCs w:val="22"/>
                 <w:u w:val="single"/>
@@ -2474,7 +2474,7 @@
             </w:r>
             <w:r>
               <w:rPr>
-                <w:rFonts w:ascii="Tahoma" w:hAnsi="Tahoma"/>
+                <w:rFonts w:ascii="Tahoma" w:hAnsi="Tahoma" w:cs="Tahoma"/>
                 <w:sz w:val="22"/>
                 <w:szCs w:val="22"/>
                 <w:lang w:val="id-ID"/>
@@ -2486,7 +2486,7 @@
             <w:pPr>
               <w:jc w:val="center"/>
               <w:rPr>
-                <w:rFonts w:ascii="Tahoma" w:hAnsi="Tahoma"/>
+                <w:rFonts w:ascii="Tahoma" w:hAnsi="Tahoma" w:cs="Tahoma"/>
                 <w:sz w:val="22"/>
                 <w:szCs w:val="22"/>
                 <w:lang w:val="en-GB"/>
@@ -2494,7 +2494,7 @@
             </w:pPr>
             <w:r>
               <w:rPr>
-                <w:rFonts w:ascii="Tahoma" w:hAnsi="Tahoma"/>
+                <w:rFonts w:ascii="Tahoma" w:hAnsi="Tahoma" w:cs="Tahoma"/>
                 <w:sz w:val="22"/>
                 <w:szCs w:val="22"/>
                 <w:lang w:val="id-ID"/>
@@ -2503,7 +2503,7 @@
             </w:r>
             <w:r>
               <w:rPr>
-                <w:rFonts w:ascii="Tahoma" w:hAnsi="Tahoma"/>
+                <w:rFonts w:ascii="Tahoma" w:hAnsi="Tahoma" w:cs="Tahoma"/>
                 <w:sz w:val="22"/>
                 <w:szCs w:val="22"/>
               </w:rPr>
@@ -2511,7 +2511,7 @@
             </w:r>
             <w:r>
               <w:rPr>
-                <w:rFonts w:ascii="Tahoma" w:hAnsi="Tahoma"/>
+                <w:rFonts w:ascii="Tahoma" w:hAnsi="Tahoma" w:cs="Tahoma"/>
                 <w:sz w:val="22"/>
                 <w:szCs w:val="22"/>
                 <w:lang w:val="id-ID"/>
@@ -2520,7 +2520,7 @@
             </w:r>
             <w:r>
               <w:rPr>
-                <w:rFonts w:ascii="Tahoma" w:hAnsi="Tahoma"/>
+                <w:rFonts w:ascii="Tahoma" w:hAnsi="Tahoma" w:cs="Tahoma"/>
                 <w:sz w:val="22"/>
                 <w:szCs w:val="22"/>
                 <w:shd w:val="clear" w:color="auto" w:fill="FFFFFF"/>
@@ -2539,7 +2539,7 @@
               <w:snapToGrid w:val="0"/>
               <w:jc w:val="center"/>
               <w:rPr>
-                <w:rFonts w:ascii="Tahoma" w:hAnsi="Tahoma"/>
+                <w:rFonts w:ascii="Tahoma" w:hAnsi="Tahoma" w:cs="Tahoma"/>
                 <w:sz w:val="22"/>
                 <w:szCs w:val="22"/>
                 <w:lang w:eastAsia="en-US"/>
@@ -2580,7 +2580,7 @@
             <w:pPr>
               <w:jc w:val="center"/>
               <w:rPr>
-                <w:rFonts w:ascii="Tahoma" w:hAnsi="Tahoma"/>
+                <w:rFonts w:ascii="Tahoma" w:hAnsi="Tahoma" w:cs="Tahoma"/>
                 <w:sz w:val="22"/>
                 <w:szCs w:val="22"/>
                 <w:u w:val="single"/>
@@ -2590,7 +2590,7 @@
             </w:pPr>
             <w:r>
               <w:rPr>
-                <w:rFonts w:ascii="Tahoma" w:hAnsi="Tahoma"/>
+                <w:rFonts w:ascii="Tahoma" w:hAnsi="Tahoma" w:cs="Tahoma"/>
                 <w:sz w:val="22"/>
                 <w:szCs w:val="22"/>
                 <w:u w:val="single"/>
@@ -2609,7 +2609,7 @@
             </w:pPr>
             <w:r>
               <w:rPr>
-                <w:rFonts w:ascii="Tahoma" w:hAnsi="Tahoma"/>
+                <w:rFonts w:ascii="Tahoma" w:hAnsi="Tahoma" w:cs="Tahoma"/>
                 <w:sz w:val="22"/>
                 <w:szCs w:val="22"/>
                 <w:lang w:val="id-ID"/>
@@ -2618,7 +2618,7 @@
             </w:r>
             <w:r>
               <w:rPr>
-                <w:rFonts w:ascii="Tahoma" w:hAnsi="Tahoma"/>
+                <w:rFonts w:ascii="Tahoma" w:hAnsi="Tahoma" w:cs="Tahoma"/>
                 <w:sz w:val="22"/>
                 <w:szCs w:val="22"/>
               </w:rPr>
@@ -2626,7 +2626,7 @@
             </w:r>
             <w:r>
               <w:rPr>
-                <w:rFonts w:ascii="Tahoma" w:hAnsi="Tahoma"/>
+                <w:rFonts w:ascii="Tahoma" w:hAnsi="Tahoma" w:cs="Tahoma"/>
                 <w:sz w:val="22"/>
                 <w:szCs w:val="22"/>
                 <w:lang w:val="id-ID"/>
@@ -2635,7 +2635,7 @@
             </w:r>
             <w:r>
               <w:rPr>
-                <w:rFonts w:ascii="Tahoma" w:hAnsi="Tahoma"/>
+                <w:rFonts w:ascii="Tahoma" w:hAnsi="Tahoma" w:cs="Tahoma"/>
                 <w:sz w:val="22"/>
                 <w:szCs w:val="22"/>
                 <w:shd w:val="clear" w:color="auto" w:fill="FFFFFF"/>
@@ -2683,7 +2683,7 @@
             <w:pPr>
               <w:jc w:val="center"/>
               <w:rPr>
-                <w:rFonts w:ascii="Tahoma" w:hAnsi="Tahoma"/>
+                <w:rFonts w:ascii="Tahoma" w:hAnsi="Tahoma" w:cs="Tahoma"/>
                 <w:sz w:val="22"/>
                 <w:szCs w:val="22"/>
                 <w:lang w:eastAsia="en-US"/>
@@ -2694,7 +2694,7 @@
             <w:pPr>
               <w:jc w:val="center"/>
               <w:rPr>
-                <w:rFonts w:ascii="Tahoma" w:hAnsi="Tahoma"/>
+                <w:rFonts w:ascii="Tahoma" w:hAnsi="Tahoma" w:cs="Tahoma"/>
                 <w:sz w:val="22"/>
                 <w:szCs w:val="22"/>
                 <w:u w:val="single"/>
@@ -2702,7 +2702,7 @@
             </w:pPr>
             <w:r>
               <w:rPr>
-                <w:rFonts w:ascii="Tahoma" w:hAnsi="Tahoma"/>
+                <w:rFonts w:ascii="Tahoma" w:hAnsi="Tahoma" w:cs="Tahoma"/>
                 <w:sz w:val="22"/>
                 <w:szCs w:val="22"/>
                 <w:u w:val="single"/>
@@ -2712,7 +2712,7 @@
             </w:r>
             <w:r>
               <w:rPr>
-                <w:rFonts w:ascii="Tahoma" w:hAnsi="Tahoma"/>
+                <w:rFonts w:ascii="Tahoma" w:hAnsi="Tahoma" w:cs="Tahoma"/>
                 <w:sz w:val="22"/>
                 <w:szCs w:val="22"/>
                 <w:u w:val="single"/>
@@ -2722,7 +2722,7 @@
             </w:r>
             <w:r>
               <w:rPr>
-                <w:rFonts w:ascii="Tahoma" w:hAnsi="Tahoma"/>
+                <w:rFonts w:ascii="Tahoma" w:hAnsi="Tahoma" w:cs="Tahoma"/>
                 <w:sz w:val="22"/>
                 <w:szCs w:val="22"/>
                 <w:u w:val="single"/>
@@ -2735,14 +2735,14 @@
             <w:pPr>
               <w:jc w:val="center"/>
               <w:rPr>
-                <w:rFonts w:ascii="Tahoma" w:hAnsi="Tahoma"/>
-                <w:sz w:val="22"/>
-                <w:szCs w:val="22"/>
-              </w:rPr>
-            </w:pPr>
-            <w:r>
-              <w:rPr>
-                <w:rFonts w:ascii="Tahoma" w:hAnsi="Tahoma"/>
+                <w:rFonts w:ascii="Tahoma" w:hAnsi="Tahoma" w:cs="Tahoma"/>
+                <w:sz w:val="22"/>
+                <w:szCs w:val="22"/>
+              </w:rPr>
+            </w:pPr>
+            <w:r>
+              <w:rPr>
+                <w:rFonts w:ascii="Tahoma" w:hAnsi="Tahoma" w:cs="Tahoma"/>
                 <w:sz w:val="22"/>
                 <w:szCs w:val="22"/>
                 <w:lang w:val="id-ID"/>
@@ -2751,7 +2751,7 @@
             </w:r>
             <w:r>
               <w:rPr>
-                <w:rFonts w:ascii="Tahoma" w:hAnsi="Tahoma"/>
+                <w:rFonts w:ascii="Tahoma" w:hAnsi="Tahoma" w:cs="Tahoma"/>
                 <w:sz w:val="22"/>
                 <w:szCs w:val="22"/>
               </w:rPr>
@@ -2759,7 +2759,7 @@
             </w:r>
             <w:r>
               <w:rPr>
-                <w:rFonts w:ascii="Tahoma" w:hAnsi="Tahoma"/>
+                <w:rFonts w:ascii="Tahoma" w:hAnsi="Tahoma" w:cs="Tahoma"/>
                 <w:sz w:val="22"/>
                 <w:szCs w:val="22"/>
                 <w:lang w:val="id-ID"/>
@@ -2768,7 +2768,7 @@
             </w:r>
             <w:r>
               <w:rPr>
-                <w:rFonts w:ascii="Tahoma" w:hAnsi="Tahoma"/>
+                <w:rFonts w:ascii="Tahoma" w:hAnsi="Tahoma" w:cs="Tahoma"/>
                 <w:sz w:val="22"/>
                 <w:szCs w:val="22"/>
                 <w:lang w:val="id-ID" w:eastAsia="en-US"/>
@@ -2777,7 +2777,7 @@
             </w:r>
             <w:r>
               <w:rPr>
-                <w:rFonts w:ascii="Tahoma" w:hAnsi="Tahoma"/>
+                <w:rFonts w:ascii="Tahoma" w:hAnsi="Tahoma" w:cs="Tahoma"/>
                 <w:sz w:val="22"/>
                 <w:szCs w:val="22"/>
                 <w:lang w:eastAsia="en-US"/>
@@ -2798,7 +2798,7 @@
             <w:pPr>
               <w:snapToGrid w:val="0"/>
               <w:rPr>
-                <w:rFonts w:ascii="Tahoma" w:hAnsi="Tahoma"/>
+                <w:rFonts w:ascii="Tahoma" w:hAnsi="Tahoma" w:cs="Tahoma"/>
                 <w:sz w:val="22"/>
                 <w:szCs w:val="22"/>
               </w:rPr>
@@ -2835,7 +2835,7 @@
   <w:docDefaults>
     <w:rPrDefault>
       <w:rPr>
-        <w:rFonts w:ascii="Tahoma" w:hAnsi="Tahoma"/>
+        <w:rFonts w:ascii="Liberation Serif" w:eastAsia="Noto Serif CJK SC" w:hAnsi="Liberation Serif" w:cs="FreeSans"/>
         <w:lang w:val="en-US" w:eastAsia="zh-CN" w:bidi="ar-SA"/>
       </w:rPr>
     </w:rPrDefault>
@@ -3227,7 +3227,7 @@
       <w:suppressAutoHyphens/>
     </w:pPr>
     <w:rPr>
-      <w:rFonts w:ascii="Tahoma" w:hAnsi="Tahoma"/>
+      <w:rFonts w:ascii="Times New Roman" w:eastAsia="Times New Roman" w:hAnsi="Times New Roman" w:cs="Times New Roman"/>
       <w:color w:val="000000"/>
       <w:sz w:val="24"/>
       <w:szCs w:val="24"/>
@@ -3264,7 +3264,7 @@
     <w:name w:val="WW8Num1z0"/>
     <w:qFormat/>
     <w:rPr>
-      <w:rFonts w:ascii="Tahoma" w:hAnsi="Tahoma"/>
+      <w:rFonts w:ascii="Arial" w:hAnsi="Arial" w:cs="Arial"/>
       <w:b w:val="0"/>
       <w:bCs w:val="0"/>
       <w:i w:val="0"/>
@@ -3287,7 +3287,7 @@
     <w:name w:val="MSG_EN_FONT_STYLE_NAME_TEMPLATE_ROLE_NUMBER MSG_EN_FONT_STYLE_NAME_BY_ROLE_TEXT 2_"/>
     <w:qFormat/>
     <w:rPr>
-      <w:rFonts w:ascii="Tahoma" w:hAnsi="Tahoma"/>
+      <w:rFonts w:ascii="Arial" w:hAnsi="Arial" w:cs="Arial"/>
       <w:sz w:val="21"/>
       <w:szCs w:val="21"/>
       <w:shd w:val="clear" w:color="auto" w:fill="FFFFFF"/>
@@ -3297,7 +3297,7 @@
     <w:name w:val="MSG_EN_FONT_STYLE_NAME_TEMPLATE_ROLE_NUMBER MSG_EN_FONT_STYLE_NAME_BY_ROLE_TEXT 3_"/>
     <w:qFormat/>
     <w:rPr>
-      <w:rFonts w:ascii="Tahoma" w:hAnsi="Tahoma"/>
+      <w:rFonts w:ascii="Arial" w:hAnsi="Arial" w:cs="Arial"/>
       <w:b/>
       <w:bCs/>
       <w:i/>
@@ -3311,7 +3311,7 @@
     <w:name w:val="MSG_EN_FONT_STYLE_NAME_TEMPLATE_ROLE_NUMBER MSG_EN_FONT_STYLE_NAME_BY_ROLE_TEXT 3 + MSG_EN_FONT_STYLE_MODIFER_SIZE 5"/>
     <w:qFormat/>
     <w:rPr>
-      <w:rFonts w:ascii="Tahoma" w:hAnsi="Tahoma"/>
+      <w:rFonts w:ascii="Arial" w:hAnsi="Arial" w:cs="Arial"/>
       <w:b w:val="0"/>
       <w:bCs w:val="0"/>
       <w:i w:val="0"/>
@@ -3325,7 +3325,7 @@
     <w:name w:val="MSG_EN_FONT_STYLE_NAME_TEMPLATE_ROLE MSG_EN_FONT_STYLE_NAME_BY_ROLE_PICTURE_CAPTION_"/>
     <w:qFormat/>
     <w:rPr>
-      <w:rFonts w:ascii="Tahoma" w:hAnsi="Tahoma"/>
+      <w:rFonts w:ascii="Arial" w:hAnsi="Arial" w:cs="Arial"/>
       <w:sz w:val="21"/>
       <w:szCs w:val="21"/>
       <w:shd w:val="clear" w:color="auto" w:fill="FFFFFF"/>
@@ -3335,7 +3335,7 @@
     <w:name w:val="MSG_EN_FONT_STYLE_NAME_TEMPLATE_ROLE MSG_EN_FONT_STYLE_NAME_BY_ROLE_PICTURE_CAPTION"/>
     <w:qFormat/>
     <w:rPr>
-      <w:rFonts w:ascii="Tahoma" w:hAnsi="Tahoma"/>
+      <w:rFonts w:ascii="Arial" w:hAnsi="Arial" w:cs="Arial"/>
       <w:sz w:val="21"/>
       <w:szCs w:val="21"/>
       <w:u w:val="single"/>
@@ -3346,7 +3346,7 @@
     <w:name w:val="Balloon Text Char"/>
     <w:qFormat/>
     <w:rPr>
-      <w:rFonts w:ascii="Tahoma" w:hAnsi="Tahoma"/>
+      <w:rFonts w:ascii="Tahoma" w:eastAsia="Times New Roman" w:hAnsi="Tahoma" w:cs="Tahoma"/>
       <w:color w:val="000000"/>
       <w:sz w:val="16"/>
       <w:szCs w:val="16"/>
@@ -3357,7 +3357,7 @@
     <w:name w:val="Header Char"/>
     <w:qFormat/>
     <w:rPr>
-      <w:rFonts w:ascii="Tahoma" w:hAnsi="Tahoma"/>
+      <w:rFonts w:ascii="Times New Roman" w:eastAsia="Times New Roman" w:hAnsi="Times New Roman" w:cs="Times New Roman"/>
       <w:color w:val="000000"/>
       <w:sz w:val="24"/>
       <w:szCs w:val="24"/>
@@ -3368,7 +3368,7 @@
     <w:name w:val="Footer Char"/>
     <w:qFormat/>
     <w:rPr>
-      <w:rFonts w:ascii="Tahoma" w:hAnsi="Tahoma"/>
+      <w:rFonts w:ascii="Times New Roman" w:eastAsia="Times New Roman" w:hAnsi="Times New Roman" w:cs="Times New Roman"/>
       <w:color w:val="000000"/>
       <w:sz w:val="24"/>
       <w:szCs w:val="24"/>
@@ -3385,7 +3385,7 @@
       <w:spacing w:before="240" w:after="120"/>
     </w:pPr>
     <w:rPr>
-      <w:rFonts w:ascii="Tahoma" w:hAnsi="Tahoma"/>
+      <w:rFonts w:ascii="Liberation Sans" w:eastAsia="Noto Sans CJK SC" w:hAnsi="Liberation Sans" w:cs="FreeSans"/>
       <w:sz w:val="28"/>
       <w:szCs w:val="28"/>
     </w:rPr>
@@ -3401,7 +3401,7 @@
     <w:name w:val="List"/>
     <w:basedOn w:val="BodyText"/>
     <w:rPr>
-      <w:rFonts w:ascii="Tahoma" w:hAnsi="Tahoma"/>
+      <w:rFonts w:cs="FreeSans"/>
     </w:rPr>
   </w:style>
   <w:style w:type="paragraph" w:styleId="Caption">
@@ -3413,7 +3413,7 @@
       <w:spacing w:before="120" w:after="120"/>
     </w:pPr>
     <w:rPr>
-      <w:rFonts w:ascii="Tahoma" w:hAnsi="Tahoma"/>
+      <w:rFonts w:cs="FreeSans"/>
       <w:i/>
       <w:iCs/>
     </w:rPr>
@@ -3426,7 +3426,7 @@
       <w:suppressLineNumbers/>
     </w:pPr>
     <w:rPr>
-      <w:rFonts w:ascii="Tahoma" w:hAnsi="Tahoma"/>
+      <w:rFonts w:cs="FreeSans"/>
     </w:rPr>
   </w:style>
   <w:style w:type="paragraph" w:customStyle="1" w:styleId="MSGENFONTSTYLENAMETEMPLATEROLENUMBERMSGENFONTSTYLENAMEBYROLETEXT20">
@@ -3439,7 +3439,7 @@
       <w:jc w:val="center"/>
     </w:pPr>
     <w:rPr>
-      <w:rFonts w:ascii="Tahoma" w:hAnsi="Tahoma"/>
+      <w:rFonts w:ascii="Arial" w:eastAsia="Calibri" w:hAnsi="Arial" w:cs="Arial"/>
       <w:sz w:val="21"/>
       <w:szCs w:val="21"/>
       <w:lang w:val="id-ID"/>
@@ -3455,7 +3455,7 @@
       <w:jc w:val="both"/>
     </w:pPr>
     <w:rPr>
-      <w:rFonts w:ascii="Tahoma" w:hAnsi="Tahoma"/>
+      <w:rFonts w:ascii="Arial" w:eastAsia="Calibri" w:hAnsi="Arial" w:cs="Arial"/>
       <w:b/>
       <w:bCs/>
       <w:i/>
@@ -3474,7 +3474,7 @@
       <w:spacing w:line="278" w:lineRule="exact"/>
     </w:pPr>
     <w:rPr>
-      <w:rFonts w:ascii="Tahoma" w:hAnsi="Tahoma"/>
+      <w:rFonts w:ascii="Arial" w:eastAsia="Calibri" w:hAnsi="Arial" w:cs="Arial"/>
       <w:sz w:val="21"/>
       <w:szCs w:val="21"/>
       <w:lang w:val="id-ID"/>
@@ -3485,7 +3485,7 @@
     <w:basedOn w:val="Normal"/>
     <w:qFormat/>
     <w:rPr>
-      <w:rFonts w:ascii="Tahoma" w:hAnsi="Tahoma"/>
+      <w:rFonts w:ascii="Tahoma" w:hAnsi="Tahoma" w:cs="Tahoma"/>
       <w:sz w:val="16"/>
       <w:szCs w:val="16"/>
     </w:rPr>
@@ -3518,7 +3518,7 @@
       <w:suppressAutoHyphens/>
     </w:pPr>
     <w:rPr>
-      <w:rFonts w:ascii="Tahoma" w:hAnsi="Tahoma"/>
+      <w:rFonts w:ascii="Times New Roman" w:eastAsia="Times New Roman" w:hAnsi="Times New Roman" w:cs="Times New Roman"/>
       <w:color w:val="000000"/>
       <w:sz w:val="24"/>
       <w:szCs w:val="24"/>

--- a/templates/CEK/Hindu.docx
+++ b/templates/CEK/Hindu.docx
@@ -10,7 +10,7 @@
         <w:ind w:left="60"/>
         <w:rPr>
           <w:rStyle w:val="MSGENFONTSTYLENAMETEMPLATEROLENUMBERMSGENFONTSTYLENAMEBYROLETEXT2"/>
-          <w:rFonts w:ascii="Tahoma" w:hAnsi="Tahoma" w:cs="Tahoma"/>
+          <w:rFonts w:ascii="Tahoma" w:hAnsi="Tahoma" w:cs="Tahoma" w:eastAsia="Tahoma"/>
           <w:b/>
           <w:sz w:val="32"/>
           <w:szCs w:val="32"/>
@@ -55,7 +55,7 @@
         <w:ind w:left="60"/>
         <w:rPr>
           <w:rStyle w:val="MSGENFONTSTYLENAMETEMPLATEROLENUMBERMSGENFONTSTYLENAMEBYROLETEXT2"/>
-          <w:rFonts w:ascii="Tahoma" w:hAnsi="Tahoma" w:cs="Tahoma"/>
+          <w:rFonts w:ascii="Tahoma" w:hAnsi="Tahoma" w:cs="Tahoma" w:eastAsia="Tahoma"/>
           <w:b/>
           <w:sz w:val="4"/>
           <w:szCs w:val="4"/>
@@ -70,14 +70,14 @@
         <w:spacing w:before="0" w:line="360" w:lineRule="auto"/>
         <w:ind w:left="60"/>
         <w:rPr>
-          <w:rFonts w:ascii="Tahoma" w:hAnsi="Tahoma" w:cs="Tahoma"/>
+          <w:rFonts w:ascii="Tahoma" w:hAnsi="Tahoma" w:cs="Tahoma" w:eastAsia="Tahoma"/>
           <w:b/>
         </w:rPr>
       </w:pPr>
       <w:r>
         <w:rPr>
           <w:rStyle w:val="MSGENFONTSTYLENAMETEMPLATEROLENUMBERMSGENFONTSTYLENAMEBYROLETEXT2"/>
-          <w:rFonts w:ascii="Tahoma" w:hAnsi="Tahoma" w:cs="Tahoma"/>
+          <w:rFonts w:ascii="Tahoma" w:hAnsi="Tahoma" w:cs="Tahoma" w:eastAsia="Tahoma"/>
           <w:b/>
           <w:lang w:val="en-US"/>
         </w:rPr>
@@ -86,7 +86,7 @@
       <w:r>
         <w:rPr>
           <w:rStyle w:val="MSGENFONTSTYLENAMETEMPLATEROLENUMBERMSGENFONTSTYLENAMEBYROLETEXT2"/>
-          <w:rFonts w:ascii="Tahoma" w:hAnsi="Tahoma" w:cs="Tahoma"/>
+          <w:rFonts w:ascii="Tahoma" w:hAnsi="Tahoma" w:cs="Tahoma" w:eastAsia="Tahoma"/>
           <w:b/>
         </w:rPr>
         <w:t>ERITA ACARA</w:t>
@@ -100,13 +100,13 @@
         <w:ind w:left="60"/>
         <w:rPr>
           <w:rStyle w:val="MSGENFONTSTYLENAMETEMPLATEROLENUMBERMSGENFONTSTYLENAMEBYROLETEXT2"/>
-          <w:rFonts w:ascii="Tahoma" w:hAnsi="Tahoma" w:cs="Tahoma"/>
+          <w:rFonts w:ascii="Tahoma" w:hAnsi="Tahoma" w:cs="Tahoma" w:eastAsia="Tahoma"/>
         </w:rPr>
       </w:pPr>
       <w:r>
         <w:rPr>
           <w:rStyle w:val="MSGENFONTSTYLENAMETEMPLATEROLENUMBERMSGENFONTSTYLENAMEBYROLETEXT2"/>
-          <w:rFonts w:ascii="Tahoma" w:hAnsi="Tahoma" w:cs="Tahoma"/>
+          <w:rFonts w:ascii="Tahoma" w:hAnsi="Tahoma" w:cs="Tahoma" w:eastAsia="Tahoma"/>
           <w:b/>
         </w:rPr>
         <w:t>PENGAMBILAN SUMPAH PEGAWAI NEGERI SIPIL</w:t>
@@ -120,21 +120,21 @@
         <w:ind w:left="60"/>
         <w:rPr>
           <w:rStyle w:val="MSGENFONTSTYLENAMETEMPLATEROLENUMBERMSGENFONTSTYLENAMEBYROLETEXT2"/>
-          <w:rFonts w:ascii="Tahoma" w:hAnsi="Tahoma" w:cs="Tahoma"/>
+          <w:rFonts w:ascii="Tahoma" w:hAnsi="Tahoma" w:cs="Tahoma" w:eastAsia="Tahoma"/>
           <w:lang w:val="en-US"/>
         </w:rPr>
       </w:pPr>
       <w:r>
         <w:rPr>
           <w:rStyle w:val="MSGENFONTSTYLENAMETEMPLATEROLENUMBERMSGENFONTSTYLENAMEBYROLETEXT2"/>
-          <w:rFonts w:ascii="Tahoma" w:hAnsi="Tahoma" w:cs="Tahoma"/>
+          <w:rFonts w:ascii="Tahoma" w:hAnsi="Tahoma" w:cs="Tahoma" w:eastAsia="Tahoma"/>
         </w:rPr>
         <w:t>NOMOR : 8</w:t>
       </w:r>
       <w:r>
         <w:rPr>
           <w:rStyle w:val="MSGENFONTSTYLENAMETEMPLATEROLENUMBERMSGENFONTSTYLENAMEBYROLETEXT2"/>
-          <w:rFonts w:ascii="Tahoma" w:hAnsi="Tahoma" w:cs="Tahoma"/>
+          <w:rFonts w:ascii="Tahoma" w:hAnsi="Tahoma" w:cs="Tahoma" w:eastAsia="Tahoma"/>
           <w:lang w:val="en-US"/>
         </w:rPr>
         <w:t>77</w:t>
@@ -142,14 +142,14 @@
       <w:r>
         <w:rPr>
           <w:rStyle w:val="MSGENFONTSTYLENAMETEMPLATEROLENUMBERMSGENFONTSTYLENAMEBYROLETEXT2"/>
-          <w:rFonts w:ascii="Tahoma" w:hAnsi="Tahoma" w:cs="Tahoma"/>
+          <w:rFonts w:ascii="Tahoma" w:hAnsi="Tahoma" w:cs="Tahoma" w:eastAsia="Tahoma"/>
         </w:rPr>
         <w:t>/</w:t>
       </w:r>
       <w:r>
         <w:rPr>
           <w:rStyle w:val="MSGENFONTSTYLENAMETEMPLATEROLENUMBERMSGENFONTSTYLENAMEBYROLETEXT2"/>
-          <w:rFonts w:ascii="Tahoma" w:hAnsi="Tahoma" w:cs="Tahoma"/>
+          <w:rFonts w:ascii="Tahoma" w:hAnsi="Tahoma" w:cs="Tahoma" w:eastAsia="Tahoma"/>
           <w:lang w:val="en-US"/>
         </w:rPr>
         <w:t xml:space="preserve">         </w:t>
@@ -157,14 +157,14 @@
       <w:r>
         <w:rPr>
           <w:rStyle w:val="MSGENFONTSTYLENAMETEMPLATEROLENUMBERMSGENFONTSTYLENAMEBYROLETEXT2"/>
-          <w:rFonts w:ascii="Tahoma" w:hAnsi="Tahoma" w:cs="Tahoma"/>
+          <w:rFonts w:ascii="Tahoma" w:hAnsi="Tahoma" w:cs="Tahoma" w:eastAsia="Tahoma"/>
         </w:rPr>
         <w:t>/204.3/202</w:t>
       </w:r>
       <w:r>
         <w:rPr>
           <w:rStyle w:val="MSGENFONTSTYLENAMETEMPLATEROLENUMBERMSGENFONTSTYLENAMEBYROLETEXT2"/>
-          <w:rFonts w:ascii="Tahoma" w:hAnsi="Tahoma" w:cs="Tahoma"/>
+          <w:rFonts w:ascii="Tahoma" w:hAnsi="Tahoma" w:cs="Tahoma" w:eastAsia="Tahoma"/>
           <w:lang w:val="en-US"/>
         </w:rPr>
         <w:t>6</w:t>
@@ -178,7 +178,7 @@
         <w:ind w:left="60"/>
         <w:rPr>
           <w:rStyle w:val="MSGENFONTSTYLENAMETEMPLATEROLENUMBERMSGENFONTSTYLENAMEBYROLETEXT2"/>
-          <w:rFonts w:ascii="Tahoma" w:hAnsi="Tahoma" w:cs="Tahoma"/>
+          <w:rFonts w:ascii="Tahoma" w:hAnsi="Tahoma" w:cs="Tahoma" w:eastAsia="Tahoma"/>
           <w:lang w:val="en-US"/>
         </w:rPr>
       </w:pPr>
@@ -195,7 +195,7 @@
         <w:jc w:val="both"/>
         <w:rPr>
           <w:rStyle w:val="MSGENFONTSTYLENAMETEMPLATEROLENUMBERMSGENFONTSTYLENAMEBYROLETEXT2"/>
-          <w:rFonts w:ascii="Tahoma" w:hAnsi="Tahoma" w:cs="Tahoma"/>
+          <w:rFonts w:ascii="Tahoma" w:hAnsi="Tahoma" w:cs="Tahoma" w:eastAsia="Tahoma"/>
           <w:sz w:val="22"/>
           <w:szCs w:val="22"/>
           <w:lang w:val="en-US"/>
@@ -205,7 +205,7 @@
       <w:r>
         <w:rPr>
           <w:rStyle w:val="MSGENFONTSTYLENAMETEMPLATEROLENUMBERMSGENFONTSTYLENAMEBYROLETEXT2"/>
-          <w:rFonts w:ascii="Tahoma" w:hAnsi="Tahoma" w:cs="Tahoma"/>
+          <w:rFonts w:ascii="Tahoma" w:hAnsi="Tahoma" w:cs="Tahoma" w:eastAsia="Tahoma"/>
           <w:sz w:val="22"/>
           <w:szCs w:val="22"/>
         </w:rPr>
@@ -214,7 +214,7 @@
       <w:r>
         <w:rPr>
           <w:rStyle w:val="MSGENFONTSTYLENAMETEMPLATEROLENUMBERMSGENFONTSTYLENAMEBYROLETEXT2"/>
-          <w:rFonts w:ascii="Tahoma" w:hAnsi="Tahoma" w:cs="Tahoma"/>
+          <w:rFonts w:ascii="Tahoma" w:hAnsi="Tahoma" w:cs="Tahoma" w:eastAsia="Tahoma"/>
           <w:sz w:val="22"/>
           <w:szCs w:val="22"/>
           <w:lang w:val="en-AU"/>
@@ -224,7 +224,7 @@
       <w:r>
         <w:rPr>
           <w:rStyle w:val="MSGENFONTSTYLENAMETEMPLATEROLENUMBERMSGENFONTSTYLENAMEBYROLETEXT2"/>
-          <w:rFonts w:ascii="Tahoma" w:hAnsi="Tahoma" w:cs="Tahoma"/>
+          <w:rFonts w:ascii="Tahoma" w:hAnsi="Tahoma" w:cs="Tahoma" w:eastAsia="Tahoma"/>
           <w:sz w:val="22"/>
           <w:szCs w:val="22"/>
         </w:rPr>
@@ -233,7 +233,7 @@
       <w:r>
         <w:rPr>
           <w:rStyle w:val="MSGENFONTSTYLENAMETEMPLATEROLENUMBERMSGENFONTSTYLENAMEBYROLETEXT2"/>
-          <w:rFonts w:ascii="Tahoma" w:hAnsi="Tahoma" w:cs="Tahoma"/>
+          <w:rFonts w:ascii="Tahoma" w:hAnsi="Tahoma" w:cs="Tahoma" w:eastAsia="Tahoma"/>
           <w:sz w:val="22"/>
           <w:szCs w:val="22"/>
           <w:lang w:val="en-GB"/>
@@ -243,7 +243,7 @@
       <w:r>
         <w:rPr>
           <w:rStyle w:val="MSGENFONTSTYLENAMETEMPLATEROLENUMBERMSGENFONTSTYLENAMEBYROLETEXT2"/>
-          <w:rFonts w:ascii="Tahoma" w:hAnsi="Tahoma" w:cs="Tahoma"/>
+          <w:rFonts w:ascii="Tahoma" w:hAnsi="Tahoma" w:cs="Tahoma" w:eastAsia="Tahoma"/>
           <w:sz w:val="22"/>
           <w:szCs w:val="22"/>
         </w:rPr>
@@ -252,7 +252,7 @@
       <w:r>
         <w:rPr>
           <w:rStyle w:val="MSGENFONTSTYLENAMETEMPLATEROLENUMBERMSGENFONTSTYLENAMEBYROLETEXT2"/>
-          <w:rFonts w:ascii="Tahoma" w:hAnsi="Tahoma" w:cs="Tahoma"/>
+          <w:rFonts w:ascii="Tahoma" w:hAnsi="Tahoma" w:cs="Tahoma" w:eastAsia="Tahoma"/>
           <w:sz w:val="22"/>
           <w:szCs w:val="22"/>
           <w:lang w:val="en-GB"/>
@@ -262,7 +262,7 @@
       <w:r>
         <w:rPr>
           <w:rStyle w:val="MSGENFONTSTYLENAMETEMPLATEROLENUMBERMSGENFONTSTYLENAMEBYROLETEXT2"/>
-          <w:rFonts w:ascii="Tahoma" w:hAnsi="Tahoma" w:cs="Tahoma"/>
+          <w:rFonts w:ascii="Tahoma" w:hAnsi="Tahoma" w:cs="Tahoma" w:eastAsia="Tahoma"/>
           <w:sz w:val="22"/>
           <w:szCs w:val="22"/>
         </w:rPr>
@@ -271,7 +271,7 @@
       <w:r>
         <w:rPr>
           <w:rStyle w:val="MSGENFONTSTYLENAMETEMPLATEROLENUMBERMSGENFONTSTYLENAMEBYROLETEXT2"/>
-          <w:rFonts w:ascii="Tahoma" w:hAnsi="Tahoma" w:cs="Tahoma"/>
+          <w:rFonts w:ascii="Tahoma" w:hAnsi="Tahoma" w:cs="Tahoma" w:eastAsia="Tahoma"/>
           <w:sz w:val="22"/>
           <w:szCs w:val="22"/>
           <w:lang w:val="en-GB"/>
@@ -281,7 +281,7 @@
       <w:r>
         <w:rPr>
           <w:rStyle w:val="MSGENFONTSTYLENAMETEMPLATEROLENUMBERMSGENFONTSTYLENAMEBYROLETEXT2"/>
-          <w:rFonts w:ascii="Tahoma" w:hAnsi="Tahoma" w:cs="Tahoma"/>
+          <w:rFonts w:ascii="Tahoma" w:hAnsi="Tahoma" w:cs="Tahoma" w:eastAsia="Tahoma"/>
           <w:sz w:val="22"/>
           <w:szCs w:val="22"/>
         </w:rPr>
@@ -290,7 +290,7 @@
       <w:r>
         <w:rPr>
           <w:rStyle w:val="MSGENFONTSTYLENAMETEMPLATEROLENUMBERMSGENFONTSTYLENAMEBYROLETEXT2"/>
-          <w:rFonts w:ascii="Tahoma" w:hAnsi="Tahoma" w:cs="Tahoma"/>
+          <w:rFonts w:ascii="Tahoma" w:hAnsi="Tahoma" w:cs="Tahoma" w:eastAsia="Tahoma"/>
           <w:sz w:val="22"/>
           <w:szCs w:val="22"/>
           <w:lang w:val="en-US"/>
@@ -300,7 +300,7 @@
       <w:r>
         <w:rPr>
           <w:rStyle w:val="MSGENFONTSTYLENAMETEMPLATEROLENUMBERMSGENFONTSTYLENAMEBYROLETEXT2"/>
-          <w:rFonts w:ascii="Tahoma" w:hAnsi="Tahoma" w:cs="Tahoma"/>
+          <w:rFonts w:ascii="Tahoma" w:hAnsi="Tahoma" w:cs="Tahoma" w:eastAsia="Tahoma"/>
           <w:sz w:val="22"/>
           <w:szCs w:val="22"/>
         </w:rPr>
@@ -309,7 +309,7 @@
       <w:r>
         <w:rPr>
           <w:rStyle w:val="MSGENFONTSTYLENAMETEMPLATEROLENUMBERMSGENFONTSTYLENAMEBYROLETEXT2"/>
-          <w:rFonts w:ascii="Tahoma" w:hAnsi="Tahoma" w:cs="Tahoma"/>
+          <w:rFonts w:ascii="Tahoma" w:hAnsi="Tahoma" w:cs="Tahoma" w:eastAsia="Tahoma"/>
           <w:sz w:val="22"/>
           <w:szCs w:val="22"/>
           <w:lang w:val="en-US"/>
@@ -318,7 +318,7 @@
       </w:r>
       <w:r>
         <w:rPr>
-          <w:rFonts w:ascii="Tahoma" w:hAnsi="Tahoma" w:cs="Tahoma"/>
+          <w:rFonts w:ascii="Tahoma" w:hAnsi="Tahoma" w:cs="Tahoma" w:eastAsia="Tahoma"/>
           <w:sz w:val="22"/>
           <w:szCs w:val="22"/>
         </w:rPr>
@@ -327,7 +327,7 @@
       <w:r>
         <w:rPr>
           <w:rStyle w:val="MSGENFONTSTYLENAMETEMPLATEROLENUMBERMSGENFONTSTYLENAMEBYROLETEXT2"/>
-          <w:rFonts w:ascii="Tahoma" w:hAnsi="Tahoma" w:cs="Tahoma"/>
+          <w:rFonts w:ascii="Tahoma" w:hAnsi="Tahoma" w:cs="Tahoma" w:eastAsia="Tahoma"/>
           <w:sz w:val="22"/>
           <w:szCs w:val="22"/>
         </w:rPr>
@@ -336,7 +336,7 @@
       <w:r>
         <w:rPr>
           <w:rStyle w:val="MSGENFONTSTYLENAMETEMPLATEROLENUMBERMSGENFONTSTYLENAMEBYROLETEXT2"/>
-          <w:rFonts w:ascii="Tahoma" w:hAnsi="Tahoma" w:cs="Tahoma"/>
+          <w:rFonts w:ascii="Tahoma" w:hAnsi="Tahoma" w:cs="Tahoma" w:eastAsia="Tahoma"/>
           <w:sz w:val="22"/>
           <w:szCs w:val="22"/>
           <w:lang w:val="en-US"/>
@@ -345,7 +345,7 @@
       </w:r>
       <w:r>
         <w:rPr>
-          <w:rFonts w:ascii="Tahoma" w:hAnsi="Tahoma" w:cs="Tahoma"/>
+          <w:rFonts w:ascii="Tahoma" w:hAnsi="Tahoma" w:cs="Tahoma" w:eastAsia="Tahoma"/>
           <w:sz w:val="22"/>
           <w:szCs w:val="22"/>
           <w:shd w:val="clear" w:color="auto" w:fill="FFFFFF"/>
@@ -357,7 +357,7 @@
       <w:r>
         <w:rPr>
           <w:rStyle w:val="MSGENFONTSTYLENAMETEMPLATEROLENUMBERMSGENFONTSTYLENAMEBYROLETEXT2"/>
-          <w:rFonts w:ascii="Tahoma" w:hAnsi="Tahoma" w:cs="Tahoma"/>
+          <w:rFonts w:ascii="Tahoma" w:hAnsi="Tahoma" w:cs="Tahoma" w:eastAsia="Tahoma"/>
           <w:sz w:val="22"/>
           <w:szCs w:val="22"/>
         </w:rPr>
@@ -366,7 +366,7 @@
       <w:r>
         <w:rPr>
           <w:rStyle w:val="MSGENFONTSTYLENAMETEMPLATEROLENUMBERMSGENFONTSTYLENAMEBYROLETEXT2"/>
-          <w:rFonts w:ascii="Tahoma" w:hAnsi="Tahoma" w:cs="Tahoma"/>
+          <w:rFonts w:ascii="Tahoma" w:hAnsi="Tahoma" w:cs="Tahoma" w:eastAsia="Tahoma"/>
           <w:sz w:val="22"/>
           <w:szCs w:val="22"/>
           <w:lang w:val="en-US"/>
@@ -376,7 +376,7 @@
       <w:r>
         <w:rPr>
           <w:rStyle w:val="MSGENFONTSTYLENAMETEMPLATEROLENUMBERMSGENFONTSTYLENAMEBYROLETEXT2"/>
-          <w:rFonts w:ascii="Tahoma" w:hAnsi="Tahoma" w:cs="Tahoma"/>
+          <w:rFonts w:ascii="Tahoma" w:hAnsi="Tahoma" w:cs="Tahoma" w:eastAsia="Tahoma"/>
           <w:sz w:val="22"/>
           <w:szCs w:val="22"/>
         </w:rPr>
@@ -385,7 +385,7 @@
       <w:r>
         <w:rPr>
           <w:rStyle w:val="MSGENFONTSTYLENAMETEMPLATEROLENUMBERMSGENFONTSTYLENAMEBYROLETEXT2"/>
-          <w:rFonts w:ascii="Tahoma" w:hAnsi="Tahoma" w:cs="Tahoma"/>
+          <w:rFonts w:ascii="Tahoma" w:hAnsi="Tahoma" w:cs="Tahoma" w:eastAsia="Tahoma"/>
           <w:sz w:val="22"/>
           <w:szCs w:val="22"/>
           <w:lang w:val="en-US"/>
@@ -395,7 +395,7 @@
       <w:r>
         <w:rPr>
           <w:rStyle w:val="MSGENFONTSTYLENAMETEMPLATEROLENUMBERMSGENFONTSTYLENAMEBYROLETEXT2"/>
-          <w:rFonts w:ascii="Tahoma" w:hAnsi="Tahoma" w:cs="Tahoma"/>
+          <w:rFonts w:ascii="Tahoma" w:hAnsi="Tahoma" w:cs="Tahoma" w:eastAsia="Tahoma"/>
           <w:sz w:val="22"/>
           <w:szCs w:val="22"/>
         </w:rPr>
@@ -404,7 +404,7 @@
       <w:r>
         <w:rPr>
           <w:rStyle w:val="MSGENFONTSTYLENAMETEMPLATEROLENUMBERMSGENFONTSTYLENAMEBYROLETEXT2"/>
-          <w:rFonts w:ascii="Tahoma" w:hAnsi="Tahoma" w:cs="Tahoma"/>
+          <w:rFonts w:ascii="Tahoma" w:hAnsi="Tahoma" w:cs="Tahoma" w:eastAsia="Tahoma"/>
           <w:sz w:val="22"/>
           <w:szCs w:val="22"/>
           <w:lang w:val="en-US"/>
@@ -414,7 +414,7 @@
       <w:r>
         <w:rPr>
           <w:rStyle w:val="MSGENFONTSTYLENAMETEMPLATEROLENUMBERMSGENFONTSTYLENAMEBYROLETEXT2"/>
-          <w:rFonts w:ascii="Tahoma" w:hAnsi="Tahoma" w:cs="Tahoma"/>
+          <w:rFonts w:ascii="Tahoma" w:hAnsi="Tahoma" w:cs="Tahoma" w:eastAsia="Tahoma"/>
           <w:sz w:val="22"/>
           <w:szCs w:val="22"/>
         </w:rPr>
@@ -423,7 +423,7 @@
       <w:r>
         <w:rPr>
           <w:rStyle w:val="MSGENFONTSTYLENAMETEMPLATEROLENUMBERMSGENFONTSTYLENAMEBYROLETEXT2"/>
-          <w:rFonts w:ascii="Tahoma" w:hAnsi="Tahoma" w:cs="Tahoma"/>
+          <w:rFonts w:ascii="Tahoma" w:hAnsi="Tahoma" w:cs="Tahoma" w:eastAsia="Tahoma"/>
           <w:sz w:val="22"/>
           <w:szCs w:val="22"/>
           <w:lang w:val="en-US"/>
@@ -433,7 +433,7 @@
       <w:r>
         <w:rPr>
           <w:rStyle w:val="MSGENFONTSTYLENAMETEMPLATEROLENUMBERMSGENFONTSTYLENAMEBYROLETEXT2"/>
-          <w:rFonts w:ascii="Tahoma" w:hAnsi="Tahoma" w:cs="Tahoma"/>
+          <w:rFonts w:ascii="Tahoma" w:hAnsi="Tahoma" w:cs="Tahoma" w:eastAsia="Tahoma"/>
           <w:sz w:val="22"/>
           <w:szCs w:val="22"/>
         </w:rPr>
@@ -454,14 +454,14 @@
         <w:ind w:left="142" w:right="46"/>
         <w:jc w:val="both"/>
         <w:rPr>
-          <w:rFonts w:ascii="Tahoma" w:hAnsi="Tahoma" w:cs="Tahoma"/>
+          <w:rFonts w:ascii="Tahoma" w:hAnsi="Tahoma" w:cs="Tahoma" w:eastAsia="Tahoma"/>
           <w:sz w:val="22"/>
           <w:szCs w:val="22"/>
         </w:rPr>
       </w:pPr>
       <w:r>
         <w:rPr>
-          <w:rFonts w:ascii="Tahoma" w:hAnsi="Tahoma" w:cs="Tahoma"/>
+          <w:rFonts w:ascii="Tahoma" w:hAnsi="Tahoma" w:cs="Tahoma" w:eastAsia="Tahoma"/>
           <w:sz w:val="22"/>
           <w:szCs w:val="22"/>
           <w:lang w:val="en-US"/>
@@ -470,7 +470,7 @@
       </w:r>
       <w:r>
         <w:rPr>
-          <w:rFonts w:ascii="Tahoma" w:hAnsi="Tahoma" w:cs="Tahoma"/>
+          <w:rFonts w:ascii="Tahoma" w:hAnsi="Tahoma" w:cs="Tahoma" w:eastAsia="Tahoma"/>
           <w:sz w:val="22"/>
           <w:szCs w:val="22"/>
           <w:shd w:val="clear" w:color="auto" w:fill="FFFFFF"/>
@@ -481,7 +481,7 @@
       <w:r>
         <w:rPr>
           <w:rStyle w:val="MSGENFONTSTYLENAMETEMPLATEROLENUMBERMSGENFONTSTYLENAMEBYROLETEXT2"/>
-          <w:rFonts w:ascii="Tahoma" w:hAnsi="Tahoma" w:cs="Tahoma"/>
+          <w:rFonts w:ascii="Tahoma" w:hAnsi="Tahoma" w:cs="Tahoma" w:eastAsia="Tahoma"/>
           <w:sz w:val="22"/>
           <w:szCs w:val="22"/>
         </w:rPr>
@@ -490,7 +490,7 @@
       <w:r>
         <w:rPr>
           <w:rStyle w:val="MSGENFONTSTYLENAMETEMPLATEROLENUMBERMSGENFONTSTYLENAMEBYROLETEXT2"/>
-          <w:rFonts w:ascii="Tahoma" w:hAnsi="Tahoma" w:cs="Tahoma"/>
+          <w:rFonts w:ascii="Tahoma" w:hAnsi="Tahoma" w:cs="Tahoma" w:eastAsia="Tahoma"/>
           <w:sz w:val="22"/>
           <w:szCs w:val="22"/>
           <w:lang w:val="en-US"/>
@@ -499,7 +499,7 @@
       </w:r>
       <w:r>
         <w:rPr>
-          <w:rFonts w:ascii="Tahoma" w:hAnsi="Tahoma" w:cs="Tahoma"/>
+          <w:rFonts w:ascii="Tahoma" w:hAnsi="Tahoma" w:cs="Tahoma" w:eastAsia="Tahoma"/>
           <w:sz w:val="22"/>
           <w:szCs w:val="22"/>
           <w:shd w:val="clear" w:color="auto" w:fill="FFFFFF"/>
@@ -509,7 +509,7 @@
       </w:r>
       <w:r>
         <w:rPr>
-          <w:rFonts w:ascii="Tahoma" w:hAnsi="Tahoma" w:cs="Tahoma"/>
+          <w:rFonts w:ascii="Tahoma" w:hAnsi="Tahoma" w:cs="Tahoma" w:eastAsia="Tahoma"/>
           <w:sz w:val="22"/>
           <w:szCs w:val="22"/>
           <w:shd w:val="clear" w:color="auto" w:fill="FFFFFF"/>
@@ -520,7 +520,7 @@
       <w:r>
         <w:rPr>
           <w:rStyle w:val="MSGENFONTSTYLENAMETEMPLATEROLENUMBERMSGENFONTSTYLENAMEBYROLETEXT2"/>
-          <w:rFonts w:ascii="Tahoma" w:hAnsi="Tahoma" w:cs="Tahoma"/>
+          <w:rFonts w:ascii="Tahoma" w:hAnsi="Tahoma" w:cs="Tahoma" w:eastAsia="Tahoma"/>
           <w:sz w:val="22"/>
           <w:szCs w:val="22"/>
         </w:rPr>
@@ -529,7 +529,7 @@
       <w:r>
         <w:rPr>
           <w:rStyle w:val="MSGENFONTSTYLENAMETEMPLATEROLENUMBERMSGENFONTSTYLENAMEBYROLETEXT2"/>
-          <w:rFonts w:ascii="Tahoma" w:hAnsi="Tahoma" w:cs="Tahoma"/>
+          <w:rFonts w:ascii="Tahoma" w:hAnsi="Tahoma" w:cs="Tahoma" w:eastAsia="Tahoma"/>
           <w:sz w:val="22"/>
           <w:szCs w:val="22"/>
           <w:lang w:val="en-US"/>
@@ -539,7 +539,7 @@
       <w:r>
         <w:rPr>
           <w:rStyle w:val="MSGENFONTSTYLENAMETEMPLATEROLENUMBERMSGENFONTSTYLENAMEBYROLETEXT2"/>
-          <w:rFonts w:ascii="Tahoma" w:hAnsi="Tahoma" w:cs="Tahoma"/>
+          <w:rFonts w:ascii="Tahoma" w:hAnsi="Tahoma" w:cs="Tahoma" w:eastAsia="Tahoma"/>
           <w:sz w:val="22"/>
           <w:szCs w:val="22"/>
         </w:rPr>
@@ -547,7 +547,7 @@
       </w:r>
       <w:r>
         <w:rPr>
-          <w:rFonts w:ascii="Tahoma" w:hAnsi="Tahoma" w:cs="Tahoma"/>
+          <w:rFonts w:ascii="Tahoma" w:hAnsi="Tahoma" w:cs="Tahoma" w:eastAsia="Tahoma"/>
           <w:sz w:val="22"/>
           <w:szCs w:val="22"/>
           <w:shd w:val="clear" w:color="auto" w:fill="FFFFFF"/>
@@ -570,7 +570,7 @@
         <w:ind w:left="142" w:right="45"/>
         <w:jc w:val="both"/>
         <w:rPr>
-          <w:rFonts w:ascii="Tahoma" w:hAnsi="Tahoma" w:cs="Tahoma"/>
+          <w:rFonts w:ascii="Tahoma" w:hAnsi="Tahoma" w:cs="Tahoma" w:eastAsia="Tahoma"/>
           <w:sz w:val="22"/>
           <w:szCs w:val="22"/>
           <w:lang w:val="en-US"/>
@@ -578,7 +578,7 @@
       </w:pPr>
       <w:r>
         <w:rPr>
-          <w:rFonts w:ascii="Tahoma" w:hAnsi="Tahoma" w:cs="Tahoma"/>
+          <w:rFonts w:ascii="Tahoma" w:hAnsi="Tahoma" w:cs="Tahoma" w:eastAsia="Tahoma"/>
           <w:sz w:val="22"/>
           <w:szCs w:val="22"/>
           <w:lang w:val="en-US"/>
@@ -587,7 +587,7 @@
       </w:r>
       <w:r>
         <w:rPr>
-          <w:rFonts w:ascii="Tahoma" w:hAnsi="Tahoma" w:cs="Tahoma"/>
+          <w:rFonts w:ascii="Tahoma" w:hAnsi="Tahoma" w:cs="Tahoma" w:eastAsia="Tahoma"/>
           <w:sz w:val="22"/>
           <w:szCs w:val="22"/>
         </w:rPr>
@@ -596,7 +596,7 @@
       <w:r>
         <w:rPr>
           <w:rStyle w:val="MSGENFONTSTYLENAMETEMPLATEROLENUMBERMSGENFONTSTYLENAMEBYROLETEXT2"/>
-          <w:rFonts w:ascii="Tahoma" w:hAnsi="Tahoma" w:cs="Tahoma"/>
+          <w:rFonts w:ascii="Tahoma" w:hAnsi="Tahoma" w:cs="Tahoma" w:eastAsia="Tahoma"/>
           <w:sz w:val="22"/>
           <w:szCs w:val="22"/>
           <w:lang w:val="en-US"/>
@@ -606,7 +606,7 @@
       <w:r>
         <w:rPr>
           <w:rStyle w:val="MSGENFONTSTYLENAMETEMPLATEROLENUMBERMSGENFONTSTYLENAMEBYROLETEXT2"/>
-          <w:rFonts w:ascii="Tahoma" w:hAnsi="Tahoma" w:cs="Tahoma"/>
+          <w:rFonts w:ascii="Tahoma" w:hAnsi="Tahoma" w:cs="Tahoma" w:eastAsia="Tahoma"/>
           <w:sz w:val="22"/>
           <w:szCs w:val="22"/>
         </w:rPr>
@@ -615,7 +615,7 @@
       <w:r>
         <w:rPr>
           <w:rStyle w:val="MSGENFONTSTYLENAMETEMPLATEROLENUMBERMSGENFONTSTYLENAMEBYROLETEXT2"/>
-          <w:rFonts w:ascii="Tahoma" w:hAnsi="Tahoma" w:cs="Tahoma"/>
+          <w:rFonts w:ascii="Tahoma" w:hAnsi="Tahoma" w:cs="Tahoma" w:eastAsia="Tahoma"/>
           <w:sz w:val="22"/>
           <w:szCs w:val="22"/>
           <w:lang w:val="en-US"/>
@@ -624,7 +624,7 @@
       </w:r>
       <w:r>
         <w:rPr>
-          <w:rFonts w:ascii="Tahoma" w:hAnsi="Tahoma" w:cs="Tahoma"/>
+          <w:rFonts w:ascii="Tahoma" w:hAnsi="Tahoma" w:cs="Tahoma" w:eastAsia="Tahoma"/>
           <w:sz w:val="22"/>
           <w:szCs w:val="22"/>
           <w:shd w:val="clear" w:color="auto" w:fill="FFFFFF"/>
@@ -635,7 +635,7 @@
       <w:r>
         <w:rPr>
           <w:rStyle w:val="MSGENFONTSTYLENAMETEMPLATEROLENUMBERMSGENFONTSTYLENAMEBYROLETEXT2"/>
-          <w:rFonts w:ascii="Tahoma" w:hAnsi="Tahoma" w:cs="Tahoma"/>
+          <w:rFonts w:ascii="Tahoma" w:hAnsi="Tahoma" w:cs="Tahoma" w:eastAsia="Tahoma"/>
           <w:sz w:val="22"/>
           <w:szCs w:val="22"/>
           <w:lang w:val="en-US"/>
@@ -645,7 +645,7 @@
       <w:r>
         <w:rPr>
           <w:rStyle w:val="MSGENFONTSTYLENAMETEMPLATEROLENUMBERMSGENFONTSTYLENAMEBYROLETEXT2"/>
-          <w:rFonts w:ascii="Tahoma" w:hAnsi="Tahoma" w:cs="Tahoma"/>
+          <w:rFonts w:ascii="Tahoma" w:hAnsi="Tahoma" w:cs="Tahoma" w:eastAsia="Tahoma"/>
           <w:sz w:val="22"/>
           <w:szCs w:val="22"/>
           <w:lang w:val="en-US"/>
@@ -655,7 +655,7 @@
       <w:r>
         <w:rPr>
           <w:rStyle w:val="MSGENFONTSTYLENAMETEMPLATEROLENUMBERMSGENFONTSTYLENAMEBYROLETEXT2"/>
-          <w:rFonts w:ascii="Tahoma" w:hAnsi="Tahoma" w:cs="Tahoma"/>
+          <w:rFonts w:ascii="Tahoma" w:hAnsi="Tahoma" w:cs="Tahoma" w:eastAsia="Tahoma"/>
           <w:sz w:val="22"/>
           <w:szCs w:val="22"/>
         </w:rPr>
@@ -664,7 +664,7 @@
       <w:r>
         <w:rPr>
           <w:rStyle w:val="MSGENFONTSTYLENAMETEMPLATEROLENUMBERMSGENFONTSTYLENAMEBYROLETEXT2"/>
-          <w:rFonts w:ascii="Tahoma" w:hAnsi="Tahoma" w:cs="Tahoma"/>
+          <w:rFonts w:ascii="Tahoma" w:hAnsi="Tahoma" w:cs="Tahoma" w:eastAsia="Tahoma"/>
           <w:sz w:val="22"/>
           <w:szCs w:val="22"/>
           <w:lang w:val="en-US"/>
@@ -674,7 +674,7 @@
       <w:r>
         <w:rPr>
           <w:rStyle w:val="MSGENFONTSTYLENAMETEMPLATEROLENUMBERMSGENFONTSTYLENAMEBYROLETEXT2"/>
-          <w:rFonts w:ascii="Tahoma" w:hAnsi="Tahoma" w:cs="Tahoma"/>
+          <w:rFonts w:ascii="Tahoma" w:hAnsi="Tahoma" w:cs="Tahoma" w:eastAsia="Tahoma"/>
           <w:sz w:val="22"/>
           <w:szCs w:val="22"/>
         </w:rPr>
@@ -682,7 +682,7 @@
       </w:r>
       <w:r>
         <w:rPr>
-          <w:rFonts w:ascii="Tahoma" w:hAnsi="Tahoma" w:cs="Tahoma"/>
+          <w:rFonts w:ascii="Tahoma" w:hAnsi="Tahoma" w:cs="Tahoma" w:eastAsia="Tahoma"/>
           <w:sz w:val="22"/>
           <w:szCs w:val="22"/>
           <w:shd w:val="clear" w:color="auto" w:fill="FFFFFF"/>
@@ -691,7 +691,7 @@
       </w:r>
       <w:r>
         <w:rPr>
-          <w:rFonts w:ascii="Tahoma" w:hAnsi="Tahoma" w:cs="Tahoma"/>
+          <w:rFonts w:ascii="Tahoma" w:hAnsi="Tahoma" w:cs="Tahoma" w:eastAsia="Tahoma"/>
           <w:sz w:val="22"/>
           <w:szCs w:val="22"/>
           <w:shd w:val="clear" w:color="auto" w:fill="FFFFFF"/>
@@ -701,7 +701,7 @@
       </w:r>
       <w:r>
         <w:rPr>
-          <w:rFonts w:ascii="Tahoma" w:hAnsi="Tahoma" w:cs="Tahoma"/>
+          <w:rFonts w:ascii="Tahoma" w:hAnsi="Tahoma" w:cs="Tahoma" w:eastAsia="Tahoma"/>
           <w:sz w:val="22"/>
           <w:szCs w:val="22"/>
           <w:shd w:val="clear" w:color="auto" w:fill="FFFFFF"/>
@@ -710,7 +710,7 @@
       </w:r>
       <w:r>
         <w:rPr>
-          <w:rFonts w:ascii="Tahoma" w:hAnsi="Tahoma" w:cs="Tahoma"/>
+          <w:rFonts w:ascii="Tahoma" w:hAnsi="Tahoma" w:cs="Tahoma" w:eastAsia="Tahoma"/>
           <w:sz w:val="22"/>
           <w:szCs w:val="22"/>
           <w:shd w:val="clear" w:color="auto" w:fill="FFFFFF"/>
@@ -720,7 +720,7 @@
       </w:r>
       <w:r>
         <w:rPr>
-          <w:rFonts w:ascii="Tahoma" w:hAnsi="Tahoma" w:cs="Tahoma"/>
+          <w:rFonts w:ascii="Tahoma" w:hAnsi="Tahoma" w:cs="Tahoma" w:eastAsia="Tahoma"/>
           <w:sz w:val="22"/>
           <w:szCs w:val="22"/>
           <w:shd w:val="clear" w:color="auto" w:fill="FFFFFF"/>
@@ -729,7 +729,7 @@
       </w:r>
       <w:r>
         <w:rPr>
-          <w:rFonts w:ascii="Tahoma" w:hAnsi="Tahoma" w:cs="Tahoma"/>
+          <w:rFonts w:ascii="Tahoma" w:hAnsi="Tahoma" w:cs="Tahoma" w:eastAsia="Tahoma"/>
           <w:sz w:val="22"/>
           <w:szCs w:val="22"/>
           <w:shd w:val="clear" w:color="auto" w:fill="FFFFFF"/>
@@ -739,7 +739,7 @@
       </w:r>
       <w:r>
         <w:rPr>
-          <w:rFonts w:ascii="Tahoma" w:hAnsi="Tahoma" w:cs="Tahoma"/>
+          <w:rFonts w:ascii="Tahoma" w:hAnsi="Tahoma" w:cs="Tahoma" w:eastAsia="Tahoma"/>
           <w:sz w:val="22"/>
           <w:szCs w:val="22"/>
           <w:shd w:val="clear" w:color="auto" w:fill="FFFFFF"/>
@@ -760,7 +760,7 @@
         <w:ind w:left="142" w:right="46"/>
         <w:jc w:val="both"/>
         <w:rPr>
-          <w:rFonts w:ascii="Tahoma" w:hAnsi="Tahoma" w:cs="Tahoma"/>
+          <w:rFonts w:ascii="Tahoma" w:hAnsi="Tahoma" w:cs="Tahoma" w:eastAsia="Tahoma"/>
           <w:sz w:val="22"/>
           <w:szCs w:val="22"/>
           <w:shd w:val="clear" w:color="auto" w:fill="FFFFFF"/>
@@ -770,7 +770,7 @@
       <w:r>
         <w:rPr>
           <w:rStyle w:val="MSGENFONTSTYLENAMETEMPLATEROLENUMBERMSGENFONTSTYLENAMEBYROLETEXT2"/>
-          <w:rFonts w:ascii="Tahoma" w:hAnsi="Tahoma" w:cs="Tahoma"/>
+          <w:rFonts w:ascii="Tahoma" w:hAnsi="Tahoma" w:cs="Tahoma" w:eastAsia="Tahoma"/>
           <w:sz w:val="22"/>
           <w:szCs w:val="22"/>
           <w:lang w:val="en-US"/>
@@ -780,7 +780,7 @@
       <w:r>
         <w:rPr>
           <w:rStyle w:val="MSGENFONTSTYLENAMETEMPLATEROLENUMBERMSGENFONTSTYLENAMEBYROLETEXT2"/>
-          <w:rFonts w:ascii="Tahoma" w:hAnsi="Tahoma" w:cs="Tahoma"/>
+          <w:rFonts w:ascii="Tahoma" w:hAnsi="Tahoma" w:cs="Tahoma" w:eastAsia="Tahoma"/>
           <w:sz w:val="22"/>
           <w:szCs w:val="22"/>
         </w:rPr>
@@ -789,7 +789,7 @@
       <w:r>
         <w:rPr>
           <w:rStyle w:val="MSGENFONTSTYLENAMETEMPLATEROLENUMBERMSGENFONTSTYLENAMEBYROLETEXT2"/>
-          <w:rFonts w:ascii="Tahoma" w:hAnsi="Tahoma" w:cs="Tahoma"/>
+          <w:rFonts w:ascii="Tahoma" w:hAnsi="Tahoma" w:cs="Tahoma" w:eastAsia="Tahoma"/>
           <w:sz w:val="22"/>
           <w:szCs w:val="22"/>
           <w:lang w:val="en-US"/>
@@ -799,7 +799,7 @@
       <w:r>
         <w:rPr>
           <w:rStyle w:val="MSGENFONTSTYLENAMETEMPLATEROLENUMBERMSGENFONTSTYLENAMEBYROLETEXT2"/>
-          <w:rFonts w:ascii="Tahoma" w:hAnsi="Tahoma" w:cs="Tahoma"/>
+          <w:rFonts w:ascii="Tahoma" w:hAnsi="Tahoma" w:cs="Tahoma" w:eastAsia="Tahoma"/>
           <w:sz w:val="22"/>
           <w:szCs w:val="22"/>
         </w:rPr>
@@ -808,7 +808,7 @@
       <w:r>
         <w:rPr>
           <w:rStyle w:val="MSGENFONTSTYLENAMETEMPLATEROLENUMBERMSGENFONTSTYLENAMEBYROLETEXT2"/>
-          <w:rFonts w:ascii="Tahoma" w:hAnsi="Tahoma" w:cs="Tahoma"/>
+          <w:rFonts w:ascii="Tahoma" w:hAnsi="Tahoma" w:cs="Tahoma" w:eastAsia="Tahoma"/>
           <w:sz w:val="22"/>
           <w:szCs w:val="22"/>
           <w:lang w:val="en-US"/>
@@ -818,7 +818,7 @@
       <w:r>
         <w:rPr>
           <w:rStyle w:val="MSGENFONTSTYLENAMETEMPLATEROLENUMBERMSGENFONTSTYLENAMEBYROLETEXT2"/>
-          <w:rFonts w:ascii="Tahoma" w:hAnsi="Tahoma" w:cs="Tahoma"/>
+          <w:rFonts w:ascii="Tahoma" w:hAnsi="Tahoma" w:cs="Tahoma" w:eastAsia="Tahoma"/>
           <w:sz w:val="22"/>
           <w:szCs w:val="22"/>
         </w:rPr>
@@ -827,7 +827,7 @@
       <w:r>
         <w:rPr>
           <w:rStyle w:val="MSGENFONTSTYLENAMETEMPLATEROLENUMBERMSGENFONTSTYLENAMEBYROLETEXT2"/>
-          <w:rFonts w:ascii="Tahoma" w:hAnsi="Tahoma" w:cs="Tahoma"/>
+          <w:rFonts w:ascii="Tahoma" w:hAnsi="Tahoma" w:cs="Tahoma" w:eastAsia="Tahoma"/>
           <w:sz w:val="22"/>
           <w:szCs w:val="22"/>
           <w:lang w:val="en-US"/>
@@ -837,7 +837,7 @@
       <w:r>
         <w:rPr>
           <w:rStyle w:val="MSGENFONTSTYLENAMETEMPLATEROLENUMBERMSGENFONTSTYLENAMEBYROLETEXT2"/>
-          <w:rFonts w:ascii="Tahoma" w:hAnsi="Tahoma" w:cs="Tahoma"/>
+          <w:rFonts w:ascii="Tahoma" w:hAnsi="Tahoma" w:cs="Tahoma" w:eastAsia="Tahoma"/>
           <w:sz w:val="22"/>
           <w:szCs w:val="22"/>
         </w:rPr>
@@ -846,7 +846,7 @@
       <w:r>
         <w:rPr>
           <w:rStyle w:val="MSGENFONTSTYLENAMETEMPLATEROLENUMBERMSGENFONTSTYLENAMEBYROLETEXT2"/>
-          <w:rFonts w:ascii="Tahoma" w:hAnsi="Tahoma" w:cs="Tahoma"/>
+          <w:rFonts w:ascii="Tahoma" w:hAnsi="Tahoma" w:cs="Tahoma" w:eastAsia="Tahoma"/>
           <w:sz w:val="22"/>
           <w:szCs w:val="22"/>
           <w:lang w:val="en-US"/>
@@ -856,7 +856,7 @@
       <w:r>
         <w:rPr>
           <w:rStyle w:val="MSGENFONTSTYLENAMETEMPLATEROLENUMBERMSGENFONTSTYLENAMEBYROLETEXT2"/>
-          <w:rFonts w:ascii="Tahoma" w:hAnsi="Tahoma" w:cs="Tahoma"/>
+          <w:rFonts w:ascii="Tahoma" w:hAnsi="Tahoma" w:cs="Tahoma" w:eastAsia="Tahoma"/>
           <w:sz w:val="22"/>
           <w:szCs w:val="22"/>
         </w:rPr>
@@ -865,7 +865,7 @@
       <w:r>
         <w:rPr>
           <w:rStyle w:val="MSGENFONTSTYLENAMETEMPLATEROLENUMBERMSGENFONTSTYLENAMEBYROLETEXT2"/>
-          <w:rFonts w:ascii="Tahoma" w:hAnsi="Tahoma" w:cs="Tahoma"/>
+          <w:rFonts w:ascii="Tahoma" w:hAnsi="Tahoma" w:cs="Tahoma" w:eastAsia="Tahoma"/>
           <w:sz w:val="22"/>
           <w:szCs w:val="22"/>
           <w:lang w:val="en-US"/>
@@ -875,7 +875,7 @@
       <w:r>
         <w:rPr>
           <w:rStyle w:val="MSGENFONTSTYLENAMETEMPLATEROLENUMBERMSGENFONTSTYLENAMEBYROLETEXT2"/>
-          <w:rFonts w:ascii="Tahoma" w:hAnsi="Tahoma" w:cs="Tahoma"/>
+          <w:rFonts w:ascii="Tahoma" w:hAnsi="Tahoma" w:cs="Tahoma" w:eastAsia="Tahoma"/>
           <w:sz w:val="22"/>
           <w:szCs w:val="22"/>
         </w:rPr>
@@ -884,7 +884,7 @@
       <w:r>
         <w:rPr>
           <w:rStyle w:val="MSGENFONTSTYLENAMETEMPLATEROLENUMBERMSGENFONTSTYLENAMEBYROLETEXT2"/>
-          <w:rFonts w:ascii="Tahoma" w:hAnsi="Tahoma" w:cs="Tahoma"/>
+          <w:rFonts w:ascii="Tahoma" w:hAnsi="Tahoma" w:cs="Tahoma" w:eastAsia="Tahoma"/>
           <w:sz w:val="22"/>
           <w:szCs w:val="22"/>
           <w:lang w:val="en-US"/>
@@ -893,7 +893,7 @@
       </w:r>
       <w:r>
         <w:rPr>
-          <w:rFonts w:ascii="Tahoma" w:hAnsi="Tahoma" w:cs="Tahoma"/>
+          <w:rFonts w:ascii="Tahoma" w:hAnsi="Tahoma" w:cs="Tahoma" w:eastAsia="Tahoma"/>
           <w:sz w:val="22"/>
           <w:szCs w:val="22"/>
           <w:shd w:val="clear" w:color="auto" w:fill="FFFFFF"/>
@@ -902,7 +902,7 @@
       </w:r>
       <w:r>
         <w:rPr>
-          <w:rFonts w:ascii="Tahoma" w:hAnsi="Tahoma" w:cs="Tahoma"/>
+          <w:rFonts w:ascii="Tahoma" w:hAnsi="Tahoma" w:cs="Tahoma" w:eastAsia="Tahoma"/>
           <w:sz w:val="22"/>
           <w:szCs w:val="22"/>
           <w:lang w:val="en-US"/>
@@ -912,7 +912,7 @@
       <w:r>
         <w:rPr>
           <w:rStyle w:val="MSGENFONTSTYLENAMETEMPLATEROLENUMBERMSGENFONTSTYLENAMEBYROLETEXT2"/>
-          <w:rFonts w:ascii="Tahoma" w:hAnsi="Tahoma" w:cs="Tahoma"/>
+          <w:rFonts w:ascii="Tahoma" w:hAnsi="Tahoma" w:cs="Tahoma" w:eastAsia="Tahoma"/>
           <w:sz w:val="22"/>
           <w:szCs w:val="22"/>
         </w:rPr>
@@ -921,7 +921,7 @@
       <w:r>
         <w:rPr>
           <w:rStyle w:val="MSGENFONTSTYLENAMETEMPLATEROLENUMBERMSGENFONTSTYLENAMEBYROLETEXT2"/>
-          <w:rFonts w:ascii="Tahoma" w:hAnsi="Tahoma" w:cs="Tahoma"/>
+          <w:rFonts w:ascii="Tahoma" w:hAnsi="Tahoma" w:cs="Tahoma" w:eastAsia="Tahoma"/>
           <w:sz w:val="22"/>
           <w:szCs w:val="22"/>
           <w:lang w:val="en-US"/>
@@ -930,7 +930,7 @@
       </w:r>
       <w:r>
         <w:rPr>
-          <w:rFonts w:ascii="Tahoma" w:hAnsi="Tahoma" w:cs="Tahoma"/>
+          <w:rFonts w:ascii="Tahoma" w:hAnsi="Tahoma" w:cs="Tahoma" w:eastAsia="Tahoma"/>
           <w:sz w:val="22"/>
           <w:szCs w:val="22"/>
           <w:shd w:val="clear" w:color="auto" w:fill="FFFFFF"/>
@@ -939,7 +939,7 @@
       </w:r>
       <w:r>
         <w:rPr>
-          <w:rFonts w:ascii="Tahoma" w:hAnsi="Tahoma" w:cs="Tahoma"/>
+          <w:rFonts w:ascii="Tahoma" w:hAnsi="Tahoma" w:cs="Tahoma" w:eastAsia="Tahoma"/>
           <w:sz w:val="22"/>
           <w:szCs w:val="22"/>
           <w:shd w:val="clear" w:color="auto" w:fill="FFFFFF"/>
@@ -950,7 +950,7 @@
       <w:r>
         <w:rPr>
           <w:rStyle w:val="MSGENFONTSTYLENAMETEMPLATEROLENUMBERMSGENFONTSTYLENAMEBYROLETEXT2"/>
-          <w:rFonts w:ascii="Tahoma" w:hAnsi="Tahoma" w:cs="Tahoma"/>
+          <w:rFonts w:ascii="Tahoma" w:hAnsi="Tahoma" w:cs="Tahoma" w:eastAsia="Tahoma"/>
           <w:sz w:val="22"/>
           <w:szCs w:val="22"/>
         </w:rPr>
@@ -959,7 +959,7 @@
       <w:r>
         <w:rPr>
           <w:rStyle w:val="MSGENFONTSTYLENAMETEMPLATEROLENUMBERMSGENFONTSTYLENAMEBYROLETEXT2"/>
-          <w:rFonts w:ascii="Tahoma" w:hAnsi="Tahoma" w:cs="Tahoma"/>
+          <w:rFonts w:ascii="Tahoma" w:hAnsi="Tahoma" w:cs="Tahoma" w:eastAsia="Tahoma"/>
           <w:sz w:val="22"/>
           <w:szCs w:val="22"/>
           <w:lang w:val="en-US"/>
@@ -969,7 +969,7 @@
       <w:r>
         <w:rPr>
           <w:rStyle w:val="MSGENFONTSTYLENAMETEMPLATEROLENUMBERMSGENFONTSTYLENAMEBYROLETEXT2"/>
-          <w:rFonts w:ascii="Tahoma" w:hAnsi="Tahoma" w:cs="Tahoma"/>
+          <w:rFonts w:ascii="Tahoma" w:hAnsi="Tahoma" w:cs="Tahoma" w:eastAsia="Tahoma"/>
           <w:sz w:val="22"/>
           <w:szCs w:val="22"/>
         </w:rPr>
@@ -978,7 +978,7 @@
       <w:r>
         <w:rPr>
           <w:rStyle w:val="MSGENFONTSTYLENAMETEMPLATEROLENUMBERMSGENFONTSTYLENAMEBYROLETEXT2"/>
-          <w:rFonts w:ascii="Tahoma" w:hAnsi="Tahoma" w:cs="Tahoma"/>
+          <w:rFonts w:ascii="Tahoma" w:hAnsi="Tahoma" w:cs="Tahoma" w:eastAsia="Tahoma"/>
           <w:sz w:val="22"/>
           <w:szCs w:val="22"/>
           <w:lang w:val="en-US"/>
@@ -987,7 +987,7 @@
       </w:r>
       <w:r>
         <w:rPr>
-          <w:rFonts w:ascii="Tahoma" w:hAnsi="Tahoma" w:cs="Tahoma"/>
+          <w:rFonts w:ascii="Tahoma" w:hAnsi="Tahoma" w:cs="Tahoma" w:eastAsia="Tahoma"/>
           <w:sz w:val="22"/>
           <w:szCs w:val="22"/>
           <w:shd w:val="clear" w:color="auto" w:fill="FFFFFF"/>
@@ -1007,7 +1007,7 @@
         <w:ind w:left="142" w:right="10"/>
         <w:jc w:val="both"/>
         <w:rPr>
-          <w:rFonts w:ascii="Tahoma" w:hAnsi="Tahoma" w:cs="Tahoma"/>
+          <w:rFonts w:ascii="Tahoma" w:hAnsi="Tahoma" w:cs="Tahoma" w:eastAsia="Tahoma"/>
           <w:sz w:val="22"/>
           <w:szCs w:val="22"/>
           <w:shd w:val="clear" w:color="auto" w:fill="FFFFFF"/>
@@ -1017,7 +1017,7 @@
       <w:r>
         <w:rPr>
           <w:rStyle w:val="MSGENFONTSTYLENAMETEMPLATEROLENUMBERMSGENFONTSTYLENAMEBYROLETEXT2"/>
-          <w:rFonts w:ascii="Tahoma" w:hAnsi="Tahoma" w:cs="Tahoma"/>
+          <w:rFonts w:ascii="Tahoma" w:hAnsi="Tahoma" w:cs="Tahoma" w:eastAsia="Tahoma"/>
           <w:sz w:val="22"/>
           <w:szCs w:val="22"/>
         </w:rPr>
@@ -1026,7 +1026,7 @@
       <w:r>
         <w:rPr>
           <w:rStyle w:val="MSGENFONTSTYLENAMETEMPLATEROLENUMBERMSGENFONTSTYLENAMEBYROLETEXT2"/>
-          <w:rFonts w:ascii="Tahoma" w:hAnsi="Tahoma" w:cs="Tahoma"/>
+          <w:rFonts w:ascii="Tahoma" w:hAnsi="Tahoma" w:cs="Tahoma" w:eastAsia="Tahoma"/>
           <w:sz w:val="22"/>
           <w:szCs w:val="22"/>
           <w:lang w:val="en-US"/>
@@ -1036,7 +1036,7 @@
       <w:r>
         <w:rPr>
           <w:rStyle w:val="MSGENFONTSTYLENAMETEMPLATEROLENUMBERMSGENFONTSTYLENAMEBYROLETEXT2"/>
-          <w:rFonts w:ascii="Tahoma" w:hAnsi="Tahoma" w:cs="Tahoma"/>
+          <w:rFonts w:ascii="Tahoma" w:hAnsi="Tahoma" w:cs="Tahoma" w:eastAsia="Tahoma"/>
           <w:sz w:val="22"/>
           <w:szCs w:val="22"/>
         </w:rPr>
@@ -1045,7 +1045,7 @@
       <w:r>
         <w:rPr>
           <w:rStyle w:val="MSGENFONTSTYLENAMETEMPLATEROLENUMBERMSGENFONTSTYLENAMEBYROLETEXT2"/>
-          <w:rFonts w:ascii="Tahoma" w:hAnsi="Tahoma" w:cs="Tahoma"/>
+          <w:rFonts w:ascii="Tahoma" w:hAnsi="Tahoma" w:cs="Tahoma" w:eastAsia="Tahoma"/>
           <w:sz w:val="22"/>
           <w:szCs w:val="22"/>
           <w:lang w:val="en-US"/>
@@ -1055,7 +1055,7 @@
       <w:r>
         <w:rPr>
           <w:rStyle w:val="MSGENFONTSTYLENAMETEMPLATEROLENUMBERMSGENFONTSTYLENAMEBYROLETEXT2"/>
-          <w:rFonts w:ascii="Tahoma" w:hAnsi="Tahoma" w:cs="Tahoma"/>
+          <w:rFonts w:ascii="Tahoma" w:hAnsi="Tahoma" w:cs="Tahoma" w:eastAsia="Tahoma"/>
           <w:sz w:val="22"/>
           <w:szCs w:val="22"/>
         </w:rPr>
@@ -1063,7 +1063,7 @@
       </w:r>
       <w:r>
         <w:rPr>
-          <w:rFonts w:ascii="Tahoma" w:hAnsi="Tahoma" w:cs="Tahoma"/>
+          <w:rFonts w:ascii="Tahoma" w:hAnsi="Tahoma" w:cs="Tahoma" w:eastAsia="Tahoma"/>
           <w:sz w:val="22"/>
           <w:szCs w:val="22"/>
           <w:shd w:val="clear" w:color="auto" w:fill="FFFFFF"/>
@@ -1073,7 +1073,7 @@
       </w:r>
       <w:r>
         <w:rPr>
-          <w:rFonts w:ascii="Tahoma" w:hAnsi="Tahoma" w:cs="Tahoma"/>
+          <w:rFonts w:ascii="Tahoma" w:hAnsi="Tahoma" w:cs="Tahoma" w:eastAsia="Tahoma"/>
           <w:sz w:val="22"/>
           <w:szCs w:val="22"/>
           <w:shd w:val="clear" w:color="auto" w:fill="FFFFFF"/>
@@ -1091,7 +1091,7 @@
         <w:jc w:val="both"/>
         <w:rPr>
           <w:rStyle w:val="MSGENFONTSTYLENAMETEMPLATEROLENUMBERMSGENFONTSTYLENAMEBYROLETEXT2"/>
-          <w:rFonts w:ascii="Tahoma" w:hAnsi="Tahoma" w:cs="Tahoma"/>
+          <w:rFonts w:ascii="Tahoma" w:hAnsi="Tahoma" w:cs="Tahoma" w:eastAsia="Tahoma"/>
           <w:sz w:val="22"/>
           <w:szCs w:val="22"/>
           <w:lang w:val="en-US"/>
@@ -1100,7 +1100,7 @@
       <w:r>
         <w:rPr>
           <w:rStyle w:val="MSGENFONTSTYLENAMETEMPLATEROLENUMBERMSGENFONTSTYLENAMEBYROLETEXT2"/>
-          <w:rFonts w:ascii="Tahoma" w:hAnsi="Tahoma" w:cs="Tahoma"/>
+          <w:rFonts w:ascii="Tahoma" w:hAnsi="Tahoma" w:cs="Tahoma" w:eastAsia="Tahoma"/>
           <w:sz w:val="22"/>
           <w:szCs w:val="22"/>
         </w:rPr>
@@ -1116,7 +1116,7 @@
         <w:jc w:val="both"/>
         <w:rPr>
           <w:rStyle w:val="MSGENFONTSTYLENAMETEMPLATEROLENUMBERMSGENFONTSTYLENAMEBYROLETEXT2"/>
-          <w:rFonts w:ascii="Tahoma" w:hAnsi="Tahoma" w:cs="Tahoma"/>
+          <w:rFonts w:ascii="Tahoma" w:hAnsi="Tahoma" w:cs="Tahoma" w:eastAsia="Tahoma"/>
           <w:sz w:val="22"/>
           <w:szCs w:val="22"/>
           <w:lang w:val="en-US"/>
@@ -1131,7 +1131,7 @@
         <w:ind w:right="-176" w:firstLine="142"/>
         <w:rPr>
           <w:rStyle w:val="MSGENFONTSTYLENAMETEMPLATEROLENUMBERMSGENFONTSTYLENAMEBYROLETEXT3"/>
-          <w:rFonts w:ascii="Tahoma" w:hAnsi="Tahoma" w:cs="Tahoma"/>
+          <w:rFonts w:ascii="Tahoma" w:hAnsi="Tahoma" w:cs="Tahoma" w:eastAsia="Tahoma"/>
           <w:b/>
           <w:bCs/>
           <w:i/>
@@ -1144,7 +1144,7 @@
       <w:r>
         <w:rPr>
           <w:rStyle w:val="MSGENFONTSTYLENAMETEMPLATEROLENUMBERMSGENFONTSTYLENAMEBYROLETEXT3"/>
-          <w:rFonts w:ascii="Tahoma" w:hAnsi="Tahoma" w:cs="Tahoma"/>
+          <w:rFonts w:ascii="Tahoma" w:hAnsi="Tahoma" w:cs="Tahoma" w:eastAsia="Tahoma"/>
           <w:b/>
           <w:bCs/>
           <w:i/>
@@ -1158,7 +1158,7 @@
       <w:r>
         <w:rPr>
           <w:rStyle w:val="MSGENFONTSTYLENAMETEMPLATEROLENUMBERMSGENFONTSTYLENAMEBYROLETEXT3"/>
-          <w:rFonts w:ascii="Tahoma" w:hAnsi="Tahoma" w:cs="Tahoma"/>
+          <w:rFonts w:ascii="Tahoma" w:hAnsi="Tahoma" w:cs="Tahoma" w:eastAsia="Tahoma"/>
           <w:b/>
           <w:bCs/>
           <w:i/>
@@ -1177,7 +1177,7 @@
         <w:ind w:left="142" w:right="46"/>
         <w:rPr>
           <w:rStyle w:val="MSGENFONTSTYLENAMETEMPLATEROLENUMBERMSGENFONTSTYLENAMEBYROLETEXT3"/>
-          <w:rFonts w:ascii="Tahoma" w:hAnsi="Tahoma" w:cs="Tahoma"/>
+          <w:rFonts w:ascii="Tahoma" w:hAnsi="Tahoma" w:cs="Tahoma" w:eastAsia="Tahoma"/>
           <w:b/>
           <w:bCs/>
           <w:i/>
@@ -1196,7 +1196,7 @@
         <w:ind w:left="142" w:right="46"/>
         <w:rPr>
           <w:rStyle w:val="MSGENFONTSTYLENAMETEMPLATEROLENUMBERMSGENFONTSTYLENAMEBYROLETEXT3"/>
-          <w:rFonts w:ascii="Tahoma" w:hAnsi="Tahoma" w:cs="Tahoma"/>
+          <w:rFonts w:ascii="Tahoma" w:hAnsi="Tahoma" w:cs="Tahoma" w:eastAsia="Tahoma"/>
           <w:b/>
           <w:bCs/>
           <w:i/>
@@ -1209,7 +1209,7 @@
       <w:r>
         <w:rPr>
           <w:rStyle w:val="MSGENFONTSTYLENAMETEMPLATEROLENUMBERMSGENFONTSTYLENAMEBYROLETEXT3"/>
-          <w:rFonts w:ascii="Tahoma" w:hAnsi="Tahoma" w:cs="Tahoma"/>
+          <w:rFonts w:ascii="Tahoma" w:hAnsi="Tahoma" w:cs="Tahoma" w:eastAsia="Tahoma"/>
           <w:b/>
           <w:bCs/>
           <w:i/>
@@ -1223,7 +1223,7 @@
       <w:r>
         <w:rPr>
           <w:rStyle w:val="MSGENFONTSTYLENAMETEMPLATEROLENUMBERMSGENFONTSTYLENAMEBYROLETEXT3"/>
-          <w:rFonts w:ascii="Tahoma" w:hAnsi="Tahoma" w:cs="Tahoma"/>
+          <w:rFonts w:ascii="Tahoma" w:hAnsi="Tahoma" w:cs="Tahoma" w:eastAsia="Tahoma"/>
           <w:b/>
           <w:bCs/>
           <w:i/>
@@ -1236,7 +1236,7 @@
       <w:r>
         <w:rPr>
           <w:rStyle w:val="MSGENFONTSTYLENAMETEMPLATEROLENUMBERMSGENFONTSTYLENAMEBYROLETEXT3"/>
-          <w:rFonts w:ascii="Tahoma" w:hAnsi="Tahoma" w:cs="Tahoma"/>
+          <w:rFonts w:ascii="Tahoma" w:hAnsi="Tahoma" w:cs="Tahoma" w:eastAsia="Tahoma"/>
           <w:b/>
           <w:bCs/>
           <w:i/>
@@ -1250,7 +1250,7 @@
       <w:r>
         <w:rPr>
           <w:rStyle w:val="MSGENFONTSTYLENAMETEMPLATEROLENUMBERMSGENFONTSTYLENAMEBYROLETEXT3"/>
-          <w:rFonts w:ascii="Tahoma" w:hAnsi="Tahoma" w:cs="Tahoma"/>
+          <w:rFonts w:ascii="Tahoma" w:hAnsi="Tahoma" w:cs="Tahoma" w:eastAsia="Tahoma"/>
           <w:b/>
           <w:bCs/>
           <w:i/>
@@ -1263,7 +1263,7 @@
       <w:r>
         <w:rPr>
           <w:rStyle w:val="MSGENFONTSTYLENAMETEMPLATEROLENUMBERMSGENFONTSTYLENAMEBYROLETEXT3"/>
-          <w:rFonts w:ascii="Tahoma" w:hAnsi="Tahoma" w:cs="Tahoma"/>
+          <w:rFonts w:ascii="Tahoma" w:hAnsi="Tahoma" w:cs="Tahoma" w:eastAsia="Tahoma"/>
           <w:b/>
           <w:bCs/>
           <w:i/>
@@ -1277,7 +1277,7 @@
       <w:r>
         <w:rPr>
           <w:rStyle w:val="MSGENFONTSTYLENAMETEMPLATEROLENUMBERMSGENFONTSTYLENAMEBYROLETEXT3"/>
-          <w:rFonts w:ascii="Tahoma" w:hAnsi="Tahoma" w:cs="Tahoma"/>
+          <w:rFonts w:ascii="Tahoma" w:hAnsi="Tahoma" w:cs="Tahoma" w:eastAsia="Tahoma"/>
           <w:b/>
           <w:bCs/>
           <w:i/>
@@ -1296,7 +1296,7 @@
         <w:ind w:left="142" w:right="46"/>
         <w:rPr>
           <w:rStyle w:val="MSGENFONTSTYLENAMETEMPLATEROLENUMBERMSGENFONTSTYLENAMEBYROLETEXT3"/>
-          <w:rFonts w:ascii="Tahoma" w:hAnsi="Tahoma" w:cs="Tahoma"/>
+          <w:rFonts w:ascii="Tahoma" w:hAnsi="Tahoma" w:cs="Tahoma" w:eastAsia="Tahoma"/>
           <w:b/>
           <w:bCs/>
           <w:i/>
@@ -1315,7 +1315,7 @@
         <w:ind w:left="142" w:right="46"/>
         <w:rPr>
           <w:rStyle w:val="MSGENFONTSTYLENAMETEMPLATEROLENUMBERMSGENFONTSTYLENAMEBYROLETEXT3"/>
-          <w:rFonts w:ascii="Tahoma" w:hAnsi="Tahoma" w:cs="Tahoma"/>
+          <w:rFonts w:ascii="Tahoma" w:hAnsi="Tahoma" w:cs="Tahoma" w:eastAsia="Tahoma"/>
           <w:b/>
           <w:bCs/>
           <w:i/>
@@ -1328,7 +1328,7 @@
       <w:r>
         <w:rPr>
           <w:rStyle w:val="MSGENFONTSTYLENAMETEMPLATEROLENUMBERMSGENFONTSTYLENAMEBYROLETEXT3"/>
-          <w:rFonts w:ascii="Tahoma" w:hAnsi="Tahoma" w:cs="Tahoma"/>
+          <w:rFonts w:ascii="Tahoma" w:hAnsi="Tahoma" w:cs="Tahoma" w:eastAsia="Tahoma"/>
           <w:b/>
           <w:bCs/>
           <w:i/>
@@ -1341,7 +1341,7 @@
       <w:r>
         <w:rPr>
           <w:rStyle w:val="MSGENFONTSTYLENAMETEMPLATEROLENUMBERMSGENFONTSTYLENAMEBYROLETEXT3"/>
-          <w:rFonts w:ascii="Tahoma" w:hAnsi="Tahoma" w:cs="Tahoma"/>
+          <w:rFonts w:ascii="Tahoma" w:hAnsi="Tahoma" w:cs="Tahoma" w:eastAsia="Tahoma"/>
           <w:b/>
           <w:bCs/>
           <w:i/>
@@ -1355,7 +1355,7 @@
       <w:r>
         <w:rPr>
           <w:rStyle w:val="MSGENFONTSTYLENAMETEMPLATEROLENUMBERMSGENFONTSTYLENAMEBYROLETEXT3"/>
-          <w:rFonts w:ascii="Tahoma" w:hAnsi="Tahoma" w:cs="Tahoma"/>
+          <w:rFonts w:ascii="Tahoma" w:hAnsi="Tahoma" w:cs="Tahoma" w:eastAsia="Tahoma"/>
           <w:b/>
           <w:bCs/>
           <w:i/>
@@ -1368,7 +1368,7 @@
       <w:r>
         <w:rPr>
           <w:rStyle w:val="MSGENFONTSTYLENAMETEMPLATEROLENUMBERMSGENFONTSTYLENAMEBYROLETEXT3"/>
-          <w:rFonts w:ascii="Tahoma" w:hAnsi="Tahoma" w:cs="Tahoma"/>
+          <w:rFonts w:ascii="Tahoma" w:hAnsi="Tahoma" w:cs="Tahoma" w:eastAsia="Tahoma"/>
           <w:b/>
           <w:bCs/>
           <w:i/>
@@ -1382,7 +1382,7 @@
       <w:r>
         <w:rPr>
           <w:rStyle w:val="MSGENFONTSTYLENAMETEMPLATEROLENUMBERMSGENFONTSTYLENAMEBYROLETEXT3"/>
-          <w:rFonts w:ascii="Tahoma" w:hAnsi="Tahoma" w:cs="Tahoma"/>
+          <w:rFonts w:ascii="Tahoma" w:hAnsi="Tahoma" w:cs="Tahoma" w:eastAsia="Tahoma"/>
           <w:b/>
           <w:bCs/>
           <w:i/>
@@ -1395,7 +1395,7 @@
       <w:r>
         <w:rPr>
           <w:rStyle w:val="MSGENFONTSTYLENAMETEMPLATEROLENUMBERMSGENFONTSTYLENAMEBYROLETEXT3"/>
-          <w:rFonts w:ascii="Tahoma" w:hAnsi="Tahoma" w:cs="Tahoma"/>
+          <w:rFonts w:ascii="Tahoma" w:hAnsi="Tahoma" w:cs="Tahoma" w:eastAsia="Tahoma"/>
           <w:b/>
           <w:bCs/>
           <w:i/>
@@ -1409,7 +1409,7 @@
       <w:r>
         <w:rPr>
           <w:rStyle w:val="MSGENFONTSTYLENAMETEMPLATEROLENUMBERMSGENFONTSTYLENAMEBYROLETEXT3"/>
-          <w:rFonts w:ascii="Tahoma" w:hAnsi="Tahoma" w:cs="Tahoma"/>
+          <w:rFonts w:ascii="Tahoma" w:hAnsi="Tahoma" w:cs="Tahoma" w:eastAsia="Tahoma"/>
           <w:b/>
           <w:bCs/>
           <w:i/>
@@ -1422,7 +1422,7 @@
       <w:r>
         <w:rPr>
           <w:rStyle w:val="MSGENFONTSTYLENAMETEMPLATEROLENUMBERMSGENFONTSTYLENAMEBYROLETEXT3"/>
-          <w:rFonts w:ascii="Tahoma" w:hAnsi="Tahoma" w:cs="Tahoma"/>
+          <w:rFonts w:ascii="Tahoma" w:hAnsi="Tahoma" w:cs="Tahoma" w:eastAsia="Tahoma"/>
           <w:b/>
           <w:bCs/>
           <w:i/>
@@ -1436,7 +1436,7 @@
       <w:r>
         <w:rPr>
           <w:rStyle w:val="MSGENFONTSTYLENAMETEMPLATEROLENUMBERMSGENFONTSTYLENAMEBYROLETEXT3"/>
-          <w:rFonts w:ascii="Tahoma" w:hAnsi="Tahoma" w:cs="Tahoma"/>
+          <w:rFonts w:ascii="Tahoma" w:hAnsi="Tahoma" w:cs="Tahoma" w:eastAsia="Tahoma"/>
           <w:b/>
           <w:bCs/>
           <w:i/>
@@ -1455,7 +1455,7 @@
         <w:ind w:left="142" w:right="46"/>
         <w:rPr>
           <w:rStyle w:val="MSGENFONTSTYLENAMETEMPLATEROLENUMBERMSGENFONTSTYLENAMEBYROLETEXT3"/>
-          <w:rFonts w:ascii="Tahoma" w:hAnsi="Tahoma" w:cs="Tahoma"/>
+          <w:rFonts w:ascii="Tahoma" w:hAnsi="Tahoma" w:cs="Tahoma" w:eastAsia="Tahoma"/>
           <w:b/>
           <w:bCs/>
           <w:i/>
@@ -1474,7 +1474,7 @@
         <w:ind w:left="142" w:right="46"/>
         <w:rPr>
           <w:rStyle w:val="MSGENFONTSTYLENAMETEMPLATEROLENUMBERMSGENFONTSTYLENAMEBYROLETEXT3"/>
-          <w:rFonts w:ascii="Tahoma" w:hAnsi="Tahoma" w:cs="Tahoma"/>
+          <w:rFonts w:ascii="Tahoma" w:hAnsi="Tahoma" w:cs="Tahoma" w:eastAsia="Tahoma"/>
           <w:b/>
           <w:bCs/>
           <w:i/>
@@ -1487,7 +1487,7 @@
       <w:r>
         <w:rPr>
           <w:rStyle w:val="MSGENFONTSTYLENAMETEMPLATEROLENUMBERMSGENFONTSTYLENAMEBYROLETEXT3"/>
-          <w:rFonts w:ascii="Tahoma" w:hAnsi="Tahoma" w:cs="Tahoma"/>
+          <w:rFonts w:ascii="Tahoma" w:hAnsi="Tahoma" w:cs="Tahoma" w:eastAsia="Tahoma"/>
           <w:b/>
           <w:bCs/>
           <w:i/>
@@ -1500,7 +1500,7 @@
       <w:r>
         <w:rPr>
           <w:rStyle w:val="MSGENFONTSTYLENAMETEMPLATEROLENUMBERMSGENFONTSTYLENAMEBYROLETEXT3"/>
-          <w:rFonts w:ascii="Tahoma" w:hAnsi="Tahoma" w:cs="Tahoma"/>
+          <w:rFonts w:ascii="Tahoma" w:hAnsi="Tahoma" w:cs="Tahoma" w:eastAsia="Tahoma"/>
           <w:b/>
           <w:bCs/>
           <w:i/>
@@ -1514,7 +1514,7 @@
       <w:r>
         <w:rPr>
           <w:rStyle w:val="MSGENFONTSTYLENAMETEMPLATEROLENUMBERMSGENFONTSTYLENAMEBYROLETEXT3"/>
-          <w:rFonts w:ascii="Tahoma" w:hAnsi="Tahoma" w:cs="Tahoma"/>
+          <w:rFonts w:ascii="Tahoma" w:hAnsi="Tahoma" w:cs="Tahoma" w:eastAsia="Tahoma"/>
           <w:b/>
           <w:bCs/>
           <w:i/>
@@ -1527,7 +1527,7 @@
       <w:r>
         <w:rPr>
           <w:rStyle w:val="MSGENFONTSTYLENAMETEMPLATEROLENUMBERMSGENFONTSTYLENAMEBYROLETEXT3"/>
-          <w:rFonts w:ascii="Tahoma" w:hAnsi="Tahoma" w:cs="Tahoma"/>
+          <w:rFonts w:ascii="Tahoma" w:hAnsi="Tahoma" w:cs="Tahoma" w:eastAsia="Tahoma"/>
           <w:b/>
           <w:bCs/>
           <w:i/>
@@ -1541,7 +1541,7 @@
       <w:r>
         <w:rPr>
           <w:rStyle w:val="MSGENFONTSTYLENAMETEMPLATEROLENUMBERMSGENFONTSTYLENAMEBYROLETEXT3"/>
-          <w:rFonts w:ascii="Tahoma" w:hAnsi="Tahoma" w:cs="Tahoma"/>
+          <w:rFonts w:ascii="Tahoma" w:hAnsi="Tahoma" w:cs="Tahoma" w:eastAsia="Tahoma"/>
           <w:b/>
           <w:bCs/>
           <w:i/>
@@ -1554,7 +1554,7 @@
       <w:r>
         <w:rPr>
           <w:rStyle w:val="MSGENFONTSTYLENAMETEMPLATEROLENUMBERMSGENFONTSTYLENAMEBYROLETEXT3"/>
-          <w:rFonts w:ascii="Tahoma" w:hAnsi="Tahoma" w:cs="Tahoma"/>
+          <w:rFonts w:ascii="Tahoma" w:hAnsi="Tahoma" w:cs="Tahoma" w:eastAsia="Tahoma"/>
           <w:b/>
           <w:bCs/>
           <w:i/>
@@ -1568,7 +1568,7 @@
       <w:r>
         <w:rPr>
           <w:rStyle w:val="MSGENFONTSTYLENAMETEMPLATEROLENUMBERMSGENFONTSTYLENAMEBYROLETEXT3"/>
-          <w:rFonts w:ascii="Tahoma" w:hAnsi="Tahoma" w:cs="Tahoma"/>
+          <w:rFonts w:ascii="Tahoma" w:hAnsi="Tahoma" w:cs="Tahoma" w:eastAsia="Tahoma"/>
           <w:b/>
           <w:bCs/>
           <w:i/>
@@ -1587,7 +1587,7 @@
         <w:ind w:left="142" w:right="46"/>
         <w:rPr>
           <w:rStyle w:val="MSGENFONTSTYLENAMETEMPLATEROLENUMBERMSGENFONTSTYLENAMEBYROLETEXT3"/>
-          <w:rFonts w:ascii="Tahoma" w:hAnsi="Tahoma" w:cs="Tahoma"/>
+          <w:rFonts w:ascii="Tahoma" w:hAnsi="Tahoma" w:cs="Tahoma" w:eastAsia="Tahoma"/>
           <w:b/>
           <w:bCs/>
           <w:i/>
@@ -1606,7 +1606,7 @@
         <w:ind w:left="142" w:right="46"/>
         <w:rPr>
           <w:rStyle w:val="MSGENFONTSTYLENAMETEMPLATEROLENUMBERMSGENFONTSTYLENAMEBYROLETEXT3"/>
-          <w:rFonts w:ascii="Tahoma" w:hAnsi="Tahoma" w:cs="Tahoma"/>
+          <w:rFonts w:ascii="Tahoma" w:hAnsi="Tahoma" w:cs="Tahoma" w:eastAsia="Tahoma"/>
           <w:b/>
           <w:bCs/>
           <w:i/>
@@ -1619,7 +1619,7 @@
       <w:r>
         <w:rPr>
           <w:rStyle w:val="MSGENFONTSTYLENAMETEMPLATEROLENUMBERMSGENFONTSTYLENAMEBYROLETEXT3"/>
-          <w:rFonts w:ascii="Tahoma" w:hAnsi="Tahoma" w:cs="Tahoma"/>
+          <w:rFonts w:ascii="Tahoma" w:hAnsi="Tahoma" w:cs="Tahoma" w:eastAsia="Tahoma"/>
           <w:b/>
           <w:bCs/>
           <w:i/>
@@ -1638,7 +1638,7 @@
         <w:ind w:left="142" w:right="46"/>
         <w:rPr>
           <w:rStyle w:val="MSGENFONTSTYLENAMETEMPLATEROLENUMBERMSGENFONTSTYLENAMEBYROLETEXT3"/>
-          <w:rFonts w:ascii="Tahoma" w:hAnsi="Tahoma" w:cs="Tahoma"/>
+          <w:rFonts w:ascii="Tahoma" w:hAnsi="Tahoma" w:cs="Tahoma" w:eastAsia="Tahoma"/>
           <w:b/>
           <w:bCs/>
           <w:i/>
@@ -1657,7 +1657,7 @@
         <w:ind w:left="142" w:right="46"/>
         <w:rPr>
           <w:rStyle w:val="MSGENFONTSTYLENAMETEMPLATEROLENUMBERMSGENFONTSTYLENAMEBYROLETEXT3"/>
-          <w:rFonts w:ascii="Tahoma" w:hAnsi="Tahoma" w:cs="Tahoma"/>
+          <w:rFonts w:ascii="Tahoma" w:hAnsi="Tahoma" w:cs="Tahoma" w:eastAsia="Tahoma"/>
           <w:sz w:val="22"/>
           <w:szCs w:val="22"/>
           <w:lang w:val="en-US"/>
@@ -1666,7 +1666,7 @@
       <w:r>
         <w:rPr>
           <w:rStyle w:val="MSGENFONTSTYLENAMETEMPLATEROLENUMBERMSGENFONTSTYLENAMEBYROLETEXT3"/>
-          <w:rFonts w:ascii="Tahoma" w:hAnsi="Tahoma" w:cs="Tahoma"/>
+          <w:rFonts w:ascii="Tahoma" w:hAnsi="Tahoma" w:cs="Tahoma" w:eastAsia="Tahoma"/>
           <w:b/>
           <w:bCs/>
           <w:i/>
@@ -1679,7 +1679,7 @@
       <w:r>
         <w:rPr>
           <w:rStyle w:val="MSGENFONTSTYLENAMETEMPLATEROLENUMBERMSGENFONTSTYLENAMEBYROLETEXT3"/>
-          <w:rFonts w:ascii="Tahoma" w:hAnsi="Tahoma" w:cs="Tahoma"/>
+          <w:rFonts w:ascii="Tahoma" w:hAnsi="Tahoma" w:cs="Tahoma" w:eastAsia="Tahoma"/>
           <w:b/>
           <w:bCs/>
           <w:i/>
@@ -1693,7 +1693,7 @@
       <w:r>
         <w:rPr>
           <w:rStyle w:val="MSGENFONTSTYLENAMETEMPLATEROLENUMBERMSGENFONTSTYLENAMEBYROLETEXT3"/>
-          <w:rFonts w:ascii="Tahoma" w:hAnsi="Tahoma" w:cs="Tahoma"/>
+          <w:rFonts w:ascii="Tahoma" w:hAnsi="Tahoma" w:cs="Tahoma" w:eastAsia="Tahoma"/>
           <w:sz w:val="22"/>
           <w:szCs w:val="22"/>
           <w:lang w:val="en-US" w:eastAsia="en-US"/>
@@ -1702,7 +1702,7 @@
       </w:r>
       <w:r>
         <w:rPr>
-          <w:rFonts w:ascii="Tahoma" w:hAnsi="Tahoma" w:cs="Tahoma"/>
+          <w:rFonts w:ascii="Tahoma" w:hAnsi="Tahoma" w:cs="Tahoma" w:eastAsia="Tahoma"/>
           <w:sz w:val="22"/>
           <w:szCs w:val="22"/>
           <w:shd w:val="clear" w:color="auto" w:fill="FFFFFF"/>
@@ -1712,7 +1712,7 @@
       </w:r>
       <w:r>
         <w:rPr>
-          <w:rFonts w:ascii="Tahoma" w:hAnsi="Tahoma" w:cs="Tahoma"/>
+          <w:rFonts w:ascii="Tahoma" w:hAnsi="Tahoma" w:cs="Tahoma" w:eastAsia="Tahoma"/>
           <w:sz w:val="22"/>
           <w:szCs w:val="22"/>
           <w:shd w:val="clear" w:color="auto" w:fill="FFFFFF"/>
@@ -1722,7 +1722,7 @@
       </w:r>
       <w:r>
         <w:rPr>
-          <w:rFonts w:ascii="Tahoma" w:hAnsi="Tahoma" w:cs="Tahoma"/>
+          <w:rFonts w:ascii="Tahoma" w:hAnsi="Tahoma" w:cs="Tahoma" w:eastAsia="Tahoma"/>
           <w:sz w:val="22"/>
           <w:szCs w:val="22"/>
           <w:shd w:val="clear" w:color="auto" w:fill="FFFFFF"/>
@@ -1739,7 +1739,7 @@
         <w:ind w:left="142" w:right="46"/>
         <w:rPr>
           <w:rStyle w:val="MSGENFONTSTYLENAMETEMPLATEROLEMSGENFONTSTYLENAMEBYROLEPICTURECAPTION"/>
-          <w:rFonts w:ascii="Tahoma" w:hAnsi="Tahoma" w:cs="Tahoma"/>
+          <w:rFonts w:ascii="Tahoma" w:hAnsi="Tahoma" w:cs="Tahoma" w:eastAsia="Tahoma"/>
           <w:b/>
           <w:bCs/>
           <w:i/>
@@ -1763,7 +1763,7 @@
       <w:r>
         <w:rPr>
           <w:rStyle w:val="MSGENFONTSTYLENAMETEMPLATEROLEMSGENFONTSTYLENAMEBYROLEPICTURECAPTION"/>
-          <w:rFonts w:ascii="Tahoma" w:hAnsi="Tahoma" w:cs="Tahoma"/>
+          <w:rFonts w:ascii="Tahoma" w:hAnsi="Tahoma" w:cs="Tahoma" w:eastAsia="Tahoma"/>
           <w:sz w:val="22"/>
           <w:szCs w:val="22"/>
         </w:rPr>
@@ -1795,7 +1795,7 @@
               <w:snapToGrid w:val="0"/>
               <w:jc w:val="center"/>
               <w:rPr>
-                <w:rFonts w:ascii="Tahoma" w:hAnsi="Tahoma" w:cs="Tahoma"/>
+                <w:rFonts w:ascii="Tahoma" w:hAnsi="Tahoma" w:cs="Tahoma" w:eastAsia="Tahoma"/>
                 <w:sz w:val="22"/>
                 <w:szCs w:val="22"/>
                 <w:lang w:val="id-ID"/>
@@ -1806,7 +1806,7 @@
             <w:pPr>
               <w:jc w:val="center"/>
               <w:rPr>
-                <w:rFonts w:ascii="Tahoma" w:hAnsi="Tahoma" w:cs="Tahoma"/>
+                <w:rFonts w:ascii="Tahoma" w:hAnsi="Tahoma" w:cs="Tahoma" w:eastAsia="Tahoma"/>
                 <w:sz w:val="22"/>
                 <w:szCs w:val="22"/>
                 <w:lang w:val="id-ID"/>
@@ -1817,7 +1817,7 @@
             <w:pPr>
               <w:jc w:val="center"/>
               <w:rPr>
-                <w:rFonts w:ascii="Tahoma" w:hAnsi="Tahoma" w:cs="Tahoma"/>
+                <w:rFonts w:ascii="Tahoma" w:hAnsi="Tahoma" w:cs="Tahoma" w:eastAsia="Tahoma"/>
                 <w:sz w:val="22"/>
                 <w:szCs w:val="22"/>
                 <w:lang w:val="id-ID"/>
@@ -1825,7 +1825,7 @@
             </w:pPr>
             <w:r>
               <w:rPr>
-                <w:rFonts w:ascii="Tahoma" w:hAnsi="Tahoma" w:cs="Tahoma"/>
+                <w:rFonts w:ascii="Tahoma" w:hAnsi="Tahoma" w:cs="Tahoma" w:eastAsia="Tahoma"/>
                 <w:sz w:val="22"/>
                 <w:szCs w:val="22"/>
                 <w:lang w:val="id-ID"/>
@@ -1839,7 +1839,7 @@
             </w:pPr>
             <w:r>
               <w:rPr>
-                <w:rFonts w:ascii="Tahoma" w:hAnsi="Tahoma" w:cs="Tahoma"/>
+                <w:rFonts w:ascii="Tahoma" w:hAnsi="Tahoma" w:cs="Tahoma" w:eastAsia="Tahoma"/>
                 <w:sz w:val="22"/>
                 <w:szCs w:val="22"/>
                 <w:lang w:val="id-ID"/>
@@ -1848,7 +1848,7 @@
             </w:r>
             <w:r>
               <w:rPr>
-                <w:rFonts w:ascii="Tahoma" w:hAnsi="Tahoma" w:cs="Tahoma"/>
+                <w:rFonts w:ascii="Tahoma" w:hAnsi="Tahoma" w:cs="Tahoma" w:eastAsia="Tahoma"/>
                 <w:sz w:val="22"/>
                 <w:szCs w:val="22"/>
                 <w:lang w:val="en-AU"/>
@@ -1860,7 +1860,7 @@
             <w:pPr>
               <w:jc w:val="center"/>
               <w:rPr>
-                <w:rFonts w:ascii="Tahoma" w:hAnsi="Tahoma" w:cs="Tahoma"/>
+                <w:rFonts w:ascii="Tahoma" w:hAnsi="Tahoma" w:cs="Tahoma" w:eastAsia="Tahoma"/>
                 <w:sz w:val="22"/>
                 <w:szCs w:val="22"/>
                 <w:lang w:val="en-AU"/>
@@ -1870,35 +1870,35 @@
           <w:p>
             <w:pPr>
               <w:rPr>
-                <w:rFonts w:ascii="Tahoma" w:hAnsi="Tahoma" w:cs="Tahoma"/>
-                <w:sz w:val="22"/>
-                <w:szCs w:val="22"/>
-              </w:rPr>
-            </w:pPr>
-          </w:p>
-          <w:p>
-            <w:pPr>
-              <w:rPr>
-                <w:rFonts w:ascii="Tahoma" w:hAnsi="Tahoma" w:cs="Tahoma"/>
-                <w:sz w:val="22"/>
-                <w:szCs w:val="22"/>
-              </w:rPr>
-            </w:pPr>
-          </w:p>
-          <w:p>
-            <w:pPr>
-              <w:rPr>
-                <w:rFonts w:ascii="Tahoma" w:hAnsi="Tahoma" w:cs="Tahoma"/>
-                <w:sz w:val="22"/>
-                <w:szCs w:val="22"/>
-              </w:rPr>
-            </w:pPr>
-          </w:p>
-          <w:p>
-            <w:pPr>
-              <w:jc w:val="center"/>
-              <w:rPr>
-                <w:rFonts w:ascii="Tahoma" w:hAnsi="Tahoma" w:cs="Tahoma"/>
+                <w:rFonts w:ascii="Tahoma" w:hAnsi="Tahoma" w:cs="Tahoma" w:eastAsia="Tahoma"/>
+                <w:sz w:val="22"/>
+                <w:szCs w:val="22"/>
+              </w:rPr>
+            </w:pPr>
+          </w:p>
+          <w:p>
+            <w:pPr>
+              <w:rPr>
+                <w:rFonts w:ascii="Tahoma" w:hAnsi="Tahoma" w:cs="Tahoma" w:eastAsia="Tahoma"/>
+                <w:sz w:val="22"/>
+                <w:szCs w:val="22"/>
+              </w:rPr>
+            </w:pPr>
+          </w:p>
+          <w:p>
+            <w:pPr>
+              <w:rPr>
+                <w:rFonts w:ascii="Tahoma" w:hAnsi="Tahoma" w:cs="Tahoma" w:eastAsia="Tahoma"/>
+                <w:sz w:val="22"/>
+                <w:szCs w:val="22"/>
+              </w:rPr>
+            </w:pPr>
+          </w:p>
+          <w:p>
+            <w:pPr>
+              <w:jc w:val="center"/>
+              <w:rPr>
+                <w:rFonts w:ascii="Tahoma" w:hAnsi="Tahoma" w:cs="Tahoma" w:eastAsia="Tahoma"/>
                 <w:sz w:val="22"/>
                 <w:szCs w:val="22"/>
                 <w:u w:val="single"/>
@@ -1907,7 +1907,7 @@
             </w:pPr>
             <w:r>
               <w:rPr>
-                <w:rFonts w:ascii="Tahoma" w:hAnsi="Tahoma" w:cs="Tahoma"/>
+                <w:rFonts w:ascii="Tahoma" w:hAnsi="Tahoma" w:cs="Tahoma" w:eastAsia="Tahoma"/>
                 <w:sz w:val="22"/>
                 <w:szCs w:val="22"/>
                 <w:u w:val="single"/>
@@ -1920,14 +1920,14 @@
             <w:pPr>
               <w:jc w:val="center"/>
               <w:rPr>
-                <w:rFonts w:ascii="Tahoma" w:hAnsi="Tahoma" w:cs="Tahoma"/>
-                <w:sz w:val="22"/>
-                <w:szCs w:val="22"/>
-              </w:rPr>
-            </w:pPr>
-            <w:r>
-              <w:rPr>
-                <w:rFonts w:ascii="Tahoma" w:hAnsi="Tahoma" w:cs="Tahoma"/>
+                <w:rFonts w:ascii="Tahoma" w:hAnsi="Tahoma" w:cs="Tahoma" w:eastAsia="Tahoma"/>
+                <w:sz w:val="22"/>
+                <w:szCs w:val="22"/>
+              </w:rPr>
+            </w:pPr>
+            <w:r>
+              <w:rPr>
+                <w:rFonts w:ascii="Tahoma" w:hAnsi="Tahoma" w:cs="Tahoma" w:eastAsia="Tahoma"/>
                 <w:sz w:val="22"/>
                 <w:szCs w:val="22"/>
                 <w:lang w:val="id-ID"/>
@@ -1936,7 +1936,7 @@
             </w:r>
             <w:r>
               <w:rPr>
-                <w:rFonts w:ascii="Tahoma" w:hAnsi="Tahoma" w:cs="Tahoma"/>
+                <w:rFonts w:ascii="Tahoma" w:hAnsi="Tahoma" w:cs="Tahoma" w:eastAsia="Tahoma"/>
                 <w:sz w:val="22"/>
                 <w:szCs w:val="22"/>
               </w:rPr>
@@ -1944,7 +1944,7 @@
             </w:r>
             <w:r>
               <w:rPr>
-                <w:rFonts w:ascii="Tahoma" w:hAnsi="Tahoma" w:cs="Tahoma"/>
+                <w:rFonts w:ascii="Tahoma" w:hAnsi="Tahoma" w:cs="Tahoma" w:eastAsia="Tahoma"/>
                 <w:sz w:val="22"/>
                 <w:szCs w:val="22"/>
                 <w:lang w:val="id-ID"/>
@@ -1953,7 +1953,7 @@
             </w:r>
             <w:r>
               <w:rPr>
-                <w:rFonts w:ascii="Tahoma" w:hAnsi="Tahoma" w:cs="Tahoma"/>
+                <w:rFonts w:ascii="Tahoma" w:hAnsi="Tahoma" w:cs="Tahoma" w:eastAsia="Tahoma"/>
                 <w:sz w:val="22"/>
                 <w:szCs w:val="22"/>
               </w:rPr>
@@ -1961,7 +1961,7 @@
             </w:r>
             <w:r>
               <w:rPr>
-                <w:rFonts w:ascii="Tahoma" w:hAnsi="Tahoma" w:cs="Tahoma"/>
+                <w:rFonts w:ascii="Tahoma" w:hAnsi="Tahoma" w:cs="Tahoma" w:eastAsia="Tahoma"/>
                 <w:sz w:val="22"/>
                 <w:szCs w:val="22"/>
                 <w:shd w:val="clear" w:color="auto" w:fill="FFFFFF"/>
@@ -1978,7 +1978,7 @@
             <w:pPr>
               <w:jc w:val="center"/>
               <w:rPr>
-                <w:rFonts w:ascii="Tahoma" w:hAnsi="Tahoma" w:cs="Tahoma"/>
+                <w:rFonts w:ascii="Tahoma" w:hAnsi="Tahoma" w:cs="Tahoma" w:eastAsia="Tahoma"/>
                 <w:sz w:val="22"/>
                 <w:szCs w:val="22"/>
                 <w:lang w:val="id-ID"/>
@@ -1986,7 +1986,7 @@
             </w:pPr>
             <w:r>
               <w:rPr>
-                <w:rFonts w:ascii="Tahoma" w:hAnsi="Tahoma" w:cs="Tahoma"/>
+                <w:rFonts w:ascii="Tahoma" w:hAnsi="Tahoma" w:cs="Tahoma" w:eastAsia="Tahoma"/>
                 <w:sz w:val="22"/>
                 <w:szCs w:val="22"/>
                 <w:lang w:val="id-ID"/>
@@ -2000,7 +2000,7 @@
             </w:pPr>
             <w:r>
               <w:rPr>
-                <w:rFonts w:ascii="Tahoma" w:hAnsi="Tahoma" w:cs="Tahoma"/>
+                <w:rFonts w:ascii="Tahoma" w:hAnsi="Tahoma" w:cs="Tahoma" w:eastAsia="Tahoma"/>
                 <w:sz w:val="22"/>
                 <w:szCs w:val="22"/>
                 <w:lang w:val="id-ID"/>
@@ -2009,7 +2009,7 @@
             </w:r>
             <w:r>
               <w:rPr>
-                <w:rFonts w:ascii="Tahoma" w:hAnsi="Tahoma" w:cs="Tahoma"/>
+                <w:rFonts w:ascii="Tahoma" w:hAnsi="Tahoma" w:cs="Tahoma" w:eastAsia="Tahoma"/>
                 <w:sz w:val="22"/>
                 <w:szCs w:val="22"/>
                 <w:lang w:val="en-AU"/>
@@ -2021,7 +2021,7 @@
             <w:pPr>
               <w:jc w:val="center"/>
               <w:rPr>
-                <w:rFonts w:ascii="Tahoma" w:hAnsi="Tahoma" w:cs="Tahoma"/>
+                <w:rFonts w:ascii="Tahoma" w:hAnsi="Tahoma" w:cs="Tahoma" w:eastAsia="Tahoma"/>
                 <w:sz w:val="22"/>
                 <w:szCs w:val="22"/>
                 <w:lang w:val="en-AU"/>
@@ -2029,7 +2029,7 @@
             </w:pPr>
             <w:r>
               <w:rPr>
-                <w:rFonts w:ascii="Tahoma" w:hAnsi="Tahoma" w:cs="Tahoma"/>
+                <w:rFonts w:ascii="Tahoma" w:hAnsi="Tahoma" w:cs="Tahoma" w:eastAsia="Tahoma"/>
                 <w:sz w:val="22"/>
                 <w:szCs w:val="22"/>
                 <w:lang w:val="en-AU"/>
@@ -2041,7 +2041,7 @@
             <w:pPr>
               <w:jc w:val="center"/>
               <w:rPr>
-                <w:rFonts w:ascii="Tahoma" w:hAnsi="Tahoma" w:cs="Tahoma"/>
+                <w:rFonts w:ascii="Tahoma" w:hAnsi="Tahoma" w:cs="Tahoma" w:eastAsia="Tahoma"/>
                 <w:sz w:val="22"/>
                 <w:szCs w:val="22"/>
                 <w:lang w:eastAsia="en-US"/>
@@ -2049,7 +2049,7 @@
             </w:pPr>
             <w:r>
               <w:rPr>
-                <w:rFonts w:ascii="Tahoma" w:hAnsi="Tahoma" w:cs="Tahoma"/>
+                <w:rFonts w:ascii="Tahoma" w:hAnsi="Tahoma" w:cs="Tahoma" w:eastAsia="Tahoma"/>
                 <w:sz w:val="22"/>
                 <w:szCs w:val="22"/>
                 <w:lang w:val="en-AU"/>
@@ -2061,7 +2061,7 @@
             <w:pPr>
               <w:jc w:val="center"/>
               <w:rPr>
-                <w:rFonts w:ascii="Tahoma" w:hAnsi="Tahoma" w:cs="Tahoma"/>
+                <w:rFonts w:ascii="Tahoma" w:hAnsi="Tahoma" w:cs="Tahoma" w:eastAsia="Tahoma"/>
                 <w:sz w:val="22"/>
                 <w:szCs w:val="22"/>
                 <w:lang w:eastAsia="en-US"/>
@@ -2103,7 +2103,7 @@
               <w:jc w:val="center"/>
               <w:rPr>
                 <w:rStyle w:val="MSGENFONTSTYLENAMETEMPLATEROLENUMBERMSGENFONTSTYLENAMEBYROLETEXT2"/>
-                <w:rFonts w:ascii="Tahoma" w:hAnsi="Tahoma" w:cs="Tahoma"/>
+                <w:rFonts w:ascii="Tahoma" w:hAnsi="Tahoma" w:cs="Tahoma" w:eastAsia="Tahoma"/>
                 <w:sz w:val="22"/>
                 <w:szCs w:val="22"/>
                 <w:u w:val="single"/>
@@ -2111,7 +2111,7 @@
             </w:pPr>
             <w:r>
               <w:rPr>
-                <w:rFonts w:ascii="Tahoma" w:hAnsi="Tahoma" w:cs="Tahoma"/>
+                <w:rFonts w:ascii="Tahoma" w:hAnsi="Tahoma" w:cs="Tahoma" w:eastAsia="Tahoma"/>
                 <w:sz w:val="22"/>
                 <w:szCs w:val="22"/>
                 <w:u w:val="single"/>
@@ -2123,7 +2123,7 @@
             <w:pPr>
               <w:jc w:val="center"/>
               <w:rPr>
-                <w:rFonts w:ascii="Tahoma" w:hAnsi="Tahoma" w:cs="Tahoma"/>
+                <w:rFonts w:ascii="Tahoma" w:hAnsi="Tahoma" w:cs="Tahoma" w:eastAsia="Tahoma"/>
                 <w:sz w:val="22"/>
                 <w:szCs w:val="22"/>
                 <w:u w:val="single"/>
@@ -2131,7 +2131,7 @@
             </w:pPr>
             <w:r>
               <w:rPr>
-                <w:rFonts w:ascii="Tahoma" w:hAnsi="Tahoma" w:cs="Tahoma"/>
+                <w:rFonts w:ascii="Tahoma" w:hAnsi="Tahoma" w:cs="Tahoma" w:eastAsia="Tahoma"/>
                 <w:sz w:val="22"/>
                 <w:szCs w:val="22"/>
                 <w:lang w:val="id-ID"/>
@@ -2140,7 +2140,7 @@
             </w:r>
             <w:r>
               <w:rPr>
-                <w:rFonts w:ascii="Tahoma" w:hAnsi="Tahoma" w:cs="Tahoma"/>
+                <w:rFonts w:ascii="Tahoma" w:hAnsi="Tahoma" w:cs="Tahoma" w:eastAsia="Tahoma"/>
                 <w:sz w:val="22"/>
                 <w:szCs w:val="22"/>
               </w:rPr>
@@ -2148,7 +2148,7 @@
             </w:r>
             <w:r>
               <w:rPr>
-                <w:rFonts w:ascii="Tahoma" w:hAnsi="Tahoma" w:cs="Tahoma"/>
+                <w:rFonts w:ascii="Tahoma" w:hAnsi="Tahoma" w:cs="Tahoma" w:eastAsia="Tahoma"/>
                 <w:sz w:val="22"/>
                 <w:szCs w:val="22"/>
                 <w:shd w:val="clear" w:color="auto" w:fill="FFFFFF"/>
@@ -2160,7 +2160,7 @@
             <w:pPr>
               <w:jc w:val="center"/>
               <w:rPr>
-                <w:rFonts w:ascii="Tahoma" w:hAnsi="Tahoma" w:cs="Tahoma"/>
+                <w:rFonts w:ascii="Tahoma" w:hAnsi="Tahoma" w:cs="Tahoma" w:eastAsia="Tahoma"/>
                 <w:sz w:val="22"/>
                 <w:szCs w:val="22"/>
                 <w:u w:val="single"/>
@@ -2177,7 +2177,7 @@
             <w:pPr>
               <w:jc w:val="center"/>
               <w:rPr>
-                <w:rFonts w:ascii="Tahoma" w:hAnsi="Tahoma" w:cs="Tahoma"/>
+                <w:rFonts w:ascii="Tahoma" w:hAnsi="Tahoma" w:cs="Tahoma" w:eastAsia="Tahoma"/>
                 <w:sz w:val="22"/>
                 <w:szCs w:val="22"/>
                 <w:lang w:val="id-ID"/>
@@ -2185,7 +2185,7 @@
             </w:pPr>
             <w:r>
               <w:rPr>
-                <w:rFonts w:ascii="Tahoma" w:hAnsi="Tahoma" w:cs="Tahoma"/>
+                <w:rFonts w:ascii="Tahoma" w:hAnsi="Tahoma" w:cs="Tahoma" w:eastAsia="Tahoma"/>
                 <w:sz w:val="22"/>
                 <w:szCs w:val="22"/>
                 <w:lang w:val="id-ID"/>
@@ -2199,7 +2199,7 @@
             </w:pPr>
             <w:r>
               <w:rPr>
-                <w:rFonts w:ascii="Tahoma" w:hAnsi="Tahoma" w:cs="Tahoma"/>
+                <w:rFonts w:ascii="Tahoma" w:hAnsi="Tahoma" w:cs="Tahoma" w:eastAsia="Tahoma"/>
                 <w:sz w:val="22"/>
                 <w:szCs w:val="22"/>
                 <w:lang w:val="id-ID"/>
@@ -2208,7 +2208,7 @@
             </w:r>
             <w:r>
               <w:rPr>
-                <w:rFonts w:ascii="Tahoma" w:hAnsi="Tahoma" w:cs="Tahoma"/>
+                <w:rFonts w:ascii="Tahoma" w:hAnsi="Tahoma" w:cs="Tahoma" w:eastAsia="Tahoma"/>
                 <w:sz w:val="22"/>
                 <w:szCs w:val="22"/>
                 <w:lang w:val="en-AU"/>
@@ -2220,7 +2220,7 @@
             <w:pPr>
               <w:jc w:val="center"/>
               <w:rPr>
-                <w:rFonts w:ascii="Tahoma" w:hAnsi="Tahoma" w:cs="Tahoma"/>
+                <w:rFonts w:ascii="Tahoma" w:hAnsi="Tahoma" w:cs="Tahoma" w:eastAsia="Tahoma"/>
                 <w:sz w:val="22"/>
                 <w:szCs w:val="22"/>
                 <w:lang w:val="en-AU"/>
@@ -2228,7 +2228,7 @@
             </w:pPr>
             <w:r>
               <w:rPr>
-                <w:rFonts w:ascii="Tahoma" w:hAnsi="Tahoma" w:cs="Tahoma"/>
+                <w:rFonts w:ascii="Tahoma" w:hAnsi="Tahoma" w:cs="Tahoma" w:eastAsia="Tahoma"/>
                 <w:sz w:val="22"/>
                 <w:szCs w:val="22"/>
                 <w:lang w:val="en-AU"/>
@@ -2240,7 +2240,7 @@
             <w:pPr>
               <w:jc w:val="center"/>
               <w:rPr>
-                <w:rFonts w:ascii="Tahoma" w:hAnsi="Tahoma" w:cs="Tahoma"/>
+                <w:rFonts w:ascii="Tahoma" w:hAnsi="Tahoma" w:cs="Tahoma" w:eastAsia="Tahoma"/>
                 <w:sz w:val="22"/>
                 <w:szCs w:val="22"/>
                 <w:lang w:eastAsia="en-US"/>
@@ -2261,7 +2261,7 @@
             <w:pPr>
               <w:jc w:val="center"/>
               <w:rPr>
-                <w:rFonts w:ascii="Tahoma" w:hAnsi="Tahoma" w:cs="Tahoma"/>
+                <w:rFonts w:ascii="Tahoma" w:hAnsi="Tahoma" w:cs="Tahoma" w:eastAsia="Tahoma"/>
                 <w:sz w:val="22"/>
                 <w:szCs w:val="22"/>
                 <w:lang w:eastAsia="en-US"/>
@@ -2272,7 +2272,7 @@
             <w:pPr>
               <w:jc w:val="center"/>
               <w:rPr>
-                <w:rFonts w:ascii="Tahoma" w:hAnsi="Tahoma" w:cs="Tahoma"/>
+                <w:rFonts w:ascii="Tahoma" w:hAnsi="Tahoma" w:cs="Tahoma" w:eastAsia="Tahoma"/>
                 <w:sz w:val="22"/>
                 <w:szCs w:val="22"/>
                 <w:u w:val="single"/>
@@ -2280,7 +2280,7 @@
             </w:pPr>
             <w:r>
               <w:rPr>
-                <w:rFonts w:ascii="Tahoma" w:hAnsi="Tahoma" w:cs="Tahoma"/>
+                <w:rFonts w:ascii="Tahoma" w:hAnsi="Tahoma" w:cs="Tahoma" w:eastAsia="Tahoma"/>
                 <w:sz w:val="22"/>
                 <w:szCs w:val="22"/>
                 <w:u w:val="single"/>
@@ -2292,14 +2292,14 @@
             <w:pPr>
               <w:jc w:val="center"/>
               <w:rPr>
-                <w:rFonts w:ascii="Tahoma" w:hAnsi="Tahoma" w:cs="Tahoma"/>
-                <w:sz w:val="22"/>
-                <w:szCs w:val="22"/>
-              </w:rPr>
-            </w:pPr>
-            <w:r>
-              <w:rPr>
-                <w:rFonts w:ascii="Tahoma" w:hAnsi="Tahoma" w:cs="Tahoma"/>
+                <w:rFonts w:ascii="Tahoma" w:hAnsi="Tahoma" w:cs="Tahoma" w:eastAsia="Tahoma"/>
+                <w:sz w:val="22"/>
+                <w:szCs w:val="22"/>
+              </w:rPr>
+            </w:pPr>
+            <w:r>
+              <w:rPr>
+                <w:rFonts w:ascii="Tahoma" w:hAnsi="Tahoma" w:cs="Tahoma" w:eastAsia="Tahoma"/>
                 <w:sz w:val="22"/>
                 <w:szCs w:val="22"/>
               </w:rPr>
@@ -2319,7 +2319,7 @@
             <w:pPr>
               <w:snapToGrid w:val="0"/>
               <w:rPr>
-                <w:rFonts w:ascii="Tahoma" w:hAnsi="Tahoma" w:cs="Tahoma"/>
+                <w:rFonts w:ascii="Tahoma" w:hAnsi="Tahoma" w:cs="Tahoma" w:eastAsia="Tahoma"/>
                 <w:sz w:val="22"/>
                 <w:szCs w:val="22"/>
               </w:rPr>
@@ -2340,14 +2340,14 @@
                 <w:tab w:val="left" w:pos="8265"/>
               </w:tabs>
               <w:rPr>
-                <w:rFonts w:ascii="Tahoma" w:hAnsi="Tahoma" w:cs="Tahoma"/>
-                <w:sz w:val="22"/>
-                <w:szCs w:val="22"/>
-              </w:rPr>
-            </w:pPr>
-            <w:r>
-              <w:rPr>
-                <w:rFonts w:ascii="Tahoma" w:hAnsi="Tahoma" w:cs="Tahoma"/>
+                <w:rFonts w:ascii="Tahoma" w:hAnsi="Tahoma" w:cs="Tahoma" w:eastAsia="Tahoma"/>
+                <w:sz w:val="22"/>
+                <w:szCs w:val="22"/>
+              </w:rPr>
+            </w:pPr>
+            <w:r>
+              <w:rPr>
+                <w:rFonts w:ascii="Tahoma" w:hAnsi="Tahoma" w:cs="Tahoma" w:eastAsia="Tahoma"/>
                 <w:sz w:val="22"/>
                 <w:szCs w:val="22"/>
               </w:rPr>
@@ -2356,7 +2356,7 @@
             </w:r>
             <w:r>
               <w:rPr>
-                <w:rFonts w:ascii="Tahoma" w:hAnsi="Tahoma" w:cs="Tahoma"/>
+                <w:rFonts w:ascii="Tahoma" w:hAnsi="Tahoma" w:cs="Tahoma" w:eastAsia="Tahoma"/>
                 <w:sz w:val="22"/>
                 <w:szCs w:val="22"/>
               </w:rPr>
@@ -2376,14 +2376,14 @@
                 <w:tab w:val="left" w:pos="8265"/>
               </w:tabs>
               <w:rPr>
-                <w:rFonts w:ascii="Tahoma" w:hAnsi="Tahoma" w:cs="Tahoma"/>
-                <w:sz w:val="22"/>
-                <w:szCs w:val="22"/>
-              </w:rPr>
-            </w:pPr>
-            <w:r>
-              <w:rPr>
-                <w:rFonts w:ascii="Tahoma" w:hAnsi="Tahoma" w:cs="Tahoma"/>
+                <w:rFonts w:ascii="Tahoma" w:hAnsi="Tahoma" w:cs="Tahoma" w:eastAsia="Tahoma"/>
+                <w:sz w:val="22"/>
+                <w:szCs w:val="22"/>
+              </w:rPr>
+            </w:pPr>
+            <w:r>
+              <w:rPr>
+                <w:rFonts w:ascii="Tahoma" w:hAnsi="Tahoma" w:cs="Tahoma" w:eastAsia="Tahoma"/>
                 <w:sz w:val="22"/>
                 <w:szCs w:val="22"/>
               </w:rPr>
@@ -2392,7 +2392,7 @@
             </w:r>
             <w:r>
               <w:rPr>
-                <w:rFonts w:ascii="Tahoma" w:hAnsi="Tahoma" w:cs="Tahoma"/>
+                <w:rFonts w:ascii="Tahoma" w:hAnsi="Tahoma" w:cs="Tahoma" w:eastAsia="Tahoma"/>
                 <w:sz w:val="22"/>
                 <w:szCs w:val="22"/>
               </w:rPr>
@@ -2414,7 +2414,7 @@
               <w:snapToGrid w:val="0"/>
               <w:ind w:firstLine="993"/>
               <w:rPr>
-                <w:rFonts w:ascii="Tahoma" w:hAnsi="Tahoma" w:cs="Tahoma"/>
+                <w:rFonts w:ascii="Tahoma" w:hAnsi="Tahoma" w:cs="Tahoma" w:eastAsia="Tahoma"/>
                 <w:sz w:val="22"/>
                 <w:szCs w:val="22"/>
                 <w:lang w:eastAsia="en-US"/>
@@ -2455,7 +2455,7 @@
             <w:pPr>
               <w:jc w:val="center"/>
               <w:rPr>
-                <w:rFonts w:ascii="Tahoma" w:hAnsi="Tahoma" w:cs="Tahoma"/>
+                <w:rFonts w:ascii="Tahoma" w:hAnsi="Tahoma" w:cs="Tahoma" w:eastAsia="Tahoma"/>
                 <w:sz w:val="22"/>
                 <w:szCs w:val="22"/>
                 <w:lang w:val="id-ID"/>
@@ -2463,7 +2463,7 @@
             </w:pPr>
             <w:r>
               <w:rPr>
-                <w:rFonts w:ascii="Tahoma" w:hAnsi="Tahoma" w:cs="Tahoma"/>
+                <w:rFonts w:ascii="Tahoma" w:hAnsi="Tahoma" w:cs="Tahoma" w:eastAsia="Tahoma"/>
                 <w:sz w:val="22"/>
                 <w:szCs w:val="22"/>
                 <w:u w:val="single"/>
@@ -2474,7 +2474,7 @@
             </w:r>
             <w:r>
               <w:rPr>
-                <w:rFonts w:ascii="Tahoma" w:hAnsi="Tahoma" w:cs="Tahoma"/>
+                <w:rFonts w:ascii="Tahoma" w:hAnsi="Tahoma" w:cs="Tahoma" w:eastAsia="Tahoma"/>
                 <w:sz w:val="22"/>
                 <w:szCs w:val="22"/>
                 <w:lang w:val="id-ID"/>
@@ -2486,7 +2486,7 @@
             <w:pPr>
               <w:jc w:val="center"/>
               <w:rPr>
-                <w:rFonts w:ascii="Tahoma" w:hAnsi="Tahoma" w:cs="Tahoma"/>
+                <w:rFonts w:ascii="Tahoma" w:hAnsi="Tahoma" w:cs="Tahoma" w:eastAsia="Tahoma"/>
                 <w:sz w:val="22"/>
                 <w:szCs w:val="22"/>
                 <w:lang w:val="en-GB"/>
@@ -2494,7 +2494,7 @@
             </w:pPr>
             <w:r>
               <w:rPr>
-                <w:rFonts w:ascii="Tahoma" w:hAnsi="Tahoma" w:cs="Tahoma"/>
+                <w:rFonts w:ascii="Tahoma" w:hAnsi="Tahoma" w:cs="Tahoma" w:eastAsia="Tahoma"/>
                 <w:sz w:val="22"/>
                 <w:szCs w:val="22"/>
                 <w:lang w:val="id-ID"/>
@@ -2503,7 +2503,7 @@
             </w:r>
             <w:r>
               <w:rPr>
-                <w:rFonts w:ascii="Tahoma" w:hAnsi="Tahoma" w:cs="Tahoma"/>
+                <w:rFonts w:ascii="Tahoma" w:hAnsi="Tahoma" w:cs="Tahoma" w:eastAsia="Tahoma"/>
                 <w:sz w:val="22"/>
                 <w:szCs w:val="22"/>
               </w:rPr>
@@ -2511,7 +2511,7 @@
             </w:r>
             <w:r>
               <w:rPr>
-                <w:rFonts w:ascii="Tahoma" w:hAnsi="Tahoma" w:cs="Tahoma"/>
+                <w:rFonts w:ascii="Tahoma" w:hAnsi="Tahoma" w:cs="Tahoma" w:eastAsia="Tahoma"/>
                 <w:sz w:val="22"/>
                 <w:szCs w:val="22"/>
                 <w:lang w:val="id-ID"/>
@@ -2520,7 +2520,7 @@
             </w:r>
             <w:r>
               <w:rPr>
-                <w:rFonts w:ascii="Tahoma" w:hAnsi="Tahoma" w:cs="Tahoma"/>
+                <w:rFonts w:ascii="Tahoma" w:hAnsi="Tahoma" w:cs="Tahoma" w:eastAsia="Tahoma"/>
                 <w:sz w:val="22"/>
                 <w:szCs w:val="22"/>
                 <w:shd w:val="clear" w:color="auto" w:fill="FFFFFF"/>
@@ -2539,7 +2539,7 @@
               <w:snapToGrid w:val="0"/>
               <w:jc w:val="center"/>
               <w:rPr>
-                <w:rFonts w:ascii="Tahoma" w:hAnsi="Tahoma" w:cs="Tahoma"/>
+                <w:rFonts w:ascii="Tahoma" w:hAnsi="Tahoma" w:cs="Tahoma" w:eastAsia="Tahoma"/>
                 <w:sz w:val="22"/>
                 <w:szCs w:val="22"/>
                 <w:lang w:eastAsia="en-US"/>
@@ -2580,7 +2580,7 @@
             <w:pPr>
               <w:jc w:val="center"/>
               <w:rPr>
-                <w:rFonts w:ascii="Tahoma" w:hAnsi="Tahoma" w:cs="Tahoma"/>
+                <w:rFonts w:ascii="Tahoma" w:hAnsi="Tahoma" w:cs="Tahoma" w:eastAsia="Tahoma"/>
                 <w:sz w:val="22"/>
                 <w:szCs w:val="22"/>
                 <w:u w:val="single"/>
@@ -2590,7 +2590,7 @@
             </w:pPr>
             <w:r>
               <w:rPr>
-                <w:rFonts w:ascii="Tahoma" w:hAnsi="Tahoma" w:cs="Tahoma"/>
+                <w:rFonts w:ascii="Tahoma" w:hAnsi="Tahoma" w:cs="Tahoma" w:eastAsia="Tahoma"/>
                 <w:sz w:val="22"/>
                 <w:szCs w:val="22"/>
                 <w:u w:val="single"/>
@@ -2609,7 +2609,7 @@
             </w:pPr>
             <w:r>
               <w:rPr>
-                <w:rFonts w:ascii="Tahoma" w:hAnsi="Tahoma" w:cs="Tahoma"/>
+                <w:rFonts w:ascii="Tahoma" w:hAnsi="Tahoma" w:cs="Tahoma" w:eastAsia="Tahoma"/>
                 <w:sz w:val="22"/>
                 <w:szCs w:val="22"/>
                 <w:lang w:val="id-ID"/>
@@ -2618,7 +2618,7 @@
             </w:r>
             <w:r>
               <w:rPr>
-                <w:rFonts w:ascii="Tahoma" w:hAnsi="Tahoma" w:cs="Tahoma"/>
+                <w:rFonts w:ascii="Tahoma" w:hAnsi="Tahoma" w:cs="Tahoma" w:eastAsia="Tahoma"/>
                 <w:sz w:val="22"/>
                 <w:szCs w:val="22"/>
               </w:rPr>
@@ -2626,7 +2626,7 @@
             </w:r>
             <w:r>
               <w:rPr>
-                <w:rFonts w:ascii="Tahoma" w:hAnsi="Tahoma" w:cs="Tahoma"/>
+                <w:rFonts w:ascii="Tahoma" w:hAnsi="Tahoma" w:cs="Tahoma" w:eastAsia="Tahoma"/>
                 <w:sz w:val="22"/>
                 <w:szCs w:val="22"/>
                 <w:lang w:val="id-ID"/>
@@ -2635,7 +2635,7 @@
             </w:r>
             <w:r>
               <w:rPr>
-                <w:rFonts w:ascii="Tahoma" w:hAnsi="Tahoma" w:cs="Tahoma"/>
+                <w:rFonts w:ascii="Tahoma" w:hAnsi="Tahoma" w:cs="Tahoma" w:eastAsia="Tahoma"/>
                 <w:sz w:val="22"/>
                 <w:szCs w:val="22"/>
                 <w:shd w:val="clear" w:color="auto" w:fill="FFFFFF"/>
@@ -2683,7 +2683,7 @@
             <w:pPr>
               <w:jc w:val="center"/>
               <w:rPr>
-                <w:rFonts w:ascii="Tahoma" w:hAnsi="Tahoma" w:cs="Tahoma"/>
+                <w:rFonts w:ascii="Tahoma" w:hAnsi="Tahoma" w:cs="Tahoma" w:eastAsia="Tahoma"/>
                 <w:sz w:val="22"/>
                 <w:szCs w:val="22"/>
                 <w:lang w:eastAsia="en-US"/>
@@ -2694,7 +2694,7 @@
             <w:pPr>
               <w:jc w:val="center"/>
               <w:rPr>
-                <w:rFonts w:ascii="Tahoma" w:hAnsi="Tahoma" w:cs="Tahoma"/>
+                <w:rFonts w:ascii="Tahoma" w:hAnsi="Tahoma" w:cs="Tahoma" w:eastAsia="Tahoma"/>
                 <w:sz w:val="22"/>
                 <w:szCs w:val="22"/>
                 <w:u w:val="single"/>
@@ -2702,7 +2702,7 @@
             </w:pPr>
             <w:r>
               <w:rPr>
-                <w:rFonts w:ascii="Tahoma" w:hAnsi="Tahoma" w:cs="Tahoma"/>
+                <w:rFonts w:ascii="Tahoma" w:hAnsi="Tahoma" w:cs="Tahoma" w:eastAsia="Tahoma"/>
                 <w:sz w:val="22"/>
                 <w:szCs w:val="22"/>
                 <w:u w:val="single"/>
@@ -2712,7 +2712,7 @@
             </w:r>
             <w:r>
               <w:rPr>
-                <w:rFonts w:ascii="Tahoma" w:hAnsi="Tahoma" w:cs="Tahoma"/>
+                <w:rFonts w:ascii="Tahoma" w:hAnsi="Tahoma" w:cs="Tahoma" w:eastAsia="Tahoma"/>
                 <w:sz w:val="22"/>
                 <w:szCs w:val="22"/>
                 <w:u w:val="single"/>
@@ -2722,7 +2722,7 @@
             </w:r>
             <w:r>
               <w:rPr>
-                <w:rFonts w:ascii="Tahoma" w:hAnsi="Tahoma" w:cs="Tahoma"/>
+                <w:rFonts w:ascii="Tahoma" w:hAnsi="Tahoma" w:cs="Tahoma" w:eastAsia="Tahoma"/>
                 <w:sz w:val="22"/>
                 <w:szCs w:val="22"/>
                 <w:u w:val="single"/>
@@ -2735,14 +2735,14 @@
             <w:pPr>
               <w:jc w:val="center"/>
               <w:rPr>
-                <w:rFonts w:ascii="Tahoma" w:hAnsi="Tahoma" w:cs="Tahoma"/>
-                <w:sz w:val="22"/>
-                <w:szCs w:val="22"/>
-              </w:rPr>
-            </w:pPr>
-            <w:r>
-              <w:rPr>
-                <w:rFonts w:ascii="Tahoma" w:hAnsi="Tahoma" w:cs="Tahoma"/>
+                <w:rFonts w:ascii="Tahoma" w:hAnsi="Tahoma" w:cs="Tahoma" w:eastAsia="Tahoma"/>
+                <w:sz w:val="22"/>
+                <w:szCs w:val="22"/>
+              </w:rPr>
+            </w:pPr>
+            <w:r>
+              <w:rPr>
+                <w:rFonts w:ascii="Tahoma" w:hAnsi="Tahoma" w:cs="Tahoma" w:eastAsia="Tahoma"/>
                 <w:sz w:val="22"/>
                 <w:szCs w:val="22"/>
                 <w:lang w:val="id-ID"/>
@@ -2751,7 +2751,7 @@
             </w:r>
             <w:r>
               <w:rPr>
-                <w:rFonts w:ascii="Tahoma" w:hAnsi="Tahoma" w:cs="Tahoma"/>
+                <w:rFonts w:ascii="Tahoma" w:hAnsi="Tahoma" w:cs="Tahoma" w:eastAsia="Tahoma"/>
                 <w:sz w:val="22"/>
                 <w:szCs w:val="22"/>
               </w:rPr>
@@ -2759,7 +2759,7 @@
             </w:r>
             <w:r>
               <w:rPr>
-                <w:rFonts w:ascii="Tahoma" w:hAnsi="Tahoma" w:cs="Tahoma"/>
+                <w:rFonts w:ascii="Tahoma" w:hAnsi="Tahoma" w:cs="Tahoma" w:eastAsia="Tahoma"/>
                 <w:sz w:val="22"/>
                 <w:szCs w:val="22"/>
                 <w:lang w:val="id-ID"/>
@@ -2768,7 +2768,7 @@
             </w:r>
             <w:r>
               <w:rPr>
-                <w:rFonts w:ascii="Tahoma" w:hAnsi="Tahoma" w:cs="Tahoma"/>
+                <w:rFonts w:ascii="Tahoma" w:hAnsi="Tahoma" w:cs="Tahoma" w:eastAsia="Tahoma"/>
                 <w:sz w:val="22"/>
                 <w:szCs w:val="22"/>
                 <w:lang w:val="id-ID" w:eastAsia="en-US"/>
@@ -2777,7 +2777,7 @@
             </w:r>
             <w:r>
               <w:rPr>
-                <w:rFonts w:ascii="Tahoma" w:hAnsi="Tahoma" w:cs="Tahoma"/>
+                <w:rFonts w:ascii="Tahoma" w:hAnsi="Tahoma" w:cs="Tahoma" w:eastAsia="Tahoma"/>
                 <w:sz w:val="22"/>
                 <w:szCs w:val="22"/>
                 <w:lang w:eastAsia="en-US"/>
@@ -2798,7 +2798,7 @@
             <w:pPr>
               <w:snapToGrid w:val="0"/>
               <w:rPr>
-                <w:rFonts w:ascii="Tahoma" w:hAnsi="Tahoma" w:cs="Tahoma"/>
+                <w:rFonts w:ascii="Tahoma" w:hAnsi="Tahoma" w:cs="Tahoma" w:eastAsia="Tahoma"/>
                 <w:sz w:val="22"/>
                 <w:szCs w:val="22"/>
               </w:rPr>
@@ -2835,7 +2835,7 @@
   <w:docDefaults>
     <w:rPrDefault>
       <w:rPr>
-        <w:rFonts w:ascii="Liberation Serif" w:eastAsia="Noto Serif CJK SC" w:hAnsi="Liberation Serif" w:cs="FreeSans"/>
+        <w:rFonts w:ascii="Tahoma" w:eastAsia="Tahoma" w:hAnsi="Tahoma" w:cs="Tahoma"/>
         <w:lang w:val="en-US" w:eastAsia="zh-CN" w:bidi="ar-SA"/>
       </w:rPr>
     </w:rPrDefault>
@@ -3227,7 +3227,7 @@
       <w:suppressAutoHyphens/>
     </w:pPr>
     <w:rPr>
-      <w:rFonts w:ascii="Times New Roman" w:eastAsia="Times New Roman" w:hAnsi="Times New Roman" w:cs="Times New Roman"/>
+      <w:rFonts w:ascii="Tahoma" w:eastAsia="Tahoma" w:hAnsi="Tahoma" w:cs="Tahoma"/>
       <w:color w:val="000000"/>
       <w:sz w:val="24"/>
       <w:szCs w:val="24"/>
@@ -3264,7 +3264,7 @@
     <w:name w:val="WW8Num1z0"/>
     <w:qFormat/>
     <w:rPr>
-      <w:rFonts w:ascii="Arial" w:hAnsi="Arial" w:cs="Arial"/>
+      <w:rFonts w:ascii="Tahoma" w:hAnsi="Tahoma" w:cs="Tahoma" w:eastAsia="Tahoma"/>
       <w:b w:val="0"/>
       <w:bCs w:val="0"/>
       <w:i w:val="0"/>
@@ -3287,7 +3287,7 @@
     <w:name w:val="MSG_EN_FONT_STYLE_NAME_TEMPLATE_ROLE_NUMBER MSG_EN_FONT_STYLE_NAME_BY_ROLE_TEXT 2_"/>
     <w:qFormat/>
     <w:rPr>
-      <w:rFonts w:ascii="Arial" w:hAnsi="Arial" w:cs="Arial"/>
+      <w:rFonts w:ascii="Tahoma" w:hAnsi="Tahoma" w:cs="Tahoma" w:eastAsia="Tahoma"/>
       <w:sz w:val="21"/>
       <w:szCs w:val="21"/>
       <w:shd w:val="clear" w:color="auto" w:fill="FFFFFF"/>
@@ -3297,7 +3297,7 @@
     <w:name w:val="MSG_EN_FONT_STYLE_NAME_TEMPLATE_ROLE_NUMBER MSG_EN_FONT_STYLE_NAME_BY_ROLE_TEXT 3_"/>
     <w:qFormat/>
     <w:rPr>
-      <w:rFonts w:ascii="Arial" w:hAnsi="Arial" w:cs="Arial"/>
+      <w:rFonts w:ascii="Tahoma" w:hAnsi="Tahoma" w:cs="Tahoma" w:eastAsia="Tahoma"/>
       <w:b/>
       <w:bCs/>
       <w:i/>
@@ -3311,7 +3311,7 @@
     <w:name w:val="MSG_EN_FONT_STYLE_NAME_TEMPLATE_ROLE_NUMBER MSG_EN_FONT_STYLE_NAME_BY_ROLE_TEXT 3 + MSG_EN_FONT_STYLE_MODIFER_SIZE 5"/>
     <w:qFormat/>
     <w:rPr>
-      <w:rFonts w:ascii="Arial" w:hAnsi="Arial" w:cs="Arial"/>
+      <w:rFonts w:ascii="Tahoma" w:hAnsi="Tahoma" w:cs="Tahoma" w:eastAsia="Tahoma"/>
       <w:b w:val="0"/>
       <w:bCs w:val="0"/>
       <w:i w:val="0"/>
@@ -3325,7 +3325,7 @@
     <w:name w:val="MSG_EN_FONT_STYLE_NAME_TEMPLATE_ROLE MSG_EN_FONT_STYLE_NAME_BY_ROLE_PICTURE_CAPTION_"/>
     <w:qFormat/>
     <w:rPr>
-      <w:rFonts w:ascii="Arial" w:hAnsi="Arial" w:cs="Arial"/>
+      <w:rFonts w:ascii="Tahoma" w:hAnsi="Tahoma" w:cs="Tahoma" w:eastAsia="Tahoma"/>
       <w:sz w:val="21"/>
       <w:szCs w:val="21"/>
       <w:shd w:val="clear" w:color="auto" w:fill="FFFFFF"/>
@@ -3335,7 +3335,7 @@
     <w:name w:val="MSG_EN_FONT_STYLE_NAME_TEMPLATE_ROLE MSG_EN_FONT_STYLE_NAME_BY_ROLE_PICTURE_CAPTION"/>
     <w:qFormat/>
     <w:rPr>
-      <w:rFonts w:ascii="Arial" w:hAnsi="Arial" w:cs="Arial"/>
+      <w:rFonts w:ascii="Tahoma" w:hAnsi="Tahoma" w:cs="Tahoma" w:eastAsia="Tahoma"/>
       <w:sz w:val="21"/>
       <w:szCs w:val="21"/>
       <w:u w:val="single"/>
@@ -3346,7 +3346,7 @@
     <w:name w:val="Balloon Text Char"/>
     <w:qFormat/>
     <w:rPr>
-      <w:rFonts w:ascii="Tahoma" w:eastAsia="Times New Roman" w:hAnsi="Tahoma" w:cs="Tahoma"/>
+      <w:rFonts w:ascii="Tahoma" w:eastAsia="Tahoma" w:hAnsi="Tahoma" w:cs="Tahoma"/>
       <w:color w:val="000000"/>
       <w:sz w:val="16"/>
       <w:szCs w:val="16"/>
@@ -3357,7 +3357,7 @@
     <w:name w:val="Header Char"/>
     <w:qFormat/>
     <w:rPr>
-      <w:rFonts w:ascii="Times New Roman" w:eastAsia="Times New Roman" w:hAnsi="Times New Roman" w:cs="Times New Roman"/>
+      <w:rFonts w:ascii="Tahoma" w:eastAsia="Tahoma" w:hAnsi="Tahoma" w:cs="Tahoma"/>
       <w:color w:val="000000"/>
       <w:sz w:val="24"/>
       <w:szCs w:val="24"/>
@@ -3368,7 +3368,7 @@
     <w:name w:val="Footer Char"/>
     <w:qFormat/>
     <w:rPr>
-      <w:rFonts w:ascii="Times New Roman" w:eastAsia="Times New Roman" w:hAnsi="Times New Roman" w:cs="Times New Roman"/>
+      <w:rFonts w:ascii="Tahoma" w:eastAsia="Tahoma" w:hAnsi="Tahoma" w:cs="Tahoma"/>
       <w:color w:val="000000"/>
       <w:sz w:val="24"/>
       <w:szCs w:val="24"/>
@@ -3385,7 +3385,7 @@
       <w:spacing w:before="240" w:after="120"/>
     </w:pPr>
     <w:rPr>
-      <w:rFonts w:ascii="Liberation Sans" w:eastAsia="Noto Sans CJK SC" w:hAnsi="Liberation Sans" w:cs="FreeSans"/>
+      <w:rFonts w:ascii="Tahoma" w:eastAsia="Tahoma" w:hAnsi="Tahoma" w:cs="Tahoma"/>
       <w:sz w:val="28"/>
       <w:szCs w:val="28"/>
     </w:rPr>
@@ -3401,7 +3401,7 @@
     <w:name w:val="List"/>
     <w:basedOn w:val="BodyText"/>
     <w:rPr>
-      <w:rFonts w:cs="FreeSans"/>
+      <w:rFonts w:cs="Tahoma" w:ascii="Tahoma" w:hAnsi="Tahoma" w:eastAsia="Tahoma"/>
     </w:rPr>
   </w:style>
   <w:style w:type="paragraph" w:styleId="Caption">
@@ -3413,7 +3413,7 @@
       <w:spacing w:before="120" w:after="120"/>
     </w:pPr>
     <w:rPr>
-      <w:rFonts w:cs="FreeSans"/>
+      <w:rFonts w:cs="Tahoma" w:ascii="Tahoma" w:hAnsi="Tahoma" w:eastAsia="Tahoma"/>
       <w:i/>
       <w:iCs/>
     </w:rPr>
@@ -3426,7 +3426,7 @@
       <w:suppressLineNumbers/>
     </w:pPr>
     <w:rPr>
-      <w:rFonts w:cs="FreeSans"/>
+      <w:rFonts w:cs="Tahoma" w:ascii="Tahoma" w:hAnsi="Tahoma" w:eastAsia="Tahoma"/>
     </w:rPr>
   </w:style>
   <w:style w:type="paragraph" w:customStyle="1" w:styleId="MSGENFONTSTYLENAMETEMPLATEROLENUMBERMSGENFONTSTYLENAMEBYROLETEXT20">
@@ -3439,7 +3439,7 @@
       <w:jc w:val="center"/>
     </w:pPr>
     <w:rPr>
-      <w:rFonts w:ascii="Arial" w:eastAsia="Calibri" w:hAnsi="Arial" w:cs="Arial"/>
+      <w:rFonts w:ascii="Tahoma" w:eastAsia="Tahoma" w:hAnsi="Tahoma" w:cs="Tahoma"/>
       <w:sz w:val="21"/>
       <w:szCs w:val="21"/>
       <w:lang w:val="id-ID"/>
@@ -3455,7 +3455,7 @@
       <w:jc w:val="both"/>
     </w:pPr>
     <w:rPr>
-      <w:rFonts w:ascii="Arial" w:eastAsia="Calibri" w:hAnsi="Arial" w:cs="Arial"/>
+      <w:rFonts w:ascii="Tahoma" w:eastAsia="Tahoma" w:hAnsi="Tahoma" w:cs="Tahoma"/>
       <w:b/>
       <w:bCs/>
       <w:i/>
@@ -3474,7 +3474,7 @@
       <w:spacing w:line="278" w:lineRule="exact"/>
     </w:pPr>
     <w:rPr>
-      <w:rFonts w:ascii="Arial" w:eastAsia="Calibri" w:hAnsi="Arial" w:cs="Arial"/>
+      <w:rFonts w:ascii="Tahoma" w:eastAsia="Tahoma" w:hAnsi="Tahoma" w:cs="Tahoma"/>
       <w:sz w:val="21"/>
       <w:szCs w:val="21"/>
       <w:lang w:val="id-ID"/>
@@ -3485,7 +3485,7 @@
     <w:basedOn w:val="Normal"/>
     <w:qFormat/>
     <w:rPr>
-      <w:rFonts w:ascii="Tahoma" w:hAnsi="Tahoma" w:cs="Tahoma"/>
+      <w:rFonts w:ascii="Tahoma" w:hAnsi="Tahoma" w:cs="Tahoma" w:eastAsia="Tahoma"/>
       <w:sz w:val="16"/>
       <w:szCs w:val="16"/>
     </w:rPr>
@@ -3518,7 +3518,7 @@
       <w:suppressAutoHyphens/>
     </w:pPr>
     <w:rPr>
-      <w:rFonts w:ascii="Times New Roman" w:eastAsia="Times New Roman" w:hAnsi="Times New Roman" w:cs="Times New Roman"/>
+      <w:rFonts w:ascii="Tahoma" w:eastAsia="Tahoma" w:hAnsi="Tahoma" w:cs="Tahoma"/>
       <w:color w:val="000000"/>
       <w:sz w:val="24"/>
       <w:szCs w:val="24"/>

--- a/templates/CEK/Hindu.docx
+++ b/templates/CEK/Hindu.docx
@@ -10,7 +10,7 @@
         <w:ind w:left="60"/>
         <w:rPr>
           <w:rStyle w:val="MSGENFONTSTYLENAMETEMPLATEROLENUMBERMSGENFONTSTYLENAMEBYROLETEXT2"/>
-          <w:rFonts w:ascii="Tahoma" w:hAnsi="Tahoma" w:cs="Tahoma" w:eastAsia="Tahoma"/>
+          <w:rFonts w:ascii="Arial" w:hAnsi="Arial" w:cs="Arial"/>
           <w:b/>
           <w:sz w:val="32"/>
           <w:szCs w:val="32"/>
@@ -19,31 +19,190 @@
       </w:pPr>
       <w:r>
         <w:rPr>
+          <w:rFonts w:ascii="Arial" w:hAnsi="Arial" w:cs="Arial"/>
+          <w:b/>
           <w:noProof/>
-        </w:rPr>
-        <w:pict w14:anchorId="23DEB938">
-          <v:shapetype id="_x0000_t75" coordsize="21600,21600" o:spt="75" o:preferrelative="t" path="m@4@5l@4@11@9@11@9@5xe" filled="f" stroked="f">
-            <v:stroke joinstyle="miter"/>
-            <v:formulas>
-              <v:f eqn="if lineDrawn pixelLineWidth 0"/>
-              <v:f eqn="sum @0 1 0"/>
-              <v:f eqn="sum 0 0 @1"/>
-              <v:f eqn="prod @2 1 2"/>
-              <v:f eqn="prod @3 21600 pixelWidth"/>
-              <v:f eqn="prod @3 21600 pixelHeight"/>
-              <v:f eqn="sum @0 0 1"/>
-              <v:f eqn="prod @6 1 2"/>
-              <v:f eqn="prod @7 21600 pixelWidth"/>
-              <v:f eqn="sum @8 21600 0"/>
-              <v:f eqn="prod @7 21600 pixelHeight"/>
-              <v:f eqn="sum @10 21600 0"/>
-            </v:formulas>
-            <v:path o:extrusionok="f" gradientshapeok="t" o:connecttype="rect"/>
-            <o:lock v:ext="edit" aspectratio="t"/>
-          </v:shapetype>
-          <v:shape id="Image1" o:spid="_x0000_s1026" type="#_x0000_t75" style="position:absolute;left:0;text-align:left;margin-left:229.25pt;margin-top:-59.5pt;width:88pt;height:91.75pt;z-index:1;visibility:visible;mso-wrap-style:square;mso-wrap-distance-left:9.05pt;mso-wrap-distance-top:0;mso-wrap-distance-right:9.05pt;mso-wrap-distance-bottom:0;mso-position-horizontal:absolute;mso-position-horizontal-relative:text;mso-position-vertical:absolute;mso-position-vertical-relative:text">
-            <v:imagedata r:id="rId4" o:title="" croptop="-17f" cropbottom="-17f" cropleft="-18f" cropright="-18f"/>
-          </v:shape>
+          <w:sz w:val="32"/>
+          <w:szCs w:val="32"/>
+          <w:lang w:val="en-US"/>
+        </w:rPr>
+        <w:pict w14:anchorId="43EB38A5">
+          <v:group id="_x0000_s1027" style="position:absolute;left:0;text-align:left;margin-left:4pt;margin-top:-56.15pt;width:531.75pt;height:91pt;z-index:1" coordorigin="840,360" coordsize="10635,1820">
+            <v:shapetype id="_x0000_t202" coordsize="21600,21600" o:spt="202" path="m,l,21600r21600,l21600,xe">
+              <v:stroke joinstyle="miter"/>
+              <v:path gradientshapeok="t" o:connecttype="rect"/>
+            </v:shapetype>
+            <v:shape id="Text Box 82" o:spid="_x0000_s1028" type="#_x0000_t202" style="position:absolute;left:1716;top:360;width:9759;height:1820;visibility:visible" o:gfxdata="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" filled="f" stroked="f">
+              <v:textbox style="mso-next-textbox:#Text Box 82">
+                <w:txbxContent>
+                  <w:p>
+                    <w:pPr>
+                      <w:spacing w:line="276" w:lineRule="auto"/>
+                      <w:jc w:val="center"/>
+                      <w:rPr>
+                        <w:rFonts w:ascii="Arial" w:hAnsi="Arial" w:cs="Arial"/>
+                        <w:sz w:val="14"/>
+                      </w:rPr>
+                    </w:pPr>
+                  </w:p>
+                  <w:p>
+                    <w:pPr>
+                      <w:jc w:val="center"/>
+                      <w:rPr>
+                        <w:rFonts w:ascii="Arial" w:hAnsi="Arial" w:cs="Arial"/>
+                        <w:sz w:val="26"/>
+                        <w:szCs w:val="26"/>
+                      </w:rPr>
+                    </w:pPr>
+                    <w:r>
+                      <w:rPr>
+                        <w:rFonts w:ascii="Arial" w:hAnsi="Arial" w:cs="Arial"/>
+                        <w:sz w:val="26"/>
+                        <w:szCs w:val="26"/>
+                      </w:rPr>
+                      <w:t>PEMERINTAH PROVINSI JAWA TIMUR</w:t>
+                    </w:r>
+                  </w:p>
+                  <w:p>
+                    <w:pPr>
+                      <w:jc w:val="center"/>
+                      <w:rPr>
+                        <w:rFonts w:ascii="Arial" w:hAnsi="Arial" w:cs="Arial"/>
+                        <w:b/>
+                        <w:sz w:val="28"/>
+                        <w:szCs w:val="28"/>
+                      </w:rPr>
+                    </w:pPr>
+                    <w:r>
+                      <w:rPr>
+                        <w:rFonts w:ascii="Arial" w:hAnsi="Arial" w:cs="Arial"/>
+                        <w:b/>
+                        <w:sz w:val="28"/>
+                        <w:szCs w:val="28"/>
+                      </w:rPr>
+                      <w:t>SEKRETARIAT</w:t>
+                    </w:r>
+                    <w:r>
+                      <w:rPr>
+                        <w:rFonts w:ascii="Arial" w:hAnsi="Arial" w:cs="Arial"/>
+                        <w:b/>
+                        <w:sz w:val="28"/>
+                        <w:szCs w:val="28"/>
+                      </w:rPr>
+                      <w:t xml:space="preserve"> DAERAH</w:t>
+                    </w:r>
+                  </w:p>
+                  <w:p>
+                    <w:pPr>
+                      <w:jc w:val="center"/>
+                      <w:rPr>
+                        <w:rFonts w:ascii="Arial" w:hAnsi="Arial" w:cs="Arial"/>
+                      </w:rPr>
+                    </w:pPr>
+                    <w:r>
+                      <w:rPr>
+                        <w:rFonts w:ascii="Arial" w:hAnsi="Arial" w:cs="Arial"/>
+                      </w:rPr>
+                      <w:t xml:space="preserve">Jalan </w:t>
+                    </w:r>
+                    <w:proofErr w:type="spellStart"/>
+                    <w:r>
+                      <w:rPr>
+                        <w:rFonts w:ascii="Arial" w:hAnsi="Arial" w:cs="Arial"/>
+                      </w:rPr>
+                      <w:t>Pahlawan</w:t>
+                    </w:r>
+                    <w:proofErr w:type="spellEnd"/>
+                    <w:r>
+                      <w:rPr>
+                        <w:rFonts w:ascii="Arial" w:hAnsi="Arial" w:cs="Arial"/>
+                      </w:rPr>
+                      <w:t xml:space="preserve"> </w:t>
+                    </w:r>
+                    <w:proofErr w:type="spellStart"/>
+                    <w:r>
+                      <w:rPr>
+                        <w:rFonts w:ascii="Arial" w:hAnsi="Arial" w:cs="Arial"/>
+                      </w:rPr>
+                      <w:t>Nomor</w:t>
+                    </w:r>
+                    <w:proofErr w:type="spellEnd"/>
+                    <w:r>
+                      <w:rPr>
+                        <w:rFonts w:ascii="Arial" w:hAnsi="Arial" w:cs="Arial"/>
+                      </w:rPr>
+                      <w:t xml:space="preserve"> 110, Alun-Alun Contong, </w:t>
+                    </w:r>
+                    <w:proofErr w:type="spellStart"/>
+                    <w:r>
+                      <w:rPr>
+                        <w:rFonts w:ascii="Arial" w:hAnsi="Arial" w:cs="Arial"/>
+                      </w:rPr>
+                      <w:t>Bubutan</w:t>
+                    </w:r>
+                    <w:proofErr w:type="spellEnd"/>
+                    <w:r>
+                      <w:rPr>
+                        <w:rFonts w:ascii="Arial" w:hAnsi="Arial" w:cs="Arial"/>
+                      </w:rPr>
+                      <w:t>, Surabaya, Jawa Timur 60174</w:t>
+                    </w:r>
+                  </w:p>
+                  <w:p>
+                    <w:pPr>
+                      <w:jc w:val="center"/>
+                      <w:rPr>
+                        <w:rFonts w:ascii="Arial" w:hAnsi="Arial" w:cs="Arial"/>
+                        <w:b/>
+                        <w:u w:val="single"/>
+                      </w:rPr>
+                    </w:pPr>
+                    <w:proofErr w:type="spellStart"/>
+                    <w:r>
+                      <w:rPr>
+                        <w:rFonts w:ascii="Arial" w:hAnsi="Arial" w:cs="Arial"/>
+                      </w:rPr>
+                      <w:t>Telepon</w:t>
+                    </w:r>
+                    <w:proofErr w:type="spellEnd"/>
+                    <w:r>
+                      <w:rPr>
+                        <w:rFonts w:ascii="Arial" w:hAnsi="Arial" w:cs="Arial"/>
+                      </w:rPr>
+                      <w:t xml:space="preserve"> (031) 3524001-3524011</w:t>
+                    </w:r>
+                  </w:p>
+                </w:txbxContent>
+              </v:textbox>
+            </v:shape>
+            <v:shapetype id="_x0000_t75" coordsize="21600,21600" o:spt="75" o:preferrelative="t" path="m@4@5l@4@11@9@11@9@5xe" filled="f" stroked="f">
+              <v:stroke joinstyle="miter"/>
+              <v:formulas>
+                <v:f eqn="if lineDrawn pixelLineWidth 0"/>
+                <v:f eqn="sum @0 1 0"/>
+                <v:f eqn="sum 0 0 @1"/>
+                <v:f eqn="prod @2 1 2"/>
+                <v:f eqn="prod @3 21600 pixelWidth"/>
+                <v:f eqn="prod @3 21600 pixelHeight"/>
+                <v:f eqn="sum @0 0 1"/>
+                <v:f eqn="prod @6 1 2"/>
+                <v:f eqn="prod @7 21600 pixelWidth"/>
+                <v:f eqn="sum @8 21600 0"/>
+                <v:f eqn="prod @7 21600 pixelHeight"/>
+                <v:f eqn="sum @10 21600 0"/>
+              </v:formulas>
+              <v:path o:extrusionok="f" gradientshapeok="t" o:connecttype="rect"/>
+              <o:lock v:ext="edit" aspectratio="t"/>
+            </v:shapetype>
+            <v:shape id="Picture 13" o:spid="_x0000_s1029" type="#_x0000_t75" style="position:absolute;left:840;top:459;width:1043;height:1408;visibility:visible" o:gfxdata="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">
+              <v:imagedata r:id="rId4" o:title=""/>
+            </v:shape>
+            <v:shapetype id="_x0000_t32" coordsize="21600,21600" o:spt="32" o:oned="t" path="m,l21600,21600e" filled="f">
+              <v:path arrowok="t" fillok="f" o:connecttype="none"/>
+              <o:lock v:ext="edit" shapetype="t"/>
+            </v:shapetype>
+            <v:shape id="AutoShape 14" o:spid="_x0000_s1030" type="#_x0000_t32" style="position:absolute;left:1025;top:1996;width:10240;height:1;flip:y;visibility:visible" o:connectortype="straight" o:gfxdata="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" strokeweight="1.5pt"/>
+          </v:group>
         </w:pict>
       </w:r>
     </w:p>
@@ -55,7 +214,7 @@
         <w:ind w:left="60"/>
         <w:rPr>
           <w:rStyle w:val="MSGENFONTSTYLENAMETEMPLATEROLENUMBERMSGENFONTSTYLENAMEBYROLETEXT2"/>
-          <w:rFonts w:ascii="Tahoma" w:hAnsi="Tahoma" w:cs="Tahoma" w:eastAsia="Tahoma"/>
+          <w:rFonts w:ascii="Arial" w:hAnsi="Arial" w:cs="Arial"/>
           <w:b/>
           <w:sz w:val="4"/>
           <w:szCs w:val="4"/>
@@ -70,14 +229,14 @@
         <w:spacing w:before="0" w:line="360" w:lineRule="auto"/>
         <w:ind w:left="60"/>
         <w:rPr>
-          <w:rFonts w:ascii="Tahoma" w:hAnsi="Tahoma" w:cs="Tahoma" w:eastAsia="Tahoma"/>
+          <w:rFonts w:ascii="Arial" w:hAnsi="Arial" w:cs="Arial"/>
           <w:b/>
         </w:rPr>
       </w:pPr>
       <w:r>
         <w:rPr>
           <w:rStyle w:val="MSGENFONTSTYLENAMETEMPLATEROLENUMBERMSGENFONTSTYLENAMEBYROLETEXT2"/>
-          <w:rFonts w:ascii="Tahoma" w:hAnsi="Tahoma" w:cs="Tahoma" w:eastAsia="Tahoma"/>
+          <w:rFonts w:ascii="Arial" w:hAnsi="Arial" w:cs="Arial"/>
           <w:b/>
           <w:lang w:val="en-US"/>
         </w:rPr>
@@ -86,7 +245,7 @@
       <w:r>
         <w:rPr>
           <w:rStyle w:val="MSGENFONTSTYLENAMETEMPLATEROLENUMBERMSGENFONTSTYLENAMEBYROLETEXT2"/>
-          <w:rFonts w:ascii="Tahoma" w:hAnsi="Tahoma" w:cs="Tahoma" w:eastAsia="Tahoma"/>
+          <w:rFonts w:ascii="Arial" w:hAnsi="Arial" w:cs="Arial"/>
           <w:b/>
         </w:rPr>
         <w:t>ERITA ACARA</w:t>
@@ -100,13 +259,13 @@
         <w:ind w:left="60"/>
         <w:rPr>
           <w:rStyle w:val="MSGENFONTSTYLENAMETEMPLATEROLENUMBERMSGENFONTSTYLENAMEBYROLETEXT2"/>
-          <w:rFonts w:ascii="Tahoma" w:hAnsi="Tahoma" w:cs="Tahoma" w:eastAsia="Tahoma"/>
+          <w:rFonts w:ascii="Arial" w:hAnsi="Arial" w:cs="Arial"/>
         </w:rPr>
       </w:pPr>
       <w:r>
         <w:rPr>
           <w:rStyle w:val="MSGENFONTSTYLENAMETEMPLATEROLENUMBERMSGENFONTSTYLENAMEBYROLETEXT2"/>
-          <w:rFonts w:ascii="Tahoma" w:hAnsi="Tahoma" w:cs="Tahoma" w:eastAsia="Tahoma"/>
+          <w:rFonts w:ascii="Arial" w:hAnsi="Arial" w:cs="Arial"/>
           <w:b/>
         </w:rPr>
         <w:t>PENGAMBILAN SUMPAH PEGAWAI NEGERI SIPIL</w:t>
@@ -120,21 +279,21 @@
         <w:ind w:left="60"/>
         <w:rPr>
           <w:rStyle w:val="MSGENFONTSTYLENAMETEMPLATEROLENUMBERMSGENFONTSTYLENAMEBYROLETEXT2"/>
-          <w:rFonts w:ascii="Tahoma" w:hAnsi="Tahoma" w:cs="Tahoma" w:eastAsia="Tahoma"/>
+          <w:rFonts w:ascii="Arial" w:hAnsi="Arial" w:cs="Arial"/>
           <w:lang w:val="en-US"/>
         </w:rPr>
       </w:pPr>
       <w:r>
         <w:rPr>
           <w:rStyle w:val="MSGENFONTSTYLENAMETEMPLATEROLENUMBERMSGENFONTSTYLENAMEBYROLETEXT2"/>
-          <w:rFonts w:ascii="Tahoma" w:hAnsi="Tahoma" w:cs="Tahoma" w:eastAsia="Tahoma"/>
+          <w:rFonts w:ascii="Arial" w:hAnsi="Arial" w:cs="Arial"/>
         </w:rPr>
         <w:t>NOMOR : 8</w:t>
       </w:r>
       <w:r>
         <w:rPr>
           <w:rStyle w:val="MSGENFONTSTYLENAMETEMPLATEROLENUMBERMSGENFONTSTYLENAMEBYROLETEXT2"/>
-          <w:rFonts w:ascii="Tahoma" w:hAnsi="Tahoma" w:cs="Tahoma" w:eastAsia="Tahoma"/>
+          <w:rFonts w:ascii="Arial" w:hAnsi="Arial" w:cs="Arial"/>
           <w:lang w:val="en-US"/>
         </w:rPr>
         <w:t>77</w:t>
@@ -142,14 +301,14 @@
       <w:r>
         <w:rPr>
           <w:rStyle w:val="MSGENFONTSTYLENAMETEMPLATEROLENUMBERMSGENFONTSTYLENAMEBYROLETEXT2"/>
-          <w:rFonts w:ascii="Tahoma" w:hAnsi="Tahoma" w:cs="Tahoma" w:eastAsia="Tahoma"/>
+          <w:rFonts w:ascii="Arial" w:hAnsi="Arial" w:cs="Arial"/>
         </w:rPr>
         <w:t>/</w:t>
       </w:r>
       <w:r>
         <w:rPr>
           <w:rStyle w:val="MSGENFONTSTYLENAMETEMPLATEROLENUMBERMSGENFONTSTYLENAMEBYROLETEXT2"/>
-          <w:rFonts w:ascii="Tahoma" w:hAnsi="Tahoma" w:cs="Tahoma" w:eastAsia="Tahoma"/>
+          <w:rFonts w:ascii="Arial" w:hAnsi="Arial" w:cs="Arial"/>
           <w:lang w:val="en-US"/>
         </w:rPr>
         <w:t xml:space="preserve">         </w:t>
@@ -157,14 +316,14 @@
       <w:r>
         <w:rPr>
           <w:rStyle w:val="MSGENFONTSTYLENAMETEMPLATEROLENUMBERMSGENFONTSTYLENAMEBYROLETEXT2"/>
-          <w:rFonts w:ascii="Tahoma" w:hAnsi="Tahoma" w:cs="Tahoma" w:eastAsia="Tahoma"/>
+          <w:rFonts w:ascii="Arial" w:hAnsi="Arial" w:cs="Arial"/>
         </w:rPr>
         <w:t>/204.3/202</w:t>
       </w:r>
       <w:r>
         <w:rPr>
           <w:rStyle w:val="MSGENFONTSTYLENAMETEMPLATEROLENUMBERMSGENFONTSTYLENAMEBYROLETEXT2"/>
-          <w:rFonts w:ascii="Tahoma" w:hAnsi="Tahoma" w:cs="Tahoma" w:eastAsia="Tahoma"/>
+          <w:rFonts w:ascii="Arial" w:hAnsi="Arial" w:cs="Arial"/>
           <w:lang w:val="en-US"/>
         </w:rPr>
         <w:t>6</w:t>
@@ -178,7 +337,7 @@
         <w:ind w:left="60"/>
         <w:rPr>
           <w:rStyle w:val="MSGENFONTSTYLENAMETEMPLATEROLENUMBERMSGENFONTSTYLENAMEBYROLETEXT2"/>
-          <w:rFonts w:ascii="Tahoma" w:hAnsi="Tahoma" w:cs="Tahoma" w:eastAsia="Tahoma"/>
+          <w:rFonts w:ascii="Arial" w:hAnsi="Arial" w:cs="Arial"/>
           <w:lang w:val="en-US"/>
         </w:rPr>
       </w:pPr>
@@ -195,7 +354,7 @@
         <w:jc w:val="both"/>
         <w:rPr>
           <w:rStyle w:val="MSGENFONTSTYLENAMETEMPLATEROLENUMBERMSGENFONTSTYLENAMEBYROLETEXT2"/>
-          <w:rFonts w:ascii="Tahoma" w:hAnsi="Tahoma" w:cs="Tahoma" w:eastAsia="Tahoma"/>
+          <w:rFonts w:ascii="Arial" w:hAnsi="Arial" w:cs="Arial"/>
           <w:sz w:val="22"/>
           <w:szCs w:val="22"/>
           <w:lang w:val="en-US"/>
@@ -205,7 +364,7 @@
       <w:r>
         <w:rPr>
           <w:rStyle w:val="MSGENFONTSTYLENAMETEMPLATEROLENUMBERMSGENFONTSTYLENAMEBYROLETEXT2"/>
-          <w:rFonts w:ascii="Tahoma" w:hAnsi="Tahoma" w:cs="Tahoma" w:eastAsia="Tahoma"/>
+          <w:rFonts w:ascii="Arial" w:hAnsi="Arial" w:cs="Arial"/>
           <w:sz w:val="22"/>
           <w:szCs w:val="22"/>
         </w:rPr>
@@ -214,7 +373,7 @@
       <w:r>
         <w:rPr>
           <w:rStyle w:val="MSGENFONTSTYLENAMETEMPLATEROLENUMBERMSGENFONTSTYLENAMEBYROLETEXT2"/>
-          <w:rFonts w:ascii="Tahoma" w:hAnsi="Tahoma" w:cs="Tahoma" w:eastAsia="Tahoma"/>
+          <w:rFonts w:ascii="Arial" w:hAnsi="Arial" w:cs="Arial"/>
           <w:sz w:val="22"/>
           <w:szCs w:val="22"/>
           <w:lang w:val="en-AU"/>
@@ -224,7 +383,7 @@
       <w:r>
         <w:rPr>
           <w:rStyle w:val="MSGENFONTSTYLENAMETEMPLATEROLENUMBERMSGENFONTSTYLENAMEBYROLETEXT2"/>
-          <w:rFonts w:ascii="Tahoma" w:hAnsi="Tahoma" w:cs="Tahoma" w:eastAsia="Tahoma"/>
+          <w:rFonts w:ascii="Arial" w:hAnsi="Arial" w:cs="Arial"/>
           <w:sz w:val="22"/>
           <w:szCs w:val="22"/>
         </w:rPr>
@@ -233,17 +392,29 @@
       <w:r>
         <w:rPr>
           <w:rStyle w:val="MSGENFONTSTYLENAMETEMPLATEROLENUMBERMSGENFONTSTYLENAMEBYROLETEXT2"/>
-          <w:rFonts w:ascii="Tahoma" w:hAnsi="Tahoma" w:cs="Tahoma" w:eastAsia="Tahoma"/>
+          <w:rFonts w:ascii="Arial" w:hAnsi="Arial" w:cs="Arial"/>
           <w:sz w:val="22"/>
           <w:szCs w:val="22"/>
           <w:lang w:val="en-GB"/>
         </w:rPr>
-        <w:t xml:space="preserve"> 23 bulan</w:t>
-      </w:r>
-      <w:r>
-        <w:rPr>
-          <w:rStyle w:val="MSGENFONTSTYLENAMETEMPLATEROLENUMBERMSGENFONTSTYLENAMEBYROLETEXT2"/>
-          <w:rFonts w:ascii="Tahoma" w:hAnsi="Tahoma" w:cs="Tahoma" w:eastAsia="Tahoma"/>
+        <w:t xml:space="preserve"> 23 </w:t>
+      </w:r>
+      <w:proofErr w:type="spellStart"/>
+      <w:r>
+        <w:rPr>
+          <w:rStyle w:val="MSGENFONTSTYLENAMETEMPLATEROLENUMBERMSGENFONTSTYLENAMEBYROLETEXT2"/>
+          <w:rFonts w:ascii="Arial" w:hAnsi="Arial" w:cs="Arial"/>
+          <w:sz w:val="22"/>
+          <w:szCs w:val="22"/>
+          <w:lang w:val="en-GB"/>
+        </w:rPr>
+        <w:t>bulan</w:t>
+      </w:r>
+      <w:proofErr w:type="spellEnd"/>
+      <w:r>
+        <w:rPr>
+          <w:rStyle w:val="MSGENFONTSTYLENAMETEMPLATEROLENUMBERMSGENFONTSTYLENAMEBYROLETEXT2"/>
+          <w:rFonts w:ascii="Arial" w:hAnsi="Arial" w:cs="Arial"/>
           <w:sz w:val="22"/>
           <w:szCs w:val="22"/>
         </w:rPr>
@@ -252,7 +423,7 @@
       <w:r>
         <w:rPr>
           <w:rStyle w:val="MSGENFONTSTYLENAMETEMPLATEROLENUMBERMSGENFONTSTYLENAMEBYROLETEXT2"/>
-          <w:rFonts w:ascii="Tahoma" w:hAnsi="Tahoma" w:cs="Tahoma" w:eastAsia="Tahoma"/>
+          <w:rFonts w:ascii="Arial" w:hAnsi="Arial" w:cs="Arial"/>
           <w:sz w:val="22"/>
           <w:szCs w:val="22"/>
           <w:lang w:val="en-GB"/>
@@ -262,7 +433,7 @@
       <w:r>
         <w:rPr>
           <w:rStyle w:val="MSGENFONTSTYLENAMETEMPLATEROLENUMBERMSGENFONTSTYLENAMEBYROLETEXT2"/>
-          <w:rFonts w:ascii="Tahoma" w:hAnsi="Tahoma" w:cs="Tahoma" w:eastAsia="Tahoma"/>
+          <w:rFonts w:ascii="Arial" w:hAnsi="Arial" w:cs="Arial"/>
           <w:sz w:val="22"/>
           <w:szCs w:val="22"/>
         </w:rPr>
@@ -271,7 +442,7 @@
       <w:r>
         <w:rPr>
           <w:rStyle w:val="MSGENFONTSTYLENAMETEMPLATEROLENUMBERMSGENFONTSTYLENAMEBYROLETEXT2"/>
-          <w:rFonts w:ascii="Tahoma" w:hAnsi="Tahoma" w:cs="Tahoma" w:eastAsia="Tahoma"/>
+          <w:rFonts w:ascii="Arial" w:hAnsi="Arial" w:cs="Arial"/>
           <w:sz w:val="22"/>
           <w:szCs w:val="22"/>
           <w:lang w:val="en-GB"/>
@@ -281,7 +452,7 @@
       <w:r>
         <w:rPr>
           <w:rStyle w:val="MSGENFONTSTYLENAMETEMPLATEROLENUMBERMSGENFONTSTYLENAMEBYROLETEXT2"/>
-          <w:rFonts w:ascii="Tahoma" w:hAnsi="Tahoma" w:cs="Tahoma" w:eastAsia="Tahoma"/>
+          <w:rFonts w:ascii="Arial" w:hAnsi="Arial" w:cs="Arial"/>
           <w:sz w:val="22"/>
           <w:szCs w:val="22"/>
         </w:rPr>
@@ -290,17 +461,61 @@
       <w:r>
         <w:rPr>
           <w:rStyle w:val="MSGENFONTSTYLENAMETEMPLATEROLENUMBERMSGENFONTSTYLENAMEBYROLETEXT2"/>
-          <w:rFonts w:ascii="Tahoma" w:hAnsi="Tahoma" w:cs="Tahoma" w:eastAsia="Tahoma"/>
-          <w:sz w:val="22"/>
-          <w:szCs w:val="22"/>
-          <w:lang w:val="en-US"/>
-        </w:rPr>
-        <w:t>Kantor Badan Kepegawaian Daerah Provinsi Jawa Timur di</w:t>
-      </w:r>
-      <w:r>
-        <w:rPr>
-          <w:rStyle w:val="MSGENFONTSTYLENAMETEMPLATEROLENUMBERMSGENFONTSTYLENAMEBYROLETEXT2"/>
-          <w:rFonts w:ascii="Tahoma" w:hAnsi="Tahoma" w:cs="Tahoma" w:eastAsia="Tahoma"/>
+          <w:rFonts w:ascii="Arial" w:hAnsi="Arial" w:cs="Arial"/>
+          <w:sz w:val="22"/>
+          <w:szCs w:val="22"/>
+          <w:lang w:val="en-US"/>
+        </w:rPr>
+        <w:t xml:space="preserve">Kantor Badan </w:t>
+      </w:r>
+      <w:proofErr w:type="spellStart"/>
+      <w:r>
+        <w:rPr>
+          <w:rStyle w:val="MSGENFONTSTYLENAMETEMPLATEROLENUMBERMSGENFONTSTYLENAMEBYROLETEXT2"/>
+          <w:rFonts w:ascii="Arial" w:hAnsi="Arial" w:cs="Arial"/>
+          <w:sz w:val="22"/>
+          <w:szCs w:val="22"/>
+          <w:lang w:val="en-US"/>
+        </w:rPr>
+        <w:t>Kepegawaian</w:t>
+      </w:r>
+      <w:proofErr w:type="spellEnd"/>
+      <w:r>
+        <w:rPr>
+          <w:rStyle w:val="MSGENFONTSTYLENAMETEMPLATEROLENUMBERMSGENFONTSTYLENAMEBYROLETEXT2"/>
+          <w:rFonts w:ascii="Arial" w:hAnsi="Arial" w:cs="Arial"/>
+          <w:sz w:val="22"/>
+          <w:szCs w:val="22"/>
+          <w:lang w:val="en-US"/>
+        </w:rPr>
+        <w:t xml:space="preserve"> Daerah </w:t>
+      </w:r>
+      <w:proofErr w:type="spellStart"/>
+      <w:r>
+        <w:rPr>
+          <w:rStyle w:val="MSGENFONTSTYLENAMETEMPLATEROLENUMBERMSGENFONTSTYLENAMEBYROLETEXT2"/>
+          <w:rFonts w:ascii="Arial" w:hAnsi="Arial" w:cs="Arial"/>
+          <w:sz w:val="22"/>
+          <w:szCs w:val="22"/>
+          <w:lang w:val="en-US"/>
+        </w:rPr>
+        <w:t>Provinsi</w:t>
+      </w:r>
+      <w:proofErr w:type="spellEnd"/>
+      <w:r>
+        <w:rPr>
+          <w:rStyle w:val="MSGENFONTSTYLENAMETEMPLATEROLENUMBERMSGENFONTSTYLENAMEBYROLETEXT2"/>
+          <w:rFonts w:ascii="Arial" w:hAnsi="Arial" w:cs="Arial"/>
+          <w:sz w:val="22"/>
+          <w:szCs w:val="22"/>
+          <w:lang w:val="en-US"/>
+        </w:rPr>
+        <w:t xml:space="preserve"> Jawa Timur di</w:t>
+      </w:r>
+      <w:r>
+        <w:rPr>
+          <w:rStyle w:val="MSGENFONTSTYLENAMETEMPLATEROLENUMBERMSGENFONTSTYLENAMEBYROLETEXT2"/>
+          <w:rFonts w:ascii="Arial" w:hAnsi="Arial" w:cs="Arial"/>
           <w:sz w:val="22"/>
           <w:szCs w:val="22"/>
         </w:rPr>
@@ -309,7 +524,7 @@
       <w:r>
         <w:rPr>
           <w:rStyle w:val="MSGENFONTSTYLENAMETEMPLATEROLENUMBERMSGENFONTSTYLENAMEBYROLETEXT2"/>
-          <w:rFonts w:ascii="Tahoma" w:hAnsi="Tahoma" w:cs="Tahoma" w:eastAsia="Tahoma"/>
+          <w:rFonts w:ascii="Arial" w:hAnsi="Arial" w:cs="Arial"/>
           <w:sz w:val="22"/>
           <w:szCs w:val="22"/>
           <w:lang w:val="en-US"/>
@@ -318,16 +533,34 @@
       </w:r>
       <w:r>
         <w:rPr>
-          <w:rFonts w:ascii="Tahoma" w:hAnsi="Tahoma" w:cs="Tahoma" w:eastAsia="Tahoma"/>
-          <w:sz w:val="22"/>
-          <w:szCs w:val="22"/>
-        </w:rPr>
-        <w:t>R. HERU WAHONO SANTOSO S.Sos, MM</w:t>
-      </w:r>
-      <w:r>
-        <w:rPr>
-          <w:rStyle w:val="MSGENFONTSTYLENAMETEMPLATEROLENUMBERMSGENFONTSTYLENAMEBYROLETEXT2"/>
-          <w:rFonts w:ascii="Tahoma" w:hAnsi="Tahoma" w:cs="Tahoma" w:eastAsia="Tahoma"/>
+          <w:rFonts w:ascii="Arial" w:hAnsi="Arial" w:cs="Arial"/>
+          <w:sz w:val="22"/>
+          <w:szCs w:val="22"/>
+        </w:rPr>
+        <w:t xml:space="preserve">R. HERU WAHONO SANTOSO </w:t>
+      </w:r>
+      <w:proofErr w:type="spellStart"/>
+      <w:r>
+        <w:rPr>
+          <w:rFonts w:ascii="Arial" w:hAnsi="Arial" w:cs="Arial"/>
+          <w:sz w:val="22"/>
+          <w:szCs w:val="22"/>
+        </w:rPr>
+        <w:t>S.Sos</w:t>
+      </w:r>
+      <w:proofErr w:type="spellEnd"/>
+      <w:r>
+        <w:rPr>
+          <w:rFonts w:ascii="Arial" w:hAnsi="Arial" w:cs="Arial"/>
+          <w:sz w:val="22"/>
+          <w:szCs w:val="22"/>
+        </w:rPr>
+        <w:t>, MM</w:t>
+      </w:r>
+      <w:r>
+        <w:rPr>
+          <w:rStyle w:val="MSGENFONTSTYLENAMETEMPLATEROLENUMBERMSGENFONTSTYLENAMEBYROLETEXT2"/>
+          <w:rFonts w:ascii="Arial" w:hAnsi="Arial" w:cs="Arial"/>
           <w:sz w:val="22"/>
           <w:szCs w:val="22"/>
         </w:rPr>
@@ -336,16 +569,82 @@
       <w:r>
         <w:rPr>
           <w:rStyle w:val="MSGENFONTSTYLENAMETEMPLATEROLENUMBERMSGENFONTSTYLENAMEBYROLETEXT2"/>
-          <w:rFonts w:ascii="Tahoma" w:hAnsi="Tahoma" w:cs="Tahoma" w:eastAsia="Tahoma"/>
-          <w:sz w:val="22"/>
-          <w:szCs w:val="22"/>
-          <w:lang w:val="en-US"/>
-        </w:rPr>
-        <w:t xml:space="preserve"> Asisten Administrasi Umum Sekretariat Daerah</w:t>
-      </w:r>
-      <w:r>
-        <w:rPr>
-          <w:rFonts w:ascii="Tahoma" w:hAnsi="Tahoma" w:cs="Tahoma" w:eastAsia="Tahoma"/>
+          <w:rFonts w:ascii="Arial" w:hAnsi="Arial" w:cs="Arial"/>
+          <w:sz w:val="22"/>
+          <w:szCs w:val="22"/>
+          <w:lang w:val="en-US"/>
+        </w:rPr>
+        <w:t xml:space="preserve"> </w:t>
+      </w:r>
+      <w:proofErr w:type="spellStart"/>
+      <w:r>
+        <w:rPr>
+          <w:rStyle w:val="MSGENFONTSTYLENAMETEMPLATEROLENUMBERMSGENFONTSTYLENAMEBYROLETEXT2"/>
+          <w:rFonts w:ascii="Arial" w:hAnsi="Arial" w:cs="Arial"/>
+          <w:sz w:val="22"/>
+          <w:szCs w:val="22"/>
+          <w:lang w:val="en-US"/>
+        </w:rPr>
+        <w:t>Asisten</w:t>
+      </w:r>
+      <w:proofErr w:type="spellEnd"/>
+      <w:r>
+        <w:rPr>
+          <w:rStyle w:val="MSGENFONTSTYLENAMETEMPLATEROLENUMBERMSGENFONTSTYLENAMEBYROLETEXT2"/>
+          <w:rFonts w:ascii="Arial" w:hAnsi="Arial" w:cs="Arial"/>
+          <w:sz w:val="22"/>
+          <w:szCs w:val="22"/>
+          <w:lang w:val="en-US"/>
+        </w:rPr>
+        <w:t xml:space="preserve"> </w:t>
+      </w:r>
+      <w:proofErr w:type="spellStart"/>
+      <w:r>
+        <w:rPr>
+          <w:rStyle w:val="MSGENFONTSTYLENAMETEMPLATEROLENUMBERMSGENFONTSTYLENAMEBYROLETEXT2"/>
+          <w:rFonts w:ascii="Arial" w:hAnsi="Arial" w:cs="Arial"/>
+          <w:sz w:val="22"/>
+          <w:szCs w:val="22"/>
+          <w:lang w:val="en-US"/>
+        </w:rPr>
+        <w:t>Administrasi</w:t>
+      </w:r>
+      <w:proofErr w:type="spellEnd"/>
+      <w:r>
+        <w:rPr>
+          <w:rStyle w:val="MSGENFONTSTYLENAMETEMPLATEROLENUMBERMSGENFONTSTYLENAMEBYROLETEXT2"/>
+          <w:rFonts w:ascii="Arial" w:hAnsi="Arial" w:cs="Arial"/>
+          <w:sz w:val="22"/>
+          <w:szCs w:val="22"/>
+          <w:lang w:val="en-US"/>
+        </w:rPr>
+        <w:t xml:space="preserve"> Umum </w:t>
+      </w:r>
+      <w:proofErr w:type="spellStart"/>
+      <w:r>
+        <w:rPr>
+          <w:rStyle w:val="MSGENFONTSTYLENAMETEMPLATEROLENUMBERMSGENFONTSTYLENAMEBYROLETEXT2"/>
+          <w:rFonts w:ascii="Arial" w:hAnsi="Arial" w:cs="Arial"/>
+          <w:sz w:val="22"/>
+          <w:szCs w:val="22"/>
+          <w:lang w:val="en-US"/>
+        </w:rPr>
+        <w:t>Sekretariat</w:t>
+      </w:r>
+      <w:proofErr w:type="spellEnd"/>
+      <w:r>
+        <w:rPr>
+          <w:rStyle w:val="MSGENFONTSTYLENAMETEMPLATEROLENUMBERMSGENFONTSTYLENAMEBYROLETEXT2"/>
+          <w:rFonts w:ascii="Arial" w:hAnsi="Arial" w:cs="Arial"/>
+          <w:sz w:val="22"/>
+          <w:szCs w:val="22"/>
+          <w:lang w:val="en-US"/>
+        </w:rPr>
+        <w:t xml:space="preserve"> Daerah</w:t>
+      </w:r>
+      <w:r>
+        <w:rPr>
+          <w:rFonts w:ascii="Arial" w:hAnsi="Arial" w:cs="Arial"/>
           <w:sz w:val="22"/>
           <w:szCs w:val="22"/>
           <w:shd w:val="clear" w:color="auto" w:fill="FFFFFF"/>
@@ -357,7 +656,7 @@
       <w:r>
         <w:rPr>
           <w:rStyle w:val="MSGENFONTSTYLENAMETEMPLATEROLENUMBERMSGENFONTSTYLENAMEBYROLETEXT2"/>
-          <w:rFonts w:ascii="Tahoma" w:hAnsi="Tahoma" w:cs="Tahoma" w:eastAsia="Tahoma"/>
+          <w:rFonts w:ascii="Arial" w:hAnsi="Arial" w:cs="Arial"/>
           <w:sz w:val="22"/>
           <w:szCs w:val="22"/>
         </w:rPr>
@@ -366,7 +665,7 @@
       <w:r>
         <w:rPr>
           <w:rStyle w:val="MSGENFONTSTYLENAMETEMPLATEROLENUMBERMSGENFONTSTYLENAMEBYROLETEXT2"/>
-          <w:rFonts w:ascii="Tahoma" w:hAnsi="Tahoma" w:cs="Tahoma" w:eastAsia="Tahoma"/>
+          <w:rFonts w:ascii="Arial" w:hAnsi="Arial" w:cs="Arial"/>
           <w:sz w:val="22"/>
           <w:szCs w:val="22"/>
           <w:lang w:val="en-US"/>
@@ -376,7 +675,7 @@
       <w:r>
         <w:rPr>
           <w:rStyle w:val="MSGENFONTSTYLENAMETEMPLATEROLENUMBERMSGENFONTSTYLENAMEBYROLETEXT2"/>
-          <w:rFonts w:ascii="Tahoma" w:hAnsi="Tahoma" w:cs="Tahoma" w:eastAsia="Tahoma"/>
+          <w:rFonts w:ascii="Arial" w:hAnsi="Arial" w:cs="Arial"/>
           <w:sz w:val="22"/>
           <w:szCs w:val="22"/>
         </w:rPr>
@@ -385,7 +684,7 @@
       <w:r>
         <w:rPr>
           <w:rStyle w:val="MSGENFONTSTYLENAMETEMPLATEROLENUMBERMSGENFONTSTYLENAMEBYROLETEXT2"/>
-          <w:rFonts w:ascii="Tahoma" w:hAnsi="Tahoma" w:cs="Tahoma" w:eastAsia="Tahoma"/>
+          <w:rFonts w:ascii="Arial" w:hAnsi="Arial" w:cs="Arial"/>
           <w:sz w:val="22"/>
           <w:szCs w:val="22"/>
           <w:lang w:val="en-US"/>
@@ -395,16 +694,27 @@
       <w:r>
         <w:rPr>
           <w:rStyle w:val="MSGENFONTSTYLENAMETEMPLATEROLENUMBERMSGENFONTSTYLENAMEBYROLETEXT2"/>
-          <w:rFonts w:ascii="Tahoma" w:hAnsi="Tahoma" w:cs="Tahoma" w:eastAsia="Tahoma"/>
-          <w:sz w:val="22"/>
-          <w:szCs w:val="22"/>
-        </w:rPr>
-        <w:t>, dengan disaksikan oleh 2 (dua) orang saksi masing</w:t>
-      </w:r>
-      <w:r>
-        <w:rPr>
-          <w:rStyle w:val="MSGENFONTSTYLENAMETEMPLATEROLENUMBERMSGENFONTSTYLENAMEBYROLETEXT2"/>
-          <w:rFonts w:ascii="Tahoma" w:hAnsi="Tahoma" w:cs="Tahoma" w:eastAsia="Tahoma"/>
+          <w:rFonts w:ascii="Arial" w:hAnsi="Arial" w:cs="Arial"/>
+          <w:sz w:val="22"/>
+          <w:szCs w:val="22"/>
+        </w:rPr>
+        <w:t xml:space="preserve">, dengan disaksikan oleh 2 (dua) orang saksi </w:t>
+      </w:r>
+      <w:proofErr w:type="spellStart"/>
+      <w:r>
+        <w:rPr>
+          <w:rStyle w:val="MSGENFONTSTYLENAMETEMPLATEROLENUMBERMSGENFONTSTYLENAMEBYROLETEXT2"/>
+          <w:rFonts w:ascii="Arial" w:hAnsi="Arial" w:cs="Arial"/>
+          <w:sz w:val="22"/>
+          <w:szCs w:val="22"/>
+        </w:rPr>
+        <w:t>masing</w:t>
+      </w:r>
+      <w:proofErr w:type="spellEnd"/>
+      <w:r>
+        <w:rPr>
+          <w:rStyle w:val="MSGENFONTSTYLENAMETEMPLATEROLENUMBERMSGENFONTSTYLENAMEBYROLETEXT2"/>
+          <w:rFonts w:ascii="Arial" w:hAnsi="Arial" w:cs="Arial"/>
           <w:sz w:val="22"/>
           <w:szCs w:val="22"/>
           <w:lang w:val="en-US"/>
@@ -414,7 +724,7 @@
       <w:r>
         <w:rPr>
           <w:rStyle w:val="MSGENFONTSTYLENAMETEMPLATEROLENUMBERMSGENFONTSTYLENAMEBYROLETEXT2"/>
-          <w:rFonts w:ascii="Tahoma" w:hAnsi="Tahoma" w:cs="Tahoma" w:eastAsia="Tahoma"/>
+          <w:rFonts w:ascii="Arial" w:hAnsi="Arial" w:cs="Arial"/>
           <w:sz w:val="22"/>
           <w:szCs w:val="22"/>
         </w:rPr>
@@ -423,21 +733,32 @@
       <w:r>
         <w:rPr>
           <w:rStyle w:val="MSGENFONTSTYLENAMETEMPLATEROLENUMBERMSGENFONTSTYLENAMEBYROLETEXT2"/>
-          <w:rFonts w:ascii="Tahoma" w:hAnsi="Tahoma" w:cs="Tahoma" w:eastAsia="Tahoma"/>
+          <w:rFonts w:ascii="Arial" w:hAnsi="Arial" w:cs="Arial"/>
           <w:sz w:val="22"/>
           <w:szCs w:val="22"/>
           <w:lang w:val="en-US"/>
         </w:rPr>
         <w:t xml:space="preserve"> </w:t>
       </w:r>
-      <w:r>
-        <w:rPr>
-          <w:rStyle w:val="MSGENFONTSTYLENAMETEMPLATEROLENUMBERMSGENFONTSTYLENAMEBYROLETEXT2"/>
-          <w:rFonts w:ascii="Tahoma" w:hAnsi="Tahoma" w:cs="Tahoma" w:eastAsia="Tahoma"/>
-          <w:sz w:val="22"/>
-          <w:szCs w:val="22"/>
-        </w:rPr>
-        <w:t>masing :</w:t>
+      <w:proofErr w:type="spellStart"/>
+      <w:r>
+        <w:rPr>
+          <w:rStyle w:val="MSGENFONTSTYLENAMETEMPLATEROLENUMBERMSGENFONTSTYLENAMEBYROLETEXT2"/>
+          <w:rFonts w:ascii="Arial" w:hAnsi="Arial" w:cs="Arial"/>
+          <w:sz w:val="22"/>
+          <w:szCs w:val="22"/>
+        </w:rPr>
+        <w:t>masing</w:t>
+      </w:r>
+      <w:proofErr w:type="spellEnd"/>
+      <w:r>
+        <w:rPr>
+          <w:rStyle w:val="MSGENFONTSTYLENAMETEMPLATEROLENUMBERMSGENFONTSTYLENAMEBYROLETEXT2"/>
+          <w:rFonts w:ascii="Arial" w:hAnsi="Arial" w:cs="Arial"/>
+          <w:sz w:val="22"/>
+          <w:szCs w:val="22"/>
+        </w:rPr>
+        <w:t xml:space="preserve"> :</w:t>
       </w:r>
     </w:p>
     <w:p>
@@ -454,14 +775,14 @@
         <w:ind w:left="142" w:right="46"/>
         <w:jc w:val="both"/>
         <w:rPr>
-          <w:rFonts w:ascii="Tahoma" w:hAnsi="Tahoma" w:cs="Tahoma" w:eastAsia="Tahoma"/>
+          <w:rFonts w:ascii="Arial" w:hAnsi="Arial" w:cs="Arial"/>
           <w:sz w:val="22"/>
           <w:szCs w:val="22"/>
         </w:rPr>
       </w:pPr>
       <w:r>
         <w:rPr>
-          <w:rFonts w:ascii="Tahoma" w:hAnsi="Tahoma" w:cs="Tahoma" w:eastAsia="Tahoma"/>
+          <w:rFonts w:ascii="Arial" w:hAnsi="Arial" w:cs="Arial"/>
           <w:sz w:val="22"/>
           <w:szCs w:val="22"/>
           <w:lang w:val="en-US"/>
@@ -470,57 +791,79 @@
       </w:r>
       <w:r>
         <w:rPr>
-          <w:rFonts w:ascii="Tahoma" w:hAnsi="Tahoma" w:cs="Tahoma" w:eastAsia="Tahoma"/>
+          <w:rFonts w:ascii="Arial" w:hAnsi="Arial" w:cs="Arial"/>
           <w:sz w:val="22"/>
           <w:szCs w:val="22"/>
           <w:shd w:val="clear" w:color="auto" w:fill="FFFFFF"/>
           <w:lang w:val="en-US" w:eastAsia="en-US"/>
         </w:rPr>
-        <w:t xml:space="preserve">INDAH WAHYUNI, SH, M.Si.       </w:t>
-      </w:r>
-      <w:r>
-        <w:rPr>
-          <w:rStyle w:val="MSGENFONTSTYLENAMETEMPLATEROLENUMBERMSGENFONTSTYLENAMEBYROLETEXT2"/>
-          <w:rFonts w:ascii="Tahoma" w:hAnsi="Tahoma" w:cs="Tahoma" w:eastAsia="Tahoma"/>
-          <w:sz w:val="22"/>
-          <w:szCs w:val="22"/>
-        </w:rPr>
-        <w:t>Pangkat</w:t>
-      </w:r>
-      <w:r>
-        <w:rPr>
-          <w:rStyle w:val="MSGENFONTSTYLENAMETEMPLATEROLENUMBERMSGENFONTSTYLENAMEBYROLETEXT2"/>
-          <w:rFonts w:ascii="Tahoma" w:hAnsi="Tahoma" w:cs="Tahoma" w:eastAsia="Tahoma"/>
-          <w:sz w:val="22"/>
-          <w:szCs w:val="22"/>
-          <w:lang w:val="en-US"/>
-        </w:rPr>
-        <w:t xml:space="preserve"> </w:t>
-      </w:r>
-      <w:r>
-        <w:rPr>
-          <w:rFonts w:ascii="Tahoma" w:hAnsi="Tahoma" w:cs="Tahoma" w:eastAsia="Tahoma"/>
+        <w:t xml:space="preserve">INDAH WAHYUNI, SH, </w:t>
+      </w:r>
+      <w:proofErr w:type="spellStart"/>
+      <w:r>
+        <w:rPr>
+          <w:rFonts w:ascii="Arial" w:hAnsi="Arial" w:cs="Arial"/>
           <w:sz w:val="22"/>
           <w:szCs w:val="22"/>
           <w:shd w:val="clear" w:color="auto" w:fill="FFFFFF"/>
           <w:lang w:val="en-US" w:eastAsia="en-US"/>
         </w:rPr>
-        <w:t xml:space="preserve">Pembina Utama Madya </w:t>
-      </w:r>
-      <w:r>
-        <w:rPr>
-          <w:rFonts w:ascii="Tahoma" w:hAnsi="Tahoma" w:cs="Tahoma" w:eastAsia="Tahoma"/>
+        <w:t>M.Si</w:t>
+      </w:r>
+      <w:proofErr w:type="spellEnd"/>
+      <w:r>
+        <w:rPr>
+          <w:rFonts w:ascii="Arial" w:hAnsi="Arial" w:cs="Arial"/>
           <w:sz w:val="22"/>
           <w:szCs w:val="22"/>
           <w:shd w:val="clear" w:color="auto" w:fill="FFFFFF"/>
           <w:lang w:val="en-US" w:eastAsia="en-US"/>
         </w:rPr>
+        <w:t xml:space="preserve">.       </w:t>
+      </w:r>
+      <w:r>
+        <w:rPr>
+          <w:rStyle w:val="MSGENFONTSTYLENAMETEMPLATEROLENUMBERMSGENFONTSTYLENAMEBYROLETEXT2"/>
+          <w:rFonts w:ascii="Arial" w:hAnsi="Arial" w:cs="Arial"/>
+          <w:sz w:val="22"/>
+          <w:szCs w:val="22"/>
+        </w:rPr>
+        <w:t>Pangkat</w:t>
+      </w:r>
+      <w:r>
+        <w:rPr>
+          <w:rStyle w:val="MSGENFONTSTYLENAMETEMPLATEROLENUMBERMSGENFONTSTYLENAMEBYROLETEXT2"/>
+          <w:rFonts w:ascii="Arial" w:hAnsi="Arial" w:cs="Arial"/>
+          <w:sz w:val="22"/>
+          <w:szCs w:val="22"/>
+          <w:lang w:val="en-US"/>
+        </w:rPr>
+        <w:t xml:space="preserve"> </w:t>
+      </w:r>
+      <w:r>
+        <w:rPr>
+          <w:rFonts w:ascii="Arial" w:hAnsi="Arial" w:cs="Arial"/>
+          <w:sz w:val="22"/>
+          <w:szCs w:val="22"/>
+          <w:shd w:val="clear" w:color="auto" w:fill="FFFFFF"/>
+          <w:lang w:val="en-US" w:eastAsia="en-US"/>
+        </w:rPr>
+        <w:t xml:space="preserve">Pembina Utama Madya </w:t>
+      </w:r>
+      <w:r>
+        <w:rPr>
+          <w:rFonts w:ascii="Arial" w:hAnsi="Arial" w:cs="Arial"/>
+          <w:sz w:val="22"/>
+          <w:szCs w:val="22"/>
+          <w:shd w:val="clear" w:color="auto" w:fill="FFFFFF"/>
+          <w:lang w:val="en-US" w:eastAsia="en-US"/>
+        </w:rPr>
         <w:tab/>
       </w:r>
       <w:r>
         <w:rPr>
           <w:rStyle w:val="MSGENFONTSTYLENAMETEMPLATEROLENUMBERMSGENFONTSTYLENAMEBYROLETEXT2"/>
-          <w:rFonts w:ascii="Tahoma" w:hAnsi="Tahoma" w:cs="Tahoma" w:eastAsia="Tahoma"/>
+          <w:rFonts w:ascii="Arial" w:hAnsi="Arial" w:cs="Arial"/>
           <w:sz w:val="22"/>
           <w:szCs w:val="22"/>
         </w:rPr>
@@ -529,7 +872,7 @@
       <w:r>
         <w:rPr>
           <w:rStyle w:val="MSGENFONTSTYLENAMETEMPLATEROLENUMBERMSGENFONTSTYLENAMEBYROLETEXT2"/>
-          <w:rFonts w:ascii="Tahoma" w:hAnsi="Tahoma" w:cs="Tahoma" w:eastAsia="Tahoma"/>
+          <w:rFonts w:ascii="Arial" w:hAnsi="Arial" w:cs="Arial"/>
           <w:sz w:val="22"/>
           <w:szCs w:val="22"/>
           <w:lang w:val="en-US"/>
@@ -539,7 +882,7 @@
       <w:r>
         <w:rPr>
           <w:rStyle w:val="MSGENFONTSTYLENAMETEMPLATEROLENUMBERMSGENFONTSTYLENAMEBYROLETEXT2"/>
-          <w:rFonts w:ascii="Tahoma" w:hAnsi="Tahoma" w:cs="Tahoma" w:eastAsia="Tahoma"/>
+          <w:rFonts w:ascii="Arial" w:hAnsi="Arial" w:cs="Arial"/>
           <w:sz w:val="22"/>
           <w:szCs w:val="22"/>
         </w:rPr>
@@ -547,7 +890,7 @@
       </w:r>
       <w:r>
         <w:rPr>
-          <w:rFonts w:ascii="Tahoma" w:hAnsi="Tahoma" w:cs="Tahoma" w:eastAsia="Tahoma"/>
+          <w:rFonts w:ascii="Arial" w:hAnsi="Arial" w:cs="Arial"/>
           <w:sz w:val="22"/>
           <w:szCs w:val="22"/>
           <w:shd w:val="clear" w:color="auto" w:fill="FFFFFF"/>
@@ -570,7 +913,7 @@
         <w:ind w:left="142" w:right="45"/>
         <w:jc w:val="both"/>
         <w:rPr>
-          <w:rFonts w:ascii="Tahoma" w:hAnsi="Tahoma" w:cs="Tahoma" w:eastAsia="Tahoma"/>
+          <w:rFonts w:ascii="Arial" w:hAnsi="Arial" w:cs="Arial"/>
           <w:sz w:val="22"/>
           <w:szCs w:val="22"/>
           <w:lang w:val="en-US"/>
@@ -578,7 +921,7 @@
       </w:pPr>
       <w:r>
         <w:rPr>
-          <w:rFonts w:ascii="Tahoma" w:hAnsi="Tahoma" w:cs="Tahoma" w:eastAsia="Tahoma"/>
+          <w:rFonts w:ascii="Arial" w:hAnsi="Arial" w:cs="Arial"/>
           <w:sz w:val="22"/>
           <w:szCs w:val="22"/>
           <w:lang w:val="en-US"/>
@@ -587,16 +930,44 @@
       </w:r>
       <w:r>
         <w:rPr>
-          <w:rFonts w:ascii="Tahoma" w:hAnsi="Tahoma" w:cs="Tahoma" w:eastAsia="Tahoma"/>
-          <w:sz w:val="22"/>
-          <w:szCs w:val="22"/>
-        </w:rPr>
-        <w:t>ADINA FIBRIANI S.E,M.Ak.</w:t>
-      </w:r>
-      <w:r>
-        <w:rPr>
-          <w:rStyle w:val="MSGENFONTSTYLENAMETEMPLATEROLENUMBERMSGENFONTSTYLENAMEBYROLETEXT2"/>
-          <w:rFonts w:ascii="Tahoma" w:hAnsi="Tahoma" w:cs="Tahoma" w:eastAsia="Tahoma"/>
+          <w:rFonts w:ascii="Arial" w:hAnsi="Arial" w:cs="Arial"/>
+          <w:sz w:val="22"/>
+          <w:szCs w:val="22"/>
+        </w:rPr>
+        <w:t xml:space="preserve">ADINA FIBRIANI </w:t>
+      </w:r>
+      <w:proofErr w:type="spellStart"/>
+      <w:proofErr w:type="gramStart"/>
+      <w:r>
+        <w:rPr>
+          <w:rFonts w:ascii="Arial" w:hAnsi="Arial" w:cs="Arial"/>
+          <w:sz w:val="22"/>
+          <w:szCs w:val="22"/>
+        </w:rPr>
+        <w:t>S.E</w:t>
+      </w:r>
+      <w:proofErr w:type="gramEnd"/>
+      <w:r>
+        <w:rPr>
+          <w:rFonts w:ascii="Arial" w:hAnsi="Arial" w:cs="Arial"/>
+          <w:sz w:val="22"/>
+          <w:szCs w:val="22"/>
+        </w:rPr>
+        <w:t>,M.Ak</w:t>
+      </w:r>
+      <w:proofErr w:type="spellEnd"/>
+      <w:r>
+        <w:rPr>
+          <w:rFonts w:ascii="Arial" w:hAnsi="Arial" w:cs="Arial"/>
+          <w:sz w:val="22"/>
+          <w:szCs w:val="22"/>
+        </w:rPr>
+        <w:t>.</w:t>
+      </w:r>
+      <w:r>
+        <w:rPr>
+          <w:rStyle w:val="MSGENFONTSTYLENAMETEMPLATEROLENUMBERMSGENFONTSTYLENAMEBYROLETEXT2"/>
+          <w:rFonts w:ascii="Arial" w:hAnsi="Arial" w:cs="Arial"/>
           <w:sz w:val="22"/>
           <w:szCs w:val="22"/>
           <w:lang w:val="en-US"/>
@@ -606,7 +977,7 @@
       <w:r>
         <w:rPr>
           <w:rStyle w:val="MSGENFONTSTYLENAMETEMPLATEROLENUMBERMSGENFONTSTYLENAMEBYROLETEXT2"/>
-          <w:rFonts w:ascii="Tahoma" w:hAnsi="Tahoma" w:cs="Tahoma" w:eastAsia="Tahoma"/>
+          <w:rFonts w:ascii="Arial" w:hAnsi="Arial" w:cs="Arial"/>
           <w:sz w:val="22"/>
           <w:szCs w:val="22"/>
         </w:rPr>
@@ -615,7 +986,7 @@
       <w:r>
         <w:rPr>
           <w:rStyle w:val="MSGENFONTSTYLENAMETEMPLATEROLENUMBERMSGENFONTSTYLENAMEBYROLETEXT2"/>
-          <w:rFonts w:ascii="Tahoma" w:hAnsi="Tahoma" w:cs="Tahoma" w:eastAsia="Tahoma"/>
+          <w:rFonts w:ascii="Arial" w:hAnsi="Arial" w:cs="Arial"/>
           <w:sz w:val="22"/>
           <w:szCs w:val="22"/>
           <w:lang w:val="en-US"/>
@@ -624,7 +995,7 @@
       </w:r>
       <w:r>
         <w:rPr>
-          <w:rFonts w:ascii="Tahoma" w:hAnsi="Tahoma" w:cs="Tahoma" w:eastAsia="Tahoma"/>
+          <w:rFonts w:ascii="Arial" w:hAnsi="Arial" w:cs="Arial"/>
           <w:sz w:val="22"/>
           <w:szCs w:val="22"/>
           <w:shd w:val="clear" w:color="auto" w:fill="FFFFFF"/>
@@ -635,7 +1006,7 @@
       <w:r>
         <w:rPr>
           <w:rStyle w:val="MSGENFONTSTYLENAMETEMPLATEROLENUMBERMSGENFONTSTYLENAMEBYROLETEXT2"/>
-          <w:rFonts w:ascii="Tahoma" w:hAnsi="Tahoma" w:cs="Tahoma" w:eastAsia="Tahoma"/>
+          <w:rFonts w:ascii="Arial" w:hAnsi="Arial" w:cs="Arial"/>
           <w:sz w:val="22"/>
           <w:szCs w:val="22"/>
           <w:lang w:val="en-US"/>
@@ -645,7 +1016,7 @@
       <w:r>
         <w:rPr>
           <w:rStyle w:val="MSGENFONTSTYLENAMETEMPLATEROLENUMBERMSGENFONTSTYLENAMEBYROLETEXT2"/>
-          <w:rFonts w:ascii="Tahoma" w:hAnsi="Tahoma" w:cs="Tahoma" w:eastAsia="Tahoma"/>
+          <w:rFonts w:ascii="Arial" w:hAnsi="Arial" w:cs="Arial"/>
           <w:sz w:val="22"/>
           <w:szCs w:val="22"/>
           <w:lang w:val="en-US"/>
@@ -655,7 +1026,7 @@
       <w:r>
         <w:rPr>
           <w:rStyle w:val="MSGENFONTSTYLENAMETEMPLATEROLENUMBERMSGENFONTSTYLENAMEBYROLETEXT2"/>
-          <w:rFonts w:ascii="Tahoma" w:hAnsi="Tahoma" w:cs="Tahoma" w:eastAsia="Tahoma"/>
+          <w:rFonts w:ascii="Arial" w:hAnsi="Arial" w:cs="Arial"/>
           <w:sz w:val="22"/>
           <w:szCs w:val="22"/>
         </w:rPr>
@@ -664,7 +1035,7 @@
       <w:r>
         <w:rPr>
           <w:rStyle w:val="MSGENFONTSTYLENAMETEMPLATEROLENUMBERMSGENFONTSTYLENAMEBYROLETEXT2"/>
-          <w:rFonts w:ascii="Tahoma" w:hAnsi="Tahoma" w:cs="Tahoma" w:eastAsia="Tahoma"/>
+          <w:rFonts w:ascii="Arial" w:hAnsi="Arial" w:cs="Arial"/>
           <w:sz w:val="22"/>
           <w:szCs w:val="22"/>
           <w:lang w:val="en-US"/>
@@ -674,7 +1045,7 @@
       <w:r>
         <w:rPr>
           <w:rStyle w:val="MSGENFONTSTYLENAMETEMPLATEROLENUMBERMSGENFONTSTYLENAMEBYROLETEXT2"/>
-          <w:rFonts w:ascii="Tahoma" w:hAnsi="Tahoma" w:cs="Tahoma" w:eastAsia="Tahoma"/>
+          <w:rFonts w:ascii="Arial" w:hAnsi="Arial" w:cs="Arial"/>
           <w:sz w:val="22"/>
           <w:szCs w:val="22"/>
         </w:rPr>
@@ -682,7 +1053,7 @@
       </w:r>
       <w:r>
         <w:rPr>
-          <w:rFonts w:ascii="Tahoma" w:hAnsi="Tahoma" w:cs="Tahoma" w:eastAsia="Tahoma"/>
+          <w:rFonts w:ascii="Arial" w:hAnsi="Arial" w:cs="Arial"/>
           <w:sz w:val="22"/>
           <w:szCs w:val="22"/>
           <w:shd w:val="clear" w:color="auto" w:fill="FFFFFF"/>
@@ -691,7 +1062,7 @@
       </w:r>
       <w:r>
         <w:rPr>
-          <w:rFonts w:ascii="Tahoma" w:hAnsi="Tahoma" w:cs="Tahoma" w:eastAsia="Tahoma"/>
+          <w:rFonts w:ascii="Arial" w:hAnsi="Arial" w:cs="Arial"/>
           <w:sz w:val="22"/>
           <w:szCs w:val="22"/>
           <w:shd w:val="clear" w:color="auto" w:fill="FFFFFF"/>
@@ -701,7 +1072,7 @@
       </w:r>
       <w:r>
         <w:rPr>
-          <w:rFonts w:ascii="Tahoma" w:hAnsi="Tahoma" w:cs="Tahoma" w:eastAsia="Tahoma"/>
+          <w:rFonts w:ascii="Arial" w:hAnsi="Arial" w:cs="Arial"/>
           <w:sz w:val="22"/>
           <w:szCs w:val="22"/>
           <w:shd w:val="clear" w:color="auto" w:fill="FFFFFF"/>
@@ -710,7 +1081,7 @@
       </w:r>
       <w:r>
         <w:rPr>
-          <w:rFonts w:ascii="Tahoma" w:hAnsi="Tahoma" w:cs="Tahoma" w:eastAsia="Tahoma"/>
+          <w:rFonts w:ascii="Arial" w:hAnsi="Arial" w:cs="Arial"/>
           <w:sz w:val="22"/>
           <w:szCs w:val="22"/>
           <w:shd w:val="clear" w:color="auto" w:fill="FFFFFF"/>
@@ -720,7 +1091,7 @@
       </w:r>
       <w:r>
         <w:rPr>
-          <w:rFonts w:ascii="Tahoma" w:hAnsi="Tahoma" w:cs="Tahoma" w:eastAsia="Tahoma"/>
+          <w:rFonts w:ascii="Arial" w:hAnsi="Arial" w:cs="Arial"/>
           <w:sz w:val="22"/>
           <w:szCs w:val="22"/>
           <w:shd w:val="clear" w:color="auto" w:fill="FFFFFF"/>
@@ -729,7 +1100,7 @@
       </w:r>
       <w:r>
         <w:rPr>
-          <w:rFonts w:ascii="Tahoma" w:hAnsi="Tahoma" w:cs="Tahoma" w:eastAsia="Tahoma"/>
+          <w:rFonts w:ascii="Arial" w:hAnsi="Arial" w:cs="Arial"/>
           <w:sz w:val="22"/>
           <w:szCs w:val="22"/>
           <w:shd w:val="clear" w:color="auto" w:fill="FFFFFF"/>
@@ -739,7 +1110,7 @@
       </w:r>
       <w:r>
         <w:rPr>
-          <w:rFonts w:ascii="Tahoma" w:hAnsi="Tahoma" w:cs="Tahoma" w:eastAsia="Tahoma"/>
+          <w:rFonts w:ascii="Arial" w:hAnsi="Arial" w:cs="Arial"/>
           <w:sz w:val="22"/>
           <w:szCs w:val="22"/>
           <w:shd w:val="clear" w:color="auto" w:fill="FFFFFF"/>
@@ -760,7 +1131,7 @@
         <w:ind w:left="142" w:right="46"/>
         <w:jc w:val="both"/>
         <w:rPr>
-          <w:rFonts w:ascii="Tahoma" w:hAnsi="Tahoma" w:cs="Tahoma" w:eastAsia="Tahoma"/>
+          <w:rFonts w:ascii="Arial" w:hAnsi="Arial" w:cs="Arial"/>
           <w:sz w:val="22"/>
           <w:szCs w:val="22"/>
           <w:shd w:val="clear" w:color="auto" w:fill="FFFFFF"/>
@@ -770,7 +1141,7 @@
       <w:r>
         <w:rPr>
           <w:rStyle w:val="MSGENFONTSTYLENAMETEMPLATEROLENUMBERMSGENFONTSTYLENAMEBYROLETEXT2"/>
-          <w:rFonts w:ascii="Tahoma" w:hAnsi="Tahoma" w:cs="Tahoma" w:eastAsia="Tahoma"/>
+          <w:rFonts w:ascii="Arial" w:hAnsi="Arial" w:cs="Arial"/>
           <w:sz w:val="22"/>
           <w:szCs w:val="22"/>
           <w:lang w:val="en-US"/>
@@ -780,7 +1151,7 @@
       <w:r>
         <w:rPr>
           <w:rStyle w:val="MSGENFONTSTYLENAMETEMPLATEROLENUMBERMSGENFONTSTYLENAMEBYROLETEXT2"/>
-          <w:rFonts w:ascii="Tahoma" w:hAnsi="Tahoma" w:cs="Tahoma" w:eastAsia="Tahoma"/>
+          <w:rFonts w:ascii="Arial" w:hAnsi="Arial" w:cs="Arial"/>
           <w:sz w:val="22"/>
           <w:szCs w:val="22"/>
         </w:rPr>
@@ -789,7 +1160,7 @@
       <w:r>
         <w:rPr>
           <w:rStyle w:val="MSGENFONTSTYLENAMETEMPLATEROLENUMBERMSGENFONTSTYLENAMEBYROLETEXT2"/>
-          <w:rFonts w:ascii="Tahoma" w:hAnsi="Tahoma" w:cs="Tahoma" w:eastAsia="Tahoma"/>
+          <w:rFonts w:ascii="Arial" w:hAnsi="Arial" w:cs="Arial"/>
           <w:sz w:val="22"/>
           <w:szCs w:val="22"/>
           <w:lang w:val="en-US"/>
@@ -799,7 +1170,7 @@
       <w:r>
         <w:rPr>
           <w:rStyle w:val="MSGENFONTSTYLENAMETEMPLATEROLENUMBERMSGENFONTSTYLENAMEBYROLETEXT2"/>
-          <w:rFonts w:ascii="Tahoma" w:hAnsi="Tahoma" w:cs="Tahoma" w:eastAsia="Tahoma"/>
+          <w:rFonts w:ascii="Arial" w:hAnsi="Arial" w:cs="Arial"/>
           <w:sz w:val="22"/>
           <w:szCs w:val="22"/>
         </w:rPr>
@@ -808,7 +1179,7 @@
       <w:r>
         <w:rPr>
           <w:rStyle w:val="MSGENFONTSTYLENAMETEMPLATEROLENUMBERMSGENFONTSTYLENAMEBYROLETEXT2"/>
-          <w:rFonts w:ascii="Tahoma" w:hAnsi="Tahoma" w:cs="Tahoma" w:eastAsia="Tahoma"/>
+          <w:rFonts w:ascii="Arial" w:hAnsi="Arial" w:cs="Arial"/>
           <w:sz w:val="22"/>
           <w:szCs w:val="22"/>
           <w:lang w:val="en-US"/>
@@ -818,7 +1189,7 @@
       <w:r>
         <w:rPr>
           <w:rStyle w:val="MSGENFONTSTYLENAMETEMPLATEROLENUMBERMSGENFONTSTYLENAMEBYROLETEXT2"/>
-          <w:rFonts w:ascii="Tahoma" w:hAnsi="Tahoma" w:cs="Tahoma" w:eastAsia="Tahoma"/>
+          <w:rFonts w:ascii="Arial" w:hAnsi="Arial" w:cs="Arial"/>
           <w:sz w:val="22"/>
           <w:szCs w:val="22"/>
         </w:rPr>
@@ -827,7 +1198,7 @@
       <w:r>
         <w:rPr>
           <w:rStyle w:val="MSGENFONTSTYLENAMETEMPLATEROLENUMBERMSGENFONTSTYLENAMEBYROLETEXT2"/>
-          <w:rFonts w:ascii="Tahoma" w:hAnsi="Tahoma" w:cs="Tahoma" w:eastAsia="Tahoma"/>
+          <w:rFonts w:ascii="Arial" w:hAnsi="Arial" w:cs="Arial"/>
           <w:sz w:val="22"/>
           <w:szCs w:val="22"/>
           <w:lang w:val="en-US"/>
@@ -837,7 +1208,7 @@
       <w:r>
         <w:rPr>
           <w:rStyle w:val="MSGENFONTSTYLENAMETEMPLATEROLENUMBERMSGENFONTSTYLENAMEBYROLETEXT2"/>
-          <w:rFonts w:ascii="Tahoma" w:hAnsi="Tahoma" w:cs="Tahoma" w:eastAsia="Tahoma"/>
+          <w:rFonts w:ascii="Arial" w:hAnsi="Arial" w:cs="Arial"/>
           <w:sz w:val="22"/>
           <w:szCs w:val="22"/>
         </w:rPr>
@@ -846,7 +1217,7 @@
       <w:r>
         <w:rPr>
           <w:rStyle w:val="MSGENFONTSTYLENAMETEMPLATEROLENUMBERMSGENFONTSTYLENAMEBYROLETEXT2"/>
-          <w:rFonts w:ascii="Tahoma" w:hAnsi="Tahoma" w:cs="Tahoma" w:eastAsia="Tahoma"/>
+          <w:rFonts w:ascii="Arial" w:hAnsi="Arial" w:cs="Arial"/>
           <w:sz w:val="22"/>
           <w:szCs w:val="22"/>
           <w:lang w:val="en-US"/>
@@ -856,7 +1227,7 @@
       <w:r>
         <w:rPr>
           <w:rStyle w:val="MSGENFONTSTYLENAMETEMPLATEROLENUMBERMSGENFONTSTYLENAMEBYROLETEXT2"/>
-          <w:rFonts w:ascii="Tahoma" w:hAnsi="Tahoma" w:cs="Tahoma" w:eastAsia="Tahoma"/>
+          <w:rFonts w:ascii="Arial" w:hAnsi="Arial" w:cs="Arial"/>
           <w:sz w:val="22"/>
           <w:szCs w:val="22"/>
         </w:rPr>
@@ -865,7 +1236,7 @@
       <w:r>
         <w:rPr>
           <w:rStyle w:val="MSGENFONTSTYLENAMETEMPLATEROLENUMBERMSGENFONTSTYLENAMEBYROLETEXT2"/>
-          <w:rFonts w:ascii="Tahoma" w:hAnsi="Tahoma" w:cs="Tahoma" w:eastAsia="Tahoma"/>
+          <w:rFonts w:ascii="Arial" w:hAnsi="Arial" w:cs="Arial"/>
           <w:sz w:val="22"/>
           <w:szCs w:val="22"/>
           <w:lang w:val="en-US"/>
@@ -875,7 +1246,7 @@
       <w:r>
         <w:rPr>
           <w:rStyle w:val="MSGENFONTSTYLENAMETEMPLATEROLENUMBERMSGENFONTSTYLENAMEBYROLETEXT2"/>
-          <w:rFonts w:ascii="Tahoma" w:hAnsi="Tahoma" w:cs="Tahoma" w:eastAsia="Tahoma"/>
+          <w:rFonts w:ascii="Arial" w:hAnsi="Arial" w:cs="Arial"/>
           <w:sz w:val="22"/>
           <w:szCs w:val="22"/>
         </w:rPr>
@@ -884,7 +1255,7 @@
       <w:r>
         <w:rPr>
           <w:rStyle w:val="MSGENFONTSTYLENAMETEMPLATEROLENUMBERMSGENFONTSTYLENAMEBYROLETEXT2"/>
-          <w:rFonts w:ascii="Tahoma" w:hAnsi="Tahoma" w:cs="Tahoma" w:eastAsia="Tahoma"/>
+          <w:rFonts w:ascii="Arial" w:hAnsi="Arial" w:cs="Arial"/>
           <w:sz w:val="22"/>
           <w:szCs w:val="22"/>
           <w:lang w:val="en-US"/>
@@ -893,16 +1264,36 @@
       </w:r>
       <w:r>
         <w:rPr>
-          <w:rFonts w:ascii="Tahoma" w:hAnsi="Tahoma" w:cs="Tahoma" w:eastAsia="Tahoma"/>
+          <w:rFonts w:ascii="Arial" w:hAnsi="Arial" w:cs="Arial"/>
           <w:sz w:val="22"/>
           <w:szCs w:val="22"/>
           <w:shd w:val="clear" w:color="auto" w:fill="FFFFFF"/>
         </w:rPr>
+        <w:t>{</w:t>
+      </w:r>
+      <w:proofErr w:type="spellStart"/>
+      <w:r>
+        <w:rPr>
+          <w:rFonts w:ascii="Arial" w:hAnsi="Arial" w:cs="Arial"/>
+          <w:sz w:val="22"/>
+          <w:szCs w:val="22"/>
+          <w:shd w:val="clear" w:color="auto" w:fill="FFFFFF"/>
+        </w:rPr>
         <w:t>{nama_diambil_sumpah}</w:t>
       </w:r>
-      <w:r>
-        <w:rPr>
-          <w:rFonts w:ascii="Tahoma" w:hAnsi="Tahoma" w:cs="Tahoma" w:eastAsia="Tahoma"/>
+      <w:proofErr w:type="spellEnd"/>
+      <w:r>
+        <w:rPr>
+          <w:rFonts w:ascii="Arial" w:hAnsi="Arial" w:cs="Arial"/>
+          <w:sz w:val="22"/>
+          <w:szCs w:val="22"/>
+          <w:shd w:val="clear" w:color="auto" w:fill="FFFFFF"/>
+        </w:rPr>
+        <w:t>}</w:t>
+      </w:r>
+      <w:r>
+        <w:rPr>
+          <w:rFonts w:ascii="Arial" w:hAnsi="Arial" w:cs="Arial"/>
           <w:sz w:val="22"/>
           <w:szCs w:val="22"/>
           <w:lang w:val="en-US"/>
@@ -912,7 +1303,7 @@
       <w:r>
         <w:rPr>
           <w:rStyle w:val="MSGENFONTSTYLENAMETEMPLATEROLENUMBERMSGENFONTSTYLENAMEBYROLETEXT2"/>
-          <w:rFonts w:ascii="Tahoma" w:hAnsi="Tahoma" w:cs="Tahoma" w:eastAsia="Tahoma"/>
+          <w:rFonts w:ascii="Arial" w:hAnsi="Arial" w:cs="Arial"/>
           <w:sz w:val="22"/>
           <w:szCs w:val="22"/>
         </w:rPr>
@@ -921,7 +1312,7 @@
       <w:r>
         <w:rPr>
           <w:rStyle w:val="MSGENFONTSTYLENAMETEMPLATEROLENUMBERMSGENFONTSTYLENAMEBYROLETEXT2"/>
-          <w:rFonts w:ascii="Tahoma" w:hAnsi="Tahoma" w:cs="Tahoma" w:eastAsia="Tahoma"/>
+          <w:rFonts w:ascii="Arial" w:hAnsi="Arial" w:cs="Arial"/>
           <w:sz w:val="22"/>
           <w:szCs w:val="22"/>
           <w:lang w:val="en-US"/>
@@ -930,16 +1321,36 @@
       </w:r>
       <w:r>
         <w:rPr>
-          <w:rFonts w:ascii="Tahoma" w:hAnsi="Tahoma" w:cs="Tahoma" w:eastAsia="Tahoma"/>
+          <w:rFonts w:ascii="Arial" w:hAnsi="Arial" w:cs="Arial"/>
           <w:sz w:val="22"/>
           <w:szCs w:val="22"/>
           <w:shd w:val="clear" w:color="auto" w:fill="FFFFFF"/>
         </w:rPr>
+        <w:t>{</w:t>
+      </w:r>
+      <w:proofErr w:type="spellStart"/>
+      <w:r>
+        <w:rPr>
+          <w:rFonts w:ascii="Arial" w:hAnsi="Arial" w:cs="Arial"/>
+          <w:sz w:val="22"/>
+          <w:szCs w:val="22"/>
+          <w:shd w:val="clear" w:color="auto" w:fill="FFFFFF"/>
+        </w:rPr>
         <w:t>{pangkat_diambil_sumpah}</w:t>
       </w:r>
-      <w:r>
-        <w:rPr>
-          <w:rFonts w:ascii="Tahoma" w:hAnsi="Tahoma" w:cs="Tahoma" w:eastAsia="Tahoma"/>
+      <w:proofErr w:type="spellEnd"/>
+      <w:r>
+        <w:rPr>
+          <w:rFonts w:ascii="Arial" w:hAnsi="Arial" w:cs="Arial"/>
+          <w:sz w:val="22"/>
+          <w:szCs w:val="22"/>
+          <w:shd w:val="clear" w:color="auto" w:fill="FFFFFF"/>
+        </w:rPr>
+        <w:t>}</w:t>
+      </w:r>
+      <w:r>
+        <w:rPr>
+          <w:rFonts w:ascii="Arial" w:hAnsi="Arial" w:cs="Arial"/>
           <w:sz w:val="22"/>
           <w:szCs w:val="22"/>
           <w:shd w:val="clear" w:color="auto" w:fill="FFFFFF"/>
@@ -950,7 +1361,7 @@
       <w:r>
         <w:rPr>
           <w:rStyle w:val="MSGENFONTSTYLENAMETEMPLATEROLENUMBERMSGENFONTSTYLENAMEBYROLETEXT2"/>
-          <w:rFonts w:ascii="Tahoma" w:hAnsi="Tahoma" w:cs="Tahoma" w:eastAsia="Tahoma"/>
+          <w:rFonts w:ascii="Arial" w:hAnsi="Arial" w:cs="Arial"/>
           <w:sz w:val="22"/>
           <w:szCs w:val="22"/>
         </w:rPr>
@@ -959,7 +1370,7 @@
       <w:r>
         <w:rPr>
           <w:rStyle w:val="MSGENFONTSTYLENAMETEMPLATEROLENUMBERMSGENFONTSTYLENAMEBYROLETEXT2"/>
-          <w:rFonts w:ascii="Tahoma" w:hAnsi="Tahoma" w:cs="Tahoma" w:eastAsia="Tahoma"/>
+          <w:rFonts w:ascii="Arial" w:hAnsi="Arial" w:cs="Arial"/>
           <w:sz w:val="22"/>
           <w:szCs w:val="22"/>
           <w:lang w:val="en-US"/>
@@ -969,7 +1380,7 @@
       <w:r>
         <w:rPr>
           <w:rStyle w:val="MSGENFONTSTYLENAMETEMPLATEROLENUMBERMSGENFONTSTYLENAMEBYROLETEXT2"/>
-          <w:rFonts w:ascii="Tahoma" w:hAnsi="Tahoma" w:cs="Tahoma" w:eastAsia="Tahoma"/>
+          <w:rFonts w:ascii="Arial" w:hAnsi="Arial" w:cs="Arial"/>
           <w:sz w:val="22"/>
           <w:szCs w:val="22"/>
         </w:rPr>
@@ -978,7 +1389,7 @@
       <w:r>
         <w:rPr>
           <w:rStyle w:val="MSGENFONTSTYLENAMETEMPLATEROLENUMBERMSGENFONTSTYLENAMEBYROLETEXT2"/>
-          <w:rFonts w:ascii="Tahoma" w:hAnsi="Tahoma" w:cs="Tahoma" w:eastAsia="Tahoma"/>
+          <w:rFonts w:ascii="Arial" w:hAnsi="Arial" w:cs="Arial"/>
           <w:sz w:val="22"/>
           <w:szCs w:val="22"/>
           <w:lang w:val="en-US"/>
@@ -987,12 +1398,32 @@
       </w:r>
       <w:r>
         <w:rPr>
-          <w:rFonts w:ascii="Tahoma" w:hAnsi="Tahoma" w:cs="Tahoma" w:eastAsia="Tahoma"/>
+          <w:rFonts w:ascii="Arial" w:hAnsi="Arial" w:cs="Arial"/>
           <w:sz w:val="22"/>
           <w:szCs w:val="22"/>
           <w:shd w:val="clear" w:color="auto" w:fill="FFFFFF"/>
         </w:rPr>
+        <w:t>{</w:t>
+      </w:r>
+      <w:proofErr w:type="spellStart"/>
+      <w:r>
+        <w:rPr>
+          <w:rFonts w:ascii="Arial" w:hAnsi="Arial" w:cs="Arial"/>
+          <w:sz w:val="22"/>
+          <w:szCs w:val="22"/>
+          <w:shd w:val="clear" w:color="auto" w:fill="FFFFFF"/>
+        </w:rPr>
         <w:t>{nip_diambil_sumpah}</w:t>
+      </w:r>
+      <w:proofErr w:type="spellEnd"/>
+      <w:r>
+        <w:rPr>
+          <w:rFonts w:ascii="Arial" w:hAnsi="Arial" w:cs="Arial"/>
+          <w:sz w:val="22"/>
+          <w:szCs w:val="22"/>
+          <w:shd w:val="clear" w:color="auto" w:fill="FFFFFF"/>
+        </w:rPr>
+        <w:t>}</w:t>
       </w:r>
     </w:p>
     <w:p>
@@ -1007,7 +1438,7 @@
         <w:ind w:left="142" w:right="10"/>
         <w:jc w:val="both"/>
         <w:rPr>
-          <w:rFonts w:ascii="Tahoma" w:hAnsi="Tahoma" w:cs="Tahoma" w:eastAsia="Tahoma"/>
+          <w:rFonts w:ascii="Arial" w:hAnsi="Arial" w:cs="Arial"/>
           <w:sz w:val="22"/>
           <w:szCs w:val="22"/>
           <w:shd w:val="clear" w:color="auto" w:fill="FFFFFF"/>
@@ -1017,7 +1448,7 @@
       <w:r>
         <w:rPr>
           <w:rStyle w:val="MSGENFONTSTYLENAMETEMPLATEROLENUMBERMSGENFONTSTYLENAMEBYROLETEXT2"/>
-          <w:rFonts w:ascii="Tahoma" w:hAnsi="Tahoma" w:cs="Tahoma" w:eastAsia="Tahoma"/>
+          <w:rFonts w:ascii="Arial" w:hAnsi="Arial" w:cs="Arial"/>
           <w:sz w:val="22"/>
           <w:szCs w:val="22"/>
         </w:rPr>
@@ -1026,7 +1457,7 @@
       <w:r>
         <w:rPr>
           <w:rStyle w:val="MSGENFONTSTYLENAMETEMPLATEROLENUMBERMSGENFONTSTYLENAMEBYROLETEXT2"/>
-          <w:rFonts w:ascii="Tahoma" w:hAnsi="Tahoma" w:cs="Tahoma" w:eastAsia="Tahoma"/>
+          <w:rFonts w:ascii="Arial" w:hAnsi="Arial" w:cs="Arial"/>
           <w:sz w:val="22"/>
           <w:szCs w:val="22"/>
           <w:lang w:val="en-US"/>
@@ -1036,7 +1467,7 @@
       <w:r>
         <w:rPr>
           <w:rStyle w:val="MSGENFONTSTYLENAMETEMPLATEROLENUMBERMSGENFONTSTYLENAMEBYROLETEXT2"/>
-          <w:rFonts w:ascii="Tahoma" w:hAnsi="Tahoma" w:cs="Tahoma" w:eastAsia="Tahoma"/>
+          <w:rFonts w:ascii="Arial" w:hAnsi="Arial" w:cs="Arial"/>
           <w:sz w:val="22"/>
           <w:szCs w:val="22"/>
         </w:rPr>
@@ -1045,7 +1476,7 @@
       <w:r>
         <w:rPr>
           <w:rStyle w:val="MSGENFONTSTYLENAMETEMPLATEROLENUMBERMSGENFONTSTYLENAMEBYROLETEXT2"/>
-          <w:rFonts w:ascii="Tahoma" w:hAnsi="Tahoma" w:cs="Tahoma" w:eastAsia="Tahoma"/>
+          <w:rFonts w:ascii="Arial" w:hAnsi="Arial" w:cs="Arial"/>
           <w:sz w:val="22"/>
           <w:szCs w:val="22"/>
           <w:lang w:val="en-US"/>
@@ -1055,7 +1486,7 @@
       <w:r>
         <w:rPr>
           <w:rStyle w:val="MSGENFONTSTYLENAMETEMPLATEROLENUMBERMSGENFONTSTYLENAMEBYROLETEXT2"/>
-          <w:rFonts w:ascii="Tahoma" w:hAnsi="Tahoma" w:cs="Tahoma" w:eastAsia="Tahoma"/>
+          <w:rFonts w:ascii="Arial" w:hAnsi="Arial" w:cs="Arial"/>
           <w:sz w:val="22"/>
           <w:szCs w:val="22"/>
         </w:rPr>
@@ -1063,7 +1494,7 @@
       </w:r>
       <w:r>
         <w:rPr>
-          <w:rFonts w:ascii="Tahoma" w:hAnsi="Tahoma" w:cs="Tahoma" w:eastAsia="Tahoma"/>
+          <w:rFonts w:ascii="Arial" w:hAnsi="Arial" w:cs="Arial"/>
           <w:sz w:val="22"/>
           <w:szCs w:val="22"/>
           <w:shd w:val="clear" w:color="auto" w:fill="FFFFFF"/>
@@ -1073,13 +1504,35 @@
       </w:r>
       <w:r>
         <w:rPr>
-          <w:rFonts w:ascii="Tahoma" w:hAnsi="Tahoma" w:cs="Tahoma" w:eastAsia="Tahoma"/>
+          <w:rFonts w:ascii="Arial" w:hAnsi="Arial" w:cs="Arial"/>
           <w:sz w:val="22"/>
           <w:szCs w:val="22"/>
           <w:shd w:val="clear" w:color="auto" w:fill="FFFFFF"/>
           <w:lang w:val="en-AU" w:eastAsia="en-US"/>
         </w:rPr>
-        <w:t>BUDIONO,     S. Ag Pangkat Pembina NIP. 19690306 199903 1 003</w:t>
+        <w:t xml:space="preserve">BUDIONO,     S. Ag </w:t>
+      </w:r>
+      <w:proofErr w:type="spellStart"/>
+      <w:r>
+        <w:rPr>
+          <w:rFonts w:ascii="Arial" w:hAnsi="Arial" w:cs="Arial"/>
+          <w:sz w:val="22"/>
+          <w:szCs w:val="22"/>
+          <w:shd w:val="clear" w:color="auto" w:fill="FFFFFF"/>
+          <w:lang w:val="en-AU" w:eastAsia="en-US"/>
+        </w:rPr>
+        <w:t>Pangkat</w:t>
+      </w:r>
+      <w:proofErr w:type="spellEnd"/>
+      <w:r>
+        <w:rPr>
+          <w:rFonts w:ascii="Arial" w:hAnsi="Arial" w:cs="Arial"/>
+          <w:sz w:val="22"/>
+          <w:szCs w:val="22"/>
+          <w:shd w:val="clear" w:color="auto" w:fill="FFFFFF"/>
+          <w:lang w:val="en-AU" w:eastAsia="en-US"/>
+        </w:rPr>
+        <w:t xml:space="preserve"> Pembina NIP. 19690306 199903 1 003</w:t>
       </w:r>
     </w:p>
     <w:p>
@@ -1091,7 +1544,7 @@
         <w:jc w:val="both"/>
         <w:rPr>
           <w:rStyle w:val="MSGENFONTSTYLENAMETEMPLATEROLENUMBERMSGENFONTSTYLENAMEBYROLETEXT2"/>
-          <w:rFonts w:ascii="Tahoma" w:hAnsi="Tahoma" w:cs="Tahoma" w:eastAsia="Tahoma"/>
+          <w:rFonts w:ascii="Arial" w:hAnsi="Arial" w:cs="Arial"/>
           <w:sz w:val="22"/>
           <w:szCs w:val="22"/>
           <w:lang w:val="en-US"/>
@@ -1100,7 +1553,7 @@
       <w:r>
         <w:rPr>
           <w:rStyle w:val="MSGENFONTSTYLENAMETEMPLATEROLENUMBERMSGENFONTSTYLENAMEBYROLETEXT2"/>
-          <w:rFonts w:ascii="Tahoma" w:hAnsi="Tahoma" w:cs="Tahoma" w:eastAsia="Tahoma"/>
+          <w:rFonts w:ascii="Arial" w:hAnsi="Arial" w:cs="Arial"/>
           <w:sz w:val="22"/>
           <w:szCs w:val="22"/>
         </w:rPr>
@@ -1116,7 +1569,7 @@
         <w:jc w:val="both"/>
         <w:rPr>
           <w:rStyle w:val="MSGENFONTSTYLENAMETEMPLATEROLENUMBERMSGENFONTSTYLENAMEBYROLETEXT2"/>
-          <w:rFonts w:ascii="Tahoma" w:hAnsi="Tahoma" w:cs="Tahoma" w:eastAsia="Tahoma"/>
+          <w:rFonts w:ascii="Arial" w:hAnsi="Arial" w:cs="Arial"/>
           <w:sz w:val="22"/>
           <w:szCs w:val="22"/>
           <w:lang w:val="en-US"/>
@@ -1131,7 +1584,7 @@
         <w:ind w:right="-176" w:firstLine="142"/>
         <w:rPr>
           <w:rStyle w:val="MSGENFONTSTYLENAMETEMPLATEROLENUMBERMSGENFONTSTYLENAMEBYROLETEXT3"/>
-          <w:rFonts w:ascii="Tahoma" w:hAnsi="Tahoma" w:cs="Tahoma" w:eastAsia="Tahoma"/>
+          <w:rFonts w:ascii="Arial" w:hAnsi="Arial" w:cs="Arial"/>
           <w:b/>
           <w:bCs/>
           <w:i/>
@@ -1144,21 +1597,98 @@
       <w:r>
         <w:rPr>
           <w:rStyle w:val="MSGENFONTSTYLENAMETEMPLATEROLENUMBERMSGENFONTSTYLENAMEBYROLETEXT3"/>
-          <w:rFonts w:ascii="Tahoma" w:hAnsi="Tahoma" w:cs="Tahoma" w:eastAsia="Tahoma"/>
-          <w:b/>
-          <w:bCs/>
-          <w:i/>
-          <w:iCs/>
-          <w:sz w:val="22"/>
-          <w:szCs w:val="22"/>
-          <w:lang w:val="en-US"/>
-        </w:rPr>
-        <w:t xml:space="preserve">“OM ATAH PARAMAWISESA,  saya bersumpah” </w:t>
-      </w:r>
-      <w:r>
-        <w:rPr>
-          <w:rStyle w:val="MSGENFONTSTYLENAMETEMPLATEROLENUMBERMSGENFONTSTYLENAMEBYROLETEXT3"/>
-          <w:rFonts w:ascii="Tahoma" w:hAnsi="Tahoma" w:cs="Tahoma" w:eastAsia="Tahoma"/>
+          <w:rFonts w:ascii="Arial" w:hAnsi="Arial" w:cs="Arial"/>
+          <w:b/>
+          <w:bCs/>
+          <w:i/>
+          <w:iCs/>
+          <w:sz w:val="22"/>
+          <w:szCs w:val="22"/>
+          <w:lang w:val="en-US"/>
+        </w:rPr>
+        <w:t xml:space="preserve">“OM ATAH </w:t>
+      </w:r>
+      <w:proofErr w:type="gramStart"/>
+      <w:r>
+        <w:rPr>
+          <w:rStyle w:val="MSGENFONTSTYLENAMETEMPLATEROLENUMBERMSGENFONTSTYLENAMEBYROLETEXT3"/>
+          <w:rFonts w:ascii="Arial" w:hAnsi="Arial" w:cs="Arial"/>
+          <w:b/>
+          <w:bCs/>
+          <w:i/>
+          <w:iCs/>
+          <w:sz w:val="22"/>
+          <w:szCs w:val="22"/>
+          <w:lang w:val="en-US"/>
+        </w:rPr>
+        <w:t xml:space="preserve">PARAMAWISESA,  </w:t>
+      </w:r>
+      <w:proofErr w:type="spellStart"/>
+      <w:r>
+        <w:rPr>
+          <w:rStyle w:val="MSGENFONTSTYLENAMETEMPLATEROLENUMBERMSGENFONTSTYLENAMEBYROLETEXT3"/>
+          <w:rFonts w:ascii="Arial" w:hAnsi="Arial" w:cs="Arial"/>
+          <w:b/>
+          <w:bCs/>
+          <w:i/>
+          <w:iCs/>
+          <w:sz w:val="22"/>
+          <w:szCs w:val="22"/>
+          <w:lang w:val="en-US"/>
+        </w:rPr>
+        <w:t>saya</w:t>
+      </w:r>
+      <w:proofErr w:type="spellEnd"/>
+      <w:proofErr w:type="gramEnd"/>
+      <w:r>
+        <w:rPr>
+          <w:rStyle w:val="MSGENFONTSTYLENAMETEMPLATEROLENUMBERMSGENFONTSTYLENAMEBYROLETEXT3"/>
+          <w:rFonts w:ascii="Arial" w:hAnsi="Arial" w:cs="Arial"/>
+          <w:b/>
+          <w:bCs/>
+          <w:i/>
+          <w:iCs/>
+          <w:sz w:val="22"/>
+          <w:szCs w:val="22"/>
+          <w:lang w:val="en-US"/>
+        </w:rPr>
+        <w:t xml:space="preserve"> </w:t>
+      </w:r>
+      <w:proofErr w:type="spellStart"/>
+      <w:r>
+        <w:rPr>
+          <w:rStyle w:val="MSGENFONTSTYLENAMETEMPLATEROLENUMBERMSGENFONTSTYLENAMEBYROLETEXT3"/>
+          <w:rFonts w:ascii="Arial" w:hAnsi="Arial" w:cs="Arial"/>
+          <w:b/>
+          <w:bCs/>
+          <w:i/>
+          <w:iCs/>
+          <w:sz w:val="22"/>
+          <w:szCs w:val="22"/>
+          <w:lang w:val="en-US"/>
+        </w:rPr>
+        <w:t>bersumpah</w:t>
+      </w:r>
+      <w:proofErr w:type="spellEnd"/>
+      <w:proofErr w:type="gramStart"/>
+      <w:r>
+        <w:rPr>
+          <w:rStyle w:val="MSGENFONTSTYLENAMETEMPLATEROLENUMBERMSGENFONTSTYLENAMEBYROLETEXT3"/>
+          <w:rFonts w:ascii="Arial" w:hAnsi="Arial" w:cs="Arial"/>
+          <w:b/>
+          <w:bCs/>
+          <w:i/>
+          <w:iCs/>
+          <w:sz w:val="22"/>
+          <w:szCs w:val="22"/>
+          <w:lang w:val="en-US"/>
+        </w:rPr>
+        <w:t xml:space="preserve">” </w:t>
+      </w:r>
+      <w:r>
+        <w:rPr>
+          <w:rStyle w:val="MSGENFONTSTYLENAMETEMPLATEROLENUMBERMSGENFONTSTYLENAMEBYROLETEXT3"/>
+          <w:rFonts w:ascii="Arial" w:hAnsi="Arial" w:cs="Arial"/>
           <w:b/>
           <w:bCs/>
           <w:i/>
@@ -1168,6 +1698,7 @@
         </w:rPr>
         <w:t>:</w:t>
       </w:r>
+      <w:proofErr w:type="gramEnd"/>
     </w:p>
     <w:p>
       <w:pPr>
@@ -1177,7 +1708,7 @@
         <w:ind w:left="142" w:right="46"/>
         <w:rPr>
           <w:rStyle w:val="MSGENFONTSTYLENAMETEMPLATEROLENUMBERMSGENFONTSTYLENAMEBYROLETEXT3"/>
-          <w:rFonts w:ascii="Tahoma" w:hAnsi="Tahoma" w:cs="Tahoma" w:eastAsia="Tahoma"/>
+          <w:rFonts w:ascii="Arial" w:hAnsi="Arial" w:cs="Arial"/>
           <w:b/>
           <w:bCs/>
           <w:i/>
@@ -1196,7 +1727,7 @@
         <w:ind w:left="142" w:right="46"/>
         <w:rPr>
           <w:rStyle w:val="MSGENFONTSTYLENAMETEMPLATEROLENUMBERMSGENFONTSTYLENAMEBYROLETEXT3"/>
-          <w:rFonts w:ascii="Tahoma" w:hAnsi="Tahoma" w:cs="Tahoma" w:eastAsia="Tahoma"/>
+          <w:rFonts w:ascii="Arial" w:hAnsi="Arial" w:cs="Arial"/>
           <w:b/>
           <w:bCs/>
           <w:i/>
@@ -1209,7 +1740,7 @@
       <w:r>
         <w:rPr>
           <w:rStyle w:val="MSGENFONTSTYLENAMETEMPLATEROLENUMBERMSGENFONTSTYLENAMEBYROLETEXT3"/>
-          <w:rFonts w:ascii="Tahoma" w:hAnsi="Tahoma" w:cs="Tahoma" w:eastAsia="Tahoma"/>
+          <w:rFonts w:ascii="Arial" w:hAnsi="Arial" w:cs="Arial"/>
           <w:b/>
           <w:bCs/>
           <w:i/>
@@ -1220,23 +1751,38 @@
         </w:rPr>
         <w:t>B</w:t>
       </w:r>
-      <w:r>
-        <w:rPr>
-          <w:rStyle w:val="MSGENFONTSTYLENAMETEMPLATEROLENUMBERMSGENFONTSTYLENAMEBYROLETEXT3"/>
-          <w:rFonts w:ascii="Tahoma" w:hAnsi="Tahoma" w:cs="Tahoma" w:eastAsia="Tahoma"/>
-          <w:b/>
-          <w:bCs/>
-          <w:i/>
-          <w:iCs/>
-          <w:sz w:val="22"/>
-          <w:szCs w:val="22"/>
-        </w:rPr>
-        <w:t xml:space="preserve">ahwa saya, untuk diangkat menjadi </w:t>
-      </w:r>
-      <w:r>
-        <w:rPr>
-          <w:rStyle w:val="MSGENFONTSTYLENAMETEMPLATEROLENUMBERMSGENFONTSTYLENAMEBYROLETEXT3"/>
-          <w:rFonts w:ascii="Tahoma" w:hAnsi="Tahoma" w:cs="Tahoma" w:eastAsia="Tahoma"/>
+      <w:proofErr w:type="spellStart"/>
+      <w:r>
+        <w:rPr>
+          <w:rStyle w:val="MSGENFONTSTYLENAMETEMPLATEROLENUMBERMSGENFONTSTYLENAMEBYROLETEXT3"/>
+          <w:rFonts w:ascii="Arial" w:hAnsi="Arial" w:cs="Arial"/>
+          <w:b/>
+          <w:bCs/>
+          <w:i/>
+          <w:iCs/>
+          <w:sz w:val="22"/>
+          <w:szCs w:val="22"/>
+        </w:rPr>
+        <w:t>ahwa</w:t>
+      </w:r>
+      <w:proofErr w:type="spellEnd"/>
+      <w:r>
+        <w:rPr>
+          <w:rStyle w:val="MSGENFONTSTYLENAMETEMPLATEROLENUMBERMSGENFONTSTYLENAMEBYROLETEXT3"/>
+          <w:rFonts w:ascii="Arial" w:hAnsi="Arial" w:cs="Arial"/>
+          <w:b/>
+          <w:bCs/>
+          <w:i/>
+          <w:iCs/>
+          <w:sz w:val="22"/>
+          <w:szCs w:val="22"/>
+        </w:rPr>
+        <w:t xml:space="preserve"> saya, untuk diangkat menjadi </w:t>
+      </w:r>
+      <w:r>
+        <w:rPr>
+          <w:rStyle w:val="MSGENFONTSTYLENAMETEMPLATEROLENUMBERMSGENFONTSTYLENAMEBYROLETEXT3"/>
+          <w:rFonts w:ascii="Arial" w:hAnsi="Arial" w:cs="Arial"/>
           <w:b/>
           <w:bCs/>
           <w:i/>
@@ -1247,23 +1793,53 @@
         </w:rPr>
         <w:t>P</w:t>
       </w:r>
-      <w:r>
-        <w:rPr>
-          <w:rStyle w:val="MSGENFONTSTYLENAMETEMPLATEROLENUMBERMSGENFONTSTYLENAMEBYROLETEXT3"/>
-          <w:rFonts w:ascii="Tahoma" w:hAnsi="Tahoma" w:cs="Tahoma" w:eastAsia="Tahoma"/>
-          <w:b/>
-          <w:bCs/>
-          <w:i/>
-          <w:iCs/>
-          <w:sz w:val="22"/>
-          <w:szCs w:val="22"/>
-        </w:rPr>
-        <w:t>egawai Negeri Sipil akan setia dan taat sepenuhnya kepada Pancasi</w:t>
-      </w:r>
-      <w:r>
-        <w:rPr>
-          <w:rStyle w:val="MSGENFONTSTYLENAMETEMPLATEROLENUMBERMSGENFONTSTYLENAMEBYROLETEXT3"/>
-          <w:rFonts w:ascii="Tahoma" w:hAnsi="Tahoma" w:cs="Tahoma" w:eastAsia="Tahoma"/>
+      <w:proofErr w:type="spellStart"/>
+      <w:r>
+        <w:rPr>
+          <w:rStyle w:val="MSGENFONTSTYLENAMETEMPLATEROLENUMBERMSGENFONTSTYLENAMEBYROLETEXT3"/>
+          <w:rFonts w:ascii="Arial" w:hAnsi="Arial" w:cs="Arial"/>
+          <w:b/>
+          <w:bCs/>
+          <w:i/>
+          <w:iCs/>
+          <w:sz w:val="22"/>
+          <w:szCs w:val="22"/>
+        </w:rPr>
+        <w:t>egawai</w:t>
+      </w:r>
+      <w:proofErr w:type="spellEnd"/>
+      <w:r>
+        <w:rPr>
+          <w:rStyle w:val="MSGENFONTSTYLENAMETEMPLATEROLENUMBERMSGENFONTSTYLENAMEBYROLETEXT3"/>
+          <w:rFonts w:ascii="Arial" w:hAnsi="Arial" w:cs="Arial"/>
+          <w:b/>
+          <w:bCs/>
+          <w:i/>
+          <w:iCs/>
+          <w:sz w:val="22"/>
+          <w:szCs w:val="22"/>
+        </w:rPr>
+        <w:t xml:space="preserve"> Negeri Sipil akan setia dan taat sepenuhnya kepada </w:t>
+      </w:r>
+      <w:proofErr w:type="spellStart"/>
+      <w:r>
+        <w:rPr>
+          <w:rStyle w:val="MSGENFONTSTYLENAMETEMPLATEROLENUMBERMSGENFONTSTYLENAMEBYROLETEXT3"/>
+          <w:rFonts w:ascii="Arial" w:hAnsi="Arial" w:cs="Arial"/>
+          <w:b/>
+          <w:bCs/>
+          <w:i/>
+          <w:iCs/>
+          <w:sz w:val="22"/>
+          <w:szCs w:val="22"/>
+        </w:rPr>
+        <w:t>Pancasi</w:t>
+      </w:r>
+      <w:proofErr w:type="spellEnd"/>
+      <w:r>
+        <w:rPr>
+          <w:rStyle w:val="MSGENFONTSTYLENAMETEMPLATEROLENUMBERMSGENFONTSTYLENAMEBYROLETEXT3"/>
+          <w:rFonts w:ascii="Arial" w:hAnsi="Arial" w:cs="Arial"/>
           <w:b/>
           <w:bCs/>
           <w:i/>
@@ -1277,7 +1853,7 @@
       <w:r>
         <w:rPr>
           <w:rStyle w:val="MSGENFONTSTYLENAMETEMPLATEROLENUMBERMSGENFONTSTYLENAMEBYROLETEXT3"/>
-          <w:rFonts w:ascii="Tahoma" w:hAnsi="Tahoma" w:cs="Tahoma" w:eastAsia="Tahoma"/>
+          <w:rFonts w:ascii="Arial" w:hAnsi="Arial" w:cs="Arial"/>
           <w:b/>
           <w:bCs/>
           <w:i/>
@@ -1296,7 +1872,7 @@
         <w:ind w:left="142" w:right="46"/>
         <w:rPr>
           <w:rStyle w:val="MSGENFONTSTYLENAMETEMPLATEROLENUMBERMSGENFONTSTYLENAMEBYROLETEXT3"/>
-          <w:rFonts w:ascii="Tahoma" w:hAnsi="Tahoma" w:cs="Tahoma" w:eastAsia="Tahoma"/>
+          <w:rFonts w:ascii="Arial" w:hAnsi="Arial" w:cs="Arial"/>
           <w:b/>
           <w:bCs/>
           <w:i/>
@@ -1315,7 +1891,7 @@
         <w:ind w:left="142" w:right="46"/>
         <w:rPr>
           <w:rStyle w:val="MSGENFONTSTYLENAMETEMPLATEROLENUMBERMSGENFONTSTYLENAMEBYROLETEXT3"/>
-          <w:rFonts w:ascii="Tahoma" w:hAnsi="Tahoma" w:cs="Tahoma" w:eastAsia="Tahoma"/>
+          <w:rFonts w:ascii="Arial" w:hAnsi="Arial" w:cs="Arial"/>
           <w:b/>
           <w:bCs/>
           <w:i/>
@@ -1328,20 +1904,48 @@
       <w:r>
         <w:rPr>
           <w:rStyle w:val="MSGENFONTSTYLENAMETEMPLATEROLENUMBERMSGENFONTSTYLENAMEBYROLETEXT3"/>
-          <w:rFonts w:ascii="Tahoma" w:hAnsi="Tahoma" w:cs="Tahoma" w:eastAsia="Tahoma"/>
-          <w:b/>
-          <w:bCs/>
-          <w:i/>
-          <w:iCs/>
-          <w:sz w:val="22"/>
-          <w:szCs w:val="22"/>
-        </w:rPr>
-        <w:t>bahwa saya, akan mentaati sega</w:t>
-      </w:r>
-      <w:r>
-        <w:rPr>
-          <w:rStyle w:val="MSGENFONTSTYLENAMETEMPLATEROLENUMBERMSGENFONTSTYLENAMEBYROLETEXT3"/>
-          <w:rFonts w:ascii="Tahoma" w:hAnsi="Tahoma" w:cs="Tahoma" w:eastAsia="Tahoma"/>
+          <w:rFonts w:ascii="Arial" w:hAnsi="Arial" w:cs="Arial"/>
+          <w:b/>
+          <w:bCs/>
+          <w:i/>
+          <w:iCs/>
+          <w:sz w:val="22"/>
+          <w:szCs w:val="22"/>
+        </w:rPr>
+        <w:t xml:space="preserve">bahwa saya, akan </w:t>
+      </w:r>
+      <w:proofErr w:type="spellStart"/>
+      <w:r>
+        <w:rPr>
+          <w:rStyle w:val="MSGENFONTSTYLENAMETEMPLATEROLENUMBERMSGENFONTSTYLENAMEBYROLETEXT3"/>
+          <w:rFonts w:ascii="Arial" w:hAnsi="Arial" w:cs="Arial"/>
+          <w:b/>
+          <w:bCs/>
+          <w:i/>
+          <w:iCs/>
+          <w:sz w:val="22"/>
+          <w:szCs w:val="22"/>
+        </w:rPr>
+        <w:t>mentaati</w:t>
+      </w:r>
+      <w:proofErr w:type="spellEnd"/>
+      <w:r>
+        <w:rPr>
+          <w:rStyle w:val="MSGENFONTSTYLENAMETEMPLATEROLENUMBERMSGENFONTSTYLENAMEBYROLETEXT3"/>
+          <w:rFonts w:ascii="Arial" w:hAnsi="Arial" w:cs="Arial"/>
+          <w:b/>
+          <w:bCs/>
+          <w:i/>
+          <w:iCs/>
+          <w:sz w:val="22"/>
+          <w:szCs w:val="22"/>
+        </w:rPr>
+        <w:t xml:space="preserve"> sega</w:t>
+      </w:r>
+      <w:r>
+        <w:rPr>
+          <w:rStyle w:val="MSGENFONTSTYLENAMETEMPLATEROLENUMBERMSGENFONTSTYLENAMEBYROLETEXT3"/>
+          <w:rFonts w:ascii="Arial" w:hAnsi="Arial" w:cs="Arial"/>
           <w:b/>
           <w:bCs/>
           <w:i/>
@@ -1355,20 +1959,35 @@
       <w:r>
         <w:rPr>
           <w:rStyle w:val="MSGENFONTSTYLENAMETEMPLATEROLENUMBERMSGENFONTSTYLENAMEBYROLETEXT3"/>
-          <w:rFonts w:ascii="Tahoma" w:hAnsi="Tahoma" w:cs="Tahoma" w:eastAsia="Tahoma"/>
-          <w:b/>
-          <w:bCs/>
-          <w:i/>
-          <w:iCs/>
-          <w:sz w:val="22"/>
-          <w:szCs w:val="22"/>
-        </w:rPr>
-        <w:t>a peraturan perundang-undangan yang ber</w:t>
-      </w:r>
-      <w:r>
-        <w:rPr>
-          <w:rStyle w:val="MSGENFONTSTYLENAMETEMPLATEROLENUMBERMSGENFONTSTYLENAMEBYROLETEXT3"/>
-          <w:rFonts w:ascii="Tahoma" w:hAnsi="Tahoma" w:cs="Tahoma" w:eastAsia="Tahoma"/>
+          <w:rFonts w:ascii="Arial" w:hAnsi="Arial" w:cs="Arial"/>
+          <w:b/>
+          <w:bCs/>
+          <w:i/>
+          <w:iCs/>
+          <w:sz w:val="22"/>
+          <w:szCs w:val="22"/>
+        </w:rPr>
+        <w:t xml:space="preserve">a peraturan perundang-undangan yang </w:t>
+      </w:r>
+      <w:proofErr w:type="spellStart"/>
+      <w:r>
+        <w:rPr>
+          <w:rStyle w:val="MSGENFONTSTYLENAMETEMPLATEROLENUMBERMSGENFONTSTYLENAMEBYROLETEXT3"/>
+          <w:rFonts w:ascii="Arial" w:hAnsi="Arial" w:cs="Arial"/>
+          <w:b/>
+          <w:bCs/>
+          <w:i/>
+          <w:iCs/>
+          <w:sz w:val="22"/>
+          <w:szCs w:val="22"/>
+        </w:rPr>
+        <w:t>ber</w:t>
+      </w:r>
+      <w:proofErr w:type="spellEnd"/>
+      <w:r>
+        <w:rPr>
+          <w:rStyle w:val="MSGENFONTSTYLENAMETEMPLATEROLENUMBERMSGENFONTSTYLENAMEBYROLETEXT3"/>
+          <w:rFonts w:ascii="Arial" w:hAnsi="Arial" w:cs="Arial"/>
           <w:b/>
           <w:bCs/>
           <w:i/>
@@ -1382,20 +2001,35 @@
       <w:r>
         <w:rPr>
           <w:rStyle w:val="MSGENFONTSTYLENAMETEMPLATEROLENUMBERMSGENFONTSTYLENAMEBYROLETEXT3"/>
-          <w:rFonts w:ascii="Tahoma" w:hAnsi="Tahoma" w:cs="Tahoma" w:eastAsia="Tahoma"/>
-          <w:b/>
-          <w:bCs/>
-          <w:i/>
-          <w:iCs/>
-          <w:sz w:val="22"/>
-          <w:szCs w:val="22"/>
-        </w:rPr>
-        <w:t>aku dan me</w:t>
-      </w:r>
-      <w:r>
-        <w:rPr>
-          <w:rStyle w:val="MSGENFONTSTYLENAMETEMPLATEROLENUMBERMSGENFONTSTYLENAMEBYROLETEXT3"/>
-          <w:rFonts w:ascii="Tahoma" w:hAnsi="Tahoma" w:cs="Tahoma" w:eastAsia="Tahoma"/>
+          <w:rFonts w:ascii="Arial" w:hAnsi="Arial" w:cs="Arial"/>
+          <w:b/>
+          <w:bCs/>
+          <w:i/>
+          <w:iCs/>
+          <w:sz w:val="22"/>
+          <w:szCs w:val="22"/>
+        </w:rPr>
+        <w:t xml:space="preserve">aku dan </w:t>
+      </w:r>
+      <w:proofErr w:type="spellStart"/>
+      <w:r>
+        <w:rPr>
+          <w:rStyle w:val="MSGENFONTSTYLENAMETEMPLATEROLENUMBERMSGENFONTSTYLENAMEBYROLETEXT3"/>
+          <w:rFonts w:ascii="Arial" w:hAnsi="Arial" w:cs="Arial"/>
+          <w:b/>
+          <w:bCs/>
+          <w:i/>
+          <w:iCs/>
+          <w:sz w:val="22"/>
+          <w:szCs w:val="22"/>
+        </w:rPr>
+        <w:t>me</w:t>
+      </w:r>
+      <w:proofErr w:type="spellEnd"/>
+      <w:r>
+        <w:rPr>
+          <w:rStyle w:val="MSGENFONTSTYLENAMETEMPLATEROLENUMBERMSGENFONTSTYLENAMEBYROLETEXT3"/>
+          <w:rFonts w:ascii="Arial" w:hAnsi="Arial" w:cs="Arial"/>
           <w:b/>
           <w:bCs/>
           <w:i/>
@@ -1406,23 +2040,38 @@
         </w:rPr>
         <w:t>l</w:t>
       </w:r>
-      <w:r>
-        <w:rPr>
-          <w:rStyle w:val="MSGENFONTSTYLENAMETEMPLATEROLENUMBERMSGENFONTSTYLENAMEBYROLETEXT3"/>
-          <w:rFonts w:ascii="Tahoma" w:hAnsi="Tahoma" w:cs="Tahoma" w:eastAsia="Tahoma"/>
-          <w:b/>
-          <w:bCs/>
-          <w:i/>
-          <w:iCs/>
-          <w:sz w:val="22"/>
-          <w:szCs w:val="22"/>
-        </w:rPr>
-        <w:t>aksanakan tugas kedinasan yang dipercayakan kepada saya dengan penuh pengabdian, kesadaran, dan tanggung</w:t>
-      </w:r>
-      <w:r>
-        <w:rPr>
-          <w:rStyle w:val="MSGENFONTSTYLENAMETEMPLATEROLENUMBERMSGENFONTSTYLENAMEBYROLETEXT3"/>
-          <w:rFonts w:ascii="Tahoma" w:hAnsi="Tahoma" w:cs="Tahoma" w:eastAsia="Tahoma"/>
+      <w:proofErr w:type="spellStart"/>
+      <w:r>
+        <w:rPr>
+          <w:rStyle w:val="MSGENFONTSTYLENAMETEMPLATEROLENUMBERMSGENFONTSTYLENAMEBYROLETEXT3"/>
+          <w:rFonts w:ascii="Arial" w:hAnsi="Arial" w:cs="Arial"/>
+          <w:b/>
+          <w:bCs/>
+          <w:i/>
+          <w:iCs/>
+          <w:sz w:val="22"/>
+          <w:szCs w:val="22"/>
+        </w:rPr>
+        <w:t>aksanakan</w:t>
+      </w:r>
+      <w:proofErr w:type="spellEnd"/>
+      <w:r>
+        <w:rPr>
+          <w:rStyle w:val="MSGENFONTSTYLENAMETEMPLATEROLENUMBERMSGENFONTSTYLENAMEBYROLETEXT3"/>
+          <w:rFonts w:ascii="Arial" w:hAnsi="Arial" w:cs="Arial"/>
+          <w:b/>
+          <w:bCs/>
+          <w:i/>
+          <w:iCs/>
+          <w:sz w:val="22"/>
+          <w:szCs w:val="22"/>
+        </w:rPr>
+        <w:t xml:space="preserve"> tugas kedinasan yang dipercayakan kepada saya dengan penuh pengabdian, kesadaran, dan tanggung</w:t>
+      </w:r>
+      <w:r>
+        <w:rPr>
+          <w:rStyle w:val="MSGENFONTSTYLENAMETEMPLATEROLENUMBERMSGENFONTSTYLENAMEBYROLETEXT3"/>
+          <w:rFonts w:ascii="Arial" w:hAnsi="Arial" w:cs="Arial"/>
           <w:b/>
           <w:bCs/>
           <w:i/>
@@ -1436,7 +2085,7 @@
       <w:r>
         <w:rPr>
           <w:rStyle w:val="MSGENFONTSTYLENAMETEMPLATEROLENUMBERMSGENFONTSTYLENAMEBYROLETEXT3"/>
-          <w:rFonts w:ascii="Tahoma" w:hAnsi="Tahoma" w:cs="Tahoma" w:eastAsia="Tahoma"/>
+          <w:rFonts w:ascii="Arial" w:hAnsi="Arial" w:cs="Arial"/>
           <w:b/>
           <w:bCs/>
           <w:i/>
@@ -1455,7 +2104,7 @@
         <w:ind w:left="142" w:right="46"/>
         <w:rPr>
           <w:rStyle w:val="MSGENFONTSTYLENAMETEMPLATEROLENUMBERMSGENFONTSTYLENAMEBYROLETEXT3"/>
-          <w:rFonts w:ascii="Tahoma" w:hAnsi="Tahoma" w:cs="Tahoma" w:eastAsia="Tahoma"/>
+          <w:rFonts w:ascii="Arial" w:hAnsi="Arial" w:cs="Arial"/>
           <w:b/>
           <w:bCs/>
           <w:i/>
@@ -1474,7 +2123,7 @@
         <w:ind w:left="142" w:right="46"/>
         <w:rPr>
           <w:rStyle w:val="MSGENFONTSTYLENAMETEMPLATEROLENUMBERMSGENFONTSTYLENAMEBYROLETEXT3"/>
-          <w:rFonts w:ascii="Tahoma" w:hAnsi="Tahoma" w:cs="Tahoma" w:eastAsia="Tahoma"/>
+          <w:rFonts w:ascii="Arial" w:hAnsi="Arial" w:cs="Arial"/>
           <w:b/>
           <w:bCs/>
           <w:i/>
@@ -1487,7 +2136,7 @@
       <w:r>
         <w:rPr>
           <w:rStyle w:val="MSGENFONTSTYLENAMETEMPLATEROLENUMBERMSGENFONTSTYLENAMEBYROLETEXT3"/>
-          <w:rFonts w:ascii="Tahoma" w:hAnsi="Tahoma" w:cs="Tahoma" w:eastAsia="Tahoma"/>
+          <w:rFonts w:ascii="Arial" w:hAnsi="Arial" w:cs="Arial"/>
           <w:b/>
           <w:bCs/>
           <w:i/>
@@ -1500,7 +2149,7 @@
       <w:r>
         <w:rPr>
           <w:rStyle w:val="MSGENFONTSTYLENAMETEMPLATEROLENUMBERMSGENFONTSTYLENAMEBYROLETEXT3"/>
-          <w:rFonts w:ascii="Tahoma" w:hAnsi="Tahoma" w:cs="Tahoma" w:eastAsia="Tahoma"/>
+          <w:rFonts w:ascii="Arial" w:hAnsi="Arial" w:cs="Arial"/>
           <w:b/>
           <w:bCs/>
           <w:i/>
@@ -1514,7 +2163,7 @@
       <w:r>
         <w:rPr>
           <w:rStyle w:val="MSGENFONTSTYLENAMETEMPLATEROLENUMBERMSGENFONTSTYLENAMEBYROLETEXT3"/>
-          <w:rFonts w:ascii="Tahoma" w:hAnsi="Tahoma" w:cs="Tahoma" w:eastAsia="Tahoma"/>
+          <w:rFonts w:ascii="Arial" w:hAnsi="Arial" w:cs="Arial"/>
           <w:b/>
           <w:bCs/>
           <w:i/>
@@ -1527,7 +2176,7 @@
       <w:r>
         <w:rPr>
           <w:rStyle w:val="MSGENFONTSTYLENAMETEMPLATEROLENUMBERMSGENFONTSTYLENAMEBYROLETEXT3"/>
-          <w:rFonts w:ascii="Tahoma" w:hAnsi="Tahoma" w:cs="Tahoma" w:eastAsia="Tahoma"/>
+          <w:rFonts w:ascii="Arial" w:hAnsi="Arial" w:cs="Arial"/>
           <w:b/>
           <w:bCs/>
           <w:i/>
@@ -1541,20 +2190,35 @@
       <w:r>
         <w:rPr>
           <w:rStyle w:val="MSGENFONTSTYLENAMETEMPLATEROLENUMBERMSGENFONTSTYLENAMEBYROLETEXT3"/>
-          <w:rFonts w:ascii="Tahoma" w:hAnsi="Tahoma" w:cs="Tahoma" w:eastAsia="Tahoma"/>
-          <w:b/>
-          <w:bCs/>
-          <w:i/>
-          <w:iCs/>
-          <w:sz w:val="22"/>
-          <w:szCs w:val="22"/>
-        </w:rPr>
-        <w:t xml:space="preserve"> serta akan senantiasa mengutamakan kepentingan Negara daripada kepentingan saya sendiri, seorang atau go</w:t>
-      </w:r>
-      <w:r>
-        <w:rPr>
-          <w:rStyle w:val="MSGENFONTSTYLENAMETEMPLATEROLENUMBERMSGENFONTSTYLENAMEBYROLETEXT3"/>
-          <w:rFonts w:ascii="Tahoma" w:hAnsi="Tahoma" w:cs="Tahoma" w:eastAsia="Tahoma"/>
+          <w:rFonts w:ascii="Arial" w:hAnsi="Arial" w:cs="Arial"/>
+          <w:b/>
+          <w:bCs/>
+          <w:i/>
+          <w:iCs/>
+          <w:sz w:val="22"/>
+          <w:szCs w:val="22"/>
+        </w:rPr>
+        <w:t xml:space="preserve"> serta akan senantiasa mengutamakan kepentingan Negara daripada kepentingan saya sendiri, seorang atau </w:t>
+      </w:r>
+      <w:proofErr w:type="spellStart"/>
+      <w:r>
+        <w:rPr>
+          <w:rStyle w:val="MSGENFONTSTYLENAMETEMPLATEROLENUMBERMSGENFONTSTYLENAMEBYROLETEXT3"/>
+          <w:rFonts w:ascii="Arial" w:hAnsi="Arial" w:cs="Arial"/>
+          <w:b/>
+          <w:bCs/>
+          <w:i/>
+          <w:iCs/>
+          <w:sz w:val="22"/>
+          <w:szCs w:val="22"/>
+        </w:rPr>
+        <w:t>go</w:t>
+      </w:r>
+      <w:proofErr w:type="spellEnd"/>
+      <w:r>
+        <w:rPr>
+          <w:rStyle w:val="MSGENFONTSTYLENAMETEMPLATEROLENUMBERMSGENFONTSTYLENAMEBYROLETEXT3"/>
+          <w:rFonts w:ascii="Arial" w:hAnsi="Arial" w:cs="Arial"/>
           <w:b/>
           <w:bCs/>
           <w:i/>
@@ -1565,18 +2229,33 @@
         </w:rPr>
         <w:t>l</w:t>
       </w:r>
-      <w:r>
-        <w:rPr>
-          <w:rStyle w:val="MSGENFONTSTYLENAMETEMPLATEROLENUMBERMSGENFONTSTYLENAMEBYROLETEXT3"/>
-          <w:rFonts w:ascii="Tahoma" w:hAnsi="Tahoma" w:cs="Tahoma" w:eastAsia="Tahoma"/>
-          <w:b/>
-          <w:bCs/>
-          <w:i/>
-          <w:iCs/>
-          <w:sz w:val="22"/>
-          <w:szCs w:val="22"/>
-        </w:rPr>
-        <w:t>ongan;</w:t>
+      <w:proofErr w:type="spellStart"/>
+      <w:r>
+        <w:rPr>
+          <w:rStyle w:val="MSGENFONTSTYLENAMETEMPLATEROLENUMBERMSGENFONTSTYLENAMEBYROLETEXT3"/>
+          <w:rFonts w:ascii="Arial" w:hAnsi="Arial" w:cs="Arial"/>
+          <w:b/>
+          <w:bCs/>
+          <w:i/>
+          <w:iCs/>
+          <w:sz w:val="22"/>
+          <w:szCs w:val="22"/>
+        </w:rPr>
+        <w:t>ongan</w:t>
+      </w:r>
+      <w:proofErr w:type="spellEnd"/>
+      <w:r>
+        <w:rPr>
+          <w:rStyle w:val="MSGENFONTSTYLENAMETEMPLATEROLENUMBERMSGENFONTSTYLENAMEBYROLETEXT3"/>
+          <w:rFonts w:ascii="Arial" w:hAnsi="Arial" w:cs="Arial"/>
+          <w:b/>
+          <w:bCs/>
+          <w:i/>
+          <w:iCs/>
+          <w:sz w:val="22"/>
+          <w:szCs w:val="22"/>
+        </w:rPr>
+        <w:t>;</w:t>
       </w:r>
     </w:p>
     <w:p>
@@ -1587,7 +2266,7 @@
         <w:ind w:left="142" w:right="46"/>
         <w:rPr>
           <w:rStyle w:val="MSGENFONTSTYLENAMETEMPLATEROLENUMBERMSGENFONTSTYLENAMEBYROLETEXT3"/>
-          <w:rFonts w:ascii="Tahoma" w:hAnsi="Tahoma" w:cs="Tahoma" w:eastAsia="Tahoma"/>
+          <w:rFonts w:ascii="Arial" w:hAnsi="Arial" w:cs="Arial"/>
           <w:b/>
           <w:bCs/>
           <w:i/>
@@ -1606,7 +2285,7 @@
         <w:ind w:left="142" w:right="46"/>
         <w:rPr>
           <w:rStyle w:val="MSGENFONTSTYLENAMETEMPLATEROLENUMBERMSGENFONTSTYLENAMEBYROLETEXT3"/>
-          <w:rFonts w:ascii="Tahoma" w:hAnsi="Tahoma" w:cs="Tahoma" w:eastAsia="Tahoma"/>
+          <w:rFonts w:ascii="Arial" w:hAnsi="Arial" w:cs="Arial"/>
           <w:b/>
           <w:bCs/>
           <w:i/>
@@ -1619,7 +2298,7 @@
       <w:r>
         <w:rPr>
           <w:rStyle w:val="MSGENFONTSTYLENAMETEMPLATEROLENUMBERMSGENFONTSTYLENAMEBYROLETEXT3"/>
-          <w:rFonts w:ascii="Tahoma" w:hAnsi="Tahoma" w:cs="Tahoma" w:eastAsia="Tahoma"/>
+          <w:rFonts w:ascii="Arial" w:hAnsi="Arial" w:cs="Arial"/>
           <w:b/>
           <w:bCs/>
           <w:i/>
@@ -1638,7 +2317,7 @@
         <w:ind w:left="142" w:right="46"/>
         <w:rPr>
           <w:rStyle w:val="MSGENFONTSTYLENAMETEMPLATEROLENUMBERMSGENFONTSTYLENAMEBYROLETEXT3"/>
-          <w:rFonts w:ascii="Tahoma" w:hAnsi="Tahoma" w:cs="Tahoma" w:eastAsia="Tahoma"/>
+          <w:rFonts w:ascii="Arial" w:hAnsi="Arial" w:cs="Arial"/>
           <w:b/>
           <w:bCs/>
           <w:i/>
@@ -1657,7 +2336,7 @@
         <w:ind w:left="142" w:right="46"/>
         <w:rPr>
           <w:rStyle w:val="MSGENFONTSTYLENAMETEMPLATEROLENUMBERMSGENFONTSTYLENAMEBYROLETEXT3"/>
-          <w:rFonts w:ascii="Tahoma" w:hAnsi="Tahoma" w:cs="Tahoma" w:eastAsia="Tahoma"/>
+          <w:rFonts w:ascii="Arial" w:hAnsi="Arial" w:cs="Arial"/>
           <w:sz w:val="22"/>
           <w:szCs w:val="22"/>
           <w:lang w:val="en-US"/>
@@ -1666,7 +2345,7 @@
       <w:r>
         <w:rPr>
           <w:rStyle w:val="MSGENFONTSTYLENAMETEMPLATEROLENUMBERMSGENFONTSTYLENAMEBYROLETEXT3"/>
-          <w:rFonts w:ascii="Tahoma" w:hAnsi="Tahoma" w:cs="Tahoma" w:eastAsia="Tahoma"/>
+          <w:rFonts w:ascii="Arial" w:hAnsi="Arial" w:cs="Arial"/>
           <w:b/>
           <w:bCs/>
           <w:i/>
@@ -1676,10 +2355,11 @@
         </w:rPr>
         <w:t xml:space="preserve">bahwa saya, akan bekerja dengan </w:t>
       </w:r>
-      <w:r>
-        <w:rPr>
-          <w:rStyle w:val="MSGENFONTSTYLENAMETEMPLATEROLENUMBERMSGENFONTSTYLENAMEBYROLETEXT3"/>
-          <w:rFonts w:ascii="Tahoma" w:hAnsi="Tahoma" w:cs="Tahoma" w:eastAsia="Tahoma"/>
+      <w:proofErr w:type="spellStart"/>
+      <w:r>
+        <w:rPr>
+          <w:rStyle w:val="MSGENFONTSTYLENAMETEMPLATEROLENUMBERMSGENFONTSTYLENAMEBYROLETEXT3"/>
+          <w:rFonts w:ascii="Arial" w:hAnsi="Arial" w:cs="Arial"/>
           <w:b/>
           <w:bCs/>
           <w:i/>
@@ -1688,21 +2368,67 @@
           <w:szCs w:val="22"/>
           <w:lang w:val="en-US" w:eastAsia="en-US"/>
         </w:rPr>
-        <w:t>jujur, tertib,</w:t>
-      </w:r>
-      <w:r>
-        <w:rPr>
-          <w:rStyle w:val="MSGENFONTSTYLENAMETEMPLATEROLENUMBERMSGENFONTSTYLENAMEBYROLETEXT3"/>
-          <w:rFonts w:ascii="Tahoma" w:hAnsi="Tahoma" w:cs="Tahoma" w:eastAsia="Tahoma"/>
+        <w:t>jujur</w:t>
+      </w:r>
+      <w:proofErr w:type="spellEnd"/>
+      <w:r>
+        <w:rPr>
+          <w:rStyle w:val="MSGENFONTSTYLENAMETEMPLATEROLENUMBERMSGENFONTSTYLENAMEBYROLETEXT3"/>
+          <w:rFonts w:ascii="Arial" w:hAnsi="Arial" w:cs="Arial"/>
+          <w:b/>
+          <w:bCs/>
+          <w:i/>
+          <w:iCs/>
           <w:sz w:val="22"/>
           <w:szCs w:val="22"/>
           <w:lang w:val="en-US" w:eastAsia="en-US"/>
         </w:rPr>
+        <w:t xml:space="preserve">, </w:t>
+      </w:r>
+      <w:proofErr w:type="spellStart"/>
+      <w:r>
+        <w:rPr>
+          <w:rStyle w:val="MSGENFONTSTYLENAMETEMPLATEROLENUMBERMSGENFONTSTYLENAMEBYROLETEXT3"/>
+          <w:rFonts w:ascii="Arial" w:hAnsi="Arial" w:cs="Arial"/>
+          <w:b/>
+          <w:bCs/>
+          <w:i/>
+          <w:iCs/>
+          <w:sz w:val="22"/>
+          <w:szCs w:val="22"/>
+          <w:lang w:val="en-US" w:eastAsia="en-US"/>
+        </w:rPr>
+        <w:t>tertib</w:t>
+      </w:r>
+      <w:proofErr w:type="spellEnd"/>
+      <w:r>
+        <w:rPr>
+          <w:rStyle w:val="MSGENFONTSTYLENAMETEMPLATEROLENUMBERMSGENFONTSTYLENAMEBYROLETEXT3"/>
+          <w:rFonts w:ascii="Arial" w:hAnsi="Arial" w:cs="Arial"/>
+          <w:b/>
+          <w:bCs/>
+          <w:i/>
+          <w:iCs/>
+          <w:sz w:val="22"/>
+          <w:szCs w:val="22"/>
+          <w:lang w:val="en-US" w:eastAsia="en-US"/>
+        </w:rPr>
+        <w:t>,</w:t>
+      </w:r>
+      <w:r>
+        <w:rPr>
+          <w:rStyle w:val="MSGENFONTSTYLENAMETEMPLATEROLENUMBERMSGENFONTSTYLENAMEBYROLETEXT3"/>
+          <w:rFonts w:ascii="Arial" w:hAnsi="Arial" w:cs="Arial"/>
+          <w:sz w:val="22"/>
+          <w:szCs w:val="22"/>
+          <w:lang w:val="en-US" w:eastAsia="en-US"/>
+        </w:rPr>
         <w:t xml:space="preserve"> </w:t>
       </w:r>
-      <w:r>
-        <w:rPr>
-          <w:rFonts w:ascii="Tahoma" w:hAnsi="Tahoma" w:cs="Tahoma" w:eastAsia="Tahoma"/>
+      <w:proofErr w:type="spellStart"/>
+      <w:r>
+        <w:rPr>
+          <w:rFonts w:ascii="Arial" w:hAnsi="Arial" w:cs="Arial"/>
           <w:sz w:val="22"/>
           <w:szCs w:val="22"/>
           <w:shd w:val="clear" w:color="auto" w:fill="FFFFFF"/>
@@ -1710,9 +2436,10 @@
         </w:rPr>
         <w:t>cermat</w:t>
       </w:r>
-      <w:r>
-        <w:rPr>
-          <w:rFonts w:ascii="Tahoma" w:hAnsi="Tahoma" w:cs="Tahoma" w:eastAsia="Tahoma"/>
+      <w:proofErr w:type="spellEnd"/>
+      <w:r>
+        <w:rPr>
+          <w:rFonts w:ascii="Arial" w:hAnsi="Arial" w:cs="Arial"/>
           <w:sz w:val="22"/>
           <w:szCs w:val="22"/>
           <w:shd w:val="clear" w:color="auto" w:fill="FFFFFF"/>
@@ -1722,13 +2449,79 @@
       </w:r>
       <w:r>
         <w:rPr>
-          <w:rFonts w:ascii="Tahoma" w:hAnsi="Tahoma" w:cs="Tahoma" w:eastAsia="Tahoma"/>
+          <w:rFonts w:ascii="Arial" w:hAnsi="Arial" w:cs="Arial"/>
           <w:sz w:val="22"/>
           <w:szCs w:val="22"/>
           <w:shd w:val="clear" w:color="auto" w:fill="FFFFFF"/>
           <w:lang w:val="en-US" w:eastAsia="en-US"/>
         </w:rPr>
-        <w:t xml:space="preserve"> dan bersemangat untuk kepentingan Negara".</w:t>
+        <w:t xml:space="preserve"> dan </w:t>
+      </w:r>
+      <w:proofErr w:type="spellStart"/>
+      <w:r>
+        <w:rPr>
+          <w:rFonts w:ascii="Arial" w:hAnsi="Arial" w:cs="Arial"/>
+          <w:sz w:val="22"/>
+          <w:szCs w:val="22"/>
+          <w:shd w:val="clear" w:color="auto" w:fill="FFFFFF"/>
+          <w:lang w:val="en-US" w:eastAsia="en-US"/>
+        </w:rPr>
+        <w:t>bersemangat</w:t>
+      </w:r>
+      <w:proofErr w:type="spellEnd"/>
+      <w:r>
+        <w:rPr>
+          <w:rFonts w:ascii="Arial" w:hAnsi="Arial" w:cs="Arial"/>
+          <w:sz w:val="22"/>
+          <w:szCs w:val="22"/>
+          <w:shd w:val="clear" w:color="auto" w:fill="FFFFFF"/>
+          <w:lang w:val="en-US" w:eastAsia="en-US"/>
+        </w:rPr>
+        <w:t xml:space="preserve"> </w:t>
+      </w:r>
+      <w:proofErr w:type="spellStart"/>
+      <w:r>
+        <w:rPr>
+          <w:rFonts w:ascii="Arial" w:hAnsi="Arial" w:cs="Arial"/>
+          <w:sz w:val="22"/>
+          <w:szCs w:val="22"/>
+          <w:shd w:val="clear" w:color="auto" w:fill="FFFFFF"/>
+          <w:lang w:val="en-US" w:eastAsia="en-US"/>
+        </w:rPr>
+        <w:t>untuk</w:t>
+      </w:r>
+      <w:proofErr w:type="spellEnd"/>
+      <w:r>
+        <w:rPr>
+          <w:rFonts w:ascii="Arial" w:hAnsi="Arial" w:cs="Arial"/>
+          <w:sz w:val="22"/>
+          <w:szCs w:val="22"/>
+          <w:shd w:val="clear" w:color="auto" w:fill="FFFFFF"/>
+          <w:lang w:val="en-US" w:eastAsia="en-US"/>
+        </w:rPr>
+        <w:t xml:space="preserve"> </w:t>
+      </w:r>
+      <w:proofErr w:type="spellStart"/>
+      <w:r>
+        <w:rPr>
+          <w:rFonts w:ascii="Arial" w:hAnsi="Arial" w:cs="Arial"/>
+          <w:sz w:val="22"/>
+          <w:szCs w:val="22"/>
+          <w:shd w:val="clear" w:color="auto" w:fill="FFFFFF"/>
+          <w:lang w:val="en-US" w:eastAsia="en-US"/>
+        </w:rPr>
+        <w:t>kepentingan</w:t>
+      </w:r>
+      <w:proofErr w:type="spellEnd"/>
+      <w:r>
+        <w:rPr>
+          <w:rFonts w:ascii="Arial" w:hAnsi="Arial" w:cs="Arial"/>
+          <w:sz w:val="22"/>
+          <w:szCs w:val="22"/>
+          <w:shd w:val="clear" w:color="auto" w:fill="FFFFFF"/>
+          <w:lang w:val="en-US" w:eastAsia="en-US"/>
+        </w:rPr>
+        <w:t xml:space="preserve"> Negara".</w:t>
       </w:r>
     </w:p>
     <w:p>
@@ -1739,7 +2532,7 @@
         <w:ind w:left="142" w:right="46"/>
         <w:rPr>
           <w:rStyle w:val="MSGENFONTSTYLENAMETEMPLATEROLEMSGENFONTSTYLENAMEBYROLEPICTURECAPTION"/>
-          <w:rFonts w:ascii="Tahoma" w:hAnsi="Tahoma" w:cs="Tahoma" w:eastAsia="Tahoma"/>
+          <w:rFonts w:ascii="Arial" w:hAnsi="Arial" w:cs="Arial"/>
           <w:b/>
           <w:bCs/>
           <w:i/>
@@ -1757,13 +2550,16 @@
         <w:spacing w:line="240" w:lineRule="auto"/>
         <w:ind w:left="142" w:right="46"/>
         <w:jc w:val="both"/>
+        <w:rPr>
+          <w:rFonts w:ascii="Arial" w:hAnsi="Arial" w:cs="Arial"/>
+        </w:rPr>
       </w:pPr>
       <w:bookmarkStart w:id="1" w:name="_Hlk105767445"/>
       <w:bookmarkEnd w:id="1"/>
       <w:r>
         <w:rPr>
           <w:rStyle w:val="MSGENFONTSTYLENAMETEMPLATEROLEMSGENFONTSTYLENAMEBYROLEPICTURECAPTION"/>
-          <w:rFonts w:ascii="Tahoma" w:hAnsi="Tahoma" w:cs="Tahoma" w:eastAsia="Tahoma"/>
+          <w:rFonts w:ascii="Arial" w:hAnsi="Arial" w:cs="Arial"/>
           <w:sz w:val="22"/>
           <w:szCs w:val="22"/>
         </w:rPr>
@@ -1795,7 +2591,7 @@
               <w:snapToGrid w:val="0"/>
               <w:jc w:val="center"/>
               <w:rPr>
-                <w:rFonts w:ascii="Tahoma" w:hAnsi="Tahoma" w:cs="Tahoma" w:eastAsia="Tahoma"/>
+                <w:rFonts w:ascii="Arial" w:hAnsi="Arial" w:cs="Arial"/>
                 <w:sz w:val="22"/>
                 <w:szCs w:val="22"/>
                 <w:lang w:val="id-ID"/>
@@ -1806,7 +2602,7 @@
             <w:pPr>
               <w:jc w:val="center"/>
               <w:rPr>
-                <w:rFonts w:ascii="Tahoma" w:hAnsi="Tahoma" w:cs="Tahoma" w:eastAsia="Tahoma"/>
+                <w:rFonts w:ascii="Arial" w:hAnsi="Arial" w:cs="Arial"/>
                 <w:sz w:val="22"/>
                 <w:szCs w:val="22"/>
                 <w:lang w:val="id-ID"/>
@@ -1817,7 +2613,7 @@
             <w:pPr>
               <w:jc w:val="center"/>
               <w:rPr>
-                <w:rFonts w:ascii="Tahoma" w:hAnsi="Tahoma" w:cs="Tahoma" w:eastAsia="Tahoma"/>
+                <w:rFonts w:ascii="Arial" w:hAnsi="Arial" w:cs="Arial"/>
                 <w:sz w:val="22"/>
                 <w:szCs w:val="22"/>
                 <w:lang w:val="id-ID"/>
@@ -1825,7 +2621,7 @@
             </w:pPr>
             <w:r>
               <w:rPr>
-                <w:rFonts w:ascii="Tahoma" w:hAnsi="Tahoma" w:cs="Tahoma" w:eastAsia="Tahoma"/>
+                <w:rFonts w:ascii="Arial" w:hAnsi="Arial" w:cs="Arial"/>
                 <w:sz w:val="22"/>
                 <w:szCs w:val="22"/>
                 <w:lang w:val="id-ID"/>
@@ -1836,10 +2632,13 @@
           <w:p>
             <w:pPr>
               <w:jc w:val="center"/>
-            </w:pPr>
-            <w:r>
-              <w:rPr>
-                <w:rFonts w:ascii="Tahoma" w:hAnsi="Tahoma" w:cs="Tahoma" w:eastAsia="Tahoma"/>
+              <w:rPr>
+                <w:rFonts w:ascii="Arial" w:hAnsi="Arial" w:cs="Arial"/>
+              </w:rPr>
+            </w:pPr>
+            <w:r>
+              <w:rPr>
+                <w:rFonts w:ascii="Arial" w:hAnsi="Arial" w:cs="Arial"/>
                 <w:sz w:val="22"/>
                 <w:szCs w:val="22"/>
                 <w:lang w:val="id-ID"/>
@@ -1848,7 +2647,7 @@
             </w:r>
             <w:r>
               <w:rPr>
-                <w:rFonts w:ascii="Tahoma" w:hAnsi="Tahoma" w:cs="Tahoma" w:eastAsia="Tahoma"/>
+                <w:rFonts w:ascii="Arial" w:hAnsi="Arial" w:cs="Arial"/>
                 <w:sz w:val="22"/>
                 <w:szCs w:val="22"/>
                 <w:lang w:val="en-AU"/>
@@ -1860,7 +2659,7 @@
             <w:pPr>
               <w:jc w:val="center"/>
               <w:rPr>
-                <w:rFonts w:ascii="Tahoma" w:hAnsi="Tahoma" w:cs="Tahoma" w:eastAsia="Tahoma"/>
+                <w:rFonts w:ascii="Arial" w:hAnsi="Arial" w:cs="Arial"/>
                 <w:sz w:val="22"/>
                 <w:szCs w:val="22"/>
                 <w:lang w:val="en-AU"/>
@@ -1870,25 +2669,25 @@
           <w:p>
             <w:pPr>
               <w:rPr>
-                <w:rFonts w:ascii="Tahoma" w:hAnsi="Tahoma" w:cs="Tahoma" w:eastAsia="Tahoma"/>
-                <w:sz w:val="22"/>
-                <w:szCs w:val="22"/>
-              </w:rPr>
-            </w:pPr>
-          </w:p>
-          <w:p>
-            <w:pPr>
-              <w:rPr>
-                <w:rFonts w:ascii="Tahoma" w:hAnsi="Tahoma" w:cs="Tahoma" w:eastAsia="Tahoma"/>
-                <w:sz w:val="22"/>
-                <w:szCs w:val="22"/>
-              </w:rPr>
-            </w:pPr>
-          </w:p>
-          <w:p>
-            <w:pPr>
-              <w:rPr>
-                <w:rFonts w:ascii="Tahoma" w:hAnsi="Tahoma" w:cs="Tahoma" w:eastAsia="Tahoma"/>
+                <w:rFonts w:ascii="Arial" w:hAnsi="Arial" w:cs="Arial"/>
+                <w:sz w:val="22"/>
+                <w:szCs w:val="22"/>
+              </w:rPr>
+            </w:pPr>
+          </w:p>
+          <w:p>
+            <w:pPr>
+              <w:rPr>
+                <w:rFonts w:ascii="Arial" w:hAnsi="Arial" w:cs="Arial"/>
+                <w:sz w:val="22"/>
+                <w:szCs w:val="22"/>
+              </w:rPr>
+            </w:pPr>
+          </w:p>
+          <w:p>
+            <w:pPr>
+              <w:rPr>
+                <w:rFonts w:ascii="Arial" w:hAnsi="Arial" w:cs="Arial"/>
                 <w:sz w:val="22"/>
                 <w:szCs w:val="22"/>
               </w:rPr>
@@ -1898,7 +2697,7 @@
             <w:pPr>
               <w:jc w:val="center"/>
               <w:rPr>
-                <w:rFonts w:ascii="Tahoma" w:hAnsi="Tahoma" w:cs="Tahoma" w:eastAsia="Tahoma"/>
+                <w:rFonts w:ascii="Arial" w:hAnsi="Arial" w:cs="Arial"/>
                 <w:sz w:val="22"/>
                 <w:szCs w:val="22"/>
                 <w:u w:val="single"/>
@@ -1907,27 +2706,49 @@
             </w:pPr>
             <w:r>
               <w:rPr>
-                <w:rFonts w:ascii="Tahoma" w:hAnsi="Tahoma" w:cs="Tahoma" w:eastAsia="Tahoma"/>
+                <w:rFonts w:ascii="Arial" w:hAnsi="Arial" w:cs="Arial"/>
                 <w:sz w:val="22"/>
                 <w:szCs w:val="22"/>
                 <w:u w:val="single"/>
                 <w:shd w:val="clear" w:color="auto" w:fill="FFFFFF"/>
               </w:rPr>
+              <w:t>{</w:t>
+            </w:r>
+            <w:proofErr w:type="spellStart"/>
+            <w:r>
+              <w:rPr>
+                <w:rFonts w:ascii="Arial" w:hAnsi="Arial" w:cs="Arial"/>
+                <w:sz w:val="22"/>
+                <w:szCs w:val="22"/>
+                <w:u w:val="single"/>
+                <w:shd w:val="clear" w:color="auto" w:fill="FFFFFF"/>
+              </w:rPr>
               <w:t>{nama_diambil_sumpah}</w:t>
             </w:r>
+            <w:proofErr w:type="spellEnd"/>
+            <w:r>
+              <w:rPr>
+                <w:rFonts w:ascii="Arial" w:hAnsi="Arial" w:cs="Arial"/>
+                <w:sz w:val="22"/>
+                <w:szCs w:val="22"/>
+                <w:u w:val="single"/>
+                <w:shd w:val="clear" w:color="auto" w:fill="FFFFFF"/>
+              </w:rPr>
+              <w:t>}</w:t>
+            </w:r>
           </w:p>
           <w:p>
             <w:pPr>
               <w:jc w:val="center"/>
               <w:rPr>
-                <w:rFonts w:ascii="Tahoma" w:hAnsi="Tahoma" w:cs="Tahoma" w:eastAsia="Tahoma"/>
-                <w:sz w:val="22"/>
-                <w:szCs w:val="22"/>
-              </w:rPr>
-            </w:pPr>
-            <w:r>
-              <w:rPr>
-                <w:rFonts w:ascii="Tahoma" w:hAnsi="Tahoma" w:cs="Tahoma" w:eastAsia="Tahoma"/>
+                <w:rFonts w:ascii="Arial" w:hAnsi="Arial" w:cs="Arial"/>
+                <w:sz w:val="22"/>
+                <w:szCs w:val="22"/>
+              </w:rPr>
+            </w:pPr>
+            <w:r>
+              <w:rPr>
+                <w:rFonts w:ascii="Arial" w:hAnsi="Arial" w:cs="Arial"/>
                 <w:sz w:val="22"/>
                 <w:szCs w:val="22"/>
                 <w:lang w:val="id-ID"/>
@@ -1936,7 +2757,7 @@
             </w:r>
             <w:r>
               <w:rPr>
-                <w:rFonts w:ascii="Tahoma" w:hAnsi="Tahoma" w:cs="Tahoma" w:eastAsia="Tahoma"/>
+                <w:rFonts w:ascii="Arial" w:hAnsi="Arial" w:cs="Arial"/>
                 <w:sz w:val="22"/>
                 <w:szCs w:val="22"/>
               </w:rPr>
@@ -1944,7 +2765,7 @@
             </w:r>
             <w:r>
               <w:rPr>
-                <w:rFonts w:ascii="Tahoma" w:hAnsi="Tahoma" w:cs="Tahoma" w:eastAsia="Tahoma"/>
+                <w:rFonts w:ascii="Arial" w:hAnsi="Arial" w:cs="Arial"/>
                 <w:sz w:val="22"/>
                 <w:szCs w:val="22"/>
                 <w:lang w:val="id-ID"/>
@@ -1953,7 +2774,7 @@
             </w:r>
             <w:r>
               <w:rPr>
-                <w:rFonts w:ascii="Tahoma" w:hAnsi="Tahoma" w:cs="Tahoma" w:eastAsia="Tahoma"/>
+                <w:rFonts w:ascii="Arial" w:hAnsi="Arial" w:cs="Arial"/>
                 <w:sz w:val="22"/>
                 <w:szCs w:val="22"/>
               </w:rPr>
@@ -1961,12 +2782,32 @@
             </w:r>
             <w:r>
               <w:rPr>
-                <w:rFonts w:ascii="Tahoma" w:hAnsi="Tahoma" w:cs="Tahoma" w:eastAsia="Tahoma"/>
+                <w:rFonts w:ascii="Arial" w:hAnsi="Arial" w:cs="Arial"/>
                 <w:sz w:val="22"/>
                 <w:szCs w:val="22"/>
                 <w:shd w:val="clear" w:color="auto" w:fill="FFFFFF"/>
               </w:rPr>
+              <w:t>{</w:t>
+            </w:r>
+            <w:proofErr w:type="spellStart"/>
+            <w:r>
+              <w:rPr>
+                <w:rFonts w:ascii="Arial" w:hAnsi="Arial" w:cs="Arial"/>
+                <w:sz w:val="22"/>
+                <w:szCs w:val="22"/>
+                <w:shd w:val="clear" w:color="auto" w:fill="FFFFFF"/>
+              </w:rPr>
               <w:t>{nip_diambil_sumpah}</w:t>
+            </w:r>
+            <w:proofErr w:type="spellEnd"/>
+            <w:r>
+              <w:rPr>
+                <w:rFonts w:ascii="Arial" w:hAnsi="Arial" w:cs="Arial"/>
+                <w:sz w:val="22"/>
+                <w:szCs w:val="22"/>
+                <w:shd w:val="clear" w:color="auto" w:fill="FFFFFF"/>
+              </w:rPr>
+              <w:t>}</w:t>
             </w:r>
           </w:p>
         </w:tc>
@@ -1978,7 +2819,7 @@
             <w:pPr>
               <w:jc w:val="center"/>
               <w:rPr>
-                <w:rFonts w:ascii="Tahoma" w:hAnsi="Tahoma" w:cs="Tahoma" w:eastAsia="Tahoma"/>
+                <w:rFonts w:ascii="Arial" w:hAnsi="Arial" w:cs="Arial"/>
                 <w:sz w:val="22"/>
                 <w:szCs w:val="22"/>
                 <w:lang w:val="id-ID"/>
@@ -1986,7 +2827,7 @@
             </w:pPr>
             <w:r>
               <w:rPr>
-                <w:rFonts w:ascii="Tahoma" w:hAnsi="Tahoma" w:cs="Tahoma" w:eastAsia="Tahoma"/>
+                <w:rFonts w:ascii="Arial" w:hAnsi="Arial" w:cs="Arial"/>
                 <w:sz w:val="22"/>
                 <w:szCs w:val="22"/>
                 <w:lang w:val="id-ID"/>
@@ -1997,10 +2838,13 @@
           <w:p>
             <w:pPr>
               <w:jc w:val="center"/>
-            </w:pPr>
-            <w:r>
-              <w:rPr>
-                <w:rFonts w:ascii="Tahoma" w:hAnsi="Tahoma" w:cs="Tahoma" w:eastAsia="Tahoma"/>
+              <w:rPr>
+                <w:rFonts w:ascii="Arial" w:hAnsi="Arial" w:cs="Arial"/>
+              </w:rPr>
+            </w:pPr>
+            <w:r>
+              <w:rPr>
+                <w:rFonts w:ascii="Arial" w:hAnsi="Arial" w:cs="Arial"/>
                 <w:sz w:val="22"/>
                 <w:szCs w:val="22"/>
                 <w:lang w:val="id-ID"/>
@@ -2009,7 +2853,7 @@
             </w:r>
             <w:r>
               <w:rPr>
-                <w:rFonts w:ascii="Tahoma" w:hAnsi="Tahoma" w:cs="Tahoma" w:eastAsia="Tahoma"/>
+                <w:rFonts w:ascii="Arial" w:hAnsi="Arial" w:cs="Arial"/>
                 <w:sz w:val="22"/>
                 <w:szCs w:val="22"/>
                 <w:lang w:val="en-AU"/>
@@ -2021,47 +2865,109 @@
             <w:pPr>
               <w:jc w:val="center"/>
               <w:rPr>
-                <w:rFonts w:ascii="Tahoma" w:hAnsi="Tahoma" w:cs="Tahoma" w:eastAsia="Tahoma"/>
+                <w:rFonts w:ascii="Arial" w:hAnsi="Arial" w:cs="Arial"/>
                 <w:sz w:val="22"/>
                 <w:szCs w:val="22"/>
                 <w:lang w:val="en-AU"/>
               </w:rPr>
             </w:pPr>
-            <w:r>
-              <w:rPr>
-                <w:rFonts w:ascii="Tahoma" w:hAnsi="Tahoma" w:cs="Tahoma" w:eastAsia="Tahoma"/>
+            <w:proofErr w:type="spellStart"/>
+            <w:r>
+              <w:rPr>
+                <w:rFonts w:ascii="Arial" w:hAnsi="Arial" w:cs="Arial"/>
                 <w:sz w:val="22"/>
                 <w:szCs w:val="22"/>
                 <w:lang w:val="en-AU"/>
               </w:rPr>
-              <w:t>Asisten Administrasi Umum</w:t>
+              <w:t>Asisten</w:t>
+            </w:r>
+            <w:proofErr w:type="spellEnd"/>
+            <w:r>
+              <w:rPr>
+                <w:rFonts w:ascii="Arial" w:hAnsi="Arial" w:cs="Arial"/>
+                <w:sz w:val="22"/>
+                <w:szCs w:val="22"/>
+                <w:lang w:val="en-AU"/>
+              </w:rPr>
+              <w:t xml:space="preserve"> </w:t>
+            </w:r>
+            <w:proofErr w:type="spellStart"/>
+            <w:r>
+              <w:rPr>
+                <w:rFonts w:ascii="Arial" w:hAnsi="Arial" w:cs="Arial"/>
+                <w:sz w:val="22"/>
+                <w:szCs w:val="22"/>
+                <w:lang w:val="en-AU"/>
+              </w:rPr>
+              <w:t>Administrasi</w:t>
+            </w:r>
+            <w:proofErr w:type="spellEnd"/>
+            <w:r>
+              <w:rPr>
+                <w:rFonts w:ascii="Arial" w:hAnsi="Arial" w:cs="Arial"/>
+                <w:sz w:val="22"/>
+                <w:szCs w:val="22"/>
+                <w:lang w:val="en-AU"/>
+              </w:rPr>
+              <w:t xml:space="preserve"> Umum</w:t>
             </w:r>
           </w:p>
           <w:p>
             <w:pPr>
               <w:jc w:val="center"/>
               <w:rPr>
-                <w:rFonts w:ascii="Tahoma" w:hAnsi="Tahoma" w:cs="Tahoma" w:eastAsia="Tahoma"/>
+                <w:rFonts w:ascii="Arial" w:hAnsi="Arial" w:cs="Arial"/>
                 <w:sz w:val="22"/>
                 <w:szCs w:val="22"/>
                 <w:lang w:eastAsia="en-US"/>
               </w:rPr>
             </w:pPr>
-            <w:r>
-              <w:rPr>
-                <w:rFonts w:ascii="Tahoma" w:hAnsi="Tahoma" w:cs="Tahoma" w:eastAsia="Tahoma"/>
+            <w:proofErr w:type="spellStart"/>
+            <w:r>
+              <w:rPr>
+                <w:rFonts w:ascii="Arial" w:hAnsi="Arial" w:cs="Arial"/>
                 <w:sz w:val="22"/>
                 <w:szCs w:val="22"/>
                 <w:lang w:val="en-AU"/>
               </w:rPr>
-              <w:t>Sekretariat Daerah Provinsi Jawa Timur</w:t>
+              <w:t>Sekretariat</w:t>
+            </w:r>
+            <w:proofErr w:type="spellEnd"/>
+            <w:r>
+              <w:rPr>
+                <w:rFonts w:ascii="Arial" w:hAnsi="Arial" w:cs="Arial"/>
+                <w:sz w:val="22"/>
+                <w:szCs w:val="22"/>
+                <w:lang w:val="en-AU"/>
+              </w:rPr>
+              <w:t xml:space="preserve"> Daerah </w:t>
+            </w:r>
+            <w:proofErr w:type="spellStart"/>
+            <w:r>
+              <w:rPr>
+                <w:rFonts w:ascii="Arial" w:hAnsi="Arial" w:cs="Arial"/>
+                <w:sz w:val="22"/>
+                <w:szCs w:val="22"/>
+                <w:lang w:val="en-AU"/>
+              </w:rPr>
+              <w:t>Provinsi</w:t>
+            </w:r>
+            <w:proofErr w:type="spellEnd"/>
+            <w:r>
+              <w:rPr>
+                <w:rFonts w:ascii="Arial" w:hAnsi="Arial" w:cs="Arial"/>
+                <w:sz w:val="22"/>
+                <w:szCs w:val="22"/>
+                <w:lang w:val="en-AU"/>
+              </w:rPr>
+              <w:t xml:space="preserve"> Jawa Timur</w:t>
             </w:r>
           </w:p>
           <w:p>
             <w:pPr>
               <w:jc w:val="center"/>
               <w:rPr>
-                <w:rFonts w:ascii="Tahoma" w:hAnsi="Tahoma" w:cs="Tahoma" w:eastAsia="Tahoma"/>
+                <w:rFonts w:ascii="Arial" w:hAnsi="Arial" w:cs="Arial"/>
                 <w:sz w:val="22"/>
                 <w:szCs w:val="22"/>
                 <w:lang w:eastAsia="en-US"/>
@@ -2072,6 +2978,7 @@
             <w:pPr>
               <w:jc w:val="center"/>
               <w:rPr>
+                <w:rFonts w:ascii="Arial" w:hAnsi="Arial" w:cs="Arial"/>
                 <w:sz w:val="22"/>
                 <w:szCs w:val="22"/>
                 <w:lang w:eastAsia="en-US"/>
@@ -2082,6 +2989,7 @@
             <w:pPr>
               <w:jc w:val="center"/>
               <w:rPr>
+                <w:rFonts w:ascii="Arial" w:hAnsi="Arial" w:cs="Arial"/>
                 <w:sz w:val="28"/>
                 <w:szCs w:val="28"/>
                 <w:lang w:eastAsia="en-US"/>
@@ -2092,6 +3000,7 @@
             <w:pPr>
               <w:jc w:val="center"/>
               <w:rPr>
+                <w:rFonts w:ascii="Arial" w:hAnsi="Arial" w:cs="Arial"/>
                 <w:sz w:val="22"/>
                 <w:szCs w:val="22"/>
                 <w:lang w:eastAsia="en-US"/>
@@ -2103,7 +3012,7 @@
               <w:jc w:val="center"/>
               <w:rPr>
                 <w:rStyle w:val="MSGENFONTSTYLENAMETEMPLATEROLENUMBERMSGENFONTSTYLENAMEBYROLETEXT2"/>
-                <w:rFonts w:ascii="Tahoma" w:hAnsi="Tahoma" w:cs="Tahoma" w:eastAsia="Tahoma"/>
+                <w:rFonts w:ascii="Arial" w:hAnsi="Arial" w:cs="Arial"/>
                 <w:sz w:val="22"/>
                 <w:szCs w:val="22"/>
                 <w:u w:val="single"/>
@@ -2111,19 +3020,41 @@
             </w:pPr>
             <w:r>
               <w:rPr>
-                <w:rFonts w:ascii="Tahoma" w:hAnsi="Tahoma" w:cs="Tahoma" w:eastAsia="Tahoma"/>
+                <w:rFonts w:ascii="Arial" w:hAnsi="Arial" w:cs="Arial"/>
                 <w:sz w:val="22"/>
                 <w:szCs w:val="22"/>
                 <w:u w:val="single"/>
               </w:rPr>
-              <w:t>R. HERU WAHONO SANTOSO S.Sos, MM</w:t>
+              <w:t xml:space="preserve">R. HERU WAHONO SANTOSO </w:t>
+            </w:r>
+            <w:proofErr w:type="spellStart"/>
+            <w:proofErr w:type="gramStart"/>
+            <w:r>
+              <w:rPr>
+                <w:rFonts w:ascii="Arial" w:hAnsi="Arial" w:cs="Arial"/>
+                <w:sz w:val="22"/>
+                <w:szCs w:val="22"/>
+                <w:u w:val="single"/>
+              </w:rPr>
+              <w:t>S.Sos</w:t>
+            </w:r>
+            <w:proofErr w:type="spellEnd"/>
+            <w:proofErr w:type="gramEnd"/>
+            <w:r>
+              <w:rPr>
+                <w:rFonts w:ascii="Arial" w:hAnsi="Arial" w:cs="Arial"/>
+                <w:sz w:val="22"/>
+                <w:szCs w:val="22"/>
+                <w:u w:val="single"/>
+              </w:rPr>
+              <w:t>, MM</w:t>
             </w:r>
           </w:p>
           <w:p>
             <w:pPr>
               <w:jc w:val="center"/>
               <w:rPr>
-                <w:rFonts w:ascii="Tahoma" w:hAnsi="Tahoma" w:cs="Tahoma" w:eastAsia="Tahoma"/>
+                <w:rFonts w:ascii="Arial" w:hAnsi="Arial" w:cs="Arial"/>
                 <w:sz w:val="22"/>
                 <w:szCs w:val="22"/>
                 <w:u w:val="single"/>
@@ -2131,7 +3062,7 @@
             </w:pPr>
             <w:r>
               <w:rPr>
-                <w:rFonts w:ascii="Tahoma" w:hAnsi="Tahoma" w:cs="Tahoma" w:eastAsia="Tahoma"/>
+                <w:rFonts w:ascii="Arial" w:hAnsi="Arial" w:cs="Arial"/>
                 <w:sz w:val="22"/>
                 <w:szCs w:val="22"/>
                 <w:lang w:val="id-ID"/>
@@ -2140,7 +3071,7 @@
             </w:r>
             <w:r>
               <w:rPr>
-                <w:rFonts w:ascii="Tahoma" w:hAnsi="Tahoma" w:cs="Tahoma" w:eastAsia="Tahoma"/>
+                <w:rFonts w:ascii="Arial" w:hAnsi="Arial" w:cs="Arial"/>
                 <w:sz w:val="22"/>
                 <w:szCs w:val="22"/>
               </w:rPr>
@@ -2148,7 +3079,7 @@
             </w:r>
             <w:r>
               <w:rPr>
-                <w:rFonts w:ascii="Tahoma" w:hAnsi="Tahoma" w:cs="Tahoma" w:eastAsia="Tahoma"/>
+                <w:rFonts w:ascii="Arial" w:hAnsi="Arial" w:cs="Arial"/>
                 <w:sz w:val="22"/>
                 <w:szCs w:val="22"/>
                 <w:shd w:val="clear" w:color="auto" w:fill="FFFFFF"/>
@@ -2160,7 +3091,7 @@
             <w:pPr>
               <w:jc w:val="center"/>
               <w:rPr>
-                <w:rFonts w:ascii="Tahoma" w:hAnsi="Tahoma" w:cs="Tahoma" w:eastAsia="Tahoma"/>
+                <w:rFonts w:ascii="Arial" w:hAnsi="Arial" w:cs="Arial"/>
                 <w:sz w:val="22"/>
                 <w:szCs w:val="22"/>
                 <w:u w:val="single"/>
@@ -2177,7 +3108,7 @@
             <w:pPr>
               <w:jc w:val="center"/>
               <w:rPr>
-                <w:rFonts w:ascii="Tahoma" w:hAnsi="Tahoma" w:cs="Tahoma" w:eastAsia="Tahoma"/>
+                <w:rFonts w:ascii="Arial" w:hAnsi="Arial" w:cs="Arial"/>
                 <w:sz w:val="22"/>
                 <w:szCs w:val="22"/>
                 <w:lang w:val="id-ID"/>
@@ -2185,7 +3116,7 @@
             </w:pPr>
             <w:r>
               <w:rPr>
-                <w:rFonts w:ascii="Tahoma" w:hAnsi="Tahoma" w:cs="Tahoma" w:eastAsia="Tahoma"/>
+                <w:rFonts w:ascii="Arial" w:hAnsi="Arial" w:cs="Arial"/>
                 <w:sz w:val="22"/>
                 <w:szCs w:val="22"/>
                 <w:lang w:val="id-ID"/>
@@ -2196,10 +3127,13 @@
           <w:p>
             <w:pPr>
               <w:jc w:val="center"/>
-            </w:pPr>
-            <w:r>
-              <w:rPr>
-                <w:rFonts w:ascii="Tahoma" w:hAnsi="Tahoma" w:cs="Tahoma" w:eastAsia="Tahoma"/>
+              <w:rPr>
+                <w:rFonts w:ascii="Arial" w:hAnsi="Arial" w:cs="Arial"/>
+              </w:rPr>
+            </w:pPr>
+            <w:r>
+              <w:rPr>
+                <w:rFonts w:ascii="Arial" w:hAnsi="Arial" w:cs="Arial"/>
                 <w:sz w:val="22"/>
                 <w:szCs w:val="22"/>
                 <w:lang w:val="id-ID"/>
@@ -2208,7 +3142,7 @@
             </w:r>
             <w:r>
               <w:rPr>
-                <w:rFonts w:ascii="Tahoma" w:hAnsi="Tahoma" w:cs="Tahoma" w:eastAsia="Tahoma"/>
+                <w:rFonts w:ascii="Arial" w:hAnsi="Arial" w:cs="Arial"/>
                 <w:sz w:val="22"/>
                 <w:szCs w:val="22"/>
                 <w:lang w:val="en-AU"/>
@@ -2220,27 +3154,58 @@
             <w:pPr>
               <w:jc w:val="center"/>
               <w:rPr>
-                <w:rFonts w:ascii="Tahoma" w:hAnsi="Tahoma" w:cs="Tahoma" w:eastAsia="Tahoma"/>
+                <w:rFonts w:ascii="Arial" w:hAnsi="Arial" w:cs="Arial"/>
                 <w:sz w:val="22"/>
                 <w:szCs w:val="22"/>
                 <w:lang w:val="en-AU"/>
               </w:rPr>
             </w:pPr>
-            <w:r>
-              <w:rPr>
-                <w:rFonts w:ascii="Tahoma" w:hAnsi="Tahoma" w:cs="Tahoma" w:eastAsia="Tahoma"/>
+            <w:proofErr w:type="spellStart"/>
+            <w:r>
+              <w:rPr>
+                <w:rFonts w:ascii="Arial" w:hAnsi="Arial" w:cs="Arial"/>
                 <w:sz w:val="22"/>
                 <w:szCs w:val="22"/>
                 <w:lang w:val="en-AU"/>
               </w:rPr>
-              <w:t>Asisten Administrasi Umum</w:t>
+              <w:t>Asisten</w:t>
+            </w:r>
+            <w:proofErr w:type="spellEnd"/>
+            <w:r>
+              <w:rPr>
+                <w:rFonts w:ascii="Arial" w:hAnsi="Arial" w:cs="Arial"/>
+                <w:sz w:val="22"/>
+                <w:szCs w:val="22"/>
+                <w:lang w:val="en-AU"/>
+              </w:rPr>
+              <w:t xml:space="preserve"> </w:t>
+            </w:r>
+            <w:proofErr w:type="spellStart"/>
+            <w:r>
+              <w:rPr>
+                <w:rFonts w:ascii="Arial" w:hAnsi="Arial" w:cs="Arial"/>
+                <w:sz w:val="22"/>
+                <w:szCs w:val="22"/>
+                <w:lang w:val="en-AU"/>
+              </w:rPr>
+              <w:t>Administrasi</w:t>
+            </w:r>
+            <w:proofErr w:type="spellEnd"/>
+            <w:r>
+              <w:rPr>
+                <w:rFonts w:ascii="Arial" w:hAnsi="Arial" w:cs="Arial"/>
+                <w:sz w:val="22"/>
+                <w:szCs w:val="22"/>
+                <w:lang w:val="en-AU"/>
+              </w:rPr>
+              <w:t xml:space="preserve"> Umum</w:t>
             </w:r>
           </w:p>
           <w:p>
             <w:pPr>
               <w:jc w:val="center"/>
               <w:rPr>
-                <w:rFonts w:ascii="Tahoma" w:hAnsi="Tahoma" w:cs="Tahoma" w:eastAsia="Tahoma"/>
+                <w:rFonts w:ascii="Arial" w:hAnsi="Arial" w:cs="Arial"/>
                 <w:sz w:val="22"/>
                 <w:szCs w:val="22"/>
                 <w:lang w:eastAsia="en-US"/>
@@ -2251,6 +3216,7 @@
             <w:pPr>
               <w:jc w:val="center"/>
               <w:rPr>
+                <w:rFonts w:ascii="Arial" w:hAnsi="Arial" w:cs="Arial"/>
                 <w:sz w:val="22"/>
                 <w:szCs w:val="22"/>
                 <w:lang w:eastAsia="en-US"/>
@@ -2261,7 +3227,7 @@
             <w:pPr>
               <w:jc w:val="center"/>
               <w:rPr>
-                <w:rFonts w:ascii="Tahoma" w:hAnsi="Tahoma" w:cs="Tahoma" w:eastAsia="Tahoma"/>
+                <w:rFonts w:ascii="Arial" w:hAnsi="Arial" w:cs="Arial"/>
                 <w:sz w:val="22"/>
                 <w:szCs w:val="22"/>
                 <w:lang w:eastAsia="en-US"/>
@@ -2272,7 +3238,7 @@
             <w:pPr>
               <w:jc w:val="center"/>
               <w:rPr>
-                <w:rFonts w:ascii="Tahoma" w:hAnsi="Tahoma" w:cs="Tahoma" w:eastAsia="Tahoma"/>
+                <w:rFonts w:ascii="Arial" w:hAnsi="Arial" w:cs="Arial"/>
                 <w:sz w:val="22"/>
                 <w:szCs w:val="22"/>
                 <w:u w:val="single"/>
@@ -2280,7 +3246,7 @@
             </w:pPr>
             <w:r>
               <w:rPr>
-                <w:rFonts w:ascii="Tahoma" w:hAnsi="Tahoma" w:cs="Tahoma" w:eastAsia="Tahoma"/>
+                <w:rFonts w:ascii="Arial" w:hAnsi="Arial" w:cs="Arial"/>
                 <w:sz w:val="22"/>
                 <w:szCs w:val="22"/>
                 <w:u w:val="single"/>
@@ -2292,14 +3258,14 @@
             <w:pPr>
               <w:jc w:val="center"/>
               <w:rPr>
-                <w:rFonts w:ascii="Tahoma" w:hAnsi="Tahoma" w:cs="Tahoma" w:eastAsia="Tahoma"/>
-                <w:sz w:val="22"/>
-                <w:szCs w:val="22"/>
-              </w:rPr>
-            </w:pPr>
-            <w:r>
-              <w:rPr>
-                <w:rFonts w:ascii="Tahoma" w:hAnsi="Tahoma" w:cs="Tahoma" w:eastAsia="Tahoma"/>
+                <w:rFonts w:ascii="Arial" w:hAnsi="Arial" w:cs="Arial"/>
+                <w:sz w:val="22"/>
+                <w:szCs w:val="22"/>
+              </w:rPr>
+            </w:pPr>
+            <w:r>
+              <w:rPr>
+                <w:rFonts w:ascii="Arial" w:hAnsi="Arial" w:cs="Arial"/>
                 <w:sz w:val="22"/>
                 <w:szCs w:val="22"/>
               </w:rPr>
@@ -2319,7 +3285,7 @@
             <w:pPr>
               <w:snapToGrid w:val="0"/>
               <w:rPr>
-                <w:rFonts w:ascii="Tahoma" w:hAnsi="Tahoma" w:cs="Tahoma" w:eastAsia="Tahoma"/>
+                <w:rFonts w:ascii="Arial" w:hAnsi="Arial" w:cs="Arial"/>
                 <w:sz w:val="22"/>
                 <w:szCs w:val="22"/>
               </w:rPr>
@@ -2340,23 +3306,33 @@
                 <w:tab w:val="left" w:pos="8265"/>
               </w:tabs>
               <w:rPr>
-                <w:rFonts w:ascii="Tahoma" w:hAnsi="Tahoma" w:cs="Tahoma" w:eastAsia="Tahoma"/>
-                <w:sz w:val="22"/>
-                <w:szCs w:val="22"/>
-              </w:rPr>
-            </w:pPr>
-            <w:r>
-              <w:rPr>
-                <w:rFonts w:ascii="Tahoma" w:hAnsi="Tahoma" w:cs="Tahoma" w:eastAsia="Tahoma"/>
+                <w:rFonts w:ascii="Arial" w:hAnsi="Arial" w:cs="Arial"/>
+                <w:sz w:val="22"/>
+                <w:szCs w:val="22"/>
+              </w:rPr>
+            </w:pPr>
+            <w:r>
+              <w:rPr>
+                <w:rFonts w:ascii="Arial" w:hAnsi="Arial" w:cs="Arial"/>
                 <w:sz w:val="22"/>
                 <w:szCs w:val="22"/>
               </w:rPr>
               <w:tab/>
-              <w:t>Saksi – Saksi :</w:t>
-            </w:r>
-            <w:r>
-              <w:rPr>
-                <w:rFonts w:ascii="Tahoma" w:hAnsi="Tahoma" w:cs="Tahoma" w:eastAsia="Tahoma"/>
+              <w:t xml:space="preserve">Saksi – </w:t>
+            </w:r>
+            <w:proofErr w:type="gramStart"/>
+            <w:r>
+              <w:rPr>
+                <w:rFonts w:ascii="Arial" w:hAnsi="Arial" w:cs="Arial"/>
+                <w:sz w:val="22"/>
+                <w:szCs w:val="22"/>
+              </w:rPr>
+              <w:t>Saksi :</w:t>
+            </w:r>
+            <w:proofErr w:type="gramEnd"/>
+            <w:r>
+              <w:rPr>
+                <w:rFonts w:ascii="Arial" w:hAnsi="Arial" w:cs="Arial"/>
                 <w:sz w:val="22"/>
                 <w:szCs w:val="22"/>
               </w:rPr>
@@ -2376,23 +3352,33 @@
                 <w:tab w:val="left" w:pos="8265"/>
               </w:tabs>
               <w:rPr>
-                <w:rFonts w:ascii="Tahoma" w:hAnsi="Tahoma" w:cs="Tahoma" w:eastAsia="Tahoma"/>
-                <w:sz w:val="22"/>
-                <w:szCs w:val="22"/>
-              </w:rPr>
-            </w:pPr>
-            <w:r>
-              <w:rPr>
-                <w:rFonts w:ascii="Tahoma" w:hAnsi="Tahoma" w:cs="Tahoma" w:eastAsia="Tahoma"/>
+                <w:rFonts w:ascii="Arial" w:hAnsi="Arial" w:cs="Arial"/>
+                <w:sz w:val="22"/>
+                <w:szCs w:val="22"/>
+              </w:rPr>
+            </w:pPr>
+            <w:r>
+              <w:rPr>
+                <w:rFonts w:ascii="Arial" w:hAnsi="Arial" w:cs="Arial"/>
                 <w:sz w:val="22"/>
                 <w:szCs w:val="22"/>
               </w:rPr>
               <w:tab/>
-              <w:t>Saksi – Saksi :</w:t>
-            </w:r>
-            <w:r>
-              <w:rPr>
-                <w:rFonts w:ascii="Tahoma" w:hAnsi="Tahoma" w:cs="Tahoma" w:eastAsia="Tahoma"/>
+              <w:t xml:space="preserve">Saksi – </w:t>
+            </w:r>
+            <w:proofErr w:type="gramStart"/>
+            <w:r>
+              <w:rPr>
+                <w:rFonts w:ascii="Arial" w:hAnsi="Arial" w:cs="Arial"/>
+                <w:sz w:val="22"/>
+                <w:szCs w:val="22"/>
+              </w:rPr>
+              <w:t>Saksi :</w:t>
+            </w:r>
+            <w:proofErr w:type="gramEnd"/>
+            <w:r>
+              <w:rPr>
+                <w:rFonts w:ascii="Arial" w:hAnsi="Arial" w:cs="Arial"/>
                 <w:sz w:val="22"/>
                 <w:szCs w:val="22"/>
               </w:rPr>
@@ -2414,7 +3400,7 @@
               <w:snapToGrid w:val="0"/>
               <w:ind w:firstLine="993"/>
               <w:rPr>
-                <w:rFonts w:ascii="Tahoma" w:hAnsi="Tahoma" w:cs="Tahoma" w:eastAsia="Tahoma"/>
+                <w:rFonts w:ascii="Arial" w:hAnsi="Arial" w:cs="Arial"/>
                 <w:sz w:val="22"/>
                 <w:szCs w:val="22"/>
                 <w:lang w:eastAsia="en-US"/>
@@ -2425,6 +3411,7 @@
             <w:pPr>
               <w:ind w:left="567" w:firstLine="993"/>
               <w:rPr>
+                <w:rFonts w:ascii="Arial" w:hAnsi="Arial" w:cs="Arial"/>
                 <w:sz w:val="22"/>
                 <w:szCs w:val="22"/>
                 <w:lang w:eastAsia="en-US"/>
@@ -2435,6 +3422,7 @@
             <w:pPr>
               <w:ind w:left="567" w:firstLine="993"/>
               <w:rPr>
+                <w:rFonts w:ascii="Arial" w:hAnsi="Arial" w:cs="Arial"/>
                 <w:sz w:val="22"/>
                 <w:szCs w:val="22"/>
                 <w:lang w:eastAsia="en-US"/>
@@ -2445,6 +3433,7 @@
             <w:pPr>
               <w:ind w:left="567" w:firstLine="993"/>
               <w:rPr>
+                <w:rFonts w:ascii="Arial" w:hAnsi="Arial" w:cs="Arial"/>
                 <w:sz w:val="22"/>
                 <w:szCs w:val="22"/>
                 <w:lang w:eastAsia="en-US"/>
@@ -2455,7 +3444,7 @@
             <w:pPr>
               <w:jc w:val="center"/>
               <w:rPr>
-                <w:rFonts w:ascii="Tahoma" w:hAnsi="Tahoma" w:cs="Tahoma" w:eastAsia="Tahoma"/>
+                <w:rFonts w:ascii="Arial" w:hAnsi="Arial" w:cs="Arial"/>
                 <w:sz w:val="22"/>
                 <w:szCs w:val="22"/>
                 <w:lang w:val="id-ID"/>
@@ -2463,18 +3452,33 @@
             </w:pPr>
             <w:r>
               <w:rPr>
-                <w:rFonts w:ascii="Tahoma" w:hAnsi="Tahoma" w:cs="Tahoma" w:eastAsia="Tahoma"/>
+                <w:rFonts w:ascii="Arial" w:hAnsi="Arial" w:cs="Arial"/>
                 <w:sz w:val="22"/>
                 <w:szCs w:val="22"/>
                 <w:u w:val="single"/>
                 <w:shd w:val="clear" w:color="auto" w:fill="FFFFFF"/>
                 <w:lang w:eastAsia="en-US"/>
               </w:rPr>
-              <w:t>INDAH WAHYUNI, SH, M.Si</w:t>
-            </w:r>
-            <w:r>
-              <w:rPr>
-                <w:rFonts w:ascii="Tahoma" w:hAnsi="Tahoma" w:cs="Tahoma" w:eastAsia="Tahoma"/>
+              <w:t xml:space="preserve">INDAH WAHYUNI, SH, </w:t>
+            </w:r>
+            <w:proofErr w:type="spellStart"/>
+            <w:proofErr w:type="gramStart"/>
+            <w:r>
+              <w:rPr>
+                <w:rFonts w:ascii="Arial" w:hAnsi="Arial" w:cs="Arial"/>
+                <w:sz w:val="22"/>
+                <w:szCs w:val="22"/>
+                <w:u w:val="single"/>
+                <w:shd w:val="clear" w:color="auto" w:fill="FFFFFF"/>
+                <w:lang w:eastAsia="en-US"/>
+              </w:rPr>
+              <w:t>M.Si</w:t>
+            </w:r>
+            <w:proofErr w:type="spellEnd"/>
+            <w:proofErr w:type="gramEnd"/>
+            <w:r>
+              <w:rPr>
+                <w:rFonts w:ascii="Arial" w:hAnsi="Arial" w:cs="Arial"/>
                 <w:sz w:val="22"/>
                 <w:szCs w:val="22"/>
                 <w:lang w:val="id-ID"/>
@@ -2486,7 +3490,7 @@
             <w:pPr>
               <w:jc w:val="center"/>
               <w:rPr>
-                <w:rFonts w:ascii="Tahoma" w:hAnsi="Tahoma" w:cs="Tahoma" w:eastAsia="Tahoma"/>
+                <w:rFonts w:ascii="Arial" w:hAnsi="Arial" w:cs="Arial"/>
                 <w:sz w:val="22"/>
                 <w:szCs w:val="22"/>
                 <w:lang w:val="en-GB"/>
@@ -2494,7 +3498,7 @@
             </w:pPr>
             <w:r>
               <w:rPr>
-                <w:rFonts w:ascii="Tahoma" w:hAnsi="Tahoma" w:cs="Tahoma" w:eastAsia="Tahoma"/>
+                <w:rFonts w:ascii="Arial" w:hAnsi="Arial" w:cs="Arial"/>
                 <w:sz w:val="22"/>
                 <w:szCs w:val="22"/>
                 <w:lang w:val="id-ID"/>
@@ -2503,7 +3507,7 @@
             </w:r>
             <w:r>
               <w:rPr>
-                <w:rFonts w:ascii="Tahoma" w:hAnsi="Tahoma" w:cs="Tahoma" w:eastAsia="Tahoma"/>
+                <w:rFonts w:ascii="Arial" w:hAnsi="Arial" w:cs="Arial"/>
                 <w:sz w:val="22"/>
                 <w:szCs w:val="22"/>
               </w:rPr>
@@ -2511,7 +3515,7 @@
             </w:r>
             <w:r>
               <w:rPr>
-                <w:rFonts w:ascii="Tahoma" w:hAnsi="Tahoma" w:cs="Tahoma" w:eastAsia="Tahoma"/>
+                <w:rFonts w:ascii="Arial" w:hAnsi="Arial" w:cs="Arial"/>
                 <w:sz w:val="22"/>
                 <w:szCs w:val="22"/>
                 <w:lang w:val="id-ID"/>
@@ -2520,7 +3524,7 @@
             </w:r>
             <w:r>
               <w:rPr>
-                <w:rFonts w:ascii="Tahoma" w:hAnsi="Tahoma" w:cs="Tahoma" w:eastAsia="Tahoma"/>
+                <w:rFonts w:ascii="Arial" w:hAnsi="Arial" w:cs="Arial"/>
                 <w:sz w:val="22"/>
                 <w:szCs w:val="22"/>
                 <w:shd w:val="clear" w:color="auto" w:fill="FFFFFF"/>
@@ -2539,7 +3543,7 @@
               <w:snapToGrid w:val="0"/>
               <w:jc w:val="center"/>
               <w:rPr>
-                <w:rFonts w:ascii="Tahoma" w:hAnsi="Tahoma" w:cs="Tahoma" w:eastAsia="Tahoma"/>
+                <w:rFonts w:ascii="Arial" w:hAnsi="Arial" w:cs="Arial"/>
                 <w:sz w:val="22"/>
                 <w:szCs w:val="22"/>
                 <w:lang w:eastAsia="en-US"/>
@@ -2550,6 +3554,7 @@
             <w:pPr>
               <w:jc w:val="center"/>
               <w:rPr>
+                <w:rFonts w:ascii="Arial" w:hAnsi="Arial" w:cs="Arial"/>
                 <w:sz w:val="22"/>
                 <w:szCs w:val="22"/>
                 <w:lang w:eastAsia="en-US"/>
@@ -2560,6 +3565,7 @@
             <w:pPr>
               <w:jc w:val="center"/>
               <w:rPr>
+                <w:rFonts w:ascii="Arial" w:hAnsi="Arial" w:cs="Arial"/>
                 <w:sz w:val="22"/>
                 <w:szCs w:val="22"/>
                 <w:lang w:eastAsia="en-US"/>
@@ -2570,6 +3576,7 @@
             <w:pPr>
               <w:jc w:val="center"/>
               <w:rPr>
+                <w:rFonts w:ascii="Arial" w:hAnsi="Arial" w:cs="Arial"/>
                 <w:sz w:val="22"/>
                 <w:szCs w:val="22"/>
                 <w:lang w:eastAsia="en-US"/>
@@ -2580,7 +3587,7 @@
             <w:pPr>
               <w:jc w:val="center"/>
               <w:rPr>
-                <w:rFonts w:ascii="Tahoma" w:hAnsi="Tahoma" w:cs="Tahoma" w:eastAsia="Tahoma"/>
+                <w:rFonts w:ascii="Arial" w:hAnsi="Arial" w:cs="Arial"/>
                 <w:sz w:val="22"/>
                 <w:szCs w:val="22"/>
                 <w:u w:val="single"/>
@@ -2590,18 +3597,52 @@
             </w:pPr>
             <w:r>
               <w:rPr>
-                <w:rFonts w:ascii="Tahoma" w:hAnsi="Tahoma" w:cs="Tahoma" w:eastAsia="Tahoma"/>
+                <w:rFonts w:ascii="Arial" w:hAnsi="Arial" w:cs="Arial"/>
                 <w:sz w:val="22"/>
                 <w:szCs w:val="22"/>
                 <w:u w:val="single"/>
               </w:rPr>
-              <w:t>ADINA FIBRIANI S.E,M.Ak</w:t>
-            </w:r>
+              <w:t xml:space="preserve">ADINA FIBRIANI </w:t>
+            </w:r>
+            <w:proofErr w:type="spellStart"/>
+            <w:proofErr w:type="gramStart"/>
+            <w:r>
+              <w:rPr>
+                <w:rFonts w:ascii="Arial" w:hAnsi="Arial" w:cs="Arial"/>
+                <w:sz w:val="22"/>
+                <w:szCs w:val="22"/>
+                <w:u w:val="single"/>
+              </w:rPr>
+              <w:t>S.E</w:t>
+            </w:r>
+            <w:proofErr w:type="gramEnd"/>
+            <w:r>
+              <w:rPr>
+                <w:rFonts w:ascii="Arial" w:hAnsi="Arial" w:cs="Arial"/>
+                <w:sz w:val="22"/>
+                <w:szCs w:val="22"/>
+                <w:u w:val="single"/>
+              </w:rPr>
+              <w:t>,</w:t>
+            </w:r>
+            <w:proofErr w:type="gramStart"/>
+            <w:r>
+              <w:rPr>
+                <w:rFonts w:ascii="Arial" w:hAnsi="Arial" w:cs="Arial"/>
+                <w:sz w:val="22"/>
+                <w:szCs w:val="22"/>
+                <w:u w:val="single"/>
+              </w:rPr>
+              <w:t>M.Ak</w:t>
+            </w:r>
+            <w:proofErr w:type="spellEnd"/>
+            <w:proofErr w:type="gramEnd"/>
           </w:p>
           <w:p>
             <w:pPr>
               <w:jc w:val="center"/>
               <w:rPr>
+                <w:rFonts w:ascii="Arial" w:hAnsi="Arial" w:cs="Arial"/>
                 <w:sz w:val="22"/>
                 <w:szCs w:val="22"/>
                 <w:lang w:eastAsia="en-US"/>
@@ -2609,7 +3650,7 @@
             </w:pPr>
             <w:r>
               <w:rPr>
-                <w:rFonts w:ascii="Tahoma" w:hAnsi="Tahoma" w:cs="Tahoma" w:eastAsia="Tahoma"/>
+                <w:rFonts w:ascii="Arial" w:hAnsi="Arial" w:cs="Arial"/>
                 <w:sz w:val="22"/>
                 <w:szCs w:val="22"/>
                 <w:lang w:val="id-ID"/>
@@ -2618,7 +3659,7 @@
             </w:r>
             <w:r>
               <w:rPr>
-                <w:rFonts w:ascii="Tahoma" w:hAnsi="Tahoma" w:cs="Tahoma" w:eastAsia="Tahoma"/>
+                <w:rFonts w:ascii="Arial" w:hAnsi="Arial" w:cs="Arial"/>
                 <w:sz w:val="22"/>
                 <w:szCs w:val="22"/>
               </w:rPr>
@@ -2626,7 +3667,7 @@
             </w:r>
             <w:r>
               <w:rPr>
-                <w:rFonts w:ascii="Tahoma" w:hAnsi="Tahoma" w:cs="Tahoma" w:eastAsia="Tahoma"/>
+                <w:rFonts w:ascii="Arial" w:hAnsi="Arial" w:cs="Arial"/>
                 <w:sz w:val="22"/>
                 <w:szCs w:val="22"/>
                 <w:lang w:val="id-ID"/>
@@ -2635,7 +3676,7 @@
             </w:r>
             <w:r>
               <w:rPr>
-                <w:rFonts w:ascii="Tahoma" w:hAnsi="Tahoma" w:cs="Tahoma" w:eastAsia="Tahoma"/>
+                <w:rFonts w:ascii="Arial" w:hAnsi="Arial" w:cs="Arial"/>
                 <w:sz w:val="22"/>
                 <w:szCs w:val="22"/>
                 <w:shd w:val="clear" w:color="auto" w:fill="FFFFFF"/>
@@ -2653,6 +3694,7 @@
               <w:snapToGrid w:val="0"/>
               <w:jc w:val="center"/>
               <w:rPr>
+                <w:rFonts w:ascii="Arial" w:hAnsi="Arial" w:cs="Arial"/>
                 <w:sz w:val="22"/>
                 <w:szCs w:val="22"/>
                 <w:lang w:eastAsia="en-US"/>
@@ -2663,6 +3705,7 @@
             <w:pPr>
               <w:jc w:val="center"/>
               <w:rPr>
+                <w:rFonts w:ascii="Arial" w:hAnsi="Arial" w:cs="Arial"/>
                 <w:sz w:val="22"/>
                 <w:szCs w:val="22"/>
                 <w:lang w:eastAsia="en-US"/>
@@ -2673,6 +3716,7 @@
             <w:pPr>
               <w:jc w:val="center"/>
               <w:rPr>
+                <w:rFonts w:ascii="Arial" w:hAnsi="Arial" w:cs="Arial"/>
                 <w:sz w:val="22"/>
                 <w:szCs w:val="22"/>
                 <w:lang w:eastAsia="en-US"/>
@@ -2683,7 +3727,7 @@
             <w:pPr>
               <w:jc w:val="center"/>
               <w:rPr>
-                <w:rFonts w:ascii="Tahoma" w:hAnsi="Tahoma" w:cs="Tahoma" w:eastAsia="Tahoma"/>
+                <w:rFonts w:ascii="Arial" w:hAnsi="Arial" w:cs="Arial"/>
                 <w:sz w:val="22"/>
                 <w:szCs w:val="22"/>
                 <w:lang w:eastAsia="en-US"/>
@@ -2694,7 +3738,7 @@
             <w:pPr>
               <w:jc w:val="center"/>
               <w:rPr>
-                <w:rFonts w:ascii="Tahoma" w:hAnsi="Tahoma" w:cs="Tahoma" w:eastAsia="Tahoma"/>
+                <w:rFonts w:ascii="Arial" w:hAnsi="Arial" w:cs="Arial"/>
                 <w:sz w:val="22"/>
                 <w:szCs w:val="22"/>
                 <w:u w:val="single"/>
@@ -2702,7 +3746,7 @@
             </w:pPr>
             <w:r>
               <w:rPr>
-                <w:rFonts w:ascii="Tahoma" w:hAnsi="Tahoma" w:cs="Tahoma" w:eastAsia="Tahoma"/>
+                <w:rFonts w:ascii="Arial" w:hAnsi="Arial" w:cs="Arial"/>
                 <w:sz w:val="22"/>
                 <w:szCs w:val="22"/>
                 <w:u w:val="single"/>
@@ -2712,7 +3756,7 @@
             </w:r>
             <w:r>
               <w:rPr>
-                <w:rFonts w:ascii="Tahoma" w:hAnsi="Tahoma" w:cs="Tahoma" w:eastAsia="Tahoma"/>
+                <w:rFonts w:ascii="Arial" w:hAnsi="Arial" w:cs="Arial"/>
                 <w:sz w:val="22"/>
                 <w:szCs w:val="22"/>
                 <w:u w:val="single"/>
@@ -2722,27 +3766,39 @@
             </w:r>
             <w:r>
               <w:rPr>
-                <w:rFonts w:ascii="Tahoma" w:hAnsi="Tahoma" w:cs="Tahoma" w:eastAsia="Tahoma"/>
+                <w:rFonts w:ascii="Arial" w:hAnsi="Arial" w:cs="Arial"/>
                 <w:sz w:val="22"/>
                 <w:szCs w:val="22"/>
                 <w:u w:val="single"/>
                 <w:lang w:eastAsia="en-US"/>
               </w:rPr>
-              <w:t xml:space="preserve"> S.P.,M.P.</w:t>
-            </w:r>
+              <w:t xml:space="preserve"> </w:t>
+            </w:r>
+            <w:proofErr w:type="gramStart"/>
+            <w:r>
+              <w:rPr>
+                <w:rFonts w:ascii="Arial" w:hAnsi="Arial" w:cs="Arial"/>
+                <w:sz w:val="22"/>
+                <w:szCs w:val="22"/>
+                <w:u w:val="single"/>
+                <w:lang w:eastAsia="en-US"/>
+              </w:rPr>
+              <w:t>S.P.,M.P.</w:t>
+            </w:r>
+            <w:proofErr w:type="gramEnd"/>
           </w:p>
           <w:p>
             <w:pPr>
               <w:jc w:val="center"/>
               <w:rPr>
-                <w:rFonts w:ascii="Tahoma" w:hAnsi="Tahoma" w:cs="Tahoma" w:eastAsia="Tahoma"/>
-                <w:sz w:val="22"/>
-                <w:szCs w:val="22"/>
-              </w:rPr>
-            </w:pPr>
-            <w:r>
-              <w:rPr>
-                <w:rFonts w:ascii="Tahoma" w:hAnsi="Tahoma" w:cs="Tahoma" w:eastAsia="Tahoma"/>
+                <w:rFonts w:ascii="Arial" w:hAnsi="Arial" w:cs="Arial"/>
+                <w:sz w:val="22"/>
+                <w:szCs w:val="22"/>
+              </w:rPr>
+            </w:pPr>
+            <w:r>
+              <w:rPr>
+                <w:rFonts w:ascii="Arial" w:hAnsi="Arial" w:cs="Arial"/>
                 <w:sz w:val="22"/>
                 <w:szCs w:val="22"/>
                 <w:lang w:val="id-ID"/>
@@ -2751,7 +3807,7 @@
             </w:r>
             <w:r>
               <w:rPr>
-                <w:rFonts w:ascii="Tahoma" w:hAnsi="Tahoma" w:cs="Tahoma" w:eastAsia="Tahoma"/>
+                <w:rFonts w:ascii="Arial" w:hAnsi="Arial" w:cs="Arial"/>
                 <w:sz w:val="22"/>
                 <w:szCs w:val="22"/>
               </w:rPr>
@@ -2759,7 +3815,7 @@
             </w:r>
             <w:r>
               <w:rPr>
-                <w:rFonts w:ascii="Tahoma" w:hAnsi="Tahoma" w:cs="Tahoma" w:eastAsia="Tahoma"/>
+                <w:rFonts w:ascii="Arial" w:hAnsi="Arial" w:cs="Arial"/>
                 <w:sz w:val="22"/>
                 <w:szCs w:val="22"/>
                 <w:lang w:val="id-ID"/>
@@ -2768,7 +3824,7 @@
             </w:r>
             <w:r>
               <w:rPr>
-                <w:rFonts w:ascii="Tahoma" w:hAnsi="Tahoma" w:cs="Tahoma" w:eastAsia="Tahoma"/>
+                <w:rFonts w:ascii="Arial" w:hAnsi="Arial" w:cs="Arial"/>
                 <w:sz w:val="22"/>
                 <w:szCs w:val="22"/>
                 <w:lang w:val="id-ID" w:eastAsia="en-US"/>
@@ -2777,7 +3833,7 @@
             </w:r>
             <w:r>
               <w:rPr>
-                <w:rFonts w:ascii="Tahoma" w:hAnsi="Tahoma" w:cs="Tahoma" w:eastAsia="Tahoma"/>
+                <w:rFonts w:ascii="Arial" w:hAnsi="Arial" w:cs="Arial"/>
                 <w:sz w:val="22"/>
                 <w:szCs w:val="22"/>
                 <w:lang w:eastAsia="en-US"/>
@@ -2798,7 +3854,7 @@
             <w:pPr>
               <w:snapToGrid w:val="0"/>
               <w:rPr>
-                <w:rFonts w:ascii="Tahoma" w:hAnsi="Tahoma" w:cs="Tahoma" w:eastAsia="Tahoma"/>
+                <w:rFonts w:ascii="Arial" w:hAnsi="Arial" w:cs="Arial"/>
                 <w:sz w:val="22"/>
                 <w:szCs w:val="22"/>
               </w:rPr>
@@ -2814,6 +3870,7 @@
         <w:spacing w:line="240" w:lineRule="auto"/>
         <w:ind w:right="-176"/>
         <w:rPr>
+          <w:rFonts w:ascii="Arial" w:hAnsi="Arial" w:cs="Arial"/>
           <w:lang w:eastAsia="id-ID"/>
         </w:rPr>
       </w:pPr>
@@ -3227,7 +4284,6 @@
       <w:suppressAutoHyphens/>
     </w:pPr>
     <w:rPr>
-      <w:rFonts w:ascii="Tahoma" w:eastAsia="Tahoma" w:hAnsi="Tahoma" w:cs="Tahoma"/>
       <w:color w:val="000000"/>
       <w:sz w:val="24"/>
       <w:szCs w:val="24"/>
@@ -3264,7 +4320,7 @@
     <w:name w:val="WW8Num1z0"/>
     <w:qFormat/>
     <w:rPr>
-      <w:rFonts w:ascii="Tahoma" w:hAnsi="Tahoma" w:cs="Tahoma" w:eastAsia="Tahoma"/>
+      <w:rFonts w:ascii="Tahoma" w:eastAsia="Tahoma" w:hAnsi="Tahoma" w:cs="Tahoma"/>
       <w:b w:val="0"/>
       <w:bCs w:val="0"/>
       <w:i w:val="0"/>
@@ -3287,7 +4343,7 @@
     <w:name w:val="MSG_EN_FONT_STYLE_NAME_TEMPLATE_ROLE_NUMBER MSG_EN_FONT_STYLE_NAME_BY_ROLE_TEXT 2_"/>
     <w:qFormat/>
     <w:rPr>
-      <w:rFonts w:ascii="Tahoma" w:hAnsi="Tahoma" w:cs="Tahoma" w:eastAsia="Tahoma"/>
+      <w:rFonts w:ascii="Tahoma" w:eastAsia="Tahoma" w:hAnsi="Tahoma" w:cs="Tahoma"/>
       <w:sz w:val="21"/>
       <w:szCs w:val="21"/>
       <w:shd w:val="clear" w:color="auto" w:fill="FFFFFF"/>
@@ -3297,7 +4353,7 @@
     <w:name w:val="MSG_EN_FONT_STYLE_NAME_TEMPLATE_ROLE_NUMBER MSG_EN_FONT_STYLE_NAME_BY_ROLE_TEXT 3_"/>
     <w:qFormat/>
     <w:rPr>
-      <w:rFonts w:ascii="Tahoma" w:hAnsi="Tahoma" w:cs="Tahoma" w:eastAsia="Tahoma"/>
+      <w:rFonts w:ascii="Tahoma" w:eastAsia="Tahoma" w:hAnsi="Tahoma" w:cs="Tahoma"/>
       <w:b/>
       <w:bCs/>
       <w:i/>
@@ -3311,7 +4367,7 @@
     <w:name w:val="MSG_EN_FONT_STYLE_NAME_TEMPLATE_ROLE_NUMBER MSG_EN_FONT_STYLE_NAME_BY_ROLE_TEXT 3 + MSG_EN_FONT_STYLE_MODIFER_SIZE 5"/>
     <w:qFormat/>
     <w:rPr>
-      <w:rFonts w:ascii="Tahoma" w:hAnsi="Tahoma" w:cs="Tahoma" w:eastAsia="Tahoma"/>
+      <w:rFonts w:ascii="Tahoma" w:eastAsia="Tahoma" w:hAnsi="Tahoma" w:cs="Tahoma"/>
       <w:b w:val="0"/>
       <w:bCs w:val="0"/>
       <w:i w:val="0"/>
@@ -3325,7 +4381,7 @@
     <w:name w:val="MSG_EN_FONT_STYLE_NAME_TEMPLATE_ROLE MSG_EN_FONT_STYLE_NAME_BY_ROLE_PICTURE_CAPTION_"/>
     <w:qFormat/>
     <w:rPr>
-      <w:rFonts w:ascii="Tahoma" w:hAnsi="Tahoma" w:cs="Tahoma" w:eastAsia="Tahoma"/>
+      <w:rFonts w:ascii="Tahoma" w:eastAsia="Tahoma" w:hAnsi="Tahoma" w:cs="Tahoma"/>
       <w:sz w:val="21"/>
       <w:szCs w:val="21"/>
       <w:shd w:val="clear" w:color="auto" w:fill="FFFFFF"/>
@@ -3335,7 +4391,7 @@
     <w:name w:val="MSG_EN_FONT_STYLE_NAME_TEMPLATE_ROLE MSG_EN_FONT_STYLE_NAME_BY_ROLE_PICTURE_CAPTION"/>
     <w:qFormat/>
     <w:rPr>
-      <w:rFonts w:ascii="Tahoma" w:hAnsi="Tahoma" w:cs="Tahoma" w:eastAsia="Tahoma"/>
+      <w:rFonts w:ascii="Tahoma" w:eastAsia="Tahoma" w:hAnsi="Tahoma" w:cs="Tahoma"/>
       <w:sz w:val="21"/>
       <w:szCs w:val="21"/>
       <w:u w:val="single"/>
@@ -3385,7 +4441,6 @@
       <w:spacing w:before="240" w:after="120"/>
     </w:pPr>
     <w:rPr>
-      <w:rFonts w:ascii="Tahoma" w:eastAsia="Tahoma" w:hAnsi="Tahoma" w:cs="Tahoma"/>
       <w:sz w:val="28"/>
       <w:szCs w:val="28"/>
     </w:rPr>
@@ -3400,9 +4455,6 @@
   <w:style w:type="paragraph" w:styleId="List">
     <w:name w:val="List"/>
     <w:basedOn w:val="BodyText"/>
-    <w:rPr>
-      <w:rFonts w:cs="Tahoma" w:ascii="Tahoma" w:hAnsi="Tahoma" w:eastAsia="Tahoma"/>
-    </w:rPr>
   </w:style>
   <w:style w:type="paragraph" w:styleId="Caption">
     <w:name w:val="caption"/>
@@ -3413,7 +4465,6 @@
       <w:spacing w:before="120" w:after="120"/>
     </w:pPr>
     <w:rPr>
-      <w:rFonts w:cs="Tahoma" w:ascii="Tahoma" w:hAnsi="Tahoma" w:eastAsia="Tahoma"/>
       <w:i/>
       <w:iCs/>
     </w:rPr>
@@ -3425,9 +4476,6 @@
     <w:pPr>
       <w:suppressLineNumbers/>
     </w:pPr>
-    <w:rPr>
-      <w:rFonts w:cs="Tahoma" w:ascii="Tahoma" w:hAnsi="Tahoma" w:eastAsia="Tahoma"/>
-    </w:rPr>
   </w:style>
   <w:style w:type="paragraph" w:customStyle="1" w:styleId="MSGENFONTSTYLENAMETEMPLATEROLENUMBERMSGENFONTSTYLENAMEBYROLETEXT20">
     <w:name w:val="MSG_EN_FONT_STYLE_NAME_TEMPLATE_ROLE_NUMBER MSG_EN_FONT_STYLE_NAME_BY_ROLE_TEXT 2"/>
@@ -3439,7 +4487,6 @@
       <w:jc w:val="center"/>
     </w:pPr>
     <w:rPr>
-      <w:rFonts w:ascii="Tahoma" w:eastAsia="Tahoma" w:hAnsi="Tahoma" w:cs="Tahoma"/>
       <w:sz w:val="21"/>
       <w:szCs w:val="21"/>
       <w:lang w:val="id-ID"/>
@@ -3455,7 +4502,6 @@
       <w:jc w:val="both"/>
     </w:pPr>
     <w:rPr>
-      <w:rFonts w:ascii="Tahoma" w:eastAsia="Tahoma" w:hAnsi="Tahoma" w:cs="Tahoma"/>
       <w:b/>
       <w:bCs/>
       <w:i/>
@@ -3474,7 +4520,6 @@
       <w:spacing w:line="278" w:lineRule="exact"/>
     </w:pPr>
     <w:rPr>
-      <w:rFonts w:ascii="Tahoma" w:eastAsia="Tahoma" w:hAnsi="Tahoma" w:cs="Tahoma"/>
       <w:sz w:val="21"/>
       <w:szCs w:val="21"/>
       <w:lang w:val="id-ID"/>
@@ -3485,7 +4530,6 @@
     <w:basedOn w:val="Normal"/>
     <w:qFormat/>
     <w:rPr>
-      <w:rFonts w:ascii="Tahoma" w:hAnsi="Tahoma" w:cs="Tahoma" w:eastAsia="Tahoma"/>
       <w:sz w:val="16"/>
       <w:szCs w:val="16"/>
     </w:rPr>
@@ -3518,7 +4562,6 @@
       <w:suppressAutoHyphens/>
     </w:pPr>
     <w:rPr>
-      <w:rFonts w:ascii="Tahoma" w:eastAsia="Tahoma" w:hAnsi="Tahoma" w:cs="Tahoma"/>
       <w:color w:val="000000"/>
       <w:sz w:val="24"/>
       <w:szCs w:val="24"/>

--- a/templates/CEK/Hindu.docx
+++ b/templates/CEK/Hindu.docx
@@ -1269,7 +1269,7 @@
           <w:szCs w:val="22"/>
           <w:shd w:val="clear" w:color="auto" w:fill="FFFFFF"/>
         </w:rPr>
-        <w:t>{</w:t>
+        <w:t/>
       </w:r>
       <w:proofErr w:type="spellStart"/>
       <w:r>
@@ -1289,7 +1289,7 @@
           <w:szCs w:val="22"/>
           <w:shd w:val="clear" w:color="auto" w:fill="FFFFFF"/>
         </w:rPr>
-        <w:t>}</w:t>
+        <w:t/>
       </w:r>
       <w:r>
         <w:rPr>
@@ -1326,7 +1326,7 @@
           <w:szCs w:val="22"/>
           <w:shd w:val="clear" w:color="auto" w:fill="FFFFFF"/>
         </w:rPr>
-        <w:t>{</w:t>
+        <w:t/>
       </w:r>
       <w:proofErr w:type="spellStart"/>
       <w:r>
@@ -1346,7 +1346,7 @@
           <w:szCs w:val="22"/>
           <w:shd w:val="clear" w:color="auto" w:fill="FFFFFF"/>
         </w:rPr>
-        <w:t>}</w:t>
+        <w:t/>
       </w:r>
       <w:r>
         <w:rPr>
@@ -1403,7 +1403,7 @@
           <w:szCs w:val="22"/>
           <w:shd w:val="clear" w:color="auto" w:fill="FFFFFF"/>
         </w:rPr>
-        <w:t>{</w:t>
+        <w:t/>
       </w:r>
       <w:proofErr w:type="spellStart"/>
       <w:r>
@@ -1423,7 +1423,7 @@
           <w:szCs w:val="22"/>
           <w:shd w:val="clear" w:color="auto" w:fill="FFFFFF"/>
         </w:rPr>
-        <w:t>}</w:t>
+        <w:t/>
       </w:r>
     </w:p>
     <w:p>
@@ -2712,7 +2712,7 @@
                 <w:u w:val="single"/>
                 <w:shd w:val="clear" w:color="auto" w:fill="FFFFFF"/>
               </w:rPr>
-              <w:t>{</w:t>
+              <w:t/>
             </w:r>
             <w:proofErr w:type="spellStart"/>
             <w:r>
@@ -2734,7 +2734,7 @@
                 <w:u w:val="single"/>
                 <w:shd w:val="clear" w:color="auto" w:fill="FFFFFF"/>
               </w:rPr>
-              <w:t>}</w:t>
+              <w:t/>
             </w:r>
           </w:p>
           <w:p>
@@ -2787,7 +2787,7 @@
                 <w:szCs w:val="22"/>
                 <w:shd w:val="clear" w:color="auto" w:fill="FFFFFF"/>
               </w:rPr>
-              <w:t>{</w:t>
+              <w:t/>
             </w:r>
             <w:proofErr w:type="spellStart"/>
             <w:r>
@@ -2807,7 +2807,7 @@
                 <w:szCs w:val="22"/>
                 <w:shd w:val="clear" w:color="auto" w:fill="FFFFFF"/>
               </w:rPr>
-              <w:t>}</w:t>
+              <w:t/>
             </w:r>
           </w:p>
         </w:tc>

--- a/templates/CEK/Hindu.docx
+++ b/templates/CEK/Hindu.docx
@@ -26,184 +26,485 @@
           <w:szCs w:val="32"/>
           <w:lang w:val="en-US"/>
         </w:rPr>
-        <w:pict w14:anchorId="43EB38A5">
-          <v:group id="_x0000_s1027" style="position:absolute;left:0;text-align:left;margin-left:4pt;margin-top:-56.15pt;width:531.75pt;height:91pt;z-index:1" coordorigin="840,360" coordsize="10635,1820">
-            <v:shapetype id="_x0000_t202" coordsize="21600,21600" o:spt="202" path="m,l,21600r21600,l21600,xe">
-              <v:stroke joinstyle="miter"/>
-              <v:path gradientshapeok="t" o:connecttype="rect"/>
-            </v:shapetype>
-            <v:shape id="Text Box 82" o:spid="_x0000_s1028" type="#_x0000_t202" style="position:absolute;left:1716;top:360;width:9759;height:1820;visibility:visible" o:gfxdata="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" filled="f" stroked="f">
-              <v:textbox style="mso-next-textbox:#Text Box 82">
-                <w:txbxContent>
-                  <w:p>
-                    <w:pPr>
-                      <w:spacing w:line="276" w:lineRule="auto"/>
-                      <w:jc w:val="center"/>
-                      <w:rPr>
-                        <w:rFonts w:ascii="Arial" w:hAnsi="Arial" w:cs="Arial"/>
-                        <w:sz w:val="14"/>
-                      </w:rPr>
-                    </w:pPr>
-                  </w:p>
-                  <w:p>
-                    <w:pPr>
-                      <w:jc w:val="center"/>
-                      <w:rPr>
-                        <w:rFonts w:ascii="Arial" w:hAnsi="Arial" w:cs="Arial"/>
-                        <w:sz w:val="26"/>
-                        <w:szCs w:val="26"/>
-                      </w:rPr>
-                    </w:pPr>
-                    <w:r>
-                      <w:rPr>
-                        <w:rFonts w:ascii="Arial" w:hAnsi="Arial" w:cs="Arial"/>
-                        <w:sz w:val="26"/>
-                        <w:szCs w:val="26"/>
-                      </w:rPr>
-                      <w:t>PEMERINTAH PROVINSI JAWA TIMUR</w:t>
-                    </w:r>
-                  </w:p>
-                  <w:p>
-                    <w:pPr>
-                      <w:jc w:val="center"/>
-                      <w:rPr>
-                        <w:rFonts w:ascii="Arial" w:hAnsi="Arial" w:cs="Arial"/>
-                        <w:b/>
-                        <w:sz w:val="28"/>
-                        <w:szCs w:val="28"/>
-                      </w:rPr>
-                    </w:pPr>
-                    <w:r>
-                      <w:rPr>
-                        <w:rFonts w:ascii="Arial" w:hAnsi="Arial" w:cs="Arial"/>
-                        <w:b/>
-                        <w:sz w:val="28"/>
-                        <w:szCs w:val="28"/>
-                      </w:rPr>
-                      <w:t>SEKRETARIAT</w:t>
-                    </w:r>
-                    <w:r>
-                      <w:rPr>
-                        <w:rFonts w:ascii="Arial" w:hAnsi="Arial" w:cs="Arial"/>
-                        <w:b/>
-                        <w:sz w:val="28"/>
-                        <w:szCs w:val="28"/>
-                      </w:rPr>
-                      <w:t xml:space="preserve"> DAERAH</w:t>
-                    </w:r>
-                  </w:p>
-                  <w:p>
-                    <w:pPr>
-                      <w:jc w:val="center"/>
-                      <w:rPr>
-                        <w:rFonts w:ascii="Arial" w:hAnsi="Arial" w:cs="Arial"/>
-                      </w:rPr>
-                    </w:pPr>
-                    <w:r>
-                      <w:rPr>
-                        <w:rFonts w:ascii="Arial" w:hAnsi="Arial" w:cs="Arial"/>
-                      </w:rPr>
-                      <w:t xml:space="preserve">Jalan </w:t>
-                    </w:r>
-                    <w:proofErr w:type="spellStart"/>
-                    <w:r>
-                      <w:rPr>
-                        <w:rFonts w:ascii="Arial" w:hAnsi="Arial" w:cs="Arial"/>
-                      </w:rPr>
-                      <w:t>Pahlawan</w:t>
-                    </w:r>
-                    <w:proofErr w:type="spellEnd"/>
-                    <w:r>
-                      <w:rPr>
-                        <w:rFonts w:ascii="Arial" w:hAnsi="Arial" w:cs="Arial"/>
-                      </w:rPr>
-                      <w:t xml:space="preserve"> </w:t>
-                    </w:r>
-                    <w:proofErr w:type="spellStart"/>
-                    <w:r>
-                      <w:rPr>
-                        <w:rFonts w:ascii="Arial" w:hAnsi="Arial" w:cs="Arial"/>
-                      </w:rPr>
-                      <w:t>Nomor</w:t>
-                    </w:r>
-                    <w:proofErr w:type="spellEnd"/>
-                    <w:r>
-                      <w:rPr>
-                        <w:rFonts w:ascii="Arial" w:hAnsi="Arial" w:cs="Arial"/>
-                      </w:rPr>
-                      <w:t xml:space="preserve"> 110, Alun-Alun Contong, </w:t>
-                    </w:r>
-                    <w:proofErr w:type="spellStart"/>
-                    <w:r>
-                      <w:rPr>
-                        <w:rFonts w:ascii="Arial" w:hAnsi="Arial" w:cs="Arial"/>
-                      </w:rPr>
-                      <w:t>Bubutan</w:t>
-                    </w:r>
-                    <w:proofErr w:type="spellEnd"/>
-                    <w:r>
-                      <w:rPr>
-                        <w:rFonts w:ascii="Arial" w:hAnsi="Arial" w:cs="Arial"/>
-                      </w:rPr>
-                      <w:t>, Surabaya, Jawa Timur 60174</w:t>
-                    </w:r>
-                  </w:p>
-                  <w:p>
-                    <w:pPr>
-                      <w:jc w:val="center"/>
-                      <w:rPr>
-                        <w:rFonts w:ascii="Arial" w:hAnsi="Arial" w:cs="Arial"/>
-                        <w:b/>
-                        <w:u w:val="single"/>
-                      </w:rPr>
-                    </w:pPr>
-                    <w:proofErr w:type="spellStart"/>
-                    <w:r>
-                      <w:rPr>
-                        <w:rFonts w:ascii="Arial" w:hAnsi="Arial" w:cs="Arial"/>
-                      </w:rPr>
-                      <w:t>Telepon</w:t>
-                    </w:r>
-                    <w:proofErr w:type="spellEnd"/>
-                    <w:r>
-                      <w:rPr>
-                        <w:rFonts w:ascii="Arial" w:hAnsi="Arial" w:cs="Arial"/>
-                      </w:rPr>
-                      <w:t xml:space="preserve"> (031) 3524001-3524011</w:t>
-                    </w:r>
-                  </w:p>
-                </w:txbxContent>
-              </v:textbox>
-            </v:shape>
-            <v:shapetype id="_x0000_t75" coordsize="21600,21600" o:spt="75" o:preferrelative="t" path="m@4@5l@4@11@9@11@9@5xe" filled="f" stroked="f">
-              <v:stroke joinstyle="miter"/>
-              <v:formulas>
-                <v:f eqn="if lineDrawn pixelLineWidth 0"/>
-                <v:f eqn="sum @0 1 0"/>
-                <v:f eqn="sum 0 0 @1"/>
-                <v:f eqn="prod @2 1 2"/>
-                <v:f eqn="prod @3 21600 pixelWidth"/>
-                <v:f eqn="prod @3 21600 pixelHeight"/>
-                <v:f eqn="sum @0 0 1"/>
-                <v:f eqn="prod @6 1 2"/>
-                <v:f eqn="prod @7 21600 pixelWidth"/>
-                <v:f eqn="sum @8 21600 0"/>
-                <v:f eqn="prod @7 21600 pixelHeight"/>
-                <v:f eqn="sum @10 21600 0"/>
-              </v:formulas>
-              <v:path o:extrusionok="f" gradientshapeok="t" o:connecttype="rect"/>
-              <o:lock v:ext="edit" aspectratio="t"/>
-            </v:shapetype>
-            <v:shape id="Picture 13" o:spid="_x0000_s1029" type="#_x0000_t75" style="position:absolute;left:840;top:459;width:1043;height:1408;visibility:visible" o:gfxdata="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">
-              <v:imagedata r:id="rId4" o:title=""/>
-            </v:shape>
-            <v:shapetype id="_x0000_t32" coordsize="21600,21600" o:spt="32" o:oned="t" path="m,l21600,21600e" filled="f">
-              <v:path arrowok="t" fillok="f" o:connecttype="none"/>
-              <o:lock v:ext="edit" shapetype="t"/>
-            </v:shapetype>
-            <v:shape id="AutoShape 14" o:spid="_x0000_s1030" type="#_x0000_t32" style="position:absolute;left:1025;top:1996;width:10240;height:1;flip:y;visibility:visible" o:connectortype="straight" o:gfxdata="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" strokeweight="1.5pt"/>
-          </v:group>
-        </w:pict>
+        <mc:AlternateContent>
+          <mc:Choice Requires="wpg">
+            <w:drawing>
+              <wp:anchor distT="0" distB="0" distL="114300" distR="114300" simplePos="0" relativeHeight="251659264" behindDoc="0" locked="0" layoutInCell="1" allowOverlap="1" wp14:anchorId="6B0A024A" wp14:editId="420CA3B8">
+                <wp:simplePos x="0" y="0"/>
+                <wp:positionH relativeFrom="column">
+                  <wp:posOffset>50800</wp:posOffset>
+                </wp:positionH>
+                <wp:positionV relativeFrom="paragraph">
+                  <wp:posOffset>-713105</wp:posOffset>
+                </wp:positionV>
+                <wp:extent cx="6753225" cy="1155700"/>
+                <wp:effectExtent l="0" t="0" r="0" b="0"/>
+                <wp:wrapNone/>
+                <wp:docPr id="1121078995" name="Group 7"/>
+                <wp:cNvGraphicFramePr>
+                  <a:graphicFrameLocks xmlns:a="http://schemas.openxmlformats.org/drawingml/2006/main"/>
+                </wp:cNvGraphicFramePr>
+                <a:graphic xmlns:a="http://schemas.openxmlformats.org/drawingml/2006/main">
+                  <a:graphicData uri="http://schemas.microsoft.com/office/word/2010/wordprocessingGroup">
+                    <wpg:wgp>
+                      <wpg:cNvGrpSpPr>
+                        <a:grpSpLocks/>
+                      </wpg:cNvGrpSpPr>
+                      <wpg:grpSpPr bwMode="auto">
+                        <a:xfrm>
+                          <a:off x="0" y="0"/>
+                          <a:ext cx="6753225" cy="1155700"/>
+                          <a:chOff x="840" y="360"/>
+                          <a:chExt cx="10635" cy="1820"/>
+                        </a:xfrm>
+                      </wpg:grpSpPr>
+                      <wps:wsp>
+                        <wps:cNvPr id="668950844" name="Text Box 82"/>
+                        <wps:cNvSpPr txBox="1">
+                          <a:spLocks noChangeArrowheads="1"/>
+                        </wps:cNvSpPr>
+                        <wps:spPr bwMode="auto">
+                          <a:xfrm>
+                            <a:off x="1716" y="360"/>
+                            <a:ext cx="9759" cy="1820"/>
+                          </a:xfrm>
+                          <a:prstGeom prst="rect">
+                            <a:avLst/>
+                          </a:prstGeom>
+                          <a:noFill/>
+                          <a:ln>
+                            <a:noFill/>
+                          </a:ln>
+                          <a:extLst>
+                            <a:ext uri="{909E8E84-426E-40DD-AFC4-6F175D3DCCD1}">
+                              <a14:hiddenFill xmlns:a14="http://schemas.microsoft.com/office/drawing/2010/main">
+                                <a:solidFill>
+                                  <a:srgbClr val="FFFFFF"/>
+                                </a:solidFill>
+                              </a14:hiddenFill>
+                            </a:ext>
+                            <a:ext uri="{91240B29-F687-4F45-9708-019B960494DF}">
+                              <a14:hiddenLine xmlns:a14="http://schemas.microsoft.com/office/drawing/2010/main" w="9525">
+                                <a:solidFill>
+                                  <a:srgbClr val="000000"/>
+                                </a:solidFill>
+                                <a:miter lim="800000"/>
+                                <a:headEnd/>
+                                <a:tailEnd/>
+                              </a14:hiddenLine>
+                            </a:ext>
+                          </a:extLst>
+                        </wps:spPr>
+                        <wps:txbx>
+                          <w:txbxContent>
+                            <w:p>
+                              <w:pPr>
+                                <w:spacing w:line="276" w:lineRule="auto"/>
+                                <w:jc w:val="center"/>
+                                <w:rPr>
+                                  <w:rFonts w:ascii="Arial" w:hAnsi="Arial" w:cs="Arial"/>
+                                  <w:sz w:val="14"/>
+                                </w:rPr>
+                              </w:pPr>
+                            </w:p>
+                            <w:p>
+                              <w:pPr>
+                                <w:jc w:val="center"/>
+                                <w:rPr>
+                                  <w:rFonts w:ascii="Arial" w:hAnsi="Arial" w:cs="Arial"/>
+                                  <w:sz w:val="26"/>
+                                  <w:szCs w:val="26"/>
+                                </w:rPr>
+                              </w:pPr>
+                              <w:r>
+                                <w:rPr>
+                                  <w:rFonts w:ascii="Arial" w:hAnsi="Arial" w:cs="Arial"/>
+                                  <w:sz w:val="26"/>
+                                  <w:szCs w:val="26"/>
+                                </w:rPr>
+                                <w:t>PEMERINTAH PROVINSI JAWA TIMUR</w:t>
+                              </w:r>
+                            </w:p>
+                            <w:p>
+                              <w:pPr>
+                                <w:jc w:val="center"/>
+                                <w:rPr>
+                                  <w:rFonts w:ascii="Arial" w:hAnsi="Arial" w:cs="Arial"/>
+                                  <w:b/>
+                                  <w:sz w:val="28"/>
+                                  <w:szCs w:val="28"/>
+                                </w:rPr>
+                              </w:pPr>
+                              <w:r>
+                                <w:rPr>
+                                  <w:rFonts w:ascii="Arial" w:hAnsi="Arial" w:cs="Arial"/>
+                                  <w:b/>
+                                  <w:sz w:val="28"/>
+                                  <w:szCs w:val="28"/>
+                                </w:rPr>
+                                <w:t>SEKRETARIAT</w:t>
+                              </w:r>
+                              <w:r>
+                                <w:rPr>
+                                  <w:rFonts w:ascii="Arial" w:hAnsi="Arial" w:cs="Arial"/>
+                                  <w:b/>
+                                  <w:sz w:val="28"/>
+                                  <w:szCs w:val="28"/>
+                                </w:rPr>
+                                <w:t xml:space="preserve"> DAERAH</w:t>
+                              </w:r>
+                            </w:p>
+                            <w:p>
+                              <w:pPr>
+                                <w:jc w:val="center"/>
+                                <w:rPr>
+                                  <w:rFonts w:ascii="Arial" w:hAnsi="Arial" w:cs="Arial"/>
+                                </w:rPr>
+                              </w:pPr>
+                              <w:r>
+                                <w:rPr>
+                                  <w:rFonts w:ascii="Arial" w:hAnsi="Arial" w:cs="Arial"/>
+                                </w:rPr>
+                                <w:t xml:space="preserve">Jalan </w:t>
+                              </w:r>
+                              <w:proofErr w:type="spellStart"/>
+                              <w:r>
+                                <w:rPr>
+                                  <w:rFonts w:ascii="Arial" w:hAnsi="Arial" w:cs="Arial"/>
+                                </w:rPr>
+                                <w:t>Pahlawan</w:t>
+                              </w:r>
+                              <w:proofErr w:type="spellEnd"/>
+                              <w:r>
+                                <w:rPr>
+                                  <w:rFonts w:ascii="Arial" w:hAnsi="Arial" w:cs="Arial"/>
+                                </w:rPr>
+                                <w:t xml:space="preserve"> </w:t>
+                              </w:r>
+                              <w:proofErr w:type="spellStart"/>
+                              <w:r>
+                                <w:rPr>
+                                  <w:rFonts w:ascii="Arial" w:hAnsi="Arial" w:cs="Arial"/>
+                                </w:rPr>
+                                <w:t>Nomor</w:t>
+                              </w:r>
+                              <w:proofErr w:type="spellEnd"/>
+                              <w:r>
+                                <w:rPr>
+                                  <w:rFonts w:ascii="Arial" w:hAnsi="Arial" w:cs="Arial"/>
+                                </w:rPr>
+                                <w:t xml:space="preserve"> 110, Alun-Alun Contong, </w:t>
+                              </w:r>
+                              <w:proofErr w:type="spellStart"/>
+                              <w:r>
+                                <w:rPr>
+                                  <w:rFonts w:ascii="Arial" w:hAnsi="Arial" w:cs="Arial"/>
+                                </w:rPr>
+                                <w:t>Bubutan</w:t>
+                              </w:r>
+                              <w:proofErr w:type="spellEnd"/>
+                              <w:r>
+                                <w:rPr>
+                                  <w:rFonts w:ascii="Arial" w:hAnsi="Arial" w:cs="Arial"/>
+                                </w:rPr>
+                                <w:t>, Surabaya, Jawa Timur 60174</w:t>
+                              </w:r>
+                            </w:p>
+                            <w:p>
+                              <w:pPr>
+                                <w:jc w:val="center"/>
+                                <w:rPr>
+                                  <w:rFonts w:ascii="Arial" w:hAnsi="Arial" w:cs="Arial"/>
+                                  <w:b/>
+                                  <w:u w:val="single"/>
+                                </w:rPr>
+                              </w:pPr>
+                              <w:proofErr w:type="spellStart"/>
+                              <w:r>
+                                <w:rPr>
+                                  <w:rFonts w:ascii="Arial" w:hAnsi="Arial" w:cs="Arial"/>
+                                </w:rPr>
+                                <w:t>Telepon</w:t>
+                              </w:r>
+                              <w:proofErr w:type="spellEnd"/>
+                              <w:r>
+                                <w:rPr>
+                                  <w:rFonts w:ascii="Arial" w:hAnsi="Arial" w:cs="Arial"/>
+                                </w:rPr>
+                                <w:t xml:space="preserve"> (031) 3524001-3524011</w:t>
+                              </w:r>
+                            </w:p>
+                          </w:txbxContent>
+                        </wps:txbx>
+                        <wps:bodyPr rot="0" vert="horz" wrap="square" lIns="91440" tIns="45720" rIns="91440" bIns="45720" anchor="t" anchorCtr="0" upright="1">
+                          <a:noAutofit/>
+                        </wps:bodyPr>
+                      </wps:wsp>
+                      <pic:pic xmlns:pic="http://schemas.openxmlformats.org/drawingml/2006/picture">
+                        <pic:nvPicPr>
+                          <pic:cNvPr id="529861933" name="Picture 13"/>
+                          <pic:cNvPicPr>
+                            <a:picLocks noChangeAspect="1" noChangeArrowheads="1"/>
+                          </pic:cNvPicPr>
+                        </pic:nvPicPr>
+                        <pic:blipFill>
+                          <a:blip r:embed="rId7">
+                            <a:extLst>
+                              <a:ext uri="{28A0092B-C50C-407E-A947-70E740481C1C}">
+                                <a14:useLocalDpi xmlns:a14="http://schemas.microsoft.com/office/drawing/2010/main" val="0"/>
+                              </a:ext>
+                            </a:extLst>
+                          </a:blip>
+                          <a:srcRect/>
+                          <a:stretch>
+                            <a:fillRect/>
+                          </a:stretch>
+                        </pic:blipFill>
+                        <pic:spPr bwMode="auto">
+                          <a:xfrm>
+                            <a:off x="840" y="459"/>
+                            <a:ext cx="1043" cy="1408"/>
+                          </a:xfrm>
+                          <a:prstGeom prst="rect">
+                            <a:avLst/>
+                          </a:prstGeom>
+                          <a:noFill/>
+                          <a:extLst>
+                            <a:ext uri="{909E8E84-426E-40DD-AFC4-6F175D3DCCD1}">
+                              <a14:hiddenFill xmlns:a14="http://schemas.microsoft.com/office/drawing/2010/main">
+                                <a:solidFill>
+                                  <a:srgbClr val="FFFFFF"/>
+                                </a:solidFill>
+                              </a14:hiddenFill>
+                            </a:ext>
+                          </a:extLst>
+                        </pic:spPr>
+                      </pic:pic>
+                      <wps:wsp>
+                        <wps:cNvPr id="1769536900" name="AutoShape 14"/>
+                        <wps:cNvCnPr>
+                          <a:cxnSpLocks noChangeShapeType="1"/>
+                        </wps:cNvCnPr>
+                        <wps:spPr bwMode="auto">
+                          <a:xfrm flipV="1">
+                            <a:off x="1025" y="1996"/>
+                            <a:ext cx="10240" cy="1"/>
+                          </a:xfrm>
+                          <a:prstGeom prst="straightConnector1">
+                            <a:avLst/>
+                          </a:prstGeom>
+                          <a:noFill/>
+                          <a:ln w="19050">
+                            <a:solidFill>
+                              <a:srgbClr val="000000"/>
+                            </a:solidFill>
+                            <a:round/>
+                            <a:headEnd/>
+                            <a:tailEnd/>
+                          </a:ln>
+                          <a:extLst>
+                            <a:ext uri="{909E8E84-426E-40DD-AFC4-6F175D3DCCD1}">
+                              <a14:hiddenFill xmlns:a14="http://schemas.microsoft.com/office/drawing/2010/main">
+                                <a:noFill/>
+                              </a14:hiddenFill>
+                            </a:ext>
+                          </a:extLst>
+                        </wps:spPr>
+                        <wps:bodyPr/>
+                      </wps:wsp>
+                    </wpg:wgp>
+                  </a:graphicData>
+                </a:graphic>
+                <wp14:sizeRelH relativeFrom="page">
+                  <wp14:pctWidth>0</wp14:pctWidth>
+                </wp14:sizeRelH>
+                <wp14:sizeRelV relativeFrom="page">
+                  <wp14:pctHeight>0</wp14:pctHeight>
+                </wp14:sizeRelV>
+              </wp:anchor>
+            </w:drawing>
+          </mc:Choice>
+          <mc:Fallback>
+            <w:pict>
+              <v:group w14:anchorId="6B0A024A" id="Group 7" o:spid="_x0000_s1026" style="position:absolute;left:0;text-align:left;margin-left:4pt;margin-top:-56.15pt;width:531.75pt;height:91pt;z-index:251659264" coordorigin="840,360" coordsize="10635,1820" o:gfxdata="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">
+                <v:shapetype id="_x0000_t202" coordsize="21600,21600" o:spt="202" path="m,l,21600r21600,l21600,xe">
+                  <v:stroke joinstyle="miter"/>
+                  <v:path gradientshapeok="t" o:connecttype="rect"/>
+                </v:shapetype>
+                <v:shape id="Text Box 82" o:spid="_x0000_s1027" type="#_x0000_t202" style="position:absolute;left:1716;top:360;width:9759;height:1820;visibility:visible;mso-wrap-style:square;v-text-anchor:top" o:gfxdata="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" filled="f" stroked="f">
+                  <v:textbox>
+                    <w:txbxContent>
+                      <w:p>
+                        <w:pPr>
+                          <w:spacing w:line="276" w:lineRule="auto"/>
+                          <w:jc w:val="center"/>
+                          <w:rPr>
+                            <w:rFonts w:ascii="Arial" w:hAnsi="Arial" w:cs="Arial"/>
+                            <w:sz w:val="14"/>
+                          </w:rPr>
+                        </w:pPr>
+                      </w:p>
+                      <w:p>
+                        <w:pPr>
+                          <w:jc w:val="center"/>
+                          <w:rPr>
+                            <w:rFonts w:ascii="Arial" w:hAnsi="Arial" w:cs="Arial"/>
+                            <w:sz w:val="26"/>
+                            <w:szCs w:val="26"/>
+                          </w:rPr>
+                        </w:pPr>
+                        <w:r>
+                          <w:rPr>
+                            <w:rFonts w:ascii="Arial" w:hAnsi="Arial" w:cs="Arial"/>
+                            <w:sz w:val="26"/>
+                            <w:szCs w:val="26"/>
+                          </w:rPr>
+                          <w:t>PEMERINTAH PROVINSI JAWA TIMUR</w:t>
+                        </w:r>
+                      </w:p>
+                      <w:p>
+                        <w:pPr>
+                          <w:jc w:val="center"/>
+                          <w:rPr>
+                            <w:rFonts w:ascii="Arial" w:hAnsi="Arial" w:cs="Arial"/>
+                            <w:b/>
+                            <w:sz w:val="28"/>
+                            <w:szCs w:val="28"/>
+                          </w:rPr>
+                        </w:pPr>
+                        <w:r>
+                          <w:rPr>
+                            <w:rFonts w:ascii="Arial" w:hAnsi="Arial" w:cs="Arial"/>
+                            <w:b/>
+                            <w:sz w:val="28"/>
+                            <w:szCs w:val="28"/>
+                          </w:rPr>
+                          <w:t>SEKRETARIAT</w:t>
+                        </w:r>
+                        <w:r>
+                          <w:rPr>
+                            <w:rFonts w:ascii="Arial" w:hAnsi="Arial" w:cs="Arial"/>
+                            <w:b/>
+                            <w:sz w:val="28"/>
+                            <w:szCs w:val="28"/>
+                          </w:rPr>
+                          <w:t xml:space="preserve"> DAERAH</w:t>
+                        </w:r>
+                      </w:p>
+                      <w:p>
+                        <w:pPr>
+                          <w:jc w:val="center"/>
+                          <w:rPr>
+                            <w:rFonts w:ascii="Arial" w:hAnsi="Arial" w:cs="Arial"/>
+                          </w:rPr>
+                        </w:pPr>
+                        <w:r>
+                          <w:rPr>
+                            <w:rFonts w:ascii="Arial" w:hAnsi="Arial" w:cs="Arial"/>
+                          </w:rPr>
+                          <w:t xml:space="preserve">Jalan </w:t>
+                        </w:r>
+                        <w:proofErr w:type="spellStart"/>
+                        <w:r>
+                          <w:rPr>
+                            <w:rFonts w:ascii="Arial" w:hAnsi="Arial" w:cs="Arial"/>
+                          </w:rPr>
+                          <w:t>Pahlawan</w:t>
+                        </w:r>
+                        <w:proofErr w:type="spellEnd"/>
+                        <w:r>
+                          <w:rPr>
+                            <w:rFonts w:ascii="Arial" w:hAnsi="Arial" w:cs="Arial"/>
+                          </w:rPr>
+                          <w:t xml:space="preserve"> </w:t>
+                        </w:r>
+                        <w:proofErr w:type="spellStart"/>
+                        <w:r>
+                          <w:rPr>
+                            <w:rFonts w:ascii="Arial" w:hAnsi="Arial" w:cs="Arial"/>
+                          </w:rPr>
+                          <w:t>Nomor</w:t>
+                        </w:r>
+                        <w:proofErr w:type="spellEnd"/>
+                        <w:r>
+                          <w:rPr>
+                            <w:rFonts w:ascii="Arial" w:hAnsi="Arial" w:cs="Arial"/>
+                          </w:rPr>
+                          <w:t xml:space="preserve"> 110, Alun-Alun Contong, </w:t>
+                        </w:r>
+                        <w:proofErr w:type="spellStart"/>
+                        <w:r>
+                          <w:rPr>
+                            <w:rFonts w:ascii="Arial" w:hAnsi="Arial" w:cs="Arial"/>
+                          </w:rPr>
+                          <w:t>Bubutan</w:t>
+                        </w:r>
+                        <w:proofErr w:type="spellEnd"/>
+                        <w:r>
+                          <w:rPr>
+                            <w:rFonts w:ascii="Arial" w:hAnsi="Arial" w:cs="Arial"/>
+                          </w:rPr>
+                          <w:t>, Surabaya, Jawa Timur 60174</w:t>
+                        </w:r>
+                      </w:p>
+                      <w:p>
+                        <w:pPr>
+                          <w:jc w:val="center"/>
+                          <w:rPr>
+                            <w:rFonts w:ascii="Arial" w:hAnsi="Arial" w:cs="Arial"/>
+                            <w:b/>
+                            <w:u w:val="single"/>
+                          </w:rPr>
+                        </w:pPr>
+                        <w:proofErr w:type="spellStart"/>
+                        <w:r>
+                          <w:rPr>
+                            <w:rFonts w:ascii="Arial" w:hAnsi="Arial" w:cs="Arial"/>
+                          </w:rPr>
+                          <w:t>Telepon</w:t>
+                        </w:r>
+                        <w:proofErr w:type="spellEnd"/>
+                        <w:r>
+                          <w:rPr>
+                            <w:rFonts w:ascii="Arial" w:hAnsi="Arial" w:cs="Arial"/>
+                          </w:rPr>
+                          <w:t xml:space="preserve"> (031) 3524001-3524011</w:t>
+                        </w:r>
+                      </w:p>
+                    </w:txbxContent>
+                  </v:textbox>
+                </v:shape>
+                <v:shapetype id="_x0000_t75" coordsize="21600,21600" o:spt="75" o:preferrelative="t" path="m@4@5l@4@11@9@11@9@5xe" filled="f" stroked="f">
+                  <v:stroke joinstyle="miter"/>
+                  <v:formulas>
+                    <v:f eqn="if lineDrawn pixelLineWidth 0"/>
+                    <v:f eqn="sum @0 1 0"/>
+                    <v:f eqn="sum 0 0 @1"/>
+                    <v:f eqn="prod @2 1 2"/>
+                    <v:f eqn="prod @3 21600 pixelWidth"/>
+                    <v:f eqn="prod @3 21600 pixelHeight"/>
+                    <v:f eqn="sum @0 0 1"/>
+                    <v:f eqn="prod @6 1 2"/>
+                    <v:f eqn="prod @7 21600 pixelWidth"/>
+                    <v:f eqn="sum @8 21600 0"/>
+                    <v:f eqn="prod @7 21600 pixelHeight"/>
+                    <v:f eqn="sum @10 21600 0"/>
+                  </v:formulas>
+                  <v:path o:extrusionok="f" gradientshapeok="t" o:connecttype="rect"/>
+                  <o:lock v:ext="edit" aspectratio="t"/>
+                </v:shapetype>
+                <v:shape id="Picture 13" o:spid="_x0000_s1028" type="#_x0000_t75" style="position:absolute;left:840;top:459;width:1043;height:1408;visibility:visible;mso-wrap-style:square" o:gfxdata="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">
+                  <v:imagedata r:id="rId8" o:title=""/>
+                </v:shape>
+                <v:shapetype id="_x0000_t32" coordsize="21600,21600" o:spt="32" o:oned="t" path="m,l21600,21600e" filled="f">
+                  <v:path arrowok="t" fillok="f" o:connecttype="none"/>
+                  <o:lock v:ext="edit" shapetype="t"/>
+                </v:shapetype>
+                <v:shape id="AutoShape 14" o:spid="_x0000_s1029" type="#_x0000_t32" style="position:absolute;left:1025;top:1996;width:10240;height:1;flip:y;visibility:visible;mso-wrap-style:square" o:connectortype="straight" o:gfxdata="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" strokeweight="1.5pt"/>
+              </v:group>
+            </w:pict>
+          </mc:Fallback>
+        </mc:AlternateContent>
       </w:r>
     </w:p>
     <w:p>
@@ -229,27 +530,12 @@
         <w:spacing w:before="0" w:line="360" w:lineRule="auto"/>
         <w:ind w:left="60"/>
         <w:rPr>
-          <w:rFonts w:ascii="Arial" w:hAnsi="Arial" w:cs="Arial"/>
-          <w:b/>
+          <w:rStyle w:val="MSGENFONTSTYLENAMETEMPLATEROLENUMBERMSGENFONTSTYLENAMEBYROLETEXT2"/>
+          <w:rFonts w:ascii="Arial" w:hAnsi="Arial" w:cs="Arial"/>
+          <w:b/>
+          <w:lang w:val="en-US"/>
         </w:rPr>
       </w:pPr>
-      <w:r>
-        <w:rPr>
-          <w:rStyle w:val="MSGENFONTSTYLENAMETEMPLATEROLENUMBERMSGENFONTSTYLENAMEBYROLETEXT2"/>
-          <w:rFonts w:ascii="Arial" w:hAnsi="Arial" w:cs="Arial"/>
-          <w:b/>
-          <w:lang w:val="en-US"/>
-        </w:rPr>
-        <w:t>B</w:t>
-      </w:r>
-      <w:r>
-        <w:rPr>
-          <w:rStyle w:val="MSGENFONTSTYLENAMETEMPLATEROLENUMBERMSGENFONTSTYLENAMEBYROLETEXT2"/>
-          <w:rFonts w:ascii="Arial" w:hAnsi="Arial" w:cs="Arial"/>
-          <w:b/>
-        </w:rPr>
-        <w:t>ERITA ACARA</w:t>
-      </w:r>
     </w:p>
     <w:p>
       <w:pPr>
@@ -258,8 +544,8 @@
         <w:spacing w:before="0" w:line="360" w:lineRule="auto"/>
         <w:ind w:left="60"/>
         <w:rPr>
-          <w:rStyle w:val="MSGENFONTSTYLENAMETEMPLATEROLENUMBERMSGENFONTSTYLENAMEBYROLETEXT2"/>
-          <w:rFonts w:ascii="Arial" w:hAnsi="Arial" w:cs="Arial"/>
+          <w:rFonts w:ascii="Arial" w:hAnsi="Arial" w:cs="Arial"/>
+          <w:b/>
         </w:rPr>
       </w:pPr>
       <w:r>
@@ -267,8 +553,17 @@
           <w:rStyle w:val="MSGENFONTSTYLENAMETEMPLATEROLENUMBERMSGENFONTSTYLENAMEBYROLETEXT2"/>
           <w:rFonts w:ascii="Arial" w:hAnsi="Arial" w:cs="Arial"/>
           <w:b/>
-        </w:rPr>
-        <w:t>PENGAMBILAN SUMPAH PEGAWAI NEGERI SIPIL</w:t>
+          <w:lang w:val="en-US"/>
+        </w:rPr>
+        <w:t>B</w:t>
+      </w:r>
+      <w:r>
+        <w:rPr>
+          <w:rStyle w:val="MSGENFONTSTYLENAMETEMPLATEROLENUMBERMSGENFONTSTYLENAMEBYROLETEXT2"/>
+          <w:rFonts w:ascii="Arial" w:hAnsi="Arial" w:cs="Arial"/>
+          <w:b/>
+        </w:rPr>
+        <w:t>ERITA ACARA</w:t>
       </w:r>
     </w:p>
     <w:p>
@@ -280,23 +575,52 @@
         <w:rPr>
           <w:rStyle w:val="MSGENFONTSTYLENAMETEMPLATEROLENUMBERMSGENFONTSTYLENAMEBYROLETEXT2"/>
           <w:rFonts w:ascii="Arial" w:hAnsi="Arial" w:cs="Arial"/>
-          <w:lang w:val="en-US"/>
         </w:rPr>
       </w:pPr>
       <w:r>
         <w:rPr>
           <w:rStyle w:val="MSGENFONTSTYLENAMETEMPLATEROLENUMBERMSGENFONTSTYLENAMEBYROLETEXT2"/>
           <w:rFonts w:ascii="Arial" w:hAnsi="Arial" w:cs="Arial"/>
-        </w:rPr>
-        <w:t>NOMOR : 8</w:t>
-      </w:r>
-      <w:r>
-        <w:rPr>
-          <w:rStyle w:val="MSGENFONTSTYLENAMETEMPLATEROLENUMBERMSGENFONTSTYLENAMEBYROLETEXT2"/>
-          <w:rFonts w:ascii="Arial" w:hAnsi="Arial" w:cs="Arial"/>
-          <w:lang w:val="en-US"/>
-        </w:rPr>
-        <w:t>77</w:t>
+          <w:b/>
+        </w:rPr>
+        <w:t>PENGAMBILAN SUMPAH PEGAWAI NEGERI SIPIL</w:t>
+      </w:r>
+    </w:p>
+    <w:p>
+      <w:pPr>
+        <w:pStyle w:val="MSGENFONTSTYLENAMETEMPLATEROLENUMBERMSGENFONTSTYLENAMEBYROLETEXT20"/>
+        <w:shd w:val="clear" w:color="auto" w:fill="auto"/>
+        <w:spacing w:before="0" w:line="360" w:lineRule="auto"/>
+        <w:ind w:left="60"/>
+        <w:rPr>
+          <w:rStyle w:val="MSGENFONTSTYLENAMETEMPLATEROLENUMBERMSGENFONTSTYLENAMEBYROLETEXT2"/>
+          <w:rFonts w:ascii="Arial" w:hAnsi="Arial" w:cs="Arial"/>
+          <w:lang w:val="en-US"/>
+        </w:rPr>
+      </w:pPr>
+      <w:proofErr w:type="gramStart"/>
+      <w:r>
+        <w:rPr>
+          <w:rStyle w:val="MSGENFONTSTYLENAMETEMPLATEROLENUMBERMSGENFONTSTYLENAMEBYROLETEXT2"/>
+          <w:rFonts w:ascii="Arial" w:hAnsi="Arial" w:cs="Arial"/>
+        </w:rPr>
+        <w:t>NOMOR :</w:t>
+      </w:r>
+      <w:proofErr w:type="gramEnd"/>
+      <w:r>
+        <w:rPr>
+          <w:rStyle w:val="MSGENFONTSTYLENAMETEMPLATEROLENUMBERMSGENFONTSTYLENAMEBYROLETEXT2"/>
+          <w:rFonts w:ascii="Arial" w:hAnsi="Arial" w:cs="Arial"/>
+        </w:rPr>
+        <w:t xml:space="preserve"> 8</w:t>
+      </w:r>
+      <w:r>
+        <w:rPr>
+          <w:rStyle w:val="MSGENFONTSTYLENAMETEMPLATEROLENUMBERMSGENFONTSTYLENAMEBYROLETEXT2"/>
+          <w:rFonts w:ascii="Arial" w:hAnsi="Arial" w:cs="Arial"/>
+          <w:lang w:val="en-US"/>
+        </w:rPr>
+        <w:t>00</w:t>
       </w:r>
       <w:r>
         <w:rPr>
@@ -309,9 +633,8 @@
         <w:rPr>
           <w:rStyle w:val="MSGENFONTSTYLENAMETEMPLATEROLENUMBERMSGENFONTSTYLENAMEBYROLETEXT2"/>
           <w:rFonts w:ascii="Arial" w:hAnsi="Arial" w:cs="Arial"/>
-          <w:lang w:val="en-US"/>
-        </w:rPr>
-        <w:t xml:space="preserve">         </w:t>
+        </w:rPr>
+        <w:t>5111</w:t>
       </w:r>
       <w:r>
         <w:rPr>
@@ -368,7 +691,47 @@
           <w:sz w:val="22"/>
           <w:szCs w:val="22"/>
         </w:rPr>
-        <w:t xml:space="preserve">Pada hari ini </w:t>
+        <w:t xml:space="preserve">Pada </w:t>
+      </w:r>
+      <w:proofErr w:type="spellStart"/>
+      <w:r>
+        <w:rPr>
+          <w:rStyle w:val="MSGENFONTSTYLENAMETEMPLATEROLENUMBERMSGENFONTSTYLENAMEBYROLETEXT2"/>
+          <w:rFonts w:ascii="Arial" w:hAnsi="Arial" w:cs="Arial"/>
+          <w:sz w:val="22"/>
+          <w:szCs w:val="22"/>
+        </w:rPr>
+        <w:t>hari</w:t>
+      </w:r>
+      <w:proofErr w:type="spellEnd"/>
+      <w:r>
+        <w:rPr>
+          <w:rStyle w:val="MSGENFONTSTYLENAMETEMPLATEROLENUMBERMSGENFONTSTYLENAMEBYROLETEXT2"/>
+          <w:rFonts w:ascii="Arial" w:hAnsi="Arial" w:cs="Arial"/>
+          <w:sz w:val="22"/>
+          <w:szCs w:val="22"/>
+        </w:rPr>
+        <w:t xml:space="preserve"> </w:t>
+      </w:r>
+      <w:proofErr w:type="spellStart"/>
+      <w:r>
+        <w:rPr>
+          <w:rStyle w:val="MSGENFONTSTYLENAMETEMPLATEROLENUMBERMSGENFONTSTYLENAMEBYROLETEXT2"/>
+          <w:rFonts w:ascii="Arial" w:hAnsi="Arial" w:cs="Arial"/>
+          <w:sz w:val="22"/>
+          <w:szCs w:val="22"/>
+        </w:rPr>
+        <w:t>ini</w:t>
+      </w:r>
+      <w:proofErr w:type="spellEnd"/>
+      <w:r>
+        <w:rPr>
+          <w:rStyle w:val="MSGENFONTSTYLENAMETEMPLATEROLENUMBERMSGENFONTSTYLENAMEBYROLETEXT2"/>
+          <w:rFonts w:ascii="Arial" w:hAnsi="Arial" w:cs="Arial"/>
+          <w:sz w:val="22"/>
+          <w:szCs w:val="22"/>
+        </w:rPr>
+        <w:t xml:space="preserve"> </w:t>
       </w:r>
       <w:r>
         <w:rPr>
@@ -387,7 +750,28 @@
           <w:sz w:val="22"/>
           <w:szCs w:val="22"/>
         </w:rPr>
-        <w:t xml:space="preserve">, tanggal </w:t>
+        <w:t xml:space="preserve">, </w:t>
+      </w:r>
+      <w:proofErr w:type="spellStart"/>
+      <w:proofErr w:type="gramStart"/>
+      <w:r>
+        <w:rPr>
+          <w:rStyle w:val="MSGENFONTSTYLENAMETEMPLATEROLENUMBERMSGENFONTSTYLENAMEBYROLETEXT2"/>
+          <w:rFonts w:ascii="Arial" w:hAnsi="Arial" w:cs="Arial"/>
+          <w:sz w:val="22"/>
+          <w:szCs w:val="22"/>
+        </w:rPr>
+        <w:t>tanggal</w:t>
+      </w:r>
+      <w:proofErr w:type="spellEnd"/>
+      <w:r>
+        <w:rPr>
+          <w:rStyle w:val="MSGENFONTSTYLENAMETEMPLATEROLENUMBERMSGENFONTSTYLENAMEBYROLETEXT2"/>
+          <w:rFonts w:ascii="Arial" w:hAnsi="Arial" w:cs="Arial"/>
+          <w:sz w:val="22"/>
+          <w:szCs w:val="22"/>
+        </w:rPr>
+        <w:t xml:space="preserve"> </w:t>
       </w:r>
       <w:r>
         <w:rPr>
@@ -397,9 +781,9 @@
           <w:szCs w:val="22"/>
           <w:lang w:val="en-GB"/>
         </w:rPr>
-        <w:t xml:space="preserve"> 23 </w:t>
-      </w:r>
-      <w:proofErr w:type="spellStart"/>
+        <w:t xml:space="preserve"> 23</w:t>
+      </w:r>
+      <w:proofErr w:type="gramEnd"/>
       <w:r>
         <w:rPr>
           <w:rStyle w:val="MSGENFONTSTYLENAMETEMPLATEROLENUMBERMSGENFONTSTYLENAMEBYROLETEXT2"/>
@@ -408,6 +792,17 @@
           <w:szCs w:val="22"/>
           <w:lang w:val="en-GB"/>
         </w:rPr>
+        <w:t xml:space="preserve"> </w:t>
+      </w:r>
+      <w:proofErr w:type="spellStart"/>
+      <w:r>
+        <w:rPr>
+          <w:rStyle w:val="MSGENFONTSTYLENAMETEMPLATEROLENUMBERMSGENFONTSTYLENAMEBYROLETEXT2"/>
+          <w:rFonts w:ascii="Arial" w:hAnsi="Arial" w:cs="Arial"/>
+          <w:sz w:val="22"/>
+          <w:szCs w:val="22"/>
+          <w:lang w:val="en-GB"/>
+        </w:rPr>
         <w:t>bulan</w:t>
       </w:r>
       <w:proofErr w:type="spellEnd"/>
@@ -437,7 +832,27 @@
           <w:sz w:val="22"/>
           <w:szCs w:val="22"/>
         </w:rPr>
-        <w:t xml:space="preserve"> tahun 20</w:t>
+        <w:t xml:space="preserve"> </w:t>
+      </w:r>
+      <w:proofErr w:type="spellStart"/>
+      <w:r>
+        <w:rPr>
+          <w:rStyle w:val="MSGENFONTSTYLENAMETEMPLATEROLENUMBERMSGENFONTSTYLENAMEBYROLETEXT2"/>
+          <w:rFonts w:ascii="Arial" w:hAnsi="Arial" w:cs="Arial"/>
+          <w:sz w:val="22"/>
+          <w:szCs w:val="22"/>
+        </w:rPr>
+        <w:t>tahun</w:t>
+      </w:r>
+      <w:proofErr w:type="spellEnd"/>
+      <w:r>
+        <w:rPr>
+          <w:rStyle w:val="MSGENFONTSTYLENAMETEMPLATEROLENUMBERMSGENFONTSTYLENAMEBYROLETEXT2"/>
+          <w:rFonts w:ascii="Arial" w:hAnsi="Arial" w:cs="Arial"/>
+          <w:sz w:val="22"/>
+          <w:szCs w:val="22"/>
+        </w:rPr>
+        <w:t xml:space="preserve"> 20</w:t>
       </w:r>
       <w:r>
         <w:rPr>
@@ -456,7 +871,27 @@
           <w:sz w:val="22"/>
           <w:szCs w:val="22"/>
         </w:rPr>
-        <w:t xml:space="preserve">, bertempat di </w:t>
+        <w:t xml:space="preserve">, </w:t>
+      </w:r>
+      <w:proofErr w:type="spellStart"/>
+      <w:r>
+        <w:rPr>
+          <w:rStyle w:val="MSGENFONTSTYLENAMETEMPLATEROLENUMBERMSGENFONTSTYLENAMEBYROLETEXT2"/>
+          <w:rFonts w:ascii="Arial" w:hAnsi="Arial" w:cs="Arial"/>
+          <w:sz w:val="22"/>
+          <w:szCs w:val="22"/>
+        </w:rPr>
+        <w:t>bertempat</w:t>
+      </w:r>
+      <w:proofErr w:type="spellEnd"/>
+      <w:r>
+        <w:rPr>
+          <w:rStyle w:val="MSGENFONTSTYLENAMETEMPLATEROLENUMBERMSGENFONTSTYLENAMEBYROLETEXT2"/>
+          <w:rFonts w:ascii="Arial" w:hAnsi="Arial" w:cs="Arial"/>
+          <w:sz w:val="22"/>
+          <w:szCs w:val="22"/>
+        </w:rPr>
+        <w:t xml:space="preserve"> di </w:t>
       </w:r>
       <w:r>
         <w:rPr>
@@ -519,8 +954,19 @@
           <w:sz w:val="22"/>
           <w:szCs w:val="22"/>
         </w:rPr>
-        <w:t xml:space="preserve"> Surabaya, saya</w:t>
-      </w:r>
+        <w:t xml:space="preserve"> Surabaya, </w:t>
+      </w:r>
+      <w:proofErr w:type="spellStart"/>
+      <w:r>
+        <w:rPr>
+          <w:rStyle w:val="MSGENFONTSTYLENAMETEMPLATEROLENUMBERMSGENFONTSTYLENAMEBYROLETEXT2"/>
+          <w:rFonts w:ascii="Arial" w:hAnsi="Arial" w:cs="Arial"/>
+          <w:sz w:val="22"/>
+          <w:szCs w:val="22"/>
+        </w:rPr>
+        <w:t>saya</w:t>
+      </w:r>
+      <w:proofErr w:type="spellEnd"/>
       <w:r>
         <w:rPr>
           <w:rStyle w:val="MSGENFONTSTYLENAMETEMPLATEROLENUMBERMSGENFONTSTYLENAMEBYROLETEXT2"/>
@@ -540,6 +986,7 @@
         <w:t xml:space="preserve">R. HERU WAHONO SANTOSO </w:t>
       </w:r>
       <w:proofErr w:type="spellStart"/>
+      <w:proofErr w:type="gramStart"/>
       <w:r>
         <w:rPr>
           <w:rFonts w:ascii="Arial" w:hAnsi="Arial" w:cs="Arial"/>
@@ -549,6 +996,7 @@
         <w:t>S.Sos</w:t>
       </w:r>
       <w:proofErr w:type="spellEnd"/>
+      <w:proofErr w:type="gramEnd"/>
       <w:r>
         <w:rPr>
           <w:rFonts w:ascii="Arial" w:hAnsi="Arial" w:cs="Arial"/>
@@ -648,7 +1096,7 @@
           <w:sz w:val="22"/>
           <w:szCs w:val="22"/>
           <w:shd w:val="clear" w:color="auto" w:fill="FFFFFF"/>
-          <w:lang w:val="en-US" w:eastAsia="en-US"/>
+          <w:lang w:val="en-US"/>
         </w:rPr>
         <w:t xml:space="preserve"> Jawa Timur</w:t>
       </w:r>
@@ -660,7 +1108,87 @@
           <w:sz w:val="22"/>
           <w:szCs w:val="22"/>
         </w:rPr>
-        <w:t xml:space="preserve">, berdasarkan Peraturan Pemerintah Nomor </w:t>
+        <w:t xml:space="preserve">, </w:t>
+      </w:r>
+      <w:proofErr w:type="spellStart"/>
+      <w:r>
+        <w:rPr>
+          <w:rStyle w:val="MSGENFONTSTYLENAMETEMPLATEROLENUMBERMSGENFONTSTYLENAMEBYROLETEXT2"/>
+          <w:rFonts w:ascii="Arial" w:hAnsi="Arial" w:cs="Arial"/>
+          <w:sz w:val="22"/>
+          <w:szCs w:val="22"/>
+        </w:rPr>
+        <w:t>berdasarkan</w:t>
+      </w:r>
+      <w:proofErr w:type="spellEnd"/>
+      <w:r>
+        <w:rPr>
+          <w:rStyle w:val="MSGENFONTSTYLENAMETEMPLATEROLENUMBERMSGENFONTSTYLENAMEBYROLETEXT2"/>
+          <w:rFonts w:ascii="Arial" w:hAnsi="Arial" w:cs="Arial"/>
+          <w:sz w:val="22"/>
+          <w:szCs w:val="22"/>
+        </w:rPr>
+        <w:t xml:space="preserve"> </w:t>
+      </w:r>
+      <w:proofErr w:type="spellStart"/>
+      <w:r>
+        <w:rPr>
+          <w:rStyle w:val="MSGENFONTSTYLENAMETEMPLATEROLENUMBERMSGENFONTSTYLENAMEBYROLETEXT2"/>
+          <w:rFonts w:ascii="Arial" w:hAnsi="Arial" w:cs="Arial"/>
+          <w:sz w:val="22"/>
+          <w:szCs w:val="22"/>
+        </w:rPr>
+        <w:t>Peraturan</w:t>
+      </w:r>
+      <w:proofErr w:type="spellEnd"/>
+      <w:r>
+        <w:rPr>
+          <w:rStyle w:val="MSGENFONTSTYLENAMETEMPLATEROLENUMBERMSGENFONTSTYLENAMEBYROLETEXT2"/>
+          <w:rFonts w:ascii="Arial" w:hAnsi="Arial" w:cs="Arial"/>
+          <w:sz w:val="22"/>
+          <w:szCs w:val="22"/>
+        </w:rPr>
+        <w:t xml:space="preserve"> </w:t>
+      </w:r>
+      <w:proofErr w:type="spellStart"/>
+      <w:r>
+        <w:rPr>
+          <w:rStyle w:val="MSGENFONTSTYLENAMETEMPLATEROLENUMBERMSGENFONTSTYLENAMEBYROLETEXT2"/>
+          <w:rFonts w:ascii="Arial" w:hAnsi="Arial" w:cs="Arial"/>
+          <w:sz w:val="22"/>
+          <w:szCs w:val="22"/>
+        </w:rPr>
+        <w:t>Pemerintah</w:t>
+      </w:r>
+      <w:proofErr w:type="spellEnd"/>
+      <w:r>
+        <w:rPr>
+          <w:rStyle w:val="MSGENFONTSTYLENAMETEMPLATEROLENUMBERMSGENFONTSTYLENAMEBYROLETEXT2"/>
+          <w:rFonts w:ascii="Arial" w:hAnsi="Arial" w:cs="Arial"/>
+          <w:sz w:val="22"/>
+          <w:szCs w:val="22"/>
+        </w:rPr>
+        <w:t xml:space="preserve"> </w:t>
+      </w:r>
+      <w:proofErr w:type="spellStart"/>
+      <w:r>
+        <w:rPr>
+          <w:rStyle w:val="MSGENFONTSTYLENAMETEMPLATEROLENUMBERMSGENFONTSTYLENAMEBYROLETEXT2"/>
+          <w:rFonts w:ascii="Arial" w:hAnsi="Arial" w:cs="Arial"/>
+          <w:sz w:val="22"/>
+          <w:szCs w:val="22"/>
+        </w:rPr>
+        <w:t>Nomor</w:t>
+      </w:r>
+      <w:proofErr w:type="spellEnd"/>
+      <w:r>
+        <w:rPr>
+          <w:rStyle w:val="MSGENFONTSTYLENAMETEMPLATEROLENUMBERMSGENFONTSTYLENAMEBYROLETEXT2"/>
+          <w:rFonts w:ascii="Arial" w:hAnsi="Arial" w:cs="Arial"/>
+          <w:sz w:val="22"/>
+          <w:szCs w:val="22"/>
+        </w:rPr>
+        <w:t xml:space="preserve"> </w:t>
       </w:r>
       <w:r>
         <w:rPr>
@@ -679,7 +1207,27 @@
           <w:sz w:val="22"/>
           <w:szCs w:val="22"/>
         </w:rPr>
-        <w:t xml:space="preserve"> Tahun 20</w:t>
+        <w:t xml:space="preserve"> </w:t>
+      </w:r>
+      <w:proofErr w:type="spellStart"/>
+      <w:r>
+        <w:rPr>
+          <w:rStyle w:val="MSGENFONTSTYLENAMETEMPLATEROLENUMBERMSGENFONTSTYLENAMEBYROLETEXT2"/>
+          <w:rFonts w:ascii="Arial" w:hAnsi="Arial" w:cs="Arial"/>
+          <w:sz w:val="22"/>
+          <w:szCs w:val="22"/>
+        </w:rPr>
+        <w:t>Tahun</w:t>
+      </w:r>
+      <w:proofErr w:type="spellEnd"/>
+      <w:r>
+        <w:rPr>
+          <w:rStyle w:val="MSGENFONTSTYLENAMETEMPLATEROLENUMBERMSGENFONTSTYLENAMEBYROLETEXT2"/>
+          <w:rFonts w:ascii="Arial" w:hAnsi="Arial" w:cs="Arial"/>
+          <w:sz w:val="22"/>
+          <w:szCs w:val="22"/>
+        </w:rPr>
+        <w:t xml:space="preserve"> 20</w:t>
       </w:r>
       <w:r>
         <w:rPr>
@@ -698,19 +1246,68 @@
           <w:sz w:val="22"/>
           <w:szCs w:val="22"/>
         </w:rPr>
-        <w:t xml:space="preserve">, dengan disaksikan oleh 2 (dua) orang saksi </w:t>
-      </w:r>
-      <w:proofErr w:type="spellStart"/>
-      <w:r>
-        <w:rPr>
-          <w:rStyle w:val="MSGENFONTSTYLENAMETEMPLATEROLENUMBERMSGENFONTSTYLENAMEBYROLETEXT2"/>
-          <w:rFonts w:ascii="Arial" w:hAnsi="Arial" w:cs="Arial"/>
-          <w:sz w:val="22"/>
-          <w:szCs w:val="22"/>
-        </w:rPr>
-        <w:t>masing</w:t>
-      </w:r>
-      <w:proofErr w:type="spellEnd"/>
+        <w:t xml:space="preserve">, </w:t>
+      </w:r>
+      <w:proofErr w:type="spellStart"/>
+      <w:r>
+        <w:rPr>
+          <w:rStyle w:val="MSGENFONTSTYLENAMETEMPLATEROLENUMBERMSGENFONTSTYLENAMEBYROLETEXT2"/>
+          <w:rFonts w:ascii="Arial" w:hAnsi="Arial" w:cs="Arial"/>
+          <w:sz w:val="22"/>
+          <w:szCs w:val="22"/>
+        </w:rPr>
+        <w:t>dengan</w:t>
+      </w:r>
+      <w:proofErr w:type="spellEnd"/>
+      <w:r>
+        <w:rPr>
+          <w:rStyle w:val="MSGENFONTSTYLENAMETEMPLATEROLENUMBERMSGENFONTSTYLENAMEBYROLETEXT2"/>
+          <w:rFonts w:ascii="Arial" w:hAnsi="Arial" w:cs="Arial"/>
+          <w:sz w:val="22"/>
+          <w:szCs w:val="22"/>
+        </w:rPr>
+        <w:t xml:space="preserve"> </w:t>
+      </w:r>
+      <w:proofErr w:type="spellStart"/>
+      <w:r>
+        <w:rPr>
+          <w:rStyle w:val="MSGENFONTSTYLENAMETEMPLATEROLENUMBERMSGENFONTSTYLENAMEBYROLETEXT2"/>
+          <w:rFonts w:ascii="Arial" w:hAnsi="Arial" w:cs="Arial"/>
+          <w:sz w:val="22"/>
+          <w:szCs w:val="22"/>
+        </w:rPr>
+        <w:t>disaksikan</w:t>
+      </w:r>
+      <w:proofErr w:type="spellEnd"/>
+      <w:r>
+        <w:rPr>
+          <w:rStyle w:val="MSGENFONTSTYLENAMETEMPLATEROLENUMBERMSGENFONTSTYLENAMEBYROLETEXT2"/>
+          <w:rFonts w:ascii="Arial" w:hAnsi="Arial" w:cs="Arial"/>
+          <w:sz w:val="22"/>
+          <w:szCs w:val="22"/>
+        </w:rPr>
+        <w:t xml:space="preserve"> oleh 2 (dua) orang </w:t>
+      </w:r>
+      <w:proofErr w:type="spellStart"/>
+      <w:r>
+        <w:rPr>
+          <w:rStyle w:val="MSGENFONTSTYLENAMETEMPLATEROLENUMBERMSGENFONTSTYLENAMEBYROLETEXT2"/>
+          <w:rFonts w:ascii="Arial" w:hAnsi="Arial" w:cs="Arial"/>
+          <w:sz w:val="22"/>
+          <w:szCs w:val="22"/>
+        </w:rPr>
+        <w:t>saksi</w:t>
+      </w:r>
+      <w:proofErr w:type="spellEnd"/>
+      <w:r>
+        <w:rPr>
+          <w:rStyle w:val="MSGENFONTSTYLENAMETEMPLATEROLENUMBERMSGENFONTSTYLENAMEBYROLETEXT2"/>
+          <w:rFonts w:ascii="Arial" w:hAnsi="Arial" w:cs="Arial"/>
+          <w:sz w:val="22"/>
+          <w:szCs w:val="22"/>
+        </w:rPr>
+        <w:t xml:space="preserve"> masing</w:t>
+      </w:r>
       <w:r>
         <w:rPr>
           <w:rStyle w:val="MSGENFONTSTYLENAMETEMPLATEROLENUMBERMSGENFONTSTYLENAMEBYROLETEXT2"/>
@@ -740,26 +1337,17 @@
         </w:rPr>
         <w:t xml:space="preserve"> </w:t>
       </w:r>
-      <w:proofErr w:type="spellStart"/>
-      <w:r>
-        <w:rPr>
-          <w:rStyle w:val="MSGENFONTSTYLENAMETEMPLATEROLENUMBERMSGENFONTSTYLENAMEBYROLETEXT2"/>
-          <w:rFonts w:ascii="Arial" w:hAnsi="Arial" w:cs="Arial"/>
-          <w:sz w:val="22"/>
-          <w:szCs w:val="22"/>
-        </w:rPr>
-        <w:t>masing</w:t>
-      </w:r>
-      <w:proofErr w:type="spellEnd"/>
-      <w:r>
-        <w:rPr>
-          <w:rStyle w:val="MSGENFONTSTYLENAMETEMPLATEROLENUMBERMSGENFONTSTYLENAMEBYROLETEXT2"/>
-          <w:rFonts w:ascii="Arial" w:hAnsi="Arial" w:cs="Arial"/>
-          <w:sz w:val="22"/>
-          <w:szCs w:val="22"/>
-        </w:rPr>
-        <w:t xml:space="preserve"> :</w:t>
-      </w:r>
+      <w:proofErr w:type="gramStart"/>
+      <w:r>
+        <w:rPr>
+          <w:rStyle w:val="MSGENFONTSTYLENAMETEMPLATEROLENUMBERMSGENFONTSTYLENAMEBYROLETEXT2"/>
+          <w:rFonts w:ascii="Arial" w:hAnsi="Arial" w:cs="Arial"/>
+          <w:sz w:val="22"/>
+          <w:szCs w:val="22"/>
+        </w:rPr>
+        <w:t>masing :</w:t>
+      </w:r>
+      <w:proofErr w:type="gramEnd"/>
     </w:p>
     <w:p>
       <w:pPr>
@@ -795,7 +1383,7 @@
           <w:sz w:val="22"/>
           <w:szCs w:val="22"/>
           <w:shd w:val="clear" w:color="auto" w:fill="FFFFFF"/>
-          <w:lang w:val="en-US" w:eastAsia="en-US"/>
+          <w:lang w:val="en-US"/>
         </w:rPr>
         <w:t xml:space="preserve">INDAH WAHYUNI, SH, </w:t>
       </w:r>
@@ -806,7 +1394,7 @@
           <w:sz w:val="22"/>
           <w:szCs w:val="22"/>
           <w:shd w:val="clear" w:color="auto" w:fill="FFFFFF"/>
-          <w:lang w:val="en-US" w:eastAsia="en-US"/>
+          <w:lang w:val="en-US"/>
         </w:rPr>
         <w:t>M.Si</w:t>
       </w:r>
@@ -817,10 +1405,11 @@
           <w:sz w:val="22"/>
           <w:szCs w:val="22"/>
           <w:shd w:val="clear" w:color="auto" w:fill="FFFFFF"/>
-          <w:lang w:val="en-US" w:eastAsia="en-US"/>
+          <w:lang w:val="en-US"/>
         </w:rPr>
         <w:t xml:space="preserve">.       </w:t>
       </w:r>
+      <w:proofErr w:type="spellStart"/>
       <w:r>
         <w:rPr>
           <w:rStyle w:val="MSGENFONTSTYLENAMETEMPLATEROLENUMBERMSGENFONTSTYLENAMEBYROLETEXT2"/>
@@ -830,6 +1419,7 @@
         </w:rPr>
         <w:t>Pangkat</w:t>
       </w:r>
+      <w:proofErr w:type="spellEnd"/>
       <w:r>
         <w:rPr>
           <w:rStyle w:val="MSGENFONTSTYLENAMETEMPLATEROLENUMBERMSGENFONTSTYLENAMEBYROLETEXT2"/>
@@ -846,7 +1436,7 @@
           <w:sz w:val="22"/>
           <w:szCs w:val="22"/>
           <w:shd w:val="clear" w:color="auto" w:fill="FFFFFF"/>
-          <w:lang w:val="en-US" w:eastAsia="en-US"/>
+          <w:lang w:val="en-US"/>
         </w:rPr>
         <w:t xml:space="preserve">Pembina Utama Madya </w:t>
       </w:r>
@@ -856,7 +1446,7 @@
           <w:sz w:val="22"/>
           <w:szCs w:val="22"/>
           <w:shd w:val="clear" w:color="auto" w:fill="FFFFFF"/>
-          <w:lang w:val="en-US" w:eastAsia="en-US"/>
+          <w:lang w:val="en-US"/>
         </w:rPr>
         <w:tab/>
       </w:r>
@@ -894,7 +1484,7 @@
           <w:sz w:val="22"/>
           <w:szCs w:val="22"/>
           <w:shd w:val="clear" w:color="auto" w:fill="FFFFFF"/>
-          <w:lang w:val="en-US" w:eastAsia="en-US"/>
+          <w:lang w:val="en-US"/>
         </w:rPr>
         <w:t xml:space="preserve"> 19670409 199202 2 003</w:t>
       </w:r>
@@ -974,6 +1564,7 @@
         </w:rPr>
         <w:t xml:space="preserve">         </w:t>
       </w:r>
+      <w:proofErr w:type="spellStart"/>
       <w:r>
         <w:rPr>
           <w:rStyle w:val="MSGENFONTSTYLENAMETEMPLATEROLENUMBERMSGENFONTSTYLENAMEBYROLETEXT2"/>
@@ -983,6 +1574,7 @@
         </w:rPr>
         <w:t>Pangkat</w:t>
       </w:r>
+      <w:proofErr w:type="spellEnd"/>
       <w:r>
         <w:rPr>
           <w:rStyle w:val="MSGENFONTSTYLENAMETEMPLATEROLENUMBERMSGENFONTSTYLENAMEBYROLETEXT2"/>
@@ -999,7 +1591,7 @@
           <w:sz w:val="22"/>
           <w:szCs w:val="22"/>
           <w:shd w:val="clear" w:color="auto" w:fill="FFFFFF"/>
-          <w:lang w:val="en-US" w:eastAsia="en-US"/>
+          <w:lang w:val="en-US"/>
         </w:rPr>
         <w:t>Pembina Tingkat I</w:t>
       </w:r>
@@ -1135,7 +1727,7 @@
           <w:sz w:val="22"/>
           <w:szCs w:val="22"/>
           <w:shd w:val="clear" w:color="auto" w:fill="FFFFFF"/>
-          <w:lang w:val="en-US" w:eastAsia="en-US"/>
+          <w:lang w:val="en-US"/>
         </w:rPr>
       </w:pPr>
       <w:r>
@@ -1148,6 +1740,7 @@
         </w:rPr>
         <w:t>t</w:t>
       </w:r>
+      <w:proofErr w:type="spellStart"/>
       <w:r>
         <w:rPr>
           <w:rStyle w:val="MSGENFONTSTYLENAMETEMPLATEROLENUMBERMSGENFONTSTYLENAMEBYROLETEXT2"/>
@@ -1157,16 +1750,18 @@
         </w:rPr>
         <w:t>elah</w:t>
       </w:r>
-      <w:r>
-        <w:rPr>
-          <w:rStyle w:val="MSGENFONTSTYLENAMETEMPLATEROLENUMBERMSGENFONTSTYLENAMEBYROLETEXT2"/>
-          <w:rFonts w:ascii="Arial" w:hAnsi="Arial" w:cs="Arial"/>
-          <w:sz w:val="22"/>
-          <w:szCs w:val="22"/>
-          <w:lang w:val="en-US"/>
-        </w:rPr>
-        <w:t xml:space="preserve"> </w:t>
-      </w:r>
+      <w:proofErr w:type="spellEnd"/>
+      <w:r>
+        <w:rPr>
+          <w:rStyle w:val="MSGENFONTSTYLENAMETEMPLATEROLENUMBERMSGENFONTSTYLENAMEBYROLETEXT2"/>
+          <w:rFonts w:ascii="Arial" w:hAnsi="Arial" w:cs="Arial"/>
+          <w:sz w:val="22"/>
+          <w:szCs w:val="22"/>
+          <w:lang w:val="en-US"/>
+        </w:rPr>
+        <w:t xml:space="preserve"> </w:t>
+      </w:r>
+      <w:proofErr w:type="spellStart"/>
       <w:r>
         <w:rPr>
           <w:rStyle w:val="MSGENFONTSTYLENAMETEMPLATEROLENUMBERMSGENFONTSTYLENAMEBYROLETEXT2"/>
@@ -1176,16 +1771,18 @@
         </w:rPr>
         <w:t>mengambil</w:t>
       </w:r>
-      <w:r>
-        <w:rPr>
-          <w:rStyle w:val="MSGENFONTSTYLENAMETEMPLATEROLENUMBERMSGENFONTSTYLENAMEBYROLETEXT2"/>
-          <w:rFonts w:ascii="Arial" w:hAnsi="Arial" w:cs="Arial"/>
-          <w:sz w:val="22"/>
-          <w:szCs w:val="22"/>
-          <w:lang w:val="en-US"/>
-        </w:rPr>
-        <w:t xml:space="preserve"> </w:t>
-      </w:r>
+      <w:proofErr w:type="spellEnd"/>
+      <w:r>
+        <w:rPr>
+          <w:rStyle w:val="MSGENFONTSTYLENAMETEMPLATEROLENUMBERMSGENFONTSTYLENAMEBYROLETEXT2"/>
+          <w:rFonts w:ascii="Arial" w:hAnsi="Arial" w:cs="Arial"/>
+          <w:sz w:val="22"/>
+          <w:szCs w:val="22"/>
+          <w:lang w:val="en-US"/>
+        </w:rPr>
+        <w:t xml:space="preserve"> </w:t>
+      </w:r>
+      <w:proofErr w:type="spellStart"/>
       <w:r>
         <w:rPr>
           <w:rStyle w:val="MSGENFONTSTYLENAMETEMPLATEROLENUMBERMSGENFONTSTYLENAMEBYROLETEXT2"/>
@@ -1195,16 +1792,18 @@
         </w:rPr>
         <w:t>sumpah</w:t>
       </w:r>
-      <w:r>
-        <w:rPr>
-          <w:rStyle w:val="MSGENFONTSTYLENAMETEMPLATEROLENUMBERMSGENFONTSTYLENAMEBYROLETEXT2"/>
-          <w:rFonts w:ascii="Arial" w:hAnsi="Arial" w:cs="Arial"/>
-          <w:sz w:val="22"/>
-          <w:szCs w:val="22"/>
-          <w:lang w:val="en-US"/>
-        </w:rPr>
-        <w:t xml:space="preserve"> </w:t>
-      </w:r>
+      <w:proofErr w:type="spellEnd"/>
+      <w:r>
+        <w:rPr>
+          <w:rStyle w:val="MSGENFONTSTYLENAMETEMPLATEROLENUMBERMSGENFONTSTYLENAMEBYROLETEXT2"/>
+          <w:rFonts w:ascii="Arial" w:hAnsi="Arial" w:cs="Arial"/>
+          <w:sz w:val="22"/>
+          <w:szCs w:val="22"/>
+          <w:lang w:val="en-US"/>
+        </w:rPr>
+        <w:t xml:space="preserve"> </w:t>
+      </w:r>
+      <w:proofErr w:type="spellStart"/>
       <w:r>
         <w:rPr>
           <w:rStyle w:val="MSGENFONTSTYLENAMETEMPLATEROLENUMBERMSGENFONTSTYLENAMEBYROLETEXT2"/>
@@ -1214,6 +1813,7 @@
         </w:rPr>
         <w:t>Pegawai</w:t>
       </w:r>
+      <w:proofErr w:type="spellEnd"/>
       <w:r>
         <w:rPr>
           <w:rStyle w:val="MSGENFONTSTYLENAMETEMPLATEROLENUMBERMSGENFONTSTYLENAMEBYROLETEXT2"/>
@@ -1243,6 +1843,7 @@
         </w:rPr>
         <w:t xml:space="preserve"> </w:t>
       </w:r>
+      <w:proofErr w:type="spellStart"/>
       <w:r>
         <w:rPr>
           <w:rStyle w:val="MSGENFONTSTYLENAMETEMPLATEROLENUMBERMSGENFONTSTYLENAMEBYROLETEXT2"/>
@@ -1252,6 +1853,7 @@
         </w:rPr>
         <w:t>Sipil</w:t>
       </w:r>
+      <w:proofErr w:type="spellEnd"/>
       <w:r>
         <w:rPr>
           <w:rStyle w:val="MSGENFONTSTYLENAMETEMPLATEROLENUMBERMSGENFONTSTYLENAMEBYROLETEXT2"/>
@@ -1269,7 +1871,7 @@
           <w:szCs w:val="22"/>
           <w:shd w:val="clear" w:color="auto" w:fill="FFFFFF"/>
         </w:rPr>
-        <w:t/>
+        <w:t>{</w:t>
       </w:r>
       <w:proofErr w:type="spellStart"/>
       <w:r>
@@ -1279,7 +1881,7 @@
           <w:szCs w:val="22"/>
           <w:shd w:val="clear" w:color="auto" w:fill="FFFFFF"/>
         </w:rPr>
-        <w:t>{nama_diambil_sumpah}</w:t>
+        <w:t>nama_diambil_sumpah</w:t>
       </w:r>
       <w:proofErr w:type="spellEnd"/>
       <w:r>
@@ -1289,7 +1891,7 @@
           <w:szCs w:val="22"/>
           <w:shd w:val="clear" w:color="auto" w:fill="FFFFFF"/>
         </w:rPr>
-        <w:t/>
+        <w:t>}</w:t>
       </w:r>
       <w:r>
         <w:rPr>
@@ -1307,8 +1909,19 @@
           <w:sz w:val="22"/>
           <w:szCs w:val="22"/>
         </w:rPr>
-        <w:t xml:space="preserve"> Pangkat</w:t>
-      </w:r>
+        <w:t xml:space="preserve"> </w:t>
+      </w:r>
+      <w:proofErr w:type="spellStart"/>
+      <w:r>
+        <w:rPr>
+          <w:rStyle w:val="MSGENFONTSTYLENAMETEMPLATEROLENUMBERMSGENFONTSTYLENAMEBYROLETEXT2"/>
+          <w:rFonts w:ascii="Arial" w:hAnsi="Arial" w:cs="Arial"/>
+          <w:sz w:val="22"/>
+          <w:szCs w:val="22"/>
+        </w:rPr>
+        <w:t>Pangkat</w:t>
+      </w:r>
+      <w:proofErr w:type="spellEnd"/>
       <w:r>
         <w:rPr>
           <w:rStyle w:val="MSGENFONTSTYLENAMETEMPLATEROLENUMBERMSGENFONTSTYLENAMEBYROLETEXT2"/>
@@ -1326,7 +1939,7 @@
           <w:szCs w:val="22"/>
           <w:shd w:val="clear" w:color="auto" w:fill="FFFFFF"/>
         </w:rPr>
-        <w:t/>
+        <w:t>{</w:t>
       </w:r>
       <w:proofErr w:type="spellStart"/>
       <w:r>
@@ -1336,7 +1949,7 @@
           <w:szCs w:val="22"/>
           <w:shd w:val="clear" w:color="auto" w:fill="FFFFFF"/>
         </w:rPr>
-        <w:t>{pangkat_diambil_sumpah}</w:t>
+        <w:t>pangkat_diambil_sumpah</w:t>
       </w:r>
       <w:proofErr w:type="spellEnd"/>
       <w:r>
@@ -1346,7 +1959,7 @@
           <w:szCs w:val="22"/>
           <w:shd w:val="clear" w:color="auto" w:fill="FFFFFF"/>
         </w:rPr>
-        <w:t/>
+        <w:t>}</w:t>
       </w:r>
       <w:r>
         <w:rPr>
@@ -1354,7 +1967,7 @@
           <w:sz w:val="22"/>
           <w:szCs w:val="22"/>
           <w:shd w:val="clear" w:color="auto" w:fill="FFFFFF"/>
-          <w:lang w:val="en-US" w:eastAsia="en-US"/>
+          <w:lang w:val="en-US"/>
         </w:rPr>
         <w:t xml:space="preserve"> </w:t>
       </w:r>
@@ -1403,7 +2016,7 @@
           <w:szCs w:val="22"/>
           <w:shd w:val="clear" w:color="auto" w:fill="FFFFFF"/>
         </w:rPr>
-        <w:t/>
+        <w:t>{</w:t>
       </w:r>
       <w:proofErr w:type="spellStart"/>
       <w:r>
@@ -1413,7 +2026,7 @@
           <w:szCs w:val="22"/>
           <w:shd w:val="clear" w:color="auto" w:fill="FFFFFF"/>
         </w:rPr>
-        <w:t>{nip_diambil_sumpah}</w:t>
+        <w:t>nip_diambil_sumpah</w:t>
       </w:r>
       <w:proofErr w:type="spellEnd"/>
       <w:r>
@@ -1423,7 +2036,7 @@
           <w:szCs w:val="22"/>
           <w:shd w:val="clear" w:color="auto" w:fill="FFFFFF"/>
         </w:rPr>
-        <w:t/>
+        <w:t>}</w:t>
       </w:r>
     </w:p>
     <w:p>
@@ -1445,25 +2058,137 @@
           <w:lang w:val="en-US"/>
         </w:rPr>
       </w:pPr>
-      <w:r>
-        <w:rPr>
-          <w:rStyle w:val="MSGENFONTSTYLENAMETEMPLATEROLENUMBERMSGENFONTSTYLENAMEBYROLETEXT2"/>
-          <w:rFonts w:ascii="Arial" w:hAnsi="Arial" w:cs="Arial"/>
-          <w:sz w:val="22"/>
-          <w:szCs w:val="22"/>
-        </w:rPr>
-        <w:t>Pegawai Negeri Sipil yang mengangkat sumpah tersebut didampingi oleh</w:t>
-      </w:r>
-      <w:r>
-        <w:rPr>
-          <w:rStyle w:val="MSGENFONTSTYLENAMETEMPLATEROLENUMBERMSGENFONTSTYLENAMEBYROLETEXT2"/>
-          <w:rFonts w:ascii="Arial" w:hAnsi="Arial" w:cs="Arial"/>
-          <w:sz w:val="22"/>
-          <w:szCs w:val="22"/>
-          <w:lang w:val="en-US"/>
-        </w:rPr>
-        <w:t xml:space="preserve"> </w:t>
-      </w:r>
+      <w:proofErr w:type="spellStart"/>
+      <w:r>
+        <w:rPr>
+          <w:rStyle w:val="MSGENFONTSTYLENAMETEMPLATEROLENUMBERMSGENFONTSTYLENAMEBYROLETEXT2"/>
+          <w:rFonts w:ascii="Arial" w:hAnsi="Arial" w:cs="Arial"/>
+          <w:sz w:val="22"/>
+          <w:szCs w:val="22"/>
+        </w:rPr>
+        <w:t>Pegawai</w:t>
+      </w:r>
+      <w:proofErr w:type="spellEnd"/>
+      <w:r>
+        <w:rPr>
+          <w:rStyle w:val="MSGENFONTSTYLENAMETEMPLATEROLENUMBERMSGENFONTSTYLENAMEBYROLETEXT2"/>
+          <w:rFonts w:ascii="Arial" w:hAnsi="Arial" w:cs="Arial"/>
+          <w:sz w:val="22"/>
+          <w:szCs w:val="22"/>
+        </w:rPr>
+        <w:t xml:space="preserve"> Negeri </w:t>
+      </w:r>
+      <w:proofErr w:type="spellStart"/>
+      <w:r>
+        <w:rPr>
+          <w:rStyle w:val="MSGENFONTSTYLENAMETEMPLATEROLENUMBERMSGENFONTSTYLENAMEBYROLETEXT2"/>
+          <w:rFonts w:ascii="Arial" w:hAnsi="Arial" w:cs="Arial"/>
+          <w:sz w:val="22"/>
+          <w:szCs w:val="22"/>
+        </w:rPr>
+        <w:t>Sipil</w:t>
+      </w:r>
+      <w:proofErr w:type="spellEnd"/>
+      <w:r>
+        <w:rPr>
+          <w:rStyle w:val="MSGENFONTSTYLENAMETEMPLATEROLENUMBERMSGENFONTSTYLENAMEBYROLETEXT2"/>
+          <w:rFonts w:ascii="Arial" w:hAnsi="Arial" w:cs="Arial"/>
+          <w:sz w:val="22"/>
+          <w:szCs w:val="22"/>
+        </w:rPr>
+        <w:t xml:space="preserve"> yang </w:t>
+      </w:r>
+      <w:proofErr w:type="spellStart"/>
+      <w:r>
+        <w:rPr>
+          <w:rStyle w:val="MSGENFONTSTYLENAMETEMPLATEROLENUMBERMSGENFONTSTYLENAMEBYROLETEXT2"/>
+          <w:rFonts w:ascii="Arial" w:hAnsi="Arial" w:cs="Arial"/>
+          <w:sz w:val="22"/>
+          <w:szCs w:val="22"/>
+        </w:rPr>
+        <w:t>mengangkat</w:t>
+      </w:r>
+      <w:proofErr w:type="spellEnd"/>
+      <w:r>
+        <w:rPr>
+          <w:rStyle w:val="MSGENFONTSTYLENAMETEMPLATEROLENUMBERMSGENFONTSTYLENAMEBYROLETEXT2"/>
+          <w:rFonts w:ascii="Arial" w:hAnsi="Arial" w:cs="Arial"/>
+          <w:sz w:val="22"/>
+          <w:szCs w:val="22"/>
+        </w:rPr>
+        <w:t xml:space="preserve"> </w:t>
+      </w:r>
+      <w:proofErr w:type="spellStart"/>
+      <w:r>
+        <w:rPr>
+          <w:rStyle w:val="MSGENFONTSTYLENAMETEMPLATEROLENUMBERMSGENFONTSTYLENAMEBYROLETEXT2"/>
+          <w:rFonts w:ascii="Arial" w:hAnsi="Arial" w:cs="Arial"/>
+          <w:sz w:val="22"/>
+          <w:szCs w:val="22"/>
+        </w:rPr>
+        <w:t>sumpah</w:t>
+      </w:r>
+      <w:proofErr w:type="spellEnd"/>
+      <w:r>
+        <w:rPr>
+          <w:rStyle w:val="MSGENFONTSTYLENAMETEMPLATEROLENUMBERMSGENFONTSTYLENAMEBYROLETEXT2"/>
+          <w:rFonts w:ascii="Arial" w:hAnsi="Arial" w:cs="Arial"/>
+          <w:sz w:val="22"/>
+          <w:szCs w:val="22"/>
+        </w:rPr>
+        <w:t xml:space="preserve"> </w:t>
+      </w:r>
+      <w:proofErr w:type="spellStart"/>
+      <w:r>
+        <w:rPr>
+          <w:rStyle w:val="MSGENFONTSTYLENAMETEMPLATEROLENUMBERMSGENFONTSTYLENAMEBYROLETEXT2"/>
+          <w:rFonts w:ascii="Arial" w:hAnsi="Arial" w:cs="Arial"/>
+          <w:sz w:val="22"/>
+          <w:szCs w:val="22"/>
+        </w:rPr>
+        <w:t>tersebut</w:t>
+      </w:r>
+      <w:proofErr w:type="spellEnd"/>
+      <w:r>
+        <w:rPr>
+          <w:rStyle w:val="MSGENFONTSTYLENAMETEMPLATEROLENUMBERMSGENFONTSTYLENAMEBYROLETEXT2"/>
+          <w:rFonts w:ascii="Arial" w:hAnsi="Arial" w:cs="Arial"/>
+          <w:sz w:val="22"/>
+          <w:szCs w:val="22"/>
+        </w:rPr>
+        <w:t xml:space="preserve"> </w:t>
+      </w:r>
+      <w:proofErr w:type="spellStart"/>
+      <w:r>
+        <w:rPr>
+          <w:rStyle w:val="MSGENFONTSTYLENAMETEMPLATEROLENUMBERMSGENFONTSTYLENAMEBYROLETEXT2"/>
+          <w:rFonts w:ascii="Arial" w:hAnsi="Arial" w:cs="Arial"/>
+          <w:sz w:val="22"/>
+          <w:szCs w:val="22"/>
+        </w:rPr>
+        <w:t>didampingi</w:t>
+      </w:r>
+      <w:proofErr w:type="spellEnd"/>
+      <w:r>
+        <w:rPr>
+          <w:rStyle w:val="MSGENFONTSTYLENAMETEMPLATEROLENUMBERMSGENFONTSTYLENAMEBYROLETEXT2"/>
+          <w:rFonts w:ascii="Arial" w:hAnsi="Arial" w:cs="Arial"/>
+          <w:sz w:val="22"/>
+          <w:szCs w:val="22"/>
+        </w:rPr>
+        <w:t xml:space="preserve"> oleh</w:t>
+      </w:r>
+      <w:r>
+        <w:rPr>
+          <w:rStyle w:val="MSGENFONTSTYLENAMETEMPLATEROLENUMBERMSGENFONTSTYLENAMEBYROLETEXT2"/>
+          <w:rFonts w:ascii="Arial" w:hAnsi="Arial" w:cs="Arial"/>
+          <w:sz w:val="22"/>
+          <w:szCs w:val="22"/>
+          <w:lang w:val="en-US"/>
+        </w:rPr>
+        <w:t xml:space="preserve"> </w:t>
+      </w:r>
+      <w:proofErr w:type="spellStart"/>
       <w:r>
         <w:rPr>
           <w:rStyle w:val="MSGENFONTSTYLENAMETEMPLATEROLENUMBERMSGENFONTSTYLENAMEBYROLETEXT2"/>
@@ -1473,16 +2198,18 @@
         </w:rPr>
         <w:t>seorang</w:t>
       </w:r>
-      <w:r>
-        <w:rPr>
-          <w:rStyle w:val="MSGENFONTSTYLENAMETEMPLATEROLENUMBERMSGENFONTSTYLENAMEBYROLETEXT2"/>
-          <w:rFonts w:ascii="Arial" w:hAnsi="Arial" w:cs="Arial"/>
-          <w:sz w:val="22"/>
-          <w:szCs w:val="22"/>
-          <w:lang w:val="en-US"/>
-        </w:rPr>
-        <w:t xml:space="preserve"> </w:t>
-      </w:r>
+      <w:proofErr w:type="spellEnd"/>
+      <w:r>
+        <w:rPr>
+          <w:rStyle w:val="MSGENFONTSTYLENAMETEMPLATEROLENUMBERMSGENFONTSTYLENAMEBYROLETEXT2"/>
+          <w:rFonts w:ascii="Arial" w:hAnsi="Arial" w:cs="Arial"/>
+          <w:sz w:val="22"/>
+          <w:szCs w:val="22"/>
+          <w:lang w:val="en-US"/>
+        </w:rPr>
+        <w:t xml:space="preserve"> </w:t>
+      </w:r>
+      <w:proofErr w:type="spellStart"/>
       <w:r>
         <w:rPr>
           <w:rStyle w:val="MSGENFONTSTYLENAMETEMPLATEROLENUMBERMSGENFONTSTYLENAMEBYROLETEXT2"/>
@@ -1492,6 +2219,7 @@
         </w:rPr>
         <w:t>rohaniwan</w:t>
       </w:r>
+      <w:proofErr w:type="spellEnd"/>
       <w:r>
         <w:rPr>
           <w:rFonts w:ascii="Arial" w:hAnsi="Arial" w:cs="Arial"/>
@@ -1502,24 +2230,36 @@
         </w:rPr>
         <w:t xml:space="preserve"> </w:t>
       </w:r>
+      <w:proofErr w:type="gramStart"/>
       <w:r>
         <w:rPr>
           <w:rFonts w:ascii="Arial" w:hAnsi="Arial" w:cs="Arial"/>
           <w:sz w:val="22"/>
           <w:szCs w:val="22"/>
           <w:shd w:val="clear" w:color="auto" w:fill="FFFFFF"/>
-          <w:lang w:val="en-AU" w:eastAsia="en-US"/>
-        </w:rPr>
-        <w:t xml:space="preserve">BUDIONO,     S. Ag </w:t>
-      </w:r>
-      <w:proofErr w:type="spellStart"/>
+          <w:lang w:val="en-AU"/>
+        </w:rPr>
+        <w:t xml:space="preserve">BUDIONO,   </w:t>
+      </w:r>
+      <w:proofErr w:type="gramEnd"/>
       <w:r>
         <w:rPr>
           <w:rFonts w:ascii="Arial" w:hAnsi="Arial" w:cs="Arial"/>
           <w:sz w:val="22"/>
           <w:szCs w:val="22"/>
           <w:shd w:val="clear" w:color="auto" w:fill="FFFFFF"/>
-          <w:lang w:val="en-AU" w:eastAsia="en-US"/>
+          <w:lang w:val="en-AU"/>
+        </w:rPr>
+        <w:t xml:space="preserve">  S. Ag </w:t>
+      </w:r>
+      <w:proofErr w:type="spellStart"/>
+      <w:r>
+        <w:rPr>
+          <w:rFonts w:ascii="Arial" w:hAnsi="Arial" w:cs="Arial"/>
+          <w:sz w:val="22"/>
+          <w:szCs w:val="22"/>
+          <w:shd w:val="clear" w:color="auto" w:fill="FFFFFF"/>
+          <w:lang w:val="en-AU"/>
         </w:rPr>
         <w:t>Pangkat</w:t>
       </w:r>
@@ -1530,7 +2270,7 @@
           <w:sz w:val="22"/>
           <w:szCs w:val="22"/>
           <w:shd w:val="clear" w:color="auto" w:fill="FFFFFF"/>
-          <w:lang w:val="en-AU" w:eastAsia="en-US"/>
+          <w:lang w:val="en-AU"/>
         </w:rPr>
         <w:t xml:space="preserve"> Pembina NIP. 19690306 199903 1 003</w:t>
       </w:r>
@@ -1550,14 +2290,225 @@
           <w:lang w:val="en-US"/>
         </w:rPr>
       </w:pPr>
-      <w:r>
-        <w:rPr>
-          <w:rStyle w:val="MSGENFONTSTYLENAMETEMPLATEROLENUMBERMSGENFONTSTYLENAMEBYROLETEXT2"/>
-          <w:rFonts w:ascii="Arial" w:hAnsi="Arial" w:cs="Arial"/>
-          <w:sz w:val="22"/>
-          <w:szCs w:val="22"/>
-        </w:rPr>
-        <w:t>Pegawai Negeri Sipil yang mengangkat sumpah tersebut mengucapkan Sumpah Pegawai Negeri Sipil sebagai berikut:</w:t>
+      <w:proofErr w:type="spellStart"/>
+      <w:r>
+        <w:rPr>
+          <w:rStyle w:val="MSGENFONTSTYLENAMETEMPLATEROLENUMBERMSGENFONTSTYLENAMEBYROLETEXT2"/>
+          <w:rFonts w:ascii="Arial" w:hAnsi="Arial" w:cs="Arial"/>
+          <w:sz w:val="22"/>
+          <w:szCs w:val="22"/>
+        </w:rPr>
+        <w:t>Pegawai</w:t>
+      </w:r>
+      <w:proofErr w:type="spellEnd"/>
+      <w:r>
+        <w:rPr>
+          <w:rStyle w:val="MSGENFONTSTYLENAMETEMPLATEROLENUMBERMSGENFONTSTYLENAMEBYROLETEXT2"/>
+          <w:rFonts w:ascii="Arial" w:hAnsi="Arial" w:cs="Arial"/>
+          <w:sz w:val="22"/>
+          <w:szCs w:val="22"/>
+        </w:rPr>
+        <w:t xml:space="preserve"> Negeri </w:t>
+      </w:r>
+      <w:proofErr w:type="spellStart"/>
+      <w:r>
+        <w:rPr>
+          <w:rStyle w:val="MSGENFONTSTYLENAMETEMPLATEROLENUMBERMSGENFONTSTYLENAMEBYROLETEXT2"/>
+          <w:rFonts w:ascii="Arial" w:hAnsi="Arial" w:cs="Arial"/>
+          <w:sz w:val="22"/>
+          <w:szCs w:val="22"/>
+        </w:rPr>
+        <w:t>Sipil</w:t>
+      </w:r>
+      <w:proofErr w:type="spellEnd"/>
+      <w:r>
+        <w:rPr>
+          <w:rStyle w:val="MSGENFONTSTYLENAMETEMPLATEROLENUMBERMSGENFONTSTYLENAMEBYROLETEXT2"/>
+          <w:rFonts w:ascii="Arial" w:hAnsi="Arial" w:cs="Arial"/>
+          <w:sz w:val="22"/>
+          <w:szCs w:val="22"/>
+        </w:rPr>
+        <w:t xml:space="preserve"> yang </w:t>
+      </w:r>
+      <w:proofErr w:type="spellStart"/>
+      <w:r>
+        <w:rPr>
+          <w:rStyle w:val="MSGENFONTSTYLENAMETEMPLATEROLENUMBERMSGENFONTSTYLENAMEBYROLETEXT2"/>
+          <w:rFonts w:ascii="Arial" w:hAnsi="Arial" w:cs="Arial"/>
+          <w:sz w:val="22"/>
+          <w:szCs w:val="22"/>
+        </w:rPr>
+        <w:t>mengangkat</w:t>
+      </w:r>
+      <w:proofErr w:type="spellEnd"/>
+      <w:r>
+        <w:rPr>
+          <w:rStyle w:val="MSGENFONTSTYLENAMETEMPLATEROLENUMBERMSGENFONTSTYLENAMEBYROLETEXT2"/>
+          <w:rFonts w:ascii="Arial" w:hAnsi="Arial" w:cs="Arial"/>
+          <w:sz w:val="22"/>
+          <w:szCs w:val="22"/>
+        </w:rPr>
+        <w:t xml:space="preserve"> </w:t>
+      </w:r>
+      <w:proofErr w:type="spellStart"/>
+      <w:r>
+        <w:rPr>
+          <w:rStyle w:val="MSGENFONTSTYLENAMETEMPLATEROLENUMBERMSGENFONTSTYLENAMEBYROLETEXT2"/>
+          <w:rFonts w:ascii="Arial" w:hAnsi="Arial" w:cs="Arial"/>
+          <w:sz w:val="22"/>
+          <w:szCs w:val="22"/>
+        </w:rPr>
+        <w:t>sumpah</w:t>
+      </w:r>
+      <w:proofErr w:type="spellEnd"/>
+      <w:r>
+        <w:rPr>
+          <w:rStyle w:val="MSGENFONTSTYLENAMETEMPLATEROLENUMBERMSGENFONTSTYLENAMEBYROLETEXT2"/>
+          <w:rFonts w:ascii="Arial" w:hAnsi="Arial" w:cs="Arial"/>
+          <w:sz w:val="22"/>
+          <w:szCs w:val="22"/>
+        </w:rPr>
+        <w:t xml:space="preserve"> </w:t>
+      </w:r>
+      <w:proofErr w:type="spellStart"/>
+      <w:r>
+        <w:rPr>
+          <w:rStyle w:val="MSGENFONTSTYLENAMETEMPLATEROLENUMBERMSGENFONTSTYLENAMEBYROLETEXT2"/>
+          <w:rFonts w:ascii="Arial" w:hAnsi="Arial" w:cs="Arial"/>
+          <w:sz w:val="22"/>
+          <w:szCs w:val="22"/>
+        </w:rPr>
+        <w:t>tersebut</w:t>
+      </w:r>
+      <w:proofErr w:type="spellEnd"/>
+      <w:r>
+        <w:rPr>
+          <w:rStyle w:val="MSGENFONTSTYLENAMETEMPLATEROLENUMBERMSGENFONTSTYLENAMEBYROLETEXT2"/>
+          <w:rFonts w:ascii="Arial" w:hAnsi="Arial" w:cs="Arial"/>
+          <w:sz w:val="22"/>
+          <w:szCs w:val="22"/>
+        </w:rPr>
+        <w:t xml:space="preserve"> </w:t>
+      </w:r>
+      <w:proofErr w:type="spellStart"/>
+      <w:r>
+        <w:rPr>
+          <w:rStyle w:val="MSGENFONTSTYLENAMETEMPLATEROLENUMBERMSGENFONTSTYLENAMEBYROLETEXT2"/>
+          <w:rFonts w:ascii="Arial" w:hAnsi="Arial" w:cs="Arial"/>
+          <w:sz w:val="22"/>
+          <w:szCs w:val="22"/>
+        </w:rPr>
+        <w:t>mengucapkan</w:t>
+      </w:r>
+      <w:proofErr w:type="spellEnd"/>
+      <w:r>
+        <w:rPr>
+          <w:rStyle w:val="MSGENFONTSTYLENAMETEMPLATEROLENUMBERMSGENFONTSTYLENAMEBYROLETEXT2"/>
+          <w:rFonts w:ascii="Arial" w:hAnsi="Arial" w:cs="Arial"/>
+          <w:sz w:val="22"/>
+          <w:szCs w:val="22"/>
+        </w:rPr>
+        <w:t xml:space="preserve"> </w:t>
+      </w:r>
+      <w:proofErr w:type="spellStart"/>
+      <w:r>
+        <w:rPr>
+          <w:rStyle w:val="MSGENFONTSTYLENAMETEMPLATEROLENUMBERMSGENFONTSTYLENAMEBYROLETEXT2"/>
+          <w:rFonts w:ascii="Arial" w:hAnsi="Arial" w:cs="Arial"/>
+          <w:sz w:val="22"/>
+          <w:szCs w:val="22"/>
+        </w:rPr>
+        <w:t>Sumpah</w:t>
+      </w:r>
+      <w:proofErr w:type="spellEnd"/>
+      <w:r>
+        <w:rPr>
+          <w:rStyle w:val="MSGENFONTSTYLENAMETEMPLATEROLENUMBERMSGENFONTSTYLENAMEBYROLETEXT2"/>
+          <w:rFonts w:ascii="Arial" w:hAnsi="Arial" w:cs="Arial"/>
+          <w:sz w:val="22"/>
+          <w:szCs w:val="22"/>
+        </w:rPr>
+        <w:t xml:space="preserve"> </w:t>
+      </w:r>
+      <w:proofErr w:type="spellStart"/>
+      <w:r>
+        <w:rPr>
+          <w:rStyle w:val="MSGENFONTSTYLENAMETEMPLATEROLENUMBERMSGENFONTSTYLENAMEBYROLETEXT2"/>
+          <w:rFonts w:ascii="Arial" w:hAnsi="Arial" w:cs="Arial"/>
+          <w:sz w:val="22"/>
+          <w:szCs w:val="22"/>
+        </w:rPr>
+        <w:t>Pegawai</w:t>
+      </w:r>
+      <w:proofErr w:type="spellEnd"/>
+      <w:r>
+        <w:rPr>
+          <w:rStyle w:val="MSGENFONTSTYLENAMETEMPLATEROLENUMBERMSGENFONTSTYLENAMEBYROLETEXT2"/>
+          <w:rFonts w:ascii="Arial" w:hAnsi="Arial" w:cs="Arial"/>
+          <w:sz w:val="22"/>
+          <w:szCs w:val="22"/>
+        </w:rPr>
+        <w:t xml:space="preserve"> Negeri </w:t>
+      </w:r>
+      <w:proofErr w:type="spellStart"/>
+      <w:r>
+        <w:rPr>
+          <w:rStyle w:val="MSGENFONTSTYLENAMETEMPLATEROLENUMBERMSGENFONTSTYLENAMEBYROLETEXT2"/>
+          <w:rFonts w:ascii="Arial" w:hAnsi="Arial" w:cs="Arial"/>
+          <w:sz w:val="22"/>
+          <w:szCs w:val="22"/>
+        </w:rPr>
+        <w:t>Sipil</w:t>
+      </w:r>
+      <w:proofErr w:type="spellEnd"/>
+      <w:r>
+        <w:rPr>
+          <w:rStyle w:val="MSGENFONTSTYLENAMETEMPLATEROLENUMBERMSGENFONTSTYLENAMEBYROLETEXT2"/>
+          <w:rFonts w:ascii="Arial" w:hAnsi="Arial" w:cs="Arial"/>
+          <w:sz w:val="22"/>
+          <w:szCs w:val="22"/>
+        </w:rPr>
+        <w:t xml:space="preserve"> </w:t>
+      </w:r>
+      <w:proofErr w:type="spellStart"/>
+      <w:r>
+        <w:rPr>
+          <w:rStyle w:val="MSGENFONTSTYLENAMETEMPLATEROLENUMBERMSGENFONTSTYLENAMEBYROLETEXT2"/>
+          <w:rFonts w:ascii="Arial" w:hAnsi="Arial" w:cs="Arial"/>
+          <w:sz w:val="22"/>
+          <w:szCs w:val="22"/>
+        </w:rPr>
+        <w:t>sebagai</w:t>
+      </w:r>
+      <w:proofErr w:type="spellEnd"/>
+      <w:r>
+        <w:rPr>
+          <w:rStyle w:val="MSGENFONTSTYLENAMETEMPLATEROLENUMBERMSGENFONTSTYLENAMEBYROLETEXT2"/>
+          <w:rFonts w:ascii="Arial" w:hAnsi="Arial" w:cs="Arial"/>
+          <w:sz w:val="22"/>
+          <w:szCs w:val="22"/>
+        </w:rPr>
+        <w:t xml:space="preserve"> </w:t>
+      </w:r>
+      <w:proofErr w:type="spellStart"/>
+      <w:r>
+        <w:rPr>
+          <w:rStyle w:val="MSGENFONTSTYLENAMETEMPLATEROLENUMBERMSGENFONTSTYLENAMEBYROLETEXT2"/>
+          <w:rFonts w:ascii="Arial" w:hAnsi="Arial" w:cs="Arial"/>
+          <w:sz w:val="22"/>
+          <w:szCs w:val="22"/>
+        </w:rPr>
+        <w:t>berikut</w:t>
+      </w:r>
+      <w:proofErr w:type="spellEnd"/>
+      <w:r>
+        <w:rPr>
+          <w:rStyle w:val="MSGENFONTSTYLENAMETEMPLATEROLENUMBERMSGENFONTSTYLENAMEBYROLETEXT2"/>
+          <w:rFonts w:ascii="Arial" w:hAnsi="Arial" w:cs="Arial"/>
+          <w:sz w:val="22"/>
+          <w:szCs w:val="22"/>
+        </w:rPr>
+        <w:t>:</w:t>
       </w:r>
     </w:p>
     <w:p>
@@ -1777,7 +2728,119 @@
           <w:sz w:val="22"/>
           <w:szCs w:val="22"/>
         </w:rPr>
-        <w:t xml:space="preserve"> saya, untuk diangkat menjadi </w:t>
+        <w:t xml:space="preserve"> </w:t>
+      </w:r>
+      <w:proofErr w:type="spellStart"/>
+      <w:r>
+        <w:rPr>
+          <w:rStyle w:val="MSGENFONTSTYLENAMETEMPLATEROLENUMBERMSGENFONTSTYLENAMEBYROLETEXT3"/>
+          <w:rFonts w:ascii="Arial" w:hAnsi="Arial" w:cs="Arial"/>
+          <w:b/>
+          <w:bCs/>
+          <w:i/>
+          <w:iCs/>
+          <w:sz w:val="22"/>
+          <w:szCs w:val="22"/>
+        </w:rPr>
+        <w:t>saya</w:t>
+      </w:r>
+      <w:proofErr w:type="spellEnd"/>
+      <w:r>
+        <w:rPr>
+          <w:rStyle w:val="MSGENFONTSTYLENAMETEMPLATEROLENUMBERMSGENFONTSTYLENAMEBYROLETEXT3"/>
+          <w:rFonts w:ascii="Arial" w:hAnsi="Arial" w:cs="Arial"/>
+          <w:b/>
+          <w:bCs/>
+          <w:i/>
+          <w:iCs/>
+          <w:sz w:val="22"/>
+          <w:szCs w:val="22"/>
+        </w:rPr>
+        <w:t xml:space="preserve">, </w:t>
+      </w:r>
+      <w:proofErr w:type="spellStart"/>
+      <w:r>
+        <w:rPr>
+          <w:rStyle w:val="MSGENFONTSTYLENAMETEMPLATEROLENUMBERMSGENFONTSTYLENAMEBYROLETEXT3"/>
+          <w:rFonts w:ascii="Arial" w:hAnsi="Arial" w:cs="Arial"/>
+          <w:b/>
+          <w:bCs/>
+          <w:i/>
+          <w:iCs/>
+          <w:sz w:val="22"/>
+          <w:szCs w:val="22"/>
+        </w:rPr>
+        <w:t>untuk</w:t>
+      </w:r>
+      <w:proofErr w:type="spellEnd"/>
+      <w:r>
+        <w:rPr>
+          <w:rStyle w:val="MSGENFONTSTYLENAMETEMPLATEROLENUMBERMSGENFONTSTYLENAMEBYROLETEXT3"/>
+          <w:rFonts w:ascii="Arial" w:hAnsi="Arial" w:cs="Arial"/>
+          <w:b/>
+          <w:bCs/>
+          <w:i/>
+          <w:iCs/>
+          <w:sz w:val="22"/>
+          <w:szCs w:val="22"/>
+        </w:rPr>
+        <w:t xml:space="preserve"> </w:t>
+      </w:r>
+      <w:proofErr w:type="spellStart"/>
+      <w:r>
+        <w:rPr>
+          <w:rStyle w:val="MSGENFONTSTYLENAMETEMPLATEROLENUMBERMSGENFONTSTYLENAMEBYROLETEXT3"/>
+          <w:rFonts w:ascii="Arial" w:hAnsi="Arial" w:cs="Arial"/>
+          <w:b/>
+          <w:bCs/>
+          <w:i/>
+          <w:iCs/>
+          <w:sz w:val="22"/>
+          <w:szCs w:val="22"/>
+        </w:rPr>
+        <w:t>diangkat</w:t>
+      </w:r>
+      <w:proofErr w:type="spellEnd"/>
+      <w:r>
+        <w:rPr>
+          <w:rStyle w:val="MSGENFONTSTYLENAMETEMPLATEROLENUMBERMSGENFONTSTYLENAMEBYROLETEXT3"/>
+          <w:rFonts w:ascii="Arial" w:hAnsi="Arial" w:cs="Arial"/>
+          <w:b/>
+          <w:bCs/>
+          <w:i/>
+          <w:iCs/>
+          <w:sz w:val="22"/>
+          <w:szCs w:val="22"/>
+        </w:rPr>
+        <w:t xml:space="preserve"> </w:t>
+      </w:r>
+      <w:proofErr w:type="spellStart"/>
+      <w:r>
+        <w:rPr>
+          <w:rStyle w:val="MSGENFONTSTYLENAMETEMPLATEROLENUMBERMSGENFONTSTYLENAMEBYROLETEXT3"/>
+          <w:rFonts w:ascii="Arial" w:hAnsi="Arial" w:cs="Arial"/>
+          <w:b/>
+          <w:bCs/>
+          <w:i/>
+          <w:iCs/>
+          <w:sz w:val="22"/>
+          <w:szCs w:val="22"/>
+        </w:rPr>
+        <w:t>menjadi</w:t>
+      </w:r>
+      <w:proofErr w:type="spellEnd"/>
+      <w:r>
+        <w:rPr>
+          <w:rStyle w:val="MSGENFONTSTYLENAMETEMPLATEROLENUMBERMSGENFONTSTYLENAMEBYROLETEXT3"/>
+          <w:rFonts w:ascii="Arial" w:hAnsi="Arial" w:cs="Arial"/>
+          <w:b/>
+          <w:bCs/>
+          <w:i/>
+          <w:iCs/>
+          <w:sz w:val="22"/>
+          <w:szCs w:val="22"/>
+        </w:rPr>
+        <w:t xml:space="preserve"> </w:t>
       </w:r>
       <w:r>
         <w:rPr>
@@ -1819,7 +2882,175 @@
           <w:sz w:val="22"/>
           <w:szCs w:val="22"/>
         </w:rPr>
-        <w:t xml:space="preserve"> Negeri Sipil akan setia dan taat sepenuhnya kepada </w:t>
+        <w:t xml:space="preserve"> Negeri </w:t>
+      </w:r>
+      <w:proofErr w:type="spellStart"/>
+      <w:r>
+        <w:rPr>
+          <w:rStyle w:val="MSGENFONTSTYLENAMETEMPLATEROLENUMBERMSGENFONTSTYLENAMEBYROLETEXT3"/>
+          <w:rFonts w:ascii="Arial" w:hAnsi="Arial" w:cs="Arial"/>
+          <w:b/>
+          <w:bCs/>
+          <w:i/>
+          <w:iCs/>
+          <w:sz w:val="22"/>
+          <w:szCs w:val="22"/>
+        </w:rPr>
+        <w:t>Sipil</w:t>
+      </w:r>
+      <w:proofErr w:type="spellEnd"/>
+      <w:r>
+        <w:rPr>
+          <w:rStyle w:val="MSGENFONTSTYLENAMETEMPLATEROLENUMBERMSGENFONTSTYLENAMEBYROLETEXT3"/>
+          <w:rFonts w:ascii="Arial" w:hAnsi="Arial" w:cs="Arial"/>
+          <w:b/>
+          <w:bCs/>
+          <w:i/>
+          <w:iCs/>
+          <w:sz w:val="22"/>
+          <w:szCs w:val="22"/>
+        </w:rPr>
+        <w:t xml:space="preserve"> </w:t>
+      </w:r>
+      <w:proofErr w:type="spellStart"/>
+      <w:r>
+        <w:rPr>
+          <w:rStyle w:val="MSGENFONTSTYLENAMETEMPLATEROLENUMBERMSGENFONTSTYLENAMEBYROLETEXT3"/>
+          <w:rFonts w:ascii="Arial" w:hAnsi="Arial" w:cs="Arial"/>
+          <w:b/>
+          <w:bCs/>
+          <w:i/>
+          <w:iCs/>
+          <w:sz w:val="22"/>
+          <w:szCs w:val="22"/>
+        </w:rPr>
+        <w:t>akan</w:t>
+      </w:r>
+      <w:proofErr w:type="spellEnd"/>
+      <w:r>
+        <w:rPr>
+          <w:rStyle w:val="MSGENFONTSTYLENAMETEMPLATEROLENUMBERMSGENFONTSTYLENAMEBYROLETEXT3"/>
+          <w:rFonts w:ascii="Arial" w:hAnsi="Arial" w:cs="Arial"/>
+          <w:b/>
+          <w:bCs/>
+          <w:i/>
+          <w:iCs/>
+          <w:sz w:val="22"/>
+          <w:szCs w:val="22"/>
+        </w:rPr>
+        <w:t xml:space="preserve"> </w:t>
+      </w:r>
+      <w:proofErr w:type="spellStart"/>
+      <w:r>
+        <w:rPr>
+          <w:rStyle w:val="MSGENFONTSTYLENAMETEMPLATEROLENUMBERMSGENFONTSTYLENAMEBYROLETEXT3"/>
+          <w:rFonts w:ascii="Arial" w:hAnsi="Arial" w:cs="Arial"/>
+          <w:b/>
+          <w:bCs/>
+          <w:i/>
+          <w:iCs/>
+          <w:sz w:val="22"/>
+          <w:szCs w:val="22"/>
+        </w:rPr>
+        <w:t>setia</w:t>
+      </w:r>
+      <w:proofErr w:type="spellEnd"/>
+      <w:r>
+        <w:rPr>
+          <w:rStyle w:val="MSGENFONTSTYLENAMETEMPLATEROLENUMBERMSGENFONTSTYLENAMEBYROLETEXT3"/>
+          <w:rFonts w:ascii="Arial" w:hAnsi="Arial" w:cs="Arial"/>
+          <w:b/>
+          <w:bCs/>
+          <w:i/>
+          <w:iCs/>
+          <w:sz w:val="22"/>
+          <w:szCs w:val="22"/>
+        </w:rPr>
+        <w:t xml:space="preserve"> dan </w:t>
+      </w:r>
+      <w:proofErr w:type="spellStart"/>
+      <w:r>
+        <w:rPr>
+          <w:rStyle w:val="MSGENFONTSTYLENAMETEMPLATEROLENUMBERMSGENFONTSTYLENAMEBYROLETEXT3"/>
+          <w:rFonts w:ascii="Arial" w:hAnsi="Arial" w:cs="Arial"/>
+          <w:b/>
+          <w:bCs/>
+          <w:i/>
+          <w:iCs/>
+          <w:sz w:val="22"/>
+          <w:szCs w:val="22"/>
+        </w:rPr>
+        <w:t>taat</w:t>
+      </w:r>
+      <w:proofErr w:type="spellEnd"/>
+      <w:r>
+        <w:rPr>
+          <w:rStyle w:val="MSGENFONTSTYLENAMETEMPLATEROLENUMBERMSGENFONTSTYLENAMEBYROLETEXT3"/>
+          <w:rFonts w:ascii="Arial" w:hAnsi="Arial" w:cs="Arial"/>
+          <w:b/>
+          <w:bCs/>
+          <w:i/>
+          <w:iCs/>
+          <w:sz w:val="22"/>
+          <w:szCs w:val="22"/>
+        </w:rPr>
+        <w:t xml:space="preserve"> </w:t>
+      </w:r>
+      <w:proofErr w:type="spellStart"/>
+      <w:r>
+        <w:rPr>
+          <w:rStyle w:val="MSGENFONTSTYLENAMETEMPLATEROLENUMBERMSGENFONTSTYLENAMEBYROLETEXT3"/>
+          <w:rFonts w:ascii="Arial" w:hAnsi="Arial" w:cs="Arial"/>
+          <w:b/>
+          <w:bCs/>
+          <w:i/>
+          <w:iCs/>
+          <w:sz w:val="22"/>
+          <w:szCs w:val="22"/>
+        </w:rPr>
+        <w:t>sepenuhnya</w:t>
+      </w:r>
+      <w:proofErr w:type="spellEnd"/>
+      <w:r>
+        <w:rPr>
+          <w:rStyle w:val="MSGENFONTSTYLENAMETEMPLATEROLENUMBERMSGENFONTSTYLENAMEBYROLETEXT3"/>
+          <w:rFonts w:ascii="Arial" w:hAnsi="Arial" w:cs="Arial"/>
+          <w:b/>
+          <w:bCs/>
+          <w:i/>
+          <w:iCs/>
+          <w:sz w:val="22"/>
+          <w:szCs w:val="22"/>
+        </w:rPr>
+        <w:t xml:space="preserve"> </w:t>
+      </w:r>
+      <w:proofErr w:type="spellStart"/>
+      <w:r>
+        <w:rPr>
+          <w:rStyle w:val="MSGENFONTSTYLENAMETEMPLATEROLENUMBERMSGENFONTSTYLENAMEBYROLETEXT3"/>
+          <w:rFonts w:ascii="Arial" w:hAnsi="Arial" w:cs="Arial"/>
+          <w:b/>
+          <w:bCs/>
+          <w:i/>
+          <w:iCs/>
+          <w:sz w:val="22"/>
+          <w:szCs w:val="22"/>
+        </w:rPr>
+        <w:t>kepada</w:t>
+      </w:r>
+      <w:proofErr w:type="spellEnd"/>
+      <w:r>
+        <w:rPr>
+          <w:rStyle w:val="MSGENFONTSTYLENAMETEMPLATEROLENUMBERMSGENFONTSTYLENAMEBYROLETEXT3"/>
+          <w:rFonts w:ascii="Arial" w:hAnsi="Arial" w:cs="Arial"/>
+          <w:b/>
+          <w:bCs/>
+          <w:i/>
+          <w:iCs/>
+          <w:sz w:val="22"/>
+          <w:szCs w:val="22"/>
+        </w:rPr>
+        <w:t xml:space="preserve"> </w:t>
       </w:r>
       <w:proofErr w:type="spellStart"/>
       <w:r>
@@ -1861,7 +3092,63 @@
           <w:sz w:val="22"/>
           <w:szCs w:val="22"/>
         </w:rPr>
-        <w:t>a, Undang-undang Dasar 1945, Negara dan Pemerintah;</w:t>
+        <w:t xml:space="preserve">a, </w:t>
+      </w:r>
+      <w:proofErr w:type="spellStart"/>
+      <w:r>
+        <w:rPr>
+          <w:rStyle w:val="MSGENFONTSTYLENAMETEMPLATEROLENUMBERMSGENFONTSTYLENAMEBYROLETEXT3"/>
+          <w:rFonts w:ascii="Arial" w:hAnsi="Arial" w:cs="Arial"/>
+          <w:b/>
+          <w:bCs/>
+          <w:i/>
+          <w:iCs/>
+          <w:sz w:val="22"/>
+          <w:szCs w:val="22"/>
+        </w:rPr>
+        <w:t>Undang-undang</w:t>
+      </w:r>
+      <w:proofErr w:type="spellEnd"/>
+      <w:r>
+        <w:rPr>
+          <w:rStyle w:val="MSGENFONTSTYLENAMETEMPLATEROLENUMBERMSGENFONTSTYLENAMEBYROLETEXT3"/>
+          <w:rFonts w:ascii="Arial" w:hAnsi="Arial" w:cs="Arial"/>
+          <w:b/>
+          <w:bCs/>
+          <w:i/>
+          <w:iCs/>
+          <w:sz w:val="22"/>
+          <w:szCs w:val="22"/>
+        </w:rPr>
+        <w:t xml:space="preserve"> Dasar 1945, Negara dan </w:t>
+      </w:r>
+      <w:proofErr w:type="spellStart"/>
+      <w:r>
+        <w:rPr>
+          <w:rStyle w:val="MSGENFONTSTYLENAMETEMPLATEROLENUMBERMSGENFONTSTYLENAMEBYROLETEXT3"/>
+          <w:rFonts w:ascii="Arial" w:hAnsi="Arial" w:cs="Arial"/>
+          <w:b/>
+          <w:bCs/>
+          <w:i/>
+          <w:iCs/>
+          <w:sz w:val="22"/>
+          <w:szCs w:val="22"/>
+        </w:rPr>
+        <w:t>Pemerintah</w:t>
+      </w:r>
+      <w:proofErr w:type="spellEnd"/>
+      <w:r>
+        <w:rPr>
+          <w:rStyle w:val="MSGENFONTSTYLENAMETEMPLATEROLENUMBERMSGENFONTSTYLENAMEBYROLETEXT3"/>
+          <w:rFonts w:ascii="Arial" w:hAnsi="Arial" w:cs="Arial"/>
+          <w:b/>
+          <w:bCs/>
+          <w:i/>
+          <w:iCs/>
+          <w:sz w:val="22"/>
+          <w:szCs w:val="22"/>
+        </w:rPr>
+        <w:t>;</w:t>
       </w:r>
     </w:p>
     <w:p>
@@ -1901,18 +3188,89 @@
           <w:lang w:val="en-US"/>
         </w:rPr>
       </w:pPr>
-      <w:r>
-        <w:rPr>
-          <w:rStyle w:val="MSGENFONTSTYLENAMETEMPLATEROLENUMBERMSGENFONTSTYLENAMEBYROLETEXT3"/>
-          <w:rFonts w:ascii="Arial" w:hAnsi="Arial" w:cs="Arial"/>
-          <w:b/>
-          <w:bCs/>
-          <w:i/>
-          <w:iCs/>
-          <w:sz w:val="22"/>
-          <w:szCs w:val="22"/>
-        </w:rPr>
-        <w:t xml:space="preserve">bahwa saya, akan </w:t>
+      <w:proofErr w:type="spellStart"/>
+      <w:r>
+        <w:rPr>
+          <w:rStyle w:val="MSGENFONTSTYLENAMETEMPLATEROLENUMBERMSGENFONTSTYLENAMEBYROLETEXT3"/>
+          <w:rFonts w:ascii="Arial" w:hAnsi="Arial" w:cs="Arial"/>
+          <w:b/>
+          <w:bCs/>
+          <w:i/>
+          <w:iCs/>
+          <w:sz w:val="22"/>
+          <w:szCs w:val="22"/>
+        </w:rPr>
+        <w:t>bahwa</w:t>
+      </w:r>
+      <w:proofErr w:type="spellEnd"/>
+      <w:r>
+        <w:rPr>
+          <w:rStyle w:val="MSGENFONTSTYLENAMETEMPLATEROLENUMBERMSGENFONTSTYLENAMEBYROLETEXT3"/>
+          <w:rFonts w:ascii="Arial" w:hAnsi="Arial" w:cs="Arial"/>
+          <w:b/>
+          <w:bCs/>
+          <w:i/>
+          <w:iCs/>
+          <w:sz w:val="22"/>
+          <w:szCs w:val="22"/>
+        </w:rPr>
+        <w:t xml:space="preserve"> </w:t>
+      </w:r>
+      <w:proofErr w:type="spellStart"/>
+      <w:r>
+        <w:rPr>
+          <w:rStyle w:val="MSGENFONTSTYLENAMETEMPLATEROLENUMBERMSGENFONTSTYLENAMEBYROLETEXT3"/>
+          <w:rFonts w:ascii="Arial" w:hAnsi="Arial" w:cs="Arial"/>
+          <w:b/>
+          <w:bCs/>
+          <w:i/>
+          <w:iCs/>
+          <w:sz w:val="22"/>
+          <w:szCs w:val="22"/>
+        </w:rPr>
+        <w:t>saya</w:t>
+      </w:r>
+      <w:proofErr w:type="spellEnd"/>
+      <w:r>
+        <w:rPr>
+          <w:rStyle w:val="MSGENFONTSTYLENAMETEMPLATEROLENUMBERMSGENFONTSTYLENAMEBYROLETEXT3"/>
+          <w:rFonts w:ascii="Arial" w:hAnsi="Arial" w:cs="Arial"/>
+          <w:b/>
+          <w:bCs/>
+          <w:i/>
+          <w:iCs/>
+          <w:sz w:val="22"/>
+          <w:szCs w:val="22"/>
+        </w:rPr>
+        <w:t xml:space="preserve">, </w:t>
+      </w:r>
+      <w:proofErr w:type="spellStart"/>
+      <w:r>
+        <w:rPr>
+          <w:rStyle w:val="MSGENFONTSTYLENAMETEMPLATEROLENUMBERMSGENFONTSTYLENAMEBYROLETEXT3"/>
+          <w:rFonts w:ascii="Arial" w:hAnsi="Arial" w:cs="Arial"/>
+          <w:b/>
+          <w:bCs/>
+          <w:i/>
+          <w:iCs/>
+          <w:sz w:val="22"/>
+          <w:szCs w:val="22"/>
+        </w:rPr>
+        <w:t>akan</w:t>
+      </w:r>
+      <w:proofErr w:type="spellEnd"/>
+      <w:r>
+        <w:rPr>
+          <w:rStyle w:val="MSGENFONTSTYLENAMETEMPLATEROLENUMBERMSGENFONTSTYLENAMEBYROLETEXT3"/>
+          <w:rFonts w:ascii="Arial" w:hAnsi="Arial" w:cs="Arial"/>
+          <w:b/>
+          <w:bCs/>
+          <w:i/>
+          <w:iCs/>
+          <w:sz w:val="22"/>
+          <w:szCs w:val="22"/>
+        </w:rPr>
+        <w:t xml:space="preserve"> </w:t>
       </w:r>
       <w:proofErr w:type="spellStart"/>
       <w:r>
@@ -1940,8 +3298,23 @@
           <w:sz w:val="22"/>
           <w:szCs w:val="22"/>
         </w:rPr>
-        <w:t xml:space="preserve"> sega</w:t>
-      </w:r>
+        <w:t xml:space="preserve"> </w:t>
+      </w:r>
+      <w:proofErr w:type="spellStart"/>
+      <w:r>
+        <w:rPr>
+          <w:rStyle w:val="MSGENFONTSTYLENAMETEMPLATEROLENUMBERMSGENFONTSTYLENAMEBYROLETEXT3"/>
+          <w:rFonts w:ascii="Arial" w:hAnsi="Arial" w:cs="Arial"/>
+          <w:b/>
+          <w:bCs/>
+          <w:i/>
+          <w:iCs/>
+          <w:sz w:val="22"/>
+          <w:szCs w:val="22"/>
+        </w:rPr>
+        <w:t>sega</w:t>
+      </w:r>
+      <w:proofErr w:type="spellEnd"/>
       <w:r>
         <w:rPr>
           <w:rStyle w:val="MSGENFONTSTYLENAMETEMPLATEROLENUMBERMSGENFONTSTYLENAMEBYROLETEXT3"/>
@@ -1967,7 +3340,63 @@
           <w:sz w:val="22"/>
           <w:szCs w:val="22"/>
         </w:rPr>
-        <w:t xml:space="preserve">a peraturan perundang-undangan yang </w:t>
+        <w:t xml:space="preserve">a </w:t>
+      </w:r>
+      <w:proofErr w:type="spellStart"/>
+      <w:r>
+        <w:rPr>
+          <w:rStyle w:val="MSGENFONTSTYLENAMETEMPLATEROLENUMBERMSGENFONTSTYLENAMEBYROLETEXT3"/>
+          <w:rFonts w:ascii="Arial" w:hAnsi="Arial" w:cs="Arial"/>
+          <w:b/>
+          <w:bCs/>
+          <w:i/>
+          <w:iCs/>
+          <w:sz w:val="22"/>
+          <w:szCs w:val="22"/>
+        </w:rPr>
+        <w:t>peraturan</w:t>
+      </w:r>
+      <w:proofErr w:type="spellEnd"/>
+      <w:r>
+        <w:rPr>
+          <w:rStyle w:val="MSGENFONTSTYLENAMETEMPLATEROLENUMBERMSGENFONTSTYLENAMEBYROLETEXT3"/>
+          <w:rFonts w:ascii="Arial" w:hAnsi="Arial" w:cs="Arial"/>
+          <w:b/>
+          <w:bCs/>
+          <w:i/>
+          <w:iCs/>
+          <w:sz w:val="22"/>
+          <w:szCs w:val="22"/>
+        </w:rPr>
+        <w:t xml:space="preserve"> </w:t>
+      </w:r>
+      <w:proofErr w:type="spellStart"/>
+      <w:r>
+        <w:rPr>
+          <w:rStyle w:val="MSGENFONTSTYLENAMETEMPLATEROLENUMBERMSGENFONTSTYLENAMEBYROLETEXT3"/>
+          <w:rFonts w:ascii="Arial" w:hAnsi="Arial" w:cs="Arial"/>
+          <w:b/>
+          <w:bCs/>
+          <w:i/>
+          <w:iCs/>
+          <w:sz w:val="22"/>
+          <w:szCs w:val="22"/>
+        </w:rPr>
+        <w:t>perundang-undangan</w:t>
+      </w:r>
+      <w:proofErr w:type="spellEnd"/>
+      <w:r>
+        <w:rPr>
+          <w:rStyle w:val="MSGENFONTSTYLENAMETEMPLATEROLENUMBERMSGENFONTSTYLENAMEBYROLETEXT3"/>
+          <w:rFonts w:ascii="Arial" w:hAnsi="Arial" w:cs="Arial"/>
+          <w:b/>
+          <w:bCs/>
+          <w:i/>
+          <w:iCs/>
+          <w:sz w:val="22"/>
+          <w:szCs w:val="22"/>
+        </w:rPr>
+        <w:t xml:space="preserve"> yang </w:t>
       </w:r>
       <w:proofErr w:type="spellStart"/>
       <w:r>
@@ -1998,34 +3427,34 @@
         </w:rPr>
         <w:t>l</w:t>
       </w:r>
-      <w:r>
-        <w:rPr>
-          <w:rStyle w:val="MSGENFONTSTYLENAMETEMPLATEROLENUMBERMSGENFONTSTYLENAMEBYROLETEXT3"/>
-          <w:rFonts w:ascii="Arial" w:hAnsi="Arial" w:cs="Arial"/>
-          <w:b/>
-          <w:bCs/>
-          <w:i/>
-          <w:iCs/>
-          <w:sz w:val="22"/>
-          <w:szCs w:val="22"/>
-        </w:rPr>
-        <w:t xml:space="preserve">aku dan </w:t>
-      </w:r>
-      <w:proofErr w:type="spellStart"/>
-      <w:r>
-        <w:rPr>
-          <w:rStyle w:val="MSGENFONTSTYLENAMETEMPLATEROLENUMBERMSGENFONTSTYLENAMEBYROLETEXT3"/>
-          <w:rFonts w:ascii="Arial" w:hAnsi="Arial" w:cs="Arial"/>
-          <w:b/>
-          <w:bCs/>
-          <w:i/>
-          <w:iCs/>
-          <w:sz w:val="22"/>
-          <w:szCs w:val="22"/>
-        </w:rPr>
-        <w:t>me</w:t>
-      </w:r>
-      <w:proofErr w:type="spellEnd"/>
+      <w:proofErr w:type="spellStart"/>
+      <w:r>
+        <w:rPr>
+          <w:rStyle w:val="MSGENFONTSTYLENAMETEMPLATEROLENUMBERMSGENFONTSTYLENAMEBYROLETEXT3"/>
+          <w:rFonts w:ascii="Arial" w:hAnsi="Arial" w:cs="Arial"/>
+          <w:b/>
+          <w:bCs/>
+          <w:i/>
+          <w:iCs/>
+          <w:sz w:val="22"/>
+          <w:szCs w:val="22"/>
+        </w:rPr>
+        <w:t>aku</w:t>
+      </w:r>
+      <w:proofErr w:type="spellEnd"/>
+      <w:r>
+        <w:rPr>
+          <w:rStyle w:val="MSGENFONTSTYLENAMETEMPLATEROLENUMBERMSGENFONTSTYLENAMEBYROLETEXT3"/>
+          <w:rFonts w:ascii="Arial" w:hAnsi="Arial" w:cs="Arial"/>
+          <w:b/>
+          <w:bCs/>
+          <w:i/>
+          <w:iCs/>
+          <w:sz w:val="22"/>
+          <w:szCs w:val="22"/>
+        </w:rPr>
+        <w:t xml:space="preserve"> dan me</w:t>
+      </w:r>
       <w:r>
         <w:rPr>
           <w:rStyle w:val="MSGENFONTSTYLENAMETEMPLATEROLENUMBERMSGENFONTSTYLENAMEBYROLETEXT3"/>
@@ -2066,8 +3495,275 @@
           <w:sz w:val="22"/>
           <w:szCs w:val="22"/>
         </w:rPr>
-        <w:t xml:space="preserve"> tugas kedinasan yang dipercayakan kepada saya dengan penuh pengabdian, kesadaran, dan tanggung</w:t>
-      </w:r>
+        <w:t xml:space="preserve"> </w:t>
+      </w:r>
+      <w:proofErr w:type="spellStart"/>
+      <w:r>
+        <w:rPr>
+          <w:rStyle w:val="MSGENFONTSTYLENAMETEMPLATEROLENUMBERMSGENFONTSTYLENAMEBYROLETEXT3"/>
+          <w:rFonts w:ascii="Arial" w:hAnsi="Arial" w:cs="Arial"/>
+          <w:b/>
+          <w:bCs/>
+          <w:i/>
+          <w:iCs/>
+          <w:sz w:val="22"/>
+          <w:szCs w:val="22"/>
+        </w:rPr>
+        <w:t>tugas</w:t>
+      </w:r>
+      <w:proofErr w:type="spellEnd"/>
+      <w:r>
+        <w:rPr>
+          <w:rStyle w:val="MSGENFONTSTYLENAMETEMPLATEROLENUMBERMSGENFONTSTYLENAMEBYROLETEXT3"/>
+          <w:rFonts w:ascii="Arial" w:hAnsi="Arial" w:cs="Arial"/>
+          <w:b/>
+          <w:bCs/>
+          <w:i/>
+          <w:iCs/>
+          <w:sz w:val="22"/>
+          <w:szCs w:val="22"/>
+        </w:rPr>
+        <w:t xml:space="preserve"> </w:t>
+      </w:r>
+      <w:proofErr w:type="spellStart"/>
+      <w:r>
+        <w:rPr>
+          <w:rStyle w:val="MSGENFONTSTYLENAMETEMPLATEROLENUMBERMSGENFONTSTYLENAMEBYROLETEXT3"/>
+          <w:rFonts w:ascii="Arial" w:hAnsi="Arial" w:cs="Arial"/>
+          <w:b/>
+          <w:bCs/>
+          <w:i/>
+          <w:iCs/>
+          <w:sz w:val="22"/>
+          <w:szCs w:val="22"/>
+        </w:rPr>
+        <w:t>kedinasan</w:t>
+      </w:r>
+      <w:proofErr w:type="spellEnd"/>
+      <w:r>
+        <w:rPr>
+          <w:rStyle w:val="MSGENFONTSTYLENAMETEMPLATEROLENUMBERMSGENFONTSTYLENAMEBYROLETEXT3"/>
+          <w:rFonts w:ascii="Arial" w:hAnsi="Arial" w:cs="Arial"/>
+          <w:b/>
+          <w:bCs/>
+          <w:i/>
+          <w:iCs/>
+          <w:sz w:val="22"/>
+          <w:szCs w:val="22"/>
+        </w:rPr>
+        <w:t xml:space="preserve"> yang </w:t>
+      </w:r>
+      <w:proofErr w:type="spellStart"/>
+      <w:r>
+        <w:rPr>
+          <w:rStyle w:val="MSGENFONTSTYLENAMETEMPLATEROLENUMBERMSGENFONTSTYLENAMEBYROLETEXT3"/>
+          <w:rFonts w:ascii="Arial" w:hAnsi="Arial" w:cs="Arial"/>
+          <w:b/>
+          <w:bCs/>
+          <w:i/>
+          <w:iCs/>
+          <w:sz w:val="22"/>
+          <w:szCs w:val="22"/>
+        </w:rPr>
+        <w:t>dipercayakan</w:t>
+      </w:r>
+      <w:proofErr w:type="spellEnd"/>
+      <w:r>
+        <w:rPr>
+          <w:rStyle w:val="MSGENFONTSTYLENAMETEMPLATEROLENUMBERMSGENFONTSTYLENAMEBYROLETEXT3"/>
+          <w:rFonts w:ascii="Arial" w:hAnsi="Arial" w:cs="Arial"/>
+          <w:b/>
+          <w:bCs/>
+          <w:i/>
+          <w:iCs/>
+          <w:sz w:val="22"/>
+          <w:szCs w:val="22"/>
+        </w:rPr>
+        <w:t xml:space="preserve"> </w:t>
+      </w:r>
+      <w:proofErr w:type="spellStart"/>
+      <w:r>
+        <w:rPr>
+          <w:rStyle w:val="MSGENFONTSTYLENAMETEMPLATEROLENUMBERMSGENFONTSTYLENAMEBYROLETEXT3"/>
+          <w:rFonts w:ascii="Arial" w:hAnsi="Arial" w:cs="Arial"/>
+          <w:b/>
+          <w:bCs/>
+          <w:i/>
+          <w:iCs/>
+          <w:sz w:val="22"/>
+          <w:szCs w:val="22"/>
+        </w:rPr>
+        <w:t>kepada</w:t>
+      </w:r>
+      <w:proofErr w:type="spellEnd"/>
+      <w:r>
+        <w:rPr>
+          <w:rStyle w:val="MSGENFONTSTYLENAMETEMPLATEROLENUMBERMSGENFONTSTYLENAMEBYROLETEXT3"/>
+          <w:rFonts w:ascii="Arial" w:hAnsi="Arial" w:cs="Arial"/>
+          <w:b/>
+          <w:bCs/>
+          <w:i/>
+          <w:iCs/>
+          <w:sz w:val="22"/>
+          <w:szCs w:val="22"/>
+        </w:rPr>
+        <w:t xml:space="preserve"> </w:t>
+      </w:r>
+      <w:proofErr w:type="spellStart"/>
+      <w:r>
+        <w:rPr>
+          <w:rStyle w:val="MSGENFONTSTYLENAMETEMPLATEROLENUMBERMSGENFONTSTYLENAMEBYROLETEXT3"/>
+          <w:rFonts w:ascii="Arial" w:hAnsi="Arial" w:cs="Arial"/>
+          <w:b/>
+          <w:bCs/>
+          <w:i/>
+          <w:iCs/>
+          <w:sz w:val="22"/>
+          <w:szCs w:val="22"/>
+        </w:rPr>
+        <w:t>saya</w:t>
+      </w:r>
+      <w:proofErr w:type="spellEnd"/>
+      <w:r>
+        <w:rPr>
+          <w:rStyle w:val="MSGENFONTSTYLENAMETEMPLATEROLENUMBERMSGENFONTSTYLENAMEBYROLETEXT3"/>
+          <w:rFonts w:ascii="Arial" w:hAnsi="Arial" w:cs="Arial"/>
+          <w:b/>
+          <w:bCs/>
+          <w:i/>
+          <w:iCs/>
+          <w:sz w:val="22"/>
+          <w:szCs w:val="22"/>
+        </w:rPr>
+        <w:t xml:space="preserve"> </w:t>
+      </w:r>
+      <w:proofErr w:type="spellStart"/>
+      <w:r>
+        <w:rPr>
+          <w:rStyle w:val="MSGENFONTSTYLENAMETEMPLATEROLENUMBERMSGENFONTSTYLENAMEBYROLETEXT3"/>
+          <w:rFonts w:ascii="Arial" w:hAnsi="Arial" w:cs="Arial"/>
+          <w:b/>
+          <w:bCs/>
+          <w:i/>
+          <w:iCs/>
+          <w:sz w:val="22"/>
+          <w:szCs w:val="22"/>
+        </w:rPr>
+        <w:t>dengan</w:t>
+      </w:r>
+      <w:proofErr w:type="spellEnd"/>
+      <w:r>
+        <w:rPr>
+          <w:rStyle w:val="MSGENFONTSTYLENAMETEMPLATEROLENUMBERMSGENFONTSTYLENAMEBYROLETEXT3"/>
+          <w:rFonts w:ascii="Arial" w:hAnsi="Arial" w:cs="Arial"/>
+          <w:b/>
+          <w:bCs/>
+          <w:i/>
+          <w:iCs/>
+          <w:sz w:val="22"/>
+          <w:szCs w:val="22"/>
+        </w:rPr>
+        <w:t xml:space="preserve"> </w:t>
+      </w:r>
+      <w:proofErr w:type="spellStart"/>
+      <w:r>
+        <w:rPr>
+          <w:rStyle w:val="MSGENFONTSTYLENAMETEMPLATEROLENUMBERMSGENFONTSTYLENAMEBYROLETEXT3"/>
+          <w:rFonts w:ascii="Arial" w:hAnsi="Arial" w:cs="Arial"/>
+          <w:b/>
+          <w:bCs/>
+          <w:i/>
+          <w:iCs/>
+          <w:sz w:val="22"/>
+          <w:szCs w:val="22"/>
+        </w:rPr>
+        <w:t>penuh</w:t>
+      </w:r>
+      <w:proofErr w:type="spellEnd"/>
+      <w:r>
+        <w:rPr>
+          <w:rStyle w:val="MSGENFONTSTYLENAMETEMPLATEROLENUMBERMSGENFONTSTYLENAMEBYROLETEXT3"/>
+          <w:rFonts w:ascii="Arial" w:hAnsi="Arial" w:cs="Arial"/>
+          <w:b/>
+          <w:bCs/>
+          <w:i/>
+          <w:iCs/>
+          <w:sz w:val="22"/>
+          <w:szCs w:val="22"/>
+        </w:rPr>
+        <w:t xml:space="preserve"> </w:t>
+      </w:r>
+      <w:proofErr w:type="spellStart"/>
+      <w:r>
+        <w:rPr>
+          <w:rStyle w:val="MSGENFONTSTYLENAMETEMPLATEROLENUMBERMSGENFONTSTYLENAMEBYROLETEXT3"/>
+          <w:rFonts w:ascii="Arial" w:hAnsi="Arial" w:cs="Arial"/>
+          <w:b/>
+          <w:bCs/>
+          <w:i/>
+          <w:iCs/>
+          <w:sz w:val="22"/>
+          <w:szCs w:val="22"/>
+        </w:rPr>
+        <w:t>pengabdian</w:t>
+      </w:r>
+      <w:proofErr w:type="spellEnd"/>
+      <w:r>
+        <w:rPr>
+          <w:rStyle w:val="MSGENFONTSTYLENAMETEMPLATEROLENUMBERMSGENFONTSTYLENAMEBYROLETEXT3"/>
+          <w:rFonts w:ascii="Arial" w:hAnsi="Arial" w:cs="Arial"/>
+          <w:b/>
+          <w:bCs/>
+          <w:i/>
+          <w:iCs/>
+          <w:sz w:val="22"/>
+          <w:szCs w:val="22"/>
+        </w:rPr>
+        <w:t xml:space="preserve">, </w:t>
+      </w:r>
+      <w:proofErr w:type="spellStart"/>
+      <w:r>
+        <w:rPr>
+          <w:rStyle w:val="MSGENFONTSTYLENAMETEMPLATEROLENUMBERMSGENFONTSTYLENAMEBYROLETEXT3"/>
+          <w:rFonts w:ascii="Arial" w:hAnsi="Arial" w:cs="Arial"/>
+          <w:b/>
+          <w:bCs/>
+          <w:i/>
+          <w:iCs/>
+          <w:sz w:val="22"/>
+          <w:szCs w:val="22"/>
+        </w:rPr>
+        <w:t>kesadaran</w:t>
+      </w:r>
+      <w:proofErr w:type="spellEnd"/>
+      <w:r>
+        <w:rPr>
+          <w:rStyle w:val="MSGENFONTSTYLENAMETEMPLATEROLENUMBERMSGENFONTSTYLENAMEBYROLETEXT3"/>
+          <w:rFonts w:ascii="Arial" w:hAnsi="Arial" w:cs="Arial"/>
+          <w:b/>
+          <w:bCs/>
+          <w:i/>
+          <w:iCs/>
+          <w:sz w:val="22"/>
+          <w:szCs w:val="22"/>
+        </w:rPr>
+        <w:t xml:space="preserve">, dan </w:t>
+      </w:r>
+      <w:proofErr w:type="spellStart"/>
+      <w:r>
+        <w:rPr>
+          <w:rStyle w:val="MSGENFONTSTYLENAMETEMPLATEROLENUMBERMSGENFONTSTYLENAMEBYROLETEXT3"/>
+          <w:rFonts w:ascii="Arial" w:hAnsi="Arial" w:cs="Arial"/>
+          <w:b/>
+          <w:bCs/>
+          <w:i/>
+          <w:iCs/>
+          <w:sz w:val="22"/>
+          <w:szCs w:val="22"/>
+        </w:rPr>
+        <w:t>tanggung</w:t>
+      </w:r>
+      <w:proofErr w:type="spellEnd"/>
       <w:r>
         <w:rPr>
           <w:rStyle w:val="MSGENFONTSTYLENAMETEMPLATEROLENUMBERMSGENFONTSTYLENAMEBYROLETEXT3"/>
@@ -2082,18 +3778,33 @@
         </w:rPr>
         <w:t xml:space="preserve"> </w:t>
       </w:r>
-      <w:r>
-        <w:rPr>
-          <w:rStyle w:val="MSGENFONTSTYLENAMETEMPLATEROLENUMBERMSGENFONTSTYLENAMEBYROLETEXT3"/>
-          <w:rFonts w:ascii="Arial" w:hAnsi="Arial" w:cs="Arial"/>
-          <w:b/>
-          <w:bCs/>
-          <w:i/>
-          <w:iCs/>
-          <w:sz w:val="22"/>
-          <w:szCs w:val="22"/>
-        </w:rPr>
-        <w:t>jawab;</w:t>
+      <w:proofErr w:type="spellStart"/>
+      <w:r>
+        <w:rPr>
+          <w:rStyle w:val="MSGENFONTSTYLENAMETEMPLATEROLENUMBERMSGENFONTSTYLENAMEBYROLETEXT3"/>
+          <w:rFonts w:ascii="Arial" w:hAnsi="Arial" w:cs="Arial"/>
+          <w:b/>
+          <w:bCs/>
+          <w:i/>
+          <w:iCs/>
+          <w:sz w:val="22"/>
+          <w:szCs w:val="22"/>
+        </w:rPr>
+        <w:t>jawab</w:t>
+      </w:r>
+      <w:proofErr w:type="spellEnd"/>
+      <w:r>
+        <w:rPr>
+          <w:rStyle w:val="MSGENFONTSTYLENAMETEMPLATEROLENUMBERMSGENFONTSTYLENAMEBYROLETEXT3"/>
+          <w:rFonts w:ascii="Arial" w:hAnsi="Arial" w:cs="Arial"/>
+          <w:b/>
+          <w:bCs/>
+          <w:i/>
+          <w:iCs/>
+          <w:sz w:val="22"/>
+          <w:szCs w:val="22"/>
+        </w:rPr>
+        <w:t>;</w:t>
       </w:r>
     </w:p>
     <w:p>
@@ -2133,19 +3844,217 @@
           <w:lang w:val="en-US"/>
         </w:rPr>
       </w:pPr>
-      <w:r>
-        <w:rPr>
-          <w:rStyle w:val="MSGENFONTSTYLENAMETEMPLATEROLENUMBERMSGENFONTSTYLENAMEBYROLETEXT3"/>
-          <w:rFonts w:ascii="Arial" w:hAnsi="Arial" w:cs="Arial"/>
-          <w:b/>
-          <w:bCs/>
-          <w:i/>
-          <w:iCs/>
-          <w:sz w:val="22"/>
-          <w:szCs w:val="22"/>
-        </w:rPr>
-        <w:t>bahwa saya, akan senantiasa menjunjung tinggi kehormatan Negara, Pemerintah</w:t>
-      </w:r>
+      <w:proofErr w:type="spellStart"/>
+      <w:r>
+        <w:rPr>
+          <w:rStyle w:val="MSGENFONTSTYLENAMETEMPLATEROLENUMBERMSGENFONTSTYLENAMEBYROLETEXT3"/>
+          <w:rFonts w:ascii="Arial" w:hAnsi="Arial" w:cs="Arial"/>
+          <w:b/>
+          <w:bCs/>
+          <w:i/>
+          <w:iCs/>
+          <w:sz w:val="22"/>
+          <w:szCs w:val="22"/>
+        </w:rPr>
+        <w:t>bahwa</w:t>
+      </w:r>
+      <w:proofErr w:type="spellEnd"/>
+      <w:r>
+        <w:rPr>
+          <w:rStyle w:val="MSGENFONTSTYLENAMETEMPLATEROLENUMBERMSGENFONTSTYLENAMEBYROLETEXT3"/>
+          <w:rFonts w:ascii="Arial" w:hAnsi="Arial" w:cs="Arial"/>
+          <w:b/>
+          <w:bCs/>
+          <w:i/>
+          <w:iCs/>
+          <w:sz w:val="22"/>
+          <w:szCs w:val="22"/>
+        </w:rPr>
+        <w:t xml:space="preserve"> </w:t>
+      </w:r>
+      <w:proofErr w:type="spellStart"/>
+      <w:r>
+        <w:rPr>
+          <w:rStyle w:val="MSGENFONTSTYLENAMETEMPLATEROLENUMBERMSGENFONTSTYLENAMEBYROLETEXT3"/>
+          <w:rFonts w:ascii="Arial" w:hAnsi="Arial" w:cs="Arial"/>
+          <w:b/>
+          <w:bCs/>
+          <w:i/>
+          <w:iCs/>
+          <w:sz w:val="22"/>
+          <w:szCs w:val="22"/>
+        </w:rPr>
+        <w:t>saya</w:t>
+      </w:r>
+      <w:proofErr w:type="spellEnd"/>
+      <w:r>
+        <w:rPr>
+          <w:rStyle w:val="MSGENFONTSTYLENAMETEMPLATEROLENUMBERMSGENFONTSTYLENAMEBYROLETEXT3"/>
+          <w:rFonts w:ascii="Arial" w:hAnsi="Arial" w:cs="Arial"/>
+          <w:b/>
+          <w:bCs/>
+          <w:i/>
+          <w:iCs/>
+          <w:sz w:val="22"/>
+          <w:szCs w:val="22"/>
+        </w:rPr>
+        <w:t xml:space="preserve">, </w:t>
+      </w:r>
+      <w:proofErr w:type="spellStart"/>
+      <w:r>
+        <w:rPr>
+          <w:rStyle w:val="MSGENFONTSTYLENAMETEMPLATEROLENUMBERMSGENFONTSTYLENAMEBYROLETEXT3"/>
+          <w:rFonts w:ascii="Arial" w:hAnsi="Arial" w:cs="Arial"/>
+          <w:b/>
+          <w:bCs/>
+          <w:i/>
+          <w:iCs/>
+          <w:sz w:val="22"/>
+          <w:szCs w:val="22"/>
+        </w:rPr>
+        <w:t>akan</w:t>
+      </w:r>
+      <w:proofErr w:type="spellEnd"/>
+      <w:r>
+        <w:rPr>
+          <w:rStyle w:val="MSGENFONTSTYLENAMETEMPLATEROLENUMBERMSGENFONTSTYLENAMEBYROLETEXT3"/>
+          <w:rFonts w:ascii="Arial" w:hAnsi="Arial" w:cs="Arial"/>
+          <w:b/>
+          <w:bCs/>
+          <w:i/>
+          <w:iCs/>
+          <w:sz w:val="22"/>
+          <w:szCs w:val="22"/>
+        </w:rPr>
+        <w:t xml:space="preserve"> </w:t>
+      </w:r>
+      <w:proofErr w:type="spellStart"/>
+      <w:r>
+        <w:rPr>
+          <w:rStyle w:val="MSGENFONTSTYLENAMETEMPLATEROLENUMBERMSGENFONTSTYLENAMEBYROLETEXT3"/>
+          <w:rFonts w:ascii="Arial" w:hAnsi="Arial" w:cs="Arial"/>
+          <w:b/>
+          <w:bCs/>
+          <w:i/>
+          <w:iCs/>
+          <w:sz w:val="22"/>
+          <w:szCs w:val="22"/>
+        </w:rPr>
+        <w:t>senantiasa</w:t>
+      </w:r>
+      <w:proofErr w:type="spellEnd"/>
+      <w:r>
+        <w:rPr>
+          <w:rStyle w:val="MSGENFONTSTYLENAMETEMPLATEROLENUMBERMSGENFONTSTYLENAMEBYROLETEXT3"/>
+          <w:rFonts w:ascii="Arial" w:hAnsi="Arial" w:cs="Arial"/>
+          <w:b/>
+          <w:bCs/>
+          <w:i/>
+          <w:iCs/>
+          <w:sz w:val="22"/>
+          <w:szCs w:val="22"/>
+        </w:rPr>
+        <w:t xml:space="preserve"> </w:t>
+      </w:r>
+      <w:proofErr w:type="spellStart"/>
+      <w:r>
+        <w:rPr>
+          <w:rStyle w:val="MSGENFONTSTYLENAMETEMPLATEROLENUMBERMSGENFONTSTYLENAMEBYROLETEXT3"/>
+          <w:rFonts w:ascii="Arial" w:hAnsi="Arial" w:cs="Arial"/>
+          <w:b/>
+          <w:bCs/>
+          <w:i/>
+          <w:iCs/>
+          <w:sz w:val="22"/>
+          <w:szCs w:val="22"/>
+        </w:rPr>
+        <w:t>menjunjung</w:t>
+      </w:r>
+      <w:proofErr w:type="spellEnd"/>
+      <w:r>
+        <w:rPr>
+          <w:rStyle w:val="MSGENFONTSTYLENAMETEMPLATEROLENUMBERMSGENFONTSTYLENAMEBYROLETEXT3"/>
+          <w:rFonts w:ascii="Arial" w:hAnsi="Arial" w:cs="Arial"/>
+          <w:b/>
+          <w:bCs/>
+          <w:i/>
+          <w:iCs/>
+          <w:sz w:val="22"/>
+          <w:szCs w:val="22"/>
+        </w:rPr>
+        <w:t xml:space="preserve"> </w:t>
+      </w:r>
+      <w:proofErr w:type="spellStart"/>
+      <w:r>
+        <w:rPr>
+          <w:rStyle w:val="MSGENFONTSTYLENAMETEMPLATEROLENUMBERMSGENFONTSTYLENAMEBYROLETEXT3"/>
+          <w:rFonts w:ascii="Arial" w:hAnsi="Arial" w:cs="Arial"/>
+          <w:b/>
+          <w:bCs/>
+          <w:i/>
+          <w:iCs/>
+          <w:sz w:val="22"/>
+          <w:szCs w:val="22"/>
+        </w:rPr>
+        <w:t>tinggi</w:t>
+      </w:r>
+      <w:proofErr w:type="spellEnd"/>
+      <w:r>
+        <w:rPr>
+          <w:rStyle w:val="MSGENFONTSTYLENAMETEMPLATEROLENUMBERMSGENFONTSTYLENAMEBYROLETEXT3"/>
+          <w:rFonts w:ascii="Arial" w:hAnsi="Arial" w:cs="Arial"/>
+          <w:b/>
+          <w:bCs/>
+          <w:i/>
+          <w:iCs/>
+          <w:sz w:val="22"/>
+          <w:szCs w:val="22"/>
+        </w:rPr>
+        <w:t xml:space="preserve"> </w:t>
+      </w:r>
+      <w:proofErr w:type="spellStart"/>
+      <w:r>
+        <w:rPr>
+          <w:rStyle w:val="MSGENFONTSTYLENAMETEMPLATEROLENUMBERMSGENFONTSTYLENAMEBYROLETEXT3"/>
+          <w:rFonts w:ascii="Arial" w:hAnsi="Arial" w:cs="Arial"/>
+          <w:b/>
+          <w:bCs/>
+          <w:i/>
+          <w:iCs/>
+          <w:sz w:val="22"/>
+          <w:szCs w:val="22"/>
+        </w:rPr>
+        <w:t>kehormatan</w:t>
+      </w:r>
+      <w:proofErr w:type="spellEnd"/>
+      <w:r>
+        <w:rPr>
+          <w:rStyle w:val="MSGENFONTSTYLENAMETEMPLATEROLENUMBERMSGENFONTSTYLENAMEBYROLETEXT3"/>
+          <w:rFonts w:ascii="Arial" w:hAnsi="Arial" w:cs="Arial"/>
+          <w:b/>
+          <w:bCs/>
+          <w:i/>
+          <w:iCs/>
+          <w:sz w:val="22"/>
+          <w:szCs w:val="22"/>
+        </w:rPr>
+        <w:t xml:space="preserve"> Negara, </w:t>
+      </w:r>
+      <w:proofErr w:type="spellStart"/>
+      <w:r>
+        <w:rPr>
+          <w:rStyle w:val="MSGENFONTSTYLENAMETEMPLATEROLENUMBERMSGENFONTSTYLENAMEBYROLETEXT3"/>
+          <w:rFonts w:ascii="Arial" w:hAnsi="Arial" w:cs="Arial"/>
+          <w:b/>
+          <w:bCs/>
+          <w:i/>
+          <w:iCs/>
+          <w:sz w:val="22"/>
+          <w:szCs w:val="22"/>
+        </w:rPr>
+        <w:t>Pemerintah</w:t>
+      </w:r>
+      <w:proofErr w:type="spellEnd"/>
       <w:r>
         <w:rPr>
           <w:rStyle w:val="MSGENFONTSTYLENAMETEMPLATEROLENUMBERMSGENFONTSTYLENAMEBYROLETEXT3"/>
@@ -2171,7 +4080,63 @@
           <w:sz w:val="22"/>
           <w:szCs w:val="22"/>
         </w:rPr>
-        <w:t xml:space="preserve"> dan martabat Pegawai Negeri</w:t>
+        <w:t xml:space="preserve"> dan </w:t>
+      </w:r>
+      <w:proofErr w:type="spellStart"/>
+      <w:r>
+        <w:rPr>
+          <w:rStyle w:val="MSGENFONTSTYLENAMETEMPLATEROLENUMBERMSGENFONTSTYLENAMEBYROLETEXT3"/>
+          <w:rFonts w:ascii="Arial" w:hAnsi="Arial" w:cs="Arial"/>
+          <w:b/>
+          <w:bCs/>
+          <w:i/>
+          <w:iCs/>
+          <w:sz w:val="22"/>
+          <w:szCs w:val="22"/>
+        </w:rPr>
+        <w:t>martabat</w:t>
+      </w:r>
+      <w:proofErr w:type="spellEnd"/>
+      <w:r>
+        <w:rPr>
+          <w:rStyle w:val="MSGENFONTSTYLENAMETEMPLATEROLENUMBERMSGENFONTSTYLENAMEBYROLETEXT3"/>
+          <w:rFonts w:ascii="Arial" w:hAnsi="Arial" w:cs="Arial"/>
+          <w:b/>
+          <w:bCs/>
+          <w:i/>
+          <w:iCs/>
+          <w:sz w:val="22"/>
+          <w:szCs w:val="22"/>
+        </w:rPr>
+        <w:t xml:space="preserve"> </w:t>
+      </w:r>
+      <w:proofErr w:type="spellStart"/>
+      <w:r>
+        <w:rPr>
+          <w:rStyle w:val="MSGENFONTSTYLENAMETEMPLATEROLENUMBERMSGENFONTSTYLENAMEBYROLETEXT3"/>
+          <w:rFonts w:ascii="Arial" w:hAnsi="Arial" w:cs="Arial"/>
+          <w:b/>
+          <w:bCs/>
+          <w:i/>
+          <w:iCs/>
+          <w:sz w:val="22"/>
+          <w:szCs w:val="22"/>
+        </w:rPr>
+        <w:t>Pegawai</w:t>
+      </w:r>
+      <w:proofErr w:type="spellEnd"/>
+      <w:r>
+        <w:rPr>
+          <w:rStyle w:val="MSGENFONTSTYLENAMETEMPLATEROLENUMBERMSGENFONTSTYLENAMEBYROLETEXT3"/>
+          <w:rFonts w:ascii="Arial" w:hAnsi="Arial" w:cs="Arial"/>
+          <w:b/>
+          <w:bCs/>
+          <w:i/>
+          <w:iCs/>
+          <w:sz w:val="22"/>
+          <w:szCs w:val="22"/>
+        </w:rPr>
+        <w:t xml:space="preserve"> Negeri</w:t>
       </w:r>
       <w:r>
         <w:rPr>
@@ -2198,23 +4163,316 @@
           <w:sz w:val="22"/>
           <w:szCs w:val="22"/>
         </w:rPr>
-        <w:t xml:space="preserve"> serta akan senantiasa mengutamakan kepentingan Negara daripada kepentingan saya sendiri, seorang atau </w:t>
-      </w:r>
-      <w:proofErr w:type="spellStart"/>
-      <w:r>
-        <w:rPr>
-          <w:rStyle w:val="MSGENFONTSTYLENAMETEMPLATEROLENUMBERMSGENFONTSTYLENAMEBYROLETEXT3"/>
-          <w:rFonts w:ascii="Arial" w:hAnsi="Arial" w:cs="Arial"/>
-          <w:b/>
-          <w:bCs/>
-          <w:i/>
-          <w:iCs/>
-          <w:sz w:val="22"/>
-          <w:szCs w:val="22"/>
-        </w:rPr>
-        <w:t>go</w:t>
-      </w:r>
-      <w:proofErr w:type="spellEnd"/>
+        <w:t xml:space="preserve"> </w:t>
+      </w:r>
+      <w:proofErr w:type="spellStart"/>
+      <w:r>
+        <w:rPr>
+          <w:rStyle w:val="MSGENFONTSTYLENAMETEMPLATEROLENUMBERMSGENFONTSTYLENAMEBYROLETEXT3"/>
+          <w:rFonts w:ascii="Arial" w:hAnsi="Arial" w:cs="Arial"/>
+          <w:b/>
+          <w:bCs/>
+          <w:i/>
+          <w:iCs/>
+          <w:sz w:val="22"/>
+          <w:szCs w:val="22"/>
+        </w:rPr>
+        <w:t>serta</w:t>
+      </w:r>
+      <w:proofErr w:type="spellEnd"/>
+      <w:r>
+        <w:rPr>
+          <w:rStyle w:val="MSGENFONTSTYLENAMETEMPLATEROLENUMBERMSGENFONTSTYLENAMEBYROLETEXT3"/>
+          <w:rFonts w:ascii="Arial" w:hAnsi="Arial" w:cs="Arial"/>
+          <w:b/>
+          <w:bCs/>
+          <w:i/>
+          <w:iCs/>
+          <w:sz w:val="22"/>
+          <w:szCs w:val="22"/>
+        </w:rPr>
+        <w:t xml:space="preserve"> </w:t>
+      </w:r>
+      <w:proofErr w:type="spellStart"/>
+      <w:r>
+        <w:rPr>
+          <w:rStyle w:val="MSGENFONTSTYLENAMETEMPLATEROLENUMBERMSGENFONTSTYLENAMEBYROLETEXT3"/>
+          <w:rFonts w:ascii="Arial" w:hAnsi="Arial" w:cs="Arial"/>
+          <w:b/>
+          <w:bCs/>
+          <w:i/>
+          <w:iCs/>
+          <w:sz w:val="22"/>
+          <w:szCs w:val="22"/>
+        </w:rPr>
+        <w:t>akan</w:t>
+      </w:r>
+      <w:proofErr w:type="spellEnd"/>
+      <w:r>
+        <w:rPr>
+          <w:rStyle w:val="MSGENFONTSTYLENAMETEMPLATEROLENUMBERMSGENFONTSTYLENAMEBYROLETEXT3"/>
+          <w:rFonts w:ascii="Arial" w:hAnsi="Arial" w:cs="Arial"/>
+          <w:b/>
+          <w:bCs/>
+          <w:i/>
+          <w:iCs/>
+          <w:sz w:val="22"/>
+          <w:szCs w:val="22"/>
+        </w:rPr>
+        <w:t xml:space="preserve"> </w:t>
+      </w:r>
+      <w:proofErr w:type="spellStart"/>
+      <w:r>
+        <w:rPr>
+          <w:rStyle w:val="MSGENFONTSTYLENAMETEMPLATEROLENUMBERMSGENFONTSTYLENAMEBYROLETEXT3"/>
+          <w:rFonts w:ascii="Arial" w:hAnsi="Arial" w:cs="Arial"/>
+          <w:b/>
+          <w:bCs/>
+          <w:i/>
+          <w:iCs/>
+          <w:sz w:val="22"/>
+          <w:szCs w:val="22"/>
+        </w:rPr>
+        <w:t>senantiasa</w:t>
+      </w:r>
+      <w:proofErr w:type="spellEnd"/>
+      <w:r>
+        <w:rPr>
+          <w:rStyle w:val="MSGENFONTSTYLENAMETEMPLATEROLENUMBERMSGENFONTSTYLENAMEBYROLETEXT3"/>
+          <w:rFonts w:ascii="Arial" w:hAnsi="Arial" w:cs="Arial"/>
+          <w:b/>
+          <w:bCs/>
+          <w:i/>
+          <w:iCs/>
+          <w:sz w:val="22"/>
+          <w:szCs w:val="22"/>
+        </w:rPr>
+        <w:t xml:space="preserve"> </w:t>
+      </w:r>
+      <w:proofErr w:type="spellStart"/>
+      <w:r>
+        <w:rPr>
+          <w:rStyle w:val="MSGENFONTSTYLENAMETEMPLATEROLENUMBERMSGENFONTSTYLENAMEBYROLETEXT3"/>
+          <w:rFonts w:ascii="Arial" w:hAnsi="Arial" w:cs="Arial"/>
+          <w:b/>
+          <w:bCs/>
+          <w:i/>
+          <w:iCs/>
+          <w:sz w:val="22"/>
+          <w:szCs w:val="22"/>
+        </w:rPr>
+        <w:t>mengutamakan</w:t>
+      </w:r>
+      <w:proofErr w:type="spellEnd"/>
+      <w:r>
+        <w:rPr>
+          <w:rStyle w:val="MSGENFONTSTYLENAMETEMPLATEROLENUMBERMSGENFONTSTYLENAMEBYROLETEXT3"/>
+          <w:rFonts w:ascii="Arial" w:hAnsi="Arial" w:cs="Arial"/>
+          <w:b/>
+          <w:bCs/>
+          <w:i/>
+          <w:iCs/>
+          <w:sz w:val="22"/>
+          <w:szCs w:val="22"/>
+        </w:rPr>
+        <w:t xml:space="preserve"> </w:t>
+      </w:r>
+      <w:proofErr w:type="spellStart"/>
+      <w:r>
+        <w:rPr>
+          <w:rStyle w:val="MSGENFONTSTYLENAMETEMPLATEROLENUMBERMSGENFONTSTYLENAMEBYROLETEXT3"/>
+          <w:rFonts w:ascii="Arial" w:hAnsi="Arial" w:cs="Arial"/>
+          <w:b/>
+          <w:bCs/>
+          <w:i/>
+          <w:iCs/>
+          <w:sz w:val="22"/>
+          <w:szCs w:val="22"/>
+        </w:rPr>
+        <w:t>kepentingan</w:t>
+      </w:r>
+      <w:proofErr w:type="spellEnd"/>
+      <w:r>
+        <w:rPr>
+          <w:rStyle w:val="MSGENFONTSTYLENAMETEMPLATEROLENUMBERMSGENFONTSTYLENAMEBYROLETEXT3"/>
+          <w:rFonts w:ascii="Arial" w:hAnsi="Arial" w:cs="Arial"/>
+          <w:b/>
+          <w:bCs/>
+          <w:i/>
+          <w:iCs/>
+          <w:sz w:val="22"/>
+          <w:szCs w:val="22"/>
+        </w:rPr>
+        <w:t xml:space="preserve"> Negara </w:t>
+      </w:r>
+      <w:proofErr w:type="spellStart"/>
+      <w:r>
+        <w:rPr>
+          <w:rStyle w:val="MSGENFONTSTYLENAMETEMPLATEROLENUMBERMSGENFONTSTYLENAMEBYROLETEXT3"/>
+          <w:rFonts w:ascii="Arial" w:hAnsi="Arial" w:cs="Arial"/>
+          <w:b/>
+          <w:bCs/>
+          <w:i/>
+          <w:iCs/>
+          <w:sz w:val="22"/>
+          <w:szCs w:val="22"/>
+        </w:rPr>
+        <w:t>daripada</w:t>
+      </w:r>
+      <w:proofErr w:type="spellEnd"/>
+      <w:r>
+        <w:rPr>
+          <w:rStyle w:val="MSGENFONTSTYLENAMETEMPLATEROLENUMBERMSGENFONTSTYLENAMEBYROLETEXT3"/>
+          <w:rFonts w:ascii="Arial" w:hAnsi="Arial" w:cs="Arial"/>
+          <w:b/>
+          <w:bCs/>
+          <w:i/>
+          <w:iCs/>
+          <w:sz w:val="22"/>
+          <w:szCs w:val="22"/>
+        </w:rPr>
+        <w:t xml:space="preserve"> </w:t>
+      </w:r>
+      <w:proofErr w:type="spellStart"/>
+      <w:r>
+        <w:rPr>
+          <w:rStyle w:val="MSGENFONTSTYLENAMETEMPLATEROLENUMBERMSGENFONTSTYLENAMEBYROLETEXT3"/>
+          <w:rFonts w:ascii="Arial" w:hAnsi="Arial" w:cs="Arial"/>
+          <w:b/>
+          <w:bCs/>
+          <w:i/>
+          <w:iCs/>
+          <w:sz w:val="22"/>
+          <w:szCs w:val="22"/>
+        </w:rPr>
+        <w:t>kepentingan</w:t>
+      </w:r>
+      <w:proofErr w:type="spellEnd"/>
+      <w:r>
+        <w:rPr>
+          <w:rStyle w:val="MSGENFONTSTYLENAMETEMPLATEROLENUMBERMSGENFONTSTYLENAMEBYROLETEXT3"/>
+          <w:rFonts w:ascii="Arial" w:hAnsi="Arial" w:cs="Arial"/>
+          <w:b/>
+          <w:bCs/>
+          <w:i/>
+          <w:iCs/>
+          <w:sz w:val="22"/>
+          <w:szCs w:val="22"/>
+        </w:rPr>
+        <w:t xml:space="preserve"> </w:t>
+      </w:r>
+      <w:proofErr w:type="spellStart"/>
+      <w:r>
+        <w:rPr>
+          <w:rStyle w:val="MSGENFONTSTYLENAMETEMPLATEROLENUMBERMSGENFONTSTYLENAMEBYROLETEXT3"/>
+          <w:rFonts w:ascii="Arial" w:hAnsi="Arial" w:cs="Arial"/>
+          <w:b/>
+          <w:bCs/>
+          <w:i/>
+          <w:iCs/>
+          <w:sz w:val="22"/>
+          <w:szCs w:val="22"/>
+        </w:rPr>
+        <w:t>saya</w:t>
+      </w:r>
+      <w:proofErr w:type="spellEnd"/>
+      <w:r>
+        <w:rPr>
+          <w:rStyle w:val="MSGENFONTSTYLENAMETEMPLATEROLENUMBERMSGENFONTSTYLENAMEBYROLETEXT3"/>
+          <w:rFonts w:ascii="Arial" w:hAnsi="Arial" w:cs="Arial"/>
+          <w:b/>
+          <w:bCs/>
+          <w:i/>
+          <w:iCs/>
+          <w:sz w:val="22"/>
+          <w:szCs w:val="22"/>
+        </w:rPr>
+        <w:t xml:space="preserve"> </w:t>
+      </w:r>
+      <w:proofErr w:type="spellStart"/>
+      <w:r>
+        <w:rPr>
+          <w:rStyle w:val="MSGENFONTSTYLENAMETEMPLATEROLENUMBERMSGENFONTSTYLENAMEBYROLETEXT3"/>
+          <w:rFonts w:ascii="Arial" w:hAnsi="Arial" w:cs="Arial"/>
+          <w:b/>
+          <w:bCs/>
+          <w:i/>
+          <w:iCs/>
+          <w:sz w:val="22"/>
+          <w:szCs w:val="22"/>
+        </w:rPr>
+        <w:t>sendiri</w:t>
+      </w:r>
+      <w:proofErr w:type="spellEnd"/>
+      <w:r>
+        <w:rPr>
+          <w:rStyle w:val="MSGENFONTSTYLENAMETEMPLATEROLENUMBERMSGENFONTSTYLENAMEBYROLETEXT3"/>
+          <w:rFonts w:ascii="Arial" w:hAnsi="Arial" w:cs="Arial"/>
+          <w:b/>
+          <w:bCs/>
+          <w:i/>
+          <w:iCs/>
+          <w:sz w:val="22"/>
+          <w:szCs w:val="22"/>
+        </w:rPr>
+        <w:t xml:space="preserve">, </w:t>
+      </w:r>
+      <w:proofErr w:type="spellStart"/>
+      <w:r>
+        <w:rPr>
+          <w:rStyle w:val="MSGENFONTSTYLENAMETEMPLATEROLENUMBERMSGENFONTSTYLENAMEBYROLETEXT3"/>
+          <w:rFonts w:ascii="Arial" w:hAnsi="Arial" w:cs="Arial"/>
+          <w:b/>
+          <w:bCs/>
+          <w:i/>
+          <w:iCs/>
+          <w:sz w:val="22"/>
+          <w:szCs w:val="22"/>
+        </w:rPr>
+        <w:t>seorang</w:t>
+      </w:r>
+      <w:proofErr w:type="spellEnd"/>
+      <w:r>
+        <w:rPr>
+          <w:rStyle w:val="MSGENFONTSTYLENAMETEMPLATEROLENUMBERMSGENFONTSTYLENAMEBYROLETEXT3"/>
+          <w:rFonts w:ascii="Arial" w:hAnsi="Arial" w:cs="Arial"/>
+          <w:b/>
+          <w:bCs/>
+          <w:i/>
+          <w:iCs/>
+          <w:sz w:val="22"/>
+          <w:szCs w:val="22"/>
+        </w:rPr>
+        <w:t xml:space="preserve"> </w:t>
+      </w:r>
+      <w:proofErr w:type="spellStart"/>
+      <w:r>
+        <w:rPr>
+          <w:rStyle w:val="MSGENFONTSTYLENAMETEMPLATEROLENUMBERMSGENFONTSTYLENAMEBYROLETEXT3"/>
+          <w:rFonts w:ascii="Arial" w:hAnsi="Arial" w:cs="Arial"/>
+          <w:b/>
+          <w:bCs/>
+          <w:i/>
+          <w:iCs/>
+          <w:sz w:val="22"/>
+          <w:szCs w:val="22"/>
+        </w:rPr>
+        <w:t>atau</w:t>
+      </w:r>
+      <w:proofErr w:type="spellEnd"/>
+      <w:r>
+        <w:rPr>
+          <w:rStyle w:val="MSGENFONTSTYLENAMETEMPLATEROLENUMBERMSGENFONTSTYLENAMEBYROLETEXT3"/>
+          <w:rFonts w:ascii="Arial" w:hAnsi="Arial" w:cs="Arial"/>
+          <w:b/>
+          <w:bCs/>
+          <w:i/>
+          <w:iCs/>
+          <w:sz w:val="22"/>
+          <w:szCs w:val="22"/>
+        </w:rPr>
+        <w:t xml:space="preserve"> go</w:t>
+      </w:r>
       <w:r>
         <w:rPr>
           <w:rStyle w:val="MSGENFONTSTYLENAMETEMPLATEROLENUMBERMSGENFONTSTYLENAMEBYROLETEXT3"/>
@@ -2295,18 +4553,397 @@
           <w:lang w:val="en-US"/>
         </w:rPr>
       </w:pPr>
-      <w:r>
-        <w:rPr>
-          <w:rStyle w:val="MSGENFONTSTYLENAMETEMPLATEROLENUMBERMSGENFONTSTYLENAMEBYROLETEXT3"/>
-          <w:rFonts w:ascii="Arial" w:hAnsi="Arial" w:cs="Arial"/>
-          <w:b/>
-          <w:bCs/>
-          <w:i/>
-          <w:iCs/>
-          <w:sz w:val="22"/>
-          <w:szCs w:val="22"/>
-        </w:rPr>
-        <w:t>bahwa saya, akan memegang rahasia sesuatu yang menurut sifatnya atau menurut perintah harus saya rahasiakan;</w:t>
+      <w:proofErr w:type="spellStart"/>
+      <w:r>
+        <w:rPr>
+          <w:rStyle w:val="MSGENFONTSTYLENAMETEMPLATEROLENUMBERMSGENFONTSTYLENAMEBYROLETEXT3"/>
+          <w:rFonts w:ascii="Arial" w:hAnsi="Arial" w:cs="Arial"/>
+          <w:b/>
+          <w:bCs/>
+          <w:i/>
+          <w:iCs/>
+          <w:sz w:val="22"/>
+          <w:szCs w:val="22"/>
+        </w:rPr>
+        <w:t>bahwa</w:t>
+      </w:r>
+      <w:proofErr w:type="spellEnd"/>
+      <w:r>
+        <w:rPr>
+          <w:rStyle w:val="MSGENFONTSTYLENAMETEMPLATEROLENUMBERMSGENFONTSTYLENAMEBYROLETEXT3"/>
+          <w:rFonts w:ascii="Arial" w:hAnsi="Arial" w:cs="Arial"/>
+          <w:b/>
+          <w:bCs/>
+          <w:i/>
+          <w:iCs/>
+          <w:sz w:val="22"/>
+          <w:szCs w:val="22"/>
+        </w:rPr>
+        <w:t xml:space="preserve"> </w:t>
+      </w:r>
+      <w:proofErr w:type="spellStart"/>
+      <w:r>
+        <w:rPr>
+          <w:rStyle w:val="MSGENFONTSTYLENAMETEMPLATEROLENUMBERMSGENFONTSTYLENAMEBYROLETEXT3"/>
+          <w:rFonts w:ascii="Arial" w:hAnsi="Arial" w:cs="Arial"/>
+          <w:b/>
+          <w:bCs/>
+          <w:i/>
+          <w:iCs/>
+          <w:sz w:val="22"/>
+          <w:szCs w:val="22"/>
+        </w:rPr>
+        <w:t>saya</w:t>
+      </w:r>
+      <w:proofErr w:type="spellEnd"/>
+      <w:r>
+        <w:rPr>
+          <w:rStyle w:val="MSGENFONTSTYLENAMETEMPLATEROLENUMBERMSGENFONTSTYLENAMEBYROLETEXT3"/>
+          <w:rFonts w:ascii="Arial" w:hAnsi="Arial" w:cs="Arial"/>
+          <w:b/>
+          <w:bCs/>
+          <w:i/>
+          <w:iCs/>
+          <w:sz w:val="22"/>
+          <w:szCs w:val="22"/>
+        </w:rPr>
+        <w:t xml:space="preserve">, </w:t>
+      </w:r>
+      <w:proofErr w:type="spellStart"/>
+      <w:r>
+        <w:rPr>
+          <w:rStyle w:val="MSGENFONTSTYLENAMETEMPLATEROLENUMBERMSGENFONTSTYLENAMEBYROLETEXT3"/>
+          <w:rFonts w:ascii="Arial" w:hAnsi="Arial" w:cs="Arial"/>
+          <w:b/>
+          <w:bCs/>
+          <w:i/>
+          <w:iCs/>
+          <w:sz w:val="22"/>
+          <w:szCs w:val="22"/>
+        </w:rPr>
+        <w:t>akan</w:t>
+      </w:r>
+      <w:proofErr w:type="spellEnd"/>
+      <w:r>
+        <w:rPr>
+          <w:rStyle w:val="MSGENFONTSTYLENAMETEMPLATEROLENUMBERMSGENFONTSTYLENAMEBYROLETEXT3"/>
+          <w:rFonts w:ascii="Arial" w:hAnsi="Arial" w:cs="Arial"/>
+          <w:b/>
+          <w:bCs/>
+          <w:i/>
+          <w:iCs/>
+          <w:sz w:val="22"/>
+          <w:szCs w:val="22"/>
+        </w:rPr>
+        <w:t xml:space="preserve"> </w:t>
+      </w:r>
+      <w:proofErr w:type="spellStart"/>
+      <w:r>
+        <w:rPr>
+          <w:rStyle w:val="MSGENFONTSTYLENAMETEMPLATEROLENUMBERMSGENFONTSTYLENAMEBYROLETEXT3"/>
+          <w:rFonts w:ascii="Arial" w:hAnsi="Arial" w:cs="Arial"/>
+          <w:b/>
+          <w:bCs/>
+          <w:i/>
+          <w:iCs/>
+          <w:sz w:val="22"/>
+          <w:szCs w:val="22"/>
+        </w:rPr>
+        <w:t>memegang</w:t>
+      </w:r>
+      <w:proofErr w:type="spellEnd"/>
+      <w:r>
+        <w:rPr>
+          <w:rStyle w:val="MSGENFONTSTYLENAMETEMPLATEROLENUMBERMSGENFONTSTYLENAMEBYROLETEXT3"/>
+          <w:rFonts w:ascii="Arial" w:hAnsi="Arial" w:cs="Arial"/>
+          <w:b/>
+          <w:bCs/>
+          <w:i/>
+          <w:iCs/>
+          <w:sz w:val="22"/>
+          <w:szCs w:val="22"/>
+        </w:rPr>
+        <w:t xml:space="preserve"> </w:t>
+      </w:r>
+      <w:proofErr w:type="spellStart"/>
+      <w:r>
+        <w:rPr>
+          <w:rStyle w:val="MSGENFONTSTYLENAMETEMPLATEROLENUMBERMSGENFONTSTYLENAMEBYROLETEXT3"/>
+          <w:rFonts w:ascii="Arial" w:hAnsi="Arial" w:cs="Arial"/>
+          <w:b/>
+          <w:bCs/>
+          <w:i/>
+          <w:iCs/>
+          <w:sz w:val="22"/>
+          <w:szCs w:val="22"/>
+        </w:rPr>
+        <w:t>rahasia</w:t>
+      </w:r>
+      <w:proofErr w:type="spellEnd"/>
+      <w:r>
+        <w:rPr>
+          <w:rStyle w:val="MSGENFONTSTYLENAMETEMPLATEROLENUMBERMSGENFONTSTYLENAMEBYROLETEXT3"/>
+          <w:rFonts w:ascii="Arial" w:hAnsi="Arial" w:cs="Arial"/>
+          <w:b/>
+          <w:bCs/>
+          <w:i/>
+          <w:iCs/>
+          <w:sz w:val="22"/>
+          <w:szCs w:val="22"/>
+        </w:rPr>
+        <w:t xml:space="preserve"> </w:t>
+      </w:r>
+      <w:proofErr w:type="spellStart"/>
+      <w:r>
+        <w:rPr>
+          <w:rStyle w:val="MSGENFONTSTYLENAMETEMPLATEROLENUMBERMSGENFONTSTYLENAMEBYROLETEXT3"/>
+          <w:rFonts w:ascii="Arial" w:hAnsi="Arial" w:cs="Arial"/>
+          <w:b/>
+          <w:bCs/>
+          <w:i/>
+          <w:iCs/>
+          <w:sz w:val="22"/>
+          <w:szCs w:val="22"/>
+        </w:rPr>
+        <w:t>sesuatu</w:t>
+      </w:r>
+      <w:proofErr w:type="spellEnd"/>
+      <w:r>
+        <w:rPr>
+          <w:rStyle w:val="MSGENFONTSTYLENAMETEMPLATEROLENUMBERMSGENFONTSTYLENAMEBYROLETEXT3"/>
+          <w:rFonts w:ascii="Arial" w:hAnsi="Arial" w:cs="Arial"/>
+          <w:b/>
+          <w:bCs/>
+          <w:i/>
+          <w:iCs/>
+          <w:sz w:val="22"/>
+          <w:szCs w:val="22"/>
+        </w:rPr>
+        <w:t xml:space="preserve"> yang </w:t>
+      </w:r>
+      <w:proofErr w:type="spellStart"/>
+      <w:r>
+        <w:rPr>
+          <w:rStyle w:val="MSGENFONTSTYLENAMETEMPLATEROLENUMBERMSGENFONTSTYLENAMEBYROLETEXT3"/>
+          <w:rFonts w:ascii="Arial" w:hAnsi="Arial" w:cs="Arial"/>
+          <w:b/>
+          <w:bCs/>
+          <w:i/>
+          <w:iCs/>
+          <w:sz w:val="22"/>
+          <w:szCs w:val="22"/>
+        </w:rPr>
+        <w:t>menurut</w:t>
+      </w:r>
+      <w:proofErr w:type="spellEnd"/>
+      <w:r>
+        <w:rPr>
+          <w:rStyle w:val="MSGENFONTSTYLENAMETEMPLATEROLENUMBERMSGENFONTSTYLENAMEBYROLETEXT3"/>
+          <w:rFonts w:ascii="Arial" w:hAnsi="Arial" w:cs="Arial"/>
+          <w:b/>
+          <w:bCs/>
+          <w:i/>
+          <w:iCs/>
+          <w:sz w:val="22"/>
+          <w:szCs w:val="22"/>
+        </w:rPr>
+        <w:t xml:space="preserve"> </w:t>
+      </w:r>
+      <w:proofErr w:type="spellStart"/>
+      <w:r>
+        <w:rPr>
+          <w:rStyle w:val="MSGENFONTSTYLENAMETEMPLATEROLENUMBERMSGENFONTSTYLENAMEBYROLETEXT3"/>
+          <w:rFonts w:ascii="Arial" w:hAnsi="Arial" w:cs="Arial"/>
+          <w:b/>
+          <w:bCs/>
+          <w:i/>
+          <w:iCs/>
+          <w:sz w:val="22"/>
+          <w:szCs w:val="22"/>
+        </w:rPr>
+        <w:t>sifatnya</w:t>
+      </w:r>
+      <w:proofErr w:type="spellEnd"/>
+      <w:r>
+        <w:rPr>
+          <w:rStyle w:val="MSGENFONTSTYLENAMETEMPLATEROLENUMBERMSGENFONTSTYLENAMEBYROLETEXT3"/>
+          <w:rFonts w:ascii="Arial" w:hAnsi="Arial" w:cs="Arial"/>
+          <w:b/>
+          <w:bCs/>
+          <w:i/>
+          <w:iCs/>
+          <w:sz w:val="22"/>
+          <w:szCs w:val="22"/>
+        </w:rPr>
+        <w:t xml:space="preserve"> </w:t>
+      </w:r>
+      <w:proofErr w:type="spellStart"/>
+      <w:r>
+        <w:rPr>
+          <w:rStyle w:val="MSGENFONTSTYLENAMETEMPLATEROLENUMBERMSGENFONTSTYLENAMEBYROLETEXT3"/>
+          <w:rFonts w:ascii="Arial" w:hAnsi="Arial" w:cs="Arial"/>
+          <w:b/>
+          <w:bCs/>
+          <w:i/>
+          <w:iCs/>
+          <w:sz w:val="22"/>
+          <w:szCs w:val="22"/>
+        </w:rPr>
+        <w:t>atau</w:t>
+      </w:r>
+      <w:proofErr w:type="spellEnd"/>
+      <w:r>
+        <w:rPr>
+          <w:rStyle w:val="MSGENFONTSTYLENAMETEMPLATEROLENUMBERMSGENFONTSTYLENAMEBYROLETEXT3"/>
+          <w:rFonts w:ascii="Arial" w:hAnsi="Arial" w:cs="Arial"/>
+          <w:b/>
+          <w:bCs/>
+          <w:i/>
+          <w:iCs/>
+          <w:sz w:val="22"/>
+          <w:szCs w:val="22"/>
+        </w:rPr>
+        <w:t xml:space="preserve"> </w:t>
+      </w:r>
+      <w:proofErr w:type="spellStart"/>
+      <w:r>
+        <w:rPr>
+          <w:rStyle w:val="MSGENFONTSTYLENAMETEMPLATEROLENUMBERMSGENFONTSTYLENAMEBYROLETEXT3"/>
+          <w:rFonts w:ascii="Arial" w:hAnsi="Arial" w:cs="Arial"/>
+          <w:b/>
+          <w:bCs/>
+          <w:i/>
+          <w:iCs/>
+          <w:sz w:val="22"/>
+          <w:szCs w:val="22"/>
+        </w:rPr>
+        <w:t>menurut</w:t>
+      </w:r>
+      <w:proofErr w:type="spellEnd"/>
+      <w:r>
+        <w:rPr>
+          <w:rStyle w:val="MSGENFONTSTYLENAMETEMPLATEROLENUMBERMSGENFONTSTYLENAMEBYROLETEXT3"/>
+          <w:rFonts w:ascii="Arial" w:hAnsi="Arial" w:cs="Arial"/>
+          <w:b/>
+          <w:bCs/>
+          <w:i/>
+          <w:iCs/>
+          <w:sz w:val="22"/>
+          <w:szCs w:val="22"/>
+        </w:rPr>
+        <w:t xml:space="preserve"> </w:t>
+      </w:r>
+      <w:proofErr w:type="spellStart"/>
+      <w:r>
+        <w:rPr>
+          <w:rStyle w:val="MSGENFONTSTYLENAMETEMPLATEROLENUMBERMSGENFONTSTYLENAMEBYROLETEXT3"/>
+          <w:rFonts w:ascii="Arial" w:hAnsi="Arial" w:cs="Arial"/>
+          <w:b/>
+          <w:bCs/>
+          <w:i/>
+          <w:iCs/>
+          <w:sz w:val="22"/>
+          <w:szCs w:val="22"/>
+        </w:rPr>
+        <w:t>perintah</w:t>
+      </w:r>
+      <w:proofErr w:type="spellEnd"/>
+      <w:r>
+        <w:rPr>
+          <w:rStyle w:val="MSGENFONTSTYLENAMETEMPLATEROLENUMBERMSGENFONTSTYLENAMEBYROLETEXT3"/>
+          <w:rFonts w:ascii="Arial" w:hAnsi="Arial" w:cs="Arial"/>
+          <w:b/>
+          <w:bCs/>
+          <w:i/>
+          <w:iCs/>
+          <w:sz w:val="22"/>
+          <w:szCs w:val="22"/>
+        </w:rPr>
+        <w:t xml:space="preserve"> </w:t>
+      </w:r>
+      <w:proofErr w:type="spellStart"/>
+      <w:r>
+        <w:rPr>
+          <w:rStyle w:val="MSGENFONTSTYLENAMETEMPLATEROLENUMBERMSGENFONTSTYLENAMEBYROLETEXT3"/>
+          <w:rFonts w:ascii="Arial" w:hAnsi="Arial" w:cs="Arial"/>
+          <w:b/>
+          <w:bCs/>
+          <w:i/>
+          <w:iCs/>
+          <w:sz w:val="22"/>
+          <w:szCs w:val="22"/>
+        </w:rPr>
+        <w:t>harus</w:t>
+      </w:r>
+      <w:proofErr w:type="spellEnd"/>
+      <w:r>
+        <w:rPr>
+          <w:rStyle w:val="MSGENFONTSTYLENAMETEMPLATEROLENUMBERMSGENFONTSTYLENAMEBYROLETEXT3"/>
+          <w:rFonts w:ascii="Arial" w:hAnsi="Arial" w:cs="Arial"/>
+          <w:b/>
+          <w:bCs/>
+          <w:i/>
+          <w:iCs/>
+          <w:sz w:val="22"/>
+          <w:szCs w:val="22"/>
+        </w:rPr>
+        <w:t xml:space="preserve"> </w:t>
+      </w:r>
+      <w:proofErr w:type="spellStart"/>
+      <w:r>
+        <w:rPr>
+          <w:rStyle w:val="MSGENFONTSTYLENAMETEMPLATEROLENUMBERMSGENFONTSTYLENAMEBYROLETEXT3"/>
+          <w:rFonts w:ascii="Arial" w:hAnsi="Arial" w:cs="Arial"/>
+          <w:b/>
+          <w:bCs/>
+          <w:i/>
+          <w:iCs/>
+          <w:sz w:val="22"/>
+          <w:szCs w:val="22"/>
+        </w:rPr>
+        <w:t>saya</w:t>
+      </w:r>
+      <w:proofErr w:type="spellEnd"/>
+      <w:r>
+        <w:rPr>
+          <w:rStyle w:val="MSGENFONTSTYLENAMETEMPLATEROLENUMBERMSGENFONTSTYLENAMEBYROLETEXT3"/>
+          <w:rFonts w:ascii="Arial" w:hAnsi="Arial" w:cs="Arial"/>
+          <w:b/>
+          <w:bCs/>
+          <w:i/>
+          <w:iCs/>
+          <w:sz w:val="22"/>
+          <w:szCs w:val="22"/>
+        </w:rPr>
+        <w:t xml:space="preserve"> </w:t>
+      </w:r>
+      <w:proofErr w:type="spellStart"/>
+      <w:r>
+        <w:rPr>
+          <w:rStyle w:val="MSGENFONTSTYLENAMETEMPLATEROLENUMBERMSGENFONTSTYLENAMEBYROLETEXT3"/>
+          <w:rFonts w:ascii="Arial" w:hAnsi="Arial" w:cs="Arial"/>
+          <w:b/>
+          <w:bCs/>
+          <w:i/>
+          <w:iCs/>
+          <w:sz w:val="22"/>
+          <w:szCs w:val="22"/>
+        </w:rPr>
+        <w:t>rahasiakan</w:t>
+      </w:r>
+      <w:proofErr w:type="spellEnd"/>
+      <w:r>
+        <w:rPr>
+          <w:rStyle w:val="MSGENFONTSTYLENAMETEMPLATEROLENUMBERMSGENFONTSTYLENAMEBYROLETEXT3"/>
+          <w:rFonts w:ascii="Arial" w:hAnsi="Arial" w:cs="Arial"/>
+          <w:b/>
+          <w:bCs/>
+          <w:i/>
+          <w:iCs/>
+          <w:sz w:val="22"/>
+          <w:szCs w:val="22"/>
+        </w:rPr>
+        <w:t>;</w:t>
       </w:r>
     </w:p>
     <w:p>
@@ -2342,31 +4979,158 @@
           <w:lang w:val="en-US"/>
         </w:rPr>
       </w:pPr>
-      <w:r>
-        <w:rPr>
-          <w:rStyle w:val="MSGENFONTSTYLENAMETEMPLATEROLENUMBERMSGENFONTSTYLENAMEBYROLETEXT3"/>
-          <w:rFonts w:ascii="Arial" w:hAnsi="Arial" w:cs="Arial"/>
-          <w:b/>
-          <w:bCs/>
-          <w:i/>
-          <w:iCs/>
-          <w:sz w:val="22"/>
-          <w:szCs w:val="22"/>
-        </w:rPr>
-        <w:t xml:space="preserve">bahwa saya, akan bekerja dengan </w:t>
-      </w:r>
-      <w:proofErr w:type="spellStart"/>
-      <w:r>
-        <w:rPr>
-          <w:rStyle w:val="MSGENFONTSTYLENAMETEMPLATEROLENUMBERMSGENFONTSTYLENAMEBYROLETEXT3"/>
-          <w:rFonts w:ascii="Arial" w:hAnsi="Arial" w:cs="Arial"/>
-          <w:b/>
-          <w:bCs/>
-          <w:i/>
-          <w:iCs/>
-          <w:sz w:val="22"/>
-          <w:szCs w:val="22"/>
-          <w:lang w:val="en-US" w:eastAsia="en-US"/>
+      <w:proofErr w:type="spellStart"/>
+      <w:r>
+        <w:rPr>
+          <w:rStyle w:val="MSGENFONTSTYLENAMETEMPLATEROLENUMBERMSGENFONTSTYLENAMEBYROLETEXT3"/>
+          <w:rFonts w:ascii="Arial" w:hAnsi="Arial" w:cs="Arial"/>
+          <w:b/>
+          <w:bCs/>
+          <w:i/>
+          <w:iCs/>
+          <w:sz w:val="22"/>
+          <w:szCs w:val="22"/>
+        </w:rPr>
+        <w:t>bahwa</w:t>
+      </w:r>
+      <w:proofErr w:type="spellEnd"/>
+      <w:r>
+        <w:rPr>
+          <w:rStyle w:val="MSGENFONTSTYLENAMETEMPLATEROLENUMBERMSGENFONTSTYLENAMEBYROLETEXT3"/>
+          <w:rFonts w:ascii="Arial" w:hAnsi="Arial" w:cs="Arial"/>
+          <w:b/>
+          <w:bCs/>
+          <w:i/>
+          <w:iCs/>
+          <w:sz w:val="22"/>
+          <w:szCs w:val="22"/>
+        </w:rPr>
+        <w:t xml:space="preserve"> </w:t>
+      </w:r>
+      <w:proofErr w:type="spellStart"/>
+      <w:r>
+        <w:rPr>
+          <w:rStyle w:val="MSGENFONTSTYLENAMETEMPLATEROLENUMBERMSGENFONTSTYLENAMEBYROLETEXT3"/>
+          <w:rFonts w:ascii="Arial" w:hAnsi="Arial" w:cs="Arial"/>
+          <w:b/>
+          <w:bCs/>
+          <w:i/>
+          <w:iCs/>
+          <w:sz w:val="22"/>
+          <w:szCs w:val="22"/>
+        </w:rPr>
+        <w:t>saya</w:t>
+      </w:r>
+      <w:proofErr w:type="spellEnd"/>
+      <w:r>
+        <w:rPr>
+          <w:rStyle w:val="MSGENFONTSTYLENAMETEMPLATEROLENUMBERMSGENFONTSTYLENAMEBYROLETEXT3"/>
+          <w:rFonts w:ascii="Arial" w:hAnsi="Arial" w:cs="Arial"/>
+          <w:b/>
+          <w:bCs/>
+          <w:i/>
+          <w:iCs/>
+          <w:sz w:val="22"/>
+          <w:szCs w:val="22"/>
+        </w:rPr>
+        <w:t xml:space="preserve">, </w:t>
+      </w:r>
+      <w:proofErr w:type="spellStart"/>
+      <w:r>
+        <w:rPr>
+          <w:rStyle w:val="MSGENFONTSTYLENAMETEMPLATEROLENUMBERMSGENFONTSTYLENAMEBYROLETEXT3"/>
+          <w:rFonts w:ascii="Arial" w:hAnsi="Arial" w:cs="Arial"/>
+          <w:b/>
+          <w:bCs/>
+          <w:i/>
+          <w:iCs/>
+          <w:sz w:val="22"/>
+          <w:szCs w:val="22"/>
+        </w:rPr>
+        <w:t>akan</w:t>
+      </w:r>
+      <w:proofErr w:type="spellEnd"/>
+      <w:r>
+        <w:rPr>
+          <w:rStyle w:val="MSGENFONTSTYLENAMETEMPLATEROLENUMBERMSGENFONTSTYLENAMEBYROLETEXT3"/>
+          <w:rFonts w:ascii="Arial" w:hAnsi="Arial" w:cs="Arial"/>
+          <w:b/>
+          <w:bCs/>
+          <w:i/>
+          <w:iCs/>
+          <w:sz w:val="22"/>
+          <w:szCs w:val="22"/>
+        </w:rPr>
+        <w:t xml:space="preserve"> </w:t>
+      </w:r>
+      <w:proofErr w:type="spellStart"/>
+      <w:r>
+        <w:rPr>
+          <w:rStyle w:val="MSGENFONTSTYLENAMETEMPLATEROLENUMBERMSGENFONTSTYLENAMEBYROLETEXT3"/>
+          <w:rFonts w:ascii="Arial" w:hAnsi="Arial" w:cs="Arial"/>
+          <w:b/>
+          <w:bCs/>
+          <w:i/>
+          <w:iCs/>
+          <w:sz w:val="22"/>
+          <w:szCs w:val="22"/>
+        </w:rPr>
+        <w:t>bekerja</w:t>
+      </w:r>
+      <w:proofErr w:type="spellEnd"/>
+      <w:r>
+        <w:rPr>
+          <w:rStyle w:val="MSGENFONTSTYLENAMETEMPLATEROLENUMBERMSGENFONTSTYLENAMEBYROLETEXT3"/>
+          <w:rFonts w:ascii="Arial" w:hAnsi="Arial" w:cs="Arial"/>
+          <w:b/>
+          <w:bCs/>
+          <w:i/>
+          <w:iCs/>
+          <w:sz w:val="22"/>
+          <w:szCs w:val="22"/>
+        </w:rPr>
+        <w:t xml:space="preserve"> </w:t>
+      </w:r>
+      <w:proofErr w:type="spellStart"/>
+      <w:r>
+        <w:rPr>
+          <w:rStyle w:val="MSGENFONTSTYLENAMETEMPLATEROLENUMBERMSGENFONTSTYLENAMEBYROLETEXT3"/>
+          <w:rFonts w:ascii="Arial" w:hAnsi="Arial" w:cs="Arial"/>
+          <w:b/>
+          <w:bCs/>
+          <w:i/>
+          <w:iCs/>
+          <w:sz w:val="22"/>
+          <w:szCs w:val="22"/>
+        </w:rPr>
+        <w:t>dengan</w:t>
+      </w:r>
+      <w:proofErr w:type="spellEnd"/>
+      <w:r>
+        <w:rPr>
+          <w:rStyle w:val="MSGENFONTSTYLENAMETEMPLATEROLENUMBERMSGENFONTSTYLENAMEBYROLETEXT3"/>
+          <w:rFonts w:ascii="Arial" w:hAnsi="Arial" w:cs="Arial"/>
+          <w:b/>
+          <w:bCs/>
+          <w:i/>
+          <w:iCs/>
+          <w:sz w:val="22"/>
+          <w:szCs w:val="22"/>
+        </w:rPr>
+        <w:t xml:space="preserve"> </w:t>
+      </w:r>
+      <w:proofErr w:type="spellStart"/>
+      <w:r>
+        <w:rPr>
+          <w:rStyle w:val="MSGENFONTSTYLENAMETEMPLATEROLENUMBERMSGENFONTSTYLENAMEBYROLETEXT3"/>
+          <w:rFonts w:ascii="Arial" w:hAnsi="Arial" w:cs="Arial"/>
+          <w:b/>
+          <w:bCs/>
+          <w:i/>
+          <w:iCs/>
+          <w:sz w:val="22"/>
+          <w:szCs w:val="22"/>
+          <w:lang w:val="en-US"/>
         </w:rPr>
         <w:t>jujur</w:t>
       </w:r>
@@ -2381,7 +5145,7 @@
           <w:iCs/>
           <w:sz w:val="22"/>
           <w:szCs w:val="22"/>
-          <w:lang w:val="en-US" w:eastAsia="en-US"/>
+          <w:lang w:val="en-US"/>
         </w:rPr>
         <w:t xml:space="preserve">, </w:t>
       </w:r>
@@ -2396,7 +5160,7 @@
           <w:iCs/>
           <w:sz w:val="22"/>
           <w:szCs w:val="22"/>
-          <w:lang w:val="en-US" w:eastAsia="en-US"/>
+          <w:lang w:val="en-US"/>
         </w:rPr>
         <w:t>tertib</w:t>
       </w:r>
@@ -2411,7 +5175,7 @@
           <w:iCs/>
           <w:sz w:val="22"/>
           <w:szCs w:val="22"/>
-          <w:lang w:val="en-US" w:eastAsia="en-US"/>
+          <w:lang w:val="en-US"/>
         </w:rPr>
         <w:t>,</w:t>
       </w:r>
@@ -2421,7 +5185,7 @@
           <w:rFonts w:ascii="Arial" w:hAnsi="Arial" w:cs="Arial"/>
           <w:sz w:val="22"/>
           <w:szCs w:val="22"/>
-          <w:lang w:val="en-US" w:eastAsia="en-US"/>
+          <w:lang w:val="en-US"/>
         </w:rPr>
         <w:t xml:space="preserve"> </w:t>
       </w:r>
@@ -2432,7 +5196,7 @@
           <w:sz w:val="22"/>
           <w:szCs w:val="22"/>
           <w:shd w:val="clear" w:color="auto" w:fill="FFFFFF"/>
-          <w:lang w:val="en-US" w:eastAsia="en-US"/>
+          <w:lang w:val="en-US"/>
         </w:rPr>
         <w:t>cermat</w:t>
       </w:r>
@@ -2443,7 +5207,7 @@
           <w:sz w:val="22"/>
           <w:szCs w:val="22"/>
           <w:shd w:val="clear" w:color="auto" w:fill="FFFFFF"/>
-          <w:lang w:val="en-AU" w:eastAsia="en-US"/>
+          <w:lang w:val="en-AU"/>
         </w:rPr>
         <w:t>,</w:t>
       </w:r>
@@ -2453,7 +5217,7 @@
           <w:sz w:val="22"/>
           <w:szCs w:val="22"/>
           <w:shd w:val="clear" w:color="auto" w:fill="FFFFFF"/>
-          <w:lang w:val="en-US" w:eastAsia="en-US"/>
+          <w:lang w:val="en-US"/>
         </w:rPr>
         <w:t xml:space="preserve"> dan </w:t>
       </w:r>
@@ -2464,7 +5228,7 @@
           <w:sz w:val="22"/>
           <w:szCs w:val="22"/>
           <w:shd w:val="clear" w:color="auto" w:fill="FFFFFF"/>
-          <w:lang w:val="en-US" w:eastAsia="en-US"/>
+          <w:lang w:val="en-US"/>
         </w:rPr>
         <w:t>bersemangat</w:t>
       </w:r>
@@ -2475,7 +5239,7 @@
           <w:sz w:val="22"/>
           <w:szCs w:val="22"/>
           <w:shd w:val="clear" w:color="auto" w:fill="FFFFFF"/>
-          <w:lang w:val="en-US" w:eastAsia="en-US"/>
+          <w:lang w:val="en-US"/>
         </w:rPr>
         <w:t xml:space="preserve"> </w:t>
       </w:r>
@@ -2486,7 +5250,7 @@
           <w:sz w:val="22"/>
           <w:szCs w:val="22"/>
           <w:shd w:val="clear" w:color="auto" w:fill="FFFFFF"/>
-          <w:lang w:val="en-US" w:eastAsia="en-US"/>
+          <w:lang w:val="en-US"/>
         </w:rPr>
         <w:t>untuk</w:t>
       </w:r>
@@ -2497,7 +5261,7 @@
           <w:sz w:val="22"/>
           <w:szCs w:val="22"/>
           <w:shd w:val="clear" w:color="auto" w:fill="FFFFFF"/>
-          <w:lang w:val="en-US" w:eastAsia="en-US"/>
+          <w:lang w:val="en-US"/>
         </w:rPr>
         <w:t xml:space="preserve"> </w:t>
       </w:r>
@@ -2508,7 +5272,7 @@
           <w:sz w:val="22"/>
           <w:szCs w:val="22"/>
           <w:shd w:val="clear" w:color="auto" w:fill="FFFFFF"/>
-          <w:lang w:val="en-US" w:eastAsia="en-US"/>
+          <w:lang w:val="en-US"/>
         </w:rPr>
         <w:t>kepentingan</w:t>
       </w:r>
@@ -2519,7 +5283,7 @@
           <w:sz w:val="22"/>
           <w:szCs w:val="22"/>
           <w:shd w:val="clear" w:color="auto" w:fill="FFFFFF"/>
-          <w:lang w:val="en-US" w:eastAsia="en-US"/>
+          <w:lang w:val="en-US"/>
         </w:rPr>
         <w:t xml:space="preserve"> Negara".</w:t>
       </w:r>
@@ -2556,6 +5320,7 @@
       </w:pPr>
       <w:bookmarkStart w:id="1" w:name="_Hlk105767445"/>
       <w:bookmarkEnd w:id="1"/>
+      <w:proofErr w:type="spellStart"/>
       <w:r>
         <w:rPr>
           <w:rStyle w:val="MSGENFONTSTYLENAMETEMPLATEROLEMSGENFONTSTYLENAMEBYROLEPICTURECAPTION"/>
@@ -2563,20 +5328,271 @@
           <w:sz w:val="22"/>
           <w:szCs w:val="22"/>
         </w:rPr>
-        <w:t>Demikianlah berita acara pengambilan sumpah ini dibuat dengan sebenarnya untuk dapat digunakan sebagaimana mestinya.</w:t>
+        <w:t>Demikianlah</w:t>
+      </w:r>
+      <w:proofErr w:type="spellEnd"/>
+      <w:r>
+        <w:rPr>
+          <w:rStyle w:val="MSGENFONTSTYLENAMETEMPLATEROLEMSGENFONTSTYLENAMEBYROLEPICTURECAPTION"/>
+          <w:rFonts w:ascii="Arial" w:hAnsi="Arial" w:cs="Arial"/>
+          <w:sz w:val="22"/>
+          <w:szCs w:val="22"/>
+        </w:rPr>
+        <w:t xml:space="preserve"> </w:t>
+      </w:r>
+      <w:proofErr w:type="spellStart"/>
+      <w:r>
+        <w:rPr>
+          <w:rStyle w:val="MSGENFONTSTYLENAMETEMPLATEROLEMSGENFONTSTYLENAMEBYROLEPICTURECAPTION"/>
+          <w:rFonts w:ascii="Arial" w:hAnsi="Arial" w:cs="Arial"/>
+          <w:sz w:val="22"/>
+          <w:szCs w:val="22"/>
+        </w:rPr>
+        <w:t>berita</w:t>
+      </w:r>
+      <w:proofErr w:type="spellEnd"/>
+      <w:r>
+        <w:rPr>
+          <w:rStyle w:val="MSGENFONTSTYLENAMETEMPLATEROLEMSGENFONTSTYLENAMEBYROLEPICTURECAPTION"/>
+          <w:rFonts w:ascii="Arial" w:hAnsi="Arial" w:cs="Arial"/>
+          <w:sz w:val="22"/>
+          <w:szCs w:val="22"/>
+        </w:rPr>
+        <w:t xml:space="preserve"> acara </w:t>
+      </w:r>
+      <w:proofErr w:type="spellStart"/>
+      <w:r>
+        <w:rPr>
+          <w:rStyle w:val="MSGENFONTSTYLENAMETEMPLATEROLEMSGENFONTSTYLENAMEBYROLEPICTURECAPTION"/>
+          <w:rFonts w:ascii="Arial" w:hAnsi="Arial" w:cs="Arial"/>
+          <w:sz w:val="22"/>
+          <w:szCs w:val="22"/>
+        </w:rPr>
+        <w:t>pengambilan</w:t>
+      </w:r>
+      <w:proofErr w:type="spellEnd"/>
+      <w:r>
+        <w:rPr>
+          <w:rStyle w:val="MSGENFONTSTYLENAMETEMPLATEROLEMSGENFONTSTYLENAMEBYROLEPICTURECAPTION"/>
+          <w:rFonts w:ascii="Arial" w:hAnsi="Arial" w:cs="Arial"/>
+          <w:sz w:val="22"/>
+          <w:szCs w:val="22"/>
+        </w:rPr>
+        <w:t xml:space="preserve"> </w:t>
+      </w:r>
+      <w:proofErr w:type="spellStart"/>
+      <w:r>
+        <w:rPr>
+          <w:rStyle w:val="MSGENFONTSTYLENAMETEMPLATEROLEMSGENFONTSTYLENAMEBYROLEPICTURECAPTION"/>
+          <w:rFonts w:ascii="Arial" w:hAnsi="Arial" w:cs="Arial"/>
+          <w:sz w:val="22"/>
+          <w:szCs w:val="22"/>
+        </w:rPr>
+        <w:t>sumpah</w:t>
+      </w:r>
+      <w:proofErr w:type="spellEnd"/>
+      <w:r>
+        <w:rPr>
+          <w:rStyle w:val="MSGENFONTSTYLENAMETEMPLATEROLEMSGENFONTSTYLENAMEBYROLEPICTURECAPTION"/>
+          <w:rFonts w:ascii="Arial" w:hAnsi="Arial" w:cs="Arial"/>
+          <w:sz w:val="22"/>
+          <w:szCs w:val="22"/>
+        </w:rPr>
+        <w:t xml:space="preserve"> </w:t>
+      </w:r>
+      <w:proofErr w:type="spellStart"/>
+      <w:r>
+        <w:rPr>
+          <w:rStyle w:val="MSGENFONTSTYLENAMETEMPLATEROLEMSGENFONTSTYLENAMEBYROLEPICTURECAPTION"/>
+          <w:rFonts w:ascii="Arial" w:hAnsi="Arial" w:cs="Arial"/>
+          <w:sz w:val="22"/>
+          <w:szCs w:val="22"/>
+        </w:rPr>
+        <w:t>ini</w:t>
+      </w:r>
+      <w:proofErr w:type="spellEnd"/>
+      <w:r>
+        <w:rPr>
+          <w:rStyle w:val="MSGENFONTSTYLENAMETEMPLATEROLEMSGENFONTSTYLENAMEBYROLEPICTURECAPTION"/>
+          <w:rFonts w:ascii="Arial" w:hAnsi="Arial" w:cs="Arial"/>
+          <w:sz w:val="22"/>
+          <w:szCs w:val="22"/>
+        </w:rPr>
+        <w:t xml:space="preserve"> </w:t>
+      </w:r>
+      <w:proofErr w:type="spellStart"/>
+      <w:r>
+        <w:rPr>
+          <w:rStyle w:val="MSGENFONTSTYLENAMETEMPLATEROLEMSGENFONTSTYLENAMEBYROLEPICTURECAPTION"/>
+          <w:rFonts w:ascii="Arial" w:hAnsi="Arial" w:cs="Arial"/>
+          <w:sz w:val="22"/>
+          <w:szCs w:val="22"/>
+        </w:rPr>
+        <w:t>dibuat</w:t>
+      </w:r>
+      <w:proofErr w:type="spellEnd"/>
+      <w:r>
+        <w:rPr>
+          <w:rStyle w:val="MSGENFONTSTYLENAMETEMPLATEROLEMSGENFONTSTYLENAMEBYROLEPICTURECAPTION"/>
+          <w:rFonts w:ascii="Arial" w:hAnsi="Arial" w:cs="Arial"/>
+          <w:sz w:val="22"/>
+          <w:szCs w:val="22"/>
+        </w:rPr>
+        <w:t xml:space="preserve"> </w:t>
+      </w:r>
+      <w:proofErr w:type="spellStart"/>
+      <w:r>
+        <w:rPr>
+          <w:rStyle w:val="MSGENFONTSTYLENAMETEMPLATEROLEMSGENFONTSTYLENAMEBYROLEPICTURECAPTION"/>
+          <w:rFonts w:ascii="Arial" w:hAnsi="Arial" w:cs="Arial"/>
+          <w:sz w:val="22"/>
+          <w:szCs w:val="22"/>
+        </w:rPr>
+        <w:t>dengan</w:t>
+      </w:r>
+      <w:proofErr w:type="spellEnd"/>
+      <w:r>
+        <w:rPr>
+          <w:rStyle w:val="MSGENFONTSTYLENAMETEMPLATEROLEMSGENFONTSTYLENAMEBYROLEPICTURECAPTION"/>
+          <w:rFonts w:ascii="Arial" w:hAnsi="Arial" w:cs="Arial"/>
+          <w:sz w:val="22"/>
+          <w:szCs w:val="22"/>
+        </w:rPr>
+        <w:t xml:space="preserve"> </w:t>
+      </w:r>
+      <w:proofErr w:type="spellStart"/>
+      <w:r>
+        <w:rPr>
+          <w:rStyle w:val="MSGENFONTSTYLENAMETEMPLATEROLEMSGENFONTSTYLENAMEBYROLEPICTURECAPTION"/>
+          <w:rFonts w:ascii="Arial" w:hAnsi="Arial" w:cs="Arial"/>
+          <w:sz w:val="22"/>
+          <w:szCs w:val="22"/>
+        </w:rPr>
+        <w:t>sebenarnya</w:t>
+      </w:r>
+      <w:proofErr w:type="spellEnd"/>
+      <w:r>
+        <w:rPr>
+          <w:rStyle w:val="MSGENFONTSTYLENAMETEMPLATEROLEMSGENFONTSTYLENAMEBYROLEPICTURECAPTION"/>
+          <w:rFonts w:ascii="Arial" w:hAnsi="Arial" w:cs="Arial"/>
+          <w:sz w:val="22"/>
+          <w:szCs w:val="22"/>
+        </w:rPr>
+        <w:t xml:space="preserve"> </w:t>
+      </w:r>
+      <w:proofErr w:type="spellStart"/>
+      <w:r>
+        <w:rPr>
+          <w:rStyle w:val="MSGENFONTSTYLENAMETEMPLATEROLEMSGENFONTSTYLENAMEBYROLEPICTURECAPTION"/>
+          <w:rFonts w:ascii="Arial" w:hAnsi="Arial" w:cs="Arial"/>
+          <w:sz w:val="22"/>
+          <w:szCs w:val="22"/>
+        </w:rPr>
+        <w:t>untuk</w:t>
+      </w:r>
+      <w:proofErr w:type="spellEnd"/>
+      <w:r>
+        <w:rPr>
+          <w:rStyle w:val="MSGENFONTSTYLENAMETEMPLATEROLEMSGENFONTSTYLENAMEBYROLEPICTURECAPTION"/>
+          <w:rFonts w:ascii="Arial" w:hAnsi="Arial" w:cs="Arial"/>
+          <w:sz w:val="22"/>
+          <w:szCs w:val="22"/>
+        </w:rPr>
+        <w:t xml:space="preserve"> </w:t>
+      </w:r>
+      <w:proofErr w:type="spellStart"/>
+      <w:r>
+        <w:rPr>
+          <w:rStyle w:val="MSGENFONTSTYLENAMETEMPLATEROLEMSGENFONTSTYLENAMEBYROLEPICTURECAPTION"/>
+          <w:rFonts w:ascii="Arial" w:hAnsi="Arial" w:cs="Arial"/>
+          <w:sz w:val="22"/>
+          <w:szCs w:val="22"/>
+        </w:rPr>
+        <w:t>dapat</w:t>
+      </w:r>
+      <w:proofErr w:type="spellEnd"/>
+      <w:r>
+        <w:rPr>
+          <w:rStyle w:val="MSGENFONTSTYLENAMETEMPLATEROLEMSGENFONTSTYLENAMEBYROLEPICTURECAPTION"/>
+          <w:rFonts w:ascii="Arial" w:hAnsi="Arial" w:cs="Arial"/>
+          <w:sz w:val="22"/>
+          <w:szCs w:val="22"/>
+        </w:rPr>
+        <w:t xml:space="preserve"> </w:t>
+      </w:r>
+      <w:proofErr w:type="spellStart"/>
+      <w:r>
+        <w:rPr>
+          <w:rStyle w:val="MSGENFONTSTYLENAMETEMPLATEROLEMSGENFONTSTYLENAMEBYROLEPICTURECAPTION"/>
+          <w:rFonts w:ascii="Arial" w:hAnsi="Arial" w:cs="Arial"/>
+          <w:sz w:val="22"/>
+          <w:szCs w:val="22"/>
+        </w:rPr>
+        <w:t>digunakan</w:t>
+      </w:r>
+      <w:proofErr w:type="spellEnd"/>
+      <w:r>
+        <w:rPr>
+          <w:rStyle w:val="MSGENFONTSTYLENAMETEMPLATEROLEMSGENFONTSTYLENAMEBYROLEPICTURECAPTION"/>
+          <w:rFonts w:ascii="Arial" w:hAnsi="Arial" w:cs="Arial"/>
+          <w:sz w:val="22"/>
+          <w:szCs w:val="22"/>
+        </w:rPr>
+        <w:t xml:space="preserve"> </w:t>
+      </w:r>
+      <w:proofErr w:type="spellStart"/>
+      <w:r>
+        <w:rPr>
+          <w:rStyle w:val="MSGENFONTSTYLENAMETEMPLATEROLEMSGENFONTSTYLENAMEBYROLEPICTURECAPTION"/>
+          <w:rFonts w:ascii="Arial" w:hAnsi="Arial" w:cs="Arial"/>
+          <w:sz w:val="22"/>
+          <w:szCs w:val="22"/>
+        </w:rPr>
+        <w:t>sebagaimana</w:t>
+      </w:r>
+      <w:proofErr w:type="spellEnd"/>
+      <w:r>
+        <w:rPr>
+          <w:rStyle w:val="MSGENFONTSTYLENAMETEMPLATEROLEMSGENFONTSTYLENAMEBYROLEPICTURECAPTION"/>
+          <w:rFonts w:ascii="Arial" w:hAnsi="Arial" w:cs="Arial"/>
+          <w:sz w:val="22"/>
+          <w:szCs w:val="22"/>
+        </w:rPr>
+        <w:t xml:space="preserve"> </w:t>
+      </w:r>
+      <w:proofErr w:type="spellStart"/>
+      <w:r>
+        <w:rPr>
+          <w:rStyle w:val="MSGENFONTSTYLENAMETEMPLATEROLEMSGENFONTSTYLENAMEBYROLEPICTURECAPTION"/>
+          <w:rFonts w:ascii="Arial" w:hAnsi="Arial" w:cs="Arial"/>
+          <w:sz w:val="22"/>
+          <w:szCs w:val="22"/>
+        </w:rPr>
+        <w:t>mestinya</w:t>
+      </w:r>
+      <w:proofErr w:type="spellEnd"/>
+      <w:r>
+        <w:rPr>
+          <w:rStyle w:val="MSGENFONTSTYLENAMETEMPLATEROLEMSGENFONTSTYLENAMEBYROLEPICTURECAPTION"/>
+          <w:rFonts w:ascii="Arial" w:hAnsi="Arial" w:cs="Arial"/>
+          <w:sz w:val="22"/>
+          <w:szCs w:val="22"/>
+        </w:rPr>
+        <w:t>.</w:t>
       </w:r>
     </w:p>
     <w:tbl>
       <w:tblPr>
-        <w:tblW w:w="21060" w:type="dxa"/>
+        <w:tblW w:w="21433" w:type="dxa"/>
+        <w:tblInd w:w="-459" w:type="dxa"/>
         <w:tblLayout w:type="fixed"/>
         <w:tblLook w:val="04A0" w:firstRow="1" w:lastRow="0" w:firstColumn="1" w:lastColumn="0" w:noHBand="0" w:noVBand="1"/>
       </w:tblPr>
       <w:tblGrid>
-        <w:gridCol w:w="5265"/>
-        <w:gridCol w:w="5265"/>
-        <w:gridCol w:w="5265"/>
-        <w:gridCol w:w="5265"/>
+        <w:gridCol w:w="5636"/>
+        <w:gridCol w:w="5267"/>
+        <w:gridCol w:w="5263"/>
+        <w:gridCol w:w="5267"/>
       </w:tblGrid>
       <w:tr>
         <w:trPr>
@@ -2584,7 +5600,7 @@
         </w:trPr>
         <w:tc>
           <w:tcPr>
-            <w:tcW w:w="5265" w:type="dxa"/>
+            <w:tcW w:w="5636" w:type="dxa"/>
           </w:tcPr>
           <w:p>
             <w:pPr>
@@ -2597,6 +5613,70 @@
                 <w:lang w:val="id-ID"/>
               </w:rPr>
             </w:pPr>
+            <w:r>
+              <w:rPr>
+                <w:noProof/>
+              </w:rPr>
+              <w:drawing>
+                <wp:anchor distT="0" distB="0" distL="114300" distR="114300" simplePos="0" relativeHeight="251661312" behindDoc="0" locked="0" layoutInCell="1" allowOverlap="1" wp14:anchorId="7A06C099" wp14:editId="1AD94295">
+                  <wp:simplePos x="0" y="0"/>
+                  <wp:positionH relativeFrom="column">
+                    <wp:posOffset>3151505</wp:posOffset>
+                  </wp:positionH>
+                  <wp:positionV relativeFrom="paragraph">
+                    <wp:posOffset>67310</wp:posOffset>
+                  </wp:positionV>
+                  <wp:extent cx="1337945" cy="1449705"/>
+                  <wp:effectExtent l="0" t="0" r="0" b="0"/>
+                  <wp:wrapNone/>
+                  <wp:docPr id="25997361" name="Picture 6"/>
+                  <wp:cNvGraphicFramePr>
+                    <a:graphicFrameLocks xmlns:a="http://schemas.openxmlformats.org/drawingml/2006/main" noChangeAspect="1"/>
+                  </wp:cNvGraphicFramePr>
+                  <a:graphic xmlns:a="http://schemas.openxmlformats.org/drawingml/2006/main">
+                    <a:graphicData uri="http://schemas.openxmlformats.org/drawingml/2006/picture">
+                      <pic:pic xmlns:pic="http://schemas.openxmlformats.org/drawingml/2006/picture">
+                        <pic:nvPicPr>
+                          <pic:cNvPr id="0" name="Picture 7"/>
+                          <pic:cNvPicPr>
+                            <a:picLocks noChangeAspect="1" noChangeArrowheads="1"/>
+                          </pic:cNvPicPr>
+                        </pic:nvPicPr>
+                        <pic:blipFill>
+                          <a:blip r:embed="rId9" cstate="print">
+                            <a:extLst>
+                              <a:ext uri="{28A0092B-C50C-407E-A947-70E740481C1C}">
+                                <a14:useLocalDpi xmlns:a14="http://schemas.microsoft.com/office/drawing/2010/main" val="0"/>
+                              </a:ext>
+                            </a:extLst>
+                          </a:blip>
+                          <a:srcRect l="18018" t="25609" r="18709" b="22972"/>
+                          <a:stretch>
+                            <a:fillRect/>
+                          </a:stretch>
+                        </pic:blipFill>
+                        <pic:spPr bwMode="auto">
+                          <a:xfrm>
+                            <a:off x="0" y="0"/>
+                            <a:ext cx="1337945" cy="1449705"/>
+                          </a:xfrm>
+                          <a:prstGeom prst="rect">
+                            <a:avLst/>
+                          </a:prstGeom>
+                          <a:noFill/>
+                        </pic:spPr>
+                      </pic:pic>
+                    </a:graphicData>
+                  </a:graphic>
+                  <wp14:sizeRelH relativeFrom="page">
+                    <wp14:pctWidth>0</wp14:pctWidth>
+                  </wp14:sizeRelH>
+                  <wp14:sizeRelV relativeFrom="page">
+                    <wp14:pctHeight>0</wp14:pctHeight>
+                  </wp14:sizeRelV>
+                </wp:anchor>
+              </w:drawing>
+            </w:r>
           </w:p>
           <w:p>
             <w:pPr>
@@ -2679,8 +5759,8 @@
             <w:pPr>
               <w:rPr>
                 <w:rFonts w:ascii="Arial" w:hAnsi="Arial" w:cs="Arial"/>
-                <w:sz w:val="22"/>
-                <w:szCs w:val="22"/>
+                <w:sz w:val="16"/>
+                <w:szCs w:val="16"/>
               </w:rPr>
             </w:pPr>
           </w:p>
@@ -2712,7 +5792,7 @@
                 <w:u w:val="single"/>
                 <w:shd w:val="clear" w:color="auto" w:fill="FFFFFF"/>
               </w:rPr>
-              <w:t/>
+              <w:t>{</w:t>
             </w:r>
             <w:proofErr w:type="spellStart"/>
             <w:r>
@@ -2723,7 +5803,7 @@
                 <w:u w:val="single"/>
                 <w:shd w:val="clear" w:color="auto" w:fill="FFFFFF"/>
               </w:rPr>
-              <w:t>{nama_diambil_sumpah}</w:t>
+              <w:t>nama_diambil_sumpah</w:t>
             </w:r>
             <w:proofErr w:type="spellEnd"/>
             <w:r>
@@ -2734,7 +5814,7 @@
                 <w:u w:val="single"/>
                 <w:shd w:val="clear" w:color="auto" w:fill="FFFFFF"/>
               </w:rPr>
-              <w:t/>
+              <w:t>}</w:t>
             </w:r>
           </w:p>
           <w:p>
@@ -2748,6 +5828,70 @@
             </w:pPr>
             <w:r>
               <w:rPr>
+                <w:noProof/>
+              </w:rPr>
+              <w:drawing>
+                <wp:anchor distT="0" distB="0" distL="114300" distR="114300" simplePos="0" relativeHeight="251662336" behindDoc="0" locked="0" layoutInCell="1" allowOverlap="1" wp14:anchorId="7017A730" wp14:editId="5CCA1E24">
+                  <wp:simplePos x="0" y="0"/>
+                  <wp:positionH relativeFrom="column">
+                    <wp:posOffset>684530</wp:posOffset>
+                  </wp:positionH>
+                  <wp:positionV relativeFrom="paragraph">
+                    <wp:posOffset>172720</wp:posOffset>
+                  </wp:positionV>
+                  <wp:extent cx="1800860" cy="1128395"/>
+                  <wp:effectExtent l="0" t="0" r="0" b="0"/>
+                  <wp:wrapNone/>
+                  <wp:docPr id="1934163732" name="Picture 5"/>
+                  <wp:cNvGraphicFramePr>
+                    <a:graphicFrameLocks xmlns:a="http://schemas.openxmlformats.org/drawingml/2006/main" noChangeAspect="1"/>
+                  </wp:cNvGraphicFramePr>
+                  <a:graphic xmlns:a="http://schemas.openxmlformats.org/drawingml/2006/main">
+                    <a:graphicData uri="http://schemas.openxmlformats.org/drawingml/2006/picture">
+                      <pic:pic xmlns:pic="http://schemas.openxmlformats.org/drawingml/2006/picture">
+                        <pic:nvPicPr>
+                          <pic:cNvPr id="0" name="Picture 3"/>
+                          <pic:cNvPicPr>
+                            <a:picLocks noChangeAspect="1" noChangeArrowheads="1"/>
+                          </pic:cNvPicPr>
+                        </pic:nvPicPr>
+                        <pic:blipFill>
+                          <a:blip r:embed="rId10">
+                            <a:extLst>
+                              <a:ext uri="{28A0092B-C50C-407E-A947-70E740481C1C}">
+                                <a14:useLocalDpi xmlns:a14="http://schemas.microsoft.com/office/drawing/2010/main" val="0"/>
+                              </a:ext>
+                            </a:extLst>
+                          </a:blip>
+                          <a:srcRect/>
+                          <a:stretch>
+                            <a:fillRect/>
+                          </a:stretch>
+                        </pic:blipFill>
+                        <pic:spPr bwMode="auto">
+                          <a:xfrm>
+                            <a:off x="0" y="0"/>
+                            <a:ext cx="1800860" cy="1128395"/>
+                          </a:xfrm>
+                          <a:prstGeom prst="rect">
+                            <a:avLst/>
+                          </a:prstGeom>
+                          <a:noFill/>
+                        </pic:spPr>
+                      </pic:pic>
+                    </a:graphicData>
+                  </a:graphic>
+                  <wp14:sizeRelH relativeFrom="margin">
+                    <wp14:pctWidth>0</wp14:pctWidth>
+                  </wp14:sizeRelH>
+                  <wp14:sizeRelV relativeFrom="margin">
+                    <wp14:pctHeight>0</wp14:pctHeight>
+                  </wp14:sizeRelV>
+                </wp:anchor>
+              </w:drawing>
+            </w:r>
+            <w:r>
+              <w:rPr>
                 <w:rFonts w:ascii="Arial" w:hAnsi="Arial" w:cs="Arial"/>
                 <w:sz w:val="22"/>
                 <w:szCs w:val="22"/>
@@ -2787,7 +5931,7 @@
                 <w:szCs w:val="22"/>
                 <w:shd w:val="clear" w:color="auto" w:fill="FFFFFF"/>
               </w:rPr>
-              <w:t/>
+              <w:t>{</w:t>
             </w:r>
             <w:proofErr w:type="spellStart"/>
             <w:r>
@@ -2797,7 +5941,7 @@
                 <w:szCs w:val="22"/>
                 <w:shd w:val="clear" w:color="auto" w:fill="FFFFFF"/>
               </w:rPr>
-              <w:t>{nip_diambil_sumpah}</w:t>
+              <w:t>nip_diambil_sumpah</w:t>
             </w:r>
             <w:proofErr w:type="spellEnd"/>
             <w:r>
@@ -2807,22 +5951,19 @@
                 <w:szCs w:val="22"/>
                 <w:shd w:val="clear" w:color="auto" w:fill="FFFFFF"/>
               </w:rPr>
-              <w:t/>
+              <w:t>}</w:t>
             </w:r>
           </w:p>
         </w:tc>
         <w:tc>
           <w:tcPr>
-            <w:tcW w:w="5265" w:type="dxa"/>
+            <w:tcW w:w="5267" w:type="dxa"/>
           </w:tcPr>
           <w:p>
             <w:pPr>
               <w:jc w:val="center"/>
               <w:rPr>
                 <w:rFonts w:ascii="Arial" w:hAnsi="Arial" w:cs="Arial"/>
-                <w:sz w:val="22"/>
-                <w:szCs w:val="22"/>
-                <w:lang w:val="id-ID"/>
               </w:rPr>
             </w:pPr>
             <w:r>
@@ -2871,6 +6012,71 @@
                 <w:lang w:val="en-AU"/>
               </w:rPr>
             </w:pPr>
+            <w:r>
+              <w:rPr>
+                <w:noProof/>
+              </w:rPr>
+              <w:drawing>
+                <wp:anchor distT="0" distB="0" distL="114300" distR="114300" simplePos="0" relativeHeight="251660288" behindDoc="0" locked="0" layoutInCell="1" allowOverlap="1" wp14:anchorId="5675D525" wp14:editId="4E7CF6C3">
+                  <wp:simplePos x="0" y="0"/>
+                  <wp:positionH relativeFrom="column">
+                    <wp:posOffset>280670</wp:posOffset>
+                  </wp:positionH>
+                  <wp:positionV relativeFrom="paragraph">
+                    <wp:posOffset>143510</wp:posOffset>
+                  </wp:positionV>
+                  <wp:extent cx="2524125" cy="933450"/>
+                  <wp:effectExtent l="0" t="0" r="9525" b="0"/>
+                  <wp:wrapNone/>
+                  <wp:docPr id="2073627168" name="Picture 4"/>
+                  <wp:cNvGraphicFramePr>
+                    <a:graphicFrameLocks xmlns:a="http://schemas.openxmlformats.org/drawingml/2006/main" noChangeAspect="1"/>
+                  </wp:cNvGraphicFramePr>
+                  <a:graphic xmlns:a="http://schemas.openxmlformats.org/drawingml/2006/main">
+                    <a:graphicData uri="http://schemas.openxmlformats.org/drawingml/2006/picture">
+                      <pic:pic xmlns:pic="http://schemas.openxmlformats.org/drawingml/2006/picture">
+                        <pic:nvPicPr>
+                          <pic:cNvPr id="0" name="Picture 1"/>
+                          <pic:cNvPicPr>
+                            <a:picLocks noChangeAspect="1" noChangeArrowheads="1"/>
+                          </pic:cNvPicPr>
+                        </pic:nvPicPr>
+                        <pic:blipFill>
+                          <a:blip r:embed="rId11">
+                            <a:lum bright="10000" contrast="40000"/>
+                            <a:extLst>
+                              <a:ext uri="{28A0092B-C50C-407E-A947-70E740481C1C}">
+                                <a14:useLocalDpi xmlns:a14="http://schemas.microsoft.com/office/drawing/2010/main" val="0"/>
+                              </a:ext>
+                            </a:extLst>
+                          </a:blip>
+                          <a:srcRect/>
+                          <a:stretch>
+                            <a:fillRect/>
+                          </a:stretch>
+                        </pic:blipFill>
+                        <pic:spPr bwMode="auto">
+                          <a:xfrm>
+                            <a:off x="0" y="0"/>
+                            <a:ext cx="2524125" cy="933450"/>
+                          </a:xfrm>
+                          <a:prstGeom prst="rect">
+                            <a:avLst/>
+                          </a:prstGeom>
+                          <a:noFill/>
+                        </pic:spPr>
+                      </pic:pic>
+                    </a:graphicData>
+                  </a:graphic>
+                  <wp14:sizeRelH relativeFrom="page">
+                    <wp14:pctWidth>0</wp14:pctWidth>
+                  </wp14:sizeRelH>
+                  <wp14:sizeRelV relativeFrom="page">
+                    <wp14:pctHeight>0</wp14:pctHeight>
+                  </wp14:sizeRelV>
+                </wp:anchor>
+              </w:drawing>
+            </w:r>
             <w:proofErr w:type="spellStart"/>
             <w:r>
               <w:rPr>
@@ -2919,7 +6125,6 @@
                 <w:rFonts w:ascii="Arial" w:hAnsi="Arial" w:cs="Arial"/>
                 <w:sz w:val="22"/>
                 <w:szCs w:val="22"/>
-                <w:lang w:eastAsia="en-US"/>
               </w:rPr>
             </w:pPr>
             <w:proofErr w:type="spellStart"/>
@@ -2970,7 +6175,6 @@
                 <w:rFonts w:ascii="Arial" w:hAnsi="Arial" w:cs="Arial"/>
                 <w:sz w:val="22"/>
                 <w:szCs w:val="22"/>
-                <w:lang w:eastAsia="en-US"/>
               </w:rPr>
             </w:pPr>
           </w:p>
@@ -2981,7 +6185,6 @@
                 <w:rFonts w:ascii="Arial" w:hAnsi="Arial" w:cs="Arial"/>
                 <w:sz w:val="22"/>
                 <w:szCs w:val="22"/>
-                <w:lang w:eastAsia="en-US"/>
               </w:rPr>
             </w:pPr>
           </w:p>
@@ -2990,9 +6193,8 @@
               <w:jc w:val="center"/>
               <w:rPr>
                 <w:rFonts w:ascii="Arial" w:hAnsi="Arial" w:cs="Arial"/>
-                <w:sz w:val="28"/>
-                <w:szCs w:val="28"/>
-                <w:lang w:eastAsia="en-US"/>
+                <w:sz w:val="22"/>
+                <w:szCs w:val="22"/>
               </w:rPr>
             </w:pPr>
           </w:p>
@@ -3003,7 +6205,6 @@
                 <w:rFonts w:ascii="Arial" w:hAnsi="Arial" w:cs="Arial"/>
                 <w:sz w:val="22"/>
                 <w:szCs w:val="22"/>
-                <w:lang w:eastAsia="en-US"/>
               </w:rPr>
             </w:pPr>
           </w:p>
@@ -3011,7 +6212,6 @@
             <w:pPr>
               <w:jc w:val="center"/>
               <w:rPr>
-                <w:rStyle w:val="MSGENFONTSTYLENAMETEMPLATEROLENUMBERMSGENFONTSTYLENAMEBYROLETEXT2"/>
                 <w:rFonts w:ascii="Arial" w:hAnsi="Arial" w:cs="Arial"/>
                 <w:sz w:val="22"/>
                 <w:szCs w:val="22"/>
@@ -3057,7 +6257,6 @@
                 <w:rFonts w:ascii="Arial" w:hAnsi="Arial" w:cs="Arial"/>
                 <w:sz w:val="22"/>
                 <w:szCs w:val="22"/>
-                <w:u w:val="single"/>
               </w:rPr>
             </w:pPr>
             <w:r>
@@ -3065,44 +6264,23 @@
                 <w:rFonts w:ascii="Arial" w:hAnsi="Arial" w:cs="Arial"/>
                 <w:sz w:val="22"/>
                 <w:szCs w:val="22"/>
-                <w:lang w:val="id-ID"/>
-              </w:rPr>
-              <w:t>NI</w:t>
+              </w:rPr>
+              <w:t xml:space="preserve">NIP. </w:t>
             </w:r>
             <w:r>
               <w:rPr>
                 <w:rFonts w:ascii="Arial" w:hAnsi="Arial" w:cs="Arial"/>
                 <w:sz w:val="22"/>
                 <w:szCs w:val="22"/>
-              </w:rPr>
-              <w:t xml:space="preserve">P. </w:t>
-            </w:r>
-            <w:r>
-              <w:rPr>
-                <w:rFonts w:ascii="Arial" w:hAnsi="Arial" w:cs="Arial"/>
-                <w:sz w:val="22"/>
-                <w:szCs w:val="22"/>
                 <w:shd w:val="clear" w:color="auto" w:fill="FFFFFF"/>
               </w:rPr>
               <w:t>19670221 198809 1 001</w:t>
             </w:r>
-          </w:p>
-          <w:p>
-            <w:pPr>
-              <w:jc w:val="center"/>
-              <w:rPr>
-                <w:rFonts w:ascii="Arial" w:hAnsi="Arial" w:cs="Arial"/>
-                <w:sz w:val="22"/>
-                <w:szCs w:val="22"/>
-                <w:u w:val="single"/>
-                <w:lang w:val="id-ID"/>
-              </w:rPr>
-            </w:pPr>
           </w:p>
         </w:tc>
         <w:tc>
           <w:tcPr>
-            <w:tcW w:w="5265" w:type="dxa"/>
+            <w:tcW w:w="5263" w:type="dxa"/>
           </w:tcPr>
           <w:p>
             <w:pPr>
@@ -3208,7 +6386,6 @@
                 <w:rFonts w:ascii="Arial" w:hAnsi="Arial" w:cs="Arial"/>
                 <w:sz w:val="22"/>
                 <w:szCs w:val="22"/>
-                <w:lang w:eastAsia="en-US"/>
               </w:rPr>
             </w:pPr>
           </w:p>
@@ -3219,7 +6396,6 @@
                 <w:rFonts w:ascii="Arial" w:hAnsi="Arial" w:cs="Arial"/>
                 <w:sz w:val="22"/>
                 <w:szCs w:val="22"/>
-                <w:lang w:eastAsia="en-US"/>
               </w:rPr>
             </w:pPr>
           </w:p>
@@ -3230,7 +6406,6 @@
                 <w:rFonts w:ascii="Arial" w:hAnsi="Arial" w:cs="Arial"/>
                 <w:sz w:val="22"/>
                 <w:szCs w:val="22"/>
-                <w:lang w:eastAsia="en-US"/>
               </w:rPr>
             </w:pPr>
           </w:p>
@@ -3275,7 +6450,7 @@
         </w:tc>
         <w:tc>
           <w:tcPr>
-            <w:tcW w:w="5265" w:type="dxa"/>
+            <w:tcW w:w="5267" w:type="dxa"/>
             <w:tcMar>
               <w:left w:w="0" w:type="dxa"/>
               <w:right w:w="0" w:type="dxa"/>
@@ -3296,7 +6471,7 @@
       <w:tr>
         <w:tc>
           <w:tcPr>
-            <w:tcW w:w="10530" w:type="dxa"/>
+            <w:tcW w:w="10903" w:type="dxa"/>
             <w:gridSpan w:val="2"/>
           </w:tcPr>
           <w:p>
@@ -3307,18 +6482,80 @@
               </w:tabs>
               <w:rPr>
                 <w:rFonts w:ascii="Arial" w:hAnsi="Arial" w:cs="Arial"/>
-                <w:sz w:val="22"/>
-                <w:szCs w:val="22"/>
               </w:rPr>
             </w:pPr>
             <w:r>
               <w:rPr>
+                <w:noProof/>
+              </w:rPr>
+              <w:drawing>
+                <wp:anchor distT="0" distB="0" distL="114300" distR="114300" simplePos="0" relativeHeight="251663360" behindDoc="0" locked="0" layoutInCell="1" allowOverlap="1" wp14:anchorId="017EDE43" wp14:editId="08FADC12">
+                  <wp:simplePos x="0" y="0"/>
+                  <wp:positionH relativeFrom="column">
+                    <wp:posOffset>4326255</wp:posOffset>
+                  </wp:positionH>
+                  <wp:positionV relativeFrom="paragraph">
+                    <wp:posOffset>29845</wp:posOffset>
+                  </wp:positionV>
+                  <wp:extent cx="1597025" cy="1156970"/>
+                  <wp:effectExtent l="0" t="0" r="3175" b="5080"/>
+                  <wp:wrapNone/>
+                  <wp:docPr id="1604700047" name="Picture 3"/>
+                  <wp:cNvGraphicFramePr>
+                    <a:graphicFrameLocks xmlns:a="http://schemas.openxmlformats.org/drawingml/2006/main" noChangeAspect="1"/>
+                  </wp:cNvGraphicFramePr>
+                  <a:graphic xmlns:a="http://schemas.openxmlformats.org/drawingml/2006/main">
+                    <a:graphicData uri="http://schemas.openxmlformats.org/drawingml/2006/picture">
+                      <pic:pic xmlns:pic="http://schemas.openxmlformats.org/drawingml/2006/picture">
+                        <pic:nvPicPr>
+                          <pic:cNvPr id="0" name="Picture 9"/>
+                          <pic:cNvPicPr>
+                            <a:picLocks noChangeAspect="1" noChangeArrowheads="1"/>
+                          </pic:cNvPicPr>
+                        </pic:nvPicPr>
+                        <pic:blipFill>
+                          <a:blip r:embed="rId12" cstate="print">
+                            <a:extLst>
+                              <a:ext uri="{28A0092B-C50C-407E-A947-70E740481C1C}">
+                                <a14:useLocalDpi xmlns:a14="http://schemas.microsoft.com/office/drawing/2010/main" val="0"/>
+                              </a:ext>
+                            </a:extLst>
+                          </a:blip>
+                          <a:srcRect/>
+                          <a:stretch>
+                            <a:fillRect/>
+                          </a:stretch>
+                        </pic:blipFill>
+                        <pic:spPr bwMode="auto">
+                          <a:xfrm>
+                            <a:off x="0" y="0"/>
+                            <a:ext cx="1597025" cy="1156970"/>
+                          </a:xfrm>
+                          <a:prstGeom prst="rect">
+                            <a:avLst/>
+                          </a:prstGeom>
+                          <a:noFill/>
+                        </pic:spPr>
+                      </pic:pic>
+                    </a:graphicData>
+                  </a:graphic>
+                  <wp14:sizeRelH relativeFrom="page">
+                    <wp14:pctWidth>0</wp14:pctWidth>
+                  </wp14:sizeRelH>
+                  <wp14:sizeRelV relativeFrom="page">
+                    <wp14:pctHeight>0</wp14:pctHeight>
+                  </wp14:sizeRelV>
+                </wp:anchor>
+              </w:drawing>
+            </w:r>
+            <w:r>
+              <w:rPr>
                 <w:rFonts w:ascii="Arial" w:hAnsi="Arial" w:cs="Arial"/>
                 <w:sz w:val="22"/>
                 <w:szCs w:val="22"/>
               </w:rPr>
               <w:tab/>
-              <w:t xml:space="preserve">Saksi – </w:t>
+              <w:t xml:space="preserve">       Saksi – </w:t>
             </w:r>
             <w:proofErr w:type="gramStart"/>
             <w:r>
@@ -3393,50 +6630,46 @@
         </w:trPr>
         <w:tc>
           <w:tcPr>
-            <w:tcW w:w="5265" w:type="dxa"/>
+            <w:tcW w:w="5636" w:type="dxa"/>
           </w:tcPr>
           <w:p>
             <w:pPr>
               <w:snapToGrid w:val="0"/>
-              <w:ind w:firstLine="993"/>
-              <w:rPr>
-                <w:rFonts w:ascii="Arial" w:hAnsi="Arial" w:cs="Arial"/>
-                <w:sz w:val="22"/>
-                <w:szCs w:val="22"/>
-                <w:lang w:eastAsia="en-US"/>
+              <w:ind w:firstLine="1418"/>
+              <w:rPr>
+                <w:rFonts w:ascii="Arial" w:hAnsi="Arial" w:cs="Arial"/>
+                <w:sz w:val="22"/>
+                <w:szCs w:val="22"/>
               </w:rPr>
             </w:pPr>
           </w:p>
           <w:p>
             <w:pPr>
-              <w:ind w:left="567" w:firstLine="993"/>
-              <w:rPr>
-                <w:rFonts w:ascii="Arial" w:hAnsi="Arial" w:cs="Arial"/>
-                <w:sz w:val="22"/>
-                <w:szCs w:val="22"/>
-                <w:lang w:eastAsia="en-US"/>
+              <w:ind w:firstLine="1418"/>
+              <w:rPr>
+                <w:rFonts w:ascii="Arial" w:hAnsi="Arial" w:cs="Arial"/>
+                <w:sz w:val="22"/>
+                <w:szCs w:val="22"/>
               </w:rPr>
             </w:pPr>
           </w:p>
           <w:p>
             <w:pPr>
-              <w:ind w:left="567" w:firstLine="993"/>
-              <w:rPr>
-                <w:rFonts w:ascii="Arial" w:hAnsi="Arial" w:cs="Arial"/>
-                <w:sz w:val="22"/>
-                <w:szCs w:val="22"/>
-                <w:lang w:eastAsia="en-US"/>
+              <w:ind w:firstLine="1418"/>
+              <w:rPr>
+                <w:rFonts w:ascii="Arial" w:hAnsi="Arial" w:cs="Arial"/>
+                <w:sz w:val="22"/>
+                <w:szCs w:val="22"/>
               </w:rPr>
             </w:pPr>
           </w:p>
           <w:p>
             <w:pPr>
-              <w:ind w:left="567" w:firstLine="993"/>
-              <w:rPr>
-                <w:rFonts w:ascii="Arial" w:hAnsi="Arial" w:cs="Arial"/>
-                <w:sz w:val="22"/>
-                <w:szCs w:val="22"/>
-                <w:lang w:eastAsia="en-US"/>
+              <w:ind w:firstLine="1418"/>
+              <w:rPr>
+                <w:rFonts w:ascii="Arial" w:hAnsi="Arial" w:cs="Arial"/>
+                <w:sz w:val="22"/>
+                <w:szCs w:val="22"/>
               </w:rPr>
             </w:pPr>
           </w:p>
@@ -3457,7 +6690,6 @@
                 <w:szCs w:val="22"/>
                 <w:u w:val="single"/>
                 <w:shd w:val="clear" w:color="auto" w:fill="FFFFFF"/>
-                <w:lang w:eastAsia="en-US"/>
               </w:rPr>
               <w:t xml:space="preserve">INDAH WAHYUNI, SH, </w:t>
             </w:r>
@@ -3470,7 +6702,6 @@
                 <w:szCs w:val="22"/>
                 <w:u w:val="single"/>
                 <w:shd w:val="clear" w:color="auto" w:fill="FFFFFF"/>
-                <w:lang w:eastAsia="en-US"/>
               </w:rPr>
               <w:t>M.Si</w:t>
             </w:r>
@@ -3528,7 +6759,6 @@
                 <w:sz w:val="22"/>
                 <w:szCs w:val="22"/>
                 <w:shd w:val="clear" w:color="auto" w:fill="FFFFFF"/>
-                <w:lang w:eastAsia="en-US"/>
               </w:rPr>
               <w:t>19670409 199202 2 003</w:t>
             </w:r>
@@ -3536,7 +6766,7 @@
         </w:tc>
         <w:tc>
           <w:tcPr>
-            <w:tcW w:w="5265" w:type="dxa"/>
+            <w:tcW w:w="5267" w:type="dxa"/>
           </w:tcPr>
           <w:p>
             <w:pPr>
@@ -3546,7 +6776,6 @@
                 <w:rFonts w:ascii="Arial" w:hAnsi="Arial" w:cs="Arial"/>
                 <w:sz w:val="22"/>
                 <w:szCs w:val="22"/>
-                <w:lang w:eastAsia="en-US"/>
               </w:rPr>
             </w:pPr>
           </w:p>
@@ -3557,7 +6786,6 @@
                 <w:rFonts w:ascii="Arial" w:hAnsi="Arial" w:cs="Arial"/>
                 <w:sz w:val="22"/>
                 <w:szCs w:val="22"/>
-                <w:lang w:eastAsia="en-US"/>
               </w:rPr>
             </w:pPr>
           </w:p>
@@ -3568,7 +6796,6 @@
                 <w:rFonts w:ascii="Arial" w:hAnsi="Arial" w:cs="Arial"/>
                 <w:sz w:val="22"/>
                 <w:szCs w:val="22"/>
-                <w:lang w:eastAsia="en-US"/>
               </w:rPr>
             </w:pPr>
           </w:p>
@@ -3579,7 +6806,6 @@
                 <w:rFonts w:ascii="Arial" w:hAnsi="Arial" w:cs="Arial"/>
                 <w:sz w:val="22"/>
                 <w:szCs w:val="22"/>
-                <w:lang w:eastAsia="en-US"/>
               </w:rPr>
             </w:pPr>
           </w:p>
@@ -3592,7 +6818,6 @@
                 <w:szCs w:val="22"/>
                 <w:u w:val="single"/>
                 <w:shd w:val="clear" w:color="auto" w:fill="FFFFFF"/>
-                <w:lang w:eastAsia="en-US"/>
               </w:rPr>
             </w:pPr>
             <w:r>
@@ -3645,7 +6870,6 @@
                 <w:rFonts w:ascii="Arial" w:hAnsi="Arial" w:cs="Arial"/>
                 <w:sz w:val="22"/>
                 <w:szCs w:val="22"/>
-                <w:lang w:eastAsia="en-US"/>
               </w:rPr>
             </w:pPr>
             <w:r>
@@ -3687,7 +6911,7 @@
         </w:tc>
         <w:tc>
           <w:tcPr>
-            <w:tcW w:w="5265" w:type="dxa"/>
+            <w:tcW w:w="5263" w:type="dxa"/>
           </w:tcPr>
           <w:p>
             <w:pPr>
@@ -3697,7 +6921,6 @@
                 <w:rFonts w:ascii="Arial" w:hAnsi="Arial" w:cs="Arial"/>
                 <w:sz w:val="22"/>
                 <w:szCs w:val="22"/>
-                <w:lang w:eastAsia="en-US"/>
               </w:rPr>
             </w:pPr>
           </w:p>
@@ -3708,7 +6931,6 @@
                 <w:rFonts w:ascii="Arial" w:hAnsi="Arial" w:cs="Arial"/>
                 <w:sz w:val="22"/>
                 <w:szCs w:val="22"/>
-                <w:lang w:eastAsia="en-US"/>
               </w:rPr>
             </w:pPr>
           </w:p>
@@ -3719,7 +6941,6 @@
                 <w:rFonts w:ascii="Arial" w:hAnsi="Arial" w:cs="Arial"/>
                 <w:sz w:val="22"/>
                 <w:szCs w:val="22"/>
-                <w:lang w:eastAsia="en-US"/>
               </w:rPr>
             </w:pPr>
           </w:p>
@@ -3730,7 +6951,6 @@
                 <w:rFonts w:ascii="Arial" w:hAnsi="Arial" w:cs="Arial"/>
                 <w:sz w:val="22"/>
                 <w:szCs w:val="22"/>
-                <w:lang w:eastAsia="en-US"/>
               </w:rPr>
             </w:pPr>
           </w:p>
@@ -3750,7 +6970,6 @@
                 <w:sz w:val="22"/>
                 <w:szCs w:val="22"/>
                 <w:u w:val="single"/>
-                <w:lang w:eastAsia="en-US"/>
               </w:rPr>
               <w:t xml:space="preserve">Dr. </w:t>
             </w:r>
@@ -3760,7 +6979,7 @@
                 <w:sz w:val="22"/>
                 <w:szCs w:val="22"/>
                 <w:u w:val="single"/>
-                <w:lang w:val="id-ID" w:eastAsia="en-US"/>
+                <w:lang w:val="id-ID"/>
               </w:rPr>
               <w:t>RAMLIYANTO.</w:t>
             </w:r>
@@ -3770,7 +6989,6 @@
                 <w:sz w:val="22"/>
                 <w:szCs w:val="22"/>
                 <w:u w:val="single"/>
-                <w:lang w:eastAsia="en-US"/>
               </w:rPr>
               <w:t xml:space="preserve"> </w:t>
             </w:r>
@@ -3781,7 +6999,6 @@
                 <w:sz w:val="22"/>
                 <w:szCs w:val="22"/>
                 <w:u w:val="single"/>
-                <w:lang w:eastAsia="en-US"/>
               </w:rPr>
               <w:t>S.P.,M.P.</w:t>
             </w:r>
@@ -3820,23 +7037,13 @@
                 <w:szCs w:val="22"/>
                 <w:lang w:val="id-ID"/>
               </w:rPr>
-              <w:t xml:space="preserve">. </w:t>
+              <w:t>. 19</w:t>
             </w:r>
             <w:r>
               <w:rPr>
                 <w:rFonts w:ascii="Arial" w:hAnsi="Arial" w:cs="Arial"/>
                 <w:sz w:val="22"/>
                 <w:szCs w:val="22"/>
-                <w:lang w:val="id-ID" w:eastAsia="en-US"/>
-              </w:rPr>
-              <w:t>19</w:t>
-            </w:r>
-            <w:r>
-              <w:rPr>
-                <w:rFonts w:ascii="Arial" w:hAnsi="Arial" w:cs="Arial"/>
-                <w:sz w:val="22"/>
-                <w:szCs w:val="22"/>
-                <w:lang w:eastAsia="en-US"/>
               </w:rPr>
               <w:t>710227 199903 1 005</w:t>
             </w:r>
@@ -3844,7 +7051,7 @@
         </w:tc>
         <w:tc>
           <w:tcPr>
-            <w:tcW w:w="5265" w:type="dxa"/>
+            <w:tcW w:w="5267" w:type="dxa"/>
             <w:tcMar>
               <w:left w:w="0" w:type="dxa"/>
               <w:right w:w="0" w:type="dxa"/>
@@ -3875,6 +7082,7 @@
         </w:rPr>
       </w:pPr>
     </w:p>
+    <w:p/>
     <w:sectPr>
       <w:pgSz w:w="12200" w:h="18720"/>
       <w:pgMar w:top="1418" w:right="601" w:bottom="284" w:left="805" w:header="0" w:footer="0" w:gutter="0"/>
@@ -3887,16 +7095,271 @@
 </w:document>
 </file>
 
+<file path=word/endnotes.xml><?xml version="1.0" encoding="utf-8"?>
+<w:endnotes xmlns:wpc="http://schemas.microsoft.com/office/word/2010/wordprocessingCanvas" xmlns:cx="http://schemas.microsoft.com/office/drawing/2014/chartex" xmlns:cx1="http://schemas.microsoft.com/office/drawing/2015/9/8/chartex" xmlns:cx2="http://schemas.microsoft.com/office/drawing/2015/10/21/chartex" xmlns:cx3="http://schemas.microsoft.com/office/drawing/2016/5/9/chartex" xmlns:cx4="http://schemas.microsoft.com/office/drawing/2016/5/10/chartex" xmlns:cx5="http://schemas.microsoft.com/office/drawing/2016/5/11/chartex" xmlns:cx6="http://schemas.microsoft.com/office/drawing/2016/5/12/chartex" xmlns:cx7="http://schemas.microsoft.com/office/drawing/2016/5/13/chartex" xmlns:cx8="http://schemas.microsoft.com/office/drawing/2016/5/14/chartex" xmlns:mc="http://schemas.openxmlformats.org/markup-compatibility/2006" xmlns:aink="http://schemas.microsoft.com/office/drawing/2016/ink" xmlns:am3d="http://schemas.microsoft.com/office/drawing/2017/model3d" xmlns:o="urn:schemas-microsoft-com:office:office" xmlns:oel="http://schemas.microsoft.com/office/2019/extlst" xmlns:r="http://schemas.openxmlformats.org/officeDocument/2006/relationships" xmlns:m="http://schemas.openxmlformats.org/officeDocument/2006/math" xmlns:v="urn:schemas-microsoft-com:vml" xmlns:wp14="http://schemas.microsoft.com/office/word/2010/wordprocessingDrawing" xmlns:wp="http://schemas.openxmlformats.org/drawingml/2006/wordprocessingDrawing" xmlns:w10="urn:schemas-microsoft-com:office:word" xmlns:w="http://schemas.openxmlformats.org/wordprocessingml/2006/main" xmlns:w14="http://schemas.microsoft.com/office/word/2010/wordml" xmlns:w15="http://schemas.microsoft.com/office/word/2012/wordml" xmlns:w16cex="http://schemas.microsoft.com/office/word/2018/wordml/cex" xmlns:w16cid="http://schemas.microsoft.com/office/word/2016/wordml/cid" xmlns:w16="http://schemas.microsoft.com/office/word/2018/wordml" xmlns:w16du="http://schemas.microsoft.com/office/word/2023/wordml/word16du" xmlns:w16sdtdh="http://schemas.microsoft.com/office/word/2020/wordml/sdtdatahash" xmlns:w16sdtfl="http://schemas.microsoft.com/office/word/2024/wordml/sdtformatlock" xmlns:w16se="http://schemas.microsoft.com/office/word/2015/wordml/symex" xmlns:wpg="http://schemas.microsoft.com/office/word/2010/wordprocessingGroup" xmlns:wpi="http://schemas.microsoft.com/office/word/2010/wordprocessingInk" xmlns:wne="http://schemas.microsoft.com/office/word/2006/wordml" xmlns:wps="http://schemas.microsoft.com/office/word/2010/wordprocessingShape" mc:Ignorable="w14 w15 w16se w16cid w16 w16cex w16sdtdh w16sdtfl w16du wp14">
+  <w:endnote w:type="separator" w:id="-1">
+    <w:p>
+      <w:r>
+        <w:separator/>
+      </w:r>
+    </w:p>
+  </w:endnote>
+  <w:endnote w:type="continuationSeparator" w:id="0">
+    <w:p>
+      <w:r>
+        <w:continuationSeparator/>
+      </w:r>
+    </w:p>
+  </w:endnote>
+</w:endnotes>
+</file>
+
+<file path=word/footnotes.xml><?xml version="1.0" encoding="utf-8"?>
+<w:footnotes xmlns:wpc="http://schemas.microsoft.com/office/word/2010/wordprocessingCanvas" xmlns:cx="http://schemas.microsoft.com/office/drawing/2014/chartex" xmlns:cx1="http://schemas.microsoft.com/office/drawing/2015/9/8/chartex" xmlns:cx2="http://schemas.microsoft.com/office/drawing/2015/10/21/chartex" xmlns:cx3="http://schemas.microsoft.com/office/drawing/2016/5/9/chartex" xmlns:cx4="http://schemas.microsoft.com/office/drawing/2016/5/10/chartex" xmlns:cx5="http://schemas.microsoft.com/office/drawing/2016/5/11/chartex" xmlns:cx6="http://schemas.microsoft.com/office/drawing/2016/5/12/chartex" xmlns:cx7="http://schemas.microsoft.com/office/drawing/2016/5/13/chartex" xmlns:cx8="http://schemas.microsoft.com/office/drawing/2016/5/14/chartex" xmlns:mc="http://schemas.openxmlformats.org/markup-compatibility/2006" xmlns:aink="http://schemas.microsoft.com/office/drawing/2016/ink" xmlns:am3d="http://schemas.microsoft.com/office/drawing/2017/model3d" xmlns:o="urn:schemas-microsoft-com:office:office" xmlns:oel="http://schemas.microsoft.com/office/2019/extlst" xmlns:r="http://schemas.openxmlformats.org/officeDocument/2006/relationships" xmlns:m="http://schemas.openxmlformats.org/officeDocument/2006/math" xmlns:v="urn:schemas-microsoft-com:vml" xmlns:wp14="http://schemas.microsoft.com/office/word/2010/wordprocessingDrawing" xmlns:wp="http://schemas.openxmlformats.org/drawingml/2006/wordprocessingDrawing" xmlns:w10="urn:schemas-microsoft-com:office:word" xmlns:w="http://schemas.openxmlformats.org/wordprocessingml/2006/main" xmlns:w14="http://schemas.microsoft.com/office/word/2010/wordml" xmlns:w15="http://schemas.microsoft.com/office/word/2012/wordml" xmlns:w16cex="http://schemas.microsoft.com/office/word/2018/wordml/cex" xmlns:w16cid="http://schemas.microsoft.com/office/word/2016/wordml/cid" xmlns:w16="http://schemas.microsoft.com/office/word/2018/wordml" xmlns:w16du="http://schemas.microsoft.com/office/word/2023/wordml/word16du" xmlns:w16sdtdh="http://schemas.microsoft.com/office/word/2020/wordml/sdtdatahash" xmlns:w16sdtfl="http://schemas.microsoft.com/office/word/2024/wordml/sdtformatlock" xmlns:w16se="http://schemas.microsoft.com/office/word/2015/wordml/symex" xmlns:wpg="http://schemas.microsoft.com/office/word/2010/wordprocessingGroup" xmlns:wpi="http://schemas.microsoft.com/office/word/2010/wordprocessingInk" xmlns:wne="http://schemas.microsoft.com/office/word/2006/wordml" xmlns:wps="http://schemas.microsoft.com/office/word/2010/wordprocessingShape" mc:Ignorable="w14 w15 w16se w16cid w16 w16cex w16sdtdh w16sdtfl w16du wp14">
+  <w:footnote w:type="separator" w:id="-1">
+    <w:p>
+      <w:r>
+        <w:separator/>
+      </w:r>
+    </w:p>
+  </w:footnote>
+  <w:footnote w:type="continuationSeparator" w:id="0">
+    <w:p>
+      <w:r>
+        <w:continuationSeparator/>
+      </w:r>
+    </w:p>
+  </w:footnote>
+</w:footnotes>
+</file>
+
+<file path=word/numbering.xml><?xml version="1.0" encoding="utf-8"?>
+<w:numbering xmlns:wpc="http://schemas.microsoft.com/office/word/2010/wordprocessingCanvas" xmlns:cx="http://schemas.microsoft.com/office/drawing/2014/chartex" xmlns:cx1="http://schemas.microsoft.com/office/drawing/2015/9/8/chartex" xmlns:cx2="http://schemas.microsoft.com/office/drawing/2015/10/21/chartex" xmlns:cx3="http://schemas.microsoft.com/office/drawing/2016/5/9/chartex" xmlns:cx4="http://schemas.microsoft.com/office/drawing/2016/5/10/chartex" xmlns:cx5="http://schemas.microsoft.com/office/drawing/2016/5/11/chartex" xmlns:cx6="http://schemas.microsoft.com/office/drawing/2016/5/12/chartex" xmlns:cx7="http://schemas.microsoft.com/office/drawing/2016/5/13/chartex" xmlns:cx8="http://schemas.microsoft.com/office/drawing/2016/5/14/chartex" xmlns:mc="http://schemas.openxmlformats.org/markup-compatibility/2006" xmlns:aink="http://schemas.microsoft.com/office/drawing/2016/ink" xmlns:am3d="http://schemas.microsoft.com/office/drawing/2017/model3d" xmlns:o="urn:schemas-microsoft-com:office:office" xmlns:oel="http://schemas.microsoft.com/office/2019/extlst" xmlns:r="http://schemas.openxmlformats.org/officeDocument/2006/relationships" xmlns:m="http://schemas.openxmlformats.org/officeDocument/2006/math" xmlns:v="urn:schemas-microsoft-com:vml" xmlns:wp14="http://schemas.microsoft.com/office/word/2010/wordprocessingDrawing" xmlns:wp="http://schemas.openxmlformats.org/drawingml/2006/wordprocessingDrawing" xmlns:w10="urn:schemas-microsoft-com:office:word" xmlns:w="http://schemas.openxmlformats.org/wordprocessingml/2006/main" xmlns:w14="http://schemas.microsoft.com/office/word/2010/wordml" xmlns:w15="http://schemas.microsoft.com/office/word/2012/wordml" xmlns:w16cex="http://schemas.microsoft.com/office/word/2018/wordml/cex" xmlns:w16cid="http://schemas.microsoft.com/office/word/2016/wordml/cid" xmlns:w16="http://schemas.microsoft.com/office/word/2018/wordml" xmlns:w16du="http://schemas.microsoft.com/office/word/2023/wordml/word16du" xmlns:w16sdtdh="http://schemas.microsoft.com/office/word/2020/wordml/sdtdatahash" xmlns:w16sdtfl="http://schemas.microsoft.com/office/word/2024/wordml/sdtformatlock" xmlns:w16se="http://schemas.microsoft.com/office/word/2015/wordml/symex" xmlns:wpg="http://schemas.microsoft.com/office/word/2010/wordprocessingGroup" xmlns:wpi="http://schemas.microsoft.com/office/word/2010/wordprocessingInk" xmlns:wne="http://schemas.microsoft.com/office/word/2006/wordml" xmlns:wps="http://schemas.microsoft.com/office/word/2010/wordprocessingShape" mc:Ignorable="w14 w15 w16se w16cid w16 w16cex w16sdtdh w16sdtfl w16du wp14">
+  <w:abstractNum w:abstractNumId="0" w15:restartNumberingAfterBreak="1">
+    <w:nsid w:val="00000001"/>
+    <w:multiLevelType w:val="multilevel"/>
+    <w:tmpl w:val="00000000"/>
+    <w:lvl w:ilvl="0">
+      <w:start w:val="1"/>
+      <w:numFmt w:val="decimal"/>
+      <w:lvlText w:val="%1."/>
+      <w:lvlJc w:val="left"/>
+      <w:rPr>
+        <w:rFonts w:ascii="Arial" w:hAnsi="Arial" w:cs="Arial"/>
+        <w:b w:val="0"/>
+        <w:bCs w:val="0"/>
+        <w:i w:val="0"/>
+        <w:iCs w:val="0"/>
+        <w:smallCaps w:val="0"/>
+        <w:strike w:val="0"/>
+        <w:color w:val="000000"/>
+        <w:spacing w:val="0"/>
+        <w:w w:val="100"/>
+        <w:position w:val="0"/>
+        <w:sz w:val="21"/>
+        <w:szCs w:val="21"/>
+        <w:u w:val="none"/>
+      </w:rPr>
+    </w:lvl>
+    <w:lvl w:ilvl="1">
+      <w:start w:val="1"/>
+      <w:numFmt w:val="decimal"/>
+      <w:lvlText w:val="%1."/>
+      <w:lvlJc w:val="left"/>
+      <w:rPr>
+        <w:rFonts w:ascii="Arial" w:hAnsi="Arial" w:cs="Arial"/>
+        <w:b w:val="0"/>
+        <w:bCs w:val="0"/>
+        <w:i w:val="0"/>
+        <w:iCs w:val="0"/>
+        <w:smallCaps w:val="0"/>
+        <w:strike w:val="0"/>
+        <w:color w:val="000000"/>
+        <w:spacing w:val="0"/>
+        <w:w w:val="100"/>
+        <w:position w:val="0"/>
+        <w:sz w:val="21"/>
+        <w:szCs w:val="21"/>
+        <w:u w:val="none"/>
+      </w:rPr>
+    </w:lvl>
+    <w:lvl w:ilvl="2">
+      <w:start w:val="1"/>
+      <w:numFmt w:val="decimal"/>
+      <w:lvlText w:val="%1."/>
+      <w:lvlJc w:val="left"/>
+      <w:rPr>
+        <w:rFonts w:ascii="Arial" w:hAnsi="Arial" w:cs="Arial"/>
+        <w:b w:val="0"/>
+        <w:bCs w:val="0"/>
+        <w:i w:val="0"/>
+        <w:iCs w:val="0"/>
+        <w:smallCaps w:val="0"/>
+        <w:strike w:val="0"/>
+        <w:color w:val="000000"/>
+        <w:spacing w:val="0"/>
+        <w:w w:val="100"/>
+        <w:position w:val="0"/>
+        <w:sz w:val="21"/>
+        <w:szCs w:val="21"/>
+        <w:u w:val="none"/>
+      </w:rPr>
+    </w:lvl>
+    <w:lvl w:ilvl="3">
+      <w:start w:val="1"/>
+      <w:numFmt w:val="decimal"/>
+      <w:lvlText w:val="%1."/>
+      <w:lvlJc w:val="left"/>
+      <w:rPr>
+        <w:rFonts w:ascii="Arial" w:hAnsi="Arial" w:cs="Arial"/>
+        <w:b w:val="0"/>
+        <w:bCs w:val="0"/>
+        <w:i w:val="0"/>
+        <w:iCs w:val="0"/>
+        <w:smallCaps w:val="0"/>
+        <w:strike w:val="0"/>
+        <w:color w:val="000000"/>
+        <w:spacing w:val="0"/>
+        <w:w w:val="100"/>
+        <w:position w:val="0"/>
+        <w:sz w:val="21"/>
+        <w:szCs w:val="21"/>
+        <w:u w:val="none"/>
+      </w:rPr>
+    </w:lvl>
+    <w:lvl w:ilvl="4">
+      <w:start w:val="1"/>
+      <w:numFmt w:val="decimal"/>
+      <w:lvlText w:val="%1."/>
+      <w:lvlJc w:val="left"/>
+      <w:rPr>
+        <w:rFonts w:ascii="Arial" w:hAnsi="Arial" w:cs="Arial"/>
+        <w:b w:val="0"/>
+        <w:bCs w:val="0"/>
+        <w:i w:val="0"/>
+        <w:iCs w:val="0"/>
+        <w:smallCaps w:val="0"/>
+        <w:strike w:val="0"/>
+        <w:color w:val="000000"/>
+        <w:spacing w:val="0"/>
+        <w:w w:val="100"/>
+        <w:position w:val="0"/>
+        <w:sz w:val="21"/>
+        <w:szCs w:val="21"/>
+        <w:u w:val="none"/>
+      </w:rPr>
+    </w:lvl>
+    <w:lvl w:ilvl="5">
+      <w:start w:val="1"/>
+      <w:numFmt w:val="decimal"/>
+      <w:lvlText w:val="%1."/>
+      <w:lvlJc w:val="left"/>
+      <w:rPr>
+        <w:rFonts w:ascii="Arial" w:hAnsi="Arial" w:cs="Arial"/>
+        <w:b w:val="0"/>
+        <w:bCs w:val="0"/>
+        <w:i w:val="0"/>
+        <w:iCs w:val="0"/>
+        <w:smallCaps w:val="0"/>
+        <w:strike w:val="0"/>
+        <w:color w:val="000000"/>
+        <w:spacing w:val="0"/>
+        <w:w w:val="100"/>
+        <w:position w:val="0"/>
+        <w:sz w:val="21"/>
+        <w:szCs w:val="21"/>
+        <w:u w:val="none"/>
+      </w:rPr>
+    </w:lvl>
+    <w:lvl w:ilvl="6">
+      <w:start w:val="1"/>
+      <w:numFmt w:val="decimal"/>
+      <w:lvlText w:val="%1."/>
+      <w:lvlJc w:val="left"/>
+      <w:rPr>
+        <w:rFonts w:ascii="Arial" w:hAnsi="Arial" w:cs="Arial"/>
+        <w:b w:val="0"/>
+        <w:bCs w:val="0"/>
+        <w:i w:val="0"/>
+        <w:iCs w:val="0"/>
+        <w:smallCaps w:val="0"/>
+        <w:strike w:val="0"/>
+        <w:color w:val="000000"/>
+        <w:spacing w:val="0"/>
+        <w:w w:val="100"/>
+        <w:position w:val="0"/>
+        <w:sz w:val="21"/>
+        <w:szCs w:val="21"/>
+        <w:u w:val="none"/>
+      </w:rPr>
+    </w:lvl>
+    <w:lvl w:ilvl="7">
+      <w:start w:val="1"/>
+      <w:numFmt w:val="decimal"/>
+      <w:lvlText w:val="%1."/>
+      <w:lvlJc w:val="left"/>
+      <w:rPr>
+        <w:rFonts w:ascii="Arial" w:hAnsi="Arial" w:cs="Arial"/>
+        <w:b w:val="0"/>
+        <w:bCs w:val="0"/>
+        <w:i w:val="0"/>
+        <w:iCs w:val="0"/>
+        <w:smallCaps w:val="0"/>
+        <w:strike w:val="0"/>
+        <w:color w:val="000000"/>
+        <w:spacing w:val="0"/>
+        <w:w w:val="100"/>
+        <w:position w:val="0"/>
+        <w:sz w:val="21"/>
+        <w:szCs w:val="21"/>
+        <w:u w:val="none"/>
+      </w:rPr>
+    </w:lvl>
+    <w:lvl w:ilvl="8">
+      <w:start w:val="1"/>
+      <w:numFmt w:val="decimal"/>
+      <w:lvlText w:val="%1."/>
+      <w:lvlJc w:val="left"/>
+      <w:rPr>
+        <w:rFonts w:ascii="Arial" w:hAnsi="Arial" w:cs="Arial"/>
+        <w:b w:val="0"/>
+        <w:bCs w:val="0"/>
+        <w:i w:val="0"/>
+        <w:iCs w:val="0"/>
+        <w:smallCaps w:val="0"/>
+        <w:strike w:val="0"/>
+        <w:color w:val="000000"/>
+        <w:spacing w:val="0"/>
+        <w:w w:val="100"/>
+        <w:position w:val="0"/>
+        <w:sz w:val="21"/>
+        <w:szCs w:val="21"/>
+        <w:u w:val="none"/>
+      </w:rPr>
+    </w:lvl>
+  </w:abstractNum>
+  <w:num w:numId="1" w16cid:durableId="1516142575">
+    <w:abstractNumId w:val="0"/>
+  </w:num>
+</w:numbering>
+</file>
+
 <file path=word/styles.xml><?xml version="1.0" encoding="utf-8"?>
 <w:styles xmlns:mc="http://schemas.openxmlformats.org/markup-compatibility/2006" xmlns:r="http://schemas.openxmlformats.org/officeDocument/2006/relationships" xmlns:w="http://schemas.openxmlformats.org/wordprocessingml/2006/main" xmlns:w14="http://schemas.microsoft.com/office/word/2010/wordml" xmlns:w15="http://schemas.microsoft.com/office/word/2012/wordml" xmlns:w16cex="http://schemas.microsoft.com/office/word/2018/wordml/cex" xmlns:w16cid="http://schemas.microsoft.com/office/word/2016/wordml/cid" xmlns:w16="http://schemas.microsoft.com/office/word/2018/wordml" xmlns:w16du="http://schemas.microsoft.com/office/word/2023/wordml/word16du" xmlns:w16sdtdh="http://schemas.microsoft.com/office/word/2020/wordml/sdtdatahash" xmlns:w16sdtfl="http://schemas.microsoft.com/office/word/2024/wordml/sdtformatlock" xmlns:w16se="http://schemas.microsoft.com/office/word/2015/wordml/symex" mc:Ignorable="w14 w15 w16se w16cid w16 w16cex w16sdtdh w16sdtfl w16du">
   <w:docDefaults>
     <w:rPrDefault>
       <w:rPr>
         <w:rFonts w:ascii="Tahoma" w:eastAsia="Tahoma" w:hAnsi="Tahoma" w:cs="Tahoma"/>
-        <w:lang w:val="en-US" w:eastAsia="zh-CN" w:bidi="ar-SA"/>
+        <w:sz w:val="22"/>
+        <w:szCs w:val="22"/>
+        <w:lang w:val="en-ID" w:eastAsia="en-US" w:bidi="ar-SA"/>
       </w:rPr>
     </w:rPrDefault>
-    <w:pPrDefault/>
+    <w:pPrDefault>
+      <w:pPr>
+        <w:spacing w:after="160" w:line="259" w:lineRule="auto"/>
+      </w:pPr>
+    </w:pPrDefault>
   </w:docDefaults>
   <w:latentStyles w:defLockedState="0" w:defUIPriority="99" w:defSemiHidden="0" w:defUnhideWhenUsed="0" w:defQFormat="0" w:count="376">
     <w:lsdException w:name="Normal" w:uiPriority="0" w:qFormat="1"/>
@@ -4279,14 +7742,16 @@
   <w:style w:type="paragraph" w:default="1" w:styleId="Normal">
     <w:name w:val="Normal"/>
     <w:qFormat/>
+    <w:rsid w:val="00356902"/>
     <w:pPr>
       <w:widowControl w:val="0"/>
-      <w:suppressAutoHyphens/>
+      <w:spacing w:after="0" w:line="240" w:lineRule="auto"/>
     </w:pPr>
     <w:rPr>
       <w:color w:val="000000"/>
       <w:sz w:val="24"/>
       <w:szCs w:val="24"/>
+      <w:lang w:val="en-US"/>
     </w:rPr>
   </w:style>
   <w:style w:type="character" w:default="1" w:styleId="DefaultParagraphFont">
@@ -4316,32 +7781,11 @@
     <w:semiHidden/>
     <w:unhideWhenUsed/>
   </w:style>
-  <w:style w:type="character" w:customStyle="1" w:styleId="WW8Num1z0">
-    <w:name w:val="WW8Num1z0"/>
-    <w:qFormat/>
-    <w:rPr>
-      <w:rFonts w:ascii="Tahoma" w:eastAsia="Tahoma" w:hAnsi="Tahoma" w:cs="Tahoma"/>
-      <w:b w:val="0"/>
-      <w:bCs w:val="0"/>
-      <w:i w:val="0"/>
-      <w:iCs w:val="0"/>
-      <w:caps w:val="0"/>
-      <w:smallCaps w:val="0"/>
-      <w:strike w:val="0"/>
-      <w:dstrike w:val="0"/>
-      <w:color w:val="000000"/>
-      <w:spacing w:val="0"/>
-      <w:w w:val="100"/>
-      <w:position w:val="0"/>
-      <w:sz w:val="21"/>
-      <w:szCs w:val="21"/>
-      <w:u w:val="none"/>
-      <w:vertAlign w:val="baseline"/>
-    </w:rPr>
-  </w:style>
   <w:style w:type="character" w:customStyle="1" w:styleId="MSGENFONTSTYLENAMETEMPLATEROLENUMBERMSGENFONTSTYLENAMEBYROLETEXT2">
     <w:name w:val="MSG_EN_FONT_STYLE_NAME_TEMPLATE_ROLE_NUMBER MSG_EN_FONT_STYLE_NAME_BY_ROLE_TEXT 2_"/>
+    <w:link w:val="MSGENFONTSTYLENAMETEMPLATEROLENUMBERMSGENFONTSTYLENAMEBYROLETEXT20"/>
     <w:qFormat/>
+    <w:rsid w:val="00356902"/>
     <w:rPr>
       <w:rFonts w:ascii="Tahoma" w:eastAsia="Tahoma" w:hAnsi="Tahoma" w:cs="Tahoma"/>
       <w:sz w:val="21"/>
@@ -4351,7 +7795,9 @@
   </w:style>
   <w:style w:type="character" w:customStyle="1" w:styleId="MSGENFONTSTYLENAMETEMPLATEROLENUMBERMSGENFONTSTYLENAMEBYROLETEXT3">
     <w:name w:val="MSG_EN_FONT_STYLE_NAME_TEMPLATE_ROLE_NUMBER MSG_EN_FONT_STYLE_NAME_BY_ROLE_TEXT 3_"/>
+    <w:link w:val="MSGENFONTSTYLENAMETEMPLATEROLENUMBERMSGENFONTSTYLENAMEBYROLETEXT30"/>
     <w:qFormat/>
+    <w:rsid w:val="00356902"/>
     <w:rPr>
       <w:rFonts w:ascii="Tahoma" w:eastAsia="Tahoma" w:hAnsi="Tahoma" w:cs="Tahoma"/>
       <w:b/>
@@ -4363,23 +7809,11 @@
       <w:shd w:val="clear" w:color="auto" w:fill="FFFFFF"/>
     </w:rPr>
   </w:style>
-  <w:style w:type="character" w:customStyle="1" w:styleId="MSGENFONTSTYLENAMETEMPLATEROLENUMBERMSGENFONTSTYLENAMEBYROLETEXT3MSGENFONTSTYLEMODIFERSIZE5">
-    <w:name w:val="MSG_EN_FONT_STYLE_NAME_TEMPLATE_ROLE_NUMBER MSG_EN_FONT_STYLE_NAME_BY_ROLE_TEXT 3 + MSG_EN_FONT_STYLE_MODIFER_SIZE 5"/>
-    <w:qFormat/>
-    <w:rPr>
-      <w:rFonts w:ascii="Tahoma" w:eastAsia="Tahoma" w:hAnsi="Tahoma" w:cs="Tahoma"/>
-      <w:b w:val="0"/>
-      <w:bCs w:val="0"/>
-      <w:i w:val="0"/>
-      <w:iCs w:val="0"/>
-      <w:sz w:val="10"/>
-      <w:szCs w:val="10"/>
-      <w:shd w:val="clear" w:color="auto" w:fill="FFFFFF"/>
-    </w:rPr>
-  </w:style>
   <w:style w:type="character" w:customStyle="1" w:styleId="MSGENFONTSTYLENAMETEMPLATEROLEMSGENFONTSTYLENAMEBYROLEPICTURECAPTION">
     <w:name w:val="MSG_EN_FONT_STYLE_NAME_TEMPLATE_ROLE MSG_EN_FONT_STYLE_NAME_BY_ROLE_PICTURE_CAPTION_"/>
+    <w:link w:val="MSGENFONTSTYLENAMETEMPLATEROLEMSGENFONTSTYLENAMEBYROLEPICTURECAPTION1"/>
     <w:qFormat/>
+    <w:rsid w:val="00356902"/>
     <w:rPr>
       <w:rFonts w:ascii="Tahoma" w:eastAsia="Tahoma" w:hAnsi="Tahoma" w:cs="Tahoma"/>
       <w:sz w:val="21"/>
@@ -4387,115 +7821,30 @@
       <w:shd w:val="clear" w:color="auto" w:fill="FFFFFF"/>
     </w:rPr>
   </w:style>
-  <w:style w:type="character" w:customStyle="1" w:styleId="MSGENFONTSTYLENAMETEMPLATEROLEMSGENFONTSTYLENAMEBYROLEPICTURECAPTION0">
-    <w:name w:val="MSG_EN_FONT_STYLE_NAME_TEMPLATE_ROLE MSG_EN_FONT_STYLE_NAME_BY_ROLE_PICTURE_CAPTION"/>
-    <w:qFormat/>
-    <w:rPr>
-      <w:rFonts w:ascii="Tahoma" w:eastAsia="Tahoma" w:hAnsi="Tahoma" w:cs="Tahoma"/>
-      <w:sz w:val="21"/>
-      <w:szCs w:val="21"/>
-      <w:u w:val="single"/>
-      <w:shd w:val="clear" w:color="auto" w:fill="FFFFFF"/>
-    </w:rPr>
-  </w:style>
-  <w:style w:type="character" w:customStyle="1" w:styleId="BalloonTextChar">
-    <w:name w:val="Balloon Text Char"/>
-    <w:qFormat/>
-    <w:rPr>
-      <w:rFonts w:ascii="Tahoma" w:eastAsia="Tahoma" w:hAnsi="Tahoma" w:cs="Tahoma"/>
-      <w:color w:val="000000"/>
-      <w:sz w:val="16"/>
-      <w:szCs w:val="16"/>
-      <w:lang w:val="en-US"/>
-    </w:rPr>
-  </w:style>
-  <w:style w:type="character" w:customStyle="1" w:styleId="HeaderChar">
-    <w:name w:val="Header Char"/>
-    <w:qFormat/>
-    <w:rPr>
-      <w:rFonts w:ascii="Tahoma" w:eastAsia="Tahoma" w:hAnsi="Tahoma" w:cs="Tahoma"/>
-      <w:color w:val="000000"/>
-      <w:sz w:val="24"/>
-      <w:szCs w:val="24"/>
-      <w:lang w:val="en-US"/>
-    </w:rPr>
-  </w:style>
-  <w:style w:type="character" w:customStyle="1" w:styleId="FooterChar">
-    <w:name w:val="Footer Char"/>
-    <w:qFormat/>
-    <w:rPr>
-      <w:rFonts w:ascii="Tahoma" w:eastAsia="Tahoma" w:hAnsi="Tahoma" w:cs="Tahoma"/>
-      <w:color w:val="000000"/>
-      <w:sz w:val="24"/>
-      <w:szCs w:val="24"/>
-      <w:lang w:val="en-US"/>
-    </w:rPr>
-  </w:style>
-  <w:style w:type="paragraph" w:customStyle="1" w:styleId="Heading">
-    <w:name w:val="Heading"/>
-    <w:basedOn w:val="Normal"/>
-    <w:next w:val="BodyText"/>
-    <w:qFormat/>
-    <w:pPr>
-      <w:keepNext/>
-      <w:spacing w:before="240" w:after="120"/>
-    </w:pPr>
-    <w:rPr>
-      <w:sz w:val="28"/>
-      <w:szCs w:val="28"/>
-    </w:rPr>
-  </w:style>
-  <w:style w:type="paragraph" w:styleId="BodyText">
-    <w:name w:val="Body Text"/>
-    <w:basedOn w:val="Normal"/>
-    <w:pPr>
-      <w:spacing w:after="140" w:line="276" w:lineRule="auto"/>
-    </w:pPr>
-  </w:style>
-  <w:style w:type="paragraph" w:styleId="List">
-    <w:name w:val="List"/>
-    <w:basedOn w:val="BodyText"/>
-  </w:style>
-  <w:style w:type="paragraph" w:styleId="Caption">
-    <w:name w:val="caption"/>
-    <w:basedOn w:val="Normal"/>
-    <w:qFormat/>
-    <w:pPr>
-      <w:suppressLineNumbers/>
-      <w:spacing w:before="120" w:after="120"/>
-    </w:pPr>
-    <w:rPr>
-      <w:i/>
-      <w:iCs/>
-    </w:rPr>
-  </w:style>
-  <w:style w:type="paragraph" w:customStyle="1" w:styleId="Index">
-    <w:name w:val="Index"/>
-    <w:basedOn w:val="Normal"/>
-    <w:qFormat/>
-    <w:pPr>
-      <w:suppressLineNumbers/>
-    </w:pPr>
-  </w:style>
   <w:style w:type="paragraph" w:customStyle="1" w:styleId="MSGENFONTSTYLENAMETEMPLATEROLENUMBERMSGENFONTSTYLENAMEBYROLETEXT20">
     <w:name w:val="MSG_EN_FONT_STYLE_NAME_TEMPLATE_ROLE_NUMBER MSG_EN_FONT_STYLE_NAME_BY_ROLE_TEXT 2"/>
     <w:basedOn w:val="Normal"/>
+    <w:link w:val="MSGENFONTSTYLENAMETEMPLATEROLENUMBERMSGENFONTSTYLENAMEBYROLETEXT2"/>
     <w:qFormat/>
+    <w:rsid w:val="00356902"/>
     <w:pPr>
       <w:shd w:val="clear" w:color="auto" w:fill="FFFFFF"/>
       <w:spacing w:before="220" w:line="269" w:lineRule="exact"/>
       <w:jc w:val="center"/>
     </w:pPr>
     <w:rPr>
+      <w:color w:val="auto"/>
       <w:sz w:val="21"/>
       <w:szCs w:val="21"/>
-      <w:lang w:val="id-ID"/>
+      <w:lang w:val="en-ID"/>
     </w:rPr>
   </w:style>
   <w:style w:type="paragraph" w:customStyle="1" w:styleId="MSGENFONTSTYLENAMETEMPLATEROLENUMBERMSGENFONTSTYLENAMEBYROLETEXT30">
     <w:name w:val="MSG_EN_FONT_STYLE_NAME_TEMPLATE_ROLE_NUMBER MSG_EN_FONT_STYLE_NAME_BY_ROLE_TEXT 3"/>
     <w:basedOn w:val="Normal"/>
+    <w:link w:val="MSGENFONTSTYLENAMETEMPLATEROLENUMBERMSGENFONTSTYLENAMEBYROLETEXT3"/>
     <w:qFormat/>
+    <w:rsid w:val="00356902"/>
     <w:pPr>
       <w:shd w:val="clear" w:color="auto" w:fill="FFFFFF"/>
       <w:spacing w:before="340" w:after="220" w:line="234" w:lineRule="exact"/>
@@ -4506,171 +7855,312 @@
       <w:bCs/>
       <w:i/>
       <w:iCs/>
+      <w:color w:val="auto"/>
       <w:sz w:val="21"/>
       <w:szCs w:val="21"/>
-      <w:lang w:val="id-ID"/>
+      <w:lang w:val="en-ID"/>
     </w:rPr>
   </w:style>
   <w:style w:type="paragraph" w:customStyle="1" w:styleId="MSGENFONTSTYLENAMETEMPLATEROLEMSGENFONTSTYLENAMEBYROLEPICTURECAPTION1">
     <w:name w:val="MSG_EN_FONT_STYLE_NAME_TEMPLATE_ROLE MSG_EN_FONT_STYLE_NAME_BY_ROLE_PICTURE_CAPTION1"/>
     <w:basedOn w:val="Normal"/>
+    <w:link w:val="MSGENFONTSTYLENAMETEMPLATEROLEMSGENFONTSTYLENAMEBYROLEPICTURECAPTION"/>
     <w:qFormat/>
+    <w:rsid w:val="00356902"/>
     <w:pPr>
       <w:shd w:val="clear" w:color="auto" w:fill="FFFFFF"/>
       <w:spacing w:line="278" w:lineRule="exact"/>
     </w:pPr>
     <w:rPr>
+      <w:color w:val="auto"/>
       <w:sz w:val="21"/>
       <w:szCs w:val="21"/>
-      <w:lang w:val="id-ID"/>
+      <w:lang w:val="en-ID"/>
     </w:rPr>
-  </w:style>
-  <w:style w:type="paragraph" w:styleId="BalloonText">
-    <w:name w:val="Balloon Text"/>
-    <w:basedOn w:val="Normal"/>
-    <w:qFormat/>
-    <w:rPr>
-      <w:sz w:val="16"/>
-      <w:szCs w:val="16"/>
-    </w:rPr>
-  </w:style>
-  <w:style w:type="paragraph" w:customStyle="1" w:styleId="HeaderandFooter">
-    <w:name w:val="Header and Footer"/>
-    <w:basedOn w:val="Normal"/>
-    <w:qFormat/>
-    <w:pPr>
-      <w:suppressLineNumbers/>
-      <w:tabs>
-        <w:tab w:val="center" w:pos="4819"/>
-        <w:tab w:val="right" w:pos="9638"/>
-      </w:tabs>
-    </w:pPr>
   </w:style>
   <w:style w:type="paragraph" w:styleId="Header">
     <w:name w:val="header"/>
     <w:basedOn w:val="Normal"/>
+    <w:link w:val="HeaderChar"/>
+    <w:uiPriority w:val="99"/>
+    <w:unhideWhenUsed/>
+    <w:rsid w:val="00EE6D76"/>
+    <w:pPr>
+      <w:tabs>
+        <w:tab w:val="center" w:pos="4680"/>
+        <w:tab w:val="right" w:pos="9360"/>
+      </w:tabs>
+    </w:pPr>
+  </w:style>
+  <w:style w:type="character" w:customStyle="1" w:styleId="HeaderChar">
+    <w:name w:val="Header Char"/>
+    <w:basedOn w:val="DefaultParagraphFont"/>
+    <w:link w:val="Header"/>
+    <w:uiPriority w:val="99"/>
+    <w:rsid w:val="00EE6D76"/>
+    <w:rPr>
+      <w:color w:val="000000"/>
+      <w:sz w:val="24"/>
+      <w:szCs w:val="24"/>
+      <w:lang w:val="en-US"/>
+    </w:rPr>
   </w:style>
   <w:style w:type="paragraph" w:styleId="Footer">
     <w:name w:val="footer"/>
     <w:basedOn w:val="Normal"/>
+    <w:link w:val="FooterChar"/>
+    <w:uiPriority w:val="99"/>
+    <w:unhideWhenUsed/>
+    <w:rsid w:val="00EE6D76"/>
+    <w:pPr>
+      <w:tabs>
+        <w:tab w:val="center" w:pos="4680"/>
+        <w:tab w:val="right" w:pos="9360"/>
+      </w:tabs>
+    </w:pPr>
   </w:style>
-  <w:style w:type="paragraph" w:styleId="NoSpacing">
-    <w:name w:val="No Spacing"/>
-    <w:qFormat/>
-    <w:pPr>
-      <w:widowControl w:val="0"/>
-      <w:suppressAutoHyphens/>
-    </w:pPr>
+  <w:style w:type="character" w:customStyle="1" w:styleId="FooterChar">
+    <w:name w:val="Footer Char"/>
+    <w:basedOn w:val="DefaultParagraphFont"/>
+    <w:link w:val="Footer"/>
+    <w:uiPriority w:val="99"/>
+    <w:rsid w:val="00EE6D76"/>
     <w:rPr>
       <w:color w:val="000000"/>
       <w:sz w:val="24"/>
       <w:szCs w:val="24"/>
+      <w:lang w:val="en-US"/>
     </w:rPr>
-  </w:style>
-  <w:style w:type="paragraph" w:customStyle="1" w:styleId="TableContents">
-    <w:name w:val="Table Contents"/>
-    <w:basedOn w:val="Normal"/>
-    <w:qFormat/>
-    <w:pPr>
-      <w:suppressLineNumbers/>
-    </w:pPr>
-  </w:style>
-  <w:style w:type="paragraph" w:customStyle="1" w:styleId="TableHeading">
-    <w:name w:val="Table Heading"/>
-    <w:basedOn w:val="TableContents"/>
-    <w:qFormat/>
-    <w:pPr>
-      <w:jc w:val="center"/>
-    </w:pPr>
-    <w:rPr>
-      <w:b/>
-      <w:bCs/>
-    </w:rPr>
-  </w:style>
-  <w:style w:type="numbering" w:customStyle="1" w:styleId="WW8Num1">
-    <w:name w:val="WW8Num1"/>
-    <w:qFormat/>
   </w:style>
 </w:styles>
 </file>
 
 <file path=word/theme/theme1.xml><?xml version="1.0" encoding="utf-8"?>
-<a:theme xmlns:a="http://schemas.openxmlformats.org/drawingml/2006/main" name="Office">
+<a:theme xmlns:a="http://schemas.openxmlformats.org/drawingml/2006/main" name="Office Theme">
   <a:themeElements>
-    <a:clrScheme name="LibreOffice">
+    <a:clrScheme name="Office">
       <a:dk1>
-        <a:srgbClr val="000000"/>
+        <a:sysClr val="windowText" lastClr="000000"/>
       </a:dk1>
       <a:lt1>
-        <a:srgbClr val="FFFFFF"/>
+        <a:sysClr val="window" lastClr="FFFFFF"/>
       </a:lt1>
       <a:dk2>
-        <a:srgbClr val="000000"/>
+        <a:srgbClr val="44546A"/>
       </a:dk2>
       <a:lt2>
-        <a:srgbClr val="FFFFFF"/>
+        <a:srgbClr val="E7E6E6"/>
       </a:lt2>
       <a:accent1>
-        <a:srgbClr val="18A303"/>
+        <a:srgbClr val="4472C4"/>
       </a:accent1>
       <a:accent2>
-        <a:srgbClr val="0369A3"/>
+        <a:srgbClr val="ED7D31"/>
       </a:accent2>
       <a:accent3>
-        <a:srgbClr val="A33E03"/>
+        <a:srgbClr val="A5A5A5"/>
       </a:accent3>
       <a:accent4>
-        <a:srgbClr val="8E03A3"/>
+        <a:srgbClr val="FFC000"/>
       </a:accent4>
       <a:accent5>
-        <a:srgbClr val="C99C00"/>
+        <a:srgbClr val="5B9BD5"/>
       </a:accent5>
       <a:accent6>
-        <a:srgbClr val="C9211E"/>
+        <a:srgbClr val="70AD47"/>
       </a:accent6>
       <a:hlink>
-        <a:srgbClr val="0000EE"/>
+        <a:srgbClr val="0563C1"/>
       </a:hlink>
       <a:folHlink>
-        <a:srgbClr val="551A8B"/>
+        <a:srgbClr val="954F72"/>
       </a:folHlink>
     </a:clrScheme>
     <a:fontScheme name="Office">
       <a:majorFont>
-        <a:latin typeface="Arial"/>
-        <a:ea typeface="DejaVu Sans"/>
-        <a:cs typeface="DejaVu Sans"/>
+        <a:latin typeface="Calibri Light" panose="020F0302020204030204"/>
+        <a:ea typeface=""/>
+        <a:cs typeface=""/>
+        <a:font script="Jpan" typeface="游ゴシック Light"/>
+        <a:font script="Hang" typeface="맑은 고딕"/>
+        <a:font script="Hans" typeface="等线 Light"/>
+        <a:font script="Hant" typeface="新細明體"/>
+        <a:font script="Arab" typeface="Times New Roman"/>
+        <a:font script="Hebr" typeface="Times New Roman"/>
+        <a:font script="Thai" typeface="Angsana New"/>
+        <a:font script="Ethi" typeface="Nyala"/>
+        <a:font script="Beng" typeface="Vrinda"/>
+        <a:font script="Gujr" typeface="Shruti"/>
+        <a:font script="Khmr" typeface="MoolBoran"/>
+        <a:font script="Knda" typeface="Tunga"/>
+        <a:font script="Guru" typeface="Raavi"/>
+        <a:font script="Cans" typeface="Euphemia"/>
+        <a:font script="Cher" typeface="Plantagenet Cherokee"/>
+        <a:font script="Yiii" typeface="Microsoft Yi Baiti"/>
+        <a:font script="Tibt" typeface="Microsoft Himalaya"/>
+        <a:font script="Thaa" typeface="MV Boli"/>
+        <a:font script="Deva" typeface="Mangal"/>
+        <a:font script="Telu" typeface="Gautami"/>
+        <a:font script="Taml" typeface="Latha"/>
+        <a:font script="Syrc" typeface="Estrangelo Edessa"/>
+        <a:font script="Orya" typeface="Kalinga"/>
+        <a:font script="Mlym" typeface="Kartika"/>
+        <a:font script="Laoo" typeface="DokChampa"/>
+        <a:font script="Sinh" typeface="Iskoola Pota"/>
+        <a:font script="Mong" typeface="Mongolian Baiti"/>
+        <a:font script="Viet" typeface="Times New Roman"/>
+        <a:font script="Uigh" typeface="Microsoft Uighur"/>
+        <a:font script="Geor" typeface="Sylfaen"/>
+        <a:font script="Armn" typeface="Arial"/>
+        <a:font script="Bugi" typeface="Leelawadee UI"/>
+        <a:font script="Bopo" typeface="Microsoft JhengHei"/>
+        <a:font script="Java" typeface="Javanese Text"/>
+        <a:font script="Lisu" typeface="Segoe UI"/>
+        <a:font script="Mymr" typeface="Myanmar Text"/>
+        <a:font script="Nkoo" typeface="Ebrima"/>
+        <a:font script="Olck" typeface="Nirmala UI"/>
+        <a:font script="Osma" typeface="Ebrima"/>
+        <a:font script="Phag" typeface="Phagspa"/>
+        <a:font script="Syrn" typeface="Estrangelo Edessa"/>
+        <a:font script="Syrj" typeface="Estrangelo Edessa"/>
+        <a:font script="Syre" typeface="Estrangelo Edessa"/>
+        <a:font script="Sora" typeface="Nirmala UI"/>
+        <a:font script="Tale" typeface="Microsoft Tai Le"/>
+        <a:font script="Talu" typeface="Microsoft New Tai Lue"/>
+        <a:font script="Tfng" typeface="Ebrima"/>
       </a:majorFont>
       <a:minorFont>
-        <a:latin typeface="Arial"/>
-        <a:ea typeface="DejaVu Sans"/>
-        <a:cs typeface="DejaVu Sans"/>
+        <a:latin typeface="Calibri" panose="020F0502020204030204"/>
+        <a:ea typeface=""/>
+        <a:cs typeface=""/>
+        <a:font script="Jpan" typeface="游明朝"/>
+        <a:font script="Hang" typeface="맑은 고딕"/>
+        <a:font script="Hans" typeface="等线"/>
+        <a:font script="Hant" typeface="新細明體"/>
+        <a:font script="Arab" typeface="Arial"/>
+        <a:font script="Hebr" typeface="Arial"/>
+        <a:font script="Thai" typeface="Cordia New"/>
+        <a:font script="Ethi" typeface="Nyala"/>
+        <a:font script="Beng" typeface="Vrinda"/>
+        <a:font script="Gujr" typeface="Shruti"/>
+        <a:font script="Khmr" typeface="DaunPenh"/>
+        <a:font script="Knda" typeface="Tunga"/>
+        <a:font script="Guru" typeface="Raavi"/>
+        <a:font script="Cans" typeface="Euphemia"/>
+        <a:font script="Cher" typeface="Plantagenet Cherokee"/>
+        <a:font script="Yiii" typeface="Microsoft Yi Baiti"/>
+        <a:font script="Tibt" typeface="Microsoft Himalaya"/>
+        <a:font script="Thaa" typeface="MV Boli"/>
+        <a:font script="Deva" typeface="Mangal"/>
+        <a:font script="Telu" typeface="Gautami"/>
+        <a:font script="Taml" typeface="Latha"/>
+        <a:font script="Syrc" typeface="Estrangelo Edessa"/>
+        <a:font script="Orya" typeface="Kalinga"/>
+        <a:font script="Mlym" typeface="Kartika"/>
+        <a:font script="Laoo" typeface="DokChampa"/>
+        <a:font script="Sinh" typeface="Iskoola Pota"/>
+        <a:font script="Mong" typeface="Mongolian Baiti"/>
+        <a:font script="Viet" typeface="Arial"/>
+        <a:font script="Uigh" typeface="Microsoft Uighur"/>
+        <a:font script="Geor" typeface="Sylfaen"/>
+        <a:font script="Armn" typeface="Arial"/>
+        <a:font script="Bugi" typeface="Leelawadee UI"/>
+        <a:font script="Bopo" typeface="Microsoft JhengHei"/>
+        <a:font script="Java" typeface="Javanese Text"/>
+        <a:font script="Lisu" typeface="Segoe UI"/>
+        <a:font script="Mymr" typeface="Myanmar Text"/>
+        <a:font script="Nkoo" typeface="Ebrima"/>
+        <a:font script="Olck" typeface="Nirmala UI"/>
+        <a:font script="Osma" typeface="Ebrima"/>
+        <a:font script="Phag" typeface="Phagspa"/>
+        <a:font script="Syrn" typeface="Estrangelo Edessa"/>
+        <a:font script="Syrj" typeface="Estrangelo Edessa"/>
+        <a:font script="Syre" typeface="Estrangelo Edessa"/>
+        <a:font script="Sora" typeface="Nirmala UI"/>
+        <a:font script="Tale" typeface="Microsoft Tai Le"/>
+        <a:font script="Talu" typeface="Microsoft New Tai Lue"/>
+        <a:font script="Tfng" typeface="Ebrima"/>
       </a:minorFont>
     </a:fontScheme>
-    <a:fmtScheme>
+    <a:fmtScheme name="Office">
       <a:fillStyleLst>
         <a:solidFill>
           <a:schemeClr val="phClr"/>
         </a:solidFill>
-        <a:solidFill>
-          <a:schemeClr val="phClr"/>
-        </a:solidFill>
-        <a:solidFill>
-          <a:schemeClr val="phClr"/>
-        </a:solidFill>
+        <a:gradFill rotWithShape="1">
+          <a:gsLst>
+            <a:gs pos="0">
+              <a:schemeClr val="phClr">
+                <a:lumMod val="110000"/>
+                <a:satMod val="105000"/>
+                <a:tint val="67000"/>
+              </a:schemeClr>
+            </a:gs>
+            <a:gs pos="50000">
+              <a:schemeClr val="phClr">
+                <a:lumMod val="105000"/>
+                <a:satMod val="103000"/>
+                <a:tint val="73000"/>
+              </a:schemeClr>
+            </a:gs>
+            <a:gs pos="100000">
+              <a:schemeClr val="phClr">
+                <a:lumMod val="105000"/>
+                <a:satMod val="109000"/>
+                <a:tint val="81000"/>
+              </a:schemeClr>
+            </a:gs>
+          </a:gsLst>
+          <a:lin ang="5400000" scaled="0"/>
+        </a:gradFill>
+        <a:gradFill rotWithShape="1">
+          <a:gsLst>
+            <a:gs pos="0">
+              <a:schemeClr val="phClr">
+                <a:satMod val="103000"/>
+                <a:lumMod val="102000"/>
+                <a:tint val="94000"/>
+              </a:schemeClr>
+            </a:gs>
+            <a:gs pos="50000">
+              <a:schemeClr val="phClr">
+                <a:satMod val="110000"/>
+                <a:lumMod val="100000"/>
+                <a:shade val="100000"/>
+              </a:schemeClr>
+            </a:gs>
+            <a:gs pos="100000">
+              <a:schemeClr val="phClr">
+                <a:lumMod val="99000"/>
+                <a:satMod val="120000"/>
+                <a:shade val="78000"/>
+              </a:schemeClr>
+            </a:gs>
+          </a:gsLst>
+          <a:lin ang="5400000" scaled="0"/>
+        </a:gradFill>
       </a:fillStyleLst>
       <a:lnStyleLst>
         <a:ln w="6350" cap="flat" cmpd="sng" algn="ctr">
+          <a:solidFill>
+            <a:schemeClr val="phClr"/>
+          </a:solidFill>
           <a:prstDash val="solid"/>
-          <a:miter/>
+          <a:miter lim="800000"/>
         </a:ln>
-        <a:ln w="6350" cap="flat" cmpd="sng" algn="ctr">
+        <a:ln w="12700" cap="flat" cmpd="sng" algn="ctr">
+          <a:solidFill>
+            <a:schemeClr val="phClr"/>
+          </a:solidFill>
           <a:prstDash val="solid"/>
-          <a:miter/>
+          <a:miter lim="800000"/>
         </a:ln>
-        <a:ln w="6350" cap="flat" cmpd="sng" algn="ctr">
+        <a:ln w="19050" cap="flat" cmpd="sng" algn="ctr">
+          <a:solidFill>
+            <a:schemeClr val="phClr"/>
+          </a:solidFill>
           <a:prstDash val="solid"/>
-          <a:miter/>
+          <a:miter lim="800000"/>
         </a:ln>
       </a:lnStyleLst>
       <a:effectStyleLst>
@@ -4681,7 +8171,13 @@
           <a:effectLst/>
         </a:effectStyle>
         <a:effectStyle>
-          <a:effectLst/>
+          <a:effectLst>
+            <a:outerShdw blurRad="57150" dist="19050" dir="5400000" algn="ctr" rotWithShape="0">
+              <a:srgbClr val="000000">
+                <a:alpha val="63000"/>
+              </a:srgbClr>
+            </a:outerShdw>
+          </a:effectLst>
         </a:effectStyle>
       </a:effectStyleLst>
       <a:bgFillStyleLst>
@@ -4689,15 +8185,47 @@
           <a:schemeClr val="phClr"/>
         </a:solidFill>
         <a:solidFill>
-          <a:schemeClr val="phClr"/>
+          <a:schemeClr val="phClr">
+            <a:tint val="95000"/>
+            <a:satMod val="170000"/>
+          </a:schemeClr>
         </a:solidFill>
-        <a:solidFill>
-          <a:schemeClr val="phClr"/>
-        </a:solidFill>
+        <a:gradFill rotWithShape="1">
+          <a:gsLst>
+            <a:gs pos="0">
+              <a:schemeClr val="phClr">
+                <a:tint val="93000"/>
+                <a:satMod val="150000"/>
+                <a:shade val="98000"/>
+                <a:lumMod val="102000"/>
+              </a:schemeClr>
+            </a:gs>
+            <a:gs pos="50000">
+              <a:schemeClr val="phClr">
+                <a:tint val="98000"/>
+                <a:satMod val="130000"/>
+                <a:shade val="90000"/>
+                <a:lumMod val="103000"/>
+              </a:schemeClr>
+            </a:gs>
+            <a:gs pos="100000">
+              <a:schemeClr val="phClr">
+                <a:shade val="63000"/>
+                <a:satMod val="120000"/>
+              </a:schemeClr>
+            </a:gs>
+          </a:gsLst>
+          <a:lin ang="5400000" scaled="0"/>
+        </a:gradFill>
       </a:bgFillStyleLst>
     </a:fmtScheme>
   </a:themeElements>
   <a:objectDefaults/>
   <a:extraClrSchemeLst/>
+  <a:extLst>
+    <a:ext uri="{05A4C25C-085E-4340-85A3-A5531E510DB2}">
+      <thm15:themeFamily xmlns:thm15="http://schemas.microsoft.com/office/thememl/2012/main" name="Office Theme" id="{62F939B6-93AF-4DB8-9C6B-D6C7DFDC589F}" vid="{4A3C46E8-61CC-4603-A589-7422A47A8E4A}"/>
+    </a:ext>
+  </a:extLst>
 </a:theme>
 </file>